--- a/EXPORTS/DOCX/published/niveau3/English/WMAmsterdam.docx
+++ b/EXPORTS/DOCX/published/niveau3/English/WMAmsterdam.docx
@@ -135,7 +135,7 @@
           <w:rFonts w:ascii="Charis SIL Regular" w:hAnsi="Charis SIL Regular" w:eastAsia="Charis SIL Regular"/>
           <w:b w:val="0"/>
           <w:i w:val="0"/>
-          <w:color w:val="0066CC"/>
+          <w:color w:val="0000FF"/>
           <w:sz w:val="24"/>
           <w:u w:val="single"/>
         </w:rPr>
@@ -153,7 +153,7 @@
           <w:rFonts w:ascii="Charis SIL Regular" w:hAnsi="Charis SIL Regular" w:eastAsia="Charis SIL Regular"/>
           <w:b w:val="0"/>
           <w:i w:val="0"/>
-          <w:color w:val="0066CC"/>
+          <w:color w:val="0000FF"/>
           <w:sz w:val="24"/>
           <w:u w:val="single"/>
         </w:rPr>
@@ -164,7 +164,7 @@
           <w:rFonts w:ascii="Charis SIL Regular" w:hAnsi="Charis SIL Regular" w:eastAsia="Charis SIL Regular"/>
           <w:b w:val="0"/>
           <w:i w:val="0"/>
-          <w:color w:val="0066CC"/>
+          <w:color w:val="0000FF"/>
           <w:sz w:val="24"/>
           <w:u w:val="single"/>
         </w:rPr>
@@ -199,7 +199,7 @@
       </w:r>
       <w:r>
         <w:rPr>
-          <w:u w:val="single" w:color="0066cc"/>
+          <w:u w:val="single" w:color="0000ff"/>
           <w:rFonts w:ascii="Charis SIL Regular" w:hAnsi="Charis SIL Regular" w:eastAsia="Charis SIL Regular"/>
           <w:b w:val="0"/>
           <w:i w:val="0"/>
@@ -217,7 +217,7 @@
       </w:r>
       <w:r>
         <w:rPr>
-          <w:u w:val="single" w:color="0066cc"/>
+          <w:u w:val="single" w:color="0000ff"/>
           <w:rFonts w:ascii="Charis SIL Regular" w:hAnsi="Charis SIL Regular" w:eastAsia="Charis SIL Regular"/>
           <w:b w:val="0"/>
           <w:i w:val="0"/>
@@ -288,7 +288,7 @@
           <w:rFonts w:ascii="Charis SIL Regular" w:hAnsi="Charis SIL Regular" w:eastAsia="Charis SIL Regular"/>
           <w:b w:val="0"/>
           <w:i w:val="0"/>
-          <w:color w:val="0066CC"/>
+          <w:color w:val="0000FF"/>
           <w:sz w:val="24"/>
           <w:u w:val="single"/>
         </w:rPr>
@@ -306,7 +306,7 @@
           <w:rFonts w:ascii="Charis SIL Regular" w:hAnsi="Charis SIL Regular" w:eastAsia="Charis SIL Regular"/>
           <w:b w:val="0"/>
           <w:i w:val="0"/>
-          <w:color w:val="0066CC"/>
+          <w:color w:val="0000FF"/>
           <w:sz w:val="24"/>
           <w:u w:val="single"/>
         </w:rPr>
@@ -317,7 +317,7 @@
           <w:rFonts w:ascii="Charis SIL Regular" w:hAnsi="Charis SIL Regular" w:eastAsia="Charis SIL Regular"/>
           <w:b w:val="0"/>
           <w:i w:val="0"/>
-          <w:color w:val="0066CC"/>
+          <w:color w:val="0000FF"/>
           <w:sz w:val="24"/>
           <w:u w:val="single"/>
         </w:rPr>
@@ -335,7 +335,7 @@
           <w:rFonts w:ascii="Charis SIL Regular" w:hAnsi="Charis SIL Regular" w:eastAsia="Charis SIL Regular"/>
           <w:b w:val="0"/>
           <w:i w:val="0"/>
-          <w:color w:val="0066CC"/>
+          <w:color w:val="0000FF"/>
           <w:sz w:val="24"/>
           <w:u w:val="single"/>
         </w:rPr>
@@ -346,7 +346,7 @@
           <w:rFonts w:ascii="Charis SIL Regular" w:hAnsi="Charis SIL Regular" w:eastAsia="Charis SIL Regular"/>
           <w:b w:val="0"/>
           <w:i w:val="0"/>
-          <w:color w:val="0066CC"/>
+          <w:color w:val="0000FF"/>
           <w:sz w:val="24"/>
           <w:u w:val="single"/>
         </w:rPr>
@@ -384,7 +384,7 @@
           <w:rFonts w:ascii="Charis SIL Regular" w:hAnsi="Charis SIL Regular" w:eastAsia="Charis SIL Regular"/>
           <w:b w:val="0"/>
           <w:i w:val="0"/>
-          <w:color w:val="0066CC"/>
+          <w:color w:val="0000FF"/>
           <w:sz w:val="24"/>
           <w:u w:val="single"/>
         </w:rPr>
@@ -402,7 +402,7 @@
           <w:rFonts w:ascii="Charis SIL Regular" w:hAnsi="Charis SIL Regular" w:eastAsia="Charis SIL Regular"/>
           <w:b w:val="0"/>
           <w:i w:val="0"/>
-          <w:color w:val="0066CC"/>
+          <w:color w:val="0000FF"/>
           <w:sz w:val="24"/>
           <w:u w:val="single"/>
         </w:rPr>
@@ -413,7 +413,7 @@
           <w:rFonts w:ascii="Charis SIL Regular" w:hAnsi="Charis SIL Regular" w:eastAsia="Charis SIL Regular"/>
           <w:b w:val="0"/>
           <w:i w:val="0"/>
-          <w:color w:val="0066CC"/>
+          <w:color w:val="0000FF"/>
           <w:sz w:val="24"/>
           <w:u w:val="single"/>
         </w:rPr>
@@ -431,7 +431,7 @@
           <w:rFonts w:ascii="Charis SIL Regular" w:hAnsi="Charis SIL Regular" w:eastAsia="Charis SIL Regular"/>
           <w:b w:val="0"/>
           <w:i w:val="0"/>
-          <w:color w:val="0066CC"/>
+          <w:color w:val="0000FF"/>
           <w:sz w:val="24"/>
           <w:u w:val="single"/>
         </w:rPr>
@@ -442,7 +442,7 @@
           <w:rFonts w:ascii="Charis SIL Regular" w:hAnsi="Charis SIL Regular" w:eastAsia="Charis SIL Regular"/>
           <w:b w:val="0"/>
           <w:i w:val="0"/>
-          <w:color w:val="0066CC"/>
+          <w:color w:val="0000FF"/>
           <w:sz w:val="24"/>
           <w:u w:val="single"/>
         </w:rPr>
@@ -460,11 +460,11 @@
           <w:rFonts w:ascii="Charis SIL Regular" w:hAnsi="Charis SIL Regular" w:eastAsia="Charis SIL Regular"/>
           <w:b w:val="0"/>
           <w:i w:val="0"/>
-          <w:color w:val="0066CC"/>
+          <w:color w:val="0000FF"/>
           <w:sz w:val="24"/>
           <w:u w:val="single"/>
         </w:rPr>
-        <w:hyperlink r:id="rId10" w:history="1">
+        <w:hyperlink r:id="rId11" w:history="1">
           <w:r>
             <w:rPr>
               <w:rStyle w:val="Hyperlink"/>
@@ -478,7 +478,7 @@
           <w:rFonts w:ascii="Charis SIL Regular" w:hAnsi="Charis SIL Regular" w:eastAsia="Charis SIL Regular"/>
           <w:b w:val="0"/>
           <w:i w:val="0"/>
-          <w:color w:val="0066CC"/>
+          <w:color w:val="0000FF"/>
           <w:sz w:val="24"/>
           <w:u w:val="single"/>
         </w:rPr>
@@ -489,11 +489,11 @@
           <w:rFonts w:ascii="Charis SIL Regular" w:hAnsi="Charis SIL Regular" w:eastAsia="Charis SIL Regular"/>
           <w:b w:val="0"/>
           <w:i w:val="0"/>
-          <w:color w:val="0066CC"/>
+          <w:color w:val="0000FF"/>
           <w:sz w:val="24"/>
           <w:u w:val="single"/>
         </w:rPr>
-        <w:hyperlink r:id="rId10" w:history="1">
+        <w:hyperlink r:id="rId11" w:history="1">
           <w:r>
             <w:rPr>
               <w:rStyle w:val="Hyperlink"/>
@@ -507,7 +507,7 @@
           <w:rFonts w:ascii="Charis SIL Regular" w:hAnsi="Charis SIL Regular" w:eastAsia="Charis SIL Regular"/>
           <w:b w:val="0"/>
           <w:i w:val="0"/>
-          <w:color w:val="0066CC"/>
+          <w:color w:val="0000FF"/>
           <w:sz w:val="24"/>
           <w:u w:val="single"/>
         </w:rPr>
@@ -518,11 +518,11 @@
           <w:rFonts w:ascii="Charis SIL Regular" w:hAnsi="Charis SIL Regular" w:eastAsia="Charis SIL Regular"/>
           <w:b w:val="0"/>
           <w:i w:val="0"/>
-          <w:color w:val="0066CC"/>
+          <w:color w:val="0000FF"/>
           <w:sz w:val="24"/>
           <w:u w:val="single"/>
         </w:rPr>
-        <w:hyperlink r:id="rId10" w:history="1">
+        <w:hyperlink r:id="rId11" w:history="1">
           <w:r>
             <w:rPr>
               <w:rStyle w:val="Hyperlink"/>
@@ -536,11 +536,11 @@
           <w:rFonts w:ascii="Charis SIL Regular" w:hAnsi="Charis SIL Regular" w:eastAsia="Charis SIL Regular"/>
           <w:b w:val="0"/>
           <w:i w:val="0"/>
-          <w:color w:val="0066CC"/>
+          <w:color w:val="0000FF"/>
           <w:sz w:val="24"/>
           <w:u w:val="single"/>
         </w:rPr>
-        <w:hyperlink r:id="rId10" w:history="1">
+        <w:hyperlink r:id="rId11" w:history="1">
           <w:r>
             <w:rPr>
               <w:rStyle w:val="Hyperlink"/>
@@ -554,7 +554,7 @@
           <w:rFonts w:ascii="Charis SIL Regular" w:hAnsi="Charis SIL Regular" w:eastAsia="Charis SIL Regular"/>
           <w:b w:val="0"/>
           <w:i w:val="0"/>
-          <w:color w:val="0066CC"/>
+          <w:color w:val="0000FF"/>
           <w:sz w:val="24"/>
           <w:u w:val="single"/>
         </w:rPr>
@@ -572,7 +572,7 @@
           <w:rFonts w:ascii="Charis SIL Regular" w:hAnsi="Charis SIL Regular" w:eastAsia="Charis SIL Regular"/>
           <w:b w:val="0"/>
           <w:i w:val="0"/>
-          <w:color w:val="0066CC"/>
+          <w:color w:val="0000FF"/>
           <w:sz w:val="24"/>
           <w:u w:val="single"/>
         </w:rPr>
@@ -583,11 +583,11 @@
           <w:rFonts w:ascii="Charis SIL Regular" w:hAnsi="Charis SIL Regular" w:eastAsia="Charis SIL Regular"/>
           <w:b w:val="0"/>
           <w:i w:val="0"/>
-          <w:color w:val="0066CC"/>
+          <w:color w:val="0000FF"/>
           <w:sz w:val="24"/>
           <w:u w:val="single"/>
         </w:rPr>
-        <w:hyperlink r:id="rId11" w:history="1">
+        <w:hyperlink r:id="rId10" w:history="1">
           <w:r>
             <w:rPr>
               <w:rStyle w:val="Hyperlink"/>
@@ -601,9 +601,206 @@
           <w:rFonts w:ascii="Charis SIL Regular" w:hAnsi="Charis SIL Regular" w:eastAsia="Charis SIL Regular"/>
           <w:b w:val="0"/>
           <w:i w:val="0"/>
-          <w:color w:val="0066CC"/>
+          <w:color w:val="0000FF"/>
           <w:sz w:val="24"/>
           <w:u w:val="single"/>
+        </w:rPr>
+        <w:hyperlink r:id="rId10" w:history="1">
+          <w:r>
+            <w:rPr>
+              <w:rStyle w:val="Hyperlink"/>
+            </w:rPr>
+            <w:t>i</w:t>
+          </w:r>
+        </w:hyperlink>
+      </w:r>
+      <w:r>
+        <w:rPr>
+          <w:rFonts w:ascii="Charis SIL Regular" w:hAnsi="Charis SIL Regular" w:eastAsia="Charis SIL Regular"/>
+          <w:b w:val="0"/>
+          <w:i w:val="0"/>
+          <w:color w:val="0000FF"/>
+          <w:sz w:val="24"/>
+          <w:u w:val="single"/>
+        </w:rPr>
+        <w:hyperlink r:id="rId10" w:history="1">
+          <w:r>
+            <w:rPr>
+              <w:rStyle w:val="Hyperlink"/>
+            </w:rPr>
+            <w:t>dt</w:t>
+          </w:r>
+        </w:hyperlink>
+      </w:r>
+      <w:r>
+        <w:rPr>
+          <w:rFonts w:ascii="Charis SIL Regular" w:hAnsi="Charis SIL Regular" w:eastAsia="Charis SIL Regular"/>
+          <w:b w:val="0"/>
+          <w:i w:val="0"/>
+          <w:color w:val="0000FF"/>
+          <w:sz w:val="24"/>
+          <w:u w:val="single"/>
+        </w:rPr>
+        <w:t xml:space="preserve"> </w:t>
+      </w:r>
+      <w:r>
+        <w:rPr>
+          <w:rFonts w:ascii="Charis SIL Regular" w:hAnsi="Charis SIL Regular" w:eastAsia="Charis SIL Regular"/>
+          <w:b w:val="0"/>
+          <w:i w:val="0"/>
+          <w:color w:val="0000FF"/>
+          <w:sz w:val="24"/>
+          <w:u w:val="single"/>
+        </w:rPr>
+        <w:hyperlink r:id="rId10" w:history="1">
+          <w:r>
+            <w:rPr>
+              <w:rStyle w:val="Hyperlink"/>
+            </w:rPr>
+            <w:t>auf</w:t>
+          </w:r>
+        </w:hyperlink>
+      </w:r>
+      <w:r>
+        <w:rPr>
+          <w:rFonts w:ascii="Charis SIL Regular" w:hAnsi="Charis SIL Regular" w:eastAsia="Charis SIL Regular"/>
+          <w:b w:val="0"/>
+          <w:i w:val="0"/>
+          <w:color w:val="0000FF"/>
+          <w:sz w:val="24"/>
+          <w:u w:val="single"/>
+        </w:rPr>
+        <w:t xml:space="preserve"> </w:t>
+      </w:r>
+      <w:r>
+        <w:rPr>
+          <w:rFonts w:ascii="Charis SIL Regular" w:hAnsi="Charis SIL Regular" w:eastAsia="Charis SIL Regular"/>
+          <w:b w:val="0"/>
+          <w:i w:val="0"/>
+          <w:color w:val="0000FF"/>
+          <w:sz w:val="24"/>
+          <w:u w:val="single"/>
+        </w:rPr>
+        <w:hyperlink r:id="rId10" w:history="1">
+          <w:r>
+            <w:rPr>
+              <w:rStyle w:val="Hyperlink"/>
+            </w:rPr>
+            <w:t>Alt</w:t>
+          </w:r>
+        </w:hyperlink>
+      </w:r>
+      <w:r>
+        <w:rPr>
+          <w:rFonts w:ascii="Charis SIL Regular" w:hAnsi="Charis SIL Regular" w:eastAsia="Charis SIL Regular"/>
+          <w:b w:val="0"/>
+          <w:i w:val="0"/>
+          <w:color w:val="0000FF"/>
+          <w:sz w:val="24"/>
+          <w:u w:val="single"/>
+        </w:rPr>
+        <w:hyperlink r:id="rId11" w:history="1">
+          <w:r>
+            <w:rPr>
+              <w:rStyle w:val="Hyperlink"/>
+            </w:rPr>
+            <w:t>enstadt</w:t>
+          </w:r>
+        </w:hyperlink>
+      </w:r>
+      <w:r>
+        <w:rPr>
+          <w:rFonts w:ascii="Charis SIL Regular" w:hAnsi="Charis SIL Regular" w:eastAsia="Charis SIL Regular"/>
+          <w:b w:val="0"/>
+          <w:i w:val="0"/>
+          <w:color w:val="000000"/>
+          <w:sz w:val="24"/>
+        </w:rPr>
+        <w:t xml:space="preserve">, the Government of the </w:t>
+      </w:r>
+      <w:r>
+        <w:rPr>
+          <w:rFonts w:ascii="Charis SIL Regular" w:hAnsi="Charis SIL Regular" w:eastAsia="Charis SIL Regular"/>
+          <w:b w:val="0"/>
+          <w:i w:val="0"/>
+          <w:color w:val="000000"/>
+          <w:sz w:val="24"/>
+        </w:rPr>
+        <w:t>Dutch Eas</w:t>
+      </w:r>
+      <w:r>
+        <w:rPr>
+          <w:u w:val="single" w:color="0000ff"/>
+          <w:rFonts w:ascii="Charis SIL Regular" w:hAnsi="Charis SIL Regular" w:eastAsia="Charis SIL Regular"/>
+          <w:b w:val="0"/>
+          <w:i w:val="0"/>
+          <w:color w:val="000000"/>
+          <w:sz w:val="24"/>
+        </w:rPr>
+        <w:t>t Indies, 's Land</w:t>
+      </w:r>
+      <w:r>
+        <w:rPr>
+          <w:u w:val="single" w:color="0000ff"/>
+          <w:rFonts w:ascii="Charis SIL Regular" w:hAnsi="Charis SIL Regular" w:eastAsia="Charis SIL Regular"/>
+          <w:b w:val="0"/>
+          <w:i w:val="0"/>
+          <w:color w:val="000000"/>
+          <w:sz w:val="24"/>
+        </w:rPr>
+        <w:hyperlink r:id="rId11" w:history="1">
+          <w:r>
+            <w:rPr>
+              <w:rStyle w:val="Hyperlink"/>
+            </w:rPr>
+            <w:t>s Pla</w:t>
+          </w:r>
+        </w:hyperlink>
+      </w:r>
+      <w:r>
+        <w:rPr>
+          <w:u w:val="single" w:color="0000ff"/>
+          <w:rFonts w:ascii="Charis SIL Regular" w:hAnsi="Charis SIL Regular" w:eastAsia="Charis SIL Regular"/>
+          <w:b w:val="0"/>
+          <w:i w:val="0"/>
+          <w:color w:val="000000"/>
+          <w:sz w:val="24"/>
+        </w:rPr>
+        <w:hyperlink r:id="rId11" w:history="1">
+          <w:r>
+            <w:rPr>
+              <w:rStyle w:val="Hyperlink"/>
+            </w:rPr>
+            <w:t>n</w:t>
+          </w:r>
+        </w:hyperlink>
+      </w:r>
+      <w:r>
+        <w:rPr>
+          <w:u w:val="single" w:color="0000ff"/>
+          <w:rFonts w:ascii="Charis SIL Regular" w:hAnsi="Charis SIL Regular" w:eastAsia="Charis SIL Regular"/>
+          <w:b w:val="0"/>
+          <w:i w:val="0"/>
+          <w:color w:val="000000"/>
+          <w:sz w:val="24"/>
+        </w:rPr>
+        <w:hyperlink r:id="rId11" w:history="1">
+          <w:r>
+            <w:rPr>
+              <w:rStyle w:val="Hyperlink"/>
+            </w:rPr>
+            <w:t>tentu</w:t>
+          </w:r>
+        </w:hyperlink>
+      </w:r>
+      <w:r>
+        <w:rPr>
+          <w:u w:val="single" w:color="0000ff"/>
+          <w:rFonts w:ascii="Charis SIL Regular" w:hAnsi="Charis SIL Regular" w:eastAsia="Charis SIL Regular"/>
+          <w:b w:val="0"/>
+          <w:i w:val="0"/>
+          <w:color w:val="000000"/>
+          <w:sz w:val="24"/>
         </w:rPr>
         <w:hyperlink r:id="rId11" w:history="1">
           <w:r>
@@ -616,193 +813,54 @@
       </w:r>
       <w:r>
         <w:rPr>
+          <w:u w:val="single" w:color="0000ff"/>
           <w:rFonts w:ascii="Charis SIL Regular" w:hAnsi="Charis SIL Regular" w:eastAsia="Charis SIL Regular"/>
           <w:b w:val="0"/>
           <w:i w:val="0"/>
-          <w:color w:val="0066CC"/>
-          <w:sz w:val="24"/>
-          <w:u w:val="single"/>
+          <w:color w:val="000000"/>
+          <w:sz w:val="24"/>
         </w:rPr>
         <w:hyperlink r:id="rId11" w:history="1">
           <w:r>
             <w:rPr>
               <w:rStyle w:val="Hyperlink"/>
             </w:rPr>
-            <w:t>dt</w:t>
+            <w:t>n in</w:t>
           </w:r>
         </w:hyperlink>
       </w:r>
       <w:r>
         <w:rPr>
+          <w:u w:val="single" w:color="0000ff"/>
           <w:rFonts w:ascii="Charis SIL Regular" w:hAnsi="Charis SIL Regular" w:eastAsia="Charis SIL Regular"/>
           <w:b w:val="0"/>
           <w:i w:val="0"/>
-          <w:color w:val="0066CC"/>
-          <w:sz w:val="24"/>
-          <w:u w:val="single"/>
+          <w:color w:val="000000"/>
+          <w:sz w:val="24"/>
         </w:rPr>
         <w:t xml:space="preserve"> </w:t>
       </w:r>
       <w:r>
         <w:rPr>
+          <w:u w:val="single" w:color="0000ff"/>
           <w:rFonts w:ascii="Charis SIL Regular" w:hAnsi="Charis SIL Regular" w:eastAsia="Charis SIL Regular"/>
           <w:b w:val="0"/>
           <w:i w:val="0"/>
-          <w:color w:val="0066CC"/>
-          <w:sz w:val="24"/>
-          <w:u w:val="single"/>
+          <w:color w:val="000000"/>
+          <w:sz w:val="24"/>
         </w:rPr>
         <w:hyperlink r:id="rId11" w:history="1">
           <w:r>
             <w:rPr>
               <w:rStyle w:val="Hyperlink"/>
             </w:rPr>
-            <w:t>auf</w:t>
+            <w:t>Bogor a</w:t>
           </w:r>
         </w:hyperlink>
       </w:r>
       <w:r>
         <w:rPr>
-          <w:rFonts w:ascii="Charis SIL Regular" w:hAnsi="Charis SIL Regular" w:eastAsia="Charis SIL Regular"/>
-          <w:b w:val="0"/>
-          <w:i w:val="0"/>
-          <w:color w:val="0066CC"/>
-          <w:sz w:val="24"/>
-          <w:u w:val="single"/>
-        </w:rPr>
-        <w:t xml:space="preserve"> </w:t>
-      </w:r>
-      <w:r>
-        <w:rPr>
-          <w:rFonts w:ascii="Charis SIL Regular" w:hAnsi="Charis SIL Regular" w:eastAsia="Charis SIL Regular"/>
-          <w:b w:val="0"/>
-          <w:i w:val="0"/>
-          <w:color w:val="0066CC"/>
-          <w:sz w:val="24"/>
-          <w:u w:val="single"/>
-        </w:rPr>
-        <w:hyperlink r:id="rId10" w:history="1">
-          <w:r>
-            <w:rPr>
-              <w:rStyle w:val="Hyperlink"/>
-            </w:rPr>
-            <w:t>Alt</w:t>
-          </w:r>
-        </w:hyperlink>
-      </w:r>
-      <w:r>
-        <w:rPr>
-          <w:rFonts w:ascii="Charis SIL Regular" w:hAnsi="Charis SIL Regular" w:eastAsia="Charis SIL Regular"/>
-          <w:b w:val="0"/>
-          <w:i w:val="0"/>
-          <w:color w:val="0066CC"/>
-          <w:sz w:val="24"/>
-          <w:u w:val="single"/>
-        </w:rPr>
-        <w:hyperlink r:id="rId11" w:history="1">
-          <w:r>
-            <w:rPr>
-              <w:rStyle w:val="Hyperlink"/>
-            </w:rPr>
-            <w:t>enstadt</w:t>
-          </w:r>
-        </w:hyperlink>
-      </w:r>
-      <w:r>
-        <w:rPr>
-          <w:rFonts w:ascii="Charis SIL Regular" w:hAnsi="Charis SIL Regular" w:eastAsia="Charis SIL Regular"/>
-          <w:b w:val="0"/>
-          <w:i w:val="0"/>
-          <w:color w:val="000000"/>
-          <w:sz w:val="24"/>
-        </w:rPr>
-        <w:t xml:space="preserve">, the Government of the </w:t>
-      </w:r>
-      <w:r>
-        <w:rPr>
-          <w:rFonts w:ascii="Charis SIL Regular" w:hAnsi="Charis SIL Regular" w:eastAsia="Charis SIL Regular"/>
-          <w:b w:val="0"/>
-          <w:i w:val="0"/>
-          <w:color w:val="000000"/>
-          <w:sz w:val="24"/>
-        </w:rPr>
-        <w:t>Dutch Eas</w:t>
-      </w:r>
-      <w:r>
-        <w:rPr>
-          <w:u w:val="single" w:color="0066cc"/>
-          <w:rFonts w:ascii="Charis SIL Regular" w:hAnsi="Charis SIL Regular" w:eastAsia="Charis SIL Regular"/>
-          <w:b w:val="0"/>
-          <w:i w:val="0"/>
-          <w:color w:val="000000"/>
-          <w:sz w:val="24"/>
-        </w:rPr>
-        <w:hyperlink r:id="rId11" w:history="1">
-          <w:r>
-            <w:rPr>
-              <w:rStyle w:val="Hyperlink"/>
-            </w:rPr>
-            <w:t>t Indies</w:t>
-          </w:r>
-        </w:hyperlink>
-      </w:r>
-      <w:r>
-        <w:rPr>
-          <w:u w:val="single" w:color="0066cc"/>
-          <w:rFonts w:ascii="Charis SIL Regular" w:hAnsi="Charis SIL Regular" w:eastAsia="Charis SIL Regular"/>
-          <w:b w:val="0"/>
-          <w:i w:val="0"/>
-          <w:color w:val="000000"/>
-          <w:sz w:val="24"/>
-        </w:rPr>
-        <w:hyperlink r:id="rId11" w:history="1">
-          <w:r>
-            <w:rPr>
-              <w:rStyle w:val="Hyperlink"/>
-            </w:rPr>
-            <w:t>,</w:t>
-          </w:r>
-        </w:hyperlink>
-      </w:r>
-      <w:r>
-        <w:rPr>
-          <w:u w:val="single" w:color="0066cc"/>
-          <w:rFonts w:ascii="Charis SIL Regular" w:hAnsi="Charis SIL Regular" w:eastAsia="Charis SIL Regular"/>
-          <w:b w:val="0"/>
-          <w:i w:val="0"/>
-          <w:color w:val="000000"/>
-          <w:sz w:val="24"/>
-        </w:rPr>
-        <w:hyperlink r:id="rId11" w:history="1">
-          <w:r>
-            <w:rPr>
-              <w:rStyle w:val="Hyperlink"/>
-            </w:rPr>
-            <w:t xml:space="preserve"> 's Land</w:t>
-          </w:r>
-        </w:hyperlink>
-      </w:r>
-      <w:r>
-        <w:rPr>
-          <w:u w:val="single" w:color="0066cc"/>
-          <w:rFonts w:ascii="Charis SIL Regular" w:hAnsi="Charis SIL Regular" w:eastAsia="Charis SIL Regular"/>
-          <w:b w:val="0"/>
-          <w:i w:val="0"/>
-          <w:color w:val="000000"/>
-          <w:sz w:val="24"/>
-        </w:rPr>
-        <w:hyperlink r:id="rId11" w:history="1">
-          <w:r>
-            <w:rPr>
-              <w:rStyle w:val="Hyperlink"/>
-            </w:rPr>
-            <w:t>s Pla</w:t>
-          </w:r>
-        </w:hyperlink>
-      </w:r>
-      <w:r>
-        <w:rPr>
-          <w:u w:val="single" w:color="0066cc"/>
+          <w:u w:val="single" w:color="0000ff"/>
           <w:rFonts w:ascii="Charis SIL Regular" w:hAnsi="Charis SIL Regular" w:eastAsia="Charis SIL Regular"/>
           <w:b w:val="0"/>
           <w:i w:val="0"/>
@@ -820,108 +878,7 @@
       </w:r>
       <w:r>
         <w:rPr>
-          <w:u w:val="single" w:color="0066cc"/>
-          <w:rFonts w:ascii="Charis SIL Regular" w:hAnsi="Charis SIL Regular" w:eastAsia="Charis SIL Regular"/>
-          <w:b w:val="0"/>
-          <w:i w:val="0"/>
-          <w:color w:val="000000"/>
-          <w:sz w:val="24"/>
-        </w:rPr>
-        <w:hyperlink r:id="rId11" w:history="1">
-          <w:r>
-            <w:rPr>
-              <w:rStyle w:val="Hyperlink"/>
-            </w:rPr>
-            <w:t>tentu</w:t>
-          </w:r>
-        </w:hyperlink>
-      </w:r>
-      <w:r>
-        <w:rPr>
-          <w:u w:val="single" w:color="0066cc"/>
-          <w:rFonts w:ascii="Charis SIL Regular" w:hAnsi="Charis SIL Regular" w:eastAsia="Charis SIL Regular"/>
-          <w:b w:val="0"/>
-          <w:i w:val="0"/>
-          <w:color w:val="000000"/>
-          <w:sz w:val="24"/>
-        </w:rPr>
-        <w:hyperlink r:id="rId11" w:history="1">
-          <w:r>
-            <w:rPr>
-              <w:rStyle w:val="Hyperlink"/>
-            </w:rPr>
-            <w:t>i</w:t>
-          </w:r>
-        </w:hyperlink>
-      </w:r>
-      <w:r>
-        <w:rPr>
-          <w:u w:val="single" w:color="0066cc"/>
-          <w:rFonts w:ascii="Charis SIL Regular" w:hAnsi="Charis SIL Regular" w:eastAsia="Charis SIL Regular"/>
-          <w:b w:val="0"/>
-          <w:i w:val="0"/>
-          <w:color w:val="000000"/>
-          <w:sz w:val="24"/>
-        </w:rPr>
-        <w:hyperlink r:id="rId11" w:history="1">
-          <w:r>
-            <w:rPr>
-              <w:rStyle w:val="Hyperlink"/>
-            </w:rPr>
-            <w:t>n in</w:t>
-          </w:r>
-        </w:hyperlink>
-      </w:r>
-      <w:r>
-        <w:rPr>
-          <w:u w:val="single" w:color="0066cc"/>
-          <w:rFonts w:ascii="Charis SIL Regular" w:hAnsi="Charis SIL Regular" w:eastAsia="Charis SIL Regular"/>
-          <w:b w:val="0"/>
-          <w:i w:val="0"/>
-          <w:color w:val="000000"/>
-          <w:sz w:val="24"/>
-        </w:rPr>
-        <w:t xml:space="preserve"> </w:t>
-      </w:r>
-      <w:r>
-        <w:rPr>
-          <w:u w:val="single" w:color="0066cc"/>
-          <w:rFonts w:ascii="Charis SIL Regular" w:hAnsi="Charis SIL Regular" w:eastAsia="Charis SIL Regular"/>
-          <w:b w:val="0"/>
-          <w:i w:val="0"/>
-          <w:color w:val="000000"/>
-          <w:sz w:val="24"/>
-        </w:rPr>
-        <w:hyperlink r:id="rId11" w:history="1">
-          <w:r>
-            <w:rPr>
-              <w:rStyle w:val="Hyperlink"/>
-            </w:rPr>
-            <w:t>Bogor a</w:t>
-          </w:r>
-        </w:hyperlink>
-      </w:r>
-      <w:r>
-        <w:rPr>
-          <w:u w:val="single" w:color="0066cc"/>
-          <w:rFonts w:ascii="Charis SIL Regular" w:hAnsi="Charis SIL Regular" w:eastAsia="Charis SIL Regular"/>
-          <w:b w:val="0"/>
-          <w:i w:val="0"/>
-          <w:color w:val="000000"/>
-          <w:sz w:val="24"/>
-        </w:rPr>
-        <w:hyperlink r:id="rId11" w:history="1">
-          <w:r>
-            <w:rPr>
-              <w:rStyle w:val="Hyperlink"/>
-            </w:rPr>
-            <w:t>n</w:t>
-          </w:r>
-        </w:hyperlink>
-      </w:r>
-      <w:r>
-        <w:rPr>
-          <w:u w:val="single" w:color="0066cc"/>
+          <w:u w:val="single" w:color="0000ff"/>
           <w:rFonts w:ascii="Charis SIL Regular" w:hAnsi="Charis SIL Regular" w:eastAsia="Charis SIL Regular"/>
           <w:b w:val="0"/>
           <w:i w:val="0"/>
@@ -939,7 +896,7 @@
       </w:r>
       <w:r>
         <w:rPr>
-          <w:u w:val="single" w:color="0066cc"/>
+          <w:u w:val="single" w:color="0000ff"/>
           <w:rFonts w:ascii="Charis SIL Regular" w:hAnsi="Charis SIL Regular" w:eastAsia="Charis SIL Regular"/>
           <w:b w:val="0"/>
           <w:i w:val="0"/>
@@ -957,7 +914,7 @@
       </w:r>
       <w:r>
         <w:rPr>
-          <w:u w:val="single" w:color="0066cc"/>
+          <w:u w:val="single" w:color="0000ff"/>
           <w:rFonts w:ascii="Charis SIL Regular" w:hAnsi="Charis SIL Regular" w:eastAsia="Charis SIL Regular"/>
           <w:b w:val="0"/>
           <w:i w:val="0"/>
@@ -1051,7 +1008,7 @@
           <w:rFonts w:ascii="Charis SIL Regular" w:hAnsi="Charis SIL Regular" w:eastAsia="Charis SIL Regular"/>
           <w:b w:val="0"/>
           <w:i w:val="0"/>
-          <w:color w:val="0066CC"/>
+          <w:color w:val="0000FF"/>
           <w:sz w:val="24"/>
           <w:u w:val="single"/>
         </w:rPr>
@@ -1069,7 +1026,7 @@
           <w:rFonts w:ascii="Charis SIL Regular" w:hAnsi="Charis SIL Regular" w:eastAsia="Charis SIL Regular"/>
           <w:b w:val="0"/>
           <w:i w:val="0"/>
-          <w:color w:val="0066CC"/>
+          <w:color w:val="0000FF"/>
           <w:sz w:val="24"/>
           <w:u w:val="single"/>
         </w:rPr>
@@ -1080,7 +1037,7 @@
           <w:rFonts w:ascii="Charis SIL Regular" w:hAnsi="Charis SIL Regular" w:eastAsia="Charis SIL Regular"/>
           <w:b w:val="0"/>
           <w:i w:val="0"/>
-          <w:color w:val="0066CC"/>
+          <w:color w:val="0000FF"/>
           <w:sz w:val="24"/>
           <w:u w:val="single"/>
         </w:rPr>
@@ -1098,7 +1055,7 @@
           <w:rFonts w:ascii="Charis SIL Regular" w:hAnsi="Charis SIL Regular" w:eastAsia="Charis SIL Regular"/>
           <w:b w:val="0"/>
           <w:i w:val="0"/>
-          <w:color w:val="0066CC"/>
+          <w:color w:val="0000FF"/>
           <w:sz w:val="24"/>
           <w:u w:val="single"/>
         </w:rPr>
@@ -1109,7 +1066,7 @@
           <w:rFonts w:ascii="Charis SIL Regular" w:hAnsi="Charis SIL Regular" w:eastAsia="Charis SIL Regular"/>
           <w:b w:val="0"/>
           <w:i w:val="0"/>
-          <w:color w:val="0066CC"/>
+          <w:color w:val="0000FF"/>
           <w:sz w:val="24"/>
           <w:u w:val="single"/>
         </w:rPr>
@@ -1144,7 +1101,7 @@
       </w:r>
       <w:r>
         <w:rPr>
-          <w:u w:val="single" w:color="0066cc"/>
+          <w:u w:val="single" w:color="0000ff"/>
           <w:rFonts w:ascii="Charis SIL Regular" w:hAnsi="Charis SIL Regular" w:eastAsia="Charis SIL Regular"/>
           <w:b w:val="0"/>
           <w:i w:val="0"/>
@@ -1162,7 +1119,7 @@
       </w:r>
       <w:r>
         <w:rPr>
-          <w:u w:val="single" w:color="0066cc"/>
+          <w:u w:val="single" w:color="0000ff"/>
           <w:rFonts w:ascii="Charis SIL Regular" w:hAnsi="Charis SIL Regular" w:eastAsia="Charis SIL Regular"/>
           <w:b w:val="0"/>
           <w:i w:val="0"/>
@@ -1180,7 +1137,7 @@
       </w:r>
       <w:r>
         <w:rPr>
-          <w:u w:val="single" w:color="0066cc"/>
+          <w:u w:val="single" w:color="0000ff"/>
           <w:rFonts w:ascii="Charis SIL Regular" w:hAnsi="Charis SIL Regular" w:eastAsia="Charis SIL Regular"/>
           <w:b w:val="0"/>
           <w:i w:val="0"/>
@@ -1198,7 +1155,7 @@
       </w:r>
       <w:r>
         <w:rPr>
-          <w:u w:val="single" w:color="0066cc"/>
+          <w:u w:val="single" w:color="0000ff"/>
           <w:rFonts w:ascii="Charis SIL Regular" w:hAnsi="Charis SIL Regular" w:eastAsia="Charis SIL Regular"/>
           <w:b w:val="0"/>
           <w:i w:val="0"/>
@@ -1209,7 +1166,7 @@
       </w:r>
       <w:r>
         <w:rPr>
-          <w:u w:val="single" w:color="0066cc"/>
+          <w:u w:val="single" w:color="0000ff"/>
           <w:rFonts w:ascii="Charis SIL Regular" w:hAnsi="Charis SIL Regular" w:eastAsia="Charis SIL Regular"/>
           <w:b w:val="0"/>
           <w:i w:val="0"/>
@@ -1280,7 +1237,7 @@
           <w:rFonts w:ascii="Charis SIL Regular" w:hAnsi="Charis SIL Regular" w:eastAsia="Charis SIL Regular"/>
           <w:b w:val="0"/>
           <w:i w:val="0"/>
-          <w:color w:val="0066CC"/>
+          <w:color w:val="0000FF"/>
           <w:sz w:val="24"/>
           <w:u w:val="single"/>
         </w:rPr>
@@ -1298,7 +1255,7 @@
           <w:rFonts w:ascii="Charis SIL Regular" w:hAnsi="Charis SIL Regular" w:eastAsia="Charis SIL Regular"/>
           <w:b w:val="0"/>
           <w:i w:val="0"/>
-          <w:color w:val="0066CC"/>
+          <w:color w:val="0000FF"/>
           <w:sz w:val="24"/>
           <w:u w:val="single"/>
         </w:rPr>
@@ -1309,7 +1266,7 @@
           <w:rFonts w:ascii="Charis SIL Regular" w:hAnsi="Charis SIL Regular" w:eastAsia="Charis SIL Regular"/>
           <w:b w:val="0"/>
           <w:i w:val="0"/>
-          <w:color w:val="0066CC"/>
+          <w:color w:val="0000FF"/>
           <w:sz w:val="24"/>
           <w:u w:val="single"/>
         </w:rPr>
@@ -1327,7 +1284,7 @@
           <w:rFonts w:ascii="Charis SIL Regular" w:hAnsi="Charis SIL Regular" w:eastAsia="Charis SIL Regular"/>
           <w:b w:val="0"/>
           <w:i w:val="0"/>
-          <w:color w:val="0066CC"/>
+          <w:color w:val="0000FF"/>
           <w:sz w:val="24"/>
           <w:u w:val="single"/>
         </w:rPr>
@@ -1338,7 +1295,7 @@
           <w:rFonts w:ascii="Charis SIL Regular" w:hAnsi="Charis SIL Regular" w:eastAsia="Charis SIL Regular"/>
           <w:b w:val="0"/>
           <w:i w:val="0"/>
-          <w:color w:val="0066CC"/>
+          <w:color w:val="0000FF"/>
           <w:sz w:val="24"/>
           <w:u w:val="single"/>
         </w:rPr>
@@ -1356,7 +1313,7 @@
           <w:rFonts w:ascii="Charis SIL Regular" w:hAnsi="Charis SIL Regular" w:eastAsia="Charis SIL Regular"/>
           <w:b w:val="0"/>
           <w:i w:val="0"/>
-          <w:color w:val="0066CC"/>
+          <w:color w:val="0000FF"/>
           <w:sz w:val="24"/>
           <w:u w:val="single"/>
         </w:rPr>
@@ -1367,7 +1324,7 @@
           <w:rFonts w:ascii="Charis SIL Regular" w:hAnsi="Charis SIL Regular" w:eastAsia="Charis SIL Regular"/>
           <w:b w:val="0"/>
           <w:i w:val="0"/>
-          <w:color w:val="0066CC"/>
+          <w:color w:val="0000FF"/>
           <w:sz w:val="24"/>
           <w:u w:val="single"/>
         </w:rPr>
@@ -1385,7 +1342,7 @@
           <w:rFonts w:ascii="Charis SIL Regular" w:hAnsi="Charis SIL Regular" w:eastAsia="Charis SIL Regular"/>
           <w:b w:val="0"/>
           <w:i w:val="0"/>
-          <w:color w:val="0066CC"/>
+          <w:color w:val="0000FF"/>
           <w:sz w:val="24"/>
           <w:u w:val="single"/>
         </w:rPr>
@@ -1396,7 +1353,7 @@
           <w:rFonts w:ascii="Charis SIL Regular" w:hAnsi="Charis SIL Regular" w:eastAsia="Charis SIL Regular"/>
           <w:b w:val="0"/>
           <w:i w:val="0"/>
-          <w:color w:val="0066CC"/>
+          <w:color w:val="0000FF"/>
           <w:sz w:val="24"/>
           <w:u w:val="single"/>
         </w:rPr>
@@ -1414,7 +1371,7 @@
           <w:rFonts w:ascii="Charis SIL Regular" w:hAnsi="Charis SIL Regular" w:eastAsia="Charis SIL Regular"/>
           <w:b w:val="0"/>
           <w:i w:val="0"/>
-          <w:color w:val="0066CC"/>
+          <w:color w:val="0000FF"/>
           <w:sz w:val="24"/>
           <w:u w:val="single"/>
         </w:rPr>
@@ -1425,7 +1382,7 @@
           <w:rFonts w:ascii="Charis SIL Regular" w:hAnsi="Charis SIL Regular" w:eastAsia="Charis SIL Regular"/>
           <w:b w:val="0"/>
           <w:i w:val="0"/>
-          <w:color w:val="0066CC"/>
+          <w:color w:val="0000FF"/>
           <w:sz w:val="24"/>
           <w:u w:val="single"/>
         </w:rPr>
@@ -1443,7 +1400,7 @@
           <w:rFonts w:ascii="Charis SIL Regular" w:hAnsi="Charis SIL Regular" w:eastAsia="Charis SIL Regular"/>
           <w:b w:val="0"/>
           <w:i w:val="0"/>
-          <w:color w:val="0066CC"/>
+          <w:color w:val="0000FF"/>
           <w:sz w:val="24"/>
           <w:u w:val="single"/>
         </w:rPr>
@@ -1454,7 +1411,7 @@
           <w:rFonts w:ascii="Charis SIL Regular" w:hAnsi="Charis SIL Regular" w:eastAsia="Charis SIL Regular"/>
           <w:b w:val="0"/>
           <w:i w:val="0"/>
-          <w:color w:val="0066CC"/>
+          <w:color w:val="0000FF"/>
           <w:sz w:val="24"/>
           <w:u w:val="single"/>
         </w:rPr>
@@ -1472,7 +1429,7 @@
           <w:rFonts w:ascii="Charis SIL Regular" w:hAnsi="Charis SIL Regular" w:eastAsia="Charis SIL Regular"/>
           <w:b w:val="0"/>
           <w:i w:val="0"/>
-          <w:color w:val="0066CC"/>
+          <w:color w:val="0000FF"/>
           <w:sz w:val="24"/>
           <w:u w:val="single"/>
         </w:rPr>
@@ -1483,7 +1440,7 @@
           <w:rFonts w:ascii="Charis SIL Regular" w:hAnsi="Charis SIL Regular" w:eastAsia="Charis SIL Regular"/>
           <w:b w:val="0"/>
           <w:i w:val="0"/>
-          <w:color w:val="0066CC"/>
+          <w:color w:val="0000FF"/>
           <w:sz w:val="24"/>
           <w:u w:val="single"/>
         </w:rPr>
@@ -1501,7 +1458,7 @@
           <w:rFonts w:ascii="Charis SIL Regular" w:hAnsi="Charis SIL Regular" w:eastAsia="Charis SIL Regular"/>
           <w:b w:val="0"/>
           <w:i w:val="0"/>
-          <w:color w:val="0066CC"/>
+          <w:color w:val="0000FF"/>
           <w:sz w:val="24"/>
           <w:u w:val="single"/>
         </w:rPr>
@@ -1512,7 +1469,7 @@
           <w:rFonts w:ascii="Charis SIL Regular" w:hAnsi="Charis SIL Regular" w:eastAsia="Charis SIL Regular"/>
           <w:b w:val="0"/>
           <w:i w:val="0"/>
-          <w:color w:val="0066CC"/>
+          <w:color w:val="0000FF"/>
           <w:sz w:val="24"/>
           <w:u w:val="single"/>
         </w:rPr>
@@ -1540,11 +1497,11 @@
           <w:rFonts w:ascii="Charis SIL Regular" w:hAnsi="Charis SIL Regular" w:eastAsia="Charis SIL Regular"/>
           <w:b w:val="0"/>
           <w:i w:val="0"/>
-          <w:color w:val="0066CC"/>
+          <w:color w:val="0000FF"/>
           <w:sz w:val="24"/>
           <w:u w:val="single"/>
         </w:rPr>
-        <w:hyperlink r:id="rId14" w:history="1">
+        <w:hyperlink r:id="rId13" w:history="1">
           <w:r>
             <w:rPr>
               <w:rStyle w:val="Hyperlink"/>
@@ -1558,7 +1515,7 @@
           <w:rFonts w:ascii="Charis SIL Regular" w:hAnsi="Charis SIL Regular" w:eastAsia="Charis SIL Regular"/>
           <w:b w:val="0"/>
           <w:i w:val="0"/>
-          <w:color w:val="0066CC"/>
+          <w:color w:val="0000FF"/>
           <w:sz w:val="24"/>
           <w:u w:val="single"/>
         </w:rPr>
@@ -1569,11 +1526,11 @@
           <w:rFonts w:ascii="Charis SIL Regular" w:hAnsi="Charis SIL Regular" w:eastAsia="Charis SIL Regular"/>
           <w:b w:val="0"/>
           <w:i w:val="0"/>
-          <w:color w:val="0066CC"/>
+          <w:color w:val="0000FF"/>
           <w:sz w:val="24"/>
           <w:u w:val="single"/>
         </w:rPr>
-        <w:hyperlink r:id="rId14" w:history="1">
+        <w:hyperlink r:id="rId13" w:history="1">
           <w:r>
             <w:rPr>
               <w:rStyle w:val="Hyperlink"/>
@@ -1587,11 +1544,11 @@
           <w:rFonts w:ascii="Charis SIL Regular" w:hAnsi="Charis SIL Regular" w:eastAsia="Charis SIL Regular"/>
           <w:b w:val="0"/>
           <w:i w:val="0"/>
-          <w:color w:val="0066CC"/>
+          <w:color w:val="0000FF"/>
           <w:sz w:val="24"/>
           <w:u w:val="single"/>
         </w:rPr>
-        <w:hyperlink r:id="rId14" w:history="1">
+        <w:hyperlink r:id="rId13" w:history="1">
           <w:r>
             <w:rPr>
               <w:rStyle w:val="Hyperlink"/>
@@ -1605,7 +1562,7 @@
           <w:rFonts w:ascii="Charis SIL Regular" w:hAnsi="Charis SIL Regular" w:eastAsia="Charis SIL Regular"/>
           <w:b w:val="0"/>
           <w:i w:val="0"/>
-          <w:color w:val="0066CC"/>
+          <w:color w:val="0000FF"/>
           <w:sz w:val="24"/>
           <w:u w:val="single"/>
         </w:rPr>
@@ -1616,7 +1573,7 @@
           <w:rFonts w:ascii="Charis SIL Regular" w:hAnsi="Charis SIL Regular" w:eastAsia="Charis SIL Regular"/>
           <w:b w:val="0"/>
           <w:i w:val="0"/>
-          <w:color w:val="0066CC"/>
+          <w:color w:val="0000FF"/>
           <w:sz w:val="24"/>
           <w:u w:val="single"/>
         </w:rPr>
@@ -1634,7 +1591,7 @@
           <w:rFonts w:ascii="Charis SIL Regular" w:hAnsi="Charis SIL Regular" w:eastAsia="Charis SIL Regular"/>
           <w:b w:val="0"/>
           <w:i w:val="0"/>
-          <w:color w:val="0066CC"/>
+          <w:color w:val="0000FF"/>
           <w:sz w:val="24"/>
           <w:u w:val="single"/>
         </w:rPr>
@@ -1645,11 +1602,11 @@
           <w:rFonts w:ascii="Charis SIL Regular" w:hAnsi="Charis SIL Regular" w:eastAsia="Charis SIL Regular"/>
           <w:b w:val="0"/>
           <w:i w:val="0"/>
-          <w:color w:val="0066CC"/>
+          <w:color w:val="0000FF"/>
           <w:sz w:val="24"/>
           <w:u w:val="single"/>
         </w:rPr>
-        <w:hyperlink r:id="rId14" w:history="1">
+        <w:hyperlink r:id="rId13" w:history="1">
           <w:r>
             <w:rPr>
               <w:rStyle w:val="Hyperlink"/>
@@ -1663,11 +1620,11 @@
           <w:rFonts w:ascii="Charis SIL Regular" w:hAnsi="Charis SIL Regular" w:eastAsia="Charis SIL Regular"/>
           <w:b w:val="0"/>
           <w:i w:val="0"/>
-          <w:color w:val="0066CC"/>
+          <w:color w:val="0000FF"/>
           <w:sz w:val="24"/>
           <w:u w:val="single"/>
         </w:rPr>
-        <w:hyperlink r:id="rId14" w:history="1">
+        <w:hyperlink r:id="rId13" w:history="1">
           <w:r>
             <w:rPr>
               <w:rStyle w:val="Hyperlink"/>
@@ -1681,11 +1638,11 @@
           <w:rFonts w:ascii="Charis SIL Regular" w:hAnsi="Charis SIL Regular" w:eastAsia="Charis SIL Regular"/>
           <w:b w:val="0"/>
           <w:i w:val="0"/>
-          <w:color w:val="0066CC"/>
+          <w:color w:val="0000FF"/>
           <w:sz w:val="24"/>
           <w:u w:val="single"/>
         </w:rPr>
-        <w:hyperlink r:id="rId13" w:history="1">
+        <w:hyperlink r:id="rId14" w:history="1">
           <w:r>
             <w:rPr>
               <w:rStyle w:val="Hyperlink"/>
@@ -1699,7 +1656,7 @@
           <w:rFonts w:ascii="Charis SIL Regular" w:hAnsi="Charis SIL Regular" w:eastAsia="Charis SIL Regular"/>
           <w:b w:val="0"/>
           <w:i w:val="0"/>
-          <w:color w:val="0066CC"/>
+          <w:color w:val="0000FF"/>
           <w:sz w:val="24"/>
           <w:u w:val="single"/>
         </w:rPr>
@@ -1717,7 +1674,7 @@
           <w:rFonts w:ascii="Charis SIL Regular" w:hAnsi="Charis SIL Regular" w:eastAsia="Charis SIL Regular"/>
           <w:b w:val="0"/>
           <w:i w:val="0"/>
-          <w:color w:val="0066CC"/>
+          <w:color w:val="0000FF"/>
           <w:sz w:val="24"/>
           <w:u w:val="single"/>
         </w:rPr>
@@ -1735,7 +1692,7 @@
           <w:rFonts w:ascii="Charis SIL Regular" w:hAnsi="Charis SIL Regular" w:eastAsia="Charis SIL Regular"/>
           <w:b w:val="0"/>
           <w:i w:val="0"/>
-          <w:color w:val="0066CC"/>
+          <w:color w:val="0000FF"/>
           <w:sz w:val="24"/>
           <w:u w:val="single"/>
         </w:rPr>
@@ -1746,7 +1703,7 @@
           <w:rFonts w:ascii="Charis SIL Regular" w:hAnsi="Charis SIL Regular" w:eastAsia="Charis SIL Regular"/>
           <w:b w:val="0"/>
           <w:i w:val="0"/>
-          <w:color w:val="0066CC"/>
+          <w:color w:val="0000FF"/>
           <w:sz w:val="24"/>
           <w:u w:val="single"/>
         </w:rPr>
@@ -1764,7 +1721,7 @@
           <w:rFonts w:ascii="Charis SIL Regular" w:hAnsi="Charis SIL Regular" w:eastAsia="Charis SIL Regular"/>
           <w:b w:val="0"/>
           <w:i w:val="0"/>
-          <w:color w:val="0066CC"/>
+          <w:color w:val="0000FF"/>
           <w:sz w:val="24"/>
           <w:u w:val="single"/>
         </w:rPr>
@@ -1775,7 +1732,7 @@
           <w:rFonts w:ascii="Charis SIL Regular" w:hAnsi="Charis SIL Regular" w:eastAsia="Charis SIL Regular"/>
           <w:b w:val="0"/>
           <w:i w:val="0"/>
-          <w:color w:val="0066CC"/>
+          <w:color w:val="0000FF"/>
           <w:sz w:val="24"/>
           <w:u w:val="single"/>
         </w:rPr>
@@ -1793,7 +1750,7 @@
           <w:rFonts w:ascii="Charis SIL Regular" w:hAnsi="Charis SIL Regular" w:eastAsia="Charis SIL Regular"/>
           <w:b w:val="0"/>
           <w:i w:val="0"/>
-          <w:color w:val="0066CC"/>
+          <w:color w:val="0000FF"/>
           <w:sz w:val="24"/>
           <w:u w:val="single"/>
         </w:rPr>
@@ -1804,7 +1761,7 @@
           <w:rFonts w:ascii="Charis SIL Regular" w:hAnsi="Charis SIL Regular" w:eastAsia="Charis SIL Regular"/>
           <w:b w:val="0"/>
           <w:i w:val="0"/>
-          <w:color w:val="0066CC"/>
+          <w:color w:val="0000FF"/>
           <w:sz w:val="24"/>
           <w:u w:val="single"/>
         </w:rPr>
@@ -1822,7 +1779,7 @@
           <w:rFonts w:ascii="Charis SIL Regular" w:hAnsi="Charis SIL Regular" w:eastAsia="Charis SIL Regular"/>
           <w:b w:val="0"/>
           <w:i w:val="0"/>
-          <w:color w:val="0066CC"/>
+          <w:color w:val="0000FF"/>
           <w:sz w:val="24"/>
           <w:u w:val="single"/>
         </w:rPr>
@@ -1840,11 +1797,11 @@
           <w:rFonts w:ascii="Charis SIL Regular" w:hAnsi="Charis SIL Regular" w:eastAsia="Charis SIL Regular"/>
           <w:b w:val="0"/>
           <w:i w:val="0"/>
-          <w:color w:val="0066CC"/>
+          <w:color w:val="0000FF"/>
           <w:sz w:val="24"/>
           <w:u w:val="single"/>
         </w:rPr>
-        <w:hyperlink r:id="rId13" w:history="1">
+        <w:hyperlink r:id="rId14" w:history="1">
           <w:r>
             <w:rPr>
               <w:rStyle w:val="Hyperlink"/>
@@ -1858,7 +1815,7 @@
           <w:rFonts w:ascii="Charis SIL Regular" w:hAnsi="Charis SIL Regular" w:eastAsia="Charis SIL Regular"/>
           <w:b w:val="0"/>
           <w:i w:val="0"/>
-          <w:color w:val="0066CC"/>
+          <w:color w:val="0000FF"/>
           <w:sz w:val="24"/>
           <w:u w:val="single"/>
         </w:rPr>
@@ -1869,7 +1826,7 @@
           <w:rFonts w:ascii="Charis SIL Regular" w:hAnsi="Charis SIL Regular" w:eastAsia="Charis SIL Regular"/>
           <w:b w:val="0"/>
           <w:i w:val="0"/>
-          <w:color w:val="0066CC"/>
+          <w:color w:val="0000FF"/>
           <w:sz w:val="24"/>
           <w:u w:val="single"/>
         </w:rPr>
@@ -1887,7 +1844,7 @@
           <w:rFonts w:ascii="Charis SIL Regular" w:hAnsi="Charis SIL Regular" w:eastAsia="Charis SIL Regular"/>
           <w:b w:val="0"/>
           <w:i w:val="0"/>
-          <w:color w:val="0066CC"/>
+          <w:color w:val="0000FF"/>
           <w:sz w:val="24"/>
           <w:u w:val="single"/>
         </w:rPr>
@@ -1898,7 +1855,7 @@
           <w:rFonts w:ascii="Charis SIL Regular" w:hAnsi="Charis SIL Regular" w:eastAsia="Charis SIL Regular"/>
           <w:b w:val="0"/>
           <w:i w:val="0"/>
-          <w:color w:val="0066CC"/>
+          <w:color w:val="0000FF"/>
           <w:sz w:val="24"/>
           <w:u w:val="single"/>
         </w:rPr>
@@ -1916,7 +1873,7 @@
           <w:rFonts w:ascii="Charis SIL Regular" w:hAnsi="Charis SIL Regular" w:eastAsia="Charis SIL Regular"/>
           <w:b w:val="0"/>
           <w:i w:val="0"/>
-          <w:color w:val="0066CC"/>
+          <w:color w:val="0000FF"/>
           <w:sz w:val="24"/>
           <w:u w:val="single"/>
         </w:rPr>
@@ -1934,7 +1891,7 @@
           <w:rFonts w:ascii="Charis SIL Regular" w:hAnsi="Charis SIL Regular" w:eastAsia="Charis SIL Regular"/>
           <w:b w:val="0"/>
           <w:i w:val="0"/>
-          <w:color w:val="0066CC"/>
+          <w:color w:val="0000FF"/>
           <w:sz w:val="24"/>
           <w:u w:val="single"/>
         </w:rPr>
@@ -1952,7 +1909,7 @@
           <w:rFonts w:ascii="Charis SIL Regular" w:hAnsi="Charis SIL Regular" w:eastAsia="Charis SIL Regular"/>
           <w:b w:val="0"/>
           <w:i w:val="0"/>
-          <w:color w:val="0066CC"/>
+          <w:color w:val="0000FF"/>
           <w:sz w:val="24"/>
           <w:u w:val="single"/>
         </w:rPr>
@@ -1963,7 +1920,7 @@
           <w:rFonts w:ascii="Charis SIL Regular" w:hAnsi="Charis SIL Regular" w:eastAsia="Charis SIL Regular"/>
           <w:b w:val="0"/>
           <w:i w:val="0"/>
-          <w:color w:val="0066CC"/>
+          <w:color w:val="0000FF"/>
           <w:sz w:val="24"/>
           <w:u w:val="single"/>
         </w:rPr>
@@ -1981,7 +1938,7 @@
           <w:rFonts w:ascii="Charis SIL Regular" w:hAnsi="Charis SIL Regular" w:eastAsia="Charis SIL Regular"/>
           <w:b w:val="0"/>
           <w:i w:val="0"/>
-          <w:color w:val="0066CC"/>
+          <w:color w:val="0000FF"/>
           <w:sz w:val="24"/>
           <w:u w:val="single"/>
         </w:rPr>
@@ -1999,7 +1956,7 @@
           <w:rFonts w:ascii="Charis SIL Regular" w:hAnsi="Charis SIL Regular" w:eastAsia="Charis SIL Regular"/>
           <w:b w:val="0"/>
           <w:i w:val="0"/>
-          <w:color w:val="0066CC"/>
+          <w:color w:val="0000FF"/>
           <w:sz w:val="24"/>
           <w:u w:val="single"/>
         </w:rPr>
@@ -2017,7 +1974,7 @@
           <w:rFonts w:ascii="Charis SIL Regular" w:hAnsi="Charis SIL Regular" w:eastAsia="Charis SIL Regular"/>
           <w:b w:val="0"/>
           <w:i w:val="0"/>
-          <w:color w:val="0066CC"/>
+          <w:color w:val="0000FF"/>
           <w:sz w:val="24"/>
           <w:u w:val="single"/>
         </w:rPr>
@@ -2028,11 +1985,11 @@
           <w:rFonts w:ascii="Charis SIL Regular" w:hAnsi="Charis SIL Regular" w:eastAsia="Charis SIL Regular"/>
           <w:b w:val="0"/>
           <w:i w:val="0"/>
-          <w:color w:val="0066CC"/>
+          <w:color w:val="0000FF"/>
           <w:sz w:val="24"/>
           <w:u w:val="single"/>
         </w:rPr>
-        <w:hyperlink r:id="rId13" w:history="1">
+        <w:hyperlink r:id="rId14" w:history="1">
           <w:r>
             <w:rPr>
               <w:rStyle w:val="Hyperlink"/>
@@ -2046,7 +2003,7 @@
           <w:rFonts w:ascii="Charis SIL Regular" w:hAnsi="Charis SIL Regular" w:eastAsia="Charis SIL Regular"/>
           <w:b w:val="0"/>
           <w:i w:val="0"/>
-          <w:color w:val="0066CC"/>
+          <w:color w:val="0000FF"/>
           <w:sz w:val="24"/>
           <w:u w:val="single"/>
         </w:rPr>
@@ -2274,7 +2231,7 @@
           <w:rFonts w:ascii="Charis SIL Regular" w:hAnsi="Charis SIL Regular" w:eastAsia="Charis SIL Regular"/>
           <w:b w:val="0"/>
           <w:i w:val="0"/>
-          <w:color w:val="0066CC"/>
+          <w:color w:val="0000FF"/>
           <w:sz w:val="24"/>
           <w:u w:val="single"/>
         </w:rPr>
@@ -2401,7 +2358,7 @@
           <w:rFonts w:ascii="Charis SIL Regular" w:hAnsi="Charis SIL Regular" w:eastAsia="Charis SIL Regular"/>
           <w:b w:val="0"/>
           <w:i w:val="0"/>
-          <w:color w:val="0066CC"/>
+          <w:color w:val="0000FF"/>
           <w:sz w:val="24"/>
           <w:u w:val="single"/>
         </w:rPr>
@@ -2419,7 +2376,7 @@
           <w:rFonts w:ascii="Charis SIL Regular" w:hAnsi="Charis SIL Regular" w:eastAsia="Charis SIL Regular"/>
           <w:b w:val="0"/>
           <w:i w:val="0"/>
-          <w:color w:val="0066CC"/>
+          <w:color w:val="0000FF"/>
           <w:sz w:val="24"/>
           <w:u w:val="single"/>
         </w:rPr>
@@ -2430,7 +2387,7 @@
           <w:rFonts w:ascii="Charis SIL Regular" w:hAnsi="Charis SIL Regular" w:eastAsia="Charis SIL Regular"/>
           <w:b w:val="0"/>
           <w:i w:val="0"/>
-          <w:color w:val="0066CC"/>
+          <w:color w:val="0000FF"/>
           <w:sz w:val="24"/>
           <w:u w:val="single"/>
         </w:rPr>
@@ -2448,7 +2405,7 @@
           <w:rFonts w:ascii="Charis SIL Regular" w:hAnsi="Charis SIL Regular" w:eastAsia="Charis SIL Regular"/>
           <w:b w:val="0"/>
           <w:i w:val="0"/>
-          <w:color w:val="0066CC"/>
+          <w:color w:val="0000FF"/>
           <w:sz w:val="24"/>
           <w:u w:val="single"/>
         </w:rPr>
@@ -2459,7 +2416,7 @@
           <w:rFonts w:ascii="Charis SIL Regular" w:hAnsi="Charis SIL Regular" w:eastAsia="Charis SIL Regular"/>
           <w:b w:val="0"/>
           <w:i w:val="0"/>
-          <w:color w:val="0066CC"/>
+          <w:color w:val="0000FF"/>
           <w:sz w:val="24"/>
           <w:u w:val="single"/>
         </w:rPr>
@@ -2494,7 +2451,7 @@
       </w:r>
       <w:r>
         <w:rPr>
-          <w:u w:val="single" w:color="0066cc"/>
+          <w:u w:val="single" w:color="0000ff"/>
           <w:rFonts w:ascii="Charis SIL Regular" w:hAnsi="Charis SIL Regular" w:eastAsia="Charis SIL Regular"/>
           <w:b w:val="0"/>
           <w:i w:val="0"/>
@@ -2512,7 +2469,7 @@
       </w:r>
       <w:r>
         <w:rPr>
-          <w:u w:val="single" w:color="0066cc"/>
+          <w:u w:val="single" w:color="0000ff"/>
           <w:rFonts w:ascii="Charis SIL Regular" w:hAnsi="Charis SIL Regular" w:eastAsia="Charis SIL Regular"/>
           <w:b w:val="0"/>
           <w:i w:val="0"/>
@@ -2530,7 +2487,7 @@
       </w:r>
       <w:r>
         <w:rPr>
-          <w:u w:val="single" w:color="0066cc"/>
+          <w:u w:val="single" w:color="0000ff"/>
           <w:rFonts w:ascii="Charis SIL Regular" w:hAnsi="Charis SIL Regular" w:eastAsia="Charis SIL Regular"/>
           <w:b w:val="0"/>
           <w:i w:val="0"/>
@@ -2548,7 +2505,7 @@
       </w:r>
       <w:r>
         <w:rPr>
-          <w:u w:val="single" w:color="0066cc"/>
+          <w:u w:val="single" w:color="0000ff"/>
           <w:rFonts w:ascii="Charis SIL Regular" w:hAnsi="Charis SIL Regular" w:eastAsia="Charis SIL Regular"/>
           <w:b w:val="0"/>
           <w:i w:val="0"/>
@@ -2659,7 +2616,7 @@
           <w:rFonts w:ascii="Charis SIL Regular" w:hAnsi="Charis SIL Regular" w:eastAsia="Charis SIL Regular"/>
           <w:b w:val="0"/>
           <w:i w:val="0"/>
-          <w:color w:val="0066CC"/>
+          <w:color w:val="0000FF"/>
           <w:sz w:val="24"/>
           <w:u w:val="single"/>
         </w:rPr>
@@ -2677,7 +2634,7 @@
           <w:rFonts w:ascii="Charis SIL Regular" w:hAnsi="Charis SIL Regular" w:eastAsia="Charis SIL Regular"/>
           <w:b w:val="0"/>
           <w:i w:val="0"/>
-          <w:color w:val="0066CC"/>
+          <w:color w:val="0000FF"/>
           <w:sz w:val="24"/>
           <w:u w:val="single"/>
         </w:rPr>
@@ -2688,7 +2645,7 @@
           <w:rFonts w:ascii="Charis SIL Regular" w:hAnsi="Charis SIL Regular" w:eastAsia="Charis SIL Regular"/>
           <w:b w:val="0"/>
           <w:i w:val="0"/>
-          <w:color w:val="0066CC"/>
+          <w:color w:val="0000FF"/>
           <w:sz w:val="24"/>
           <w:u w:val="single"/>
         </w:rPr>
@@ -2706,7 +2663,7 @@
           <w:rFonts w:ascii="Charis SIL Regular" w:hAnsi="Charis SIL Regular" w:eastAsia="Charis SIL Regular"/>
           <w:b w:val="0"/>
           <w:i w:val="0"/>
-          <w:color w:val="0066CC"/>
+          <w:color w:val="0000FF"/>
           <w:sz w:val="24"/>
           <w:u w:val="single"/>
         </w:rPr>
@@ -2717,7 +2674,7 @@
           <w:rFonts w:ascii="Charis SIL Regular" w:hAnsi="Charis SIL Regular" w:eastAsia="Charis SIL Regular"/>
           <w:b w:val="0"/>
           <w:i w:val="0"/>
-          <w:color w:val="0066CC"/>
+          <w:color w:val="0000FF"/>
           <w:sz w:val="24"/>
           <w:u w:val="single"/>
         </w:rPr>
@@ -2735,7 +2692,7 @@
           <w:rFonts w:ascii="Charis SIL Regular" w:hAnsi="Charis SIL Regular" w:eastAsia="Charis SIL Regular"/>
           <w:b w:val="0"/>
           <w:i w:val="0"/>
-          <w:color w:val="0066CC"/>
+          <w:color w:val="0000FF"/>
           <w:sz w:val="24"/>
           <w:u w:val="single"/>
         </w:rPr>
@@ -2746,7 +2703,7 @@
           <w:rFonts w:ascii="Charis SIL Regular" w:hAnsi="Charis SIL Regular" w:eastAsia="Charis SIL Regular"/>
           <w:b w:val="0"/>
           <w:i w:val="0"/>
-          <w:color w:val="0066CC"/>
+          <w:color w:val="0000FF"/>
           <w:sz w:val="24"/>
           <w:u w:val="single"/>
         </w:rPr>
@@ -2764,7 +2721,7 @@
           <w:rFonts w:ascii="Charis SIL Regular" w:hAnsi="Charis SIL Regular" w:eastAsia="Charis SIL Regular"/>
           <w:b w:val="0"/>
           <w:i w:val="0"/>
-          <w:color w:val="0066CC"/>
+          <w:color w:val="0000FF"/>
           <w:sz w:val="24"/>
           <w:u w:val="single"/>
         </w:rPr>
@@ -2775,7 +2732,7 @@
           <w:rFonts w:ascii="Charis SIL Regular" w:hAnsi="Charis SIL Regular" w:eastAsia="Charis SIL Regular"/>
           <w:b w:val="0"/>
           <w:i w:val="0"/>
-          <w:color w:val="0066CC"/>
+          <w:color w:val="0000FF"/>
           <w:sz w:val="24"/>
           <w:u w:val="single"/>
         </w:rPr>
@@ -2793,7 +2750,7 @@
           <w:rFonts w:ascii="Charis SIL Regular" w:hAnsi="Charis SIL Regular" w:eastAsia="Charis SIL Regular"/>
           <w:b w:val="0"/>
           <w:i w:val="0"/>
-          <w:color w:val="0066CC"/>
+          <w:color w:val="0000FF"/>
           <w:sz w:val="24"/>
           <w:u w:val="single"/>
         </w:rPr>
@@ -2818,7 +2775,7 @@
       </w:r>
       <w:r>
         <w:rPr>
-          <w:u w:val="single" w:color="0066cc"/>
+          <w:u w:val="single" w:color="0000ff"/>
           <w:rFonts w:ascii="Charis SIL Regular" w:hAnsi="Charis SIL Regular" w:eastAsia="Charis SIL Regular"/>
           <w:b w:val="0"/>
           <w:i w:val="0"/>
@@ -2836,7 +2793,7 @@
       </w:r>
       <w:r>
         <w:rPr>
-          <w:u w:val="single" w:color="0066cc"/>
+          <w:u w:val="single" w:color="0000ff"/>
           <w:rFonts w:ascii="Charis SIL Regular" w:hAnsi="Charis SIL Regular" w:eastAsia="Charis SIL Regular"/>
           <w:b w:val="0"/>
           <w:i w:val="0"/>
@@ -2854,7 +2811,7 @@
       </w:r>
       <w:r>
         <w:rPr>
-          <w:u w:val="single" w:color="0066cc"/>
+          <w:u w:val="single" w:color="0000ff"/>
           <w:rFonts w:ascii="Charis SIL Regular" w:hAnsi="Charis SIL Regular" w:eastAsia="Charis SIL Regular"/>
           <w:b w:val="0"/>
           <w:i w:val="0"/>
@@ -2872,7 +2829,7 @@
       </w:r>
       <w:r>
         <w:rPr>
-          <w:u w:val="single" w:color="0066cc"/>
+          <w:u w:val="single" w:color="0000ff"/>
           <w:rFonts w:ascii="Charis SIL Regular" w:hAnsi="Charis SIL Regular" w:eastAsia="Charis SIL Regular"/>
           <w:b w:val="0"/>
           <w:i w:val="0"/>
@@ -2890,7 +2847,7 @@
       </w:r>
       <w:r>
         <w:rPr>
-          <w:u w:val="single" w:color="0066cc"/>
+          <w:u w:val="single" w:color="0000ff"/>
           <w:rFonts w:ascii="Charis SIL Regular" w:hAnsi="Charis SIL Regular" w:eastAsia="Charis SIL Regular"/>
           <w:b w:val="0"/>
           <w:i w:val="0"/>
@@ -2908,7 +2865,7 @@
       </w:r>
       <w:r>
         <w:rPr>
-          <w:u w:val="single" w:color="0066cc"/>
+          <w:u w:val="single" w:color="0000ff"/>
           <w:rFonts w:ascii="Charis SIL Regular" w:hAnsi="Charis SIL Regular" w:eastAsia="Charis SIL Regular"/>
           <w:b w:val="0"/>
           <w:i w:val="0"/>
@@ -2926,7 +2883,7 @@
       </w:r>
       <w:r>
         <w:rPr>
-          <w:u w:val="single" w:color="0066cc"/>
+          <w:u w:val="single" w:color="0000ff"/>
           <w:rFonts w:ascii="Charis SIL Regular" w:hAnsi="Charis SIL Regular" w:eastAsia="Charis SIL Regular"/>
           <w:b w:val="0"/>
           <w:i w:val="0"/>
@@ -2944,7 +2901,7 @@
       </w:r>
       <w:r>
         <w:rPr>
-          <w:u w:val="single" w:color="0066cc"/>
+          <w:u w:val="single" w:color="0000ff"/>
           <w:rFonts w:ascii="Charis SIL Regular" w:hAnsi="Charis SIL Regular" w:eastAsia="Charis SIL Regular"/>
           <w:b w:val="0"/>
           <w:i w:val="0"/>
@@ -2975,7 +2932,7 @@
           <w:rFonts w:ascii="Charis SIL Regular" w:hAnsi="Charis SIL Regular" w:eastAsia="Charis SIL Regular"/>
           <w:b w:val="0"/>
           <w:i w:val="0"/>
-          <w:color w:val="0066CC"/>
+          <w:color w:val="0000FF"/>
           <w:sz w:val="24"/>
           <w:u w:val="single"/>
         </w:rPr>
@@ -2993,7 +2950,7 @@
           <w:rFonts w:ascii="Charis SIL Regular" w:hAnsi="Charis SIL Regular" w:eastAsia="Charis SIL Regular"/>
           <w:b w:val="0"/>
           <w:i w:val="0"/>
-          <w:color w:val="0066CC"/>
+          <w:color w:val="0000FF"/>
           <w:sz w:val="24"/>
           <w:u w:val="single"/>
         </w:rPr>
@@ -3004,7 +2961,7 @@
           <w:rFonts w:ascii="Charis SIL Regular" w:hAnsi="Charis SIL Regular" w:eastAsia="Charis SIL Regular"/>
           <w:b w:val="0"/>
           <w:i w:val="0"/>
-          <w:color w:val="0066CC"/>
+          <w:color w:val="0000FF"/>
           <w:sz w:val="24"/>
           <w:u w:val="single"/>
         </w:rPr>
@@ -3022,7 +2979,7 @@
           <w:rFonts w:ascii="Charis SIL Regular" w:hAnsi="Charis SIL Regular" w:eastAsia="Charis SIL Regular"/>
           <w:b w:val="0"/>
           <w:i w:val="0"/>
-          <w:color w:val="0066CC"/>
+          <w:color w:val="0000FF"/>
           <w:sz w:val="24"/>
           <w:u w:val="single"/>
         </w:rPr>
@@ -3033,7 +2990,7 @@
           <w:rFonts w:ascii="Charis SIL Regular" w:hAnsi="Charis SIL Regular" w:eastAsia="Charis SIL Regular"/>
           <w:b w:val="0"/>
           <w:i w:val="0"/>
-          <w:color w:val="0066CC"/>
+          <w:color w:val="0000FF"/>
           <w:sz w:val="24"/>
           <w:u w:val="single"/>
         </w:rPr>
@@ -3101,7 +3058,7 @@
           <w:rFonts w:ascii="Charis SIL Regular" w:hAnsi="Charis SIL Regular" w:eastAsia="Charis SIL Regular"/>
           <w:b w:val="0"/>
           <w:i w:val="0"/>
-          <w:color w:val="0066CC"/>
+          <w:color w:val="0000FF"/>
           <w:sz w:val="24"/>
           <w:u w:val="single"/>
         </w:rPr>
@@ -3125,7 +3082,7 @@
           <w:rFonts w:ascii="Charis SIL Regular" w:hAnsi="Charis SIL Regular" w:eastAsia="Charis SIL Regular"/>
           <w:b w:val="0"/>
           <w:i w:val="0"/>
-          <w:color w:val="0066CC"/>
+          <w:color w:val="0000FF"/>
           <w:sz w:val="24"/>
           <w:u w:val="single"/>
         </w:rPr>
@@ -3136,7 +3093,7 @@
           <w:rFonts w:ascii="Charis SIL Regular" w:hAnsi="Charis SIL Regular" w:eastAsia="Charis SIL Regular"/>
           <w:b w:val="0"/>
           <w:i w:val="0"/>
-          <w:color w:val="0066CC"/>
+          <w:color w:val="0000FF"/>
           <w:sz w:val="24"/>
           <w:u w:val="single"/>
         </w:rPr>
@@ -3160,7 +3117,7 @@
           <w:rFonts w:ascii="Charis SIL Regular" w:hAnsi="Charis SIL Regular" w:eastAsia="Charis SIL Regular"/>
           <w:b w:val="0"/>
           <w:i w:val="0"/>
-          <w:color w:val="0066CC"/>
+          <w:color w:val="0000FF"/>
           <w:sz w:val="24"/>
           <w:u w:val="single"/>
         </w:rPr>
@@ -3171,7 +3128,7 @@
           <w:rFonts w:ascii="Charis SIL Regular" w:hAnsi="Charis SIL Regular" w:eastAsia="Charis SIL Regular"/>
           <w:b w:val="0"/>
           <w:i w:val="0"/>
-          <w:color w:val="0066CC"/>
+          <w:color w:val="0000FF"/>
           <w:sz w:val="24"/>
           <w:u w:val="single"/>
         </w:rPr>
@@ -3195,7 +3152,7 @@
           <w:rFonts w:ascii="Charis SIL Regular" w:hAnsi="Charis SIL Regular" w:eastAsia="Charis SIL Regular"/>
           <w:b w:val="0"/>
           <w:i w:val="0"/>
-          <w:color w:val="0066CC"/>
+          <w:color w:val="0000FF"/>
           <w:sz w:val="24"/>
           <w:u w:val="single"/>
         </w:rPr>
@@ -3206,7 +3163,7 @@
           <w:rFonts w:ascii="Charis SIL Regular" w:hAnsi="Charis SIL Regular" w:eastAsia="Charis SIL Regular"/>
           <w:b w:val="0"/>
           <w:i w:val="0"/>
-          <w:color w:val="0066CC"/>
+          <w:color w:val="0000FF"/>
           <w:sz w:val="24"/>
           <w:u w:val="single"/>
         </w:rPr>
@@ -3217,7 +3174,7 @@
           <w:rFonts w:ascii="Charis SIL Regular" w:hAnsi="Charis SIL Regular" w:eastAsia="Charis SIL Regular"/>
           <w:b w:val="0"/>
           <w:i w:val="0"/>
-          <w:color w:val="0066CC"/>
+          <w:color w:val="0000FF"/>
           <w:sz w:val="24"/>
         </w:rPr>
         <w:t>s</w:t>
@@ -3240,7 +3197,7 @@
           <w:rFonts w:ascii="Charis SIL Regular" w:hAnsi="Charis SIL Regular" w:eastAsia="Charis SIL Regular"/>
           <w:b w:val="0"/>
           <w:i w:val="0"/>
-          <w:color w:val="0066CC"/>
+          <w:color w:val="0000FF"/>
           <w:sz w:val="24"/>
           <w:u w:val="single"/>
         </w:rPr>
@@ -3264,11 +3221,22 @@
           <w:rFonts w:ascii="Charis SIL Regular" w:hAnsi="Charis SIL Regular" w:eastAsia="Charis SIL Regular"/>
           <w:b w:val="0"/>
           <w:i w:val="0"/>
-          <w:color w:val="0066CC"/>
+          <w:color w:val="0000FF"/>
           <w:sz w:val="24"/>
           <w:u w:val="single"/>
         </w:rPr>
-        <w:t>Royal Cabinet of Curiosities</w:t>
+        <w:t>Royal Cab</w:t>
+      </w:r>
+      <w:r>
+        <w:rPr>
+          <w:rFonts w:ascii="Charis SIL Regular" w:hAnsi="Charis SIL Regular" w:eastAsia="Charis SIL Regular"/>
+          <w:b w:val="0"/>
+          <w:i w:val="0"/>
+          <w:color w:val="0000FF"/>
+          <w:sz w:val="24"/>
+          <w:u w:val="single"/>
+        </w:rPr>
+        <w:t>inet of Curiosities</w:t>
       </w:r>
       <w:r>
         <w:br/>
@@ -3288,7 +3256,7 @@
           <w:rFonts w:ascii="Charis SIL Regular" w:hAnsi="Charis SIL Regular" w:eastAsia="Charis SIL Regular"/>
           <w:b w:val="0"/>
           <w:i w:val="0"/>
-          <w:color w:val="0066CC"/>
+          <w:color w:val="0000FF"/>
           <w:sz w:val="24"/>
           <w:u w:val="single"/>
         </w:rPr>
@@ -3312,7 +3280,7 @@
           <w:rFonts w:ascii="Charis SIL Regular" w:hAnsi="Charis SIL Regular" w:eastAsia="Charis SIL Regular"/>
           <w:b w:val="0"/>
           <w:i w:val="0"/>
-          <w:color w:val="0066CC"/>
+          <w:color w:val="0000FF"/>
           <w:sz w:val="24"/>
           <w:u w:val="single"/>
         </w:rPr>
@@ -3336,7 +3304,7 @@
           <w:rFonts w:ascii="Charis SIL Regular" w:hAnsi="Charis SIL Regular" w:eastAsia="Charis SIL Regular"/>
           <w:b w:val="0"/>
           <w:i w:val="0"/>
-          <w:color w:val="0066CC"/>
+          <w:color w:val="0000FF"/>
           <w:sz w:val="24"/>
           <w:u w:val="single"/>
         </w:rPr>
@@ -3360,7 +3328,7 @@
           <w:rFonts w:ascii="Charis SIL Regular" w:hAnsi="Charis SIL Regular" w:eastAsia="Charis SIL Regular"/>
           <w:b w:val="0"/>
           <w:i w:val="0"/>
-          <w:color w:val="0066CC"/>
+          <w:color w:val="0000FF"/>
           <w:sz w:val="24"/>
           <w:u w:val="single"/>
         </w:rPr>
@@ -3371,7 +3339,7 @@
           <w:rFonts w:ascii="Charis SIL Regular" w:hAnsi="Charis SIL Regular" w:eastAsia="Charis SIL Regular"/>
           <w:b w:val="0"/>
           <w:i w:val="0"/>
-          <w:color w:val="0066CC"/>
+          <w:color w:val="0000FF"/>
           <w:sz w:val="24"/>
           <w:u w:val="single"/>
         </w:rPr>
@@ -3395,7 +3363,7 @@
           <w:rFonts w:ascii="Charis SIL Regular" w:hAnsi="Charis SIL Regular" w:eastAsia="Charis SIL Regular"/>
           <w:b w:val="0"/>
           <w:i w:val="0"/>
-          <w:color w:val="0066CC"/>
+          <w:color w:val="0000FF"/>
           <w:sz w:val="24"/>
           <w:u w:val="single"/>
         </w:rPr>
@@ -3406,7 +3374,7 @@
           <w:rFonts w:ascii="Charis SIL Regular" w:hAnsi="Charis SIL Regular" w:eastAsia="Charis SIL Regular"/>
           <w:b w:val="0"/>
           <w:i w:val="0"/>
-          <w:color w:val="0066CC"/>
+          <w:color w:val="0000FF"/>
           <w:sz w:val="24"/>
           <w:u w:val="single"/>
         </w:rPr>
@@ -3427,7 +3395,7 @@
           <w:rFonts w:ascii="Charis SIL Regular" w:hAnsi="Charis SIL Regular" w:eastAsia="Charis SIL Regular"/>
           <w:b w:val="0"/>
           <w:i w:val="0"/>
-          <w:color w:val="0066CC"/>
+          <w:color w:val="0000FF"/>
           <w:sz w:val="24"/>
           <w:u w:val="single"/>
         </w:rPr>
@@ -3451,7 +3419,7 @@
           <w:rFonts w:ascii="Charis SIL Regular" w:hAnsi="Charis SIL Regular" w:eastAsia="Charis SIL Regular"/>
           <w:b w:val="0"/>
           <w:i w:val="0"/>
-          <w:color w:val="0066CC"/>
+          <w:color w:val="0000FF"/>
           <w:sz w:val="24"/>
           <w:u w:val="single"/>
         </w:rPr>
@@ -3475,7 +3443,7 @@
           <w:rFonts w:ascii="Charis SIL Regular" w:hAnsi="Charis SIL Regular" w:eastAsia="Charis SIL Regular"/>
           <w:b w:val="0"/>
           <w:i w:val="0"/>
-          <w:color w:val="0066CC"/>
+          <w:color w:val="0000FF"/>
           <w:sz w:val="24"/>
           <w:u w:val="single"/>
         </w:rPr>
@@ -3486,7 +3454,7 @@
           <w:rFonts w:ascii="Charis SIL Regular" w:hAnsi="Charis SIL Regular" w:eastAsia="Charis SIL Regular"/>
           <w:b w:val="0"/>
           <w:i w:val="0"/>
-          <w:color w:val="0066CC"/>
+          <w:color w:val="0000FF"/>
           <w:sz w:val="24"/>
           <w:u w:val="single"/>
         </w:rPr>
@@ -3510,7 +3478,7 @@
           <w:rFonts w:ascii="Charis SIL Regular" w:hAnsi="Charis SIL Regular" w:eastAsia="Charis SIL Regular"/>
           <w:b w:val="0"/>
           <w:i w:val="0"/>
-          <w:color w:val="0066CC"/>
+          <w:color w:val="0000FF"/>
           <w:sz w:val="24"/>
           <w:u w:val="single"/>
         </w:rPr>
@@ -3521,7 +3489,7 @@
           <w:rFonts w:ascii="Charis SIL Regular" w:hAnsi="Charis SIL Regular" w:eastAsia="Charis SIL Regular"/>
           <w:b w:val="0"/>
           <w:i w:val="0"/>
-          <w:color w:val="0066CC"/>
+          <w:color w:val="0000FF"/>
           <w:sz w:val="24"/>
           <w:u w:val="single"/>
         </w:rPr>
@@ -3672,7 +3640,7 @@
           <w:rFonts w:ascii="Charis SIL Regular" w:hAnsi="Charis SIL Regular" w:eastAsia="Charis SIL Regular"/>
           <w:b w:val="0"/>
           <w:i w:val="0"/>
-          <w:color w:val="0066CC"/>
+          <w:color w:val="0000FF"/>
           <w:sz w:val="24"/>
           <w:u w:val="single"/>
         </w:rPr>
@@ -3690,7 +3658,7 @@
           <w:rFonts w:ascii="Charis SIL Regular" w:hAnsi="Charis SIL Regular" w:eastAsia="Charis SIL Regular"/>
           <w:b w:val="0"/>
           <w:i w:val="0"/>
-          <w:color w:val="0066CC"/>
+          <w:color w:val="0000FF"/>
           <w:sz w:val="24"/>
           <w:u w:val="single"/>
         </w:rPr>
@@ -3708,7 +3676,7 @@
           <w:rFonts w:ascii="Charis SIL Regular" w:hAnsi="Charis SIL Regular" w:eastAsia="Charis SIL Regular"/>
           <w:b w:val="0"/>
           <w:i w:val="0"/>
-          <w:color w:val="0066CC"/>
+          <w:color w:val="0000FF"/>
           <w:sz w:val="24"/>
           <w:u w:val="single"/>
         </w:rPr>
@@ -3726,7 +3694,7 @@
           <w:rFonts w:ascii="Charis SIL Regular" w:hAnsi="Charis SIL Regular" w:eastAsia="Charis SIL Regular"/>
           <w:b w:val="0"/>
           <w:i w:val="0"/>
-          <w:color w:val="0066CC"/>
+          <w:color w:val="0000FF"/>
           <w:sz w:val="24"/>
           <w:u w:val="single"/>
         </w:rPr>
@@ -3873,7 +3841,7 @@
           <w:rFonts w:ascii="Charis SIL Regular" w:hAnsi="Charis SIL Regular" w:eastAsia="Charis SIL Regular"/>
           <w:b w:val="0"/>
           <w:i w:val="0"/>
-          <w:color w:val="0066CC"/>
+          <w:color w:val="0000FF"/>
           <w:sz w:val="24"/>
           <w:u w:val="single"/>
         </w:rPr>
@@ -3891,7 +3859,7 @@
           <w:rFonts w:ascii="Charis SIL Regular" w:hAnsi="Charis SIL Regular" w:eastAsia="Charis SIL Regular"/>
           <w:b w:val="0"/>
           <w:i w:val="0"/>
-          <w:color w:val="0066CC"/>
+          <w:color w:val="0000FF"/>
           <w:sz w:val="24"/>
           <w:u w:val="single"/>
         </w:rPr>
@@ -3909,7 +3877,7 @@
           <w:rFonts w:ascii="Charis SIL Regular" w:hAnsi="Charis SIL Regular" w:eastAsia="Charis SIL Regular"/>
           <w:b w:val="0"/>
           <w:i w:val="0"/>
-          <w:color w:val="0066CC"/>
+          <w:color w:val="0000FF"/>
           <w:sz w:val="24"/>
           <w:u w:val="single"/>
         </w:rPr>
@@ -3927,7 +3895,7 @@
           <w:rFonts w:ascii="Charis SIL Regular" w:hAnsi="Charis SIL Regular" w:eastAsia="Charis SIL Regular"/>
           <w:b w:val="0"/>
           <w:i w:val="0"/>
-          <w:color w:val="0066CC"/>
+          <w:color w:val="0000FF"/>
           <w:sz w:val="24"/>
           <w:u w:val="single"/>
         </w:rPr>
@@ -4095,7 +4063,7 @@
           <w:rFonts w:ascii="Charis SIL Regular" w:hAnsi="Charis SIL Regular" w:eastAsia="Charis SIL Regular"/>
           <w:b w:val="0"/>
           <w:i w:val="0"/>
-          <w:color w:val="0066CC"/>
+          <w:color w:val="0000FF"/>
           <w:sz w:val="24"/>
           <w:u w:val="single"/>
         </w:rPr>
@@ -4113,7 +4081,7 @@
           <w:rFonts w:ascii="Charis SIL Regular" w:hAnsi="Charis SIL Regular" w:eastAsia="Charis SIL Regular"/>
           <w:b w:val="0"/>
           <w:i w:val="0"/>
-          <w:color w:val="0066CC"/>
+          <w:color w:val="0000FF"/>
           <w:sz w:val="24"/>
           <w:u w:val="single"/>
         </w:rPr>
@@ -4124,7 +4092,7 @@
           <w:rFonts w:ascii="Charis SIL Regular" w:hAnsi="Charis SIL Regular" w:eastAsia="Charis SIL Regular"/>
           <w:b w:val="0"/>
           <w:i w:val="0"/>
-          <w:color w:val="0066CC"/>
+          <w:color w:val="0000FF"/>
           <w:sz w:val="24"/>
           <w:u w:val="single"/>
         </w:rPr>
@@ -4152,7 +4120,7 @@
           <w:rFonts w:ascii="Charis SIL Regular" w:hAnsi="Charis SIL Regular" w:eastAsia="Charis SIL Regular"/>
           <w:b w:val="0"/>
           <w:i w:val="0"/>
-          <w:color w:val="0066CC"/>
+          <w:color w:val="0000FF"/>
           <w:sz w:val="24"/>
           <w:u w:val="single"/>
         </w:rPr>
@@ -4170,7 +4138,7 @@
           <w:rFonts w:ascii="Charis SIL Regular" w:hAnsi="Charis SIL Regular" w:eastAsia="Charis SIL Regular"/>
           <w:b w:val="0"/>
           <w:i w:val="0"/>
-          <w:color w:val="0066CC"/>
+          <w:color w:val="0000FF"/>
           <w:sz w:val="24"/>
           <w:u w:val="single"/>
         </w:rPr>
@@ -4181,7 +4149,7 @@
           <w:rFonts w:ascii="Charis SIL Regular" w:hAnsi="Charis SIL Regular" w:eastAsia="Charis SIL Regular"/>
           <w:b w:val="0"/>
           <w:i w:val="0"/>
-          <w:color w:val="0066CC"/>
+          <w:color w:val="0000FF"/>
           <w:sz w:val="24"/>
           <w:u w:val="single"/>
         </w:rPr>
@@ -4319,7 +4287,7 @@
           <w:rFonts w:ascii="Charis SIL Regular" w:hAnsi="Charis SIL Regular" w:eastAsia="Charis SIL Regular"/>
           <w:b w:val="0"/>
           <w:i w:val="0"/>
-          <w:color w:val="0066CC"/>
+          <w:color w:val="0000FF"/>
           <w:sz w:val="24"/>
           <w:u w:val="single"/>
         </w:rPr>
@@ -4337,7 +4305,7 @@
           <w:rFonts w:ascii="Charis SIL Regular" w:hAnsi="Charis SIL Regular" w:eastAsia="Charis SIL Regular"/>
           <w:b w:val="0"/>
           <w:i w:val="0"/>
-          <w:color w:val="0066CC"/>
+          <w:color w:val="0000FF"/>
           <w:sz w:val="24"/>
           <w:u w:val="single"/>
         </w:rPr>
@@ -4348,7 +4316,7 @@
           <w:rFonts w:ascii="Charis SIL Regular" w:hAnsi="Charis SIL Regular" w:eastAsia="Charis SIL Regular"/>
           <w:b w:val="0"/>
           <w:i w:val="0"/>
-          <w:color w:val="0066CC"/>
+          <w:color w:val="0000FF"/>
           <w:sz w:val="24"/>
           <w:u w:val="single"/>
         </w:rPr>
@@ -4486,7 +4454,7 @@
           <w:rFonts w:ascii="Charis SIL Regular" w:hAnsi="Charis SIL Regular" w:eastAsia="Charis SIL Regular"/>
           <w:b w:val="0"/>
           <w:i w:val="0"/>
-          <w:color w:val="0066CC"/>
+          <w:color w:val="0000FF"/>
           <w:sz w:val="24"/>
           <w:u w:val="single"/>
         </w:rPr>
@@ -4504,7 +4472,7 @@
           <w:rFonts w:ascii="Charis SIL Regular" w:hAnsi="Charis SIL Regular" w:eastAsia="Charis SIL Regular"/>
           <w:b w:val="0"/>
           <w:i w:val="0"/>
-          <w:color w:val="0066CC"/>
+          <w:color w:val="0000FF"/>
           <w:sz w:val="24"/>
           <w:u w:val="single"/>
         </w:rPr>
@@ -4515,7 +4483,7 @@
           <w:rFonts w:ascii="Charis SIL Regular" w:hAnsi="Charis SIL Regular" w:eastAsia="Charis SIL Regular"/>
           <w:b w:val="0"/>
           <w:i w:val="0"/>
-          <w:color w:val="0066CC"/>
+          <w:color w:val="0000FF"/>
           <w:sz w:val="24"/>
           <w:u w:val="single"/>
         </w:rPr>
@@ -4543,7 +4511,7 @@
           <w:rFonts w:ascii="Charis SIL Regular" w:hAnsi="Charis SIL Regular" w:eastAsia="Charis SIL Regular"/>
           <w:b w:val="0"/>
           <w:i w:val="0"/>
-          <w:color w:val="0066CC"/>
+          <w:color w:val="0000FF"/>
           <w:sz w:val="24"/>
           <w:u w:val="single"/>
         </w:rPr>
@@ -4561,7 +4529,7 @@
           <w:rFonts w:ascii="Charis SIL Regular" w:hAnsi="Charis SIL Regular" w:eastAsia="Charis SIL Regular"/>
           <w:b w:val="0"/>
           <w:i w:val="0"/>
-          <w:color w:val="0066CC"/>
+          <w:color w:val="0000FF"/>
           <w:sz w:val="24"/>
           <w:u w:val="single"/>
         </w:rPr>
@@ -4572,7 +4540,7 @@
           <w:rFonts w:ascii="Charis SIL Regular" w:hAnsi="Charis SIL Regular" w:eastAsia="Charis SIL Regular"/>
           <w:b w:val="0"/>
           <w:i w:val="0"/>
-          <w:color w:val="0066CC"/>
+          <w:color w:val="0000FF"/>
           <w:sz w:val="24"/>
           <w:u w:val="single"/>
         </w:rPr>
@@ -4722,7 +4690,7 @@
           <w:rFonts w:ascii="Charis SIL Regular" w:hAnsi="Charis SIL Regular" w:eastAsia="Charis SIL Regular"/>
           <w:b w:val="0"/>
           <w:i w:val="0"/>
-          <w:color w:val="0066CC"/>
+          <w:color w:val="0000FF"/>
           <w:sz w:val="24"/>
           <w:u w:val="single"/>
         </w:rPr>
@@ -4740,7 +4708,7 @@
           <w:rFonts w:ascii="Charis SIL Regular" w:hAnsi="Charis SIL Regular" w:eastAsia="Charis SIL Regular"/>
           <w:b w:val="0"/>
           <w:i w:val="0"/>
-          <w:color w:val="0066CC"/>
+          <w:color w:val="0000FF"/>
           <w:sz w:val="24"/>
           <w:u w:val="single"/>
         </w:rPr>
@@ -4751,7 +4719,7 @@
           <w:rFonts w:ascii="Charis SIL Regular" w:hAnsi="Charis SIL Regular" w:eastAsia="Charis SIL Regular"/>
           <w:b w:val="0"/>
           <w:i w:val="0"/>
-          <w:color w:val="0066CC"/>
+          <w:color w:val="0000FF"/>
           <w:sz w:val="24"/>
           <w:u w:val="single"/>
         </w:rPr>
@@ -4779,7 +4747,7 @@
           <w:rFonts w:ascii="Charis SIL Regular" w:hAnsi="Charis SIL Regular" w:eastAsia="Charis SIL Regular"/>
           <w:b w:val="0"/>
           <w:i w:val="0"/>
-          <w:color w:val="0066CC"/>
+          <w:color w:val="0000FF"/>
           <w:sz w:val="24"/>
           <w:u w:val="single"/>
         </w:rPr>
@@ -4797,7 +4765,7 @@
           <w:rFonts w:ascii="Charis SIL Regular" w:hAnsi="Charis SIL Regular" w:eastAsia="Charis SIL Regular"/>
           <w:b w:val="0"/>
           <w:i w:val="0"/>
-          <w:color w:val="0066CC"/>
+          <w:color w:val="0000FF"/>
           <w:sz w:val="24"/>
           <w:u w:val="single"/>
         </w:rPr>
@@ -4808,7 +4776,7 @@
           <w:rFonts w:ascii="Charis SIL Regular" w:hAnsi="Charis SIL Regular" w:eastAsia="Charis SIL Regular"/>
           <w:b w:val="0"/>
           <w:i w:val="0"/>
-          <w:color w:val="0066CC"/>
+          <w:color w:val="0000FF"/>
           <w:sz w:val="24"/>
           <w:u w:val="single"/>
         </w:rPr>

--- a/EXPORTS/DOCX/published/niveau3/English/WMAmsterdam.docx
+++ b/EXPORTS/DOCX/published/niveau3/English/WMAmsterdam.docx
@@ -493,7 +493,7 @@
           <w:sz w:val="24"/>
           <w:u w:val="single"/>
         </w:rPr>
-        <w:hyperlink r:id="rId11" w:history="1">
+        <w:hyperlink r:id="rId10" w:history="1">
           <w:r>
             <w:rPr>
               <w:rStyle w:val="Hyperlink"/>
@@ -522,7 +522,7 @@
           <w:sz w:val="24"/>
           <w:u w:val="single"/>
         </w:rPr>
-        <w:hyperlink r:id="rId11" w:history="1">
+        <w:hyperlink r:id="rId10" w:history="1">
           <w:r>
             <w:rPr>
               <w:rStyle w:val="Hyperlink"/>
@@ -737,7 +737,50 @@
           <w:color w:val="000000"/>
           <w:sz w:val="24"/>
         </w:rPr>
-        <w:t>t Indies, 's Land</w:t>
+        <w:hyperlink r:id="rId11" w:history="1">
+          <w:r>
+            <w:rPr>
+              <w:rStyle w:val="Hyperlink"/>
+            </w:rPr>
+            <w:t>t Indies</w:t>
+          </w:r>
+        </w:hyperlink>
+      </w:r>
+      <w:r>
+        <w:rPr>
+          <w:u w:val="single" w:color="0000ff"/>
+          <w:rFonts w:ascii="Charis SIL Regular" w:hAnsi="Charis SIL Regular" w:eastAsia="Charis SIL Regular"/>
+          <w:b w:val="0"/>
+          <w:i w:val="0"/>
+          <w:color w:val="000000"/>
+          <w:sz w:val="24"/>
+        </w:rPr>
+        <w:hyperlink r:id="rId11" w:history="1">
+          <w:r>
+            <w:rPr>
+              <w:rStyle w:val="Hyperlink"/>
+            </w:rPr>
+            <w:t>,</w:t>
+          </w:r>
+        </w:hyperlink>
+      </w:r>
+      <w:r>
+        <w:rPr>
+          <w:u w:val="single" w:color="0000ff"/>
+          <w:rFonts w:ascii="Charis SIL Regular" w:hAnsi="Charis SIL Regular" w:eastAsia="Charis SIL Regular"/>
+          <w:b w:val="0"/>
+          <w:i w:val="0"/>
+          <w:color w:val="000000"/>
+          <w:sz w:val="24"/>
+        </w:rPr>
+        <w:hyperlink r:id="rId11" w:history="1">
+          <w:r>
+            <w:rPr>
+              <w:rStyle w:val="Hyperlink"/>
+            </w:rPr>
+            <w:t xml:space="preserve"> 's Land</w:t>
+          </w:r>
+        </w:hyperlink>
       </w:r>
       <w:r>
         <w:rPr>
@@ -1501,7 +1544,7 @@
           <w:sz w:val="24"/>
           <w:u w:val="single"/>
         </w:rPr>
-        <w:hyperlink r:id="rId13" w:history="1">
+        <w:hyperlink r:id="rId14" w:history="1">
           <w:r>
             <w:rPr>
               <w:rStyle w:val="Hyperlink"/>
@@ -1530,14 +1573,7 @@
           <w:sz w:val="24"/>
           <w:u w:val="single"/>
         </w:rPr>
-        <w:hyperlink r:id="rId13" w:history="1">
-          <w:r>
-            <w:rPr>
-              <w:rStyle w:val="Hyperlink"/>
-            </w:rPr>
-            <w:t>Mu</w:t>
-          </w:r>
-        </w:hyperlink>
+        <w:t>Mu</w:t>
       </w:r>
       <w:r>
         <w:rPr>
@@ -1577,7 +1613,7 @@
           <w:sz w:val="24"/>
           <w:u w:val="single"/>
         </w:rPr>
-        <w:hyperlink r:id="rId14" w:history="1">
+        <w:hyperlink r:id="rId13" w:history="1">
           <w:r>
             <w:rPr>
               <w:rStyle w:val="Hyperlink"/>
@@ -1624,7 +1660,7 @@
           <w:sz w:val="24"/>
           <w:u w:val="single"/>
         </w:rPr>
-        <w:hyperlink r:id="rId13" w:history="1">
+        <w:hyperlink r:id="rId14" w:history="1">
           <w:r>
             <w:rPr>
               <w:rStyle w:val="Hyperlink"/>
@@ -1642,7 +1678,7 @@
           <w:sz w:val="24"/>
           <w:u w:val="single"/>
         </w:rPr>
-        <w:hyperlink r:id="rId14" w:history="1">
+        <w:hyperlink r:id="rId13" w:history="1">
           <w:r>
             <w:rPr>
               <w:rStyle w:val="Hyperlink"/>
@@ -1678,72 +1714,7 @@
           <w:sz w:val="24"/>
           <w:u w:val="single"/>
         </w:rPr>
-        <w:hyperlink r:id="rId13" w:history="1">
-          <w:r>
-            <w:rPr>
-              <w:rStyle w:val="Hyperlink"/>
-            </w:rPr>
-            <w:t>al</w:t>
-          </w:r>
-        </w:hyperlink>
-      </w:r>
-      <w:r>
-        <w:rPr>
-          <w:rFonts w:ascii="Charis SIL Regular" w:hAnsi="Charis SIL Regular" w:eastAsia="Charis SIL Regular"/>
-          <w:b w:val="0"/>
-          <w:i w:val="0"/>
-          <w:color w:val="0000FF"/>
-          <w:sz w:val="24"/>
-          <w:u w:val="single"/>
-        </w:rPr>
-        <w:t xml:space="preserve"> </w:t>
-      </w:r>
-      <w:r>
-        <w:rPr>
-          <w:rFonts w:ascii="Charis SIL Regular" w:hAnsi="Charis SIL Regular" w:eastAsia="Charis SIL Regular"/>
-          <w:b w:val="0"/>
-          <w:i w:val="0"/>
-          <w:color w:val="0000FF"/>
-          <w:sz w:val="24"/>
-          <w:u w:val="single"/>
-        </w:rPr>
-        <w:hyperlink r:id="rId13" w:history="1">
-          <w:r>
-            <w:rPr>
-              <w:rStyle w:val="Hyperlink"/>
-            </w:rPr>
-            <w:t>History</w:t>
-          </w:r>
-        </w:hyperlink>
-      </w:r>
-      <w:r>
-        <w:rPr>
-          <w:rFonts w:ascii="Charis SIL Regular" w:hAnsi="Charis SIL Regular" w:eastAsia="Charis SIL Regular"/>
-          <w:b w:val="0"/>
-          <w:i w:val="0"/>
-          <w:color w:val="0000FF"/>
-          <w:sz w:val="24"/>
-          <w:u w:val="single"/>
-        </w:rPr>
-        <w:t xml:space="preserve"> </w:t>
-      </w:r>
-      <w:r>
-        <w:rPr>
-          <w:rFonts w:ascii="Charis SIL Regular" w:hAnsi="Charis SIL Regular" w:eastAsia="Charis SIL Regular"/>
-          <w:b w:val="0"/>
-          <w:i w:val="0"/>
-          <w:color w:val="0000FF"/>
-          <w:sz w:val="24"/>
-          <w:u w:val="single"/>
-        </w:rPr>
-        <w:hyperlink r:id="rId13" w:history="1">
-          <w:r>
-            <w:rPr>
-              <w:rStyle w:val="Hyperlink"/>
-            </w:rPr>
-            <w:t>in</w:t>
-          </w:r>
-        </w:hyperlink>
+        <w:t>al History in</w:t>
       </w:r>
       <w:r>
         <w:rPr>
@@ -1830,7 +1801,7 @@
           <w:sz w:val="24"/>
           <w:u w:val="single"/>
         </w:rPr>
-        <w:hyperlink r:id="rId14" w:history="1">
+        <w:hyperlink r:id="rId13" w:history="1">
           <w:r>
             <w:rPr>
               <w:rStyle w:val="Hyperlink"/>
@@ -1929,25 +1900,7 @@
             <w:rPr>
               <w:rStyle w:val="Hyperlink"/>
             </w:rPr>
-            <w:t>Biodiv</w:t>
-          </w:r>
-        </w:hyperlink>
-      </w:r>
-      <w:r>
-        <w:rPr>
-          <w:rFonts w:ascii="Charis SIL Regular" w:hAnsi="Charis SIL Regular" w:eastAsia="Charis SIL Regular"/>
-          <w:b w:val="0"/>
-          <w:i w:val="0"/>
-          <w:color w:val="0000FF"/>
-          <w:sz w:val="24"/>
-          <w:u w:val="single"/>
-        </w:rPr>
-        <w:hyperlink r:id="rId14" w:history="1">
-          <w:r>
-            <w:rPr>
-              <w:rStyle w:val="Hyperlink"/>
-            </w:rPr>
-            <w:t>er</w:t>
+            <w:t>Biodiver</w:t>
           </w:r>
         </w:hyperlink>
       </w:r>

--- a/EXPORTS/DOCX/published/niveau3/English/WMAmsterdam.docx
+++ b/EXPORTS/DOCX/published/niveau3/English/WMAmsterdam.docx
@@ -493,7 +493,7 @@
           <w:sz w:val="24"/>
           <w:u w:val="single"/>
         </w:rPr>
-        <w:hyperlink r:id="rId10" w:history="1">
+        <w:hyperlink r:id="rId11" w:history="1">
           <w:r>
             <w:rPr>
               <w:rStyle w:val="Hyperlink"/>
@@ -522,7 +522,7 @@
           <w:sz w:val="24"/>
           <w:u w:val="single"/>
         </w:rPr>
-        <w:hyperlink r:id="rId10" w:history="1">
+        <w:hyperlink r:id="rId11" w:history="1">
           <w:r>
             <w:rPr>
               <w:rStyle w:val="Hyperlink"/>
@@ -558,7 +558,7 @@
           <w:sz w:val="24"/>
           <w:u w:val="single"/>
         </w:rPr>
-        <w:hyperlink r:id="rId10" w:history="1">
+        <w:hyperlink r:id="rId11" w:history="1">
           <w:r>
             <w:rPr>
               <w:rStyle w:val="Hyperlink"/>
@@ -587,7 +587,7 @@
           <w:sz w:val="24"/>
           <w:u w:val="single"/>
         </w:rPr>
-        <w:hyperlink r:id="rId10" w:history="1">
+        <w:hyperlink r:id="rId11" w:history="1">
           <w:r>
             <w:rPr>
               <w:rStyle w:val="Hyperlink"/>
@@ -605,7 +605,7 @@
           <w:sz w:val="24"/>
           <w:u w:val="single"/>
         </w:rPr>
-        <w:hyperlink r:id="rId10" w:history="1">
+        <w:hyperlink r:id="rId11" w:history="1">
           <w:r>
             <w:rPr>
               <w:rStyle w:val="Hyperlink"/>
@@ -1544,7 +1544,7 @@
           <w:sz w:val="24"/>
           <w:u w:val="single"/>
         </w:rPr>
-        <w:hyperlink r:id="rId14" w:history="1">
+        <w:hyperlink r:id="rId13" w:history="1">
           <w:r>
             <w:rPr>
               <w:rStyle w:val="Hyperlink"/>
@@ -1573,7 +1573,14 @@
           <w:sz w:val="24"/>
           <w:u w:val="single"/>
         </w:rPr>
-        <w:t>Mu</w:t>
+        <w:hyperlink r:id="rId13" w:history="1">
+          <w:r>
+            <w:rPr>
+              <w:rStyle w:val="Hyperlink"/>
+            </w:rPr>
+            <w:t>Mu</w:t>
+          </w:r>
+        </w:hyperlink>
       </w:r>
       <w:r>
         <w:rPr>
@@ -1642,7 +1649,7 @@
           <w:sz w:val="24"/>
           <w:u w:val="single"/>
         </w:rPr>
-        <w:hyperlink r:id="rId13" w:history="1">
+        <w:hyperlink r:id="rId14" w:history="1">
           <w:r>
             <w:rPr>
               <w:rStyle w:val="Hyperlink"/>
@@ -1678,12 +1685,229 @@
           <w:sz w:val="24"/>
           <w:u w:val="single"/>
         </w:rPr>
+        <w:hyperlink r:id="rId14" w:history="1">
+          <w:r>
+            <w:rPr>
+              <w:rStyle w:val="Hyperlink"/>
+            </w:rPr>
+            <w:t>tu</w:t>
+          </w:r>
+        </w:hyperlink>
+      </w:r>
+      <w:r>
+        <w:rPr>
+          <w:rFonts w:ascii="Charis SIL Regular" w:hAnsi="Charis SIL Regular" w:eastAsia="Charis SIL Regular"/>
+          <w:b w:val="0"/>
+          <w:i w:val="0"/>
+          <w:color w:val="0000FF"/>
+          <w:sz w:val="24"/>
+          <w:u w:val="single"/>
+        </w:rPr>
+        <w:hyperlink r:id="rId14" w:history="1">
+          <w:r>
+            <w:rPr>
+              <w:rStyle w:val="Hyperlink"/>
+            </w:rPr>
+            <w:t>r</w:t>
+          </w:r>
+        </w:hyperlink>
+      </w:r>
+      <w:r>
+        <w:rPr>
+          <w:rFonts w:ascii="Charis SIL Regular" w:hAnsi="Charis SIL Regular" w:eastAsia="Charis SIL Regular"/>
+          <w:b w:val="0"/>
+          <w:i w:val="0"/>
+          <w:color w:val="0000FF"/>
+          <w:sz w:val="24"/>
+          <w:u w:val="single"/>
+        </w:rPr>
+        <w:hyperlink r:id="rId14" w:history="1">
+          <w:r>
+            <w:rPr>
+              <w:rStyle w:val="Hyperlink"/>
+            </w:rPr>
+            <w:t>al</w:t>
+          </w:r>
+        </w:hyperlink>
+      </w:r>
+      <w:r>
+        <w:rPr>
+          <w:rFonts w:ascii="Charis SIL Regular" w:hAnsi="Charis SIL Regular" w:eastAsia="Charis SIL Regular"/>
+          <w:b w:val="0"/>
+          <w:i w:val="0"/>
+          <w:color w:val="0000FF"/>
+          <w:sz w:val="24"/>
+          <w:u w:val="single"/>
+        </w:rPr>
+        <w:t xml:space="preserve"> </w:t>
+      </w:r>
+      <w:r>
+        <w:rPr>
+          <w:rFonts w:ascii="Charis SIL Regular" w:hAnsi="Charis SIL Regular" w:eastAsia="Charis SIL Regular"/>
+          <w:b w:val="0"/>
+          <w:i w:val="0"/>
+          <w:color w:val="0000FF"/>
+          <w:sz w:val="24"/>
+          <w:u w:val="single"/>
+        </w:rPr>
+        <w:hyperlink r:id="rId14" w:history="1">
+          <w:r>
+            <w:rPr>
+              <w:rStyle w:val="Hyperlink"/>
+            </w:rPr>
+            <w:t>History</w:t>
+          </w:r>
+        </w:hyperlink>
+      </w:r>
+      <w:r>
+        <w:rPr>
+          <w:rFonts w:ascii="Charis SIL Regular" w:hAnsi="Charis SIL Regular" w:eastAsia="Charis SIL Regular"/>
+          <w:b w:val="0"/>
+          <w:i w:val="0"/>
+          <w:color w:val="0000FF"/>
+          <w:sz w:val="24"/>
+          <w:u w:val="single"/>
+        </w:rPr>
+        <w:t xml:space="preserve"> </w:t>
+      </w:r>
+      <w:r>
+        <w:rPr>
+          <w:rFonts w:ascii="Charis SIL Regular" w:hAnsi="Charis SIL Regular" w:eastAsia="Charis SIL Regular"/>
+          <w:b w:val="0"/>
+          <w:i w:val="0"/>
+          <w:color w:val="0000FF"/>
+          <w:sz w:val="24"/>
+          <w:u w:val="single"/>
+        </w:rPr>
+        <w:hyperlink r:id="rId14" w:history="1">
+          <w:r>
+            <w:rPr>
+              <w:rStyle w:val="Hyperlink"/>
+            </w:rPr>
+            <w:t>in</w:t>
+          </w:r>
+        </w:hyperlink>
+      </w:r>
+      <w:r>
+        <w:rPr>
+          <w:rFonts w:ascii="Charis SIL Regular" w:hAnsi="Charis SIL Regular" w:eastAsia="Charis SIL Regular"/>
+          <w:b w:val="0"/>
+          <w:i w:val="0"/>
+          <w:color w:val="0000FF"/>
+          <w:sz w:val="24"/>
+          <w:u w:val="single"/>
+        </w:rPr>
+        <w:t xml:space="preserve"> </w:t>
+      </w:r>
+      <w:r>
+        <w:rPr>
+          <w:rFonts w:ascii="Charis SIL Regular" w:hAnsi="Charis SIL Regular" w:eastAsia="Charis SIL Regular"/>
+          <w:b w:val="0"/>
+          <w:i w:val="0"/>
+          <w:color w:val="0000FF"/>
+          <w:sz w:val="24"/>
+          <w:u w:val="single"/>
+        </w:rPr>
         <w:hyperlink r:id="rId13" w:history="1">
           <w:r>
             <w:rPr>
               <w:rStyle w:val="Hyperlink"/>
             </w:rPr>
-            <w:t>tu</w:t>
+            <w:t>Leid</w:t>
+          </w:r>
+        </w:hyperlink>
+      </w:r>
+      <w:r>
+        <w:rPr>
+          <w:rFonts w:ascii="Charis SIL Regular" w:hAnsi="Charis SIL Regular" w:eastAsia="Charis SIL Regular"/>
+          <w:b w:val="0"/>
+          <w:i w:val="0"/>
+          <w:color w:val="0000FF"/>
+          <w:sz w:val="24"/>
+          <w:u w:val="single"/>
+        </w:rPr>
+        <w:hyperlink r:id="rId13" w:history="1">
+          <w:r>
+            <w:rPr>
+              <w:rStyle w:val="Hyperlink"/>
+            </w:rPr>
+            <w:t>e</w:t>
+          </w:r>
+        </w:hyperlink>
+      </w:r>
+      <w:r>
+        <w:rPr>
+          <w:rFonts w:ascii="Charis SIL Regular" w:hAnsi="Charis SIL Regular" w:eastAsia="Charis SIL Regular"/>
+          <w:b w:val="0"/>
+          <w:i w:val="0"/>
+          <w:color w:val="0000FF"/>
+          <w:sz w:val="24"/>
+          <w:u w:val="single"/>
+        </w:rPr>
+        <w:hyperlink r:id="rId13" w:history="1">
+          <w:r>
+            <w:rPr>
+              <w:rStyle w:val="Hyperlink"/>
+            </w:rPr>
+            <w:t>n</w:t>
+          </w:r>
+        </w:hyperlink>
+      </w:r>
+      <w:r>
+        <w:rPr>
+          <w:rFonts w:ascii="Charis SIL Regular" w:hAnsi="Charis SIL Regular" w:eastAsia="Charis SIL Regular"/>
+          <w:b w:val="0"/>
+          <w:i w:val="0"/>
+          <w:color w:val="0000FF"/>
+          <w:sz w:val="24"/>
+          <w:u w:val="single"/>
+        </w:rPr>
+        <w:t xml:space="preserve"> </w:t>
+      </w:r>
+      <w:r>
+        <w:rPr>
+          <w:rFonts w:ascii="Charis SIL Regular" w:hAnsi="Charis SIL Regular" w:eastAsia="Charis SIL Regular"/>
+          <w:b w:val="0"/>
+          <w:i w:val="0"/>
+          <w:color w:val="0000FF"/>
+          <w:sz w:val="24"/>
+          <w:u w:val="single"/>
+        </w:rPr>
+        <w:hyperlink r:id="rId13" w:history="1">
+          <w:r>
+            <w:rPr>
+              <w:rStyle w:val="Hyperlink"/>
+            </w:rPr>
+            <w:t>(now</w:t>
+          </w:r>
+        </w:hyperlink>
+      </w:r>
+      <w:r>
+        <w:rPr>
+          <w:rFonts w:ascii="Charis SIL Regular" w:hAnsi="Charis SIL Regular" w:eastAsia="Charis SIL Regular"/>
+          <w:b w:val="0"/>
+          <w:i w:val="0"/>
+          <w:color w:val="0000FF"/>
+          <w:sz w:val="24"/>
+          <w:u w:val="single"/>
+        </w:rPr>
+        <w:t xml:space="preserve"> </w:t>
+      </w:r>
+      <w:r>
+        <w:rPr>
+          <w:rFonts w:ascii="Charis SIL Regular" w:hAnsi="Charis SIL Regular" w:eastAsia="Charis SIL Regular"/>
+          <w:b w:val="0"/>
+          <w:i w:val="0"/>
+          <w:color w:val="0000FF"/>
+          <w:sz w:val="24"/>
+          <w:u w:val="single"/>
+        </w:rPr>
+        <w:hyperlink r:id="rId13" w:history="1">
+          <w:r>
+            <w:rPr>
+              <w:rStyle w:val="Hyperlink"/>
+            </w:rPr>
+            <w:t>Natu</w:t>
           </w:r>
         </w:hyperlink>
       </w:r>
@@ -1714,159 +1938,7 @@
           <w:sz w:val="24"/>
           <w:u w:val="single"/>
         </w:rPr>
-        <w:t>al History in</w:t>
-      </w:r>
-      <w:r>
-        <w:rPr>
-          <w:rFonts w:ascii="Charis SIL Regular" w:hAnsi="Charis SIL Regular" w:eastAsia="Charis SIL Regular"/>
-          <w:b w:val="0"/>
-          <w:i w:val="0"/>
-          <w:color w:val="0000FF"/>
-          <w:sz w:val="24"/>
-          <w:u w:val="single"/>
-        </w:rPr>
-        <w:t xml:space="preserve"> </w:t>
-      </w:r>
-      <w:r>
-        <w:rPr>
-          <w:rFonts w:ascii="Charis SIL Regular" w:hAnsi="Charis SIL Regular" w:eastAsia="Charis SIL Regular"/>
-          <w:b w:val="0"/>
-          <w:i w:val="0"/>
-          <w:color w:val="0000FF"/>
-          <w:sz w:val="24"/>
-          <w:u w:val="single"/>
-        </w:rPr>
         <w:hyperlink r:id="rId13" w:history="1">
-          <w:r>
-            <w:rPr>
-              <w:rStyle w:val="Hyperlink"/>
-            </w:rPr>
-            <w:t>Leid</w:t>
-          </w:r>
-        </w:hyperlink>
-      </w:r>
-      <w:r>
-        <w:rPr>
-          <w:rFonts w:ascii="Charis SIL Regular" w:hAnsi="Charis SIL Regular" w:eastAsia="Charis SIL Regular"/>
-          <w:b w:val="0"/>
-          <w:i w:val="0"/>
-          <w:color w:val="0000FF"/>
-          <w:sz w:val="24"/>
-          <w:u w:val="single"/>
-        </w:rPr>
-        <w:hyperlink r:id="rId13" w:history="1">
-          <w:r>
-            <w:rPr>
-              <w:rStyle w:val="Hyperlink"/>
-            </w:rPr>
-            <w:t>e</w:t>
-          </w:r>
-        </w:hyperlink>
-      </w:r>
-      <w:r>
-        <w:rPr>
-          <w:rFonts w:ascii="Charis SIL Regular" w:hAnsi="Charis SIL Regular" w:eastAsia="Charis SIL Regular"/>
-          <w:b w:val="0"/>
-          <w:i w:val="0"/>
-          <w:color w:val="0000FF"/>
-          <w:sz w:val="24"/>
-          <w:u w:val="single"/>
-        </w:rPr>
-        <w:hyperlink r:id="rId14" w:history="1">
-          <w:r>
-            <w:rPr>
-              <w:rStyle w:val="Hyperlink"/>
-            </w:rPr>
-            <w:t>n</w:t>
-          </w:r>
-        </w:hyperlink>
-      </w:r>
-      <w:r>
-        <w:rPr>
-          <w:rFonts w:ascii="Charis SIL Regular" w:hAnsi="Charis SIL Regular" w:eastAsia="Charis SIL Regular"/>
-          <w:b w:val="0"/>
-          <w:i w:val="0"/>
-          <w:color w:val="0000FF"/>
-          <w:sz w:val="24"/>
-          <w:u w:val="single"/>
-        </w:rPr>
-        <w:t xml:space="preserve"> </w:t>
-      </w:r>
-      <w:r>
-        <w:rPr>
-          <w:rFonts w:ascii="Charis SIL Regular" w:hAnsi="Charis SIL Regular" w:eastAsia="Charis SIL Regular"/>
-          <w:b w:val="0"/>
-          <w:i w:val="0"/>
-          <w:color w:val="0000FF"/>
-          <w:sz w:val="24"/>
-          <w:u w:val="single"/>
-        </w:rPr>
-        <w:hyperlink r:id="rId13" w:history="1">
-          <w:r>
-            <w:rPr>
-              <w:rStyle w:val="Hyperlink"/>
-            </w:rPr>
-            <w:t>(now</w:t>
-          </w:r>
-        </w:hyperlink>
-      </w:r>
-      <w:r>
-        <w:rPr>
-          <w:rFonts w:ascii="Charis SIL Regular" w:hAnsi="Charis SIL Regular" w:eastAsia="Charis SIL Regular"/>
-          <w:b w:val="0"/>
-          <w:i w:val="0"/>
-          <w:color w:val="0000FF"/>
-          <w:sz w:val="24"/>
-          <w:u w:val="single"/>
-        </w:rPr>
-        <w:t xml:space="preserve"> </w:t>
-      </w:r>
-      <w:r>
-        <w:rPr>
-          <w:rFonts w:ascii="Charis SIL Regular" w:hAnsi="Charis SIL Regular" w:eastAsia="Charis SIL Regular"/>
-          <w:b w:val="0"/>
-          <w:i w:val="0"/>
-          <w:color w:val="0000FF"/>
-          <w:sz w:val="24"/>
-          <w:u w:val="single"/>
-        </w:rPr>
-        <w:hyperlink r:id="rId14" w:history="1">
-          <w:r>
-            <w:rPr>
-              <w:rStyle w:val="Hyperlink"/>
-            </w:rPr>
-            <w:t>Natu</w:t>
-          </w:r>
-        </w:hyperlink>
-      </w:r>
-      <w:r>
-        <w:rPr>
-          <w:rFonts w:ascii="Charis SIL Regular" w:hAnsi="Charis SIL Regular" w:eastAsia="Charis SIL Regular"/>
-          <w:b w:val="0"/>
-          <w:i w:val="0"/>
-          <w:color w:val="0000FF"/>
-          <w:sz w:val="24"/>
-          <w:u w:val="single"/>
-        </w:rPr>
-        <w:hyperlink r:id="rId14" w:history="1">
-          <w:r>
-            <w:rPr>
-              <w:rStyle w:val="Hyperlink"/>
-            </w:rPr>
-            <w:t>r</w:t>
-          </w:r>
-        </w:hyperlink>
-      </w:r>
-      <w:r>
-        <w:rPr>
-          <w:rFonts w:ascii="Charis SIL Regular" w:hAnsi="Charis SIL Regular" w:eastAsia="Charis SIL Regular"/>
-          <w:b w:val="0"/>
-          <w:i w:val="0"/>
-          <w:color w:val="0000FF"/>
-          <w:sz w:val="24"/>
-          <w:u w:val="single"/>
-        </w:rPr>
-        <w:hyperlink r:id="rId14" w:history="1">
           <w:r>
             <w:rPr>
               <w:rStyle w:val="Hyperlink"/>
@@ -1895,12 +1967,12 @@
           <w:sz w:val="24"/>
           <w:u w:val="single"/>
         </w:rPr>
-        <w:hyperlink r:id="rId14" w:history="1">
+        <w:hyperlink r:id="rId13" w:history="1">
           <w:r>
             <w:rPr>
               <w:rStyle w:val="Hyperlink"/>
             </w:rPr>
-            <w:t>Biodiver</w:t>
+            <w:t>Biodiv</w:t>
           </w:r>
         </w:hyperlink>
       </w:r>
@@ -1913,7 +1985,25 @@
           <w:sz w:val="24"/>
           <w:u w:val="single"/>
         </w:rPr>
-        <w:hyperlink r:id="rId14" w:history="1">
+        <w:hyperlink r:id="rId13" w:history="1">
+          <w:r>
+            <w:rPr>
+              <w:rStyle w:val="Hyperlink"/>
+            </w:rPr>
+            <w:t>er</w:t>
+          </w:r>
+        </w:hyperlink>
+      </w:r>
+      <w:r>
+        <w:rPr>
+          <w:rFonts w:ascii="Charis SIL Regular" w:hAnsi="Charis SIL Regular" w:eastAsia="Charis SIL Regular"/>
+          <w:b w:val="0"/>
+          <w:i w:val="0"/>
+          <w:color w:val="0000FF"/>
+          <w:sz w:val="24"/>
+          <w:u w:val="single"/>
+        </w:rPr>
+        <w:hyperlink r:id="rId13" w:history="1">
           <w:r>
             <w:rPr>
               <w:rStyle w:val="Hyperlink"/>

--- a/EXPORTS/DOCX/published/niveau3/English/WMAmsterdam.docx
+++ b/EXPORTS/DOCX/published/niveau3/English/WMAmsterdam.docx
@@ -195,25 +195,7 @@
           <w:color w:val="000000"/>
           <w:sz w:val="24"/>
         </w:rPr>
-        <w:t>Haarlem in 1871. The Colonial Museum, located in Paviljo</w:t>
-      </w:r>
-      <w:r>
-        <w:rPr>
-          <w:u w:val="single" w:color="0000ff"/>
-          <w:rFonts w:ascii="Charis SIL Regular" w:hAnsi="Charis SIL Regular" w:eastAsia="Charis SIL Regular"/>
-          <w:b w:val="0"/>
-          <w:i w:val="0"/>
-          <w:color w:val="000000"/>
-          <w:sz w:val="24"/>
-        </w:rPr>
-        <w:hyperlink r:id="rId9" w:history="1">
-          <w:r>
-            <w:rPr>
-              <w:rStyle w:val="Hyperlink"/>
-            </w:rPr>
-            <w:t>en Welg</w:t>
-          </w:r>
-        </w:hyperlink>
+        <w:t>Haarlem in 1871. The Colonial Museum, located in Paviljoen Welg</w:t>
       </w:r>
       <w:r>
         <w:rPr>
@@ -388,12 +370,52 @@
           <w:sz w:val="24"/>
           <w:u w:val="single"/>
         </w:rPr>
+        <w:t>Johann George Ott</w:t>
+      </w:r>
+      <w:r>
+        <w:rPr>
+          <w:rFonts w:ascii="Charis SIL Regular" w:hAnsi="Charis SIL Regular" w:eastAsia="Charis SIL Regular"/>
+          <w:b w:val="0"/>
+          <w:i w:val="0"/>
+          <w:color w:val="0000FF"/>
+          <w:sz w:val="24"/>
+          <w:u w:val="single"/>
+        </w:rPr>
+        <w:hyperlink r:id="rId10" w:history="1">
+          <w:r>
+            <w:rPr>
+              <w:rStyle w:val="Hyperlink"/>
+            </w:rPr>
+            <w:t>o</w:t>
+          </w:r>
+        </w:hyperlink>
+      </w:r>
+      <w:r>
+        <w:rPr>
+          <w:rFonts w:ascii="Charis SIL Regular" w:hAnsi="Charis SIL Regular" w:eastAsia="Charis SIL Regular"/>
+          <w:b w:val="0"/>
+          <w:i w:val="0"/>
+          <w:color w:val="0000FF"/>
+          <w:sz w:val="24"/>
+          <w:u w:val="single"/>
+        </w:rPr>
+        <w:t xml:space="preserve"> </w:t>
+      </w:r>
+      <w:r>
+        <w:rPr>
+          <w:rFonts w:ascii="Charis SIL Regular" w:hAnsi="Charis SIL Regular" w:eastAsia="Charis SIL Regular"/>
+          <w:b w:val="0"/>
+          <w:i w:val="0"/>
+          <w:color w:val="0000FF"/>
+          <w:sz w:val="24"/>
+          <w:u w:val="single"/>
+        </w:rPr>
         <w:hyperlink r:id="rId11" w:history="1">
           <w:r>
             <w:rPr>
               <w:rStyle w:val="Hyperlink"/>
             </w:rPr>
-            <w:t>Johann</w:t>
+            <w:t>Stuart</w:t>
           </w:r>
         </w:hyperlink>
       </w:r>
@@ -422,36 +444,7 @@
             <w:rPr>
               <w:rStyle w:val="Hyperlink"/>
             </w:rPr>
-            <w:t>George</w:t>
-          </w:r>
-        </w:hyperlink>
-      </w:r>
-      <w:r>
-        <w:rPr>
-          <w:rFonts w:ascii="Charis SIL Regular" w:hAnsi="Charis SIL Regular" w:eastAsia="Charis SIL Regular"/>
-          <w:b w:val="0"/>
-          <w:i w:val="0"/>
-          <w:color w:val="0000FF"/>
-          <w:sz w:val="24"/>
-          <w:u w:val="single"/>
-        </w:rPr>
-        <w:t xml:space="preserve"> </w:t>
-      </w:r>
-      <w:r>
-        <w:rPr>
-          <w:rFonts w:ascii="Charis SIL Regular" w:hAnsi="Charis SIL Regular" w:eastAsia="Charis SIL Regular"/>
-          <w:b w:val="0"/>
-          <w:i w:val="0"/>
-          <w:color w:val="0000FF"/>
-          <w:sz w:val="24"/>
-          <w:u w:val="single"/>
-        </w:rPr>
-        <w:hyperlink r:id="rId11" w:history="1">
-          <w:r>
-            <w:rPr>
-              <w:rStyle w:val="Hyperlink"/>
-            </w:rPr>
-            <w:t>Ott</w:t>
+            <w:t>v</w:t>
           </w:r>
         </w:hyperlink>
       </w:r>
@@ -482,82 +475,6 @@
           <w:sz w:val="24"/>
           <w:u w:val="single"/>
         </w:rPr>
-        <w:t xml:space="preserve"> </w:t>
-      </w:r>
-      <w:r>
-        <w:rPr>
-          <w:rFonts w:ascii="Charis SIL Regular" w:hAnsi="Charis SIL Regular" w:eastAsia="Charis SIL Regular"/>
-          <w:b w:val="0"/>
-          <w:i w:val="0"/>
-          <w:color w:val="0000FF"/>
-          <w:sz w:val="24"/>
-          <w:u w:val="single"/>
-        </w:rPr>
-        <w:hyperlink r:id="rId11" w:history="1">
-          <w:r>
-            <w:rPr>
-              <w:rStyle w:val="Hyperlink"/>
-            </w:rPr>
-            <w:t>Stuart</w:t>
-          </w:r>
-        </w:hyperlink>
-      </w:r>
-      <w:r>
-        <w:rPr>
-          <w:rFonts w:ascii="Charis SIL Regular" w:hAnsi="Charis SIL Regular" w:eastAsia="Charis SIL Regular"/>
-          <w:b w:val="0"/>
-          <w:i w:val="0"/>
-          <w:color w:val="0000FF"/>
-          <w:sz w:val="24"/>
-          <w:u w:val="single"/>
-        </w:rPr>
-        <w:t xml:space="preserve"> </w:t>
-      </w:r>
-      <w:r>
-        <w:rPr>
-          <w:rFonts w:ascii="Charis SIL Regular" w:hAnsi="Charis SIL Regular" w:eastAsia="Charis SIL Regular"/>
-          <w:b w:val="0"/>
-          <w:i w:val="0"/>
-          <w:color w:val="0000FF"/>
-          <w:sz w:val="24"/>
-          <w:u w:val="single"/>
-        </w:rPr>
-        <w:hyperlink r:id="rId11" w:history="1">
-          <w:r>
-            <w:rPr>
-              <w:rStyle w:val="Hyperlink"/>
-            </w:rPr>
-            <w:t>v</w:t>
-          </w:r>
-        </w:hyperlink>
-      </w:r>
-      <w:r>
-        <w:rPr>
-          <w:rFonts w:ascii="Charis SIL Regular" w:hAnsi="Charis SIL Regular" w:eastAsia="Charis SIL Regular"/>
-          <w:b w:val="0"/>
-          <w:i w:val="0"/>
-          <w:color w:val="0000FF"/>
-          <w:sz w:val="24"/>
-          <w:u w:val="single"/>
-        </w:rPr>
-        <w:hyperlink r:id="rId11" w:history="1">
-          <w:r>
-            <w:rPr>
-              <w:rStyle w:val="Hyperlink"/>
-            </w:rPr>
-            <w:t>o</w:t>
-          </w:r>
-        </w:hyperlink>
-      </w:r>
-      <w:r>
-        <w:rPr>
-          <w:rFonts w:ascii="Charis SIL Regular" w:hAnsi="Charis SIL Regular" w:eastAsia="Charis SIL Regular"/>
-          <w:b w:val="0"/>
-          <w:i w:val="0"/>
-          <w:color w:val="0000FF"/>
-          <w:sz w:val="24"/>
-          <w:u w:val="single"/>
-        </w:rPr>
         <w:hyperlink r:id="rId11" w:history="1">
           <w:r>
             <w:rPr>
@@ -623,7 +540,7 @@
           <w:sz w:val="24"/>
           <w:u w:val="single"/>
         </w:rPr>
-        <w:hyperlink r:id="rId10" w:history="1">
+        <w:hyperlink r:id="rId11" w:history="1">
           <w:r>
             <w:rPr>
               <w:rStyle w:val="Hyperlink"/>
@@ -652,7 +569,7 @@
           <w:sz w:val="24"/>
           <w:u w:val="single"/>
         </w:rPr>
-        <w:hyperlink r:id="rId10" w:history="1">
+        <w:hyperlink r:id="rId11" w:history="1">
           <w:r>
             <w:rPr>
               <w:rStyle w:val="Hyperlink"/>
@@ -1649,7 +1566,7 @@
           <w:sz w:val="24"/>
           <w:u w:val="single"/>
         </w:rPr>
-        <w:hyperlink r:id="rId14" w:history="1">
+        <w:hyperlink r:id="rId13" w:history="1">
           <w:r>
             <w:rPr>
               <w:rStyle w:val="Hyperlink"/>
@@ -1667,7 +1584,7 @@
           <w:sz w:val="24"/>
           <w:u w:val="single"/>
         </w:rPr>
-        <w:hyperlink r:id="rId14" w:history="1">
+        <w:hyperlink r:id="rId13" w:history="1">
           <w:r>
             <w:rPr>
               <w:rStyle w:val="Hyperlink"/>
@@ -1685,229 +1602,12 @@
           <w:sz w:val="24"/>
           <w:u w:val="single"/>
         </w:rPr>
-        <w:hyperlink r:id="rId14" w:history="1">
+        <w:hyperlink r:id="rId13" w:history="1">
           <w:r>
             <w:rPr>
               <w:rStyle w:val="Hyperlink"/>
             </w:rPr>
             <w:t>tu</w:t>
-          </w:r>
-        </w:hyperlink>
-      </w:r>
-      <w:r>
-        <w:rPr>
-          <w:rFonts w:ascii="Charis SIL Regular" w:hAnsi="Charis SIL Regular" w:eastAsia="Charis SIL Regular"/>
-          <w:b w:val="0"/>
-          <w:i w:val="0"/>
-          <w:color w:val="0000FF"/>
-          <w:sz w:val="24"/>
-          <w:u w:val="single"/>
-        </w:rPr>
-        <w:hyperlink r:id="rId14" w:history="1">
-          <w:r>
-            <w:rPr>
-              <w:rStyle w:val="Hyperlink"/>
-            </w:rPr>
-            <w:t>r</w:t>
-          </w:r>
-        </w:hyperlink>
-      </w:r>
-      <w:r>
-        <w:rPr>
-          <w:rFonts w:ascii="Charis SIL Regular" w:hAnsi="Charis SIL Regular" w:eastAsia="Charis SIL Regular"/>
-          <w:b w:val="0"/>
-          <w:i w:val="0"/>
-          <w:color w:val="0000FF"/>
-          <w:sz w:val="24"/>
-          <w:u w:val="single"/>
-        </w:rPr>
-        <w:hyperlink r:id="rId14" w:history="1">
-          <w:r>
-            <w:rPr>
-              <w:rStyle w:val="Hyperlink"/>
-            </w:rPr>
-            <w:t>al</w:t>
-          </w:r>
-        </w:hyperlink>
-      </w:r>
-      <w:r>
-        <w:rPr>
-          <w:rFonts w:ascii="Charis SIL Regular" w:hAnsi="Charis SIL Regular" w:eastAsia="Charis SIL Regular"/>
-          <w:b w:val="0"/>
-          <w:i w:val="0"/>
-          <w:color w:val="0000FF"/>
-          <w:sz w:val="24"/>
-          <w:u w:val="single"/>
-        </w:rPr>
-        <w:t xml:space="preserve"> </w:t>
-      </w:r>
-      <w:r>
-        <w:rPr>
-          <w:rFonts w:ascii="Charis SIL Regular" w:hAnsi="Charis SIL Regular" w:eastAsia="Charis SIL Regular"/>
-          <w:b w:val="0"/>
-          <w:i w:val="0"/>
-          <w:color w:val="0000FF"/>
-          <w:sz w:val="24"/>
-          <w:u w:val="single"/>
-        </w:rPr>
-        <w:hyperlink r:id="rId14" w:history="1">
-          <w:r>
-            <w:rPr>
-              <w:rStyle w:val="Hyperlink"/>
-            </w:rPr>
-            <w:t>History</w:t>
-          </w:r>
-        </w:hyperlink>
-      </w:r>
-      <w:r>
-        <w:rPr>
-          <w:rFonts w:ascii="Charis SIL Regular" w:hAnsi="Charis SIL Regular" w:eastAsia="Charis SIL Regular"/>
-          <w:b w:val="0"/>
-          <w:i w:val="0"/>
-          <w:color w:val="0000FF"/>
-          <w:sz w:val="24"/>
-          <w:u w:val="single"/>
-        </w:rPr>
-        <w:t xml:space="preserve"> </w:t>
-      </w:r>
-      <w:r>
-        <w:rPr>
-          <w:rFonts w:ascii="Charis SIL Regular" w:hAnsi="Charis SIL Regular" w:eastAsia="Charis SIL Regular"/>
-          <w:b w:val="0"/>
-          <w:i w:val="0"/>
-          <w:color w:val="0000FF"/>
-          <w:sz w:val="24"/>
-          <w:u w:val="single"/>
-        </w:rPr>
-        <w:hyperlink r:id="rId14" w:history="1">
-          <w:r>
-            <w:rPr>
-              <w:rStyle w:val="Hyperlink"/>
-            </w:rPr>
-            <w:t>in</w:t>
-          </w:r>
-        </w:hyperlink>
-      </w:r>
-      <w:r>
-        <w:rPr>
-          <w:rFonts w:ascii="Charis SIL Regular" w:hAnsi="Charis SIL Regular" w:eastAsia="Charis SIL Regular"/>
-          <w:b w:val="0"/>
-          <w:i w:val="0"/>
-          <w:color w:val="0000FF"/>
-          <w:sz w:val="24"/>
-          <w:u w:val="single"/>
-        </w:rPr>
-        <w:t xml:space="preserve"> </w:t>
-      </w:r>
-      <w:r>
-        <w:rPr>
-          <w:rFonts w:ascii="Charis SIL Regular" w:hAnsi="Charis SIL Regular" w:eastAsia="Charis SIL Regular"/>
-          <w:b w:val="0"/>
-          <w:i w:val="0"/>
-          <w:color w:val="0000FF"/>
-          <w:sz w:val="24"/>
-          <w:u w:val="single"/>
-        </w:rPr>
-        <w:hyperlink r:id="rId13" w:history="1">
-          <w:r>
-            <w:rPr>
-              <w:rStyle w:val="Hyperlink"/>
-            </w:rPr>
-            <w:t>Leid</w:t>
-          </w:r>
-        </w:hyperlink>
-      </w:r>
-      <w:r>
-        <w:rPr>
-          <w:rFonts w:ascii="Charis SIL Regular" w:hAnsi="Charis SIL Regular" w:eastAsia="Charis SIL Regular"/>
-          <w:b w:val="0"/>
-          <w:i w:val="0"/>
-          <w:color w:val="0000FF"/>
-          <w:sz w:val="24"/>
-          <w:u w:val="single"/>
-        </w:rPr>
-        <w:hyperlink r:id="rId13" w:history="1">
-          <w:r>
-            <w:rPr>
-              <w:rStyle w:val="Hyperlink"/>
-            </w:rPr>
-            <w:t>e</w:t>
-          </w:r>
-        </w:hyperlink>
-      </w:r>
-      <w:r>
-        <w:rPr>
-          <w:rFonts w:ascii="Charis SIL Regular" w:hAnsi="Charis SIL Regular" w:eastAsia="Charis SIL Regular"/>
-          <w:b w:val="0"/>
-          <w:i w:val="0"/>
-          <w:color w:val="0000FF"/>
-          <w:sz w:val="24"/>
-          <w:u w:val="single"/>
-        </w:rPr>
-        <w:hyperlink r:id="rId13" w:history="1">
-          <w:r>
-            <w:rPr>
-              <w:rStyle w:val="Hyperlink"/>
-            </w:rPr>
-            <w:t>n</w:t>
-          </w:r>
-        </w:hyperlink>
-      </w:r>
-      <w:r>
-        <w:rPr>
-          <w:rFonts w:ascii="Charis SIL Regular" w:hAnsi="Charis SIL Regular" w:eastAsia="Charis SIL Regular"/>
-          <w:b w:val="0"/>
-          <w:i w:val="0"/>
-          <w:color w:val="0000FF"/>
-          <w:sz w:val="24"/>
-          <w:u w:val="single"/>
-        </w:rPr>
-        <w:t xml:space="preserve"> </w:t>
-      </w:r>
-      <w:r>
-        <w:rPr>
-          <w:rFonts w:ascii="Charis SIL Regular" w:hAnsi="Charis SIL Regular" w:eastAsia="Charis SIL Regular"/>
-          <w:b w:val="0"/>
-          <w:i w:val="0"/>
-          <w:color w:val="0000FF"/>
-          <w:sz w:val="24"/>
-          <w:u w:val="single"/>
-        </w:rPr>
-        <w:hyperlink r:id="rId13" w:history="1">
-          <w:r>
-            <w:rPr>
-              <w:rStyle w:val="Hyperlink"/>
-            </w:rPr>
-            <w:t>(now</w:t>
-          </w:r>
-        </w:hyperlink>
-      </w:r>
-      <w:r>
-        <w:rPr>
-          <w:rFonts w:ascii="Charis SIL Regular" w:hAnsi="Charis SIL Regular" w:eastAsia="Charis SIL Regular"/>
-          <w:b w:val="0"/>
-          <w:i w:val="0"/>
-          <w:color w:val="0000FF"/>
-          <w:sz w:val="24"/>
-          <w:u w:val="single"/>
-        </w:rPr>
-        <w:t xml:space="preserve"> </w:t>
-      </w:r>
-      <w:r>
-        <w:rPr>
-          <w:rFonts w:ascii="Charis SIL Regular" w:hAnsi="Charis SIL Regular" w:eastAsia="Charis SIL Regular"/>
-          <w:b w:val="0"/>
-          <w:i w:val="0"/>
-          <w:color w:val="0000FF"/>
-          <w:sz w:val="24"/>
-          <w:u w:val="single"/>
-        </w:rPr>
-        <w:hyperlink r:id="rId13" w:history="1">
-          <w:r>
-            <w:rPr>
-              <w:rStyle w:val="Hyperlink"/>
-            </w:rPr>
-            <w:t>Natu</w:t>
           </w:r>
         </w:hyperlink>
       </w:r>
@@ -1943,7 +1643,7 @@
             <w:rPr>
               <w:rStyle w:val="Hyperlink"/>
             </w:rPr>
-            <w:t>alis</w:t>
+            <w:t>al</w:t>
           </w:r>
         </w:hyperlink>
       </w:r>
@@ -1972,9 +1672,20 @@
             <w:rPr>
               <w:rStyle w:val="Hyperlink"/>
             </w:rPr>
-            <w:t>Biodiv</w:t>
+            <w:t>History</w:t>
           </w:r>
         </w:hyperlink>
+      </w:r>
+      <w:r>
+        <w:rPr>
+          <w:rFonts w:ascii="Charis SIL Regular" w:hAnsi="Charis SIL Regular" w:eastAsia="Charis SIL Regular"/>
+          <w:b w:val="0"/>
+          <w:i w:val="0"/>
+          <w:color w:val="0000FF"/>
+          <w:sz w:val="24"/>
+          <w:u w:val="single"/>
+        </w:rPr>
+        <w:t xml:space="preserve"> </w:t>
       </w:r>
       <w:r>
         <w:rPr>
@@ -1990,9 +1701,84 @@
             <w:rPr>
               <w:rStyle w:val="Hyperlink"/>
             </w:rPr>
-            <w:t>er</w:t>
+            <w:t>in</w:t>
           </w:r>
         </w:hyperlink>
+      </w:r>
+      <w:r>
+        <w:rPr>
+          <w:rFonts w:ascii="Charis SIL Regular" w:hAnsi="Charis SIL Regular" w:eastAsia="Charis SIL Regular"/>
+          <w:b w:val="0"/>
+          <w:i w:val="0"/>
+          <w:color w:val="0000FF"/>
+          <w:sz w:val="24"/>
+          <w:u w:val="single"/>
+        </w:rPr>
+        <w:t xml:space="preserve"> </w:t>
+      </w:r>
+      <w:r>
+        <w:rPr>
+          <w:rFonts w:ascii="Charis SIL Regular" w:hAnsi="Charis SIL Regular" w:eastAsia="Charis SIL Regular"/>
+          <w:b w:val="0"/>
+          <w:i w:val="0"/>
+          <w:color w:val="0000FF"/>
+          <w:sz w:val="24"/>
+          <w:u w:val="single"/>
+        </w:rPr>
+        <w:hyperlink r:id="rId14" w:history="1">
+          <w:r>
+            <w:rPr>
+              <w:rStyle w:val="Hyperlink"/>
+            </w:rPr>
+            <w:t>Leid</w:t>
+          </w:r>
+        </w:hyperlink>
+      </w:r>
+      <w:r>
+        <w:rPr>
+          <w:rFonts w:ascii="Charis SIL Regular" w:hAnsi="Charis SIL Regular" w:eastAsia="Charis SIL Regular"/>
+          <w:b w:val="0"/>
+          <w:i w:val="0"/>
+          <w:color w:val="0000FF"/>
+          <w:sz w:val="24"/>
+          <w:u w:val="single"/>
+        </w:rPr>
+        <w:hyperlink r:id="rId14" w:history="1">
+          <w:r>
+            <w:rPr>
+              <w:rStyle w:val="Hyperlink"/>
+            </w:rPr>
+            <w:t>e</w:t>
+          </w:r>
+        </w:hyperlink>
+      </w:r>
+      <w:r>
+        <w:rPr>
+          <w:rFonts w:ascii="Charis SIL Regular" w:hAnsi="Charis SIL Regular" w:eastAsia="Charis SIL Regular"/>
+          <w:b w:val="0"/>
+          <w:i w:val="0"/>
+          <w:color w:val="0000FF"/>
+          <w:sz w:val="24"/>
+          <w:u w:val="single"/>
+        </w:rPr>
+        <w:hyperlink r:id="rId14" w:history="1">
+          <w:r>
+            <w:rPr>
+              <w:rStyle w:val="Hyperlink"/>
+            </w:rPr>
+            <w:t>n</w:t>
+          </w:r>
+        </w:hyperlink>
+      </w:r>
+      <w:r>
+        <w:rPr>
+          <w:rFonts w:ascii="Charis SIL Regular" w:hAnsi="Charis SIL Regular" w:eastAsia="Charis SIL Regular"/>
+          <w:b w:val="0"/>
+          <w:i w:val="0"/>
+          <w:color w:val="0000FF"/>
+          <w:sz w:val="24"/>
+        </w:rPr>
+        <w:t xml:space="preserve"> (now Naturalis Biodiver</w:t>
       </w:r>
       <w:r>
         <w:rPr>
@@ -2032,7 +1818,7 @@
           <w:sz w:val="24"/>
           <w:u w:val="single"/>
         </w:rPr>
-        <w:hyperlink r:id="rId14" w:history="1">
+        <w:hyperlink r:id="rId13" w:history="1">
           <w:r>
             <w:rPr>
               <w:rStyle w:val="Hyperlink"/>
@@ -2501,14 +2287,7 @@
           <w:color w:val="000000"/>
           <w:sz w:val="24"/>
         </w:rPr>
-        <w:hyperlink r:id="rId16" w:history="1">
-          <w:r>
-            <w:rPr>
-              <w:rStyle w:val="Hyperlink"/>
-            </w:rPr>
-            <w:t>hives of</w:t>
-          </w:r>
-        </w:hyperlink>
+        <w:t>hives of</w:t>
       </w:r>
       <w:r>
         <w:rPr>

--- a/EXPORTS/DOCX/published/niveau3/English/WMAmsterdam.docx
+++ b/EXPORTS/DOCX/published/niveau3/English/WMAmsterdam.docx
@@ -195,7 +195,25 @@
           <w:color w:val="000000"/>
           <w:sz w:val="24"/>
         </w:rPr>
-        <w:t>Haarlem in 1871. The Colonial Museum, located in Paviljoen Welg</w:t>
+        <w:t>Haarlem in 1871. The Colonial Museum, located in Paviljo</w:t>
+      </w:r>
+      <w:r>
+        <w:rPr>
+          <w:u w:val="single" w:color="0000ff"/>
+          <w:rFonts w:ascii="Charis SIL Regular" w:hAnsi="Charis SIL Regular" w:eastAsia="Charis SIL Regular"/>
+          <w:b w:val="0"/>
+          <w:i w:val="0"/>
+          <w:color w:val="000000"/>
+          <w:sz w:val="24"/>
+        </w:rPr>
+        <w:hyperlink r:id="rId9" w:history="1">
+          <w:r>
+            <w:rPr>
+              <w:rStyle w:val="Hyperlink"/>
+            </w:rPr>
+            <w:t>en Welg</w:t>
+          </w:r>
+        </w:hyperlink>
       </w:r>
       <w:r>
         <w:rPr>
@@ -370,7 +388,72 @@
           <w:sz w:val="24"/>
           <w:u w:val="single"/>
         </w:rPr>
-        <w:t>Johann George Ott</w:t>
+        <w:hyperlink r:id="rId11" w:history="1">
+          <w:r>
+            <w:rPr>
+              <w:rStyle w:val="Hyperlink"/>
+            </w:rPr>
+            <w:t>Johann</w:t>
+          </w:r>
+        </w:hyperlink>
+      </w:r>
+      <w:r>
+        <w:rPr>
+          <w:rFonts w:ascii="Charis SIL Regular" w:hAnsi="Charis SIL Regular" w:eastAsia="Charis SIL Regular"/>
+          <w:b w:val="0"/>
+          <w:i w:val="0"/>
+          <w:color w:val="0000FF"/>
+          <w:sz w:val="24"/>
+          <w:u w:val="single"/>
+        </w:rPr>
+        <w:t xml:space="preserve"> </w:t>
+      </w:r>
+      <w:r>
+        <w:rPr>
+          <w:rFonts w:ascii="Charis SIL Regular" w:hAnsi="Charis SIL Regular" w:eastAsia="Charis SIL Regular"/>
+          <w:b w:val="0"/>
+          <w:i w:val="0"/>
+          <w:color w:val="0000FF"/>
+          <w:sz w:val="24"/>
+          <w:u w:val="single"/>
+        </w:rPr>
+        <w:hyperlink r:id="rId11" w:history="1">
+          <w:r>
+            <w:rPr>
+              <w:rStyle w:val="Hyperlink"/>
+            </w:rPr>
+            <w:t>George</w:t>
+          </w:r>
+        </w:hyperlink>
+      </w:r>
+      <w:r>
+        <w:rPr>
+          <w:rFonts w:ascii="Charis SIL Regular" w:hAnsi="Charis SIL Regular" w:eastAsia="Charis SIL Regular"/>
+          <w:b w:val="0"/>
+          <w:i w:val="0"/>
+          <w:color w:val="0000FF"/>
+          <w:sz w:val="24"/>
+          <w:u w:val="single"/>
+        </w:rPr>
+        <w:t xml:space="preserve"> </w:t>
+      </w:r>
+      <w:r>
+        <w:rPr>
+          <w:rFonts w:ascii="Charis SIL Regular" w:hAnsi="Charis SIL Regular" w:eastAsia="Charis SIL Regular"/>
+          <w:b w:val="0"/>
+          <w:i w:val="0"/>
+          <w:color w:val="0000FF"/>
+          <w:sz w:val="24"/>
+          <w:u w:val="single"/>
+        </w:rPr>
+        <w:hyperlink r:id="rId11" w:history="1">
+          <w:r>
+            <w:rPr>
+              <w:rStyle w:val="Hyperlink"/>
+            </w:rPr>
+            <w:t>Ott</w:t>
+          </w:r>
+        </w:hyperlink>
       </w:r>
       <w:r>
         <w:rPr>
@@ -1537,7 +1620,7 @@
           <w:sz w:val="24"/>
           <w:u w:val="single"/>
         </w:rPr>
-        <w:hyperlink r:id="rId13" w:history="1">
+        <w:hyperlink r:id="rId14" w:history="1">
           <w:r>
             <w:rPr>
               <w:rStyle w:val="Hyperlink"/>
@@ -1584,7 +1667,7 @@
           <w:sz w:val="24"/>
           <w:u w:val="single"/>
         </w:rPr>
-        <w:hyperlink r:id="rId13" w:history="1">
+        <w:hyperlink r:id="rId14" w:history="1">
           <w:r>
             <w:rPr>
               <w:rStyle w:val="Hyperlink"/>
@@ -1602,7 +1685,7 @@
           <w:sz w:val="24"/>
           <w:u w:val="single"/>
         </w:rPr>
-        <w:hyperlink r:id="rId13" w:history="1">
+        <w:hyperlink r:id="rId14" w:history="1">
           <w:r>
             <w:rPr>
               <w:rStyle w:val="Hyperlink"/>
@@ -1620,7 +1703,7 @@
           <w:sz w:val="24"/>
           <w:u w:val="single"/>
         </w:rPr>
-        <w:hyperlink r:id="rId13" w:history="1">
+        <w:hyperlink r:id="rId14" w:history="1">
           <w:r>
             <w:rPr>
               <w:rStyle w:val="Hyperlink"/>
@@ -1638,7 +1721,7 @@
           <w:sz w:val="24"/>
           <w:u w:val="single"/>
         </w:rPr>
-        <w:hyperlink r:id="rId13" w:history="1">
+        <w:hyperlink r:id="rId14" w:history="1">
           <w:r>
             <w:rPr>
               <w:rStyle w:val="Hyperlink"/>
@@ -1667,7 +1750,7 @@
           <w:sz w:val="24"/>
           <w:u w:val="single"/>
         </w:rPr>
-        <w:hyperlink r:id="rId13" w:history="1">
+        <w:hyperlink r:id="rId14" w:history="1">
           <w:r>
             <w:rPr>
               <w:rStyle w:val="Hyperlink"/>
@@ -1725,7 +1808,7 @@
           <w:sz w:val="24"/>
           <w:u w:val="single"/>
         </w:rPr>
-        <w:hyperlink r:id="rId14" w:history="1">
+        <w:hyperlink r:id="rId13" w:history="1">
           <w:r>
             <w:rPr>
               <w:rStyle w:val="Hyperlink"/>
@@ -1777,8 +1860,9 @@
           <w:i w:val="0"/>
           <w:color w:val="0000FF"/>
           <w:sz w:val="24"/>
-        </w:rPr>
-        <w:t xml:space="preserve"> (now Naturalis Biodiver</w:t>
+          <w:u w:val="single"/>
+        </w:rPr>
+        <w:t xml:space="preserve"> </w:t>
       </w:r>
       <w:r>
         <w:rPr>
@@ -1790,6 +1874,136 @@
           <w:u w:val="single"/>
         </w:rPr>
         <w:hyperlink r:id="rId13" w:history="1">
+          <w:r>
+            <w:rPr>
+              <w:rStyle w:val="Hyperlink"/>
+            </w:rPr>
+            <w:t>(now</w:t>
+          </w:r>
+        </w:hyperlink>
+      </w:r>
+      <w:r>
+        <w:rPr>
+          <w:rFonts w:ascii="Charis SIL Regular" w:hAnsi="Charis SIL Regular" w:eastAsia="Charis SIL Regular"/>
+          <w:b w:val="0"/>
+          <w:i w:val="0"/>
+          <w:color w:val="0000FF"/>
+          <w:sz w:val="24"/>
+          <w:u w:val="single"/>
+        </w:rPr>
+        <w:t xml:space="preserve"> </w:t>
+      </w:r>
+      <w:r>
+        <w:rPr>
+          <w:rFonts w:ascii="Charis SIL Regular" w:hAnsi="Charis SIL Regular" w:eastAsia="Charis SIL Regular"/>
+          <w:b w:val="0"/>
+          <w:i w:val="0"/>
+          <w:color w:val="0000FF"/>
+          <w:sz w:val="24"/>
+          <w:u w:val="single"/>
+        </w:rPr>
+        <w:hyperlink r:id="rId13" w:history="1">
+          <w:r>
+            <w:rPr>
+              <w:rStyle w:val="Hyperlink"/>
+            </w:rPr>
+            <w:t>Natu</w:t>
+          </w:r>
+        </w:hyperlink>
+      </w:r>
+      <w:r>
+        <w:rPr>
+          <w:rFonts w:ascii="Charis SIL Regular" w:hAnsi="Charis SIL Regular" w:eastAsia="Charis SIL Regular"/>
+          <w:b w:val="0"/>
+          <w:i w:val="0"/>
+          <w:color w:val="0000FF"/>
+          <w:sz w:val="24"/>
+          <w:u w:val="single"/>
+        </w:rPr>
+        <w:hyperlink r:id="rId14" w:history="1">
+          <w:r>
+            <w:rPr>
+              <w:rStyle w:val="Hyperlink"/>
+            </w:rPr>
+            <w:t>r</w:t>
+          </w:r>
+        </w:hyperlink>
+      </w:r>
+      <w:r>
+        <w:rPr>
+          <w:rFonts w:ascii="Charis SIL Regular" w:hAnsi="Charis SIL Regular" w:eastAsia="Charis SIL Regular"/>
+          <w:b w:val="0"/>
+          <w:i w:val="0"/>
+          <w:color w:val="0000FF"/>
+          <w:sz w:val="24"/>
+          <w:u w:val="single"/>
+        </w:rPr>
+        <w:hyperlink r:id="rId14" w:history="1">
+          <w:r>
+            <w:rPr>
+              <w:rStyle w:val="Hyperlink"/>
+            </w:rPr>
+            <w:t>alis</w:t>
+          </w:r>
+        </w:hyperlink>
+      </w:r>
+      <w:r>
+        <w:rPr>
+          <w:rFonts w:ascii="Charis SIL Regular" w:hAnsi="Charis SIL Regular" w:eastAsia="Charis SIL Regular"/>
+          <w:b w:val="0"/>
+          <w:i w:val="0"/>
+          <w:color w:val="0000FF"/>
+          <w:sz w:val="24"/>
+          <w:u w:val="single"/>
+        </w:rPr>
+        <w:t xml:space="preserve"> </w:t>
+      </w:r>
+      <w:r>
+        <w:rPr>
+          <w:rFonts w:ascii="Charis SIL Regular" w:hAnsi="Charis SIL Regular" w:eastAsia="Charis SIL Regular"/>
+          <w:b w:val="0"/>
+          <w:i w:val="0"/>
+          <w:color w:val="0000FF"/>
+          <w:sz w:val="24"/>
+          <w:u w:val="single"/>
+        </w:rPr>
+        <w:hyperlink r:id="rId14" w:history="1">
+          <w:r>
+            <w:rPr>
+              <w:rStyle w:val="Hyperlink"/>
+            </w:rPr>
+            <w:t>Biodiv</w:t>
+          </w:r>
+        </w:hyperlink>
+      </w:r>
+      <w:r>
+        <w:rPr>
+          <w:rFonts w:ascii="Charis SIL Regular" w:hAnsi="Charis SIL Regular" w:eastAsia="Charis SIL Regular"/>
+          <w:b w:val="0"/>
+          <w:i w:val="0"/>
+          <w:color w:val="0000FF"/>
+          <w:sz w:val="24"/>
+          <w:u w:val="single"/>
+        </w:rPr>
+        <w:hyperlink r:id="rId14" w:history="1">
+          <w:r>
+            <w:rPr>
+              <w:rStyle w:val="Hyperlink"/>
+            </w:rPr>
+            <w:t>er</w:t>
+          </w:r>
+        </w:hyperlink>
+      </w:r>
+      <w:r>
+        <w:rPr>
+          <w:rFonts w:ascii="Charis SIL Regular" w:hAnsi="Charis SIL Regular" w:eastAsia="Charis SIL Regular"/>
+          <w:b w:val="0"/>
+          <w:i w:val="0"/>
+          <w:color w:val="0000FF"/>
+          <w:sz w:val="24"/>
+          <w:u w:val="single"/>
+        </w:rPr>
+        <w:hyperlink r:id="rId14" w:history="1">
           <w:r>
             <w:rPr>
               <w:rStyle w:val="Hyperlink"/>
@@ -1818,7 +2032,7 @@
           <w:sz w:val="24"/>
           <w:u w:val="single"/>
         </w:rPr>
-        <w:hyperlink r:id="rId13" w:history="1">
+        <w:hyperlink r:id="rId14" w:history="1">
           <w:r>
             <w:rPr>
               <w:rStyle w:val="Hyperlink"/>
@@ -2287,7 +2501,14 @@
           <w:color w:val="000000"/>
           <w:sz w:val="24"/>
         </w:rPr>
-        <w:t>hives of</w:t>
+        <w:hyperlink r:id="rId16" w:history="1">
+          <w:r>
+            <w:rPr>
+              <w:rStyle w:val="Hyperlink"/>
+            </w:rPr>
+            <w:t>hives of</w:t>
+          </w:r>
+        </w:hyperlink>
       </w:r>
       <w:r>
         <w:rPr>

--- a/EXPORTS/DOCX/published/niveau3/English/WMAmsterdam.docx
+++ b/EXPORTS/DOCX/published/niveau3/English/WMAmsterdam.docx
@@ -417,43 +417,7 @@
           <w:sz w:val="24"/>
           <w:u w:val="single"/>
         </w:rPr>
-        <w:hyperlink r:id="rId11" w:history="1">
-          <w:r>
-            <w:rPr>
-              <w:rStyle w:val="Hyperlink"/>
-            </w:rPr>
-            <w:t>George</w:t>
-          </w:r>
-        </w:hyperlink>
-      </w:r>
-      <w:r>
-        <w:rPr>
-          <w:rFonts w:ascii="Charis SIL Regular" w:hAnsi="Charis SIL Regular" w:eastAsia="Charis SIL Regular"/>
-          <w:b w:val="0"/>
-          <w:i w:val="0"/>
-          <w:color w:val="0000FF"/>
-          <w:sz w:val="24"/>
-          <w:u w:val="single"/>
-        </w:rPr>
-        <w:t xml:space="preserve"> </w:t>
-      </w:r>
-      <w:r>
-        <w:rPr>
-          <w:rFonts w:ascii="Charis SIL Regular" w:hAnsi="Charis SIL Regular" w:eastAsia="Charis SIL Regular"/>
-          <w:b w:val="0"/>
-          <w:i w:val="0"/>
-          <w:color w:val="0000FF"/>
-          <w:sz w:val="24"/>
-          <w:u w:val="single"/>
-        </w:rPr>
-        <w:hyperlink r:id="rId11" w:history="1">
-          <w:r>
-            <w:rPr>
-              <w:rStyle w:val="Hyperlink"/>
-            </w:rPr>
-            <w:t>Ott</w:t>
-          </w:r>
-        </w:hyperlink>
+        <w:t>George Ott</w:t>
       </w:r>
       <w:r>
         <w:rPr>
@@ -1620,7 +1584,7 @@
           <w:sz w:val="24"/>
           <w:u w:val="single"/>
         </w:rPr>
-        <w:hyperlink r:id="rId14" w:history="1">
+        <w:hyperlink r:id="rId13" w:history="1">
           <w:r>
             <w:rPr>
               <w:rStyle w:val="Hyperlink"/>
@@ -1667,7 +1631,7 @@
           <w:sz w:val="24"/>
           <w:u w:val="single"/>
         </w:rPr>
-        <w:hyperlink r:id="rId14" w:history="1">
+        <w:hyperlink r:id="rId13" w:history="1">
           <w:r>
             <w:rPr>
               <w:rStyle w:val="Hyperlink"/>
@@ -1685,12 +1649,229 @@
           <w:sz w:val="24"/>
           <w:u w:val="single"/>
         </w:rPr>
+        <w:hyperlink r:id="rId13" w:history="1">
+          <w:r>
+            <w:rPr>
+              <w:rStyle w:val="Hyperlink"/>
+            </w:rPr>
+            <w:t>tu</w:t>
+          </w:r>
+        </w:hyperlink>
+      </w:r>
+      <w:r>
+        <w:rPr>
+          <w:rFonts w:ascii="Charis SIL Regular" w:hAnsi="Charis SIL Regular" w:eastAsia="Charis SIL Regular"/>
+          <w:b w:val="0"/>
+          <w:i w:val="0"/>
+          <w:color w:val="0000FF"/>
+          <w:sz w:val="24"/>
+          <w:u w:val="single"/>
+        </w:rPr>
+        <w:hyperlink r:id="rId13" w:history="1">
+          <w:r>
+            <w:rPr>
+              <w:rStyle w:val="Hyperlink"/>
+            </w:rPr>
+            <w:t>r</w:t>
+          </w:r>
+        </w:hyperlink>
+      </w:r>
+      <w:r>
+        <w:rPr>
+          <w:rFonts w:ascii="Charis SIL Regular" w:hAnsi="Charis SIL Regular" w:eastAsia="Charis SIL Regular"/>
+          <w:b w:val="0"/>
+          <w:i w:val="0"/>
+          <w:color w:val="0000FF"/>
+          <w:sz w:val="24"/>
+          <w:u w:val="single"/>
+        </w:rPr>
+        <w:hyperlink r:id="rId13" w:history="1">
+          <w:r>
+            <w:rPr>
+              <w:rStyle w:val="Hyperlink"/>
+            </w:rPr>
+            <w:t>al</w:t>
+          </w:r>
+        </w:hyperlink>
+      </w:r>
+      <w:r>
+        <w:rPr>
+          <w:rFonts w:ascii="Charis SIL Regular" w:hAnsi="Charis SIL Regular" w:eastAsia="Charis SIL Regular"/>
+          <w:b w:val="0"/>
+          <w:i w:val="0"/>
+          <w:color w:val="0000FF"/>
+          <w:sz w:val="24"/>
+          <w:u w:val="single"/>
+        </w:rPr>
+        <w:t xml:space="preserve"> </w:t>
+      </w:r>
+      <w:r>
+        <w:rPr>
+          <w:rFonts w:ascii="Charis SIL Regular" w:hAnsi="Charis SIL Regular" w:eastAsia="Charis SIL Regular"/>
+          <w:b w:val="0"/>
+          <w:i w:val="0"/>
+          <w:color w:val="0000FF"/>
+          <w:sz w:val="24"/>
+          <w:u w:val="single"/>
+        </w:rPr>
+        <w:hyperlink r:id="rId13" w:history="1">
+          <w:r>
+            <w:rPr>
+              <w:rStyle w:val="Hyperlink"/>
+            </w:rPr>
+            <w:t>History</w:t>
+          </w:r>
+        </w:hyperlink>
+      </w:r>
+      <w:r>
+        <w:rPr>
+          <w:rFonts w:ascii="Charis SIL Regular" w:hAnsi="Charis SIL Regular" w:eastAsia="Charis SIL Regular"/>
+          <w:b w:val="0"/>
+          <w:i w:val="0"/>
+          <w:color w:val="0000FF"/>
+          <w:sz w:val="24"/>
+          <w:u w:val="single"/>
+        </w:rPr>
+        <w:t xml:space="preserve"> </w:t>
+      </w:r>
+      <w:r>
+        <w:rPr>
+          <w:rFonts w:ascii="Charis SIL Regular" w:hAnsi="Charis SIL Regular" w:eastAsia="Charis SIL Regular"/>
+          <w:b w:val="0"/>
+          <w:i w:val="0"/>
+          <w:color w:val="0000FF"/>
+          <w:sz w:val="24"/>
+          <w:u w:val="single"/>
+        </w:rPr>
         <w:hyperlink r:id="rId14" w:history="1">
           <w:r>
             <w:rPr>
               <w:rStyle w:val="Hyperlink"/>
             </w:rPr>
-            <w:t>tu</w:t>
+            <w:t>in</w:t>
+          </w:r>
+        </w:hyperlink>
+      </w:r>
+      <w:r>
+        <w:rPr>
+          <w:rFonts w:ascii="Charis SIL Regular" w:hAnsi="Charis SIL Regular" w:eastAsia="Charis SIL Regular"/>
+          <w:b w:val="0"/>
+          <w:i w:val="0"/>
+          <w:color w:val="0000FF"/>
+          <w:sz w:val="24"/>
+          <w:u w:val="single"/>
+        </w:rPr>
+        <w:t xml:space="preserve"> </w:t>
+      </w:r>
+      <w:r>
+        <w:rPr>
+          <w:rFonts w:ascii="Charis SIL Regular" w:hAnsi="Charis SIL Regular" w:eastAsia="Charis SIL Regular"/>
+          <w:b w:val="0"/>
+          <w:i w:val="0"/>
+          <w:color w:val="0000FF"/>
+          <w:sz w:val="24"/>
+          <w:u w:val="single"/>
+        </w:rPr>
+        <w:hyperlink r:id="rId14" w:history="1">
+          <w:r>
+            <w:rPr>
+              <w:rStyle w:val="Hyperlink"/>
+            </w:rPr>
+            <w:t>Leid</w:t>
+          </w:r>
+        </w:hyperlink>
+      </w:r>
+      <w:r>
+        <w:rPr>
+          <w:rFonts w:ascii="Charis SIL Regular" w:hAnsi="Charis SIL Regular" w:eastAsia="Charis SIL Regular"/>
+          <w:b w:val="0"/>
+          <w:i w:val="0"/>
+          <w:color w:val="0000FF"/>
+          <w:sz w:val="24"/>
+          <w:u w:val="single"/>
+        </w:rPr>
+        <w:hyperlink r:id="rId14" w:history="1">
+          <w:r>
+            <w:rPr>
+              <w:rStyle w:val="Hyperlink"/>
+            </w:rPr>
+            <w:t>e</w:t>
+          </w:r>
+        </w:hyperlink>
+      </w:r>
+      <w:r>
+        <w:rPr>
+          <w:rFonts w:ascii="Charis SIL Regular" w:hAnsi="Charis SIL Regular" w:eastAsia="Charis SIL Regular"/>
+          <w:b w:val="0"/>
+          <w:i w:val="0"/>
+          <w:color w:val="0000FF"/>
+          <w:sz w:val="24"/>
+          <w:u w:val="single"/>
+        </w:rPr>
+        <w:hyperlink r:id="rId14" w:history="1">
+          <w:r>
+            <w:rPr>
+              <w:rStyle w:val="Hyperlink"/>
+            </w:rPr>
+            <w:t>n</w:t>
+          </w:r>
+        </w:hyperlink>
+      </w:r>
+      <w:r>
+        <w:rPr>
+          <w:rFonts w:ascii="Charis SIL Regular" w:hAnsi="Charis SIL Regular" w:eastAsia="Charis SIL Regular"/>
+          <w:b w:val="0"/>
+          <w:i w:val="0"/>
+          <w:color w:val="0000FF"/>
+          <w:sz w:val="24"/>
+          <w:u w:val="single"/>
+        </w:rPr>
+        <w:t xml:space="preserve"> </w:t>
+      </w:r>
+      <w:r>
+        <w:rPr>
+          <w:rFonts w:ascii="Charis SIL Regular" w:hAnsi="Charis SIL Regular" w:eastAsia="Charis SIL Regular"/>
+          <w:b w:val="0"/>
+          <w:i w:val="0"/>
+          <w:color w:val="0000FF"/>
+          <w:sz w:val="24"/>
+          <w:u w:val="single"/>
+        </w:rPr>
+        <w:hyperlink r:id="rId14" w:history="1">
+          <w:r>
+            <w:rPr>
+              <w:rStyle w:val="Hyperlink"/>
+            </w:rPr>
+            <w:t>(now</w:t>
+          </w:r>
+        </w:hyperlink>
+      </w:r>
+      <w:r>
+        <w:rPr>
+          <w:rFonts w:ascii="Charis SIL Regular" w:hAnsi="Charis SIL Regular" w:eastAsia="Charis SIL Regular"/>
+          <w:b w:val="0"/>
+          <w:i w:val="0"/>
+          <w:color w:val="0000FF"/>
+          <w:sz w:val="24"/>
+          <w:u w:val="single"/>
+        </w:rPr>
+        <w:t xml:space="preserve"> </w:t>
+      </w:r>
+      <w:r>
+        <w:rPr>
+          <w:rFonts w:ascii="Charis SIL Regular" w:hAnsi="Charis SIL Regular" w:eastAsia="Charis SIL Regular"/>
+          <w:b w:val="0"/>
+          <w:i w:val="0"/>
+          <w:color w:val="0000FF"/>
+          <w:sz w:val="24"/>
+          <w:u w:val="single"/>
+        </w:rPr>
+        <w:hyperlink r:id="rId14" w:history="1">
+          <w:r>
+            <w:rPr>
+              <w:rStyle w:val="Hyperlink"/>
+            </w:rPr>
+            <w:t>Natu</w:t>
           </w:r>
         </w:hyperlink>
       </w:r>
@@ -1721,224 +1902,7 @@
           <w:sz w:val="24"/>
           <w:u w:val="single"/>
         </w:rPr>
-        <w:hyperlink r:id="rId14" w:history="1">
-          <w:r>
-            <w:rPr>
-              <w:rStyle w:val="Hyperlink"/>
-            </w:rPr>
-            <w:t>al</w:t>
-          </w:r>
-        </w:hyperlink>
-      </w:r>
-      <w:r>
-        <w:rPr>
-          <w:rFonts w:ascii="Charis SIL Regular" w:hAnsi="Charis SIL Regular" w:eastAsia="Charis SIL Regular"/>
-          <w:b w:val="0"/>
-          <w:i w:val="0"/>
-          <w:color w:val="0000FF"/>
-          <w:sz w:val="24"/>
-          <w:u w:val="single"/>
-        </w:rPr>
-        <w:t xml:space="preserve"> </w:t>
-      </w:r>
-      <w:r>
-        <w:rPr>
-          <w:rFonts w:ascii="Charis SIL Regular" w:hAnsi="Charis SIL Regular" w:eastAsia="Charis SIL Regular"/>
-          <w:b w:val="0"/>
-          <w:i w:val="0"/>
-          <w:color w:val="0000FF"/>
-          <w:sz w:val="24"/>
-          <w:u w:val="single"/>
-        </w:rPr>
-        <w:hyperlink r:id="rId14" w:history="1">
-          <w:r>
-            <w:rPr>
-              <w:rStyle w:val="Hyperlink"/>
-            </w:rPr>
-            <w:t>History</w:t>
-          </w:r>
-        </w:hyperlink>
-      </w:r>
-      <w:r>
-        <w:rPr>
-          <w:rFonts w:ascii="Charis SIL Regular" w:hAnsi="Charis SIL Regular" w:eastAsia="Charis SIL Regular"/>
-          <w:b w:val="0"/>
-          <w:i w:val="0"/>
-          <w:color w:val="0000FF"/>
-          <w:sz w:val="24"/>
-          <w:u w:val="single"/>
-        </w:rPr>
-        <w:t xml:space="preserve"> </w:t>
-      </w:r>
-      <w:r>
-        <w:rPr>
-          <w:rFonts w:ascii="Charis SIL Regular" w:hAnsi="Charis SIL Regular" w:eastAsia="Charis SIL Regular"/>
-          <w:b w:val="0"/>
-          <w:i w:val="0"/>
-          <w:color w:val="0000FF"/>
-          <w:sz w:val="24"/>
-          <w:u w:val="single"/>
-        </w:rPr>
         <w:hyperlink r:id="rId13" w:history="1">
-          <w:r>
-            <w:rPr>
-              <w:rStyle w:val="Hyperlink"/>
-            </w:rPr>
-            <w:t>in</w:t>
-          </w:r>
-        </w:hyperlink>
-      </w:r>
-      <w:r>
-        <w:rPr>
-          <w:rFonts w:ascii="Charis SIL Regular" w:hAnsi="Charis SIL Regular" w:eastAsia="Charis SIL Regular"/>
-          <w:b w:val="0"/>
-          <w:i w:val="0"/>
-          <w:color w:val="0000FF"/>
-          <w:sz w:val="24"/>
-          <w:u w:val="single"/>
-        </w:rPr>
-        <w:t xml:space="preserve"> </w:t>
-      </w:r>
-      <w:r>
-        <w:rPr>
-          <w:rFonts w:ascii="Charis SIL Regular" w:hAnsi="Charis SIL Regular" w:eastAsia="Charis SIL Regular"/>
-          <w:b w:val="0"/>
-          <w:i w:val="0"/>
-          <w:color w:val="0000FF"/>
-          <w:sz w:val="24"/>
-          <w:u w:val="single"/>
-        </w:rPr>
-        <w:hyperlink r:id="rId13" w:history="1">
-          <w:r>
-            <w:rPr>
-              <w:rStyle w:val="Hyperlink"/>
-            </w:rPr>
-            <w:t>Leid</w:t>
-          </w:r>
-        </w:hyperlink>
-      </w:r>
-      <w:r>
-        <w:rPr>
-          <w:rFonts w:ascii="Charis SIL Regular" w:hAnsi="Charis SIL Regular" w:eastAsia="Charis SIL Regular"/>
-          <w:b w:val="0"/>
-          <w:i w:val="0"/>
-          <w:color w:val="0000FF"/>
-          <w:sz w:val="24"/>
-          <w:u w:val="single"/>
-        </w:rPr>
-        <w:hyperlink r:id="rId14" w:history="1">
-          <w:r>
-            <w:rPr>
-              <w:rStyle w:val="Hyperlink"/>
-            </w:rPr>
-            <w:t>e</w:t>
-          </w:r>
-        </w:hyperlink>
-      </w:r>
-      <w:r>
-        <w:rPr>
-          <w:rFonts w:ascii="Charis SIL Regular" w:hAnsi="Charis SIL Regular" w:eastAsia="Charis SIL Regular"/>
-          <w:b w:val="0"/>
-          <w:i w:val="0"/>
-          <w:color w:val="0000FF"/>
-          <w:sz w:val="24"/>
-          <w:u w:val="single"/>
-        </w:rPr>
-        <w:hyperlink r:id="rId14" w:history="1">
-          <w:r>
-            <w:rPr>
-              <w:rStyle w:val="Hyperlink"/>
-            </w:rPr>
-            <w:t>n</w:t>
-          </w:r>
-        </w:hyperlink>
-      </w:r>
-      <w:r>
-        <w:rPr>
-          <w:rFonts w:ascii="Charis SIL Regular" w:hAnsi="Charis SIL Regular" w:eastAsia="Charis SIL Regular"/>
-          <w:b w:val="0"/>
-          <w:i w:val="0"/>
-          <w:color w:val="0000FF"/>
-          <w:sz w:val="24"/>
-          <w:u w:val="single"/>
-        </w:rPr>
-        <w:t xml:space="preserve"> </w:t>
-      </w:r>
-      <w:r>
-        <w:rPr>
-          <w:rFonts w:ascii="Charis SIL Regular" w:hAnsi="Charis SIL Regular" w:eastAsia="Charis SIL Regular"/>
-          <w:b w:val="0"/>
-          <w:i w:val="0"/>
-          <w:color w:val="0000FF"/>
-          <w:sz w:val="24"/>
-          <w:u w:val="single"/>
-        </w:rPr>
-        <w:hyperlink r:id="rId13" w:history="1">
-          <w:r>
-            <w:rPr>
-              <w:rStyle w:val="Hyperlink"/>
-            </w:rPr>
-            <w:t>(now</w:t>
-          </w:r>
-        </w:hyperlink>
-      </w:r>
-      <w:r>
-        <w:rPr>
-          <w:rFonts w:ascii="Charis SIL Regular" w:hAnsi="Charis SIL Regular" w:eastAsia="Charis SIL Regular"/>
-          <w:b w:val="0"/>
-          <w:i w:val="0"/>
-          <w:color w:val="0000FF"/>
-          <w:sz w:val="24"/>
-          <w:u w:val="single"/>
-        </w:rPr>
-        <w:t xml:space="preserve"> </w:t>
-      </w:r>
-      <w:r>
-        <w:rPr>
-          <w:rFonts w:ascii="Charis SIL Regular" w:hAnsi="Charis SIL Regular" w:eastAsia="Charis SIL Regular"/>
-          <w:b w:val="0"/>
-          <w:i w:val="0"/>
-          <w:color w:val="0000FF"/>
-          <w:sz w:val="24"/>
-          <w:u w:val="single"/>
-        </w:rPr>
-        <w:hyperlink r:id="rId13" w:history="1">
-          <w:r>
-            <w:rPr>
-              <w:rStyle w:val="Hyperlink"/>
-            </w:rPr>
-            <w:t>Natu</w:t>
-          </w:r>
-        </w:hyperlink>
-      </w:r>
-      <w:r>
-        <w:rPr>
-          <w:rFonts w:ascii="Charis SIL Regular" w:hAnsi="Charis SIL Regular" w:eastAsia="Charis SIL Regular"/>
-          <w:b w:val="0"/>
-          <w:i w:val="0"/>
-          <w:color w:val="0000FF"/>
-          <w:sz w:val="24"/>
-          <w:u w:val="single"/>
-        </w:rPr>
-        <w:hyperlink r:id="rId14" w:history="1">
-          <w:r>
-            <w:rPr>
-              <w:rStyle w:val="Hyperlink"/>
-            </w:rPr>
-            <w:t>r</w:t>
-          </w:r>
-        </w:hyperlink>
-      </w:r>
-      <w:r>
-        <w:rPr>
-          <w:rFonts w:ascii="Charis SIL Regular" w:hAnsi="Charis SIL Regular" w:eastAsia="Charis SIL Regular"/>
-          <w:b w:val="0"/>
-          <w:i w:val="0"/>
-          <w:color w:val="0000FF"/>
-          <w:sz w:val="24"/>
-          <w:u w:val="single"/>
-        </w:rPr>
-        <w:hyperlink r:id="rId14" w:history="1">
           <w:r>
             <w:rPr>
               <w:rStyle w:val="Hyperlink"/>
@@ -1967,7 +1931,7 @@
           <w:sz w:val="24"/>
           <w:u w:val="single"/>
         </w:rPr>
-        <w:hyperlink r:id="rId14" w:history="1">
+        <w:hyperlink r:id="rId13" w:history="1">
           <w:r>
             <w:rPr>
               <w:rStyle w:val="Hyperlink"/>
@@ -1985,7 +1949,7 @@
           <w:sz w:val="24"/>
           <w:u w:val="single"/>
         </w:rPr>
-        <w:hyperlink r:id="rId14" w:history="1">
+        <w:hyperlink r:id="rId13" w:history="1">
           <w:r>
             <w:rPr>
               <w:rStyle w:val="Hyperlink"/>
@@ -2003,7 +1967,7 @@
           <w:sz w:val="24"/>
           <w:u w:val="single"/>
         </w:rPr>
-        <w:hyperlink r:id="rId14" w:history="1">
+        <w:hyperlink r:id="rId13" w:history="1">
           <w:r>
             <w:rPr>
               <w:rStyle w:val="Hyperlink"/>
@@ -2032,7 +1996,7 @@
           <w:sz w:val="24"/>
           <w:u w:val="single"/>
         </w:rPr>
-        <w:hyperlink r:id="rId14" w:history="1">
+        <w:hyperlink r:id="rId13" w:history="1">
           <w:r>
             <w:rPr>
               <w:rStyle w:val="Hyperlink"/>
@@ -2490,25 +2454,7 @@
           <w:color w:val="000000"/>
           <w:sz w:val="24"/>
         </w:rPr>
-        <w:t>Tropical Institute). This includes the arc</w:t>
-      </w:r>
-      <w:r>
-        <w:rPr>
-          <w:u w:val="single" w:color="0000ff"/>
-          <w:rFonts w:ascii="Charis SIL Regular" w:hAnsi="Charis SIL Regular" w:eastAsia="Charis SIL Regular"/>
-          <w:b w:val="0"/>
-          <w:i w:val="0"/>
-          <w:color w:val="000000"/>
-          <w:sz w:val="24"/>
-        </w:rPr>
-        <w:hyperlink r:id="rId16" w:history="1">
-          <w:r>
-            <w:rPr>
-              <w:rStyle w:val="Hyperlink"/>
-            </w:rPr>
-            <w:t>hives of</w:t>
-          </w:r>
-        </w:hyperlink>
+        <w:t>Tropical Institute). This includes the archives of</w:t>
       </w:r>
       <w:r>
         <w:rPr>

--- a/EXPORTS/DOCX/published/niveau3/English/WMAmsterdam.docx
+++ b/EXPORTS/DOCX/published/niveau3/English/WMAmsterdam.docx
@@ -386,38 +386,8 @@
           <w:i w:val="0"/>
           <w:color w:val="0000FF"/>
           <w:sz w:val="24"/>
-          <w:u w:val="single"/>
-        </w:rPr>
-        <w:hyperlink r:id="rId11" w:history="1">
-          <w:r>
-            <w:rPr>
-              <w:rStyle w:val="Hyperlink"/>
-            </w:rPr>
-            <w:t>Johann</w:t>
-          </w:r>
-        </w:hyperlink>
-      </w:r>
-      <w:r>
-        <w:rPr>
-          <w:rFonts w:ascii="Charis SIL Regular" w:hAnsi="Charis SIL Regular" w:eastAsia="Charis SIL Regular"/>
-          <w:b w:val="0"/>
-          <w:i w:val="0"/>
-          <w:color w:val="0000FF"/>
-          <w:sz w:val="24"/>
-          <w:u w:val="single"/>
-        </w:rPr>
-        <w:t xml:space="preserve"> </w:t>
-      </w:r>
-      <w:r>
-        <w:rPr>
-          <w:rFonts w:ascii="Charis SIL Regular" w:hAnsi="Charis SIL Regular" w:eastAsia="Charis SIL Regular"/>
-          <w:b w:val="0"/>
-          <w:i w:val="0"/>
-          <w:color w:val="0000FF"/>
-          <w:sz w:val="24"/>
-          <w:u w:val="single"/>
-        </w:rPr>
-        <w:t>George Ott</w:t>
+        </w:rPr>
+        <w:t>Johann George Ott</w:t>
       </w:r>
       <w:r>
         <w:rPr>
@@ -457,7 +427,7 @@
           <w:sz w:val="24"/>
           <w:u w:val="single"/>
         </w:rPr>
-        <w:hyperlink r:id="rId11" w:history="1">
+        <w:hyperlink r:id="rId10" w:history="1">
           <w:r>
             <w:rPr>
               <w:rStyle w:val="Hyperlink"/>
@@ -504,7 +474,7 @@
           <w:sz w:val="24"/>
           <w:u w:val="single"/>
         </w:rPr>
-        <w:hyperlink r:id="rId11" w:history="1">
+        <w:hyperlink r:id="rId10" w:history="1">
           <w:r>
             <w:rPr>
               <w:rStyle w:val="Hyperlink"/>
@@ -569,7 +539,7 @@
           <w:sz w:val="24"/>
           <w:u w:val="single"/>
         </w:rPr>
-        <w:hyperlink r:id="rId11" w:history="1">
+        <w:hyperlink r:id="rId10" w:history="1">
           <w:r>
             <w:rPr>
               <w:rStyle w:val="Hyperlink"/>
@@ -1506,45 +1476,8 @@
           <w:i w:val="0"/>
           <w:color w:val="0000FF"/>
           <w:sz w:val="24"/>
-          <w:u w:val="single"/>
-        </w:rPr>
-        <w:hyperlink r:id="rId13" w:history="1">
-          <w:r>
-            <w:rPr>
-              <w:rStyle w:val="Hyperlink"/>
-            </w:rPr>
-            <w:t>National</w:t>
-          </w:r>
-        </w:hyperlink>
-      </w:r>
-      <w:r>
-        <w:rPr>
-          <w:rFonts w:ascii="Charis SIL Regular" w:hAnsi="Charis SIL Regular" w:eastAsia="Charis SIL Regular"/>
-          <w:b w:val="0"/>
-          <w:i w:val="0"/>
-          <w:color w:val="0000FF"/>
-          <w:sz w:val="24"/>
-          <w:u w:val="single"/>
-        </w:rPr>
-        <w:t xml:space="preserve"> </w:t>
-      </w:r>
-      <w:r>
-        <w:rPr>
-          <w:rFonts w:ascii="Charis SIL Regular" w:hAnsi="Charis SIL Regular" w:eastAsia="Charis SIL Regular"/>
-          <w:b w:val="0"/>
-          <w:i w:val="0"/>
-          <w:color w:val="0000FF"/>
-          <w:sz w:val="24"/>
-          <w:u w:val="single"/>
-        </w:rPr>
-        <w:hyperlink r:id="rId13" w:history="1">
-          <w:r>
-            <w:rPr>
-              <w:rStyle w:val="Hyperlink"/>
-            </w:rPr>
-            <w:t>Mu</w:t>
-          </w:r>
-        </w:hyperlink>
+        </w:rPr>
+        <w:t>National Mu</w:t>
       </w:r>
       <w:r>
         <w:rPr>
@@ -1743,7 +1676,7 @@
           <w:sz w:val="24"/>
           <w:u w:val="single"/>
         </w:rPr>
-        <w:hyperlink r:id="rId14" w:history="1">
+        <w:hyperlink r:id="rId13" w:history="1">
           <w:r>
             <w:rPr>
               <w:rStyle w:val="Hyperlink"/>
@@ -1835,128 +1768,8 @@
           <w:i w:val="0"/>
           <w:color w:val="0000FF"/>
           <w:sz w:val="24"/>
-          <w:u w:val="single"/>
-        </w:rPr>
-        <w:hyperlink r:id="rId14" w:history="1">
-          <w:r>
-            <w:rPr>
-              <w:rStyle w:val="Hyperlink"/>
-            </w:rPr>
-            <w:t>(now</w:t>
-          </w:r>
-        </w:hyperlink>
-      </w:r>
-      <w:r>
-        <w:rPr>
-          <w:rFonts w:ascii="Charis SIL Regular" w:hAnsi="Charis SIL Regular" w:eastAsia="Charis SIL Regular"/>
-          <w:b w:val="0"/>
-          <w:i w:val="0"/>
-          <w:color w:val="0000FF"/>
-          <w:sz w:val="24"/>
-          <w:u w:val="single"/>
-        </w:rPr>
-        <w:t xml:space="preserve"> </w:t>
-      </w:r>
-      <w:r>
-        <w:rPr>
-          <w:rFonts w:ascii="Charis SIL Regular" w:hAnsi="Charis SIL Regular" w:eastAsia="Charis SIL Regular"/>
-          <w:b w:val="0"/>
-          <w:i w:val="0"/>
-          <w:color w:val="0000FF"/>
-          <w:sz w:val="24"/>
-          <w:u w:val="single"/>
-        </w:rPr>
-        <w:hyperlink r:id="rId14" w:history="1">
-          <w:r>
-            <w:rPr>
-              <w:rStyle w:val="Hyperlink"/>
-            </w:rPr>
-            <w:t>Natu</w:t>
-          </w:r>
-        </w:hyperlink>
-      </w:r>
-      <w:r>
-        <w:rPr>
-          <w:rFonts w:ascii="Charis SIL Regular" w:hAnsi="Charis SIL Regular" w:eastAsia="Charis SIL Regular"/>
-          <w:b w:val="0"/>
-          <w:i w:val="0"/>
-          <w:color w:val="0000FF"/>
-          <w:sz w:val="24"/>
-          <w:u w:val="single"/>
-        </w:rPr>
-        <w:hyperlink r:id="rId14" w:history="1">
-          <w:r>
-            <w:rPr>
-              <w:rStyle w:val="Hyperlink"/>
-            </w:rPr>
-            <w:t>r</w:t>
-          </w:r>
-        </w:hyperlink>
-      </w:r>
-      <w:r>
-        <w:rPr>
-          <w:rFonts w:ascii="Charis SIL Regular" w:hAnsi="Charis SIL Regular" w:eastAsia="Charis SIL Regular"/>
-          <w:b w:val="0"/>
-          <w:i w:val="0"/>
-          <w:color w:val="0000FF"/>
-          <w:sz w:val="24"/>
-          <w:u w:val="single"/>
-        </w:rPr>
-        <w:hyperlink r:id="rId13" w:history="1">
-          <w:r>
-            <w:rPr>
-              <w:rStyle w:val="Hyperlink"/>
-            </w:rPr>
-            <w:t>alis</w:t>
-          </w:r>
-        </w:hyperlink>
-      </w:r>
-      <w:r>
-        <w:rPr>
-          <w:rFonts w:ascii="Charis SIL Regular" w:hAnsi="Charis SIL Regular" w:eastAsia="Charis SIL Regular"/>
-          <w:b w:val="0"/>
-          <w:i w:val="0"/>
-          <w:color w:val="0000FF"/>
-          <w:sz w:val="24"/>
-          <w:u w:val="single"/>
-        </w:rPr>
-        <w:t xml:space="preserve"> </w:t>
-      </w:r>
-      <w:r>
-        <w:rPr>
-          <w:rFonts w:ascii="Charis SIL Regular" w:hAnsi="Charis SIL Regular" w:eastAsia="Charis SIL Regular"/>
-          <w:b w:val="0"/>
-          <w:i w:val="0"/>
-          <w:color w:val="0000FF"/>
-          <w:sz w:val="24"/>
-          <w:u w:val="single"/>
-        </w:rPr>
-        <w:hyperlink r:id="rId13" w:history="1">
-          <w:r>
-            <w:rPr>
-              <w:rStyle w:val="Hyperlink"/>
-            </w:rPr>
-            <w:t>Biodiv</w:t>
-          </w:r>
-        </w:hyperlink>
-      </w:r>
-      <w:r>
-        <w:rPr>
-          <w:rFonts w:ascii="Charis SIL Regular" w:hAnsi="Charis SIL Regular" w:eastAsia="Charis SIL Regular"/>
-          <w:b w:val="0"/>
-          <w:i w:val="0"/>
-          <w:color w:val="0000FF"/>
-          <w:sz w:val="24"/>
-          <w:u w:val="single"/>
-        </w:rPr>
-        <w:hyperlink r:id="rId13" w:history="1">
-          <w:r>
-            <w:rPr>
-              <w:rStyle w:val="Hyperlink"/>
-            </w:rPr>
-            <w:t>er</w:t>
-          </w:r>
-        </w:hyperlink>
+        </w:rPr>
+        <w:t>(now Naturalis Biodiver</w:t>
       </w:r>
       <w:r>
         <w:rPr>
@@ -2454,7 +2267,18 @@
           <w:color w:val="000000"/>
           <w:sz w:val="24"/>
         </w:rPr>
-        <w:t>Tropical Institute). This includes the archives of</w:t>
+        <w:t>Tropical Institute). This includes the arc</w:t>
+      </w:r>
+      <w:r>
+        <w:rPr>
+          <w:u w:val="single" w:color="0000ff"/>
+          <w:rFonts w:ascii="Charis SIL Regular" w:hAnsi="Charis SIL Regular" w:eastAsia="Charis SIL Regular"/>
+          <w:b w:val="0"/>
+          <w:i w:val="0"/>
+          <w:color w:val="000000"/>
+          <w:sz w:val="24"/>
+        </w:rPr>
+        <w:t>hives of</w:t>
       </w:r>
       <w:r>
         <w:rPr>

--- a/EXPORTS/DOCX/published/niveau3/English/WMAmsterdam.docx
+++ b/EXPORTS/DOCX/published/niveau3/English/WMAmsterdam.docx
@@ -206,14 +206,7 @@
           <w:color w:val="000000"/>
           <w:sz w:val="24"/>
         </w:rPr>
-        <w:hyperlink r:id="rId9" w:history="1">
-          <w:r>
-            <w:rPr>
-              <w:rStyle w:val="Hyperlink"/>
-            </w:rPr>
-            <w:t>en Welg</w:t>
-          </w:r>
-        </w:hyperlink>
+        <w:t>en Welg</w:t>
       </w:r>
       <w:r>
         <w:rPr>
@@ -427,7 +420,7 @@
           <w:sz w:val="24"/>
           <w:u w:val="single"/>
         </w:rPr>
-        <w:hyperlink r:id="rId10" w:history="1">
+        <w:hyperlink r:id="rId11" w:history="1">
           <w:r>
             <w:rPr>
               <w:rStyle w:val="Hyperlink"/>
@@ -474,7 +467,7 @@
           <w:sz w:val="24"/>
           <w:u w:val="single"/>
         </w:rPr>
-        <w:hyperlink r:id="rId10" w:history="1">
+        <w:hyperlink r:id="rId11" w:history="1">
           <w:r>
             <w:rPr>
               <w:rStyle w:val="Hyperlink"/>
@@ -539,7 +532,7 @@
           <w:sz w:val="24"/>
           <w:u w:val="single"/>
         </w:rPr>
-        <w:hyperlink r:id="rId10" w:history="1">
+        <w:hyperlink r:id="rId11" w:history="1">
           <w:r>
             <w:rPr>
               <w:rStyle w:val="Hyperlink"/>
@@ -1757,19 +1750,8 @@
           <w:i w:val="0"/>
           <w:color w:val="0000FF"/>
           <w:sz w:val="24"/>
-          <w:u w:val="single"/>
-        </w:rPr>
-        <w:t xml:space="preserve"> </w:t>
-      </w:r>
-      <w:r>
-        <w:rPr>
-          <w:rFonts w:ascii="Charis SIL Regular" w:hAnsi="Charis SIL Regular" w:eastAsia="Charis SIL Regular"/>
-          <w:b w:val="0"/>
-          <w:i w:val="0"/>
-          <w:color w:val="0000FF"/>
-          <w:sz w:val="24"/>
-        </w:rPr>
-        <w:t>(now Naturalis Biodiver</w:t>
+        </w:rPr>
+        <w:t xml:space="preserve"> (now Naturalis Biodiver</w:t>
       </w:r>
       <w:r>
         <w:rPr>
@@ -2278,7 +2260,14 @@
           <w:color w:val="000000"/>
           <w:sz w:val="24"/>
         </w:rPr>
-        <w:t>hives of</w:t>
+        <w:hyperlink r:id="rId16" w:history="1">
+          <w:r>
+            <w:rPr>
+              <w:rStyle w:val="Hyperlink"/>
+            </w:rPr>
+            <w:t>hives of</w:t>
+          </w:r>
+        </w:hyperlink>
       </w:r>
       <w:r>
         <w:rPr>

--- a/EXPORTS/DOCX/published/niveau3/English/WMAmsterdam.docx
+++ b/EXPORTS/DOCX/published/niveau3/English/WMAmsterdam.docx
@@ -206,7 +206,14 @@
           <w:color w:val="000000"/>
           <w:sz w:val="24"/>
         </w:rPr>
-        <w:t>en Welg</w:t>
+        <w:hyperlink r:id="rId9" w:history="1">
+          <w:r>
+            <w:rPr>
+              <w:rStyle w:val="Hyperlink"/>
+            </w:rPr>
+            <w:t>en Welg</w:t>
+          </w:r>
+        </w:hyperlink>
       </w:r>
       <w:r>
         <w:rPr>
@@ -379,8 +386,16 @@
           <w:i w:val="0"/>
           <w:color w:val="0000FF"/>
           <w:sz w:val="24"/>
-        </w:rPr>
-        <w:t>Johann George Ott</w:t>
+          <w:u w:val="single"/>
+        </w:rPr>
+        <w:hyperlink r:id="rId11" w:history="1">
+          <w:r>
+            <w:rPr>
+              <w:rStyle w:val="Hyperlink"/>
+            </w:rPr>
+            <w:t>Johann</w:t>
+          </w:r>
+        </w:hyperlink>
       </w:r>
       <w:r>
         <w:rPr>
@@ -391,7 +406,65 @@
           <w:sz w:val="24"/>
           <w:u w:val="single"/>
         </w:rPr>
-        <w:hyperlink r:id="rId10" w:history="1">
+        <w:t xml:space="preserve"> </w:t>
+      </w:r>
+      <w:r>
+        <w:rPr>
+          <w:rFonts w:ascii="Charis SIL Regular" w:hAnsi="Charis SIL Regular" w:eastAsia="Charis SIL Regular"/>
+          <w:b w:val="0"/>
+          <w:i w:val="0"/>
+          <w:color w:val="0000FF"/>
+          <w:sz w:val="24"/>
+          <w:u w:val="single"/>
+        </w:rPr>
+        <w:hyperlink r:id="rId11" w:history="1">
+          <w:r>
+            <w:rPr>
+              <w:rStyle w:val="Hyperlink"/>
+            </w:rPr>
+            <w:t>George</w:t>
+          </w:r>
+        </w:hyperlink>
+      </w:r>
+      <w:r>
+        <w:rPr>
+          <w:rFonts w:ascii="Charis SIL Regular" w:hAnsi="Charis SIL Regular" w:eastAsia="Charis SIL Regular"/>
+          <w:b w:val="0"/>
+          <w:i w:val="0"/>
+          <w:color w:val="0000FF"/>
+          <w:sz w:val="24"/>
+          <w:u w:val="single"/>
+        </w:rPr>
+        <w:t xml:space="preserve"> </w:t>
+      </w:r>
+      <w:r>
+        <w:rPr>
+          <w:rFonts w:ascii="Charis SIL Regular" w:hAnsi="Charis SIL Regular" w:eastAsia="Charis SIL Regular"/>
+          <w:b w:val="0"/>
+          <w:i w:val="0"/>
+          <w:color w:val="0000FF"/>
+          <w:sz w:val="24"/>
+          <w:u w:val="single"/>
+        </w:rPr>
+        <w:hyperlink r:id="rId11" w:history="1">
+          <w:r>
+            <w:rPr>
+              <w:rStyle w:val="Hyperlink"/>
+            </w:rPr>
+            <w:t>Ott</w:t>
+          </w:r>
+        </w:hyperlink>
+      </w:r>
+      <w:r>
+        <w:rPr>
+          <w:rFonts w:ascii="Charis SIL Regular" w:hAnsi="Charis SIL Regular" w:eastAsia="Charis SIL Regular"/>
+          <w:b w:val="0"/>
+          <w:i w:val="0"/>
+          <w:color w:val="0000FF"/>
+          <w:sz w:val="24"/>
+          <w:u w:val="single"/>
+        </w:rPr>
+        <w:hyperlink r:id="rId11" w:history="1">
           <w:r>
             <w:rPr>
               <w:rStyle w:val="Hyperlink"/>
@@ -1469,8 +1542,45 @@
           <w:i w:val="0"/>
           <w:color w:val="0000FF"/>
           <w:sz w:val="24"/>
-        </w:rPr>
-        <w:t>National Mu</w:t>
+          <w:u w:val="single"/>
+        </w:rPr>
+        <w:hyperlink r:id="rId13" w:history="1">
+          <w:r>
+            <w:rPr>
+              <w:rStyle w:val="Hyperlink"/>
+            </w:rPr>
+            <w:t>National</w:t>
+          </w:r>
+        </w:hyperlink>
+      </w:r>
+      <w:r>
+        <w:rPr>
+          <w:rFonts w:ascii="Charis SIL Regular" w:hAnsi="Charis SIL Regular" w:eastAsia="Charis SIL Regular"/>
+          <w:b w:val="0"/>
+          <w:i w:val="0"/>
+          <w:color w:val="0000FF"/>
+          <w:sz w:val="24"/>
+          <w:u w:val="single"/>
+        </w:rPr>
+        <w:t xml:space="preserve"> </w:t>
+      </w:r>
+      <w:r>
+        <w:rPr>
+          <w:rFonts w:ascii="Charis SIL Regular" w:hAnsi="Charis SIL Regular" w:eastAsia="Charis SIL Regular"/>
+          <w:b w:val="0"/>
+          <w:i w:val="0"/>
+          <w:color w:val="0000FF"/>
+          <w:sz w:val="24"/>
+          <w:u w:val="single"/>
+        </w:rPr>
+        <w:hyperlink r:id="rId13" w:history="1">
+          <w:r>
+            <w:rPr>
+              <w:rStyle w:val="Hyperlink"/>
+            </w:rPr>
+            <w:t>Mu</w:t>
+          </w:r>
+        </w:hyperlink>
       </w:r>
       <w:r>
         <w:rPr>
@@ -1539,7 +1649,7 @@
           <w:sz w:val="24"/>
           <w:u w:val="single"/>
         </w:rPr>
-        <w:hyperlink r:id="rId13" w:history="1">
+        <w:hyperlink r:id="rId14" w:history="1">
           <w:r>
             <w:rPr>
               <w:rStyle w:val="Hyperlink"/>
@@ -1557,7 +1667,7 @@
           <w:sz w:val="24"/>
           <w:u w:val="single"/>
         </w:rPr>
-        <w:hyperlink r:id="rId13" w:history="1">
+        <w:hyperlink r:id="rId14" w:history="1">
           <w:r>
             <w:rPr>
               <w:rStyle w:val="Hyperlink"/>
@@ -1575,12 +1685,229 @@
           <w:sz w:val="24"/>
           <w:u w:val="single"/>
         </w:rPr>
+        <w:hyperlink r:id="rId14" w:history="1">
+          <w:r>
+            <w:rPr>
+              <w:rStyle w:val="Hyperlink"/>
+            </w:rPr>
+            <w:t>tu</w:t>
+          </w:r>
+        </w:hyperlink>
+      </w:r>
+      <w:r>
+        <w:rPr>
+          <w:rFonts w:ascii="Charis SIL Regular" w:hAnsi="Charis SIL Regular" w:eastAsia="Charis SIL Regular"/>
+          <w:b w:val="0"/>
+          <w:i w:val="0"/>
+          <w:color w:val="0000FF"/>
+          <w:sz w:val="24"/>
+          <w:u w:val="single"/>
+        </w:rPr>
+        <w:hyperlink r:id="rId14" w:history="1">
+          <w:r>
+            <w:rPr>
+              <w:rStyle w:val="Hyperlink"/>
+            </w:rPr>
+            <w:t>r</w:t>
+          </w:r>
+        </w:hyperlink>
+      </w:r>
+      <w:r>
+        <w:rPr>
+          <w:rFonts w:ascii="Charis SIL Regular" w:hAnsi="Charis SIL Regular" w:eastAsia="Charis SIL Regular"/>
+          <w:b w:val="0"/>
+          <w:i w:val="0"/>
+          <w:color w:val="0000FF"/>
+          <w:sz w:val="24"/>
+          <w:u w:val="single"/>
+        </w:rPr>
+        <w:hyperlink r:id="rId14" w:history="1">
+          <w:r>
+            <w:rPr>
+              <w:rStyle w:val="Hyperlink"/>
+            </w:rPr>
+            <w:t>al</w:t>
+          </w:r>
+        </w:hyperlink>
+      </w:r>
+      <w:r>
+        <w:rPr>
+          <w:rFonts w:ascii="Charis SIL Regular" w:hAnsi="Charis SIL Regular" w:eastAsia="Charis SIL Regular"/>
+          <w:b w:val="0"/>
+          <w:i w:val="0"/>
+          <w:color w:val="0000FF"/>
+          <w:sz w:val="24"/>
+          <w:u w:val="single"/>
+        </w:rPr>
+        <w:t xml:space="preserve"> </w:t>
+      </w:r>
+      <w:r>
+        <w:rPr>
+          <w:rFonts w:ascii="Charis SIL Regular" w:hAnsi="Charis SIL Regular" w:eastAsia="Charis SIL Regular"/>
+          <w:b w:val="0"/>
+          <w:i w:val="0"/>
+          <w:color w:val="0000FF"/>
+          <w:sz w:val="24"/>
+          <w:u w:val="single"/>
+        </w:rPr>
+        <w:hyperlink r:id="rId14" w:history="1">
+          <w:r>
+            <w:rPr>
+              <w:rStyle w:val="Hyperlink"/>
+            </w:rPr>
+            <w:t>History</w:t>
+          </w:r>
+        </w:hyperlink>
+      </w:r>
+      <w:r>
+        <w:rPr>
+          <w:rFonts w:ascii="Charis SIL Regular" w:hAnsi="Charis SIL Regular" w:eastAsia="Charis SIL Regular"/>
+          <w:b w:val="0"/>
+          <w:i w:val="0"/>
+          <w:color w:val="0000FF"/>
+          <w:sz w:val="24"/>
+          <w:u w:val="single"/>
+        </w:rPr>
+        <w:t xml:space="preserve"> </w:t>
+      </w:r>
+      <w:r>
+        <w:rPr>
+          <w:rFonts w:ascii="Charis SIL Regular" w:hAnsi="Charis SIL Regular" w:eastAsia="Charis SIL Regular"/>
+          <w:b w:val="0"/>
+          <w:i w:val="0"/>
+          <w:color w:val="0000FF"/>
+          <w:sz w:val="24"/>
+          <w:u w:val="single"/>
+        </w:rPr>
+        <w:hyperlink r:id="rId14" w:history="1">
+          <w:r>
+            <w:rPr>
+              <w:rStyle w:val="Hyperlink"/>
+            </w:rPr>
+            <w:t>in</w:t>
+          </w:r>
+        </w:hyperlink>
+      </w:r>
+      <w:r>
+        <w:rPr>
+          <w:rFonts w:ascii="Charis SIL Regular" w:hAnsi="Charis SIL Regular" w:eastAsia="Charis SIL Regular"/>
+          <w:b w:val="0"/>
+          <w:i w:val="0"/>
+          <w:color w:val="0000FF"/>
+          <w:sz w:val="24"/>
+          <w:u w:val="single"/>
+        </w:rPr>
+        <w:t xml:space="preserve"> </w:t>
+      </w:r>
+      <w:r>
+        <w:rPr>
+          <w:rFonts w:ascii="Charis SIL Regular" w:hAnsi="Charis SIL Regular" w:eastAsia="Charis SIL Regular"/>
+          <w:b w:val="0"/>
+          <w:i w:val="0"/>
+          <w:color w:val="0000FF"/>
+          <w:sz w:val="24"/>
+          <w:u w:val="single"/>
+        </w:rPr>
+        <w:hyperlink r:id="rId14" w:history="1">
+          <w:r>
+            <w:rPr>
+              <w:rStyle w:val="Hyperlink"/>
+            </w:rPr>
+            <w:t>Leid</w:t>
+          </w:r>
+        </w:hyperlink>
+      </w:r>
+      <w:r>
+        <w:rPr>
+          <w:rFonts w:ascii="Charis SIL Regular" w:hAnsi="Charis SIL Regular" w:eastAsia="Charis SIL Regular"/>
+          <w:b w:val="0"/>
+          <w:i w:val="0"/>
+          <w:color w:val="0000FF"/>
+          <w:sz w:val="24"/>
+          <w:u w:val="single"/>
+        </w:rPr>
         <w:hyperlink r:id="rId13" w:history="1">
           <w:r>
             <w:rPr>
               <w:rStyle w:val="Hyperlink"/>
             </w:rPr>
-            <w:t>tu</w:t>
+            <w:t>e</w:t>
+          </w:r>
+        </w:hyperlink>
+      </w:r>
+      <w:r>
+        <w:rPr>
+          <w:rFonts w:ascii="Charis SIL Regular" w:hAnsi="Charis SIL Regular" w:eastAsia="Charis SIL Regular"/>
+          <w:b w:val="0"/>
+          <w:i w:val="0"/>
+          <w:color w:val="0000FF"/>
+          <w:sz w:val="24"/>
+          <w:u w:val="single"/>
+        </w:rPr>
+        <w:hyperlink r:id="rId13" w:history="1">
+          <w:r>
+            <w:rPr>
+              <w:rStyle w:val="Hyperlink"/>
+            </w:rPr>
+            <w:t>n</w:t>
+          </w:r>
+        </w:hyperlink>
+      </w:r>
+      <w:r>
+        <w:rPr>
+          <w:rFonts w:ascii="Charis SIL Regular" w:hAnsi="Charis SIL Regular" w:eastAsia="Charis SIL Regular"/>
+          <w:b w:val="0"/>
+          <w:i w:val="0"/>
+          <w:color w:val="0000FF"/>
+          <w:sz w:val="24"/>
+          <w:u w:val="single"/>
+        </w:rPr>
+        <w:t xml:space="preserve"> </w:t>
+      </w:r>
+      <w:r>
+        <w:rPr>
+          <w:rFonts w:ascii="Charis SIL Regular" w:hAnsi="Charis SIL Regular" w:eastAsia="Charis SIL Regular"/>
+          <w:b w:val="0"/>
+          <w:i w:val="0"/>
+          <w:color w:val="0000FF"/>
+          <w:sz w:val="24"/>
+          <w:u w:val="single"/>
+        </w:rPr>
+        <w:hyperlink r:id="rId13" w:history="1">
+          <w:r>
+            <w:rPr>
+              <w:rStyle w:val="Hyperlink"/>
+            </w:rPr>
+            <w:t>(now</w:t>
+          </w:r>
+        </w:hyperlink>
+      </w:r>
+      <w:r>
+        <w:rPr>
+          <w:rFonts w:ascii="Charis SIL Regular" w:hAnsi="Charis SIL Regular" w:eastAsia="Charis SIL Regular"/>
+          <w:b w:val="0"/>
+          <w:i w:val="0"/>
+          <w:color w:val="0000FF"/>
+          <w:sz w:val="24"/>
+          <w:u w:val="single"/>
+        </w:rPr>
+        <w:t xml:space="preserve"> </w:t>
+      </w:r>
+      <w:r>
+        <w:rPr>
+          <w:rFonts w:ascii="Charis SIL Regular" w:hAnsi="Charis SIL Regular" w:eastAsia="Charis SIL Regular"/>
+          <w:b w:val="0"/>
+          <w:i w:val="0"/>
+          <w:color w:val="0000FF"/>
+          <w:sz w:val="24"/>
+          <w:u w:val="single"/>
+        </w:rPr>
+        <w:hyperlink r:id="rId13" w:history="1">
+          <w:r>
+            <w:rPr>
+              <w:rStyle w:val="Hyperlink"/>
+            </w:rPr>
+            <w:t>Natu</w:t>
           </w:r>
         </w:hyperlink>
       </w:r>
@@ -1616,7 +1943,7 @@
             <w:rPr>
               <w:rStyle w:val="Hyperlink"/>
             </w:rPr>
-            <w:t>al</w:t>
+            <w:t>alis</w:t>
           </w:r>
         </w:hyperlink>
       </w:r>
@@ -1645,20 +1972,9 @@
             <w:rPr>
               <w:rStyle w:val="Hyperlink"/>
             </w:rPr>
-            <w:t>History</w:t>
+            <w:t>Biodiv</w:t>
           </w:r>
         </w:hyperlink>
-      </w:r>
-      <w:r>
-        <w:rPr>
-          <w:rFonts w:ascii="Charis SIL Regular" w:hAnsi="Charis SIL Regular" w:eastAsia="Charis SIL Regular"/>
-          <w:b w:val="0"/>
-          <w:i w:val="0"/>
-          <w:color w:val="0000FF"/>
-          <w:sz w:val="24"/>
-          <w:u w:val="single"/>
-        </w:rPr>
-        <w:t xml:space="preserve"> </w:t>
       </w:r>
       <w:r>
         <w:rPr>
@@ -1674,7 +1990,7 @@
             <w:rPr>
               <w:rStyle w:val="Hyperlink"/>
             </w:rPr>
-            <w:t>in</w:t>
+            <w:t>er</w:t>
           </w:r>
         </w:hyperlink>
       </w:r>
@@ -1687,82 +2003,7 @@
           <w:sz w:val="24"/>
           <w:u w:val="single"/>
         </w:rPr>
-        <w:t xml:space="preserve"> </w:t>
-      </w:r>
-      <w:r>
-        <w:rPr>
-          <w:rFonts w:ascii="Charis SIL Regular" w:hAnsi="Charis SIL Regular" w:eastAsia="Charis SIL Regular"/>
-          <w:b w:val="0"/>
-          <w:i w:val="0"/>
-          <w:color w:val="0000FF"/>
-          <w:sz w:val="24"/>
-          <w:u w:val="single"/>
-        </w:rPr>
         <w:hyperlink r:id="rId14" w:history="1">
-          <w:r>
-            <w:rPr>
-              <w:rStyle w:val="Hyperlink"/>
-            </w:rPr>
-            <w:t>Leid</w:t>
-          </w:r>
-        </w:hyperlink>
-      </w:r>
-      <w:r>
-        <w:rPr>
-          <w:rFonts w:ascii="Charis SIL Regular" w:hAnsi="Charis SIL Regular" w:eastAsia="Charis SIL Regular"/>
-          <w:b w:val="0"/>
-          <w:i w:val="0"/>
-          <w:color w:val="0000FF"/>
-          <w:sz w:val="24"/>
-          <w:u w:val="single"/>
-        </w:rPr>
-        <w:hyperlink r:id="rId14" w:history="1">
-          <w:r>
-            <w:rPr>
-              <w:rStyle w:val="Hyperlink"/>
-            </w:rPr>
-            <w:t>e</w:t>
-          </w:r>
-        </w:hyperlink>
-      </w:r>
-      <w:r>
-        <w:rPr>
-          <w:rFonts w:ascii="Charis SIL Regular" w:hAnsi="Charis SIL Regular" w:eastAsia="Charis SIL Regular"/>
-          <w:b w:val="0"/>
-          <w:i w:val="0"/>
-          <w:color w:val="0000FF"/>
-          <w:sz w:val="24"/>
-          <w:u w:val="single"/>
-        </w:rPr>
-        <w:hyperlink r:id="rId14" w:history="1">
-          <w:r>
-            <w:rPr>
-              <w:rStyle w:val="Hyperlink"/>
-            </w:rPr>
-            <w:t>n</w:t>
-          </w:r>
-        </w:hyperlink>
-      </w:r>
-      <w:r>
-        <w:rPr>
-          <w:rFonts w:ascii="Charis SIL Regular" w:hAnsi="Charis SIL Regular" w:eastAsia="Charis SIL Regular"/>
-          <w:b w:val="0"/>
-          <w:i w:val="0"/>
-          <w:color w:val="0000FF"/>
-          <w:sz w:val="24"/>
-        </w:rPr>
-        <w:t xml:space="preserve"> (now Naturalis Biodiver</w:t>
-      </w:r>
-      <w:r>
-        <w:rPr>
-          <w:rFonts w:ascii="Charis SIL Regular" w:hAnsi="Charis SIL Regular" w:eastAsia="Charis SIL Regular"/>
-          <w:b w:val="0"/>
-          <w:i w:val="0"/>
-          <w:color w:val="0000FF"/>
-          <w:sz w:val="24"/>
-          <w:u w:val="single"/>
-        </w:rPr>
-        <w:hyperlink r:id="rId13" w:history="1">
           <w:r>
             <w:rPr>
               <w:rStyle w:val="Hyperlink"/>
@@ -1791,7 +2032,7 @@
           <w:sz w:val="24"/>
           <w:u w:val="single"/>
         </w:rPr>
-        <w:hyperlink r:id="rId13" w:history="1">
+        <w:hyperlink r:id="rId14" w:history="1">
           <w:r>
             <w:rPr>
               <w:rStyle w:val="Hyperlink"/>

--- a/EXPORTS/DOCX/published/niveau3/English/WMAmsterdam.docx
+++ b/EXPORTS/DOCX/published/niveau3/English/WMAmsterdam.docx
@@ -558,7 +558,7 @@
           <w:sz w:val="24"/>
           <w:u w:val="single"/>
         </w:rPr>
-        <w:hyperlink r:id="rId11" w:history="1">
+        <w:hyperlink r:id="rId10" w:history="1">
           <w:r>
             <w:rPr>
               <w:rStyle w:val="Hyperlink"/>
@@ -587,7 +587,7 @@
           <w:sz w:val="24"/>
           <w:u w:val="single"/>
         </w:rPr>
-        <w:hyperlink r:id="rId11" w:history="1">
+        <w:hyperlink r:id="rId10" w:history="1">
           <w:r>
             <w:rPr>
               <w:rStyle w:val="Hyperlink"/>
@@ -605,7 +605,7 @@
           <w:sz w:val="24"/>
           <w:u w:val="single"/>
         </w:rPr>
-        <w:hyperlink r:id="rId11" w:history="1">
+        <w:hyperlink r:id="rId10" w:history="1">
           <w:r>
             <w:rPr>
               <w:rStyle w:val="Hyperlink"/>
@@ -623,7 +623,7 @@
           <w:sz w:val="24"/>
           <w:u w:val="single"/>
         </w:rPr>
-        <w:hyperlink r:id="rId11" w:history="1">
+        <w:hyperlink r:id="rId10" w:history="1">
           <w:r>
             <w:rPr>
               <w:rStyle w:val="Hyperlink"/>
@@ -652,7 +652,7 @@
           <w:sz w:val="24"/>
           <w:u w:val="single"/>
         </w:rPr>
-        <w:hyperlink r:id="rId11" w:history="1">
+        <w:hyperlink r:id="rId10" w:history="1">
           <w:r>
             <w:rPr>
               <w:rStyle w:val="Hyperlink"/>
@@ -1542,251 +1542,8 @@
           <w:i w:val="0"/>
           <w:color w:val="0000FF"/>
           <w:sz w:val="24"/>
-          <w:u w:val="single"/>
-        </w:rPr>
-        <w:hyperlink r:id="rId13" w:history="1">
-          <w:r>
-            <w:rPr>
-              <w:rStyle w:val="Hyperlink"/>
-            </w:rPr>
-            <w:t>National</w:t>
-          </w:r>
-        </w:hyperlink>
-      </w:r>
-      <w:r>
-        <w:rPr>
-          <w:rFonts w:ascii="Charis SIL Regular" w:hAnsi="Charis SIL Regular" w:eastAsia="Charis SIL Regular"/>
-          <w:b w:val="0"/>
-          <w:i w:val="0"/>
-          <w:color w:val="0000FF"/>
-          <w:sz w:val="24"/>
-          <w:u w:val="single"/>
-        </w:rPr>
-        <w:t xml:space="preserve"> </w:t>
-      </w:r>
-      <w:r>
-        <w:rPr>
-          <w:rFonts w:ascii="Charis SIL Regular" w:hAnsi="Charis SIL Regular" w:eastAsia="Charis SIL Regular"/>
-          <w:b w:val="0"/>
-          <w:i w:val="0"/>
-          <w:color w:val="0000FF"/>
-          <w:sz w:val="24"/>
-          <w:u w:val="single"/>
-        </w:rPr>
-        <w:hyperlink r:id="rId13" w:history="1">
-          <w:r>
-            <w:rPr>
-              <w:rStyle w:val="Hyperlink"/>
-            </w:rPr>
-            <w:t>Mu</w:t>
-          </w:r>
-        </w:hyperlink>
-      </w:r>
-      <w:r>
-        <w:rPr>
-          <w:rFonts w:ascii="Charis SIL Regular" w:hAnsi="Charis SIL Regular" w:eastAsia="Charis SIL Regular"/>
-          <w:b w:val="0"/>
-          <w:i w:val="0"/>
-          <w:color w:val="0000FF"/>
-          <w:sz w:val="24"/>
-          <w:u w:val="single"/>
-        </w:rPr>
-        <w:hyperlink r:id="rId13" w:history="1">
-          <w:r>
-            <w:rPr>
-              <w:rStyle w:val="Hyperlink"/>
-            </w:rPr>
-            <w:t>seum</w:t>
-          </w:r>
-        </w:hyperlink>
-      </w:r>
-      <w:r>
-        <w:rPr>
-          <w:rFonts w:ascii="Charis SIL Regular" w:hAnsi="Charis SIL Regular" w:eastAsia="Charis SIL Regular"/>
-          <w:b w:val="0"/>
-          <w:i w:val="0"/>
-          <w:color w:val="0000FF"/>
-          <w:sz w:val="24"/>
-          <w:u w:val="single"/>
-        </w:rPr>
-        <w:t xml:space="preserve"> </w:t>
-      </w:r>
-      <w:r>
-        <w:rPr>
-          <w:rFonts w:ascii="Charis SIL Regular" w:hAnsi="Charis SIL Regular" w:eastAsia="Charis SIL Regular"/>
-          <w:b w:val="0"/>
-          <w:i w:val="0"/>
-          <w:color w:val="0000FF"/>
-          <w:sz w:val="24"/>
-          <w:u w:val="single"/>
-        </w:rPr>
-        <w:hyperlink r:id="rId13" w:history="1">
-          <w:r>
-            <w:rPr>
-              <w:rStyle w:val="Hyperlink"/>
-            </w:rPr>
-            <w:t>of</w:t>
-          </w:r>
-        </w:hyperlink>
-      </w:r>
-      <w:r>
-        <w:rPr>
-          <w:rFonts w:ascii="Charis SIL Regular" w:hAnsi="Charis SIL Regular" w:eastAsia="Charis SIL Regular"/>
-          <w:b w:val="0"/>
-          <w:i w:val="0"/>
-          <w:color w:val="0000FF"/>
-          <w:sz w:val="24"/>
-          <w:u w:val="single"/>
-        </w:rPr>
-        <w:t xml:space="preserve"> </w:t>
-      </w:r>
-      <w:r>
-        <w:rPr>
-          <w:rFonts w:ascii="Charis SIL Regular" w:hAnsi="Charis SIL Regular" w:eastAsia="Charis SIL Regular"/>
-          <w:b w:val="0"/>
-          <w:i w:val="0"/>
-          <w:color w:val="0000FF"/>
-          <w:sz w:val="24"/>
-          <w:u w:val="single"/>
-        </w:rPr>
-        <w:hyperlink r:id="rId14" w:history="1">
-          <w:r>
-            <w:rPr>
-              <w:rStyle w:val="Hyperlink"/>
-            </w:rPr>
-            <w:t>N</w:t>
-          </w:r>
-        </w:hyperlink>
-      </w:r>
-      <w:r>
-        <w:rPr>
-          <w:rFonts w:ascii="Charis SIL Regular" w:hAnsi="Charis SIL Regular" w:eastAsia="Charis SIL Regular"/>
-          <w:b w:val="0"/>
-          <w:i w:val="0"/>
-          <w:color w:val="0000FF"/>
-          <w:sz w:val="24"/>
-          <w:u w:val="single"/>
-        </w:rPr>
-        <w:hyperlink r:id="rId14" w:history="1">
-          <w:r>
-            <w:rPr>
-              <w:rStyle w:val="Hyperlink"/>
-            </w:rPr>
-            <w:t>a</w:t>
-          </w:r>
-        </w:hyperlink>
-      </w:r>
-      <w:r>
-        <w:rPr>
-          <w:rFonts w:ascii="Charis SIL Regular" w:hAnsi="Charis SIL Regular" w:eastAsia="Charis SIL Regular"/>
-          <w:b w:val="0"/>
-          <w:i w:val="0"/>
-          <w:color w:val="0000FF"/>
-          <w:sz w:val="24"/>
-          <w:u w:val="single"/>
-        </w:rPr>
-        <w:hyperlink r:id="rId14" w:history="1">
-          <w:r>
-            <w:rPr>
-              <w:rStyle w:val="Hyperlink"/>
-            </w:rPr>
-            <w:t>tu</w:t>
-          </w:r>
-        </w:hyperlink>
-      </w:r>
-      <w:r>
-        <w:rPr>
-          <w:rFonts w:ascii="Charis SIL Regular" w:hAnsi="Charis SIL Regular" w:eastAsia="Charis SIL Regular"/>
-          <w:b w:val="0"/>
-          <w:i w:val="0"/>
-          <w:color w:val="0000FF"/>
-          <w:sz w:val="24"/>
-          <w:u w:val="single"/>
-        </w:rPr>
-        <w:hyperlink r:id="rId14" w:history="1">
-          <w:r>
-            <w:rPr>
-              <w:rStyle w:val="Hyperlink"/>
-            </w:rPr>
-            <w:t>r</w:t>
-          </w:r>
-        </w:hyperlink>
-      </w:r>
-      <w:r>
-        <w:rPr>
-          <w:rFonts w:ascii="Charis SIL Regular" w:hAnsi="Charis SIL Regular" w:eastAsia="Charis SIL Regular"/>
-          <w:b w:val="0"/>
-          <w:i w:val="0"/>
-          <w:color w:val="0000FF"/>
-          <w:sz w:val="24"/>
-          <w:u w:val="single"/>
-        </w:rPr>
-        <w:hyperlink r:id="rId14" w:history="1">
-          <w:r>
-            <w:rPr>
-              <w:rStyle w:val="Hyperlink"/>
-            </w:rPr>
-            <w:t>al</w:t>
-          </w:r>
-        </w:hyperlink>
-      </w:r>
-      <w:r>
-        <w:rPr>
-          <w:rFonts w:ascii="Charis SIL Regular" w:hAnsi="Charis SIL Regular" w:eastAsia="Charis SIL Regular"/>
-          <w:b w:val="0"/>
-          <w:i w:val="0"/>
-          <w:color w:val="0000FF"/>
-          <w:sz w:val="24"/>
-          <w:u w:val="single"/>
-        </w:rPr>
-        <w:t xml:space="preserve"> </w:t>
-      </w:r>
-      <w:r>
-        <w:rPr>
-          <w:rFonts w:ascii="Charis SIL Regular" w:hAnsi="Charis SIL Regular" w:eastAsia="Charis SIL Regular"/>
-          <w:b w:val="0"/>
-          <w:i w:val="0"/>
-          <w:color w:val="0000FF"/>
-          <w:sz w:val="24"/>
-          <w:u w:val="single"/>
-        </w:rPr>
-        <w:hyperlink r:id="rId14" w:history="1">
-          <w:r>
-            <w:rPr>
-              <w:rStyle w:val="Hyperlink"/>
-            </w:rPr>
-            <w:t>History</w:t>
-          </w:r>
-        </w:hyperlink>
-      </w:r>
-      <w:r>
-        <w:rPr>
-          <w:rFonts w:ascii="Charis SIL Regular" w:hAnsi="Charis SIL Regular" w:eastAsia="Charis SIL Regular"/>
-          <w:b w:val="0"/>
-          <w:i w:val="0"/>
-          <w:color w:val="0000FF"/>
-          <w:sz w:val="24"/>
-          <w:u w:val="single"/>
-        </w:rPr>
-        <w:t xml:space="preserve"> </w:t>
-      </w:r>
-      <w:r>
-        <w:rPr>
-          <w:rFonts w:ascii="Charis SIL Regular" w:hAnsi="Charis SIL Regular" w:eastAsia="Charis SIL Regular"/>
-          <w:b w:val="0"/>
-          <w:i w:val="0"/>
-          <w:color w:val="0000FF"/>
-          <w:sz w:val="24"/>
-          <w:u w:val="single"/>
-        </w:rPr>
-        <w:hyperlink r:id="rId14" w:history="1">
-          <w:r>
-            <w:rPr>
-              <w:rStyle w:val="Hyperlink"/>
-            </w:rPr>
-            <w:t>in</w:t>
-          </w:r>
-        </w:hyperlink>
+        </w:rPr>
+        <w:t>National Museum of Natural History in</w:t>
       </w:r>
       <w:r>
         <w:rPr>
@@ -1826,7 +1583,7 @@
           <w:sz w:val="24"/>
           <w:u w:val="single"/>
         </w:rPr>
-        <w:hyperlink r:id="rId13" w:history="1">
+        <w:hyperlink r:id="rId14" w:history="1">
           <w:r>
             <w:rPr>
               <w:rStyle w:val="Hyperlink"/>
@@ -1967,7 +1724,7 @@
           <w:sz w:val="24"/>
           <w:u w:val="single"/>
         </w:rPr>
-        <w:hyperlink r:id="rId13" w:history="1">
+        <w:hyperlink r:id="rId14" w:history="1">
           <w:r>
             <w:rPr>
               <w:rStyle w:val="Hyperlink"/>
@@ -1985,7 +1742,7 @@
           <w:sz w:val="24"/>
           <w:u w:val="single"/>
         </w:rPr>
-        <w:hyperlink r:id="rId13" w:history="1">
+        <w:hyperlink r:id="rId14" w:history="1">
           <w:r>
             <w:rPr>
               <w:rStyle w:val="Hyperlink"/>

--- a/EXPORTS/DOCX/published/niveau3/English/WMAmsterdam.docx
+++ b/EXPORTS/DOCX/published/niveau3/English/WMAmsterdam.docx
@@ -558,7 +558,7 @@
           <w:sz w:val="24"/>
           <w:u w:val="single"/>
         </w:rPr>
-        <w:hyperlink r:id="rId10" w:history="1">
+        <w:hyperlink r:id="rId11" w:history="1">
           <w:r>
             <w:rPr>
               <w:rStyle w:val="Hyperlink"/>
@@ -587,7 +587,7 @@
           <w:sz w:val="24"/>
           <w:u w:val="single"/>
         </w:rPr>
-        <w:hyperlink r:id="rId10" w:history="1">
+        <w:hyperlink r:id="rId11" w:history="1">
           <w:r>
             <w:rPr>
               <w:rStyle w:val="Hyperlink"/>
@@ -605,7 +605,7 @@
           <w:sz w:val="24"/>
           <w:u w:val="single"/>
         </w:rPr>
-        <w:hyperlink r:id="rId10" w:history="1">
+        <w:hyperlink r:id="rId11" w:history="1">
           <w:r>
             <w:rPr>
               <w:rStyle w:val="Hyperlink"/>
@@ -623,7 +623,7 @@
           <w:sz w:val="24"/>
           <w:u w:val="single"/>
         </w:rPr>
-        <w:hyperlink r:id="rId10" w:history="1">
+        <w:hyperlink r:id="rId11" w:history="1">
           <w:r>
             <w:rPr>
               <w:rStyle w:val="Hyperlink"/>
@@ -652,7 +652,7 @@
           <w:sz w:val="24"/>
           <w:u w:val="single"/>
         </w:rPr>
-        <w:hyperlink r:id="rId10" w:history="1">
+        <w:hyperlink r:id="rId11" w:history="1">
           <w:r>
             <w:rPr>
               <w:rStyle w:val="Hyperlink"/>
@@ -681,7 +681,7 @@
           <w:sz w:val="24"/>
           <w:u w:val="single"/>
         </w:rPr>
-        <w:hyperlink r:id="rId10" w:history="1">
+        <w:hyperlink r:id="rId11" w:history="1">
           <w:r>
             <w:rPr>
               <w:rStyle w:val="Hyperlink"/>
@@ -1542,8 +1542,16 @@
           <w:i w:val="0"/>
           <w:color w:val="0000FF"/>
           <w:sz w:val="24"/>
-        </w:rPr>
-        <w:t>National Museum of Natural History in</w:t>
+          <w:u w:val="single"/>
+        </w:rPr>
+        <w:hyperlink r:id="rId13" w:history="1">
+          <w:r>
+            <w:rPr>
+              <w:rStyle w:val="Hyperlink"/>
+            </w:rPr>
+            <w:t>National</w:t>
+          </w:r>
+        </w:hyperlink>
       </w:r>
       <w:r>
         <w:rPr>
@@ -1565,7 +1573,242 @@
           <w:sz w:val="24"/>
           <w:u w:val="single"/>
         </w:rPr>
+        <w:hyperlink r:id="rId13" w:history="1">
+          <w:r>
+            <w:rPr>
+              <w:rStyle w:val="Hyperlink"/>
+            </w:rPr>
+            <w:t>Mu</w:t>
+          </w:r>
+        </w:hyperlink>
+      </w:r>
+      <w:r>
+        <w:rPr>
+          <w:rFonts w:ascii="Charis SIL Regular" w:hAnsi="Charis SIL Regular" w:eastAsia="Charis SIL Regular"/>
+          <w:b w:val="0"/>
+          <w:i w:val="0"/>
+          <w:color w:val="0000FF"/>
+          <w:sz w:val="24"/>
+          <w:u w:val="single"/>
+        </w:rPr>
+        <w:hyperlink r:id="rId13" w:history="1">
+          <w:r>
+            <w:rPr>
+              <w:rStyle w:val="Hyperlink"/>
+            </w:rPr>
+            <w:t>seum</w:t>
+          </w:r>
+        </w:hyperlink>
+      </w:r>
+      <w:r>
+        <w:rPr>
+          <w:rFonts w:ascii="Charis SIL Regular" w:hAnsi="Charis SIL Regular" w:eastAsia="Charis SIL Regular"/>
+          <w:b w:val="0"/>
+          <w:i w:val="0"/>
+          <w:color w:val="0000FF"/>
+          <w:sz w:val="24"/>
+          <w:u w:val="single"/>
+        </w:rPr>
+        <w:t xml:space="preserve"> </w:t>
+      </w:r>
+      <w:r>
+        <w:rPr>
+          <w:rFonts w:ascii="Charis SIL Regular" w:hAnsi="Charis SIL Regular" w:eastAsia="Charis SIL Regular"/>
+          <w:b w:val="0"/>
+          <w:i w:val="0"/>
+          <w:color w:val="0000FF"/>
+          <w:sz w:val="24"/>
+          <w:u w:val="single"/>
+        </w:rPr>
+        <w:hyperlink r:id="rId13" w:history="1">
+          <w:r>
+            <w:rPr>
+              <w:rStyle w:val="Hyperlink"/>
+            </w:rPr>
+            <w:t>of</w:t>
+          </w:r>
+        </w:hyperlink>
+      </w:r>
+      <w:r>
+        <w:rPr>
+          <w:rFonts w:ascii="Charis SIL Regular" w:hAnsi="Charis SIL Regular" w:eastAsia="Charis SIL Regular"/>
+          <w:b w:val="0"/>
+          <w:i w:val="0"/>
+          <w:color w:val="0000FF"/>
+          <w:sz w:val="24"/>
+          <w:u w:val="single"/>
+        </w:rPr>
+        <w:t xml:space="preserve"> </w:t>
+      </w:r>
+      <w:r>
+        <w:rPr>
+          <w:rFonts w:ascii="Charis SIL Regular" w:hAnsi="Charis SIL Regular" w:eastAsia="Charis SIL Regular"/>
+          <w:b w:val="0"/>
+          <w:i w:val="0"/>
+          <w:color w:val="0000FF"/>
+          <w:sz w:val="24"/>
+          <w:u w:val="single"/>
+        </w:rPr>
         <w:hyperlink r:id="rId14" w:history="1">
+          <w:r>
+            <w:rPr>
+              <w:rStyle w:val="Hyperlink"/>
+            </w:rPr>
+            <w:t>N</w:t>
+          </w:r>
+        </w:hyperlink>
+      </w:r>
+      <w:r>
+        <w:rPr>
+          <w:rFonts w:ascii="Charis SIL Regular" w:hAnsi="Charis SIL Regular" w:eastAsia="Charis SIL Regular"/>
+          <w:b w:val="0"/>
+          <w:i w:val="0"/>
+          <w:color w:val="0000FF"/>
+          <w:sz w:val="24"/>
+          <w:u w:val="single"/>
+        </w:rPr>
+        <w:hyperlink r:id="rId14" w:history="1">
+          <w:r>
+            <w:rPr>
+              <w:rStyle w:val="Hyperlink"/>
+            </w:rPr>
+            <w:t>a</w:t>
+          </w:r>
+        </w:hyperlink>
+      </w:r>
+      <w:r>
+        <w:rPr>
+          <w:rFonts w:ascii="Charis SIL Regular" w:hAnsi="Charis SIL Regular" w:eastAsia="Charis SIL Regular"/>
+          <w:b w:val="0"/>
+          <w:i w:val="0"/>
+          <w:color w:val="0000FF"/>
+          <w:sz w:val="24"/>
+          <w:u w:val="single"/>
+        </w:rPr>
+        <w:hyperlink r:id="rId14" w:history="1">
+          <w:r>
+            <w:rPr>
+              <w:rStyle w:val="Hyperlink"/>
+            </w:rPr>
+            <w:t>tu</w:t>
+          </w:r>
+        </w:hyperlink>
+      </w:r>
+      <w:r>
+        <w:rPr>
+          <w:rFonts w:ascii="Charis SIL Regular" w:hAnsi="Charis SIL Regular" w:eastAsia="Charis SIL Regular"/>
+          <w:b w:val="0"/>
+          <w:i w:val="0"/>
+          <w:color w:val="0000FF"/>
+          <w:sz w:val="24"/>
+          <w:u w:val="single"/>
+        </w:rPr>
+        <w:hyperlink r:id="rId14" w:history="1">
+          <w:r>
+            <w:rPr>
+              <w:rStyle w:val="Hyperlink"/>
+            </w:rPr>
+            <w:t>r</w:t>
+          </w:r>
+        </w:hyperlink>
+      </w:r>
+      <w:r>
+        <w:rPr>
+          <w:rFonts w:ascii="Charis SIL Regular" w:hAnsi="Charis SIL Regular" w:eastAsia="Charis SIL Regular"/>
+          <w:b w:val="0"/>
+          <w:i w:val="0"/>
+          <w:color w:val="0000FF"/>
+          <w:sz w:val="24"/>
+          <w:u w:val="single"/>
+        </w:rPr>
+        <w:hyperlink r:id="rId14" w:history="1">
+          <w:r>
+            <w:rPr>
+              <w:rStyle w:val="Hyperlink"/>
+            </w:rPr>
+            <w:t>al</w:t>
+          </w:r>
+        </w:hyperlink>
+      </w:r>
+      <w:r>
+        <w:rPr>
+          <w:rFonts w:ascii="Charis SIL Regular" w:hAnsi="Charis SIL Regular" w:eastAsia="Charis SIL Regular"/>
+          <w:b w:val="0"/>
+          <w:i w:val="0"/>
+          <w:color w:val="0000FF"/>
+          <w:sz w:val="24"/>
+          <w:u w:val="single"/>
+        </w:rPr>
+        <w:t xml:space="preserve"> </w:t>
+      </w:r>
+      <w:r>
+        <w:rPr>
+          <w:rFonts w:ascii="Charis SIL Regular" w:hAnsi="Charis SIL Regular" w:eastAsia="Charis SIL Regular"/>
+          <w:b w:val="0"/>
+          <w:i w:val="0"/>
+          <w:color w:val="0000FF"/>
+          <w:sz w:val="24"/>
+          <w:u w:val="single"/>
+        </w:rPr>
+        <w:hyperlink r:id="rId14" w:history="1">
+          <w:r>
+            <w:rPr>
+              <w:rStyle w:val="Hyperlink"/>
+            </w:rPr>
+            <w:t>History</w:t>
+          </w:r>
+        </w:hyperlink>
+      </w:r>
+      <w:r>
+        <w:rPr>
+          <w:rFonts w:ascii="Charis SIL Regular" w:hAnsi="Charis SIL Regular" w:eastAsia="Charis SIL Regular"/>
+          <w:b w:val="0"/>
+          <w:i w:val="0"/>
+          <w:color w:val="0000FF"/>
+          <w:sz w:val="24"/>
+          <w:u w:val="single"/>
+        </w:rPr>
+        <w:t xml:space="preserve"> </w:t>
+      </w:r>
+      <w:r>
+        <w:rPr>
+          <w:rFonts w:ascii="Charis SIL Regular" w:hAnsi="Charis SIL Regular" w:eastAsia="Charis SIL Regular"/>
+          <w:b w:val="0"/>
+          <w:i w:val="0"/>
+          <w:color w:val="0000FF"/>
+          <w:sz w:val="24"/>
+          <w:u w:val="single"/>
+        </w:rPr>
+        <w:hyperlink r:id="rId14" w:history="1">
+          <w:r>
+            <w:rPr>
+              <w:rStyle w:val="Hyperlink"/>
+            </w:rPr>
+            <w:t>in</w:t>
+          </w:r>
+        </w:hyperlink>
+      </w:r>
+      <w:r>
+        <w:rPr>
+          <w:rFonts w:ascii="Charis SIL Regular" w:hAnsi="Charis SIL Regular" w:eastAsia="Charis SIL Regular"/>
+          <w:b w:val="0"/>
+          <w:i w:val="0"/>
+          <w:color w:val="0000FF"/>
+          <w:sz w:val="24"/>
+          <w:u w:val="single"/>
+        </w:rPr>
+        <w:t xml:space="preserve"> </w:t>
+      </w:r>
+      <w:r>
+        <w:rPr>
+          <w:rFonts w:ascii="Charis SIL Regular" w:hAnsi="Charis SIL Regular" w:eastAsia="Charis SIL Regular"/>
+          <w:b w:val="0"/>
+          <w:i w:val="0"/>
+          <w:color w:val="0000FF"/>
+          <w:sz w:val="24"/>
+          <w:u w:val="single"/>
+        </w:rPr>
+        <w:hyperlink r:id="rId13" w:history="1">
           <w:r>
             <w:rPr>
               <w:rStyle w:val="Hyperlink"/>
@@ -1583,7 +1826,7 @@
           <w:sz w:val="24"/>
           <w:u w:val="single"/>
         </w:rPr>
-        <w:hyperlink r:id="rId14" w:history="1">
+        <w:hyperlink r:id="rId13" w:history="1">
           <w:r>
             <w:rPr>
               <w:rStyle w:val="Hyperlink"/>
@@ -1724,7 +1967,7 @@
           <w:sz w:val="24"/>
           <w:u w:val="single"/>
         </w:rPr>
-        <w:hyperlink r:id="rId14" w:history="1">
+        <w:hyperlink r:id="rId13" w:history="1">
           <w:r>
             <w:rPr>
               <w:rStyle w:val="Hyperlink"/>
@@ -1742,7 +1985,7 @@
           <w:sz w:val="24"/>
           <w:u w:val="single"/>
         </w:rPr>
-        <w:hyperlink r:id="rId14" w:history="1">
+        <w:hyperlink r:id="rId13" w:history="1">
           <w:r>
             <w:rPr>
               <w:rStyle w:val="Hyperlink"/>
@@ -1760,7 +2003,7 @@
           <w:sz w:val="24"/>
           <w:u w:val="single"/>
         </w:rPr>
-        <w:hyperlink r:id="rId14" w:history="1">
+        <w:hyperlink r:id="rId13" w:history="1">
           <w:r>
             <w:rPr>
               <w:rStyle w:val="Hyperlink"/>
@@ -2247,25 +2490,7 @@
           <w:color w:val="000000"/>
           <w:sz w:val="24"/>
         </w:rPr>
-        <w:t>Tropical Institute). This includes the arc</w:t>
-      </w:r>
-      <w:r>
-        <w:rPr>
-          <w:u w:val="single" w:color="0000ff"/>
-          <w:rFonts w:ascii="Charis SIL Regular" w:hAnsi="Charis SIL Regular" w:eastAsia="Charis SIL Regular"/>
-          <w:b w:val="0"/>
-          <w:i w:val="0"/>
-          <w:color w:val="000000"/>
-          <w:sz w:val="24"/>
-        </w:rPr>
-        <w:hyperlink r:id="rId16" w:history="1">
-          <w:r>
-            <w:rPr>
-              <w:rStyle w:val="Hyperlink"/>
-            </w:rPr>
-            <w:t>hives of</w:t>
-          </w:r>
-        </w:hyperlink>
+        <w:t>Tropical Institute). This includes the archives of</w:t>
       </w:r>
       <w:r>
         <w:rPr>

--- a/EXPORTS/DOCX/published/niveau3/English/WMAmsterdam.docx
+++ b/EXPORTS/DOCX/published/niveau3/English/WMAmsterdam.docx
@@ -464,7 +464,7 @@
           <w:sz w:val="24"/>
           <w:u w:val="single"/>
         </w:rPr>
-        <w:hyperlink r:id="rId11" w:history="1">
+        <w:hyperlink r:id="rId10" w:history="1">
           <w:r>
             <w:rPr>
               <w:rStyle w:val="Hyperlink"/>
@@ -493,7 +493,7 @@
           <w:sz w:val="24"/>
           <w:u w:val="single"/>
         </w:rPr>
-        <w:hyperlink r:id="rId11" w:history="1">
+        <w:hyperlink r:id="rId10" w:history="1">
           <w:r>
             <w:rPr>
               <w:rStyle w:val="Hyperlink"/>
@@ -522,7 +522,7 @@
           <w:sz w:val="24"/>
           <w:u w:val="single"/>
         </w:rPr>
-        <w:hyperlink r:id="rId11" w:history="1">
+        <w:hyperlink r:id="rId10" w:history="1">
           <w:r>
             <w:rPr>
               <w:rStyle w:val="Hyperlink"/>
@@ -540,7 +540,7 @@
           <w:sz w:val="24"/>
           <w:u w:val="single"/>
         </w:rPr>
-        <w:hyperlink r:id="rId11" w:history="1">
+        <w:hyperlink r:id="rId10" w:history="1">
           <w:r>
             <w:rPr>
               <w:rStyle w:val="Hyperlink"/>
@@ -558,7 +558,7 @@
           <w:sz w:val="24"/>
           <w:u w:val="single"/>
         </w:rPr>
-        <w:hyperlink r:id="rId11" w:history="1">
+        <w:hyperlink r:id="rId10" w:history="1">
           <w:r>
             <w:rPr>
               <w:rStyle w:val="Hyperlink"/>
@@ -681,7 +681,7 @@
           <w:sz w:val="24"/>
           <w:u w:val="single"/>
         </w:rPr>
-        <w:hyperlink r:id="rId11" w:history="1">
+        <w:hyperlink r:id="rId10" w:history="1">
           <w:r>
             <w:rPr>
               <w:rStyle w:val="Hyperlink"/>
@@ -1573,7 +1573,7 @@
           <w:sz w:val="24"/>
           <w:u w:val="single"/>
         </w:rPr>
-        <w:hyperlink r:id="rId13" w:history="1">
+        <w:hyperlink r:id="rId14" w:history="1">
           <w:r>
             <w:rPr>
               <w:rStyle w:val="Hyperlink"/>
@@ -1591,7 +1591,7 @@
           <w:sz w:val="24"/>
           <w:u w:val="single"/>
         </w:rPr>
-        <w:hyperlink r:id="rId13" w:history="1">
+        <w:hyperlink r:id="rId14" w:history="1">
           <w:r>
             <w:rPr>
               <w:rStyle w:val="Hyperlink"/>
@@ -1620,7 +1620,7 @@
           <w:sz w:val="24"/>
           <w:u w:val="single"/>
         </w:rPr>
-        <w:hyperlink r:id="rId13" w:history="1">
+        <w:hyperlink r:id="rId14" w:history="1">
           <w:r>
             <w:rPr>
               <w:rStyle w:val="Hyperlink"/>
@@ -1667,7 +1667,7 @@
           <w:sz w:val="24"/>
           <w:u w:val="single"/>
         </w:rPr>
-        <w:hyperlink r:id="rId14" w:history="1">
+        <w:hyperlink r:id="rId13" w:history="1">
           <w:r>
             <w:rPr>
               <w:rStyle w:val="Hyperlink"/>
@@ -1685,12 +1685,229 @@
           <w:sz w:val="24"/>
           <w:u w:val="single"/>
         </w:rPr>
+        <w:hyperlink r:id="rId13" w:history="1">
+          <w:r>
+            <w:rPr>
+              <w:rStyle w:val="Hyperlink"/>
+            </w:rPr>
+            <w:t>tu</w:t>
+          </w:r>
+        </w:hyperlink>
+      </w:r>
+      <w:r>
+        <w:rPr>
+          <w:rFonts w:ascii="Charis SIL Regular" w:hAnsi="Charis SIL Regular" w:eastAsia="Charis SIL Regular"/>
+          <w:b w:val="0"/>
+          <w:i w:val="0"/>
+          <w:color w:val="0000FF"/>
+          <w:sz w:val="24"/>
+          <w:u w:val="single"/>
+        </w:rPr>
+        <w:hyperlink r:id="rId13" w:history="1">
+          <w:r>
+            <w:rPr>
+              <w:rStyle w:val="Hyperlink"/>
+            </w:rPr>
+            <w:t>r</w:t>
+          </w:r>
+        </w:hyperlink>
+      </w:r>
+      <w:r>
+        <w:rPr>
+          <w:rFonts w:ascii="Charis SIL Regular" w:hAnsi="Charis SIL Regular" w:eastAsia="Charis SIL Regular"/>
+          <w:b w:val="0"/>
+          <w:i w:val="0"/>
+          <w:color w:val="0000FF"/>
+          <w:sz w:val="24"/>
+          <w:u w:val="single"/>
+        </w:rPr>
+        <w:hyperlink r:id="rId13" w:history="1">
+          <w:r>
+            <w:rPr>
+              <w:rStyle w:val="Hyperlink"/>
+            </w:rPr>
+            <w:t>al</w:t>
+          </w:r>
+        </w:hyperlink>
+      </w:r>
+      <w:r>
+        <w:rPr>
+          <w:rFonts w:ascii="Charis SIL Regular" w:hAnsi="Charis SIL Regular" w:eastAsia="Charis SIL Regular"/>
+          <w:b w:val="0"/>
+          <w:i w:val="0"/>
+          <w:color w:val="0000FF"/>
+          <w:sz w:val="24"/>
+          <w:u w:val="single"/>
+        </w:rPr>
+        <w:t xml:space="preserve"> </w:t>
+      </w:r>
+      <w:r>
+        <w:rPr>
+          <w:rFonts w:ascii="Charis SIL Regular" w:hAnsi="Charis SIL Regular" w:eastAsia="Charis SIL Regular"/>
+          <w:b w:val="0"/>
+          <w:i w:val="0"/>
+          <w:color w:val="0000FF"/>
+          <w:sz w:val="24"/>
+          <w:u w:val="single"/>
+        </w:rPr>
+        <w:hyperlink r:id="rId13" w:history="1">
+          <w:r>
+            <w:rPr>
+              <w:rStyle w:val="Hyperlink"/>
+            </w:rPr>
+            <w:t>History</w:t>
+          </w:r>
+        </w:hyperlink>
+      </w:r>
+      <w:r>
+        <w:rPr>
+          <w:rFonts w:ascii="Charis SIL Regular" w:hAnsi="Charis SIL Regular" w:eastAsia="Charis SIL Regular"/>
+          <w:b w:val="0"/>
+          <w:i w:val="0"/>
+          <w:color w:val="0000FF"/>
+          <w:sz w:val="24"/>
+          <w:u w:val="single"/>
+        </w:rPr>
+        <w:t xml:space="preserve"> </w:t>
+      </w:r>
+      <w:r>
+        <w:rPr>
+          <w:rFonts w:ascii="Charis SIL Regular" w:hAnsi="Charis SIL Regular" w:eastAsia="Charis SIL Regular"/>
+          <w:b w:val="0"/>
+          <w:i w:val="0"/>
+          <w:color w:val="0000FF"/>
+          <w:sz w:val="24"/>
+          <w:u w:val="single"/>
+        </w:rPr>
+        <w:hyperlink r:id="rId13" w:history="1">
+          <w:r>
+            <w:rPr>
+              <w:rStyle w:val="Hyperlink"/>
+            </w:rPr>
+            <w:t>in</w:t>
+          </w:r>
+        </w:hyperlink>
+      </w:r>
+      <w:r>
+        <w:rPr>
+          <w:rFonts w:ascii="Charis SIL Regular" w:hAnsi="Charis SIL Regular" w:eastAsia="Charis SIL Regular"/>
+          <w:b w:val="0"/>
+          <w:i w:val="0"/>
+          <w:color w:val="0000FF"/>
+          <w:sz w:val="24"/>
+          <w:u w:val="single"/>
+        </w:rPr>
+        <w:t xml:space="preserve"> </w:t>
+      </w:r>
+      <w:r>
+        <w:rPr>
+          <w:rFonts w:ascii="Charis SIL Regular" w:hAnsi="Charis SIL Regular" w:eastAsia="Charis SIL Regular"/>
+          <w:b w:val="0"/>
+          <w:i w:val="0"/>
+          <w:color w:val="0000FF"/>
+          <w:sz w:val="24"/>
+          <w:u w:val="single"/>
+        </w:rPr>
+        <w:hyperlink r:id="rId13" w:history="1">
+          <w:r>
+            <w:rPr>
+              <w:rStyle w:val="Hyperlink"/>
+            </w:rPr>
+            <w:t>Leid</w:t>
+          </w:r>
+        </w:hyperlink>
+      </w:r>
+      <w:r>
+        <w:rPr>
+          <w:rFonts w:ascii="Charis SIL Regular" w:hAnsi="Charis SIL Regular" w:eastAsia="Charis SIL Regular"/>
+          <w:b w:val="0"/>
+          <w:i w:val="0"/>
+          <w:color w:val="0000FF"/>
+          <w:sz w:val="24"/>
+          <w:u w:val="single"/>
+        </w:rPr>
+        <w:hyperlink r:id="rId13" w:history="1">
+          <w:r>
+            <w:rPr>
+              <w:rStyle w:val="Hyperlink"/>
+            </w:rPr>
+            <w:t>e</w:t>
+          </w:r>
+        </w:hyperlink>
+      </w:r>
+      <w:r>
+        <w:rPr>
+          <w:rFonts w:ascii="Charis SIL Regular" w:hAnsi="Charis SIL Regular" w:eastAsia="Charis SIL Regular"/>
+          <w:b w:val="0"/>
+          <w:i w:val="0"/>
+          <w:color w:val="0000FF"/>
+          <w:sz w:val="24"/>
+          <w:u w:val="single"/>
+        </w:rPr>
+        <w:hyperlink r:id="rId13" w:history="1">
+          <w:r>
+            <w:rPr>
+              <w:rStyle w:val="Hyperlink"/>
+            </w:rPr>
+            <w:t>n</w:t>
+          </w:r>
+        </w:hyperlink>
+      </w:r>
+      <w:r>
+        <w:rPr>
+          <w:rFonts w:ascii="Charis SIL Regular" w:hAnsi="Charis SIL Regular" w:eastAsia="Charis SIL Regular"/>
+          <w:b w:val="0"/>
+          <w:i w:val="0"/>
+          <w:color w:val="0000FF"/>
+          <w:sz w:val="24"/>
+          <w:u w:val="single"/>
+        </w:rPr>
+        <w:t xml:space="preserve"> </w:t>
+      </w:r>
+      <w:r>
+        <w:rPr>
+          <w:rFonts w:ascii="Charis SIL Regular" w:hAnsi="Charis SIL Regular" w:eastAsia="Charis SIL Regular"/>
+          <w:b w:val="0"/>
+          <w:i w:val="0"/>
+          <w:color w:val="0000FF"/>
+          <w:sz w:val="24"/>
+          <w:u w:val="single"/>
+        </w:rPr>
+        <w:hyperlink r:id="rId13" w:history="1">
+          <w:r>
+            <w:rPr>
+              <w:rStyle w:val="Hyperlink"/>
+            </w:rPr>
+            <w:t>(now</w:t>
+          </w:r>
+        </w:hyperlink>
+      </w:r>
+      <w:r>
+        <w:rPr>
+          <w:rFonts w:ascii="Charis SIL Regular" w:hAnsi="Charis SIL Regular" w:eastAsia="Charis SIL Regular"/>
+          <w:b w:val="0"/>
+          <w:i w:val="0"/>
+          <w:color w:val="0000FF"/>
+          <w:sz w:val="24"/>
+          <w:u w:val="single"/>
+        </w:rPr>
+        <w:t xml:space="preserve"> </w:t>
+      </w:r>
+      <w:r>
+        <w:rPr>
+          <w:rFonts w:ascii="Charis SIL Regular" w:hAnsi="Charis SIL Regular" w:eastAsia="Charis SIL Regular"/>
+          <w:b w:val="0"/>
+          <w:i w:val="0"/>
+          <w:color w:val="0000FF"/>
+          <w:sz w:val="24"/>
+          <w:u w:val="single"/>
+        </w:rPr>
         <w:hyperlink r:id="rId14" w:history="1">
           <w:r>
             <w:rPr>
               <w:rStyle w:val="Hyperlink"/>
             </w:rPr>
-            <w:t>tu</w:t>
+            <w:t>Natu</w:t>
           </w:r>
         </w:hyperlink>
       </w:r>
@@ -1726,223 +1943,6 @@
             <w:rPr>
               <w:rStyle w:val="Hyperlink"/>
             </w:rPr>
-            <w:t>al</w:t>
-          </w:r>
-        </w:hyperlink>
-      </w:r>
-      <w:r>
-        <w:rPr>
-          <w:rFonts w:ascii="Charis SIL Regular" w:hAnsi="Charis SIL Regular" w:eastAsia="Charis SIL Regular"/>
-          <w:b w:val="0"/>
-          <w:i w:val="0"/>
-          <w:color w:val="0000FF"/>
-          <w:sz w:val="24"/>
-          <w:u w:val="single"/>
-        </w:rPr>
-        <w:t xml:space="preserve"> </w:t>
-      </w:r>
-      <w:r>
-        <w:rPr>
-          <w:rFonts w:ascii="Charis SIL Regular" w:hAnsi="Charis SIL Regular" w:eastAsia="Charis SIL Regular"/>
-          <w:b w:val="0"/>
-          <w:i w:val="0"/>
-          <w:color w:val="0000FF"/>
-          <w:sz w:val="24"/>
-          <w:u w:val="single"/>
-        </w:rPr>
-        <w:hyperlink r:id="rId14" w:history="1">
-          <w:r>
-            <w:rPr>
-              <w:rStyle w:val="Hyperlink"/>
-            </w:rPr>
-            <w:t>History</w:t>
-          </w:r>
-        </w:hyperlink>
-      </w:r>
-      <w:r>
-        <w:rPr>
-          <w:rFonts w:ascii="Charis SIL Regular" w:hAnsi="Charis SIL Regular" w:eastAsia="Charis SIL Regular"/>
-          <w:b w:val="0"/>
-          <w:i w:val="0"/>
-          <w:color w:val="0000FF"/>
-          <w:sz w:val="24"/>
-          <w:u w:val="single"/>
-        </w:rPr>
-        <w:t xml:space="preserve"> </w:t>
-      </w:r>
-      <w:r>
-        <w:rPr>
-          <w:rFonts w:ascii="Charis SIL Regular" w:hAnsi="Charis SIL Regular" w:eastAsia="Charis SIL Regular"/>
-          <w:b w:val="0"/>
-          <w:i w:val="0"/>
-          <w:color w:val="0000FF"/>
-          <w:sz w:val="24"/>
-          <w:u w:val="single"/>
-        </w:rPr>
-        <w:hyperlink r:id="rId14" w:history="1">
-          <w:r>
-            <w:rPr>
-              <w:rStyle w:val="Hyperlink"/>
-            </w:rPr>
-            <w:t>in</w:t>
-          </w:r>
-        </w:hyperlink>
-      </w:r>
-      <w:r>
-        <w:rPr>
-          <w:rFonts w:ascii="Charis SIL Regular" w:hAnsi="Charis SIL Regular" w:eastAsia="Charis SIL Regular"/>
-          <w:b w:val="0"/>
-          <w:i w:val="0"/>
-          <w:color w:val="0000FF"/>
-          <w:sz w:val="24"/>
-          <w:u w:val="single"/>
-        </w:rPr>
-        <w:t xml:space="preserve"> </w:t>
-      </w:r>
-      <w:r>
-        <w:rPr>
-          <w:rFonts w:ascii="Charis SIL Regular" w:hAnsi="Charis SIL Regular" w:eastAsia="Charis SIL Regular"/>
-          <w:b w:val="0"/>
-          <w:i w:val="0"/>
-          <w:color w:val="0000FF"/>
-          <w:sz w:val="24"/>
-          <w:u w:val="single"/>
-        </w:rPr>
-        <w:hyperlink r:id="rId13" w:history="1">
-          <w:r>
-            <w:rPr>
-              <w:rStyle w:val="Hyperlink"/>
-            </w:rPr>
-            <w:t>Leid</w:t>
-          </w:r>
-        </w:hyperlink>
-      </w:r>
-      <w:r>
-        <w:rPr>
-          <w:rFonts w:ascii="Charis SIL Regular" w:hAnsi="Charis SIL Regular" w:eastAsia="Charis SIL Regular"/>
-          <w:b w:val="0"/>
-          <w:i w:val="0"/>
-          <w:color w:val="0000FF"/>
-          <w:sz w:val="24"/>
-          <w:u w:val="single"/>
-        </w:rPr>
-        <w:hyperlink r:id="rId13" w:history="1">
-          <w:r>
-            <w:rPr>
-              <w:rStyle w:val="Hyperlink"/>
-            </w:rPr>
-            <w:t>e</w:t>
-          </w:r>
-        </w:hyperlink>
-      </w:r>
-      <w:r>
-        <w:rPr>
-          <w:rFonts w:ascii="Charis SIL Regular" w:hAnsi="Charis SIL Regular" w:eastAsia="Charis SIL Regular"/>
-          <w:b w:val="0"/>
-          <w:i w:val="0"/>
-          <w:color w:val="0000FF"/>
-          <w:sz w:val="24"/>
-          <w:u w:val="single"/>
-        </w:rPr>
-        <w:hyperlink r:id="rId13" w:history="1">
-          <w:r>
-            <w:rPr>
-              <w:rStyle w:val="Hyperlink"/>
-            </w:rPr>
-            <w:t>n</w:t>
-          </w:r>
-        </w:hyperlink>
-      </w:r>
-      <w:r>
-        <w:rPr>
-          <w:rFonts w:ascii="Charis SIL Regular" w:hAnsi="Charis SIL Regular" w:eastAsia="Charis SIL Regular"/>
-          <w:b w:val="0"/>
-          <w:i w:val="0"/>
-          <w:color w:val="0000FF"/>
-          <w:sz w:val="24"/>
-          <w:u w:val="single"/>
-        </w:rPr>
-        <w:t xml:space="preserve"> </w:t>
-      </w:r>
-      <w:r>
-        <w:rPr>
-          <w:rFonts w:ascii="Charis SIL Regular" w:hAnsi="Charis SIL Regular" w:eastAsia="Charis SIL Regular"/>
-          <w:b w:val="0"/>
-          <w:i w:val="0"/>
-          <w:color w:val="0000FF"/>
-          <w:sz w:val="24"/>
-          <w:u w:val="single"/>
-        </w:rPr>
-        <w:hyperlink r:id="rId13" w:history="1">
-          <w:r>
-            <w:rPr>
-              <w:rStyle w:val="Hyperlink"/>
-            </w:rPr>
-            <w:t>(now</w:t>
-          </w:r>
-        </w:hyperlink>
-      </w:r>
-      <w:r>
-        <w:rPr>
-          <w:rFonts w:ascii="Charis SIL Regular" w:hAnsi="Charis SIL Regular" w:eastAsia="Charis SIL Regular"/>
-          <w:b w:val="0"/>
-          <w:i w:val="0"/>
-          <w:color w:val="0000FF"/>
-          <w:sz w:val="24"/>
-          <w:u w:val="single"/>
-        </w:rPr>
-        <w:t xml:space="preserve"> </w:t>
-      </w:r>
-      <w:r>
-        <w:rPr>
-          <w:rFonts w:ascii="Charis SIL Regular" w:hAnsi="Charis SIL Regular" w:eastAsia="Charis SIL Regular"/>
-          <w:b w:val="0"/>
-          <w:i w:val="0"/>
-          <w:color w:val="0000FF"/>
-          <w:sz w:val="24"/>
-          <w:u w:val="single"/>
-        </w:rPr>
-        <w:hyperlink r:id="rId13" w:history="1">
-          <w:r>
-            <w:rPr>
-              <w:rStyle w:val="Hyperlink"/>
-            </w:rPr>
-            <w:t>Natu</w:t>
-          </w:r>
-        </w:hyperlink>
-      </w:r>
-      <w:r>
-        <w:rPr>
-          <w:rFonts w:ascii="Charis SIL Regular" w:hAnsi="Charis SIL Regular" w:eastAsia="Charis SIL Regular"/>
-          <w:b w:val="0"/>
-          <w:i w:val="0"/>
-          <w:color w:val="0000FF"/>
-          <w:sz w:val="24"/>
-          <w:u w:val="single"/>
-        </w:rPr>
-        <w:hyperlink r:id="rId13" w:history="1">
-          <w:r>
-            <w:rPr>
-              <w:rStyle w:val="Hyperlink"/>
-            </w:rPr>
-            <w:t>r</w:t>
-          </w:r>
-        </w:hyperlink>
-      </w:r>
-      <w:r>
-        <w:rPr>
-          <w:rFonts w:ascii="Charis SIL Regular" w:hAnsi="Charis SIL Regular" w:eastAsia="Charis SIL Regular"/>
-          <w:b w:val="0"/>
-          <w:i w:val="0"/>
-          <w:color w:val="0000FF"/>
-          <w:sz w:val="24"/>
-          <w:u w:val="single"/>
-        </w:rPr>
-        <w:hyperlink r:id="rId13" w:history="1">
-          <w:r>
-            <w:rPr>
-              <w:rStyle w:val="Hyperlink"/>
-            </w:rPr>
             <w:t>alis</w:t>
           </w:r>
         </w:hyperlink>
@@ -1967,7 +1967,7 @@
           <w:sz w:val="24"/>
           <w:u w:val="single"/>
         </w:rPr>
-        <w:hyperlink r:id="rId13" w:history="1">
+        <w:hyperlink r:id="rId14" w:history="1">
           <w:r>
             <w:rPr>
               <w:rStyle w:val="Hyperlink"/>
@@ -1985,7 +1985,7 @@
           <w:sz w:val="24"/>
           <w:u w:val="single"/>
         </w:rPr>
-        <w:hyperlink r:id="rId13" w:history="1">
+        <w:hyperlink r:id="rId14" w:history="1">
           <w:r>
             <w:rPr>
               <w:rStyle w:val="Hyperlink"/>
@@ -2003,7 +2003,7 @@
           <w:sz w:val="24"/>
           <w:u w:val="single"/>
         </w:rPr>
-        <w:hyperlink r:id="rId13" w:history="1">
+        <w:hyperlink r:id="rId14" w:history="1">
           <w:r>
             <w:rPr>
               <w:rStyle w:val="Hyperlink"/>
@@ -2490,7 +2490,25 @@
           <w:color w:val="000000"/>
           <w:sz w:val="24"/>
         </w:rPr>
-        <w:t>Tropical Institute). This includes the archives of</w:t>
+        <w:t>Tropical Institute). This includes the arc</w:t>
+      </w:r>
+      <w:r>
+        <w:rPr>
+          <w:u w:val="single" w:color="0000ff"/>
+          <w:rFonts w:ascii="Charis SIL Regular" w:hAnsi="Charis SIL Regular" w:eastAsia="Charis SIL Regular"/>
+          <w:b w:val="0"/>
+          <w:i w:val="0"/>
+          <w:color w:val="000000"/>
+          <w:sz w:val="24"/>
+        </w:rPr>
+        <w:hyperlink r:id="rId16" w:history="1">
+          <w:r>
+            <w:rPr>
+              <w:rStyle w:val="Hyperlink"/>
+            </w:rPr>
+            <w:t>hives of</w:t>
+          </w:r>
+        </w:hyperlink>
       </w:r>
       <w:r>
         <w:rPr>

--- a/EXPORTS/DOCX/published/niveau3/English/WMAmsterdam.docx
+++ b/EXPORTS/DOCX/published/niveau3/English/WMAmsterdam.docx
@@ -464,7 +464,7 @@
           <w:sz w:val="24"/>
           <w:u w:val="single"/>
         </w:rPr>
-        <w:hyperlink r:id="rId10" w:history="1">
+        <w:hyperlink r:id="rId11" w:history="1">
           <w:r>
             <w:rPr>
               <w:rStyle w:val="Hyperlink"/>
@@ -493,7 +493,7 @@
           <w:sz w:val="24"/>
           <w:u w:val="single"/>
         </w:rPr>
-        <w:hyperlink r:id="rId10" w:history="1">
+        <w:hyperlink r:id="rId11" w:history="1">
           <w:r>
             <w:rPr>
               <w:rStyle w:val="Hyperlink"/>
@@ -522,7 +522,7 @@
           <w:sz w:val="24"/>
           <w:u w:val="single"/>
         </w:rPr>
-        <w:hyperlink r:id="rId10" w:history="1">
+        <w:hyperlink r:id="rId11" w:history="1">
           <w:r>
             <w:rPr>
               <w:rStyle w:val="Hyperlink"/>
@@ -540,7 +540,7 @@
           <w:sz w:val="24"/>
           <w:u w:val="single"/>
         </w:rPr>
-        <w:hyperlink r:id="rId10" w:history="1">
+        <w:hyperlink r:id="rId11" w:history="1">
           <w:r>
             <w:rPr>
               <w:rStyle w:val="Hyperlink"/>
@@ -558,7 +558,7 @@
           <w:sz w:val="24"/>
           <w:u w:val="single"/>
         </w:rPr>
-        <w:hyperlink r:id="rId10" w:history="1">
+        <w:hyperlink r:id="rId11" w:history="1">
           <w:r>
             <w:rPr>
               <w:rStyle w:val="Hyperlink"/>
@@ -605,7 +605,7 @@
           <w:sz w:val="24"/>
           <w:u w:val="single"/>
         </w:rPr>
-        <w:hyperlink r:id="rId11" w:history="1">
+        <w:hyperlink r:id="rId10" w:history="1">
           <w:r>
             <w:rPr>
               <w:rStyle w:val="Hyperlink"/>
@@ -623,7 +623,7 @@
           <w:sz w:val="24"/>
           <w:u w:val="single"/>
         </w:rPr>
-        <w:hyperlink r:id="rId11" w:history="1">
+        <w:hyperlink r:id="rId10" w:history="1">
           <w:r>
             <w:rPr>
               <w:rStyle w:val="Hyperlink"/>
@@ -1573,7 +1573,7 @@
           <w:sz w:val="24"/>
           <w:u w:val="single"/>
         </w:rPr>
-        <w:hyperlink r:id="rId14" w:history="1">
+        <w:hyperlink r:id="rId13" w:history="1">
           <w:r>
             <w:rPr>
               <w:rStyle w:val="Hyperlink"/>
@@ -1591,7 +1591,7 @@
           <w:sz w:val="24"/>
           <w:u w:val="single"/>
         </w:rPr>
-        <w:hyperlink r:id="rId14" w:history="1">
+        <w:hyperlink r:id="rId13" w:history="1">
           <w:r>
             <w:rPr>
               <w:rStyle w:val="Hyperlink"/>
@@ -1636,9 +1636,8 @@
           <w:i w:val="0"/>
           <w:color w:val="0000FF"/>
           <w:sz w:val="24"/>
-          <w:u w:val="single"/>
-        </w:rPr>
-        <w:t xml:space="preserve"> </w:t>
+        </w:rPr>
+        <w:t xml:space="preserve"> Natural History in</w:t>
       </w:r>
       <w:r>
         <w:rPr>
@@ -1649,14 +1648,7 @@
           <w:sz w:val="24"/>
           <w:u w:val="single"/>
         </w:rPr>
-        <w:hyperlink r:id="rId14" w:history="1">
-          <w:r>
-            <w:rPr>
-              <w:rStyle w:val="Hyperlink"/>
-            </w:rPr>
-            <w:t>N</w:t>
-          </w:r>
-        </w:hyperlink>
+        <w:t xml:space="preserve"> </w:t>
       </w:r>
       <w:r>
         <w:rPr>
@@ -1672,7 +1664,7 @@
             <w:rPr>
               <w:rStyle w:val="Hyperlink"/>
             </w:rPr>
-            <w:t>a</w:t>
+            <w:t>Leid</w:t>
           </w:r>
         </w:hyperlink>
       </w:r>
@@ -1690,7 +1682,83 @@
             <w:rPr>
               <w:rStyle w:val="Hyperlink"/>
             </w:rPr>
-            <w:t>tu</w:t>
+            <w:t>e</w:t>
+          </w:r>
+        </w:hyperlink>
+      </w:r>
+      <w:r>
+        <w:rPr>
+          <w:rFonts w:ascii="Charis SIL Regular" w:hAnsi="Charis SIL Regular" w:eastAsia="Charis SIL Regular"/>
+          <w:b w:val="0"/>
+          <w:i w:val="0"/>
+          <w:color w:val="0000FF"/>
+          <w:sz w:val="24"/>
+          <w:u w:val="single"/>
+        </w:rPr>
+        <w:hyperlink r:id="rId13" w:history="1">
+          <w:r>
+            <w:rPr>
+              <w:rStyle w:val="Hyperlink"/>
+            </w:rPr>
+            <w:t>n</w:t>
+          </w:r>
+        </w:hyperlink>
+      </w:r>
+      <w:r>
+        <w:rPr>
+          <w:rFonts w:ascii="Charis SIL Regular" w:hAnsi="Charis SIL Regular" w:eastAsia="Charis SIL Regular"/>
+          <w:b w:val="0"/>
+          <w:i w:val="0"/>
+          <w:color w:val="0000FF"/>
+          <w:sz w:val="24"/>
+          <w:u w:val="single"/>
+        </w:rPr>
+        <w:t xml:space="preserve"> </w:t>
+      </w:r>
+      <w:r>
+        <w:rPr>
+          <w:rFonts w:ascii="Charis SIL Regular" w:hAnsi="Charis SIL Regular" w:eastAsia="Charis SIL Regular"/>
+          <w:b w:val="0"/>
+          <w:i w:val="0"/>
+          <w:color w:val="0000FF"/>
+          <w:sz w:val="24"/>
+          <w:u w:val="single"/>
+        </w:rPr>
+        <w:hyperlink r:id="rId13" w:history="1">
+          <w:r>
+            <w:rPr>
+              <w:rStyle w:val="Hyperlink"/>
+            </w:rPr>
+            <w:t>(now</w:t>
+          </w:r>
+        </w:hyperlink>
+      </w:r>
+      <w:r>
+        <w:rPr>
+          <w:rFonts w:ascii="Charis SIL Regular" w:hAnsi="Charis SIL Regular" w:eastAsia="Charis SIL Regular"/>
+          <w:b w:val="0"/>
+          <w:i w:val="0"/>
+          <w:color w:val="0000FF"/>
+          <w:sz w:val="24"/>
+          <w:u w:val="single"/>
+        </w:rPr>
+        <w:t xml:space="preserve"> </w:t>
+      </w:r>
+      <w:r>
+        <w:rPr>
+          <w:rFonts w:ascii="Charis SIL Regular" w:hAnsi="Charis SIL Regular" w:eastAsia="Charis SIL Regular"/>
+          <w:b w:val="0"/>
+          <w:i w:val="0"/>
+          <w:color w:val="0000FF"/>
+          <w:sz w:val="24"/>
+          <w:u w:val="single"/>
+        </w:rPr>
+        <w:hyperlink r:id="rId13" w:history="1">
+          <w:r>
+            <w:rPr>
+              <w:rStyle w:val="Hyperlink"/>
+            </w:rPr>
+            <w:t>Natu</w:t>
           </w:r>
         </w:hyperlink>
       </w:r>
@@ -1726,223 +1794,6 @@
             <w:rPr>
               <w:rStyle w:val="Hyperlink"/>
             </w:rPr>
-            <w:t>al</w:t>
-          </w:r>
-        </w:hyperlink>
-      </w:r>
-      <w:r>
-        <w:rPr>
-          <w:rFonts w:ascii="Charis SIL Regular" w:hAnsi="Charis SIL Regular" w:eastAsia="Charis SIL Regular"/>
-          <w:b w:val="0"/>
-          <w:i w:val="0"/>
-          <w:color w:val="0000FF"/>
-          <w:sz w:val="24"/>
-          <w:u w:val="single"/>
-        </w:rPr>
-        <w:t xml:space="preserve"> </w:t>
-      </w:r>
-      <w:r>
-        <w:rPr>
-          <w:rFonts w:ascii="Charis SIL Regular" w:hAnsi="Charis SIL Regular" w:eastAsia="Charis SIL Regular"/>
-          <w:b w:val="0"/>
-          <w:i w:val="0"/>
-          <w:color w:val="0000FF"/>
-          <w:sz w:val="24"/>
-          <w:u w:val="single"/>
-        </w:rPr>
-        <w:hyperlink r:id="rId13" w:history="1">
-          <w:r>
-            <w:rPr>
-              <w:rStyle w:val="Hyperlink"/>
-            </w:rPr>
-            <w:t>History</w:t>
-          </w:r>
-        </w:hyperlink>
-      </w:r>
-      <w:r>
-        <w:rPr>
-          <w:rFonts w:ascii="Charis SIL Regular" w:hAnsi="Charis SIL Regular" w:eastAsia="Charis SIL Regular"/>
-          <w:b w:val="0"/>
-          <w:i w:val="0"/>
-          <w:color w:val="0000FF"/>
-          <w:sz w:val="24"/>
-          <w:u w:val="single"/>
-        </w:rPr>
-        <w:t xml:space="preserve"> </w:t>
-      </w:r>
-      <w:r>
-        <w:rPr>
-          <w:rFonts w:ascii="Charis SIL Regular" w:hAnsi="Charis SIL Regular" w:eastAsia="Charis SIL Regular"/>
-          <w:b w:val="0"/>
-          <w:i w:val="0"/>
-          <w:color w:val="0000FF"/>
-          <w:sz w:val="24"/>
-          <w:u w:val="single"/>
-        </w:rPr>
-        <w:hyperlink r:id="rId13" w:history="1">
-          <w:r>
-            <w:rPr>
-              <w:rStyle w:val="Hyperlink"/>
-            </w:rPr>
-            <w:t>in</w:t>
-          </w:r>
-        </w:hyperlink>
-      </w:r>
-      <w:r>
-        <w:rPr>
-          <w:rFonts w:ascii="Charis SIL Regular" w:hAnsi="Charis SIL Regular" w:eastAsia="Charis SIL Regular"/>
-          <w:b w:val="0"/>
-          <w:i w:val="0"/>
-          <w:color w:val="0000FF"/>
-          <w:sz w:val="24"/>
-          <w:u w:val="single"/>
-        </w:rPr>
-        <w:t xml:space="preserve"> </w:t>
-      </w:r>
-      <w:r>
-        <w:rPr>
-          <w:rFonts w:ascii="Charis SIL Regular" w:hAnsi="Charis SIL Regular" w:eastAsia="Charis SIL Regular"/>
-          <w:b w:val="0"/>
-          <w:i w:val="0"/>
-          <w:color w:val="0000FF"/>
-          <w:sz w:val="24"/>
-          <w:u w:val="single"/>
-        </w:rPr>
-        <w:hyperlink r:id="rId13" w:history="1">
-          <w:r>
-            <w:rPr>
-              <w:rStyle w:val="Hyperlink"/>
-            </w:rPr>
-            <w:t>Leid</w:t>
-          </w:r>
-        </w:hyperlink>
-      </w:r>
-      <w:r>
-        <w:rPr>
-          <w:rFonts w:ascii="Charis SIL Regular" w:hAnsi="Charis SIL Regular" w:eastAsia="Charis SIL Regular"/>
-          <w:b w:val="0"/>
-          <w:i w:val="0"/>
-          <w:color w:val="0000FF"/>
-          <w:sz w:val="24"/>
-          <w:u w:val="single"/>
-        </w:rPr>
-        <w:hyperlink r:id="rId13" w:history="1">
-          <w:r>
-            <w:rPr>
-              <w:rStyle w:val="Hyperlink"/>
-            </w:rPr>
-            <w:t>e</w:t>
-          </w:r>
-        </w:hyperlink>
-      </w:r>
-      <w:r>
-        <w:rPr>
-          <w:rFonts w:ascii="Charis SIL Regular" w:hAnsi="Charis SIL Regular" w:eastAsia="Charis SIL Regular"/>
-          <w:b w:val="0"/>
-          <w:i w:val="0"/>
-          <w:color w:val="0000FF"/>
-          <w:sz w:val="24"/>
-          <w:u w:val="single"/>
-        </w:rPr>
-        <w:hyperlink r:id="rId13" w:history="1">
-          <w:r>
-            <w:rPr>
-              <w:rStyle w:val="Hyperlink"/>
-            </w:rPr>
-            <w:t>n</w:t>
-          </w:r>
-        </w:hyperlink>
-      </w:r>
-      <w:r>
-        <w:rPr>
-          <w:rFonts w:ascii="Charis SIL Regular" w:hAnsi="Charis SIL Regular" w:eastAsia="Charis SIL Regular"/>
-          <w:b w:val="0"/>
-          <w:i w:val="0"/>
-          <w:color w:val="0000FF"/>
-          <w:sz w:val="24"/>
-          <w:u w:val="single"/>
-        </w:rPr>
-        <w:t xml:space="preserve"> </w:t>
-      </w:r>
-      <w:r>
-        <w:rPr>
-          <w:rFonts w:ascii="Charis SIL Regular" w:hAnsi="Charis SIL Regular" w:eastAsia="Charis SIL Regular"/>
-          <w:b w:val="0"/>
-          <w:i w:val="0"/>
-          <w:color w:val="0000FF"/>
-          <w:sz w:val="24"/>
-          <w:u w:val="single"/>
-        </w:rPr>
-        <w:hyperlink r:id="rId13" w:history="1">
-          <w:r>
-            <w:rPr>
-              <w:rStyle w:val="Hyperlink"/>
-            </w:rPr>
-            <w:t>(now</w:t>
-          </w:r>
-        </w:hyperlink>
-      </w:r>
-      <w:r>
-        <w:rPr>
-          <w:rFonts w:ascii="Charis SIL Regular" w:hAnsi="Charis SIL Regular" w:eastAsia="Charis SIL Regular"/>
-          <w:b w:val="0"/>
-          <w:i w:val="0"/>
-          <w:color w:val="0000FF"/>
-          <w:sz w:val="24"/>
-          <w:u w:val="single"/>
-        </w:rPr>
-        <w:t xml:space="preserve"> </w:t>
-      </w:r>
-      <w:r>
-        <w:rPr>
-          <w:rFonts w:ascii="Charis SIL Regular" w:hAnsi="Charis SIL Regular" w:eastAsia="Charis SIL Regular"/>
-          <w:b w:val="0"/>
-          <w:i w:val="0"/>
-          <w:color w:val="0000FF"/>
-          <w:sz w:val="24"/>
-          <w:u w:val="single"/>
-        </w:rPr>
-        <w:hyperlink r:id="rId14" w:history="1">
-          <w:r>
-            <w:rPr>
-              <w:rStyle w:val="Hyperlink"/>
-            </w:rPr>
-            <w:t>Natu</w:t>
-          </w:r>
-        </w:hyperlink>
-      </w:r>
-      <w:r>
-        <w:rPr>
-          <w:rFonts w:ascii="Charis SIL Regular" w:hAnsi="Charis SIL Regular" w:eastAsia="Charis SIL Regular"/>
-          <w:b w:val="0"/>
-          <w:i w:val="0"/>
-          <w:color w:val="0000FF"/>
-          <w:sz w:val="24"/>
-          <w:u w:val="single"/>
-        </w:rPr>
-        <w:hyperlink r:id="rId14" w:history="1">
-          <w:r>
-            <w:rPr>
-              <w:rStyle w:val="Hyperlink"/>
-            </w:rPr>
-            <w:t>r</w:t>
-          </w:r>
-        </w:hyperlink>
-      </w:r>
-      <w:r>
-        <w:rPr>
-          <w:rFonts w:ascii="Charis SIL Regular" w:hAnsi="Charis SIL Regular" w:eastAsia="Charis SIL Regular"/>
-          <w:b w:val="0"/>
-          <w:i w:val="0"/>
-          <w:color w:val="0000FF"/>
-          <w:sz w:val="24"/>
-          <w:u w:val="single"/>
-        </w:rPr>
-        <w:hyperlink r:id="rId14" w:history="1">
-          <w:r>
-            <w:rPr>
-              <w:rStyle w:val="Hyperlink"/>
-            </w:rPr>
             <w:t>alis</w:t>
           </w:r>
         </w:hyperlink>
@@ -1967,7 +1818,7 @@
           <w:sz w:val="24"/>
           <w:u w:val="single"/>
         </w:rPr>
-        <w:hyperlink r:id="rId14" w:history="1">
+        <w:hyperlink r:id="rId13" w:history="1">
           <w:r>
             <w:rPr>
               <w:rStyle w:val="Hyperlink"/>
@@ -1985,7 +1836,7 @@
           <w:sz w:val="24"/>
           <w:u w:val="single"/>
         </w:rPr>
-        <w:hyperlink r:id="rId14" w:history="1">
+        <w:hyperlink r:id="rId13" w:history="1">
           <w:r>
             <w:rPr>
               <w:rStyle w:val="Hyperlink"/>
@@ -2003,7 +1854,7 @@
           <w:sz w:val="24"/>
           <w:u w:val="single"/>
         </w:rPr>
-        <w:hyperlink r:id="rId14" w:history="1">
+        <w:hyperlink r:id="rId13" w:history="1">
           <w:r>
             <w:rPr>
               <w:rStyle w:val="Hyperlink"/>
@@ -2490,25 +2341,7 @@
           <w:color w:val="000000"/>
           <w:sz w:val="24"/>
         </w:rPr>
-        <w:t>Tropical Institute). This includes the arc</w:t>
-      </w:r>
-      <w:r>
-        <w:rPr>
-          <w:u w:val="single" w:color="0000ff"/>
-          <w:rFonts w:ascii="Charis SIL Regular" w:hAnsi="Charis SIL Regular" w:eastAsia="Charis SIL Regular"/>
-          <w:b w:val="0"/>
-          <w:i w:val="0"/>
-          <w:color w:val="000000"/>
-          <w:sz w:val="24"/>
-        </w:rPr>
-        <w:hyperlink r:id="rId16" w:history="1">
-          <w:r>
-            <w:rPr>
-              <w:rStyle w:val="Hyperlink"/>
-            </w:rPr>
-            <w:t>hives of</w:t>
-          </w:r>
-        </w:hyperlink>
+        <w:t>Tropical Institute). This includes the archives of</w:t>
       </w:r>
       <w:r>
         <w:rPr>

--- a/EXPORTS/DOCX/published/niveau3/English/WMAmsterdam.docx
+++ b/EXPORTS/DOCX/published/niveau3/English/WMAmsterdam.docx
@@ -444,7 +444,6 @@
           <w:i w:val="0"/>
           <w:color w:val="0000FF"/>
           <w:sz w:val="24"/>
-          <w:u w:val="single"/>
         </w:rPr>
         <w:hyperlink r:id="rId11" w:history="1">
           <w:r>
@@ -464,6 +463,82 @@
           <w:sz w:val="24"/>
           <w:u w:val="single"/>
         </w:rPr>
+        <w:hyperlink r:id="rId10" w:history="1">
+          <w:r>
+            <w:rPr>
+              <w:rStyle w:val="Hyperlink"/>
+            </w:rPr>
+            <w:t>o</w:t>
+          </w:r>
+        </w:hyperlink>
+      </w:r>
+      <w:r>
+        <w:rPr>
+          <w:rFonts w:ascii="Charis SIL Regular" w:hAnsi="Charis SIL Regular" w:eastAsia="Charis SIL Regular"/>
+          <w:b w:val="0"/>
+          <w:i w:val="0"/>
+          <w:color w:val="0000FF"/>
+          <w:sz w:val="24"/>
+          <w:u w:val="single"/>
+        </w:rPr>
+        <w:t xml:space="preserve"> </w:t>
+      </w:r>
+      <w:r>
+        <w:rPr>
+          <w:rFonts w:ascii="Charis SIL Regular" w:hAnsi="Charis SIL Regular" w:eastAsia="Charis SIL Regular"/>
+          <w:b w:val="0"/>
+          <w:i w:val="0"/>
+          <w:color w:val="0000FF"/>
+          <w:sz w:val="24"/>
+          <w:u w:val="single"/>
+        </w:rPr>
+        <w:hyperlink r:id="rId11" w:history="1">
+          <w:r>
+            <w:rPr>
+              <w:rStyle w:val="Hyperlink"/>
+            </w:rPr>
+            <w:t>Stuart</w:t>
+          </w:r>
+        </w:hyperlink>
+      </w:r>
+      <w:r>
+        <w:rPr>
+          <w:rFonts w:ascii="Charis SIL Regular" w:hAnsi="Charis SIL Regular" w:eastAsia="Charis SIL Regular"/>
+          <w:b w:val="0"/>
+          <w:i w:val="0"/>
+          <w:color w:val="0000FF"/>
+          <w:sz w:val="24"/>
+          <w:u w:val="single"/>
+        </w:rPr>
+        <w:t xml:space="preserve"> </w:t>
+      </w:r>
+      <w:r>
+        <w:rPr>
+          <w:rFonts w:ascii="Charis SIL Regular" w:hAnsi="Charis SIL Regular" w:eastAsia="Charis SIL Regular"/>
+          <w:b w:val="0"/>
+          <w:i w:val="0"/>
+          <w:color w:val="0000FF"/>
+          <w:sz w:val="24"/>
+          <w:u w:val="single"/>
+        </w:rPr>
+        <w:hyperlink r:id="rId11" w:history="1">
+          <w:r>
+            <w:rPr>
+              <w:rStyle w:val="Hyperlink"/>
+            </w:rPr>
+            <w:t>v</w:t>
+          </w:r>
+        </w:hyperlink>
+      </w:r>
+      <w:r>
+        <w:rPr>
+          <w:rFonts w:ascii="Charis SIL Regular" w:hAnsi="Charis SIL Regular" w:eastAsia="Charis SIL Regular"/>
+          <w:b w:val="0"/>
+          <w:i w:val="0"/>
+          <w:color w:val="0000FF"/>
+          <w:sz w:val="24"/>
+          <w:u w:val="single"/>
+        </w:rPr>
         <w:hyperlink r:id="rId11" w:history="1">
           <w:r>
             <w:rPr>
@@ -482,82 +557,6 @@
           <w:sz w:val="24"/>
           <w:u w:val="single"/>
         </w:rPr>
-        <w:t xml:space="preserve"> </w:t>
-      </w:r>
-      <w:r>
-        <w:rPr>
-          <w:rFonts w:ascii="Charis SIL Regular" w:hAnsi="Charis SIL Regular" w:eastAsia="Charis SIL Regular"/>
-          <w:b w:val="0"/>
-          <w:i w:val="0"/>
-          <w:color w:val="0000FF"/>
-          <w:sz w:val="24"/>
-          <w:u w:val="single"/>
-        </w:rPr>
-        <w:hyperlink r:id="rId11" w:history="1">
-          <w:r>
-            <w:rPr>
-              <w:rStyle w:val="Hyperlink"/>
-            </w:rPr>
-            <w:t>Stuart</w:t>
-          </w:r>
-        </w:hyperlink>
-      </w:r>
-      <w:r>
-        <w:rPr>
-          <w:rFonts w:ascii="Charis SIL Regular" w:hAnsi="Charis SIL Regular" w:eastAsia="Charis SIL Regular"/>
-          <w:b w:val="0"/>
-          <w:i w:val="0"/>
-          <w:color w:val="0000FF"/>
-          <w:sz w:val="24"/>
-          <w:u w:val="single"/>
-        </w:rPr>
-        <w:t xml:space="preserve"> </w:t>
-      </w:r>
-      <w:r>
-        <w:rPr>
-          <w:rFonts w:ascii="Charis SIL Regular" w:hAnsi="Charis SIL Regular" w:eastAsia="Charis SIL Regular"/>
-          <w:b w:val="0"/>
-          <w:i w:val="0"/>
-          <w:color w:val="0000FF"/>
-          <w:sz w:val="24"/>
-          <w:u w:val="single"/>
-        </w:rPr>
-        <w:hyperlink r:id="rId11" w:history="1">
-          <w:r>
-            <w:rPr>
-              <w:rStyle w:val="Hyperlink"/>
-            </w:rPr>
-            <w:t>v</w:t>
-          </w:r>
-        </w:hyperlink>
-      </w:r>
-      <w:r>
-        <w:rPr>
-          <w:rFonts w:ascii="Charis SIL Regular" w:hAnsi="Charis SIL Regular" w:eastAsia="Charis SIL Regular"/>
-          <w:b w:val="0"/>
-          <w:i w:val="0"/>
-          <w:color w:val="0000FF"/>
-          <w:sz w:val="24"/>
-          <w:u w:val="single"/>
-        </w:rPr>
-        <w:hyperlink r:id="rId11" w:history="1">
-          <w:r>
-            <w:rPr>
-              <w:rStyle w:val="Hyperlink"/>
-            </w:rPr>
-            <w:t>o</w:t>
-          </w:r>
-        </w:hyperlink>
-      </w:r>
-      <w:r>
-        <w:rPr>
-          <w:rFonts w:ascii="Charis SIL Regular" w:hAnsi="Charis SIL Regular" w:eastAsia="Charis SIL Regular"/>
-          <w:b w:val="0"/>
-          <w:i w:val="0"/>
-          <w:color w:val="0000FF"/>
-          <w:sz w:val="24"/>
-          <w:u w:val="single"/>
-        </w:rPr>
         <w:hyperlink r:id="rId11" w:history="1">
           <w:r>
             <w:rPr>
@@ -605,7 +604,7 @@
           <w:sz w:val="24"/>
           <w:u w:val="single"/>
         </w:rPr>
-        <w:hyperlink r:id="rId10" w:history="1">
+        <w:hyperlink r:id="rId11" w:history="1">
           <w:r>
             <w:rPr>
               <w:rStyle w:val="Hyperlink"/>
@@ -623,7 +622,7 @@
           <w:sz w:val="24"/>
           <w:u w:val="single"/>
         </w:rPr>
-        <w:hyperlink r:id="rId10" w:history="1">
+        <w:hyperlink r:id="rId11" w:history="1">
           <w:r>
             <w:rPr>
               <w:rStyle w:val="Hyperlink"/>
@@ -681,7 +680,7 @@
           <w:sz w:val="24"/>
           <w:u w:val="single"/>
         </w:rPr>
-        <w:hyperlink r:id="rId10" w:history="1">
+        <w:hyperlink r:id="rId11" w:history="1">
           <w:r>
             <w:rPr>
               <w:rStyle w:val="Hyperlink"/>
@@ -726,61 +725,7 @@
           <w:color w:val="000000"/>
           <w:sz w:val="24"/>
         </w:rPr>
-        <w:t>Dutch Eas</w:t>
-      </w:r>
-      <w:r>
-        <w:rPr>
-          <w:u w:val="single" w:color="0000ff"/>
-          <w:rFonts w:ascii="Charis SIL Regular" w:hAnsi="Charis SIL Regular" w:eastAsia="Charis SIL Regular"/>
-          <w:b w:val="0"/>
-          <w:i w:val="0"/>
-          <w:color w:val="000000"/>
-          <w:sz w:val="24"/>
-        </w:rPr>
-        <w:hyperlink r:id="rId11" w:history="1">
-          <w:r>
-            <w:rPr>
-              <w:rStyle w:val="Hyperlink"/>
-            </w:rPr>
-            <w:t>t Indies</w:t>
-          </w:r>
-        </w:hyperlink>
-      </w:r>
-      <w:r>
-        <w:rPr>
-          <w:u w:val="single" w:color="0000ff"/>
-          <w:rFonts w:ascii="Charis SIL Regular" w:hAnsi="Charis SIL Regular" w:eastAsia="Charis SIL Regular"/>
-          <w:b w:val="0"/>
-          <w:i w:val="0"/>
-          <w:color w:val="000000"/>
-          <w:sz w:val="24"/>
-        </w:rPr>
-        <w:hyperlink r:id="rId11" w:history="1">
-          <w:r>
-            <w:rPr>
-              <w:rStyle w:val="Hyperlink"/>
-            </w:rPr>
-            <w:t>,</w:t>
-          </w:r>
-        </w:hyperlink>
-      </w:r>
-      <w:r>
-        <w:rPr>
-          <w:u w:val="single" w:color="0000ff"/>
-          <w:rFonts w:ascii="Charis SIL Regular" w:hAnsi="Charis SIL Regular" w:eastAsia="Charis SIL Regular"/>
-          <w:b w:val="0"/>
-          <w:i w:val="0"/>
-          <w:color w:val="000000"/>
-          <w:sz w:val="24"/>
-        </w:rPr>
-        <w:hyperlink r:id="rId11" w:history="1">
-          <w:r>
-            <w:rPr>
-              <w:rStyle w:val="Hyperlink"/>
-            </w:rPr>
-            <w:t xml:space="preserve"> 's Land</w:t>
-          </w:r>
-        </w:hyperlink>
+        <w:t>Dutch East Indies, 's Land</w:t>
       </w:r>
       <w:r>
         <w:rPr>
@@ -1542,290 +1487,8 @@
           <w:i w:val="0"/>
           <w:color w:val="0000FF"/>
           <w:sz w:val="24"/>
-          <w:u w:val="single"/>
-        </w:rPr>
-        <w:hyperlink r:id="rId13" w:history="1">
-          <w:r>
-            <w:rPr>
-              <w:rStyle w:val="Hyperlink"/>
-            </w:rPr>
-            <w:t>National</w:t>
-          </w:r>
-        </w:hyperlink>
-      </w:r>
-      <w:r>
-        <w:rPr>
-          <w:rFonts w:ascii="Charis SIL Regular" w:hAnsi="Charis SIL Regular" w:eastAsia="Charis SIL Regular"/>
-          <w:b w:val="0"/>
-          <w:i w:val="0"/>
-          <w:color w:val="0000FF"/>
-          <w:sz w:val="24"/>
-          <w:u w:val="single"/>
-        </w:rPr>
-        <w:t xml:space="preserve"> </w:t>
-      </w:r>
-      <w:r>
-        <w:rPr>
-          <w:rFonts w:ascii="Charis SIL Regular" w:hAnsi="Charis SIL Regular" w:eastAsia="Charis SIL Regular"/>
-          <w:b w:val="0"/>
-          <w:i w:val="0"/>
-          <w:color w:val="0000FF"/>
-          <w:sz w:val="24"/>
-          <w:u w:val="single"/>
-        </w:rPr>
-        <w:hyperlink r:id="rId13" w:history="1">
-          <w:r>
-            <w:rPr>
-              <w:rStyle w:val="Hyperlink"/>
-            </w:rPr>
-            <w:t>Mu</w:t>
-          </w:r>
-        </w:hyperlink>
-      </w:r>
-      <w:r>
-        <w:rPr>
-          <w:rFonts w:ascii="Charis SIL Regular" w:hAnsi="Charis SIL Regular" w:eastAsia="Charis SIL Regular"/>
-          <w:b w:val="0"/>
-          <w:i w:val="0"/>
-          <w:color w:val="0000FF"/>
-          <w:sz w:val="24"/>
-          <w:u w:val="single"/>
-        </w:rPr>
-        <w:hyperlink r:id="rId13" w:history="1">
-          <w:r>
-            <w:rPr>
-              <w:rStyle w:val="Hyperlink"/>
-            </w:rPr>
-            <w:t>seum</w:t>
-          </w:r>
-        </w:hyperlink>
-      </w:r>
-      <w:r>
-        <w:rPr>
-          <w:rFonts w:ascii="Charis SIL Regular" w:hAnsi="Charis SIL Regular" w:eastAsia="Charis SIL Regular"/>
-          <w:b w:val="0"/>
-          <w:i w:val="0"/>
-          <w:color w:val="0000FF"/>
-          <w:sz w:val="24"/>
-          <w:u w:val="single"/>
-        </w:rPr>
-        <w:t xml:space="preserve"> </w:t>
-      </w:r>
-      <w:r>
-        <w:rPr>
-          <w:rFonts w:ascii="Charis SIL Regular" w:hAnsi="Charis SIL Regular" w:eastAsia="Charis SIL Regular"/>
-          <w:b w:val="0"/>
-          <w:i w:val="0"/>
-          <w:color w:val="0000FF"/>
-          <w:sz w:val="24"/>
-          <w:u w:val="single"/>
-        </w:rPr>
-        <w:hyperlink r:id="rId14" w:history="1">
-          <w:r>
-            <w:rPr>
-              <w:rStyle w:val="Hyperlink"/>
-            </w:rPr>
-            <w:t>of</w:t>
-          </w:r>
-        </w:hyperlink>
-      </w:r>
-      <w:r>
-        <w:rPr>
-          <w:rFonts w:ascii="Charis SIL Regular" w:hAnsi="Charis SIL Regular" w:eastAsia="Charis SIL Regular"/>
-          <w:b w:val="0"/>
-          <w:i w:val="0"/>
-          <w:color w:val="0000FF"/>
-          <w:sz w:val="24"/>
-        </w:rPr>
-        <w:t xml:space="preserve"> Natural History in</w:t>
-      </w:r>
-      <w:r>
-        <w:rPr>
-          <w:rFonts w:ascii="Charis SIL Regular" w:hAnsi="Charis SIL Regular" w:eastAsia="Charis SIL Regular"/>
-          <w:b w:val="0"/>
-          <w:i w:val="0"/>
-          <w:color w:val="0000FF"/>
-          <w:sz w:val="24"/>
-          <w:u w:val="single"/>
-        </w:rPr>
-        <w:t xml:space="preserve"> </w:t>
-      </w:r>
-      <w:r>
-        <w:rPr>
-          <w:rFonts w:ascii="Charis SIL Regular" w:hAnsi="Charis SIL Regular" w:eastAsia="Charis SIL Regular"/>
-          <w:b w:val="0"/>
-          <w:i w:val="0"/>
-          <w:color w:val="0000FF"/>
-          <w:sz w:val="24"/>
-          <w:u w:val="single"/>
-        </w:rPr>
-        <w:hyperlink r:id="rId13" w:history="1">
-          <w:r>
-            <w:rPr>
-              <w:rStyle w:val="Hyperlink"/>
-            </w:rPr>
-            <w:t>Leid</w:t>
-          </w:r>
-        </w:hyperlink>
-      </w:r>
-      <w:r>
-        <w:rPr>
-          <w:rFonts w:ascii="Charis SIL Regular" w:hAnsi="Charis SIL Regular" w:eastAsia="Charis SIL Regular"/>
-          <w:b w:val="0"/>
-          <w:i w:val="0"/>
-          <w:color w:val="0000FF"/>
-          <w:sz w:val="24"/>
-          <w:u w:val="single"/>
-        </w:rPr>
-        <w:hyperlink r:id="rId13" w:history="1">
-          <w:r>
-            <w:rPr>
-              <w:rStyle w:val="Hyperlink"/>
-            </w:rPr>
-            <w:t>e</w:t>
-          </w:r>
-        </w:hyperlink>
-      </w:r>
-      <w:r>
-        <w:rPr>
-          <w:rFonts w:ascii="Charis SIL Regular" w:hAnsi="Charis SIL Regular" w:eastAsia="Charis SIL Regular"/>
-          <w:b w:val="0"/>
-          <w:i w:val="0"/>
-          <w:color w:val="0000FF"/>
-          <w:sz w:val="24"/>
-          <w:u w:val="single"/>
-        </w:rPr>
-        <w:hyperlink r:id="rId13" w:history="1">
-          <w:r>
-            <w:rPr>
-              <w:rStyle w:val="Hyperlink"/>
-            </w:rPr>
-            <w:t>n</w:t>
-          </w:r>
-        </w:hyperlink>
-      </w:r>
-      <w:r>
-        <w:rPr>
-          <w:rFonts w:ascii="Charis SIL Regular" w:hAnsi="Charis SIL Regular" w:eastAsia="Charis SIL Regular"/>
-          <w:b w:val="0"/>
-          <w:i w:val="0"/>
-          <w:color w:val="0000FF"/>
-          <w:sz w:val="24"/>
-          <w:u w:val="single"/>
-        </w:rPr>
-        <w:t xml:space="preserve"> </w:t>
-      </w:r>
-      <w:r>
-        <w:rPr>
-          <w:rFonts w:ascii="Charis SIL Regular" w:hAnsi="Charis SIL Regular" w:eastAsia="Charis SIL Regular"/>
-          <w:b w:val="0"/>
-          <w:i w:val="0"/>
-          <w:color w:val="0000FF"/>
-          <w:sz w:val="24"/>
-          <w:u w:val="single"/>
-        </w:rPr>
-        <w:hyperlink r:id="rId13" w:history="1">
-          <w:r>
-            <w:rPr>
-              <w:rStyle w:val="Hyperlink"/>
-            </w:rPr>
-            <w:t>(now</w:t>
-          </w:r>
-        </w:hyperlink>
-      </w:r>
-      <w:r>
-        <w:rPr>
-          <w:rFonts w:ascii="Charis SIL Regular" w:hAnsi="Charis SIL Regular" w:eastAsia="Charis SIL Regular"/>
-          <w:b w:val="0"/>
-          <w:i w:val="0"/>
-          <w:color w:val="0000FF"/>
-          <w:sz w:val="24"/>
-          <w:u w:val="single"/>
-        </w:rPr>
-        <w:t xml:space="preserve"> </w:t>
-      </w:r>
-      <w:r>
-        <w:rPr>
-          <w:rFonts w:ascii="Charis SIL Regular" w:hAnsi="Charis SIL Regular" w:eastAsia="Charis SIL Regular"/>
-          <w:b w:val="0"/>
-          <w:i w:val="0"/>
-          <w:color w:val="0000FF"/>
-          <w:sz w:val="24"/>
-          <w:u w:val="single"/>
-        </w:rPr>
-        <w:hyperlink r:id="rId13" w:history="1">
-          <w:r>
-            <w:rPr>
-              <w:rStyle w:val="Hyperlink"/>
-            </w:rPr>
-            <w:t>Natu</w:t>
-          </w:r>
-        </w:hyperlink>
-      </w:r>
-      <w:r>
-        <w:rPr>
-          <w:rFonts w:ascii="Charis SIL Regular" w:hAnsi="Charis SIL Regular" w:eastAsia="Charis SIL Regular"/>
-          <w:b w:val="0"/>
-          <w:i w:val="0"/>
-          <w:color w:val="0000FF"/>
-          <w:sz w:val="24"/>
-          <w:u w:val="single"/>
-        </w:rPr>
-        <w:hyperlink r:id="rId13" w:history="1">
-          <w:r>
-            <w:rPr>
-              <w:rStyle w:val="Hyperlink"/>
-            </w:rPr>
-            <w:t>r</w:t>
-          </w:r>
-        </w:hyperlink>
-      </w:r>
-      <w:r>
-        <w:rPr>
-          <w:rFonts w:ascii="Charis SIL Regular" w:hAnsi="Charis SIL Regular" w:eastAsia="Charis SIL Regular"/>
-          <w:b w:val="0"/>
-          <w:i w:val="0"/>
-          <w:color w:val="0000FF"/>
-          <w:sz w:val="24"/>
-          <w:u w:val="single"/>
-        </w:rPr>
-        <w:hyperlink r:id="rId13" w:history="1">
-          <w:r>
-            <w:rPr>
-              <w:rStyle w:val="Hyperlink"/>
-            </w:rPr>
-            <w:t>alis</w:t>
-          </w:r>
-        </w:hyperlink>
-      </w:r>
-      <w:r>
-        <w:rPr>
-          <w:rFonts w:ascii="Charis SIL Regular" w:hAnsi="Charis SIL Regular" w:eastAsia="Charis SIL Regular"/>
-          <w:b w:val="0"/>
-          <w:i w:val="0"/>
-          <w:color w:val="0000FF"/>
-          <w:sz w:val="24"/>
-          <w:u w:val="single"/>
-        </w:rPr>
-        <w:t xml:space="preserve"> </w:t>
-      </w:r>
-      <w:r>
-        <w:rPr>
-          <w:rFonts w:ascii="Charis SIL Regular" w:hAnsi="Charis SIL Regular" w:eastAsia="Charis SIL Regular"/>
-          <w:b w:val="0"/>
-          <w:i w:val="0"/>
-          <w:color w:val="0000FF"/>
-          <w:sz w:val="24"/>
-          <w:u w:val="single"/>
-        </w:rPr>
-        <w:hyperlink r:id="rId13" w:history="1">
-          <w:r>
-            <w:rPr>
-              <w:rStyle w:val="Hyperlink"/>
-            </w:rPr>
-            <w:t>Biodiv</w:t>
-          </w:r>
-        </w:hyperlink>
+        </w:rPr>
+        <w:t>National Museum of Natural History in Leiden (now Naturalis Biodiv</w:t>
       </w:r>
       <w:r>
         <w:rPr>
@@ -1883,7 +1546,7 @@
           <w:sz w:val="24"/>
           <w:u w:val="single"/>
         </w:rPr>
-        <w:hyperlink r:id="rId14" w:history="1">
+        <w:hyperlink r:id="rId13" w:history="1">
           <w:r>
             <w:rPr>
               <w:rStyle w:val="Hyperlink"/>
@@ -2341,7 +2004,25 @@
           <w:color w:val="000000"/>
           <w:sz w:val="24"/>
         </w:rPr>
-        <w:t>Tropical Institute). This includes the archives of</w:t>
+        <w:t>Tropical Institute). This includes the arc</w:t>
+      </w:r>
+      <w:r>
+        <w:rPr>
+          <w:u w:val="single" w:color="0000ff"/>
+          <w:rFonts w:ascii="Charis SIL Regular" w:hAnsi="Charis SIL Regular" w:eastAsia="Charis SIL Regular"/>
+          <w:b w:val="0"/>
+          <w:i w:val="0"/>
+          <w:color w:val="000000"/>
+          <w:sz w:val="24"/>
+        </w:rPr>
+        <w:hyperlink r:id="rId16" w:history="1">
+          <w:r>
+            <w:rPr>
+              <w:rStyle w:val="Hyperlink"/>
+            </w:rPr>
+            <w:t>hives of</w:t>
+          </w:r>
+        </w:hyperlink>
       </w:r>
       <w:r>
         <w:rPr>

--- a/EXPORTS/DOCX/published/niveau3/English/WMAmsterdam.docx
+++ b/EXPORTS/DOCX/published/niveau3/English/WMAmsterdam.docx
@@ -444,6 +444,7 @@
           <w:i w:val="0"/>
           <w:color w:val="0000FF"/>
           <w:sz w:val="24"/>
+          <w:u w:val="single"/>
         </w:rPr>
         <w:hyperlink r:id="rId11" w:history="1">
           <w:r>
@@ -463,7 +464,7 @@
           <w:sz w:val="24"/>
           <w:u w:val="single"/>
         </w:rPr>
-        <w:hyperlink r:id="rId10" w:history="1">
+        <w:hyperlink r:id="rId11" w:history="1">
           <w:r>
             <w:rPr>
               <w:rStyle w:val="Hyperlink"/>
@@ -604,7 +605,7 @@
           <w:sz w:val="24"/>
           <w:u w:val="single"/>
         </w:rPr>
-        <w:hyperlink r:id="rId11" w:history="1">
+        <w:hyperlink r:id="rId10" w:history="1">
           <w:r>
             <w:rPr>
               <w:rStyle w:val="Hyperlink"/>
@@ -622,7 +623,7 @@
           <w:sz w:val="24"/>
           <w:u w:val="single"/>
         </w:rPr>
-        <w:hyperlink r:id="rId11" w:history="1">
+        <w:hyperlink r:id="rId10" w:history="1">
           <w:r>
             <w:rPr>
               <w:rStyle w:val="Hyperlink"/>
@@ -680,7 +681,7 @@
           <w:sz w:val="24"/>
           <w:u w:val="single"/>
         </w:rPr>
-        <w:hyperlink r:id="rId11" w:history="1">
+        <w:hyperlink r:id="rId10" w:history="1">
           <w:r>
             <w:rPr>
               <w:rStyle w:val="Hyperlink"/>
@@ -725,7 +726,61 @@
           <w:color w:val="000000"/>
           <w:sz w:val="24"/>
         </w:rPr>
-        <w:t>Dutch East Indies, 's Land</w:t>
+        <w:t>Dutch Eas</w:t>
+      </w:r>
+      <w:r>
+        <w:rPr>
+          <w:u w:val="single" w:color="0000ff"/>
+          <w:rFonts w:ascii="Charis SIL Regular" w:hAnsi="Charis SIL Regular" w:eastAsia="Charis SIL Regular"/>
+          <w:b w:val="0"/>
+          <w:i w:val="0"/>
+          <w:color w:val="000000"/>
+          <w:sz w:val="24"/>
+        </w:rPr>
+        <w:hyperlink r:id="rId11" w:history="1">
+          <w:r>
+            <w:rPr>
+              <w:rStyle w:val="Hyperlink"/>
+            </w:rPr>
+            <w:t>t Indies</w:t>
+          </w:r>
+        </w:hyperlink>
+      </w:r>
+      <w:r>
+        <w:rPr>
+          <w:u w:val="single" w:color="0000ff"/>
+          <w:rFonts w:ascii="Charis SIL Regular" w:hAnsi="Charis SIL Regular" w:eastAsia="Charis SIL Regular"/>
+          <w:b w:val="0"/>
+          <w:i w:val="0"/>
+          <w:color w:val="000000"/>
+          <w:sz w:val="24"/>
+        </w:rPr>
+        <w:hyperlink r:id="rId11" w:history="1">
+          <w:r>
+            <w:rPr>
+              <w:rStyle w:val="Hyperlink"/>
+            </w:rPr>
+            <w:t>,</w:t>
+          </w:r>
+        </w:hyperlink>
+      </w:r>
+      <w:r>
+        <w:rPr>
+          <w:u w:val="single" w:color="0000ff"/>
+          <w:rFonts w:ascii="Charis SIL Regular" w:hAnsi="Charis SIL Regular" w:eastAsia="Charis SIL Regular"/>
+          <w:b w:val="0"/>
+          <w:i w:val="0"/>
+          <w:color w:val="000000"/>
+          <w:sz w:val="24"/>
+        </w:rPr>
+        <w:hyperlink r:id="rId11" w:history="1">
+          <w:r>
+            <w:rPr>
+              <w:rStyle w:val="Hyperlink"/>
+            </w:rPr>
+            <w:t xml:space="preserve"> 's Land</w:t>
+          </w:r>
+        </w:hyperlink>
       </w:r>
       <w:r>
         <w:rPr>
@@ -1487,8 +1542,16 @@
           <w:i w:val="0"/>
           <w:color w:val="0000FF"/>
           <w:sz w:val="24"/>
-        </w:rPr>
-        <w:t>National Museum of Natural History in Leiden (now Naturalis Biodiv</w:t>
+          <w:u w:val="single"/>
+        </w:rPr>
+        <w:hyperlink r:id="rId13" w:history="1">
+          <w:r>
+            <w:rPr>
+              <w:rStyle w:val="Hyperlink"/>
+            </w:rPr>
+            <w:t>National</w:t>
+          </w:r>
+        </w:hyperlink>
       </w:r>
       <w:r>
         <w:rPr>
@@ -1499,7 +1562,430 @@
           <w:sz w:val="24"/>
           <w:u w:val="single"/>
         </w:rPr>
+        <w:t xml:space="preserve"> </w:t>
+      </w:r>
+      <w:r>
+        <w:rPr>
+          <w:rFonts w:ascii="Charis SIL Regular" w:hAnsi="Charis SIL Regular" w:eastAsia="Charis SIL Regular"/>
+          <w:b w:val="0"/>
+          <w:i w:val="0"/>
+          <w:color w:val="0000FF"/>
+          <w:sz w:val="24"/>
+          <w:u w:val="single"/>
+        </w:rPr>
         <w:hyperlink r:id="rId13" w:history="1">
+          <w:r>
+            <w:rPr>
+              <w:rStyle w:val="Hyperlink"/>
+            </w:rPr>
+            <w:t>Mu</w:t>
+          </w:r>
+        </w:hyperlink>
+      </w:r>
+      <w:r>
+        <w:rPr>
+          <w:rFonts w:ascii="Charis SIL Regular" w:hAnsi="Charis SIL Regular" w:eastAsia="Charis SIL Regular"/>
+          <w:b w:val="0"/>
+          <w:i w:val="0"/>
+          <w:color w:val="0000FF"/>
+          <w:sz w:val="24"/>
+          <w:u w:val="single"/>
+        </w:rPr>
+        <w:hyperlink r:id="rId13" w:history="1">
+          <w:r>
+            <w:rPr>
+              <w:rStyle w:val="Hyperlink"/>
+            </w:rPr>
+            <w:t>seum</w:t>
+          </w:r>
+        </w:hyperlink>
+      </w:r>
+      <w:r>
+        <w:rPr>
+          <w:rFonts w:ascii="Charis SIL Regular" w:hAnsi="Charis SIL Regular" w:eastAsia="Charis SIL Regular"/>
+          <w:b w:val="0"/>
+          <w:i w:val="0"/>
+          <w:color w:val="0000FF"/>
+          <w:sz w:val="24"/>
+          <w:u w:val="single"/>
+        </w:rPr>
+        <w:t xml:space="preserve"> </w:t>
+      </w:r>
+      <w:r>
+        <w:rPr>
+          <w:rFonts w:ascii="Charis SIL Regular" w:hAnsi="Charis SIL Regular" w:eastAsia="Charis SIL Regular"/>
+          <w:b w:val="0"/>
+          <w:i w:val="0"/>
+          <w:color w:val="0000FF"/>
+          <w:sz w:val="24"/>
+          <w:u w:val="single"/>
+        </w:rPr>
+        <w:hyperlink r:id="rId14" w:history="1">
+          <w:r>
+            <w:rPr>
+              <w:rStyle w:val="Hyperlink"/>
+            </w:rPr>
+            <w:t>of</w:t>
+          </w:r>
+        </w:hyperlink>
+      </w:r>
+      <w:r>
+        <w:rPr>
+          <w:rFonts w:ascii="Charis SIL Regular" w:hAnsi="Charis SIL Regular" w:eastAsia="Charis SIL Regular"/>
+          <w:b w:val="0"/>
+          <w:i w:val="0"/>
+          <w:color w:val="0000FF"/>
+          <w:sz w:val="24"/>
+          <w:u w:val="single"/>
+        </w:rPr>
+        <w:t xml:space="preserve"> </w:t>
+      </w:r>
+      <w:r>
+        <w:rPr>
+          <w:rFonts w:ascii="Charis SIL Regular" w:hAnsi="Charis SIL Regular" w:eastAsia="Charis SIL Regular"/>
+          <w:b w:val="0"/>
+          <w:i w:val="0"/>
+          <w:color w:val="0000FF"/>
+          <w:sz w:val="24"/>
+          <w:u w:val="single"/>
+        </w:rPr>
+        <w:hyperlink r:id="rId14" w:history="1">
+          <w:r>
+            <w:rPr>
+              <w:rStyle w:val="Hyperlink"/>
+            </w:rPr>
+            <w:t>N</w:t>
+          </w:r>
+        </w:hyperlink>
+      </w:r>
+      <w:r>
+        <w:rPr>
+          <w:rFonts w:ascii="Charis SIL Regular" w:hAnsi="Charis SIL Regular" w:eastAsia="Charis SIL Regular"/>
+          <w:b w:val="0"/>
+          <w:i w:val="0"/>
+          <w:color w:val="0000FF"/>
+          <w:sz w:val="24"/>
+          <w:u w:val="single"/>
+        </w:rPr>
+        <w:hyperlink r:id="rId14" w:history="1">
+          <w:r>
+            <w:rPr>
+              <w:rStyle w:val="Hyperlink"/>
+            </w:rPr>
+            <w:t>a</w:t>
+          </w:r>
+        </w:hyperlink>
+      </w:r>
+      <w:r>
+        <w:rPr>
+          <w:rFonts w:ascii="Charis SIL Regular" w:hAnsi="Charis SIL Regular" w:eastAsia="Charis SIL Regular"/>
+          <w:b w:val="0"/>
+          <w:i w:val="0"/>
+          <w:color w:val="0000FF"/>
+          <w:sz w:val="24"/>
+          <w:u w:val="single"/>
+        </w:rPr>
+        <w:hyperlink r:id="rId14" w:history="1">
+          <w:r>
+            <w:rPr>
+              <w:rStyle w:val="Hyperlink"/>
+            </w:rPr>
+            <w:t>tu</w:t>
+          </w:r>
+        </w:hyperlink>
+      </w:r>
+      <w:r>
+        <w:rPr>
+          <w:rFonts w:ascii="Charis SIL Regular" w:hAnsi="Charis SIL Regular" w:eastAsia="Charis SIL Regular"/>
+          <w:b w:val="0"/>
+          <w:i w:val="0"/>
+          <w:color w:val="0000FF"/>
+          <w:sz w:val="24"/>
+          <w:u w:val="single"/>
+        </w:rPr>
+        <w:hyperlink r:id="rId14" w:history="1">
+          <w:r>
+            <w:rPr>
+              <w:rStyle w:val="Hyperlink"/>
+            </w:rPr>
+            <w:t>r</w:t>
+          </w:r>
+        </w:hyperlink>
+      </w:r>
+      <w:r>
+        <w:rPr>
+          <w:rFonts w:ascii="Charis SIL Regular" w:hAnsi="Charis SIL Regular" w:eastAsia="Charis SIL Regular"/>
+          <w:b w:val="0"/>
+          <w:i w:val="0"/>
+          <w:color w:val="0000FF"/>
+          <w:sz w:val="24"/>
+          <w:u w:val="single"/>
+        </w:rPr>
+        <w:hyperlink r:id="rId13" w:history="1">
+          <w:r>
+            <w:rPr>
+              <w:rStyle w:val="Hyperlink"/>
+            </w:rPr>
+            <w:t>al</w:t>
+          </w:r>
+        </w:hyperlink>
+      </w:r>
+      <w:r>
+        <w:rPr>
+          <w:rFonts w:ascii="Charis SIL Regular" w:hAnsi="Charis SIL Regular" w:eastAsia="Charis SIL Regular"/>
+          <w:b w:val="0"/>
+          <w:i w:val="0"/>
+          <w:color w:val="0000FF"/>
+          <w:sz w:val="24"/>
+          <w:u w:val="single"/>
+        </w:rPr>
+        <w:t xml:space="preserve"> </w:t>
+      </w:r>
+      <w:r>
+        <w:rPr>
+          <w:rFonts w:ascii="Charis SIL Regular" w:hAnsi="Charis SIL Regular" w:eastAsia="Charis SIL Regular"/>
+          <w:b w:val="0"/>
+          <w:i w:val="0"/>
+          <w:color w:val="0000FF"/>
+          <w:sz w:val="24"/>
+          <w:u w:val="single"/>
+        </w:rPr>
+        <w:hyperlink r:id="rId13" w:history="1">
+          <w:r>
+            <w:rPr>
+              <w:rStyle w:val="Hyperlink"/>
+            </w:rPr>
+            <w:t>History</w:t>
+          </w:r>
+        </w:hyperlink>
+      </w:r>
+      <w:r>
+        <w:rPr>
+          <w:rFonts w:ascii="Charis SIL Regular" w:hAnsi="Charis SIL Regular" w:eastAsia="Charis SIL Regular"/>
+          <w:b w:val="0"/>
+          <w:i w:val="0"/>
+          <w:color w:val="0000FF"/>
+          <w:sz w:val="24"/>
+          <w:u w:val="single"/>
+        </w:rPr>
+        <w:t xml:space="preserve"> </w:t>
+      </w:r>
+      <w:r>
+        <w:rPr>
+          <w:rFonts w:ascii="Charis SIL Regular" w:hAnsi="Charis SIL Regular" w:eastAsia="Charis SIL Regular"/>
+          <w:b w:val="0"/>
+          <w:i w:val="0"/>
+          <w:color w:val="0000FF"/>
+          <w:sz w:val="24"/>
+          <w:u w:val="single"/>
+        </w:rPr>
+        <w:hyperlink r:id="rId13" w:history="1">
+          <w:r>
+            <w:rPr>
+              <w:rStyle w:val="Hyperlink"/>
+            </w:rPr>
+            <w:t>in</w:t>
+          </w:r>
+        </w:hyperlink>
+      </w:r>
+      <w:r>
+        <w:rPr>
+          <w:rFonts w:ascii="Charis SIL Regular" w:hAnsi="Charis SIL Regular" w:eastAsia="Charis SIL Regular"/>
+          <w:b w:val="0"/>
+          <w:i w:val="0"/>
+          <w:color w:val="0000FF"/>
+          <w:sz w:val="24"/>
+          <w:u w:val="single"/>
+        </w:rPr>
+        <w:t xml:space="preserve"> </w:t>
+      </w:r>
+      <w:r>
+        <w:rPr>
+          <w:rFonts w:ascii="Charis SIL Regular" w:hAnsi="Charis SIL Regular" w:eastAsia="Charis SIL Regular"/>
+          <w:b w:val="0"/>
+          <w:i w:val="0"/>
+          <w:color w:val="0000FF"/>
+          <w:sz w:val="24"/>
+          <w:u w:val="single"/>
+        </w:rPr>
+        <w:hyperlink r:id="rId13" w:history="1">
+          <w:r>
+            <w:rPr>
+              <w:rStyle w:val="Hyperlink"/>
+            </w:rPr>
+            <w:t>Leid</w:t>
+          </w:r>
+        </w:hyperlink>
+      </w:r>
+      <w:r>
+        <w:rPr>
+          <w:rFonts w:ascii="Charis SIL Regular" w:hAnsi="Charis SIL Regular" w:eastAsia="Charis SIL Regular"/>
+          <w:b w:val="0"/>
+          <w:i w:val="0"/>
+          <w:color w:val="0000FF"/>
+          <w:sz w:val="24"/>
+          <w:u w:val="single"/>
+        </w:rPr>
+        <w:hyperlink r:id="rId13" w:history="1">
+          <w:r>
+            <w:rPr>
+              <w:rStyle w:val="Hyperlink"/>
+            </w:rPr>
+            <w:t>e</w:t>
+          </w:r>
+        </w:hyperlink>
+      </w:r>
+      <w:r>
+        <w:rPr>
+          <w:rFonts w:ascii="Charis SIL Regular" w:hAnsi="Charis SIL Regular" w:eastAsia="Charis SIL Regular"/>
+          <w:b w:val="0"/>
+          <w:i w:val="0"/>
+          <w:color w:val="0000FF"/>
+          <w:sz w:val="24"/>
+          <w:u w:val="single"/>
+        </w:rPr>
+        <w:hyperlink r:id="rId13" w:history="1">
+          <w:r>
+            <w:rPr>
+              <w:rStyle w:val="Hyperlink"/>
+            </w:rPr>
+            <w:t>n</w:t>
+          </w:r>
+        </w:hyperlink>
+      </w:r>
+      <w:r>
+        <w:rPr>
+          <w:rFonts w:ascii="Charis SIL Regular" w:hAnsi="Charis SIL Regular" w:eastAsia="Charis SIL Regular"/>
+          <w:b w:val="0"/>
+          <w:i w:val="0"/>
+          <w:color w:val="0000FF"/>
+          <w:sz w:val="24"/>
+          <w:u w:val="single"/>
+        </w:rPr>
+        <w:t xml:space="preserve"> </w:t>
+      </w:r>
+      <w:r>
+        <w:rPr>
+          <w:rFonts w:ascii="Charis SIL Regular" w:hAnsi="Charis SIL Regular" w:eastAsia="Charis SIL Regular"/>
+          <w:b w:val="0"/>
+          <w:i w:val="0"/>
+          <w:color w:val="0000FF"/>
+          <w:sz w:val="24"/>
+          <w:u w:val="single"/>
+        </w:rPr>
+        <w:hyperlink r:id="rId13" w:history="1">
+          <w:r>
+            <w:rPr>
+              <w:rStyle w:val="Hyperlink"/>
+            </w:rPr>
+            <w:t>(now</w:t>
+          </w:r>
+        </w:hyperlink>
+      </w:r>
+      <w:r>
+        <w:rPr>
+          <w:rFonts w:ascii="Charis SIL Regular" w:hAnsi="Charis SIL Regular" w:eastAsia="Charis SIL Regular"/>
+          <w:b w:val="0"/>
+          <w:i w:val="0"/>
+          <w:color w:val="0000FF"/>
+          <w:sz w:val="24"/>
+          <w:u w:val="single"/>
+        </w:rPr>
+        <w:t xml:space="preserve"> </w:t>
+      </w:r>
+      <w:r>
+        <w:rPr>
+          <w:rFonts w:ascii="Charis SIL Regular" w:hAnsi="Charis SIL Regular" w:eastAsia="Charis SIL Regular"/>
+          <w:b w:val="0"/>
+          <w:i w:val="0"/>
+          <w:color w:val="0000FF"/>
+          <w:sz w:val="24"/>
+          <w:u w:val="single"/>
+        </w:rPr>
+        <w:hyperlink r:id="rId13" w:history="1">
+          <w:r>
+            <w:rPr>
+              <w:rStyle w:val="Hyperlink"/>
+            </w:rPr>
+            <w:t>Natu</w:t>
+          </w:r>
+        </w:hyperlink>
+      </w:r>
+      <w:r>
+        <w:rPr>
+          <w:rFonts w:ascii="Charis SIL Regular" w:hAnsi="Charis SIL Regular" w:eastAsia="Charis SIL Regular"/>
+          <w:b w:val="0"/>
+          <w:i w:val="0"/>
+          <w:color w:val="0000FF"/>
+          <w:sz w:val="24"/>
+          <w:u w:val="single"/>
+        </w:rPr>
+        <w:hyperlink r:id="rId13" w:history="1">
+          <w:r>
+            <w:rPr>
+              <w:rStyle w:val="Hyperlink"/>
+            </w:rPr>
+            <w:t>r</w:t>
+          </w:r>
+        </w:hyperlink>
+      </w:r>
+      <w:r>
+        <w:rPr>
+          <w:rFonts w:ascii="Charis SIL Regular" w:hAnsi="Charis SIL Regular" w:eastAsia="Charis SIL Regular"/>
+          <w:b w:val="0"/>
+          <w:i w:val="0"/>
+          <w:color w:val="0000FF"/>
+          <w:sz w:val="24"/>
+          <w:u w:val="single"/>
+        </w:rPr>
+        <w:hyperlink r:id="rId13" w:history="1">
+          <w:r>
+            <w:rPr>
+              <w:rStyle w:val="Hyperlink"/>
+            </w:rPr>
+            <w:t>alis</w:t>
+          </w:r>
+        </w:hyperlink>
+      </w:r>
+      <w:r>
+        <w:rPr>
+          <w:rFonts w:ascii="Charis SIL Regular" w:hAnsi="Charis SIL Regular" w:eastAsia="Charis SIL Regular"/>
+          <w:b w:val="0"/>
+          <w:i w:val="0"/>
+          <w:color w:val="0000FF"/>
+          <w:sz w:val="24"/>
+          <w:u w:val="single"/>
+        </w:rPr>
+        <w:t xml:space="preserve"> </w:t>
+      </w:r>
+      <w:r>
+        <w:rPr>
+          <w:rFonts w:ascii="Charis SIL Regular" w:hAnsi="Charis SIL Regular" w:eastAsia="Charis SIL Regular"/>
+          <w:b w:val="0"/>
+          <w:i w:val="0"/>
+          <w:color w:val="0000FF"/>
+          <w:sz w:val="24"/>
+          <w:u w:val="single"/>
+        </w:rPr>
+        <w:hyperlink r:id="rId14" w:history="1">
+          <w:r>
+            <w:rPr>
+              <w:rStyle w:val="Hyperlink"/>
+            </w:rPr>
+            <w:t>Biodiv</w:t>
+          </w:r>
+        </w:hyperlink>
+      </w:r>
+      <w:r>
+        <w:rPr>
+          <w:rFonts w:ascii="Charis SIL Regular" w:hAnsi="Charis SIL Regular" w:eastAsia="Charis SIL Regular"/>
+          <w:b w:val="0"/>
+          <w:i w:val="0"/>
+          <w:color w:val="0000FF"/>
+          <w:sz w:val="24"/>
+          <w:u w:val="single"/>
+        </w:rPr>
+        <w:hyperlink r:id="rId14" w:history="1">
           <w:r>
             <w:rPr>
               <w:rStyle w:val="Hyperlink"/>
@@ -1517,7 +2003,7 @@
           <w:sz w:val="24"/>
           <w:u w:val="single"/>
         </w:rPr>
-        <w:hyperlink r:id="rId13" w:history="1">
+        <w:hyperlink r:id="rId14" w:history="1">
           <w:r>
             <w:rPr>
               <w:rStyle w:val="Hyperlink"/>
@@ -1546,7 +2032,7 @@
           <w:sz w:val="24"/>
           <w:u w:val="single"/>
         </w:rPr>
-        <w:hyperlink r:id="rId13" w:history="1">
+        <w:hyperlink r:id="rId14" w:history="1">
           <w:r>
             <w:rPr>
               <w:rStyle w:val="Hyperlink"/>

--- a/EXPORTS/DOCX/published/niveau3/English/WMAmsterdam.docx
+++ b/EXPORTS/DOCX/published/niveau3/English/WMAmsterdam.docx
@@ -206,14 +206,7 @@
           <w:color w:val="000000"/>
           <w:sz w:val="24"/>
         </w:rPr>
-        <w:hyperlink r:id="rId9" w:history="1">
-          <w:r>
-            <w:rPr>
-              <w:rStyle w:val="Hyperlink"/>
-            </w:rPr>
-            <w:t>en Welg</w:t>
-          </w:r>
-        </w:hyperlink>
+        <w:t>en Welg</w:t>
       </w:r>
       <w:r>
         <w:rPr>
@@ -493,7 +486,7 @@
           <w:sz w:val="24"/>
           <w:u w:val="single"/>
         </w:rPr>
-        <w:hyperlink r:id="rId11" w:history="1">
+        <w:hyperlink r:id="rId10" w:history="1">
           <w:r>
             <w:rPr>
               <w:rStyle w:val="Hyperlink"/>
@@ -558,7 +551,7 @@
           <w:sz w:val="24"/>
           <w:u w:val="single"/>
         </w:rPr>
-        <w:hyperlink r:id="rId11" w:history="1">
+        <w:hyperlink r:id="rId10" w:history="1">
           <w:r>
             <w:rPr>
               <w:rStyle w:val="Hyperlink"/>
@@ -605,7 +598,7 @@
           <w:sz w:val="24"/>
           <w:u w:val="single"/>
         </w:rPr>
-        <w:hyperlink r:id="rId10" w:history="1">
+        <w:hyperlink r:id="rId11" w:history="1">
           <w:r>
             <w:rPr>
               <w:rStyle w:val="Hyperlink"/>
@@ -623,7 +616,7 @@
           <w:sz w:val="24"/>
           <w:u w:val="single"/>
         </w:rPr>
-        <w:hyperlink r:id="rId10" w:history="1">
+        <w:hyperlink r:id="rId11" w:history="1">
           <w:r>
             <w:rPr>
               <w:rStyle w:val="Hyperlink"/>
@@ -726,61 +719,7 @@
           <w:color w:val="000000"/>
           <w:sz w:val="24"/>
         </w:rPr>
-        <w:t>Dutch Eas</w:t>
-      </w:r>
-      <w:r>
-        <w:rPr>
-          <w:u w:val="single" w:color="0000ff"/>
-          <w:rFonts w:ascii="Charis SIL Regular" w:hAnsi="Charis SIL Regular" w:eastAsia="Charis SIL Regular"/>
-          <w:b w:val="0"/>
-          <w:i w:val="0"/>
-          <w:color w:val="000000"/>
-          <w:sz w:val="24"/>
-        </w:rPr>
-        <w:hyperlink r:id="rId11" w:history="1">
-          <w:r>
-            <w:rPr>
-              <w:rStyle w:val="Hyperlink"/>
-            </w:rPr>
-            <w:t>t Indies</w:t>
-          </w:r>
-        </w:hyperlink>
-      </w:r>
-      <w:r>
-        <w:rPr>
-          <w:u w:val="single" w:color="0000ff"/>
-          <w:rFonts w:ascii="Charis SIL Regular" w:hAnsi="Charis SIL Regular" w:eastAsia="Charis SIL Regular"/>
-          <w:b w:val="0"/>
-          <w:i w:val="0"/>
-          <w:color w:val="000000"/>
-          <w:sz w:val="24"/>
-        </w:rPr>
-        <w:hyperlink r:id="rId11" w:history="1">
-          <w:r>
-            <w:rPr>
-              <w:rStyle w:val="Hyperlink"/>
-            </w:rPr>
-            <w:t>,</w:t>
-          </w:r>
-        </w:hyperlink>
-      </w:r>
-      <w:r>
-        <w:rPr>
-          <w:u w:val="single" w:color="0000ff"/>
-          <w:rFonts w:ascii="Charis SIL Regular" w:hAnsi="Charis SIL Regular" w:eastAsia="Charis SIL Regular"/>
-          <w:b w:val="0"/>
-          <w:i w:val="0"/>
-          <w:color w:val="000000"/>
-          <w:sz w:val="24"/>
-        </w:rPr>
-        <w:hyperlink r:id="rId11" w:history="1">
-          <w:r>
-            <w:rPr>
-              <w:rStyle w:val="Hyperlink"/>
-            </w:rPr>
-            <w:t xml:space="preserve"> 's Land</w:t>
-          </w:r>
-        </w:hyperlink>
+        <w:t>Dutch East Indies, 's Land</w:t>
       </w:r>
       <w:r>
         <w:rPr>
@@ -1544,7 +1483,7 @@
           <w:sz w:val="24"/>
           <w:u w:val="single"/>
         </w:rPr>
-        <w:hyperlink r:id="rId13" w:history="1">
+        <w:hyperlink r:id="rId14" w:history="1">
           <w:r>
             <w:rPr>
               <w:rStyle w:val="Hyperlink"/>
@@ -1591,7 +1530,7 @@
           <w:sz w:val="24"/>
           <w:u w:val="single"/>
         </w:rPr>
-        <w:hyperlink r:id="rId13" w:history="1">
+        <w:hyperlink r:id="rId14" w:history="1">
           <w:r>
             <w:rPr>
               <w:rStyle w:val="Hyperlink"/>
@@ -1721,7 +1660,7 @@
           <w:sz w:val="24"/>
           <w:u w:val="single"/>
         </w:rPr>
-        <w:hyperlink r:id="rId13" w:history="1">
+        <w:hyperlink r:id="rId14" w:history="1">
           <w:r>
             <w:rPr>
               <w:rStyle w:val="Hyperlink"/>
@@ -1808,7 +1747,7 @@
           <w:sz w:val="24"/>
           <w:u w:val="single"/>
         </w:rPr>
-        <w:hyperlink r:id="rId13" w:history="1">
+        <w:hyperlink r:id="rId14" w:history="1">
           <w:r>
             <w:rPr>
               <w:rStyle w:val="Hyperlink"/>
@@ -1826,7 +1765,7 @@
           <w:sz w:val="24"/>
           <w:u w:val="single"/>
         </w:rPr>
-        <w:hyperlink r:id="rId13" w:history="1">
+        <w:hyperlink r:id="rId14" w:history="1">
           <w:r>
             <w:rPr>
               <w:rStyle w:val="Hyperlink"/>
@@ -1844,7 +1783,7 @@
           <w:sz w:val="24"/>
           <w:u w:val="single"/>
         </w:rPr>
-        <w:hyperlink r:id="rId13" w:history="1">
+        <w:hyperlink r:id="rId14" w:history="1">
           <w:r>
             <w:rPr>
               <w:rStyle w:val="Hyperlink"/>
@@ -1873,7 +1812,7 @@
           <w:sz w:val="24"/>
           <w:u w:val="single"/>
         </w:rPr>
-        <w:hyperlink r:id="rId13" w:history="1">
+        <w:hyperlink r:id="rId14" w:history="1">
           <w:r>
             <w:rPr>
               <w:rStyle w:val="Hyperlink"/>
@@ -1902,7 +1841,7 @@
           <w:sz w:val="24"/>
           <w:u w:val="single"/>
         </w:rPr>
-        <w:hyperlink r:id="rId13" w:history="1">
+        <w:hyperlink r:id="rId14" w:history="1">
           <w:r>
             <w:rPr>
               <w:rStyle w:val="Hyperlink"/>
@@ -1920,7 +1859,7 @@
           <w:sz w:val="24"/>
           <w:u w:val="single"/>
         </w:rPr>
-        <w:hyperlink r:id="rId13" w:history="1">
+        <w:hyperlink r:id="rId14" w:history="1">
           <w:r>
             <w:rPr>
               <w:rStyle w:val="Hyperlink"/>
@@ -1967,7 +1906,7 @@
           <w:sz w:val="24"/>
           <w:u w:val="single"/>
         </w:rPr>
-        <w:hyperlink r:id="rId14" w:history="1">
+        <w:hyperlink r:id="rId13" w:history="1">
           <w:r>
             <w:rPr>
               <w:rStyle w:val="Hyperlink"/>
@@ -2003,7 +1942,7 @@
           <w:sz w:val="24"/>
           <w:u w:val="single"/>
         </w:rPr>
-        <w:hyperlink r:id="rId14" w:history="1">
+        <w:hyperlink r:id="rId13" w:history="1">
           <w:r>
             <w:rPr>
               <w:rStyle w:val="Hyperlink"/>
@@ -2032,7 +1971,7 @@
           <w:sz w:val="24"/>
           <w:u w:val="single"/>
         </w:rPr>
-        <w:hyperlink r:id="rId14" w:history="1">
+        <w:hyperlink r:id="rId13" w:history="1">
           <w:r>
             <w:rPr>
               <w:rStyle w:val="Hyperlink"/>

--- a/EXPORTS/DOCX/published/niveau3/English/WMAmsterdam.docx
+++ b/EXPORTS/DOCX/published/niveau3/English/WMAmsterdam.docx
@@ -206,7 +206,14 @@
           <w:color w:val="000000"/>
           <w:sz w:val="24"/>
         </w:rPr>
-        <w:t>en Welg</w:t>
+        <w:hyperlink r:id="rId9" w:history="1">
+          <w:r>
+            <w:rPr>
+              <w:rStyle w:val="Hyperlink"/>
+            </w:rPr>
+            <w:t>en Welg</w:t>
+          </w:r>
+        </w:hyperlink>
       </w:r>
       <w:r>
         <w:rPr>
@@ -486,7 +493,7 @@
           <w:sz w:val="24"/>
           <w:u w:val="single"/>
         </w:rPr>
-        <w:hyperlink r:id="rId10" w:history="1">
+        <w:hyperlink r:id="rId11" w:history="1">
           <w:r>
             <w:rPr>
               <w:rStyle w:val="Hyperlink"/>
@@ -551,7 +558,7 @@
           <w:sz w:val="24"/>
           <w:u w:val="single"/>
         </w:rPr>
-        <w:hyperlink r:id="rId10" w:history="1">
+        <w:hyperlink r:id="rId11" w:history="1">
           <w:r>
             <w:rPr>
               <w:rStyle w:val="Hyperlink"/>
@@ -719,7 +726,61 @@
           <w:color w:val="000000"/>
           <w:sz w:val="24"/>
         </w:rPr>
-        <w:t>Dutch East Indies, 's Land</w:t>
+        <w:t>Dutch Eas</w:t>
+      </w:r>
+      <w:r>
+        <w:rPr>
+          <w:u w:val="single" w:color="0000ff"/>
+          <w:rFonts w:ascii="Charis SIL Regular" w:hAnsi="Charis SIL Regular" w:eastAsia="Charis SIL Regular"/>
+          <w:b w:val="0"/>
+          <w:i w:val="0"/>
+          <w:color w:val="000000"/>
+          <w:sz w:val="24"/>
+        </w:rPr>
+        <w:hyperlink r:id="rId11" w:history="1">
+          <w:r>
+            <w:rPr>
+              <w:rStyle w:val="Hyperlink"/>
+            </w:rPr>
+            <w:t>t Indies</w:t>
+          </w:r>
+        </w:hyperlink>
+      </w:r>
+      <w:r>
+        <w:rPr>
+          <w:u w:val="single" w:color="0000ff"/>
+          <w:rFonts w:ascii="Charis SIL Regular" w:hAnsi="Charis SIL Regular" w:eastAsia="Charis SIL Regular"/>
+          <w:b w:val="0"/>
+          <w:i w:val="0"/>
+          <w:color w:val="000000"/>
+          <w:sz w:val="24"/>
+        </w:rPr>
+        <w:hyperlink r:id="rId11" w:history="1">
+          <w:r>
+            <w:rPr>
+              <w:rStyle w:val="Hyperlink"/>
+            </w:rPr>
+            <w:t>,</w:t>
+          </w:r>
+        </w:hyperlink>
+      </w:r>
+      <w:r>
+        <w:rPr>
+          <w:u w:val="single" w:color="0000ff"/>
+          <w:rFonts w:ascii="Charis SIL Regular" w:hAnsi="Charis SIL Regular" w:eastAsia="Charis SIL Regular"/>
+          <w:b w:val="0"/>
+          <w:i w:val="0"/>
+          <w:color w:val="000000"/>
+          <w:sz w:val="24"/>
+        </w:rPr>
+        <w:hyperlink r:id="rId11" w:history="1">
+          <w:r>
+            <w:rPr>
+              <w:rStyle w:val="Hyperlink"/>
+            </w:rPr>
+            <w:t xml:space="preserve"> 's Land</w:t>
+          </w:r>
+        </w:hyperlink>
       </w:r>
       <w:r>
         <w:rPr>
@@ -1481,16 +1542,8 @@
           <w:i w:val="0"/>
           <w:color w:val="0000FF"/>
           <w:sz w:val="24"/>
-          <w:u w:val="single"/>
-        </w:rPr>
-        <w:hyperlink r:id="rId14" w:history="1">
-          <w:r>
-            <w:rPr>
-              <w:rStyle w:val="Hyperlink"/>
-            </w:rPr>
-            <w:t>National</w:t>
-          </w:r>
-        </w:hyperlink>
+        </w:rPr>
+        <w:t>National Museum of Natural History in Leiden (now Naturalis Biodiv</w:t>
       </w:r>
       <w:r>
         <w:rPr>
@@ -1501,430 +1554,7 @@
           <w:sz w:val="24"/>
           <w:u w:val="single"/>
         </w:rPr>
-        <w:t xml:space="preserve"> </w:t>
-      </w:r>
-      <w:r>
-        <w:rPr>
-          <w:rFonts w:ascii="Charis SIL Regular" w:hAnsi="Charis SIL Regular" w:eastAsia="Charis SIL Regular"/>
-          <w:b w:val="0"/>
-          <w:i w:val="0"/>
-          <w:color w:val="0000FF"/>
-          <w:sz w:val="24"/>
-          <w:u w:val="single"/>
-        </w:rPr>
         <w:hyperlink r:id="rId13" w:history="1">
-          <w:r>
-            <w:rPr>
-              <w:rStyle w:val="Hyperlink"/>
-            </w:rPr>
-            <w:t>Mu</w:t>
-          </w:r>
-        </w:hyperlink>
-      </w:r>
-      <w:r>
-        <w:rPr>
-          <w:rFonts w:ascii="Charis SIL Regular" w:hAnsi="Charis SIL Regular" w:eastAsia="Charis SIL Regular"/>
-          <w:b w:val="0"/>
-          <w:i w:val="0"/>
-          <w:color w:val="0000FF"/>
-          <w:sz w:val="24"/>
-          <w:u w:val="single"/>
-        </w:rPr>
-        <w:hyperlink r:id="rId14" w:history="1">
-          <w:r>
-            <w:rPr>
-              <w:rStyle w:val="Hyperlink"/>
-            </w:rPr>
-            <w:t>seum</w:t>
-          </w:r>
-        </w:hyperlink>
-      </w:r>
-      <w:r>
-        <w:rPr>
-          <w:rFonts w:ascii="Charis SIL Regular" w:hAnsi="Charis SIL Regular" w:eastAsia="Charis SIL Regular"/>
-          <w:b w:val="0"/>
-          <w:i w:val="0"/>
-          <w:color w:val="0000FF"/>
-          <w:sz w:val="24"/>
-          <w:u w:val="single"/>
-        </w:rPr>
-        <w:t xml:space="preserve"> </w:t>
-      </w:r>
-      <w:r>
-        <w:rPr>
-          <w:rFonts w:ascii="Charis SIL Regular" w:hAnsi="Charis SIL Regular" w:eastAsia="Charis SIL Regular"/>
-          <w:b w:val="0"/>
-          <w:i w:val="0"/>
-          <w:color w:val="0000FF"/>
-          <w:sz w:val="24"/>
-          <w:u w:val="single"/>
-        </w:rPr>
-        <w:hyperlink r:id="rId14" w:history="1">
-          <w:r>
-            <w:rPr>
-              <w:rStyle w:val="Hyperlink"/>
-            </w:rPr>
-            <w:t>of</w:t>
-          </w:r>
-        </w:hyperlink>
-      </w:r>
-      <w:r>
-        <w:rPr>
-          <w:rFonts w:ascii="Charis SIL Regular" w:hAnsi="Charis SIL Regular" w:eastAsia="Charis SIL Regular"/>
-          <w:b w:val="0"/>
-          <w:i w:val="0"/>
-          <w:color w:val="0000FF"/>
-          <w:sz w:val="24"/>
-          <w:u w:val="single"/>
-        </w:rPr>
-        <w:t xml:space="preserve"> </w:t>
-      </w:r>
-      <w:r>
-        <w:rPr>
-          <w:rFonts w:ascii="Charis SIL Regular" w:hAnsi="Charis SIL Regular" w:eastAsia="Charis SIL Regular"/>
-          <w:b w:val="0"/>
-          <w:i w:val="0"/>
-          <w:color w:val="0000FF"/>
-          <w:sz w:val="24"/>
-          <w:u w:val="single"/>
-        </w:rPr>
-        <w:hyperlink r:id="rId14" w:history="1">
-          <w:r>
-            <w:rPr>
-              <w:rStyle w:val="Hyperlink"/>
-            </w:rPr>
-            <w:t>N</w:t>
-          </w:r>
-        </w:hyperlink>
-      </w:r>
-      <w:r>
-        <w:rPr>
-          <w:rFonts w:ascii="Charis SIL Regular" w:hAnsi="Charis SIL Regular" w:eastAsia="Charis SIL Regular"/>
-          <w:b w:val="0"/>
-          <w:i w:val="0"/>
-          <w:color w:val="0000FF"/>
-          <w:sz w:val="24"/>
-          <w:u w:val="single"/>
-        </w:rPr>
-        <w:hyperlink r:id="rId14" w:history="1">
-          <w:r>
-            <w:rPr>
-              <w:rStyle w:val="Hyperlink"/>
-            </w:rPr>
-            <w:t>a</w:t>
-          </w:r>
-        </w:hyperlink>
-      </w:r>
-      <w:r>
-        <w:rPr>
-          <w:rFonts w:ascii="Charis SIL Regular" w:hAnsi="Charis SIL Regular" w:eastAsia="Charis SIL Regular"/>
-          <w:b w:val="0"/>
-          <w:i w:val="0"/>
-          <w:color w:val="0000FF"/>
-          <w:sz w:val="24"/>
-          <w:u w:val="single"/>
-        </w:rPr>
-        <w:hyperlink r:id="rId14" w:history="1">
-          <w:r>
-            <w:rPr>
-              <w:rStyle w:val="Hyperlink"/>
-            </w:rPr>
-            <w:t>tu</w:t>
-          </w:r>
-        </w:hyperlink>
-      </w:r>
-      <w:r>
-        <w:rPr>
-          <w:rFonts w:ascii="Charis SIL Regular" w:hAnsi="Charis SIL Regular" w:eastAsia="Charis SIL Regular"/>
-          <w:b w:val="0"/>
-          <w:i w:val="0"/>
-          <w:color w:val="0000FF"/>
-          <w:sz w:val="24"/>
-          <w:u w:val="single"/>
-        </w:rPr>
-        <w:hyperlink r:id="rId14" w:history="1">
-          <w:r>
-            <w:rPr>
-              <w:rStyle w:val="Hyperlink"/>
-            </w:rPr>
-            <w:t>r</w:t>
-          </w:r>
-        </w:hyperlink>
-      </w:r>
-      <w:r>
-        <w:rPr>
-          <w:rFonts w:ascii="Charis SIL Regular" w:hAnsi="Charis SIL Regular" w:eastAsia="Charis SIL Regular"/>
-          <w:b w:val="0"/>
-          <w:i w:val="0"/>
-          <w:color w:val="0000FF"/>
-          <w:sz w:val="24"/>
-          <w:u w:val="single"/>
-        </w:rPr>
-        <w:hyperlink r:id="rId14" w:history="1">
-          <w:r>
-            <w:rPr>
-              <w:rStyle w:val="Hyperlink"/>
-            </w:rPr>
-            <w:t>al</w:t>
-          </w:r>
-        </w:hyperlink>
-      </w:r>
-      <w:r>
-        <w:rPr>
-          <w:rFonts w:ascii="Charis SIL Regular" w:hAnsi="Charis SIL Regular" w:eastAsia="Charis SIL Regular"/>
-          <w:b w:val="0"/>
-          <w:i w:val="0"/>
-          <w:color w:val="0000FF"/>
-          <w:sz w:val="24"/>
-          <w:u w:val="single"/>
-        </w:rPr>
-        <w:t xml:space="preserve"> </w:t>
-      </w:r>
-      <w:r>
-        <w:rPr>
-          <w:rFonts w:ascii="Charis SIL Regular" w:hAnsi="Charis SIL Regular" w:eastAsia="Charis SIL Regular"/>
-          <w:b w:val="0"/>
-          <w:i w:val="0"/>
-          <w:color w:val="0000FF"/>
-          <w:sz w:val="24"/>
-          <w:u w:val="single"/>
-        </w:rPr>
-        <w:hyperlink r:id="rId13" w:history="1">
-          <w:r>
-            <w:rPr>
-              <w:rStyle w:val="Hyperlink"/>
-            </w:rPr>
-            <w:t>History</w:t>
-          </w:r>
-        </w:hyperlink>
-      </w:r>
-      <w:r>
-        <w:rPr>
-          <w:rFonts w:ascii="Charis SIL Regular" w:hAnsi="Charis SIL Regular" w:eastAsia="Charis SIL Regular"/>
-          <w:b w:val="0"/>
-          <w:i w:val="0"/>
-          <w:color w:val="0000FF"/>
-          <w:sz w:val="24"/>
-          <w:u w:val="single"/>
-        </w:rPr>
-        <w:t xml:space="preserve"> </w:t>
-      </w:r>
-      <w:r>
-        <w:rPr>
-          <w:rFonts w:ascii="Charis SIL Regular" w:hAnsi="Charis SIL Regular" w:eastAsia="Charis SIL Regular"/>
-          <w:b w:val="0"/>
-          <w:i w:val="0"/>
-          <w:color w:val="0000FF"/>
-          <w:sz w:val="24"/>
-          <w:u w:val="single"/>
-        </w:rPr>
-        <w:hyperlink r:id="rId13" w:history="1">
-          <w:r>
-            <w:rPr>
-              <w:rStyle w:val="Hyperlink"/>
-            </w:rPr>
-            <w:t>in</w:t>
-          </w:r>
-        </w:hyperlink>
-      </w:r>
-      <w:r>
-        <w:rPr>
-          <w:rFonts w:ascii="Charis SIL Regular" w:hAnsi="Charis SIL Regular" w:eastAsia="Charis SIL Regular"/>
-          <w:b w:val="0"/>
-          <w:i w:val="0"/>
-          <w:color w:val="0000FF"/>
-          <w:sz w:val="24"/>
-          <w:u w:val="single"/>
-        </w:rPr>
-        <w:t xml:space="preserve"> </w:t>
-      </w:r>
-      <w:r>
-        <w:rPr>
-          <w:rFonts w:ascii="Charis SIL Regular" w:hAnsi="Charis SIL Regular" w:eastAsia="Charis SIL Regular"/>
-          <w:b w:val="0"/>
-          <w:i w:val="0"/>
-          <w:color w:val="0000FF"/>
-          <w:sz w:val="24"/>
-          <w:u w:val="single"/>
-        </w:rPr>
-        <w:hyperlink r:id="rId14" w:history="1">
-          <w:r>
-            <w:rPr>
-              <w:rStyle w:val="Hyperlink"/>
-            </w:rPr>
-            <w:t>Leid</w:t>
-          </w:r>
-        </w:hyperlink>
-      </w:r>
-      <w:r>
-        <w:rPr>
-          <w:rFonts w:ascii="Charis SIL Regular" w:hAnsi="Charis SIL Regular" w:eastAsia="Charis SIL Regular"/>
-          <w:b w:val="0"/>
-          <w:i w:val="0"/>
-          <w:color w:val="0000FF"/>
-          <w:sz w:val="24"/>
-          <w:u w:val="single"/>
-        </w:rPr>
-        <w:hyperlink r:id="rId14" w:history="1">
-          <w:r>
-            <w:rPr>
-              <w:rStyle w:val="Hyperlink"/>
-            </w:rPr>
-            <w:t>e</w:t>
-          </w:r>
-        </w:hyperlink>
-      </w:r>
-      <w:r>
-        <w:rPr>
-          <w:rFonts w:ascii="Charis SIL Regular" w:hAnsi="Charis SIL Regular" w:eastAsia="Charis SIL Regular"/>
-          <w:b w:val="0"/>
-          <w:i w:val="0"/>
-          <w:color w:val="0000FF"/>
-          <w:sz w:val="24"/>
-          <w:u w:val="single"/>
-        </w:rPr>
-        <w:hyperlink r:id="rId14" w:history="1">
-          <w:r>
-            <w:rPr>
-              <w:rStyle w:val="Hyperlink"/>
-            </w:rPr>
-            <w:t>n</w:t>
-          </w:r>
-        </w:hyperlink>
-      </w:r>
-      <w:r>
-        <w:rPr>
-          <w:rFonts w:ascii="Charis SIL Regular" w:hAnsi="Charis SIL Regular" w:eastAsia="Charis SIL Regular"/>
-          <w:b w:val="0"/>
-          <w:i w:val="0"/>
-          <w:color w:val="0000FF"/>
-          <w:sz w:val="24"/>
-          <w:u w:val="single"/>
-        </w:rPr>
-        <w:t xml:space="preserve"> </w:t>
-      </w:r>
-      <w:r>
-        <w:rPr>
-          <w:rFonts w:ascii="Charis SIL Regular" w:hAnsi="Charis SIL Regular" w:eastAsia="Charis SIL Regular"/>
-          <w:b w:val="0"/>
-          <w:i w:val="0"/>
-          <w:color w:val="0000FF"/>
-          <w:sz w:val="24"/>
-          <w:u w:val="single"/>
-        </w:rPr>
-        <w:hyperlink r:id="rId14" w:history="1">
-          <w:r>
-            <w:rPr>
-              <w:rStyle w:val="Hyperlink"/>
-            </w:rPr>
-            <w:t>(now</w:t>
-          </w:r>
-        </w:hyperlink>
-      </w:r>
-      <w:r>
-        <w:rPr>
-          <w:rFonts w:ascii="Charis SIL Regular" w:hAnsi="Charis SIL Regular" w:eastAsia="Charis SIL Regular"/>
-          <w:b w:val="0"/>
-          <w:i w:val="0"/>
-          <w:color w:val="0000FF"/>
-          <w:sz w:val="24"/>
-          <w:u w:val="single"/>
-        </w:rPr>
-        <w:t xml:space="preserve"> </w:t>
-      </w:r>
-      <w:r>
-        <w:rPr>
-          <w:rFonts w:ascii="Charis SIL Regular" w:hAnsi="Charis SIL Regular" w:eastAsia="Charis SIL Regular"/>
-          <w:b w:val="0"/>
-          <w:i w:val="0"/>
-          <w:color w:val="0000FF"/>
-          <w:sz w:val="24"/>
-          <w:u w:val="single"/>
-        </w:rPr>
-        <w:hyperlink r:id="rId14" w:history="1">
-          <w:r>
-            <w:rPr>
-              <w:rStyle w:val="Hyperlink"/>
-            </w:rPr>
-            <w:t>Natu</w:t>
-          </w:r>
-        </w:hyperlink>
-      </w:r>
-      <w:r>
-        <w:rPr>
-          <w:rFonts w:ascii="Charis SIL Regular" w:hAnsi="Charis SIL Regular" w:eastAsia="Charis SIL Regular"/>
-          <w:b w:val="0"/>
-          <w:i w:val="0"/>
-          <w:color w:val="0000FF"/>
-          <w:sz w:val="24"/>
-          <w:u w:val="single"/>
-        </w:rPr>
-        <w:hyperlink r:id="rId14" w:history="1">
-          <w:r>
-            <w:rPr>
-              <w:rStyle w:val="Hyperlink"/>
-            </w:rPr>
-            <w:t>r</w:t>
-          </w:r>
-        </w:hyperlink>
-      </w:r>
-      <w:r>
-        <w:rPr>
-          <w:rFonts w:ascii="Charis SIL Regular" w:hAnsi="Charis SIL Regular" w:eastAsia="Charis SIL Regular"/>
-          <w:b w:val="0"/>
-          <w:i w:val="0"/>
-          <w:color w:val="0000FF"/>
-          <w:sz w:val="24"/>
-          <w:u w:val="single"/>
-        </w:rPr>
-        <w:hyperlink r:id="rId13" w:history="1">
-          <w:r>
-            <w:rPr>
-              <w:rStyle w:val="Hyperlink"/>
-            </w:rPr>
-            <w:t>alis</w:t>
-          </w:r>
-        </w:hyperlink>
-      </w:r>
-      <w:r>
-        <w:rPr>
-          <w:rFonts w:ascii="Charis SIL Regular" w:hAnsi="Charis SIL Regular" w:eastAsia="Charis SIL Regular"/>
-          <w:b w:val="0"/>
-          <w:i w:val="0"/>
-          <w:color w:val="0000FF"/>
-          <w:sz w:val="24"/>
-          <w:u w:val="single"/>
-        </w:rPr>
-        <w:t xml:space="preserve"> </w:t>
-      </w:r>
-      <w:r>
-        <w:rPr>
-          <w:rFonts w:ascii="Charis SIL Regular" w:hAnsi="Charis SIL Regular" w:eastAsia="Charis SIL Regular"/>
-          <w:b w:val="0"/>
-          <w:i w:val="0"/>
-          <w:color w:val="0000FF"/>
-          <w:sz w:val="24"/>
-          <w:u w:val="single"/>
-        </w:rPr>
-        <w:hyperlink r:id="rId13" w:history="1">
-          <w:r>
-            <w:rPr>
-              <w:rStyle w:val="Hyperlink"/>
-            </w:rPr>
-            <w:t>Biodiv</w:t>
-          </w:r>
-        </w:hyperlink>
-      </w:r>
-      <w:r>
-        <w:rPr>
-          <w:rFonts w:ascii="Charis SIL Regular" w:hAnsi="Charis SIL Regular" w:eastAsia="Charis SIL Regular"/>
-          <w:b w:val="0"/>
-          <w:i w:val="0"/>
-          <w:color w:val="0000FF"/>
-          <w:sz w:val="24"/>
-          <w:u w:val="single"/>
-        </w:rPr>
-        <w:hyperlink r:id="rId14" w:history="1">
           <w:r>
             <w:rPr>
               <w:rStyle w:val="Hyperlink"/>

--- a/EXPORTS/DOCX/published/niveau3/English/WMAmsterdam.docx
+++ b/EXPORTS/DOCX/published/niveau3/English/WMAmsterdam.docx
@@ -623,7 +623,7 @@
           <w:sz w:val="24"/>
           <w:u w:val="single"/>
         </w:rPr>
-        <w:hyperlink r:id="rId11" w:history="1">
+        <w:hyperlink r:id="rId10" w:history="1">
           <w:r>
             <w:rPr>
               <w:rStyle w:val="Hyperlink"/>
@@ -652,7 +652,7 @@
           <w:sz w:val="24"/>
           <w:u w:val="single"/>
         </w:rPr>
-        <w:hyperlink r:id="rId11" w:history="1">
+        <w:hyperlink r:id="rId10" w:history="1">
           <w:r>
             <w:rPr>
               <w:rStyle w:val="Hyperlink"/>
@@ -1542,8 +1542,439 @@
           <w:i w:val="0"/>
           <w:color w:val="0000FF"/>
           <w:sz w:val="24"/>
-        </w:rPr>
-        <w:t>National Museum of Natural History in Leiden (now Naturalis Biodiv</w:t>
+          <w:u w:val="single"/>
+        </w:rPr>
+        <w:hyperlink r:id="rId13" w:history="1">
+          <w:r>
+            <w:rPr>
+              <w:rStyle w:val="Hyperlink"/>
+            </w:rPr>
+            <w:t>National</w:t>
+          </w:r>
+        </w:hyperlink>
+      </w:r>
+      <w:r>
+        <w:rPr>
+          <w:rFonts w:ascii="Charis SIL Regular" w:hAnsi="Charis SIL Regular" w:eastAsia="Charis SIL Regular"/>
+          <w:b w:val="0"/>
+          <w:i w:val="0"/>
+          <w:color w:val="0000FF"/>
+          <w:sz w:val="24"/>
+          <w:u w:val="single"/>
+        </w:rPr>
+        <w:t xml:space="preserve"> </w:t>
+      </w:r>
+      <w:r>
+        <w:rPr>
+          <w:rFonts w:ascii="Charis SIL Regular" w:hAnsi="Charis SIL Regular" w:eastAsia="Charis SIL Regular"/>
+          <w:b w:val="0"/>
+          <w:i w:val="0"/>
+          <w:color w:val="0000FF"/>
+          <w:sz w:val="24"/>
+          <w:u w:val="single"/>
+        </w:rPr>
+        <w:hyperlink r:id="rId13" w:history="1">
+          <w:r>
+            <w:rPr>
+              <w:rStyle w:val="Hyperlink"/>
+            </w:rPr>
+            <w:t>Mu</w:t>
+          </w:r>
+        </w:hyperlink>
+      </w:r>
+      <w:r>
+        <w:rPr>
+          <w:rFonts w:ascii="Charis SIL Regular" w:hAnsi="Charis SIL Regular" w:eastAsia="Charis SIL Regular"/>
+          <w:b w:val="0"/>
+          <w:i w:val="0"/>
+          <w:color w:val="0000FF"/>
+          <w:sz w:val="24"/>
+          <w:u w:val="single"/>
+        </w:rPr>
+        <w:hyperlink r:id="rId13" w:history="1">
+          <w:r>
+            <w:rPr>
+              <w:rStyle w:val="Hyperlink"/>
+            </w:rPr>
+            <w:t>seum</w:t>
+          </w:r>
+        </w:hyperlink>
+      </w:r>
+      <w:r>
+        <w:rPr>
+          <w:rFonts w:ascii="Charis SIL Regular" w:hAnsi="Charis SIL Regular" w:eastAsia="Charis SIL Regular"/>
+          <w:b w:val="0"/>
+          <w:i w:val="0"/>
+          <w:color w:val="0000FF"/>
+          <w:sz w:val="24"/>
+          <w:u w:val="single"/>
+        </w:rPr>
+        <w:t xml:space="preserve"> </w:t>
+      </w:r>
+      <w:r>
+        <w:rPr>
+          <w:rFonts w:ascii="Charis SIL Regular" w:hAnsi="Charis SIL Regular" w:eastAsia="Charis SIL Regular"/>
+          <w:b w:val="0"/>
+          <w:i w:val="0"/>
+          <w:color w:val="0000FF"/>
+          <w:sz w:val="24"/>
+          <w:u w:val="single"/>
+        </w:rPr>
+        <w:hyperlink r:id="rId13" w:history="1">
+          <w:r>
+            <w:rPr>
+              <w:rStyle w:val="Hyperlink"/>
+            </w:rPr>
+            <w:t>of</w:t>
+          </w:r>
+        </w:hyperlink>
+      </w:r>
+      <w:r>
+        <w:rPr>
+          <w:rFonts w:ascii="Charis SIL Regular" w:hAnsi="Charis SIL Regular" w:eastAsia="Charis SIL Regular"/>
+          <w:b w:val="0"/>
+          <w:i w:val="0"/>
+          <w:color w:val="0000FF"/>
+          <w:sz w:val="24"/>
+          <w:u w:val="single"/>
+        </w:rPr>
+        <w:t xml:space="preserve"> </w:t>
+      </w:r>
+      <w:r>
+        <w:rPr>
+          <w:rFonts w:ascii="Charis SIL Regular" w:hAnsi="Charis SIL Regular" w:eastAsia="Charis SIL Regular"/>
+          <w:b w:val="0"/>
+          <w:i w:val="0"/>
+          <w:color w:val="0000FF"/>
+          <w:sz w:val="24"/>
+          <w:u w:val="single"/>
+        </w:rPr>
+        <w:hyperlink r:id="rId14" w:history="1">
+          <w:r>
+            <w:rPr>
+              <w:rStyle w:val="Hyperlink"/>
+            </w:rPr>
+            <w:t>N</w:t>
+          </w:r>
+        </w:hyperlink>
+      </w:r>
+      <w:r>
+        <w:rPr>
+          <w:rFonts w:ascii="Charis SIL Regular" w:hAnsi="Charis SIL Regular" w:eastAsia="Charis SIL Regular"/>
+          <w:b w:val="0"/>
+          <w:i w:val="0"/>
+          <w:color w:val="0000FF"/>
+          <w:sz w:val="24"/>
+          <w:u w:val="single"/>
+        </w:rPr>
+        <w:hyperlink r:id="rId14" w:history="1">
+          <w:r>
+            <w:rPr>
+              <w:rStyle w:val="Hyperlink"/>
+            </w:rPr>
+            <w:t>a</w:t>
+          </w:r>
+        </w:hyperlink>
+      </w:r>
+      <w:r>
+        <w:rPr>
+          <w:rFonts w:ascii="Charis SIL Regular" w:hAnsi="Charis SIL Regular" w:eastAsia="Charis SIL Regular"/>
+          <w:b w:val="0"/>
+          <w:i w:val="0"/>
+          <w:color w:val="0000FF"/>
+          <w:sz w:val="24"/>
+          <w:u w:val="single"/>
+        </w:rPr>
+        <w:hyperlink r:id="rId14" w:history="1">
+          <w:r>
+            <w:rPr>
+              <w:rStyle w:val="Hyperlink"/>
+            </w:rPr>
+            <w:t>tu</w:t>
+          </w:r>
+        </w:hyperlink>
+      </w:r>
+      <w:r>
+        <w:rPr>
+          <w:rFonts w:ascii="Charis SIL Regular" w:hAnsi="Charis SIL Regular" w:eastAsia="Charis SIL Regular"/>
+          <w:b w:val="0"/>
+          <w:i w:val="0"/>
+          <w:color w:val="0000FF"/>
+          <w:sz w:val="24"/>
+          <w:u w:val="single"/>
+        </w:rPr>
+        <w:hyperlink r:id="rId14" w:history="1">
+          <w:r>
+            <w:rPr>
+              <w:rStyle w:val="Hyperlink"/>
+            </w:rPr>
+            <w:t>r</w:t>
+          </w:r>
+        </w:hyperlink>
+      </w:r>
+      <w:r>
+        <w:rPr>
+          <w:rFonts w:ascii="Charis SIL Regular" w:hAnsi="Charis SIL Regular" w:eastAsia="Charis SIL Regular"/>
+          <w:b w:val="0"/>
+          <w:i w:val="0"/>
+          <w:color w:val="0000FF"/>
+          <w:sz w:val="24"/>
+          <w:u w:val="single"/>
+        </w:rPr>
+        <w:hyperlink r:id="rId14" w:history="1">
+          <w:r>
+            <w:rPr>
+              <w:rStyle w:val="Hyperlink"/>
+            </w:rPr>
+            <w:t>al</w:t>
+          </w:r>
+        </w:hyperlink>
+      </w:r>
+      <w:r>
+        <w:rPr>
+          <w:rFonts w:ascii="Charis SIL Regular" w:hAnsi="Charis SIL Regular" w:eastAsia="Charis SIL Regular"/>
+          <w:b w:val="0"/>
+          <w:i w:val="0"/>
+          <w:color w:val="0000FF"/>
+          <w:sz w:val="24"/>
+          <w:u w:val="single"/>
+        </w:rPr>
+        <w:t xml:space="preserve"> </w:t>
+      </w:r>
+      <w:r>
+        <w:rPr>
+          <w:rFonts w:ascii="Charis SIL Regular" w:hAnsi="Charis SIL Regular" w:eastAsia="Charis SIL Regular"/>
+          <w:b w:val="0"/>
+          <w:i w:val="0"/>
+          <w:color w:val="0000FF"/>
+          <w:sz w:val="24"/>
+          <w:u w:val="single"/>
+        </w:rPr>
+        <w:hyperlink r:id="rId14" w:history="1">
+          <w:r>
+            <w:rPr>
+              <w:rStyle w:val="Hyperlink"/>
+            </w:rPr>
+            <w:t>History</w:t>
+          </w:r>
+        </w:hyperlink>
+      </w:r>
+      <w:r>
+        <w:rPr>
+          <w:rFonts w:ascii="Charis SIL Regular" w:hAnsi="Charis SIL Regular" w:eastAsia="Charis SIL Regular"/>
+          <w:b w:val="0"/>
+          <w:i w:val="0"/>
+          <w:color w:val="0000FF"/>
+          <w:sz w:val="24"/>
+          <w:u w:val="single"/>
+        </w:rPr>
+        <w:t xml:space="preserve"> </w:t>
+      </w:r>
+      <w:r>
+        <w:rPr>
+          <w:rFonts w:ascii="Charis SIL Regular" w:hAnsi="Charis SIL Regular" w:eastAsia="Charis SIL Regular"/>
+          <w:b w:val="0"/>
+          <w:i w:val="0"/>
+          <w:color w:val="0000FF"/>
+          <w:sz w:val="24"/>
+          <w:u w:val="single"/>
+        </w:rPr>
+        <w:hyperlink r:id="rId14" w:history="1">
+          <w:r>
+            <w:rPr>
+              <w:rStyle w:val="Hyperlink"/>
+            </w:rPr>
+            <w:t>in</w:t>
+          </w:r>
+        </w:hyperlink>
+      </w:r>
+      <w:r>
+        <w:rPr>
+          <w:rFonts w:ascii="Charis SIL Regular" w:hAnsi="Charis SIL Regular" w:eastAsia="Charis SIL Regular"/>
+          <w:b w:val="0"/>
+          <w:i w:val="0"/>
+          <w:color w:val="0000FF"/>
+          <w:sz w:val="24"/>
+          <w:u w:val="single"/>
+        </w:rPr>
+        <w:t xml:space="preserve"> </w:t>
+      </w:r>
+      <w:r>
+        <w:rPr>
+          <w:rFonts w:ascii="Charis SIL Regular" w:hAnsi="Charis SIL Regular" w:eastAsia="Charis SIL Regular"/>
+          <w:b w:val="0"/>
+          <w:i w:val="0"/>
+          <w:color w:val="0000FF"/>
+          <w:sz w:val="24"/>
+          <w:u w:val="single"/>
+        </w:rPr>
+        <w:hyperlink r:id="rId13" w:history="1">
+          <w:r>
+            <w:rPr>
+              <w:rStyle w:val="Hyperlink"/>
+            </w:rPr>
+            <w:t>Leid</w:t>
+          </w:r>
+        </w:hyperlink>
+      </w:r>
+      <w:r>
+        <w:rPr>
+          <w:rFonts w:ascii="Charis SIL Regular" w:hAnsi="Charis SIL Regular" w:eastAsia="Charis SIL Regular"/>
+          <w:b w:val="0"/>
+          <w:i w:val="0"/>
+          <w:color w:val="0000FF"/>
+          <w:sz w:val="24"/>
+          <w:u w:val="single"/>
+        </w:rPr>
+        <w:hyperlink r:id="rId13" w:history="1">
+          <w:r>
+            <w:rPr>
+              <w:rStyle w:val="Hyperlink"/>
+            </w:rPr>
+            <w:t>e</w:t>
+          </w:r>
+        </w:hyperlink>
+      </w:r>
+      <w:r>
+        <w:rPr>
+          <w:rFonts w:ascii="Charis SIL Regular" w:hAnsi="Charis SIL Regular" w:eastAsia="Charis SIL Regular"/>
+          <w:b w:val="0"/>
+          <w:i w:val="0"/>
+          <w:color w:val="0000FF"/>
+          <w:sz w:val="24"/>
+          <w:u w:val="single"/>
+        </w:rPr>
+        <w:hyperlink r:id="rId13" w:history="1">
+          <w:r>
+            <w:rPr>
+              <w:rStyle w:val="Hyperlink"/>
+            </w:rPr>
+            <w:t>n</w:t>
+          </w:r>
+        </w:hyperlink>
+      </w:r>
+      <w:r>
+        <w:rPr>
+          <w:rFonts w:ascii="Charis SIL Regular" w:hAnsi="Charis SIL Regular" w:eastAsia="Charis SIL Regular"/>
+          <w:b w:val="0"/>
+          <w:i w:val="0"/>
+          <w:color w:val="0000FF"/>
+          <w:sz w:val="24"/>
+          <w:u w:val="single"/>
+        </w:rPr>
+        <w:t xml:space="preserve"> </w:t>
+      </w:r>
+      <w:r>
+        <w:rPr>
+          <w:rFonts w:ascii="Charis SIL Regular" w:hAnsi="Charis SIL Regular" w:eastAsia="Charis SIL Regular"/>
+          <w:b w:val="0"/>
+          <w:i w:val="0"/>
+          <w:color w:val="0000FF"/>
+          <w:sz w:val="24"/>
+          <w:u w:val="single"/>
+        </w:rPr>
+        <w:hyperlink r:id="rId13" w:history="1">
+          <w:r>
+            <w:rPr>
+              <w:rStyle w:val="Hyperlink"/>
+            </w:rPr>
+            <w:t>(now</w:t>
+          </w:r>
+        </w:hyperlink>
+      </w:r>
+      <w:r>
+        <w:rPr>
+          <w:rFonts w:ascii="Charis SIL Regular" w:hAnsi="Charis SIL Regular" w:eastAsia="Charis SIL Regular"/>
+          <w:b w:val="0"/>
+          <w:i w:val="0"/>
+          <w:color w:val="0000FF"/>
+          <w:sz w:val="24"/>
+          <w:u w:val="single"/>
+        </w:rPr>
+        <w:t xml:space="preserve"> </w:t>
+      </w:r>
+      <w:r>
+        <w:rPr>
+          <w:rFonts w:ascii="Charis SIL Regular" w:hAnsi="Charis SIL Regular" w:eastAsia="Charis SIL Regular"/>
+          <w:b w:val="0"/>
+          <w:i w:val="0"/>
+          <w:color w:val="0000FF"/>
+          <w:sz w:val="24"/>
+          <w:u w:val="single"/>
+        </w:rPr>
+        <w:hyperlink r:id="rId13" w:history="1">
+          <w:r>
+            <w:rPr>
+              <w:rStyle w:val="Hyperlink"/>
+            </w:rPr>
+            <w:t>Natu</w:t>
+          </w:r>
+        </w:hyperlink>
+      </w:r>
+      <w:r>
+        <w:rPr>
+          <w:rFonts w:ascii="Charis SIL Regular" w:hAnsi="Charis SIL Regular" w:eastAsia="Charis SIL Regular"/>
+          <w:b w:val="0"/>
+          <w:i w:val="0"/>
+          <w:color w:val="0000FF"/>
+          <w:sz w:val="24"/>
+          <w:u w:val="single"/>
+        </w:rPr>
+        <w:hyperlink r:id="rId13" w:history="1">
+          <w:r>
+            <w:rPr>
+              <w:rStyle w:val="Hyperlink"/>
+            </w:rPr>
+            <w:t>r</w:t>
+          </w:r>
+        </w:hyperlink>
+      </w:r>
+      <w:r>
+        <w:rPr>
+          <w:rFonts w:ascii="Charis SIL Regular" w:hAnsi="Charis SIL Regular" w:eastAsia="Charis SIL Regular"/>
+          <w:b w:val="0"/>
+          <w:i w:val="0"/>
+          <w:color w:val="0000FF"/>
+          <w:sz w:val="24"/>
+          <w:u w:val="single"/>
+        </w:rPr>
+        <w:hyperlink r:id="rId13" w:history="1">
+          <w:r>
+            <w:rPr>
+              <w:rStyle w:val="Hyperlink"/>
+            </w:rPr>
+            <w:t>alis</w:t>
+          </w:r>
+        </w:hyperlink>
+      </w:r>
+      <w:r>
+        <w:rPr>
+          <w:rFonts w:ascii="Charis SIL Regular" w:hAnsi="Charis SIL Regular" w:eastAsia="Charis SIL Regular"/>
+          <w:b w:val="0"/>
+          <w:i w:val="0"/>
+          <w:color w:val="0000FF"/>
+          <w:sz w:val="24"/>
+          <w:u w:val="single"/>
+        </w:rPr>
+        <w:t xml:space="preserve"> </w:t>
+      </w:r>
+      <w:r>
+        <w:rPr>
+          <w:rFonts w:ascii="Charis SIL Regular" w:hAnsi="Charis SIL Regular" w:eastAsia="Charis SIL Regular"/>
+          <w:b w:val="0"/>
+          <w:i w:val="0"/>
+          <w:color w:val="0000FF"/>
+          <w:sz w:val="24"/>
+          <w:u w:val="single"/>
+        </w:rPr>
+        <w:hyperlink r:id="rId13" w:history="1">
+          <w:r>
+            <w:rPr>
+              <w:rStyle w:val="Hyperlink"/>
+            </w:rPr>
+            <w:t>Biodiv</w:t>
+          </w:r>
+        </w:hyperlink>
       </w:r>
       <w:r>
         <w:rPr>
@@ -1601,7 +2032,7 @@
           <w:sz w:val="24"/>
           <w:u w:val="single"/>
         </w:rPr>
-        <w:hyperlink r:id="rId13" w:history="1">
+        <w:hyperlink r:id="rId14" w:history="1">
           <w:r>
             <w:rPr>
               <w:rStyle w:val="Hyperlink"/>

--- a/EXPORTS/DOCX/published/niveau3/English/WMAmsterdam.docx
+++ b/EXPORTS/DOCX/published/niveau3/English/WMAmsterdam.docx
@@ -464,7 +464,7 @@
           <w:sz w:val="24"/>
           <w:u w:val="single"/>
         </w:rPr>
-        <w:hyperlink r:id="rId11" w:history="1">
+        <w:hyperlink r:id="rId10" w:history="1">
           <w:r>
             <w:rPr>
               <w:rStyle w:val="Hyperlink"/>
@@ -493,7 +493,7 @@
           <w:sz w:val="24"/>
           <w:u w:val="single"/>
         </w:rPr>
-        <w:hyperlink r:id="rId11" w:history="1">
+        <w:hyperlink r:id="rId10" w:history="1">
           <w:r>
             <w:rPr>
               <w:rStyle w:val="Hyperlink"/>
@@ -522,7 +522,7 @@
           <w:sz w:val="24"/>
           <w:u w:val="single"/>
         </w:rPr>
-        <w:hyperlink r:id="rId11" w:history="1">
+        <w:hyperlink r:id="rId10" w:history="1">
           <w:r>
             <w:rPr>
               <w:rStyle w:val="Hyperlink"/>
@@ -540,7 +540,7 @@
           <w:sz w:val="24"/>
           <w:u w:val="single"/>
         </w:rPr>
-        <w:hyperlink r:id="rId11" w:history="1">
+        <w:hyperlink r:id="rId10" w:history="1">
           <w:r>
             <w:rPr>
               <w:rStyle w:val="Hyperlink"/>
@@ -558,7 +558,7 @@
           <w:sz w:val="24"/>
           <w:u w:val="single"/>
         </w:rPr>
-        <w:hyperlink r:id="rId11" w:history="1">
+        <w:hyperlink r:id="rId10" w:history="1">
           <w:r>
             <w:rPr>
               <w:rStyle w:val="Hyperlink"/>
@@ -587,7 +587,7 @@
           <w:sz w:val="24"/>
           <w:u w:val="single"/>
         </w:rPr>
-        <w:hyperlink r:id="rId11" w:history="1">
+        <w:hyperlink r:id="rId10" w:history="1">
           <w:r>
             <w:rPr>
               <w:rStyle w:val="Hyperlink"/>
@@ -681,7 +681,7 @@
           <w:sz w:val="24"/>
           <w:u w:val="single"/>
         </w:rPr>
-        <w:hyperlink r:id="rId10" w:history="1">
+        <w:hyperlink r:id="rId11" w:history="1">
           <w:r>
             <w:rPr>
               <w:rStyle w:val="Hyperlink"/>
@@ -773,14 +773,7 @@
           <w:color w:val="000000"/>
           <w:sz w:val="24"/>
         </w:rPr>
-        <w:hyperlink r:id="rId11" w:history="1">
-          <w:r>
-            <w:rPr>
-              <w:rStyle w:val="Hyperlink"/>
-            </w:rPr>
-            <w:t xml:space="preserve"> 's Land</w:t>
-          </w:r>
-        </w:hyperlink>
+        <w:t xml:space="preserve"> 's Land</w:t>
       </w:r>
       <w:r>
         <w:rPr>
@@ -1544,14 +1537,7 @@
           <w:sz w:val="24"/>
           <w:u w:val="single"/>
         </w:rPr>
-        <w:hyperlink r:id="rId13" w:history="1">
-          <w:r>
-            <w:rPr>
-              <w:rStyle w:val="Hyperlink"/>
-            </w:rPr>
-            <w:t>National</w:t>
-          </w:r>
-        </w:hyperlink>
+        <w:t xml:space="preserve">National </w:t>
       </w:r>
       <w:r>
         <w:rPr>
@@ -1562,18 +1548,7 @@
           <w:sz w:val="24"/>
           <w:u w:val="single"/>
         </w:rPr>
-        <w:t xml:space="preserve"> </w:t>
-      </w:r>
-      <w:r>
-        <w:rPr>
-          <w:rFonts w:ascii="Charis SIL Regular" w:hAnsi="Charis SIL Regular" w:eastAsia="Charis SIL Regular"/>
-          <w:b w:val="0"/>
-          <w:i w:val="0"/>
-          <w:color w:val="0000FF"/>
-          <w:sz w:val="24"/>
-          <w:u w:val="single"/>
-        </w:rPr>
-        <w:hyperlink r:id="rId13" w:history="1">
+        <w:hyperlink r:id="rId14" w:history="1">
           <w:r>
             <w:rPr>
               <w:rStyle w:val="Hyperlink"/>
@@ -1591,7 +1566,7 @@
           <w:sz w:val="24"/>
           <w:u w:val="single"/>
         </w:rPr>
-        <w:hyperlink r:id="rId13" w:history="1">
+        <w:hyperlink r:id="rId14" w:history="1">
           <w:r>
             <w:rPr>
               <w:rStyle w:val="Hyperlink"/>
@@ -1721,7 +1696,7 @@
           <w:sz w:val="24"/>
           <w:u w:val="single"/>
         </w:rPr>
-        <w:hyperlink r:id="rId14" w:history="1">
+        <w:hyperlink r:id="rId13" w:history="1">
           <w:r>
             <w:rPr>
               <w:rStyle w:val="Hyperlink"/>
@@ -1750,7 +1725,7 @@
           <w:sz w:val="24"/>
           <w:u w:val="single"/>
         </w:rPr>
-        <w:hyperlink r:id="rId14" w:history="1">
+        <w:hyperlink r:id="rId13" w:history="1">
           <w:r>
             <w:rPr>
               <w:rStyle w:val="Hyperlink"/>
@@ -1873,7 +1848,7 @@
           <w:sz w:val="24"/>
           <w:u w:val="single"/>
         </w:rPr>
-        <w:hyperlink r:id="rId13" w:history="1">
+        <w:hyperlink r:id="rId14" w:history="1">
           <w:r>
             <w:rPr>
               <w:rStyle w:val="Hyperlink"/>
@@ -1902,7 +1877,7 @@
           <w:sz w:val="24"/>
           <w:u w:val="single"/>
         </w:rPr>
-        <w:hyperlink r:id="rId13" w:history="1">
+        <w:hyperlink r:id="rId14" w:history="1">
           <w:r>
             <w:rPr>
               <w:rStyle w:val="Hyperlink"/>
@@ -1920,7 +1895,7 @@
           <w:sz w:val="24"/>
           <w:u w:val="single"/>
         </w:rPr>
-        <w:hyperlink r:id="rId13" w:history="1">
+        <w:hyperlink r:id="rId14" w:history="1">
           <w:r>
             <w:rPr>
               <w:rStyle w:val="Hyperlink"/>
@@ -2003,7 +1978,7 @@
           <w:sz w:val="24"/>
           <w:u w:val="single"/>
         </w:rPr>
-        <w:hyperlink r:id="rId13" w:history="1">
+        <w:hyperlink r:id="rId14" w:history="1">
           <w:r>
             <w:rPr>
               <w:rStyle w:val="Hyperlink"/>

--- a/EXPORTS/DOCX/published/niveau3/English/WMAmsterdam.docx
+++ b/EXPORTS/DOCX/published/niveau3/English/WMAmsterdam.docx
@@ -464,6 +464,82 @@
           <w:sz w:val="24"/>
           <w:u w:val="single"/>
         </w:rPr>
+        <w:hyperlink r:id="rId11" w:history="1">
+          <w:r>
+            <w:rPr>
+              <w:rStyle w:val="Hyperlink"/>
+            </w:rPr>
+            <w:t>o</w:t>
+          </w:r>
+        </w:hyperlink>
+      </w:r>
+      <w:r>
+        <w:rPr>
+          <w:rFonts w:ascii="Charis SIL Regular" w:hAnsi="Charis SIL Regular" w:eastAsia="Charis SIL Regular"/>
+          <w:b w:val="0"/>
+          <w:i w:val="0"/>
+          <w:color w:val="0000FF"/>
+          <w:sz w:val="24"/>
+          <w:u w:val="single"/>
+        </w:rPr>
+        <w:t xml:space="preserve"> </w:t>
+      </w:r>
+      <w:r>
+        <w:rPr>
+          <w:rFonts w:ascii="Charis SIL Regular" w:hAnsi="Charis SIL Regular" w:eastAsia="Charis SIL Regular"/>
+          <w:b w:val="0"/>
+          <w:i w:val="0"/>
+          <w:color w:val="0000FF"/>
+          <w:sz w:val="24"/>
+          <w:u w:val="single"/>
+        </w:rPr>
+        <w:hyperlink r:id="rId11" w:history="1">
+          <w:r>
+            <w:rPr>
+              <w:rStyle w:val="Hyperlink"/>
+            </w:rPr>
+            <w:t>Stuart</w:t>
+          </w:r>
+        </w:hyperlink>
+      </w:r>
+      <w:r>
+        <w:rPr>
+          <w:rFonts w:ascii="Charis SIL Regular" w:hAnsi="Charis SIL Regular" w:eastAsia="Charis SIL Regular"/>
+          <w:b w:val="0"/>
+          <w:i w:val="0"/>
+          <w:color w:val="0000FF"/>
+          <w:sz w:val="24"/>
+          <w:u w:val="single"/>
+        </w:rPr>
+        <w:t xml:space="preserve"> </w:t>
+      </w:r>
+      <w:r>
+        <w:rPr>
+          <w:rFonts w:ascii="Charis SIL Regular" w:hAnsi="Charis SIL Regular" w:eastAsia="Charis SIL Regular"/>
+          <w:b w:val="0"/>
+          <w:i w:val="0"/>
+          <w:color w:val="0000FF"/>
+          <w:sz w:val="24"/>
+          <w:u w:val="single"/>
+        </w:rPr>
+        <w:hyperlink r:id="rId11" w:history="1">
+          <w:r>
+            <w:rPr>
+              <w:rStyle w:val="Hyperlink"/>
+            </w:rPr>
+            <w:t>v</w:t>
+          </w:r>
+        </w:hyperlink>
+      </w:r>
+      <w:r>
+        <w:rPr>
+          <w:rFonts w:ascii="Charis SIL Regular" w:hAnsi="Charis SIL Regular" w:eastAsia="Charis SIL Regular"/>
+          <w:b w:val="0"/>
+          <w:i w:val="0"/>
+          <w:color w:val="0000FF"/>
+          <w:sz w:val="24"/>
+          <w:u w:val="single"/>
+        </w:rPr>
         <w:hyperlink r:id="rId10" w:history="1">
           <w:r>
             <w:rPr>
@@ -482,82 +558,6 @@
           <w:sz w:val="24"/>
           <w:u w:val="single"/>
         </w:rPr>
-        <w:t xml:space="preserve"> </w:t>
-      </w:r>
-      <w:r>
-        <w:rPr>
-          <w:rFonts w:ascii="Charis SIL Regular" w:hAnsi="Charis SIL Regular" w:eastAsia="Charis SIL Regular"/>
-          <w:b w:val="0"/>
-          <w:i w:val="0"/>
-          <w:color w:val="0000FF"/>
-          <w:sz w:val="24"/>
-          <w:u w:val="single"/>
-        </w:rPr>
-        <w:hyperlink r:id="rId10" w:history="1">
-          <w:r>
-            <w:rPr>
-              <w:rStyle w:val="Hyperlink"/>
-            </w:rPr>
-            <w:t>Stuart</w:t>
-          </w:r>
-        </w:hyperlink>
-      </w:r>
-      <w:r>
-        <w:rPr>
-          <w:rFonts w:ascii="Charis SIL Regular" w:hAnsi="Charis SIL Regular" w:eastAsia="Charis SIL Regular"/>
-          <w:b w:val="0"/>
-          <w:i w:val="0"/>
-          <w:color w:val="0000FF"/>
-          <w:sz w:val="24"/>
-          <w:u w:val="single"/>
-        </w:rPr>
-        <w:t xml:space="preserve"> </w:t>
-      </w:r>
-      <w:r>
-        <w:rPr>
-          <w:rFonts w:ascii="Charis SIL Regular" w:hAnsi="Charis SIL Regular" w:eastAsia="Charis SIL Regular"/>
-          <w:b w:val="0"/>
-          <w:i w:val="0"/>
-          <w:color w:val="0000FF"/>
-          <w:sz w:val="24"/>
-          <w:u w:val="single"/>
-        </w:rPr>
-        <w:hyperlink r:id="rId10" w:history="1">
-          <w:r>
-            <w:rPr>
-              <w:rStyle w:val="Hyperlink"/>
-            </w:rPr>
-            <w:t>v</w:t>
-          </w:r>
-        </w:hyperlink>
-      </w:r>
-      <w:r>
-        <w:rPr>
-          <w:rFonts w:ascii="Charis SIL Regular" w:hAnsi="Charis SIL Regular" w:eastAsia="Charis SIL Regular"/>
-          <w:b w:val="0"/>
-          <w:i w:val="0"/>
-          <w:color w:val="0000FF"/>
-          <w:sz w:val="24"/>
-          <w:u w:val="single"/>
-        </w:rPr>
-        <w:hyperlink r:id="rId10" w:history="1">
-          <w:r>
-            <w:rPr>
-              <w:rStyle w:val="Hyperlink"/>
-            </w:rPr>
-            <w:t>o</w:t>
-          </w:r>
-        </w:hyperlink>
-      </w:r>
-      <w:r>
-        <w:rPr>
-          <w:rFonts w:ascii="Charis SIL Regular" w:hAnsi="Charis SIL Regular" w:eastAsia="Charis SIL Regular"/>
-          <w:b w:val="0"/>
-          <w:i w:val="0"/>
-          <w:color w:val="0000FF"/>
-          <w:sz w:val="24"/>
-          <w:u w:val="single"/>
-        </w:rPr>
         <w:hyperlink r:id="rId10" w:history="1">
           <w:r>
             <w:rPr>
@@ -587,7 +587,7 @@
           <w:sz w:val="24"/>
           <w:u w:val="single"/>
         </w:rPr>
-        <w:hyperlink r:id="rId10" w:history="1">
+        <w:hyperlink r:id="rId11" w:history="1">
           <w:r>
             <w:rPr>
               <w:rStyle w:val="Hyperlink"/>
@@ -623,7 +623,7 @@
           <w:sz w:val="24"/>
           <w:u w:val="single"/>
         </w:rPr>
-        <w:hyperlink r:id="rId10" w:history="1">
+        <w:hyperlink r:id="rId11" w:history="1">
           <w:r>
             <w:rPr>
               <w:rStyle w:val="Hyperlink"/>
@@ -652,7 +652,7 @@
           <w:sz w:val="24"/>
           <w:u w:val="single"/>
         </w:rPr>
-        <w:hyperlink r:id="rId10" w:history="1">
+        <w:hyperlink r:id="rId11" w:history="1">
           <w:r>
             <w:rPr>
               <w:rStyle w:val="Hyperlink"/>
@@ -681,7 +681,7 @@
           <w:sz w:val="24"/>
           <w:u w:val="single"/>
         </w:rPr>
-        <w:hyperlink r:id="rId11" w:history="1">
+        <w:hyperlink r:id="rId10" w:history="1">
           <w:r>
             <w:rPr>
               <w:rStyle w:val="Hyperlink"/>
@@ -773,7 +773,14 @@
           <w:color w:val="000000"/>
           <w:sz w:val="24"/>
         </w:rPr>
-        <w:t xml:space="preserve"> 's Land</w:t>
+        <w:hyperlink r:id="rId11" w:history="1">
+          <w:r>
+            <w:rPr>
+              <w:rStyle w:val="Hyperlink"/>
+            </w:rPr>
+            <w:t xml:space="preserve"> 's Land</w:t>
+          </w:r>
+        </w:hyperlink>
       </w:r>
       <w:r>
         <w:rPr>
@@ -1537,7 +1544,25 @@
           <w:sz w:val="24"/>
           <w:u w:val="single"/>
         </w:rPr>
-        <w:t xml:space="preserve">National </w:t>
+        <w:hyperlink r:id="rId13" w:history="1">
+          <w:r>
+            <w:rPr>
+              <w:rStyle w:val="Hyperlink"/>
+            </w:rPr>
+            <w:t>National</w:t>
+          </w:r>
+        </w:hyperlink>
+      </w:r>
+      <w:r>
+        <w:rPr>
+          <w:rFonts w:ascii="Charis SIL Regular" w:hAnsi="Charis SIL Regular" w:eastAsia="Charis SIL Regular"/>
+          <w:b w:val="0"/>
+          <w:i w:val="0"/>
+          <w:color w:val="0000FF"/>
+          <w:sz w:val="24"/>
+          <w:u w:val="single"/>
+        </w:rPr>
+        <w:t xml:space="preserve"> </w:t>
       </w:r>
       <w:r>
         <w:rPr>
@@ -1595,7 +1620,7 @@
           <w:sz w:val="24"/>
           <w:u w:val="single"/>
         </w:rPr>
-        <w:hyperlink r:id="rId13" w:history="1">
+        <w:hyperlink r:id="rId14" w:history="1">
           <w:r>
             <w:rPr>
               <w:rStyle w:val="Hyperlink"/>
@@ -1660,12 +1685,229 @@
           <w:sz w:val="24"/>
           <w:u w:val="single"/>
         </w:rPr>
+        <w:hyperlink r:id="rId13" w:history="1">
+          <w:r>
+            <w:rPr>
+              <w:rStyle w:val="Hyperlink"/>
+            </w:rPr>
+            <w:t>tu</w:t>
+          </w:r>
+        </w:hyperlink>
+      </w:r>
+      <w:r>
+        <w:rPr>
+          <w:rFonts w:ascii="Charis SIL Regular" w:hAnsi="Charis SIL Regular" w:eastAsia="Charis SIL Regular"/>
+          <w:b w:val="0"/>
+          <w:i w:val="0"/>
+          <w:color w:val="0000FF"/>
+          <w:sz w:val="24"/>
+          <w:u w:val="single"/>
+        </w:rPr>
+        <w:hyperlink r:id="rId13" w:history="1">
+          <w:r>
+            <w:rPr>
+              <w:rStyle w:val="Hyperlink"/>
+            </w:rPr>
+            <w:t>r</w:t>
+          </w:r>
+        </w:hyperlink>
+      </w:r>
+      <w:r>
+        <w:rPr>
+          <w:rFonts w:ascii="Charis SIL Regular" w:hAnsi="Charis SIL Regular" w:eastAsia="Charis SIL Regular"/>
+          <w:b w:val="0"/>
+          <w:i w:val="0"/>
+          <w:color w:val="0000FF"/>
+          <w:sz w:val="24"/>
+          <w:u w:val="single"/>
+        </w:rPr>
+        <w:hyperlink r:id="rId13" w:history="1">
+          <w:r>
+            <w:rPr>
+              <w:rStyle w:val="Hyperlink"/>
+            </w:rPr>
+            <w:t>al</w:t>
+          </w:r>
+        </w:hyperlink>
+      </w:r>
+      <w:r>
+        <w:rPr>
+          <w:rFonts w:ascii="Charis SIL Regular" w:hAnsi="Charis SIL Regular" w:eastAsia="Charis SIL Regular"/>
+          <w:b w:val="0"/>
+          <w:i w:val="0"/>
+          <w:color w:val="0000FF"/>
+          <w:sz w:val="24"/>
+          <w:u w:val="single"/>
+        </w:rPr>
+        <w:t xml:space="preserve"> </w:t>
+      </w:r>
+      <w:r>
+        <w:rPr>
+          <w:rFonts w:ascii="Charis SIL Regular" w:hAnsi="Charis SIL Regular" w:eastAsia="Charis SIL Regular"/>
+          <w:b w:val="0"/>
+          <w:i w:val="0"/>
+          <w:color w:val="0000FF"/>
+          <w:sz w:val="24"/>
+          <w:u w:val="single"/>
+        </w:rPr>
+        <w:hyperlink r:id="rId13" w:history="1">
+          <w:r>
+            <w:rPr>
+              <w:rStyle w:val="Hyperlink"/>
+            </w:rPr>
+            <w:t>History</w:t>
+          </w:r>
+        </w:hyperlink>
+      </w:r>
+      <w:r>
+        <w:rPr>
+          <w:rFonts w:ascii="Charis SIL Regular" w:hAnsi="Charis SIL Regular" w:eastAsia="Charis SIL Regular"/>
+          <w:b w:val="0"/>
+          <w:i w:val="0"/>
+          <w:color w:val="0000FF"/>
+          <w:sz w:val="24"/>
+          <w:u w:val="single"/>
+        </w:rPr>
+        <w:t xml:space="preserve"> </w:t>
+      </w:r>
+      <w:r>
+        <w:rPr>
+          <w:rFonts w:ascii="Charis SIL Regular" w:hAnsi="Charis SIL Regular" w:eastAsia="Charis SIL Regular"/>
+          <w:b w:val="0"/>
+          <w:i w:val="0"/>
+          <w:color w:val="0000FF"/>
+          <w:sz w:val="24"/>
+          <w:u w:val="single"/>
+        </w:rPr>
+        <w:hyperlink r:id="rId13" w:history="1">
+          <w:r>
+            <w:rPr>
+              <w:rStyle w:val="Hyperlink"/>
+            </w:rPr>
+            <w:t>in</w:t>
+          </w:r>
+        </w:hyperlink>
+      </w:r>
+      <w:r>
+        <w:rPr>
+          <w:rFonts w:ascii="Charis SIL Regular" w:hAnsi="Charis SIL Regular" w:eastAsia="Charis SIL Regular"/>
+          <w:b w:val="0"/>
+          <w:i w:val="0"/>
+          <w:color w:val="0000FF"/>
+          <w:sz w:val="24"/>
+          <w:u w:val="single"/>
+        </w:rPr>
+        <w:t xml:space="preserve"> </w:t>
+      </w:r>
+      <w:r>
+        <w:rPr>
+          <w:rFonts w:ascii="Charis SIL Regular" w:hAnsi="Charis SIL Regular" w:eastAsia="Charis SIL Regular"/>
+          <w:b w:val="0"/>
+          <w:i w:val="0"/>
+          <w:color w:val="0000FF"/>
+          <w:sz w:val="24"/>
+          <w:u w:val="single"/>
+        </w:rPr>
+        <w:hyperlink r:id="rId13" w:history="1">
+          <w:r>
+            <w:rPr>
+              <w:rStyle w:val="Hyperlink"/>
+            </w:rPr>
+            <w:t>Leid</w:t>
+          </w:r>
+        </w:hyperlink>
+      </w:r>
+      <w:r>
+        <w:rPr>
+          <w:rFonts w:ascii="Charis SIL Regular" w:hAnsi="Charis SIL Regular" w:eastAsia="Charis SIL Regular"/>
+          <w:b w:val="0"/>
+          <w:i w:val="0"/>
+          <w:color w:val="0000FF"/>
+          <w:sz w:val="24"/>
+          <w:u w:val="single"/>
+        </w:rPr>
+        <w:hyperlink r:id="rId13" w:history="1">
+          <w:r>
+            <w:rPr>
+              <w:rStyle w:val="Hyperlink"/>
+            </w:rPr>
+            <w:t>e</w:t>
+          </w:r>
+        </w:hyperlink>
+      </w:r>
+      <w:r>
+        <w:rPr>
+          <w:rFonts w:ascii="Charis SIL Regular" w:hAnsi="Charis SIL Regular" w:eastAsia="Charis SIL Regular"/>
+          <w:b w:val="0"/>
+          <w:i w:val="0"/>
+          <w:color w:val="0000FF"/>
+          <w:sz w:val="24"/>
+          <w:u w:val="single"/>
+        </w:rPr>
+        <w:hyperlink r:id="rId13" w:history="1">
+          <w:r>
+            <w:rPr>
+              <w:rStyle w:val="Hyperlink"/>
+            </w:rPr>
+            <w:t>n</w:t>
+          </w:r>
+        </w:hyperlink>
+      </w:r>
+      <w:r>
+        <w:rPr>
+          <w:rFonts w:ascii="Charis SIL Regular" w:hAnsi="Charis SIL Regular" w:eastAsia="Charis SIL Regular"/>
+          <w:b w:val="0"/>
+          <w:i w:val="0"/>
+          <w:color w:val="0000FF"/>
+          <w:sz w:val="24"/>
+          <w:u w:val="single"/>
+        </w:rPr>
+        <w:t xml:space="preserve"> </w:t>
+      </w:r>
+      <w:r>
+        <w:rPr>
+          <w:rFonts w:ascii="Charis SIL Regular" w:hAnsi="Charis SIL Regular" w:eastAsia="Charis SIL Regular"/>
+          <w:b w:val="0"/>
+          <w:i w:val="0"/>
+          <w:color w:val="0000FF"/>
+          <w:sz w:val="24"/>
+          <w:u w:val="single"/>
+        </w:rPr>
+        <w:hyperlink r:id="rId13" w:history="1">
+          <w:r>
+            <w:rPr>
+              <w:rStyle w:val="Hyperlink"/>
+            </w:rPr>
+            <w:t>(now</w:t>
+          </w:r>
+        </w:hyperlink>
+      </w:r>
+      <w:r>
+        <w:rPr>
+          <w:rFonts w:ascii="Charis SIL Regular" w:hAnsi="Charis SIL Regular" w:eastAsia="Charis SIL Regular"/>
+          <w:b w:val="0"/>
+          <w:i w:val="0"/>
+          <w:color w:val="0000FF"/>
+          <w:sz w:val="24"/>
+          <w:u w:val="single"/>
+        </w:rPr>
+        <w:t xml:space="preserve"> </w:t>
+      </w:r>
+      <w:r>
+        <w:rPr>
+          <w:rFonts w:ascii="Charis SIL Regular" w:hAnsi="Charis SIL Regular" w:eastAsia="Charis SIL Regular"/>
+          <w:b w:val="0"/>
+          <w:i w:val="0"/>
+          <w:color w:val="0000FF"/>
+          <w:sz w:val="24"/>
+          <w:u w:val="single"/>
+        </w:rPr>
         <w:hyperlink r:id="rId14" w:history="1">
           <w:r>
             <w:rPr>
               <w:rStyle w:val="Hyperlink"/>
             </w:rPr>
-            <w:t>tu</w:t>
+            <w:t>Natu</w:t>
           </w:r>
         </w:hyperlink>
       </w:r>
@@ -1696,224 +1938,7 @@
           <w:sz w:val="24"/>
           <w:u w:val="single"/>
         </w:rPr>
-        <w:hyperlink r:id="rId13" w:history="1">
-          <w:r>
-            <w:rPr>
-              <w:rStyle w:val="Hyperlink"/>
-            </w:rPr>
-            <w:t>al</w:t>
-          </w:r>
-        </w:hyperlink>
-      </w:r>
-      <w:r>
-        <w:rPr>
-          <w:rFonts w:ascii="Charis SIL Regular" w:hAnsi="Charis SIL Regular" w:eastAsia="Charis SIL Regular"/>
-          <w:b w:val="0"/>
-          <w:i w:val="0"/>
-          <w:color w:val="0000FF"/>
-          <w:sz w:val="24"/>
-          <w:u w:val="single"/>
-        </w:rPr>
-        <w:t xml:space="preserve"> </w:t>
-      </w:r>
-      <w:r>
-        <w:rPr>
-          <w:rFonts w:ascii="Charis SIL Regular" w:hAnsi="Charis SIL Regular" w:eastAsia="Charis SIL Regular"/>
-          <w:b w:val="0"/>
-          <w:i w:val="0"/>
-          <w:color w:val="0000FF"/>
-          <w:sz w:val="24"/>
-          <w:u w:val="single"/>
-        </w:rPr>
-        <w:hyperlink r:id="rId13" w:history="1">
-          <w:r>
-            <w:rPr>
-              <w:rStyle w:val="Hyperlink"/>
-            </w:rPr>
-            <w:t>History</w:t>
-          </w:r>
-        </w:hyperlink>
-      </w:r>
-      <w:r>
-        <w:rPr>
-          <w:rFonts w:ascii="Charis SIL Regular" w:hAnsi="Charis SIL Regular" w:eastAsia="Charis SIL Regular"/>
-          <w:b w:val="0"/>
-          <w:i w:val="0"/>
-          <w:color w:val="0000FF"/>
-          <w:sz w:val="24"/>
-          <w:u w:val="single"/>
-        </w:rPr>
-        <w:t xml:space="preserve"> </w:t>
-      </w:r>
-      <w:r>
-        <w:rPr>
-          <w:rFonts w:ascii="Charis SIL Regular" w:hAnsi="Charis SIL Regular" w:eastAsia="Charis SIL Regular"/>
-          <w:b w:val="0"/>
-          <w:i w:val="0"/>
-          <w:color w:val="0000FF"/>
-          <w:sz w:val="24"/>
-          <w:u w:val="single"/>
-        </w:rPr>
         <w:hyperlink r:id="rId14" w:history="1">
-          <w:r>
-            <w:rPr>
-              <w:rStyle w:val="Hyperlink"/>
-            </w:rPr>
-            <w:t>in</w:t>
-          </w:r>
-        </w:hyperlink>
-      </w:r>
-      <w:r>
-        <w:rPr>
-          <w:rFonts w:ascii="Charis SIL Regular" w:hAnsi="Charis SIL Regular" w:eastAsia="Charis SIL Regular"/>
-          <w:b w:val="0"/>
-          <w:i w:val="0"/>
-          <w:color w:val="0000FF"/>
-          <w:sz w:val="24"/>
-          <w:u w:val="single"/>
-        </w:rPr>
-        <w:t xml:space="preserve"> </w:t>
-      </w:r>
-      <w:r>
-        <w:rPr>
-          <w:rFonts w:ascii="Charis SIL Regular" w:hAnsi="Charis SIL Regular" w:eastAsia="Charis SIL Regular"/>
-          <w:b w:val="0"/>
-          <w:i w:val="0"/>
-          <w:color w:val="0000FF"/>
-          <w:sz w:val="24"/>
-          <w:u w:val="single"/>
-        </w:rPr>
-        <w:hyperlink r:id="rId13" w:history="1">
-          <w:r>
-            <w:rPr>
-              <w:rStyle w:val="Hyperlink"/>
-            </w:rPr>
-            <w:t>Leid</w:t>
-          </w:r>
-        </w:hyperlink>
-      </w:r>
-      <w:r>
-        <w:rPr>
-          <w:rFonts w:ascii="Charis SIL Regular" w:hAnsi="Charis SIL Regular" w:eastAsia="Charis SIL Regular"/>
-          <w:b w:val="0"/>
-          <w:i w:val="0"/>
-          <w:color w:val="0000FF"/>
-          <w:sz w:val="24"/>
-          <w:u w:val="single"/>
-        </w:rPr>
-        <w:hyperlink r:id="rId13" w:history="1">
-          <w:r>
-            <w:rPr>
-              <w:rStyle w:val="Hyperlink"/>
-            </w:rPr>
-            <w:t>e</w:t>
-          </w:r>
-        </w:hyperlink>
-      </w:r>
-      <w:r>
-        <w:rPr>
-          <w:rFonts w:ascii="Charis SIL Regular" w:hAnsi="Charis SIL Regular" w:eastAsia="Charis SIL Regular"/>
-          <w:b w:val="0"/>
-          <w:i w:val="0"/>
-          <w:color w:val="0000FF"/>
-          <w:sz w:val="24"/>
-          <w:u w:val="single"/>
-        </w:rPr>
-        <w:hyperlink r:id="rId13" w:history="1">
-          <w:r>
-            <w:rPr>
-              <w:rStyle w:val="Hyperlink"/>
-            </w:rPr>
-            <w:t>n</w:t>
-          </w:r>
-        </w:hyperlink>
-      </w:r>
-      <w:r>
-        <w:rPr>
-          <w:rFonts w:ascii="Charis SIL Regular" w:hAnsi="Charis SIL Regular" w:eastAsia="Charis SIL Regular"/>
-          <w:b w:val="0"/>
-          <w:i w:val="0"/>
-          <w:color w:val="0000FF"/>
-          <w:sz w:val="24"/>
-          <w:u w:val="single"/>
-        </w:rPr>
-        <w:t xml:space="preserve"> </w:t>
-      </w:r>
-      <w:r>
-        <w:rPr>
-          <w:rFonts w:ascii="Charis SIL Regular" w:hAnsi="Charis SIL Regular" w:eastAsia="Charis SIL Regular"/>
-          <w:b w:val="0"/>
-          <w:i w:val="0"/>
-          <w:color w:val="0000FF"/>
-          <w:sz w:val="24"/>
-          <w:u w:val="single"/>
-        </w:rPr>
-        <w:hyperlink r:id="rId14" w:history="1">
-          <w:r>
-            <w:rPr>
-              <w:rStyle w:val="Hyperlink"/>
-            </w:rPr>
-            <w:t>(now</w:t>
-          </w:r>
-        </w:hyperlink>
-      </w:r>
-      <w:r>
-        <w:rPr>
-          <w:rFonts w:ascii="Charis SIL Regular" w:hAnsi="Charis SIL Regular" w:eastAsia="Charis SIL Regular"/>
-          <w:b w:val="0"/>
-          <w:i w:val="0"/>
-          <w:color w:val="0000FF"/>
-          <w:sz w:val="24"/>
-          <w:u w:val="single"/>
-        </w:rPr>
-        <w:t xml:space="preserve"> </w:t>
-      </w:r>
-      <w:r>
-        <w:rPr>
-          <w:rFonts w:ascii="Charis SIL Regular" w:hAnsi="Charis SIL Regular" w:eastAsia="Charis SIL Regular"/>
-          <w:b w:val="0"/>
-          <w:i w:val="0"/>
-          <w:color w:val="0000FF"/>
-          <w:sz w:val="24"/>
-          <w:u w:val="single"/>
-        </w:rPr>
-        <w:hyperlink r:id="rId14" w:history="1">
-          <w:r>
-            <w:rPr>
-              <w:rStyle w:val="Hyperlink"/>
-            </w:rPr>
-            <w:t>Natu</w:t>
-          </w:r>
-        </w:hyperlink>
-      </w:r>
-      <w:r>
-        <w:rPr>
-          <w:rFonts w:ascii="Charis SIL Regular" w:hAnsi="Charis SIL Regular" w:eastAsia="Charis SIL Regular"/>
-          <w:b w:val="0"/>
-          <w:i w:val="0"/>
-          <w:color w:val="0000FF"/>
-          <w:sz w:val="24"/>
-          <w:u w:val="single"/>
-        </w:rPr>
-        <w:hyperlink r:id="rId14" w:history="1">
-          <w:r>
-            <w:rPr>
-              <w:rStyle w:val="Hyperlink"/>
-            </w:rPr>
-            <w:t>r</w:t>
-          </w:r>
-        </w:hyperlink>
-      </w:r>
-      <w:r>
-        <w:rPr>
-          <w:rFonts w:ascii="Charis SIL Regular" w:hAnsi="Charis SIL Regular" w:eastAsia="Charis SIL Regular"/>
-          <w:b w:val="0"/>
-          <w:i w:val="0"/>
-          <w:color w:val="0000FF"/>
-          <w:sz w:val="24"/>
-          <w:u w:val="single"/>
-        </w:rPr>
-        <w:hyperlink r:id="rId13" w:history="1">
           <w:r>
             <w:rPr>
               <w:rStyle w:val="Hyperlink"/>
@@ -1942,7 +1967,7 @@
           <w:sz w:val="24"/>
           <w:u w:val="single"/>
         </w:rPr>
-        <w:hyperlink r:id="rId13" w:history="1">
+        <w:hyperlink r:id="rId14" w:history="1">
           <w:r>
             <w:rPr>
               <w:rStyle w:val="Hyperlink"/>
@@ -1960,7 +1985,7 @@
           <w:sz w:val="24"/>
           <w:u w:val="single"/>
         </w:rPr>
-        <w:hyperlink r:id="rId13" w:history="1">
+        <w:hyperlink r:id="rId14" w:history="1">
           <w:r>
             <w:rPr>
               <w:rStyle w:val="Hyperlink"/>

--- a/EXPORTS/DOCX/published/niveau3/English/WMAmsterdam.docx
+++ b/EXPORTS/DOCX/published/niveau3/English/WMAmsterdam.docx
@@ -446,90 +446,7 @@
           <w:sz w:val="24"/>
           <w:u w:val="single"/>
         </w:rPr>
-        <w:hyperlink r:id="rId11" w:history="1">
-          <w:r>
-            <w:rPr>
-              <w:rStyle w:val="Hyperlink"/>
-            </w:rPr>
-            <w:t>Ott</w:t>
-          </w:r>
-        </w:hyperlink>
-      </w:r>
-      <w:r>
-        <w:rPr>
-          <w:rFonts w:ascii="Charis SIL Regular" w:hAnsi="Charis SIL Regular" w:eastAsia="Charis SIL Regular"/>
-          <w:b w:val="0"/>
-          <w:i w:val="0"/>
-          <w:color w:val="0000FF"/>
-          <w:sz w:val="24"/>
-          <w:u w:val="single"/>
-        </w:rPr>
-        <w:hyperlink r:id="rId11" w:history="1">
-          <w:r>
-            <w:rPr>
-              <w:rStyle w:val="Hyperlink"/>
-            </w:rPr>
-            <w:t>o</w:t>
-          </w:r>
-        </w:hyperlink>
-      </w:r>
-      <w:r>
-        <w:rPr>
-          <w:rFonts w:ascii="Charis SIL Regular" w:hAnsi="Charis SIL Regular" w:eastAsia="Charis SIL Regular"/>
-          <w:b w:val="0"/>
-          <w:i w:val="0"/>
-          <w:color w:val="0000FF"/>
-          <w:sz w:val="24"/>
-          <w:u w:val="single"/>
-        </w:rPr>
-        <w:t xml:space="preserve"> </w:t>
-      </w:r>
-      <w:r>
-        <w:rPr>
-          <w:rFonts w:ascii="Charis SIL Regular" w:hAnsi="Charis SIL Regular" w:eastAsia="Charis SIL Regular"/>
-          <w:b w:val="0"/>
-          <w:i w:val="0"/>
-          <w:color w:val="0000FF"/>
-          <w:sz w:val="24"/>
-          <w:u w:val="single"/>
-        </w:rPr>
-        <w:hyperlink r:id="rId11" w:history="1">
-          <w:r>
-            <w:rPr>
-              <w:rStyle w:val="Hyperlink"/>
-            </w:rPr>
-            <w:t>Stuart</w:t>
-          </w:r>
-        </w:hyperlink>
-      </w:r>
-      <w:r>
-        <w:rPr>
-          <w:rFonts w:ascii="Charis SIL Regular" w:hAnsi="Charis SIL Regular" w:eastAsia="Charis SIL Regular"/>
-          <w:b w:val="0"/>
-          <w:i w:val="0"/>
-          <w:color w:val="0000FF"/>
-          <w:sz w:val="24"/>
-          <w:u w:val="single"/>
-        </w:rPr>
-        <w:t xml:space="preserve"> </w:t>
-      </w:r>
-      <w:r>
-        <w:rPr>
-          <w:rFonts w:ascii="Charis SIL Regular" w:hAnsi="Charis SIL Regular" w:eastAsia="Charis SIL Regular"/>
-          <w:b w:val="0"/>
-          <w:i w:val="0"/>
-          <w:color w:val="0000FF"/>
-          <w:sz w:val="24"/>
-          <w:u w:val="single"/>
-        </w:rPr>
-        <w:hyperlink r:id="rId11" w:history="1">
-          <w:r>
-            <w:rPr>
-              <w:rStyle w:val="Hyperlink"/>
-            </w:rPr>
-            <w:t>v</w:t>
-          </w:r>
-        </w:hyperlink>
+        <w:t>Ott</w:t>
       </w:r>
       <w:r>
         <w:rPr>
@@ -558,6 +475,82 @@
           <w:sz w:val="24"/>
           <w:u w:val="single"/>
         </w:rPr>
+        <w:t xml:space="preserve"> </w:t>
+      </w:r>
+      <w:r>
+        <w:rPr>
+          <w:rFonts w:ascii="Charis SIL Regular" w:hAnsi="Charis SIL Regular" w:eastAsia="Charis SIL Regular"/>
+          <w:b w:val="0"/>
+          <w:i w:val="0"/>
+          <w:color w:val="0000FF"/>
+          <w:sz w:val="24"/>
+          <w:u w:val="single"/>
+        </w:rPr>
+        <w:hyperlink r:id="rId10" w:history="1">
+          <w:r>
+            <w:rPr>
+              <w:rStyle w:val="Hyperlink"/>
+            </w:rPr>
+            <w:t>Stuart</w:t>
+          </w:r>
+        </w:hyperlink>
+      </w:r>
+      <w:r>
+        <w:rPr>
+          <w:rFonts w:ascii="Charis SIL Regular" w:hAnsi="Charis SIL Regular" w:eastAsia="Charis SIL Regular"/>
+          <w:b w:val="0"/>
+          <w:i w:val="0"/>
+          <w:color w:val="0000FF"/>
+          <w:sz w:val="24"/>
+          <w:u w:val="single"/>
+        </w:rPr>
+        <w:t xml:space="preserve"> </w:t>
+      </w:r>
+      <w:r>
+        <w:rPr>
+          <w:rFonts w:ascii="Charis SIL Regular" w:hAnsi="Charis SIL Regular" w:eastAsia="Charis SIL Regular"/>
+          <w:b w:val="0"/>
+          <w:i w:val="0"/>
+          <w:color w:val="0000FF"/>
+          <w:sz w:val="24"/>
+          <w:u w:val="single"/>
+        </w:rPr>
+        <w:hyperlink r:id="rId10" w:history="1">
+          <w:r>
+            <w:rPr>
+              <w:rStyle w:val="Hyperlink"/>
+            </w:rPr>
+            <w:t>v</w:t>
+          </w:r>
+        </w:hyperlink>
+      </w:r>
+      <w:r>
+        <w:rPr>
+          <w:rFonts w:ascii="Charis SIL Regular" w:hAnsi="Charis SIL Regular" w:eastAsia="Charis SIL Regular"/>
+          <w:b w:val="0"/>
+          <w:i w:val="0"/>
+          <w:color w:val="0000FF"/>
+          <w:sz w:val="24"/>
+          <w:u w:val="single"/>
+        </w:rPr>
+        <w:hyperlink r:id="rId10" w:history="1">
+          <w:r>
+            <w:rPr>
+              <w:rStyle w:val="Hyperlink"/>
+            </w:rPr>
+            <w:t>o</w:t>
+          </w:r>
+        </w:hyperlink>
+      </w:r>
+      <w:r>
+        <w:rPr>
+          <w:rFonts w:ascii="Charis SIL Regular" w:hAnsi="Charis SIL Regular" w:eastAsia="Charis SIL Regular"/>
+          <w:b w:val="0"/>
+          <w:i w:val="0"/>
+          <w:color w:val="0000FF"/>
+          <w:sz w:val="24"/>
+          <w:u w:val="single"/>
+        </w:rPr>
         <w:hyperlink r:id="rId10" w:history="1">
           <w:r>
             <w:rPr>
@@ -652,7 +645,7 @@
           <w:sz w:val="24"/>
           <w:u w:val="single"/>
         </w:rPr>
-        <w:hyperlink r:id="rId11" w:history="1">
+        <w:hyperlink r:id="rId10" w:history="1">
           <w:r>
             <w:rPr>
               <w:rStyle w:val="Hyperlink"/>
@@ -737,50 +730,7 @@
           <w:color w:val="000000"/>
           <w:sz w:val="24"/>
         </w:rPr>
-        <w:hyperlink r:id="rId11" w:history="1">
-          <w:r>
-            <w:rPr>
-              <w:rStyle w:val="Hyperlink"/>
-            </w:rPr>
-            <w:t>t Indies</w:t>
-          </w:r>
-        </w:hyperlink>
-      </w:r>
-      <w:r>
-        <w:rPr>
-          <w:u w:val="single" w:color="0000ff"/>
-          <w:rFonts w:ascii="Charis SIL Regular" w:hAnsi="Charis SIL Regular" w:eastAsia="Charis SIL Regular"/>
-          <w:b w:val="0"/>
-          <w:i w:val="0"/>
-          <w:color w:val="000000"/>
-          <w:sz w:val="24"/>
-        </w:rPr>
-        <w:hyperlink r:id="rId11" w:history="1">
-          <w:r>
-            <w:rPr>
-              <w:rStyle w:val="Hyperlink"/>
-            </w:rPr>
-            <w:t>,</w:t>
-          </w:r>
-        </w:hyperlink>
-      </w:r>
-      <w:r>
-        <w:rPr>
-          <w:u w:val="single" w:color="0000ff"/>
-          <w:rFonts w:ascii="Charis SIL Regular" w:hAnsi="Charis SIL Regular" w:eastAsia="Charis SIL Regular"/>
-          <w:b w:val="0"/>
-          <w:i w:val="0"/>
-          <w:color w:val="000000"/>
-          <w:sz w:val="24"/>
-        </w:rPr>
-        <w:hyperlink r:id="rId11" w:history="1">
-          <w:r>
-            <w:rPr>
-              <w:rStyle w:val="Hyperlink"/>
-            </w:rPr>
-            <w:t xml:space="preserve"> 's Land</w:t>
-          </w:r>
-        </w:hyperlink>
+        <w:t>t Indies, 's Land</w:t>
       </w:r>
       <w:r>
         <w:rPr>
@@ -1573,7 +1523,7 @@
           <w:sz w:val="24"/>
           <w:u w:val="single"/>
         </w:rPr>
-        <w:hyperlink r:id="rId14" w:history="1">
+        <w:hyperlink r:id="rId13" w:history="1">
           <w:r>
             <w:rPr>
               <w:rStyle w:val="Hyperlink"/>
@@ -1591,7 +1541,7 @@
           <w:sz w:val="24"/>
           <w:u w:val="single"/>
         </w:rPr>
-        <w:hyperlink r:id="rId14" w:history="1">
+        <w:hyperlink r:id="rId13" w:history="1">
           <w:r>
             <w:rPr>
               <w:rStyle w:val="Hyperlink"/>
@@ -1649,7 +1599,7 @@
           <w:sz w:val="24"/>
           <w:u w:val="single"/>
         </w:rPr>
-        <w:hyperlink r:id="rId14" w:history="1">
+        <w:hyperlink r:id="rId13" w:history="1">
           <w:r>
             <w:rPr>
               <w:rStyle w:val="Hyperlink"/>
@@ -1703,6 +1653,205 @@
           <w:sz w:val="24"/>
           <w:u w:val="single"/>
         </w:rPr>
+        <w:hyperlink r:id="rId14" w:history="1">
+          <w:r>
+            <w:rPr>
+              <w:rStyle w:val="Hyperlink"/>
+            </w:rPr>
+            <w:t>r</w:t>
+          </w:r>
+        </w:hyperlink>
+      </w:r>
+      <w:r>
+        <w:rPr>
+          <w:rFonts w:ascii="Charis SIL Regular" w:hAnsi="Charis SIL Regular" w:eastAsia="Charis SIL Regular"/>
+          <w:b w:val="0"/>
+          <w:i w:val="0"/>
+          <w:color w:val="0000FF"/>
+          <w:sz w:val="24"/>
+          <w:u w:val="single"/>
+        </w:rPr>
+        <w:hyperlink r:id="rId14" w:history="1">
+          <w:r>
+            <w:rPr>
+              <w:rStyle w:val="Hyperlink"/>
+            </w:rPr>
+            <w:t>al</w:t>
+          </w:r>
+        </w:hyperlink>
+      </w:r>
+      <w:r>
+        <w:rPr>
+          <w:rFonts w:ascii="Charis SIL Regular" w:hAnsi="Charis SIL Regular" w:eastAsia="Charis SIL Regular"/>
+          <w:b w:val="0"/>
+          <w:i w:val="0"/>
+          <w:color w:val="0000FF"/>
+          <w:sz w:val="24"/>
+          <w:u w:val="single"/>
+        </w:rPr>
+        <w:t xml:space="preserve"> </w:t>
+      </w:r>
+      <w:r>
+        <w:rPr>
+          <w:rFonts w:ascii="Charis SIL Regular" w:hAnsi="Charis SIL Regular" w:eastAsia="Charis SIL Regular"/>
+          <w:b w:val="0"/>
+          <w:i w:val="0"/>
+          <w:color w:val="0000FF"/>
+          <w:sz w:val="24"/>
+          <w:u w:val="single"/>
+        </w:rPr>
+        <w:hyperlink r:id="rId14" w:history="1">
+          <w:r>
+            <w:rPr>
+              <w:rStyle w:val="Hyperlink"/>
+            </w:rPr>
+            <w:t>History</w:t>
+          </w:r>
+        </w:hyperlink>
+      </w:r>
+      <w:r>
+        <w:rPr>
+          <w:rFonts w:ascii="Charis SIL Regular" w:hAnsi="Charis SIL Regular" w:eastAsia="Charis SIL Regular"/>
+          <w:b w:val="0"/>
+          <w:i w:val="0"/>
+          <w:color w:val="0000FF"/>
+          <w:sz w:val="24"/>
+          <w:u w:val="single"/>
+        </w:rPr>
+        <w:t xml:space="preserve"> in</w:t>
+      </w:r>
+      <w:r>
+        <w:rPr>
+          <w:rFonts w:ascii="Charis SIL Regular" w:hAnsi="Charis SIL Regular" w:eastAsia="Charis SIL Regular"/>
+          <w:b w:val="0"/>
+          <w:i w:val="0"/>
+          <w:color w:val="0000FF"/>
+          <w:sz w:val="24"/>
+          <w:u w:val="single"/>
+        </w:rPr>
+        <w:t xml:space="preserve"> </w:t>
+      </w:r>
+      <w:r>
+        <w:rPr>
+          <w:rFonts w:ascii="Charis SIL Regular" w:hAnsi="Charis SIL Regular" w:eastAsia="Charis SIL Regular"/>
+          <w:b w:val="0"/>
+          <w:i w:val="0"/>
+          <w:color w:val="0000FF"/>
+          <w:sz w:val="24"/>
+          <w:u w:val="single"/>
+        </w:rPr>
+        <w:hyperlink r:id="rId14" w:history="1">
+          <w:r>
+            <w:rPr>
+              <w:rStyle w:val="Hyperlink"/>
+            </w:rPr>
+            <w:t>Leid</w:t>
+          </w:r>
+        </w:hyperlink>
+      </w:r>
+      <w:r>
+        <w:rPr>
+          <w:rFonts w:ascii="Charis SIL Regular" w:hAnsi="Charis SIL Regular" w:eastAsia="Charis SIL Regular"/>
+          <w:b w:val="0"/>
+          <w:i w:val="0"/>
+          <w:color w:val="0000FF"/>
+          <w:sz w:val="24"/>
+          <w:u w:val="single"/>
+        </w:rPr>
+        <w:hyperlink r:id="rId13" w:history="1">
+          <w:r>
+            <w:rPr>
+              <w:rStyle w:val="Hyperlink"/>
+            </w:rPr>
+            <w:t>e</w:t>
+          </w:r>
+        </w:hyperlink>
+      </w:r>
+      <w:r>
+        <w:rPr>
+          <w:rFonts w:ascii="Charis SIL Regular" w:hAnsi="Charis SIL Regular" w:eastAsia="Charis SIL Regular"/>
+          <w:b w:val="0"/>
+          <w:i w:val="0"/>
+          <w:color w:val="0000FF"/>
+          <w:sz w:val="24"/>
+          <w:u w:val="single"/>
+        </w:rPr>
+        <w:hyperlink r:id="rId13" w:history="1">
+          <w:r>
+            <w:rPr>
+              <w:rStyle w:val="Hyperlink"/>
+            </w:rPr>
+            <w:t>n</w:t>
+          </w:r>
+        </w:hyperlink>
+      </w:r>
+      <w:r>
+        <w:rPr>
+          <w:rFonts w:ascii="Charis SIL Regular" w:hAnsi="Charis SIL Regular" w:eastAsia="Charis SIL Regular"/>
+          <w:b w:val="0"/>
+          <w:i w:val="0"/>
+          <w:color w:val="0000FF"/>
+          <w:sz w:val="24"/>
+          <w:u w:val="single"/>
+        </w:rPr>
+        <w:t xml:space="preserve"> </w:t>
+      </w:r>
+      <w:r>
+        <w:rPr>
+          <w:rFonts w:ascii="Charis SIL Regular" w:hAnsi="Charis SIL Regular" w:eastAsia="Charis SIL Regular"/>
+          <w:b w:val="0"/>
+          <w:i w:val="0"/>
+          <w:color w:val="0000FF"/>
+          <w:sz w:val="24"/>
+          <w:u w:val="single"/>
+        </w:rPr>
+        <w:hyperlink r:id="rId13" w:history="1">
+          <w:r>
+            <w:rPr>
+              <w:rStyle w:val="Hyperlink"/>
+            </w:rPr>
+            <w:t>(now</w:t>
+          </w:r>
+        </w:hyperlink>
+      </w:r>
+      <w:r>
+        <w:rPr>
+          <w:rFonts w:ascii="Charis SIL Regular" w:hAnsi="Charis SIL Regular" w:eastAsia="Charis SIL Regular"/>
+          <w:b w:val="0"/>
+          <w:i w:val="0"/>
+          <w:color w:val="0000FF"/>
+          <w:sz w:val="24"/>
+          <w:u w:val="single"/>
+        </w:rPr>
+        <w:t xml:space="preserve"> </w:t>
+      </w:r>
+      <w:r>
+        <w:rPr>
+          <w:rFonts w:ascii="Charis SIL Regular" w:hAnsi="Charis SIL Regular" w:eastAsia="Charis SIL Regular"/>
+          <w:b w:val="0"/>
+          <w:i w:val="0"/>
+          <w:color w:val="0000FF"/>
+          <w:sz w:val="24"/>
+          <w:u w:val="single"/>
+        </w:rPr>
+        <w:hyperlink r:id="rId13" w:history="1">
+          <w:r>
+            <w:rPr>
+              <w:rStyle w:val="Hyperlink"/>
+            </w:rPr>
+            <w:t>Natu</w:t>
+          </w:r>
+        </w:hyperlink>
+      </w:r>
+      <w:r>
+        <w:rPr>
+          <w:rFonts w:ascii="Charis SIL Regular" w:hAnsi="Charis SIL Regular" w:eastAsia="Charis SIL Regular"/>
+          <w:b w:val="0"/>
+          <w:i w:val="0"/>
+          <w:color w:val="0000FF"/>
+          <w:sz w:val="24"/>
+          <w:u w:val="single"/>
+        </w:rPr>
         <w:hyperlink r:id="rId13" w:history="1">
           <w:r>
             <w:rPr>
@@ -1726,223 +1875,6 @@
             <w:rPr>
               <w:rStyle w:val="Hyperlink"/>
             </w:rPr>
-            <w:t>al</w:t>
-          </w:r>
-        </w:hyperlink>
-      </w:r>
-      <w:r>
-        <w:rPr>
-          <w:rFonts w:ascii="Charis SIL Regular" w:hAnsi="Charis SIL Regular" w:eastAsia="Charis SIL Regular"/>
-          <w:b w:val="0"/>
-          <w:i w:val="0"/>
-          <w:color w:val="0000FF"/>
-          <w:sz w:val="24"/>
-          <w:u w:val="single"/>
-        </w:rPr>
-        <w:t xml:space="preserve"> </w:t>
-      </w:r>
-      <w:r>
-        <w:rPr>
-          <w:rFonts w:ascii="Charis SIL Regular" w:hAnsi="Charis SIL Regular" w:eastAsia="Charis SIL Regular"/>
-          <w:b w:val="0"/>
-          <w:i w:val="0"/>
-          <w:color w:val="0000FF"/>
-          <w:sz w:val="24"/>
-          <w:u w:val="single"/>
-        </w:rPr>
-        <w:hyperlink r:id="rId13" w:history="1">
-          <w:r>
-            <w:rPr>
-              <w:rStyle w:val="Hyperlink"/>
-            </w:rPr>
-            <w:t>History</w:t>
-          </w:r>
-        </w:hyperlink>
-      </w:r>
-      <w:r>
-        <w:rPr>
-          <w:rFonts w:ascii="Charis SIL Regular" w:hAnsi="Charis SIL Regular" w:eastAsia="Charis SIL Regular"/>
-          <w:b w:val="0"/>
-          <w:i w:val="0"/>
-          <w:color w:val="0000FF"/>
-          <w:sz w:val="24"/>
-          <w:u w:val="single"/>
-        </w:rPr>
-        <w:t xml:space="preserve"> </w:t>
-      </w:r>
-      <w:r>
-        <w:rPr>
-          <w:rFonts w:ascii="Charis SIL Regular" w:hAnsi="Charis SIL Regular" w:eastAsia="Charis SIL Regular"/>
-          <w:b w:val="0"/>
-          <w:i w:val="0"/>
-          <w:color w:val="0000FF"/>
-          <w:sz w:val="24"/>
-          <w:u w:val="single"/>
-        </w:rPr>
-        <w:hyperlink r:id="rId13" w:history="1">
-          <w:r>
-            <w:rPr>
-              <w:rStyle w:val="Hyperlink"/>
-            </w:rPr>
-            <w:t>in</w:t>
-          </w:r>
-        </w:hyperlink>
-      </w:r>
-      <w:r>
-        <w:rPr>
-          <w:rFonts w:ascii="Charis SIL Regular" w:hAnsi="Charis SIL Regular" w:eastAsia="Charis SIL Regular"/>
-          <w:b w:val="0"/>
-          <w:i w:val="0"/>
-          <w:color w:val="0000FF"/>
-          <w:sz w:val="24"/>
-          <w:u w:val="single"/>
-        </w:rPr>
-        <w:t xml:space="preserve"> </w:t>
-      </w:r>
-      <w:r>
-        <w:rPr>
-          <w:rFonts w:ascii="Charis SIL Regular" w:hAnsi="Charis SIL Regular" w:eastAsia="Charis SIL Regular"/>
-          <w:b w:val="0"/>
-          <w:i w:val="0"/>
-          <w:color w:val="0000FF"/>
-          <w:sz w:val="24"/>
-          <w:u w:val="single"/>
-        </w:rPr>
-        <w:hyperlink r:id="rId13" w:history="1">
-          <w:r>
-            <w:rPr>
-              <w:rStyle w:val="Hyperlink"/>
-            </w:rPr>
-            <w:t>Leid</w:t>
-          </w:r>
-        </w:hyperlink>
-      </w:r>
-      <w:r>
-        <w:rPr>
-          <w:rFonts w:ascii="Charis SIL Regular" w:hAnsi="Charis SIL Regular" w:eastAsia="Charis SIL Regular"/>
-          <w:b w:val="0"/>
-          <w:i w:val="0"/>
-          <w:color w:val="0000FF"/>
-          <w:sz w:val="24"/>
-          <w:u w:val="single"/>
-        </w:rPr>
-        <w:hyperlink r:id="rId13" w:history="1">
-          <w:r>
-            <w:rPr>
-              <w:rStyle w:val="Hyperlink"/>
-            </w:rPr>
-            <w:t>e</w:t>
-          </w:r>
-        </w:hyperlink>
-      </w:r>
-      <w:r>
-        <w:rPr>
-          <w:rFonts w:ascii="Charis SIL Regular" w:hAnsi="Charis SIL Regular" w:eastAsia="Charis SIL Regular"/>
-          <w:b w:val="0"/>
-          <w:i w:val="0"/>
-          <w:color w:val="0000FF"/>
-          <w:sz w:val="24"/>
-          <w:u w:val="single"/>
-        </w:rPr>
-        <w:hyperlink r:id="rId13" w:history="1">
-          <w:r>
-            <w:rPr>
-              <w:rStyle w:val="Hyperlink"/>
-            </w:rPr>
-            <w:t>n</w:t>
-          </w:r>
-        </w:hyperlink>
-      </w:r>
-      <w:r>
-        <w:rPr>
-          <w:rFonts w:ascii="Charis SIL Regular" w:hAnsi="Charis SIL Regular" w:eastAsia="Charis SIL Regular"/>
-          <w:b w:val="0"/>
-          <w:i w:val="0"/>
-          <w:color w:val="0000FF"/>
-          <w:sz w:val="24"/>
-          <w:u w:val="single"/>
-        </w:rPr>
-        <w:t xml:space="preserve"> </w:t>
-      </w:r>
-      <w:r>
-        <w:rPr>
-          <w:rFonts w:ascii="Charis SIL Regular" w:hAnsi="Charis SIL Regular" w:eastAsia="Charis SIL Regular"/>
-          <w:b w:val="0"/>
-          <w:i w:val="0"/>
-          <w:color w:val="0000FF"/>
-          <w:sz w:val="24"/>
-          <w:u w:val="single"/>
-        </w:rPr>
-        <w:hyperlink r:id="rId13" w:history="1">
-          <w:r>
-            <w:rPr>
-              <w:rStyle w:val="Hyperlink"/>
-            </w:rPr>
-            <w:t>(now</w:t>
-          </w:r>
-        </w:hyperlink>
-      </w:r>
-      <w:r>
-        <w:rPr>
-          <w:rFonts w:ascii="Charis SIL Regular" w:hAnsi="Charis SIL Regular" w:eastAsia="Charis SIL Regular"/>
-          <w:b w:val="0"/>
-          <w:i w:val="0"/>
-          <w:color w:val="0000FF"/>
-          <w:sz w:val="24"/>
-          <w:u w:val="single"/>
-        </w:rPr>
-        <w:t xml:space="preserve"> </w:t>
-      </w:r>
-      <w:r>
-        <w:rPr>
-          <w:rFonts w:ascii="Charis SIL Regular" w:hAnsi="Charis SIL Regular" w:eastAsia="Charis SIL Regular"/>
-          <w:b w:val="0"/>
-          <w:i w:val="0"/>
-          <w:color w:val="0000FF"/>
-          <w:sz w:val="24"/>
-          <w:u w:val="single"/>
-        </w:rPr>
-        <w:hyperlink r:id="rId14" w:history="1">
-          <w:r>
-            <w:rPr>
-              <w:rStyle w:val="Hyperlink"/>
-            </w:rPr>
-            <w:t>Natu</w:t>
-          </w:r>
-        </w:hyperlink>
-      </w:r>
-      <w:r>
-        <w:rPr>
-          <w:rFonts w:ascii="Charis SIL Regular" w:hAnsi="Charis SIL Regular" w:eastAsia="Charis SIL Regular"/>
-          <w:b w:val="0"/>
-          <w:i w:val="0"/>
-          <w:color w:val="0000FF"/>
-          <w:sz w:val="24"/>
-          <w:u w:val="single"/>
-        </w:rPr>
-        <w:hyperlink r:id="rId14" w:history="1">
-          <w:r>
-            <w:rPr>
-              <w:rStyle w:val="Hyperlink"/>
-            </w:rPr>
-            <w:t>r</w:t>
-          </w:r>
-        </w:hyperlink>
-      </w:r>
-      <w:r>
-        <w:rPr>
-          <w:rFonts w:ascii="Charis SIL Regular" w:hAnsi="Charis SIL Regular" w:eastAsia="Charis SIL Regular"/>
-          <w:b w:val="0"/>
-          <w:i w:val="0"/>
-          <w:color w:val="0000FF"/>
-          <w:sz w:val="24"/>
-          <w:u w:val="single"/>
-        </w:rPr>
-        <w:hyperlink r:id="rId14" w:history="1">
-          <w:r>
-            <w:rPr>
-              <w:rStyle w:val="Hyperlink"/>
-            </w:rPr>
             <w:t>alis</w:t>
           </w:r>
         </w:hyperlink>
@@ -1967,7 +1899,7 @@
           <w:sz w:val="24"/>
           <w:u w:val="single"/>
         </w:rPr>
-        <w:hyperlink r:id="rId14" w:history="1">
+        <w:hyperlink r:id="rId13" w:history="1">
           <w:r>
             <w:rPr>
               <w:rStyle w:val="Hyperlink"/>
@@ -1985,7 +1917,7 @@
           <w:sz w:val="24"/>
           <w:u w:val="single"/>
         </w:rPr>
-        <w:hyperlink r:id="rId14" w:history="1">
+        <w:hyperlink r:id="rId13" w:history="1">
           <w:r>
             <w:rPr>
               <w:rStyle w:val="Hyperlink"/>
@@ -2003,7 +1935,7 @@
           <w:sz w:val="24"/>
           <w:u w:val="single"/>
         </w:rPr>
-        <w:hyperlink r:id="rId14" w:history="1">
+        <w:hyperlink r:id="rId13" w:history="1">
           <w:r>
             <w:rPr>
               <w:rStyle w:val="Hyperlink"/>
@@ -2032,7 +1964,7 @@
           <w:sz w:val="24"/>
           <w:u w:val="single"/>
         </w:rPr>
-        <w:hyperlink r:id="rId14" w:history="1">
+        <w:hyperlink r:id="rId13" w:history="1">
           <w:r>
             <w:rPr>
               <w:rStyle w:val="Hyperlink"/>

--- a/EXPORTS/DOCX/published/niveau3/English/WMAmsterdam.docx
+++ b/EXPORTS/DOCX/published/niveau3/English/WMAmsterdam.docx
@@ -446,7 +446,14 @@
           <w:sz w:val="24"/>
           <w:u w:val="single"/>
         </w:rPr>
-        <w:t>Ott</w:t>
+        <w:hyperlink r:id="rId11" w:history="1">
+          <w:r>
+            <w:rPr>
+              <w:rStyle w:val="Hyperlink"/>
+            </w:rPr>
+            <w:t>Ott</w:t>
+          </w:r>
+        </w:hyperlink>
       </w:r>
       <w:r>
         <w:rPr>
@@ -457,7 +464,7 @@
           <w:sz w:val="24"/>
           <w:u w:val="single"/>
         </w:rPr>
-        <w:hyperlink r:id="rId10" w:history="1">
+        <w:hyperlink r:id="rId11" w:history="1">
           <w:r>
             <w:rPr>
               <w:rStyle w:val="Hyperlink"/>
@@ -486,7 +493,7 @@
           <w:sz w:val="24"/>
           <w:u w:val="single"/>
         </w:rPr>
-        <w:hyperlink r:id="rId10" w:history="1">
+        <w:hyperlink r:id="rId11" w:history="1">
           <w:r>
             <w:rPr>
               <w:rStyle w:val="Hyperlink"/>
@@ -515,7 +522,7 @@
           <w:sz w:val="24"/>
           <w:u w:val="single"/>
         </w:rPr>
-        <w:hyperlink r:id="rId10" w:history="1">
+        <w:hyperlink r:id="rId11" w:history="1">
           <w:r>
             <w:rPr>
               <w:rStyle w:val="Hyperlink"/>
@@ -533,7 +540,7 @@
           <w:sz w:val="24"/>
           <w:u w:val="single"/>
         </w:rPr>
-        <w:hyperlink r:id="rId10" w:history="1">
+        <w:hyperlink r:id="rId11" w:history="1">
           <w:r>
             <w:rPr>
               <w:rStyle w:val="Hyperlink"/>
@@ -551,7 +558,7 @@
           <w:sz w:val="24"/>
           <w:u w:val="single"/>
         </w:rPr>
-        <w:hyperlink r:id="rId10" w:history="1">
+        <w:hyperlink r:id="rId11" w:history="1">
           <w:r>
             <w:rPr>
               <w:rStyle w:val="Hyperlink"/>
@@ -580,7 +587,7 @@
           <w:sz w:val="24"/>
           <w:u w:val="single"/>
         </w:rPr>
-        <w:hyperlink r:id="rId11" w:history="1">
+        <w:hyperlink r:id="rId10" w:history="1">
           <w:r>
             <w:rPr>
               <w:rStyle w:val="Hyperlink"/>
@@ -598,7 +605,7 @@
           <w:sz w:val="24"/>
           <w:u w:val="single"/>
         </w:rPr>
-        <w:hyperlink r:id="rId11" w:history="1">
+        <w:hyperlink r:id="rId10" w:history="1">
           <w:r>
             <w:rPr>
               <w:rStyle w:val="Hyperlink"/>
@@ -645,7 +652,7 @@
           <w:sz w:val="24"/>
           <w:u w:val="single"/>
         </w:rPr>
-        <w:hyperlink r:id="rId10" w:history="1">
+        <w:hyperlink r:id="rId11" w:history="1">
           <w:r>
             <w:rPr>
               <w:rStyle w:val="Hyperlink"/>
@@ -730,7 +737,50 @@
           <w:color w:val="000000"/>
           <w:sz w:val="24"/>
         </w:rPr>
-        <w:t>t Indies, 's Land</w:t>
+        <w:hyperlink r:id="rId11" w:history="1">
+          <w:r>
+            <w:rPr>
+              <w:rStyle w:val="Hyperlink"/>
+            </w:rPr>
+            <w:t>t Indies</w:t>
+          </w:r>
+        </w:hyperlink>
+      </w:r>
+      <w:r>
+        <w:rPr>
+          <w:u w:val="single" w:color="0000ff"/>
+          <w:rFonts w:ascii="Charis SIL Regular" w:hAnsi="Charis SIL Regular" w:eastAsia="Charis SIL Regular"/>
+          <w:b w:val="0"/>
+          <w:i w:val="0"/>
+          <w:color w:val="000000"/>
+          <w:sz w:val="24"/>
+        </w:rPr>
+        <w:hyperlink r:id="rId11" w:history="1">
+          <w:r>
+            <w:rPr>
+              <w:rStyle w:val="Hyperlink"/>
+            </w:rPr>
+            <w:t>,</w:t>
+          </w:r>
+        </w:hyperlink>
+      </w:r>
+      <w:r>
+        <w:rPr>
+          <w:u w:val="single" w:color="0000ff"/>
+          <w:rFonts w:ascii="Charis SIL Regular" w:hAnsi="Charis SIL Regular" w:eastAsia="Charis SIL Regular"/>
+          <w:b w:val="0"/>
+          <w:i w:val="0"/>
+          <w:color w:val="000000"/>
+          <w:sz w:val="24"/>
+        </w:rPr>
+        <w:hyperlink r:id="rId11" w:history="1">
+          <w:r>
+            <w:rPr>
+              <w:rStyle w:val="Hyperlink"/>
+            </w:rPr>
+            <w:t xml:space="preserve"> 's Land</w:t>
+          </w:r>
+        </w:hyperlink>
       </w:r>
       <w:r>
         <w:rPr>
@@ -1492,16 +1542,8 @@
           <w:i w:val="0"/>
           <w:color w:val="0000FF"/>
           <w:sz w:val="24"/>
-          <w:u w:val="single"/>
-        </w:rPr>
-        <w:hyperlink r:id="rId13" w:history="1">
-          <w:r>
-            <w:rPr>
-              <w:rStyle w:val="Hyperlink"/>
-            </w:rPr>
-            <w:t>National</w:t>
-          </w:r>
-        </w:hyperlink>
+        </w:rPr>
+        <w:t xml:space="preserve">National </w:t>
       </w:r>
       <w:r>
         <w:rPr>
@@ -1512,18 +1554,7 @@
           <w:sz w:val="24"/>
           <w:u w:val="single"/>
         </w:rPr>
-        <w:t xml:space="preserve"> </w:t>
-      </w:r>
-      <w:r>
-        <w:rPr>
-          <w:rFonts w:ascii="Charis SIL Regular" w:hAnsi="Charis SIL Regular" w:eastAsia="Charis SIL Regular"/>
-          <w:b w:val="0"/>
-          <w:i w:val="0"/>
-          <w:color w:val="0000FF"/>
-          <w:sz w:val="24"/>
-          <w:u w:val="single"/>
-        </w:rPr>
-        <w:hyperlink r:id="rId13" w:history="1">
+        <w:hyperlink r:id="rId14" w:history="1">
           <w:r>
             <w:rPr>
               <w:rStyle w:val="Hyperlink"/>
@@ -1541,7 +1572,7 @@
           <w:sz w:val="24"/>
           <w:u w:val="single"/>
         </w:rPr>
-        <w:hyperlink r:id="rId13" w:history="1">
+        <w:hyperlink r:id="rId14" w:history="1">
           <w:r>
             <w:rPr>
               <w:rStyle w:val="Hyperlink"/>
@@ -1599,7 +1630,7 @@
           <w:sz w:val="24"/>
           <w:u w:val="single"/>
         </w:rPr>
-        <w:hyperlink r:id="rId13" w:history="1">
+        <w:hyperlink r:id="rId14" w:history="1">
           <w:r>
             <w:rPr>
               <w:rStyle w:val="Hyperlink"/>
@@ -1617,7 +1648,7 @@
           <w:sz w:val="24"/>
           <w:u w:val="single"/>
         </w:rPr>
-        <w:hyperlink r:id="rId14" w:history="1">
+        <w:hyperlink r:id="rId13" w:history="1">
           <w:r>
             <w:rPr>
               <w:rStyle w:val="Hyperlink"/>
@@ -1635,7 +1666,7 @@
           <w:sz w:val="24"/>
           <w:u w:val="single"/>
         </w:rPr>
-        <w:hyperlink r:id="rId13" w:history="1">
+        <w:hyperlink r:id="rId14" w:history="1">
           <w:r>
             <w:rPr>
               <w:rStyle w:val="Hyperlink"/>
@@ -1671,7 +1702,7 @@
           <w:sz w:val="24"/>
           <w:u w:val="single"/>
         </w:rPr>
-        <w:hyperlink r:id="rId14" w:history="1">
+        <w:hyperlink r:id="rId13" w:history="1">
           <w:r>
             <w:rPr>
               <w:rStyle w:val="Hyperlink"/>
@@ -1718,7 +1749,7 @@
           <w:sz w:val="24"/>
           <w:u w:val="single"/>
         </w:rPr>
-        <w:t xml:space="preserve"> in</w:t>
+        <w:t xml:space="preserve"> </w:t>
       </w:r>
       <w:r>
         <w:rPr>
@@ -1729,7 +1760,14 @@
           <w:sz w:val="24"/>
           <w:u w:val="single"/>
         </w:rPr>
-        <w:t xml:space="preserve"> </w:t>
+        <w:hyperlink r:id="rId13" w:history="1">
+          <w:r>
+            <w:rPr>
+              <w:rStyle w:val="Hyperlink"/>
+            </w:rPr>
+            <w:t>in</w:t>
+          </w:r>
+        </w:hyperlink>
       </w:r>
       <w:r>
         <w:rPr>
@@ -1740,7 +1778,18 @@
           <w:sz w:val="24"/>
           <w:u w:val="single"/>
         </w:rPr>
-        <w:hyperlink r:id="rId14" w:history="1">
+        <w:t xml:space="preserve"> </w:t>
+      </w:r>
+      <w:r>
+        <w:rPr>
+          <w:rFonts w:ascii="Charis SIL Regular" w:hAnsi="Charis SIL Regular" w:eastAsia="Charis SIL Regular"/>
+          <w:b w:val="0"/>
+          <w:i w:val="0"/>
+          <w:color w:val="0000FF"/>
+          <w:sz w:val="24"/>
+          <w:u w:val="single"/>
+        </w:rPr>
+        <w:hyperlink r:id="rId13" w:history="1">
           <w:r>
             <w:rPr>
               <w:rStyle w:val="Hyperlink"/>
@@ -1758,7 +1807,7 @@
           <w:sz w:val="24"/>
           <w:u w:val="single"/>
         </w:rPr>
-        <w:hyperlink r:id="rId13" w:history="1">
+        <w:hyperlink r:id="rId14" w:history="1">
           <w:r>
             <w:rPr>
               <w:rStyle w:val="Hyperlink"/>
@@ -1805,7 +1854,7 @@
           <w:sz w:val="24"/>
           <w:u w:val="single"/>
         </w:rPr>
-        <w:hyperlink r:id="rId13" w:history="1">
+        <w:hyperlink r:id="rId14" w:history="1">
           <w:r>
             <w:rPr>
               <w:rStyle w:val="Hyperlink"/>
@@ -1852,7 +1901,7 @@
           <w:sz w:val="24"/>
           <w:u w:val="single"/>
         </w:rPr>
-        <w:hyperlink r:id="rId13" w:history="1">
+        <w:hyperlink r:id="rId14" w:history="1">
           <w:r>
             <w:rPr>
               <w:rStyle w:val="Hyperlink"/>
@@ -1870,7 +1919,7 @@
           <w:sz w:val="24"/>
           <w:u w:val="single"/>
         </w:rPr>
-        <w:hyperlink r:id="rId13" w:history="1">
+        <w:hyperlink r:id="rId14" w:history="1">
           <w:r>
             <w:rPr>
               <w:rStyle w:val="Hyperlink"/>
@@ -1917,14 +1966,7 @@
           <w:sz w:val="24"/>
           <w:u w:val="single"/>
         </w:rPr>
-        <w:hyperlink r:id="rId13" w:history="1">
-          <w:r>
-            <w:rPr>
-              <w:rStyle w:val="Hyperlink"/>
-            </w:rPr>
-            <w:t>er</w:t>
-          </w:r>
-        </w:hyperlink>
+        <w:t>er</w:t>
       </w:r>
       <w:r>
         <w:rPr>

--- a/EXPORTS/DOCX/published/niveau3/English/WMAmsterdam.docx
+++ b/EXPORTS/DOCX/published/niveau3/English/WMAmsterdam.docx
@@ -587,7 +587,7 @@
           <w:sz w:val="24"/>
           <w:u w:val="single"/>
         </w:rPr>
-        <w:hyperlink r:id="rId10" w:history="1">
+        <w:hyperlink r:id="rId11" w:history="1">
           <w:r>
             <w:rPr>
               <w:rStyle w:val="Hyperlink"/>
@@ -605,7 +605,7 @@
           <w:sz w:val="24"/>
           <w:u w:val="single"/>
         </w:rPr>
-        <w:hyperlink r:id="rId10" w:history="1">
+        <w:hyperlink r:id="rId11" w:history="1">
           <w:r>
             <w:rPr>
               <w:rStyle w:val="Hyperlink"/>
@@ -623,7 +623,7 @@
           <w:sz w:val="24"/>
           <w:u w:val="single"/>
         </w:rPr>
-        <w:hyperlink r:id="rId11" w:history="1">
+        <w:hyperlink r:id="rId10" w:history="1">
           <w:r>
             <w:rPr>
               <w:rStyle w:val="Hyperlink"/>
@@ -652,7 +652,7 @@
           <w:sz w:val="24"/>
           <w:u w:val="single"/>
         </w:rPr>
-        <w:hyperlink r:id="rId11" w:history="1">
+        <w:hyperlink r:id="rId10" w:history="1">
           <w:r>
             <w:rPr>
               <w:rStyle w:val="Hyperlink"/>
@@ -1543,231 +1543,7 @@
           <w:color w:val="0000FF"/>
           <w:sz w:val="24"/>
         </w:rPr>
-        <w:t xml:space="preserve">National </w:t>
-      </w:r>
-      <w:r>
-        <w:rPr>
-          <w:rFonts w:ascii="Charis SIL Regular" w:hAnsi="Charis SIL Regular" w:eastAsia="Charis SIL Regular"/>
-          <w:b w:val="0"/>
-          <w:i w:val="0"/>
-          <w:color w:val="0000FF"/>
-          <w:sz w:val="24"/>
-          <w:u w:val="single"/>
-        </w:rPr>
-        <w:hyperlink r:id="rId14" w:history="1">
-          <w:r>
-            <w:rPr>
-              <w:rStyle w:val="Hyperlink"/>
-            </w:rPr>
-            <w:t>Mu</w:t>
-          </w:r>
-        </w:hyperlink>
-      </w:r>
-      <w:r>
-        <w:rPr>
-          <w:rFonts w:ascii="Charis SIL Regular" w:hAnsi="Charis SIL Regular" w:eastAsia="Charis SIL Regular"/>
-          <w:b w:val="0"/>
-          <w:i w:val="0"/>
-          <w:color w:val="0000FF"/>
-          <w:sz w:val="24"/>
-          <w:u w:val="single"/>
-        </w:rPr>
-        <w:hyperlink r:id="rId14" w:history="1">
-          <w:r>
-            <w:rPr>
-              <w:rStyle w:val="Hyperlink"/>
-            </w:rPr>
-            <w:t>seum</w:t>
-          </w:r>
-        </w:hyperlink>
-      </w:r>
-      <w:r>
-        <w:rPr>
-          <w:rFonts w:ascii="Charis SIL Regular" w:hAnsi="Charis SIL Regular" w:eastAsia="Charis SIL Regular"/>
-          <w:b w:val="0"/>
-          <w:i w:val="0"/>
-          <w:color w:val="0000FF"/>
-          <w:sz w:val="24"/>
-          <w:u w:val="single"/>
-        </w:rPr>
-        <w:t xml:space="preserve"> </w:t>
-      </w:r>
-      <w:r>
-        <w:rPr>
-          <w:rFonts w:ascii="Charis SIL Regular" w:hAnsi="Charis SIL Regular" w:eastAsia="Charis SIL Regular"/>
-          <w:b w:val="0"/>
-          <w:i w:val="0"/>
-          <w:color w:val="0000FF"/>
-          <w:sz w:val="24"/>
-          <w:u w:val="single"/>
-        </w:rPr>
-        <w:hyperlink r:id="rId14" w:history="1">
-          <w:r>
-            <w:rPr>
-              <w:rStyle w:val="Hyperlink"/>
-            </w:rPr>
-            <w:t>of</w:t>
-          </w:r>
-        </w:hyperlink>
-      </w:r>
-      <w:r>
-        <w:rPr>
-          <w:rFonts w:ascii="Charis SIL Regular" w:hAnsi="Charis SIL Regular" w:eastAsia="Charis SIL Regular"/>
-          <w:b w:val="0"/>
-          <w:i w:val="0"/>
-          <w:color w:val="0000FF"/>
-          <w:sz w:val="24"/>
-          <w:u w:val="single"/>
-        </w:rPr>
-        <w:t xml:space="preserve"> </w:t>
-      </w:r>
-      <w:r>
-        <w:rPr>
-          <w:rFonts w:ascii="Charis SIL Regular" w:hAnsi="Charis SIL Regular" w:eastAsia="Charis SIL Regular"/>
-          <w:b w:val="0"/>
-          <w:i w:val="0"/>
-          <w:color w:val="0000FF"/>
-          <w:sz w:val="24"/>
-          <w:u w:val="single"/>
-        </w:rPr>
-        <w:hyperlink r:id="rId14" w:history="1">
-          <w:r>
-            <w:rPr>
-              <w:rStyle w:val="Hyperlink"/>
-            </w:rPr>
-            <w:t>N</w:t>
-          </w:r>
-        </w:hyperlink>
-      </w:r>
-      <w:r>
-        <w:rPr>
-          <w:rFonts w:ascii="Charis SIL Regular" w:hAnsi="Charis SIL Regular" w:eastAsia="Charis SIL Regular"/>
-          <w:b w:val="0"/>
-          <w:i w:val="0"/>
-          <w:color w:val="0000FF"/>
-          <w:sz w:val="24"/>
-          <w:u w:val="single"/>
-        </w:rPr>
-        <w:hyperlink r:id="rId13" w:history="1">
-          <w:r>
-            <w:rPr>
-              <w:rStyle w:val="Hyperlink"/>
-            </w:rPr>
-            <w:t>a</w:t>
-          </w:r>
-        </w:hyperlink>
-      </w:r>
-      <w:r>
-        <w:rPr>
-          <w:rFonts w:ascii="Charis SIL Regular" w:hAnsi="Charis SIL Regular" w:eastAsia="Charis SIL Regular"/>
-          <w:b w:val="0"/>
-          <w:i w:val="0"/>
-          <w:color w:val="0000FF"/>
-          <w:sz w:val="24"/>
-          <w:u w:val="single"/>
-        </w:rPr>
-        <w:hyperlink r:id="rId14" w:history="1">
-          <w:r>
-            <w:rPr>
-              <w:rStyle w:val="Hyperlink"/>
-            </w:rPr>
-            <w:t>tu</w:t>
-          </w:r>
-        </w:hyperlink>
-      </w:r>
-      <w:r>
-        <w:rPr>
-          <w:rFonts w:ascii="Charis SIL Regular" w:hAnsi="Charis SIL Regular" w:eastAsia="Charis SIL Regular"/>
-          <w:b w:val="0"/>
-          <w:i w:val="0"/>
-          <w:color w:val="0000FF"/>
-          <w:sz w:val="24"/>
-          <w:u w:val="single"/>
-        </w:rPr>
-        <w:hyperlink r:id="rId14" w:history="1">
-          <w:r>
-            <w:rPr>
-              <w:rStyle w:val="Hyperlink"/>
-            </w:rPr>
-            <w:t>r</w:t>
-          </w:r>
-        </w:hyperlink>
-      </w:r>
-      <w:r>
-        <w:rPr>
-          <w:rFonts w:ascii="Charis SIL Regular" w:hAnsi="Charis SIL Regular" w:eastAsia="Charis SIL Regular"/>
-          <w:b w:val="0"/>
-          <w:i w:val="0"/>
-          <w:color w:val="0000FF"/>
-          <w:sz w:val="24"/>
-          <w:u w:val="single"/>
-        </w:rPr>
-        <w:hyperlink r:id="rId13" w:history="1">
-          <w:r>
-            <w:rPr>
-              <w:rStyle w:val="Hyperlink"/>
-            </w:rPr>
-            <w:t>al</w:t>
-          </w:r>
-        </w:hyperlink>
-      </w:r>
-      <w:r>
-        <w:rPr>
-          <w:rFonts w:ascii="Charis SIL Regular" w:hAnsi="Charis SIL Regular" w:eastAsia="Charis SIL Regular"/>
-          <w:b w:val="0"/>
-          <w:i w:val="0"/>
-          <w:color w:val="0000FF"/>
-          <w:sz w:val="24"/>
-          <w:u w:val="single"/>
-        </w:rPr>
-        <w:t xml:space="preserve"> </w:t>
-      </w:r>
-      <w:r>
-        <w:rPr>
-          <w:rFonts w:ascii="Charis SIL Regular" w:hAnsi="Charis SIL Regular" w:eastAsia="Charis SIL Regular"/>
-          <w:b w:val="0"/>
-          <w:i w:val="0"/>
-          <w:color w:val="0000FF"/>
-          <w:sz w:val="24"/>
-          <w:u w:val="single"/>
-        </w:rPr>
-        <w:hyperlink r:id="rId14" w:history="1">
-          <w:r>
-            <w:rPr>
-              <w:rStyle w:val="Hyperlink"/>
-            </w:rPr>
-            <w:t>History</w:t>
-          </w:r>
-        </w:hyperlink>
-      </w:r>
-      <w:r>
-        <w:rPr>
-          <w:rFonts w:ascii="Charis SIL Regular" w:hAnsi="Charis SIL Regular" w:eastAsia="Charis SIL Regular"/>
-          <w:b w:val="0"/>
-          <w:i w:val="0"/>
-          <w:color w:val="0000FF"/>
-          <w:sz w:val="24"/>
-          <w:u w:val="single"/>
-        </w:rPr>
-        <w:t xml:space="preserve"> </w:t>
-      </w:r>
-      <w:r>
-        <w:rPr>
-          <w:rFonts w:ascii="Charis SIL Regular" w:hAnsi="Charis SIL Regular" w:eastAsia="Charis SIL Regular"/>
-          <w:b w:val="0"/>
-          <w:i w:val="0"/>
-          <w:color w:val="0000FF"/>
-          <w:sz w:val="24"/>
-          <w:u w:val="single"/>
-        </w:rPr>
-        <w:hyperlink r:id="rId13" w:history="1">
-          <w:r>
-            <w:rPr>
-              <w:rStyle w:val="Hyperlink"/>
-            </w:rPr>
-            <w:t>in</w:t>
-          </w:r>
-        </w:hyperlink>
+        <w:t>National Museum of Natural History in</w:t>
       </w:r>
       <w:r>
         <w:rPr>
@@ -1807,7 +1583,7 @@
           <w:sz w:val="24"/>
           <w:u w:val="single"/>
         </w:rPr>
-        <w:hyperlink r:id="rId14" w:history="1">
+        <w:hyperlink r:id="rId13" w:history="1">
           <w:r>
             <w:rPr>
               <w:rStyle w:val="Hyperlink"/>
@@ -1854,7 +1630,7 @@
           <w:sz w:val="24"/>
           <w:u w:val="single"/>
         </w:rPr>
-        <w:hyperlink r:id="rId14" w:history="1">
+        <w:hyperlink r:id="rId13" w:history="1">
           <w:r>
             <w:rPr>
               <w:rStyle w:val="Hyperlink"/>
@@ -1901,7 +1677,7 @@
           <w:sz w:val="24"/>
           <w:u w:val="single"/>
         </w:rPr>
-        <w:hyperlink r:id="rId14" w:history="1">
+        <w:hyperlink r:id="rId13" w:history="1">
           <w:r>
             <w:rPr>
               <w:rStyle w:val="Hyperlink"/>
@@ -1919,7 +1695,7 @@
           <w:sz w:val="24"/>
           <w:u w:val="single"/>
         </w:rPr>
-        <w:hyperlink r:id="rId14" w:history="1">
+        <w:hyperlink r:id="rId13" w:history="1">
           <w:r>
             <w:rPr>
               <w:rStyle w:val="Hyperlink"/>
@@ -1966,7 +1742,14 @@
           <w:sz w:val="24"/>
           <w:u w:val="single"/>
         </w:rPr>
-        <w:t>er</w:t>
+        <w:hyperlink r:id="rId13" w:history="1">
+          <w:r>
+            <w:rPr>
+              <w:rStyle w:val="Hyperlink"/>
+            </w:rPr>
+            <w:t>er</w:t>
+          </w:r>
+        </w:hyperlink>
       </w:r>
       <w:r>
         <w:rPr>
@@ -2006,7 +1789,7 @@
           <w:sz w:val="24"/>
           <w:u w:val="single"/>
         </w:rPr>
-        <w:hyperlink r:id="rId13" w:history="1">
+        <w:hyperlink r:id="rId14" w:history="1">
           <w:r>
             <w:rPr>
               <w:rStyle w:val="Hyperlink"/>

--- a/EXPORTS/DOCX/published/niveau3/English/WMAmsterdam.docx
+++ b/EXPORTS/DOCX/published/niveau3/English/WMAmsterdam.docx
@@ -386,16 +386,8 @@
           <w:i w:val="0"/>
           <w:color w:val="0000FF"/>
           <w:sz w:val="24"/>
-          <w:u w:val="single"/>
-        </w:rPr>
-        <w:hyperlink r:id="rId11" w:history="1">
-          <w:r>
-            <w:rPr>
-              <w:rStyle w:val="Hyperlink"/>
-            </w:rPr>
-            <w:t>Johann</w:t>
-          </w:r>
-        </w:hyperlink>
+        </w:rPr>
+        <w:t>Johann George Ott</w:t>
       </w:r>
       <w:r>
         <w:rPr>
@@ -406,65 +398,7 @@
           <w:sz w:val="24"/>
           <w:u w:val="single"/>
         </w:rPr>
-        <w:t xml:space="preserve"> </w:t>
-      </w:r>
-      <w:r>
-        <w:rPr>
-          <w:rFonts w:ascii="Charis SIL Regular" w:hAnsi="Charis SIL Regular" w:eastAsia="Charis SIL Regular"/>
-          <w:b w:val="0"/>
-          <w:i w:val="0"/>
-          <w:color w:val="0000FF"/>
-          <w:sz w:val="24"/>
-          <w:u w:val="single"/>
-        </w:rPr>
-        <w:hyperlink r:id="rId11" w:history="1">
-          <w:r>
-            <w:rPr>
-              <w:rStyle w:val="Hyperlink"/>
-            </w:rPr>
-            <w:t>George</w:t>
-          </w:r>
-        </w:hyperlink>
-      </w:r>
-      <w:r>
-        <w:rPr>
-          <w:rFonts w:ascii="Charis SIL Regular" w:hAnsi="Charis SIL Regular" w:eastAsia="Charis SIL Regular"/>
-          <w:b w:val="0"/>
-          <w:i w:val="0"/>
-          <w:color w:val="0000FF"/>
-          <w:sz w:val="24"/>
-          <w:u w:val="single"/>
-        </w:rPr>
-        <w:t xml:space="preserve"> </w:t>
-      </w:r>
-      <w:r>
-        <w:rPr>
-          <w:rFonts w:ascii="Charis SIL Regular" w:hAnsi="Charis SIL Regular" w:eastAsia="Charis SIL Regular"/>
-          <w:b w:val="0"/>
-          <w:i w:val="0"/>
-          <w:color w:val="0000FF"/>
-          <w:sz w:val="24"/>
-          <w:u w:val="single"/>
-        </w:rPr>
-        <w:hyperlink r:id="rId11" w:history="1">
-          <w:r>
-            <w:rPr>
-              <w:rStyle w:val="Hyperlink"/>
-            </w:rPr>
-            <w:t>Ott</w:t>
-          </w:r>
-        </w:hyperlink>
-      </w:r>
-      <w:r>
-        <w:rPr>
-          <w:rFonts w:ascii="Charis SIL Regular" w:hAnsi="Charis SIL Regular" w:eastAsia="Charis SIL Regular"/>
-          <w:b w:val="0"/>
-          <w:i w:val="0"/>
-          <w:color w:val="0000FF"/>
-          <w:sz w:val="24"/>
-          <w:u w:val="single"/>
-        </w:rPr>
-        <w:hyperlink r:id="rId11" w:history="1">
+        <w:hyperlink r:id="rId10" w:history="1">
           <w:r>
             <w:rPr>
               <w:rStyle w:val="Hyperlink"/>
@@ -493,7 +427,7 @@
           <w:sz w:val="24"/>
           <w:u w:val="single"/>
         </w:rPr>
-        <w:hyperlink r:id="rId11" w:history="1">
+        <w:hyperlink r:id="rId10" w:history="1">
           <w:r>
             <w:rPr>
               <w:rStyle w:val="Hyperlink"/>
@@ -522,7 +456,7 @@
           <w:sz w:val="24"/>
           <w:u w:val="single"/>
         </w:rPr>
-        <w:hyperlink r:id="rId11" w:history="1">
+        <w:hyperlink r:id="rId10" w:history="1">
           <w:r>
             <w:rPr>
               <w:rStyle w:val="Hyperlink"/>
@@ -540,7 +474,7 @@
           <w:sz w:val="24"/>
           <w:u w:val="single"/>
         </w:rPr>
-        <w:hyperlink r:id="rId11" w:history="1">
+        <w:hyperlink r:id="rId10" w:history="1">
           <w:r>
             <w:rPr>
               <w:rStyle w:val="Hyperlink"/>
@@ -558,7 +492,7 @@
           <w:sz w:val="24"/>
           <w:u w:val="single"/>
         </w:rPr>
-        <w:hyperlink r:id="rId11" w:history="1">
+        <w:hyperlink r:id="rId10" w:history="1">
           <w:r>
             <w:rPr>
               <w:rStyle w:val="Hyperlink"/>
@@ -623,7 +557,7 @@
           <w:sz w:val="24"/>
           <w:u w:val="single"/>
         </w:rPr>
-        <w:hyperlink r:id="rId10" w:history="1">
+        <w:hyperlink r:id="rId11" w:history="1">
           <w:r>
             <w:rPr>
               <w:rStyle w:val="Hyperlink"/>
@@ -652,7 +586,7 @@
           <w:sz w:val="24"/>
           <w:u w:val="single"/>
         </w:rPr>
-        <w:hyperlink r:id="rId10" w:history="1">
+        <w:hyperlink r:id="rId11" w:history="1">
           <w:r>
             <w:rPr>
               <w:rStyle w:val="Hyperlink"/>
@@ -1542,8 +1476,251 @@
           <w:i w:val="0"/>
           <w:color w:val="0000FF"/>
           <w:sz w:val="24"/>
-        </w:rPr>
-        <w:t>National Museum of Natural History in</w:t>
+          <w:u w:val="single"/>
+        </w:rPr>
+        <w:hyperlink r:id="rId14" w:history="1">
+          <w:r>
+            <w:rPr>
+              <w:rStyle w:val="Hyperlink"/>
+            </w:rPr>
+            <w:t>National</w:t>
+          </w:r>
+        </w:hyperlink>
+      </w:r>
+      <w:r>
+        <w:rPr>
+          <w:rFonts w:ascii="Charis SIL Regular" w:hAnsi="Charis SIL Regular" w:eastAsia="Charis SIL Regular"/>
+          <w:b w:val="0"/>
+          <w:i w:val="0"/>
+          <w:color w:val="0000FF"/>
+          <w:sz w:val="24"/>
+          <w:u w:val="single"/>
+        </w:rPr>
+        <w:t xml:space="preserve"> </w:t>
+      </w:r>
+      <w:r>
+        <w:rPr>
+          <w:rFonts w:ascii="Charis SIL Regular" w:hAnsi="Charis SIL Regular" w:eastAsia="Charis SIL Regular"/>
+          <w:b w:val="0"/>
+          <w:i w:val="0"/>
+          <w:color w:val="0000FF"/>
+          <w:sz w:val="24"/>
+          <w:u w:val="single"/>
+        </w:rPr>
+        <w:hyperlink r:id="rId14" w:history="1">
+          <w:r>
+            <w:rPr>
+              <w:rStyle w:val="Hyperlink"/>
+            </w:rPr>
+            <w:t>Mu</w:t>
+          </w:r>
+        </w:hyperlink>
+      </w:r>
+      <w:r>
+        <w:rPr>
+          <w:rFonts w:ascii="Charis SIL Regular" w:hAnsi="Charis SIL Regular" w:eastAsia="Charis SIL Regular"/>
+          <w:b w:val="0"/>
+          <w:i w:val="0"/>
+          <w:color w:val="0000FF"/>
+          <w:sz w:val="24"/>
+          <w:u w:val="single"/>
+        </w:rPr>
+        <w:hyperlink r:id="rId14" w:history="1">
+          <w:r>
+            <w:rPr>
+              <w:rStyle w:val="Hyperlink"/>
+            </w:rPr>
+            <w:t>seum</w:t>
+          </w:r>
+        </w:hyperlink>
+      </w:r>
+      <w:r>
+        <w:rPr>
+          <w:rFonts w:ascii="Charis SIL Regular" w:hAnsi="Charis SIL Regular" w:eastAsia="Charis SIL Regular"/>
+          <w:b w:val="0"/>
+          <w:i w:val="0"/>
+          <w:color w:val="0000FF"/>
+          <w:sz w:val="24"/>
+          <w:u w:val="single"/>
+        </w:rPr>
+        <w:t xml:space="preserve"> </w:t>
+      </w:r>
+      <w:r>
+        <w:rPr>
+          <w:rFonts w:ascii="Charis SIL Regular" w:hAnsi="Charis SIL Regular" w:eastAsia="Charis SIL Regular"/>
+          <w:b w:val="0"/>
+          <w:i w:val="0"/>
+          <w:color w:val="0000FF"/>
+          <w:sz w:val="24"/>
+          <w:u w:val="single"/>
+        </w:rPr>
+        <w:hyperlink r:id="rId14" w:history="1">
+          <w:r>
+            <w:rPr>
+              <w:rStyle w:val="Hyperlink"/>
+            </w:rPr>
+            <w:t>of</w:t>
+          </w:r>
+        </w:hyperlink>
+      </w:r>
+      <w:r>
+        <w:rPr>
+          <w:rFonts w:ascii="Charis SIL Regular" w:hAnsi="Charis SIL Regular" w:eastAsia="Charis SIL Regular"/>
+          <w:b w:val="0"/>
+          <w:i w:val="0"/>
+          <w:color w:val="0000FF"/>
+          <w:sz w:val="24"/>
+          <w:u w:val="single"/>
+        </w:rPr>
+        <w:t xml:space="preserve"> </w:t>
+      </w:r>
+      <w:r>
+        <w:rPr>
+          <w:rFonts w:ascii="Charis SIL Regular" w:hAnsi="Charis SIL Regular" w:eastAsia="Charis SIL Regular"/>
+          <w:b w:val="0"/>
+          <w:i w:val="0"/>
+          <w:color w:val="0000FF"/>
+          <w:sz w:val="24"/>
+          <w:u w:val="single"/>
+        </w:rPr>
+        <w:hyperlink r:id="rId14" w:history="1">
+          <w:r>
+            <w:rPr>
+              <w:rStyle w:val="Hyperlink"/>
+            </w:rPr>
+            <w:t>N</w:t>
+          </w:r>
+        </w:hyperlink>
+      </w:r>
+      <w:r>
+        <w:rPr>
+          <w:rFonts w:ascii="Charis SIL Regular" w:hAnsi="Charis SIL Regular" w:eastAsia="Charis SIL Regular"/>
+          <w:b w:val="0"/>
+          <w:i w:val="0"/>
+          <w:color w:val="0000FF"/>
+          <w:sz w:val="24"/>
+          <w:u w:val="single"/>
+        </w:rPr>
+        <w:hyperlink r:id="rId13" w:history="1">
+          <w:r>
+            <w:rPr>
+              <w:rStyle w:val="Hyperlink"/>
+            </w:rPr>
+            <w:t>a</w:t>
+          </w:r>
+        </w:hyperlink>
+      </w:r>
+      <w:r>
+        <w:rPr>
+          <w:rFonts w:ascii="Charis SIL Regular" w:hAnsi="Charis SIL Regular" w:eastAsia="Charis SIL Regular"/>
+          <w:b w:val="0"/>
+          <w:i w:val="0"/>
+          <w:color w:val="0000FF"/>
+          <w:sz w:val="24"/>
+          <w:u w:val="single"/>
+        </w:rPr>
+        <w:hyperlink r:id="rId13" w:history="1">
+          <w:r>
+            <w:rPr>
+              <w:rStyle w:val="Hyperlink"/>
+            </w:rPr>
+            <w:t>tu</w:t>
+          </w:r>
+        </w:hyperlink>
+      </w:r>
+      <w:r>
+        <w:rPr>
+          <w:rFonts w:ascii="Charis SIL Regular" w:hAnsi="Charis SIL Regular" w:eastAsia="Charis SIL Regular"/>
+          <w:b w:val="0"/>
+          <w:i w:val="0"/>
+          <w:color w:val="0000FF"/>
+          <w:sz w:val="24"/>
+          <w:u w:val="single"/>
+        </w:rPr>
+        <w:hyperlink r:id="rId13" w:history="1">
+          <w:r>
+            <w:rPr>
+              <w:rStyle w:val="Hyperlink"/>
+            </w:rPr>
+            <w:t>r</w:t>
+          </w:r>
+        </w:hyperlink>
+      </w:r>
+      <w:r>
+        <w:rPr>
+          <w:rFonts w:ascii="Charis SIL Regular" w:hAnsi="Charis SIL Regular" w:eastAsia="Charis SIL Regular"/>
+          <w:b w:val="0"/>
+          <w:i w:val="0"/>
+          <w:color w:val="0000FF"/>
+          <w:sz w:val="24"/>
+          <w:u w:val="single"/>
+        </w:rPr>
+        <w:hyperlink r:id="rId13" w:history="1">
+          <w:r>
+            <w:rPr>
+              <w:rStyle w:val="Hyperlink"/>
+            </w:rPr>
+            <w:t>al</w:t>
+          </w:r>
+        </w:hyperlink>
+      </w:r>
+      <w:r>
+        <w:rPr>
+          <w:rFonts w:ascii="Charis SIL Regular" w:hAnsi="Charis SIL Regular" w:eastAsia="Charis SIL Regular"/>
+          <w:b w:val="0"/>
+          <w:i w:val="0"/>
+          <w:color w:val="0000FF"/>
+          <w:sz w:val="24"/>
+          <w:u w:val="single"/>
+        </w:rPr>
+        <w:t xml:space="preserve"> </w:t>
+      </w:r>
+      <w:r>
+        <w:rPr>
+          <w:rFonts w:ascii="Charis SIL Regular" w:hAnsi="Charis SIL Regular" w:eastAsia="Charis SIL Regular"/>
+          <w:b w:val="0"/>
+          <w:i w:val="0"/>
+          <w:color w:val="0000FF"/>
+          <w:sz w:val="24"/>
+          <w:u w:val="single"/>
+        </w:rPr>
+        <w:hyperlink r:id="rId13" w:history="1">
+          <w:r>
+            <w:rPr>
+              <w:rStyle w:val="Hyperlink"/>
+            </w:rPr>
+            <w:t>History</w:t>
+          </w:r>
+        </w:hyperlink>
+      </w:r>
+      <w:r>
+        <w:rPr>
+          <w:rFonts w:ascii="Charis SIL Regular" w:hAnsi="Charis SIL Regular" w:eastAsia="Charis SIL Regular"/>
+          <w:b w:val="0"/>
+          <w:i w:val="0"/>
+          <w:color w:val="0000FF"/>
+          <w:sz w:val="24"/>
+          <w:u w:val="single"/>
+        </w:rPr>
+        <w:t xml:space="preserve"> </w:t>
+      </w:r>
+      <w:r>
+        <w:rPr>
+          <w:rFonts w:ascii="Charis SIL Regular" w:hAnsi="Charis SIL Regular" w:eastAsia="Charis SIL Regular"/>
+          <w:b w:val="0"/>
+          <w:i w:val="0"/>
+          <w:color w:val="0000FF"/>
+          <w:sz w:val="24"/>
+          <w:u w:val="single"/>
+        </w:rPr>
+        <w:hyperlink r:id="rId13" w:history="1">
+          <w:r>
+            <w:rPr>
+              <w:rStyle w:val="Hyperlink"/>
+            </w:rPr>
+            <w:t>in</w:t>
+          </w:r>
+        </w:hyperlink>
       </w:r>
       <w:r>
         <w:rPr>
@@ -1659,7 +1836,7 @@
           <w:sz w:val="24"/>
           <w:u w:val="single"/>
         </w:rPr>
-        <w:hyperlink r:id="rId13" w:history="1">
+        <w:hyperlink r:id="rId14" w:history="1">
           <w:r>
             <w:rPr>
               <w:rStyle w:val="Hyperlink"/>
@@ -1677,7 +1854,7 @@
           <w:sz w:val="24"/>
           <w:u w:val="single"/>
         </w:rPr>
-        <w:hyperlink r:id="rId13" w:history="1">
+        <w:hyperlink r:id="rId14" w:history="1">
           <w:r>
             <w:rPr>
               <w:rStyle w:val="Hyperlink"/>
@@ -1695,7 +1872,7 @@
           <w:sz w:val="24"/>
           <w:u w:val="single"/>
         </w:rPr>
-        <w:hyperlink r:id="rId13" w:history="1">
+        <w:hyperlink r:id="rId14" w:history="1">
           <w:r>
             <w:rPr>
               <w:rStyle w:val="Hyperlink"/>
@@ -1724,7 +1901,7 @@
           <w:sz w:val="24"/>
           <w:u w:val="single"/>
         </w:rPr>
-        <w:hyperlink r:id="rId13" w:history="1">
+        <w:hyperlink r:id="rId14" w:history="1">
           <w:r>
             <w:rPr>
               <w:rStyle w:val="Hyperlink"/>
@@ -1742,7 +1919,7 @@
           <w:sz w:val="24"/>
           <w:u w:val="single"/>
         </w:rPr>
-        <w:hyperlink r:id="rId13" w:history="1">
+        <w:hyperlink r:id="rId14" w:history="1">
           <w:r>
             <w:rPr>
               <w:rStyle w:val="Hyperlink"/>
@@ -1760,7 +1937,7 @@
           <w:sz w:val="24"/>
           <w:u w:val="single"/>
         </w:rPr>
-        <w:hyperlink r:id="rId13" w:history="1">
+        <w:hyperlink r:id="rId14" w:history="1">
           <w:r>
             <w:rPr>
               <w:rStyle w:val="Hyperlink"/>

--- a/EXPORTS/DOCX/published/niveau3/English/WMAmsterdam.docx
+++ b/EXPORTS/DOCX/published/niveau3/English/WMAmsterdam.docx
@@ -386,8 +386,16 @@
           <w:i w:val="0"/>
           <w:color w:val="0000FF"/>
           <w:sz w:val="24"/>
-        </w:rPr>
-        <w:t>Johann George Ott</w:t>
+          <w:u w:val="single"/>
+        </w:rPr>
+        <w:hyperlink r:id="rId11" w:history="1">
+          <w:r>
+            <w:rPr>
+              <w:rStyle w:val="Hyperlink"/>
+            </w:rPr>
+            <w:t>Johann</w:t>
+          </w:r>
+        </w:hyperlink>
       </w:r>
       <w:r>
         <w:rPr>
@@ -398,7 +406,65 @@
           <w:sz w:val="24"/>
           <w:u w:val="single"/>
         </w:rPr>
-        <w:hyperlink r:id="rId10" w:history="1">
+        <w:t xml:space="preserve"> </w:t>
+      </w:r>
+      <w:r>
+        <w:rPr>
+          <w:rFonts w:ascii="Charis SIL Regular" w:hAnsi="Charis SIL Regular" w:eastAsia="Charis SIL Regular"/>
+          <w:b w:val="0"/>
+          <w:i w:val="0"/>
+          <w:color w:val="0000FF"/>
+          <w:sz w:val="24"/>
+          <w:u w:val="single"/>
+        </w:rPr>
+        <w:hyperlink r:id="rId11" w:history="1">
+          <w:r>
+            <w:rPr>
+              <w:rStyle w:val="Hyperlink"/>
+            </w:rPr>
+            <w:t>George</w:t>
+          </w:r>
+        </w:hyperlink>
+      </w:r>
+      <w:r>
+        <w:rPr>
+          <w:rFonts w:ascii="Charis SIL Regular" w:hAnsi="Charis SIL Regular" w:eastAsia="Charis SIL Regular"/>
+          <w:b w:val="0"/>
+          <w:i w:val="0"/>
+          <w:color w:val="0000FF"/>
+          <w:sz w:val="24"/>
+          <w:u w:val="single"/>
+        </w:rPr>
+        <w:t xml:space="preserve"> </w:t>
+      </w:r>
+      <w:r>
+        <w:rPr>
+          <w:rFonts w:ascii="Charis SIL Regular" w:hAnsi="Charis SIL Regular" w:eastAsia="Charis SIL Regular"/>
+          <w:b w:val="0"/>
+          <w:i w:val="0"/>
+          <w:color w:val="0000FF"/>
+          <w:sz w:val="24"/>
+          <w:u w:val="single"/>
+        </w:rPr>
+        <w:hyperlink r:id="rId11" w:history="1">
+          <w:r>
+            <w:rPr>
+              <w:rStyle w:val="Hyperlink"/>
+            </w:rPr>
+            <w:t>Ott</w:t>
+          </w:r>
+        </w:hyperlink>
+      </w:r>
+      <w:r>
+        <w:rPr>
+          <w:rFonts w:ascii="Charis SIL Regular" w:hAnsi="Charis SIL Regular" w:eastAsia="Charis SIL Regular"/>
+          <w:b w:val="0"/>
+          <w:i w:val="0"/>
+          <w:color w:val="0000FF"/>
+          <w:sz w:val="24"/>
+          <w:u w:val="single"/>
+        </w:rPr>
+        <w:hyperlink r:id="rId11" w:history="1">
           <w:r>
             <w:rPr>
               <w:rStyle w:val="Hyperlink"/>
@@ -427,7 +493,7 @@
           <w:sz w:val="24"/>
           <w:u w:val="single"/>
         </w:rPr>
-        <w:hyperlink r:id="rId10" w:history="1">
+        <w:hyperlink r:id="rId11" w:history="1">
           <w:r>
             <w:rPr>
               <w:rStyle w:val="Hyperlink"/>
@@ -456,7 +522,7 @@
           <w:sz w:val="24"/>
           <w:u w:val="single"/>
         </w:rPr>
-        <w:hyperlink r:id="rId10" w:history="1">
+        <w:hyperlink r:id="rId11" w:history="1">
           <w:r>
             <w:rPr>
               <w:rStyle w:val="Hyperlink"/>
@@ -474,7 +540,7 @@
           <w:sz w:val="24"/>
           <w:u w:val="single"/>
         </w:rPr>
-        <w:hyperlink r:id="rId10" w:history="1">
+        <w:hyperlink r:id="rId11" w:history="1">
           <w:r>
             <w:rPr>
               <w:rStyle w:val="Hyperlink"/>
@@ -492,7 +558,7 @@
           <w:sz w:val="24"/>
           <w:u w:val="single"/>
         </w:rPr>
-        <w:hyperlink r:id="rId10" w:history="1">
+        <w:hyperlink r:id="rId11" w:history="1">
           <w:r>
             <w:rPr>
               <w:rStyle w:val="Hyperlink"/>
@@ -1478,7 +1544,7 @@
           <w:sz w:val="24"/>
           <w:u w:val="single"/>
         </w:rPr>
-        <w:hyperlink r:id="rId14" w:history="1">
+        <w:hyperlink r:id="rId13" w:history="1">
           <w:r>
             <w:rPr>
               <w:rStyle w:val="Hyperlink"/>
@@ -1507,7 +1573,7 @@
           <w:sz w:val="24"/>
           <w:u w:val="single"/>
         </w:rPr>
-        <w:hyperlink r:id="rId14" w:history="1">
+        <w:hyperlink r:id="rId13" w:history="1">
           <w:r>
             <w:rPr>
               <w:rStyle w:val="Hyperlink"/>
@@ -1525,7 +1591,7 @@
           <w:sz w:val="24"/>
           <w:u w:val="single"/>
         </w:rPr>
-        <w:hyperlink r:id="rId14" w:history="1">
+        <w:hyperlink r:id="rId13" w:history="1">
           <w:r>
             <w:rPr>
               <w:rStyle w:val="Hyperlink"/>
@@ -1554,7 +1620,7 @@
           <w:sz w:val="24"/>
           <w:u w:val="single"/>
         </w:rPr>
-        <w:hyperlink r:id="rId14" w:history="1">
+        <w:hyperlink r:id="rId13" w:history="1">
           <w:r>
             <w:rPr>
               <w:rStyle w:val="Hyperlink"/>
@@ -1601,7 +1667,7 @@
           <w:sz w:val="24"/>
           <w:u w:val="single"/>
         </w:rPr>
-        <w:hyperlink r:id="rId13" w:history="1">
+        <w:hyperlink r:id="rId14" w:history="1">
           <w:r>
             <w:rPr>
               <w:rStyle w:val="Hyperlink"/>
@@ -1619,12 +1685,229 @@
           <w:sz w:val="24"/>
           <w:u w:val="single"/>
         </w:rPr>
+        <w:hyperlink r:id="rId14" w:history="1">
+          <w:r>
+            <w:rPr>
+              <w:rStyle w:val="Hyperlink"/>
+            </w:rPr>
+            <w:t>tu</w:t>
+          </w:r>
+        </w:hyperlink>
+      </w:r>
+      <w:r>
+        <w:rPr>
+          <w:rFonts w:ascii="Charis SIL Regular" w:hAnsi="Charis SIL Regular" w:eastAsia="Charis SIL Regular"/>
+          <w:b w:val="0"/>
+          <w:i w:val="0"/>
+          <w:color w:val="0000FF"/>
+          <w:sz w:val="24"/>
+          <w:u w:val="single"/>
+        </w:rPr>
+        <w:hyperlink r:id="rId14" w:history="1">
+          <w:r>
+            <w:rPr>
+              <w:rStyle w:val="Hyperlink"/>
+            </w:rPr>
+            <w:t>r</w:t>
+          </w:r>
+        </w:hyperlink>
+      </w:r>
+      <w:r>
+        <w:rPr>
+          <w:rFonts w:ascii="Charis SIL Regular" w:hAnsi="Charis SIL Regular" w:eastAsia="Charis SIL Regular"/>
+          <w:b w:val="0"/>
+          <w:i w:val="0"/>
+          <w:color w:val="0000FF"/>
+          <w:sz w:val="24"/>
+          <w:u w:val="single"/>
+        </w:rPr>
+        <w:hyperlink r:id="rId14" w:history="1">
+          <w:r>
+            <w:rPr>
+              <w:rStyle w:val="Hyperlink"/>
+            </w:rPr>
+            <w:t>al</w:t>
+          </w:r>
+        </w:hyperlink>
+      </w:r>
+      <w:r>
+        <w:rPr>
+          <w:rFonts w:ascii="Charis SIL Regular" w:hAnsi="Charis SIL Regular" w:eastAsia="Charis SIL Regular"/>
+          <w:b w:val="0"/>
+          <w:i w:val="0"/>
+          <w:color w:val="0000FF"/>
+          <w:sz w:val="24"/>
+          <w:u w:val="single"/>
+        </w:rPr>
+        <w:t xml:space="preserve"> </w:t>
+      </w:r>
+      <w:r>
+        <w:rPr>
+          <w:rFonts w:ascii="Charis SIL Regular" w:hAnsi="Charis SIL Regular" w:eastAsia="Charis SIL Regular"/>
+          <w:b w:val="0"/>
+          <w:i w:val="0"/>
+          <w:color w:val="0000FF"/>
+          <w:sz w:val="24"/>
+          <w:u w:val="single"/>
+        </w:rPr>
+        <w:hyperlink r:id="rId14" w:history="1">
+          <w:r>
+            <w:rPr>
+              <w:rStyle w:val="Hyperlink"/>
+            </w:rPr>
+            <w:t>History</w:t>
+          </w:r>
+        </w:hyperlink>
+      </w:r>
+      <w:r>
+        <w:rPr>
+          <w:rFonts w:ascii="Charis SIL Regular" w:hAnsi="Charis SIL Regular" w:eastAsia="Charis SIL Regular"/>
+          <w:b w:val="0"/>
+          <w:i w:val="0"/>
+          <w:color w:val="0000FF"/>
+          <w:sz w:val="24"/>
+          <w:u w:val="single"/>
+        </w:rPr>
+        <w:t xml:space="preserve"> </w:t>
+      </w:r>
+      <w:r>
+        <w:rPr>
+          <w:rFonts w:ascii="Charis SIL Regular" w:hAnsi="Charis SIL Regular" w:eastAsia="Charis SIL Regular"/>
+          <w:b w:val="0"/>
+          <w:i w:val="0"/>
+          <w:color w:val="0000FF"/>
+          <w:sz w:val="24"/>
+          <w:u w:val="single"/>
+        </w:rPr>
+        <w:hyperlink r:id="rId14" w:history="1">
+          <w:r>
+            <w:rPr>
+              <w:rStyle w:val="Hyperlink"/>
+            </w:rPr>
+            <w:t>in</w:t>
+          </w:r>
+        </w:hyperlink>
+      </w:r>
+      <w:r>
+        <w:rPr>
+          <w:rFonts w:ascii="Charis SIL Regular" w:hAnsi="Charis SIL Regular" w:eastAsia="Charis SIL Regular"/>
+          <w:b w:val="0"/>
+          <w:i w:val="0"/>
+          <w:color w:val="0000FF"/>
+          <w:sz w:val="24"/>
+          <w:u w:val="single"/>
+        </w:rPr>
+        <w:t xml:space="preserve"> </w:t>
+      </w:r>
+      <w:r>
+        <w:rPr>
+          <w:rFonts w:ascii="Charis SIL Regular" w:hAnsi="Charis SIL Regular" w:eastAsia="Charis SIL Regular"/>
+          <w:b w:val="0"/>
+          <w:i w:val="0"/>
+          <w:color w:val="0000FF"/>
+          <w:sz w:val="24"/>
+          <w:u w:val="single"/>
+        </w:rPr>
+        <w:hyperlink r:id="rId14" w:history="1">
+          <w:r>
+            <w:rPr>
+              <w:rStyle w:val="Hyperlink"/>
+            </w:rPr>
+            <w:t>Leid</w:t>
+          </w:r>
+        </w:hyperlink>
+      </w:r>
+      <w:r>
+        <w:rPr>
+          <w:rFonts w:ascii="Charis SIL Regular" w:hAnsi="Charis SIL Regular" w:eastAsia="Charis SIL Regular"/>
+          <w:b w:val="0"/>
+          <w:i w:val="0"/>
+          <w:color w:val="0000FF"/>
+          <w:sz w:val="24"/>
+          <w:u w:val="single"/>
+        </w:rPr>
         <w:hyperlink r:id="rId13" w:history="1">
           <w:r>
             <w:rPr>
               <w:rStyle w:val="Hyperlink"/>
             </w:rPr>
-            <w:t>tu</w:t>
+            <w:t>e</w:t>
+          </w:r>
+        </w:hyperlink>
+      </w:r>
+      <w:r>
+        <w:rPr>
+          <w:rFonts w:ascii="Charis SIL Regular" w:hAnsi="Charis SIL Regular" w:eastAsia="Charis SIL Regular"/>
+          <w:b w:val="0"/>
+          <w:i w:val="0"/>
+          <w:color w:val="0000FF"/>
+          <w:sz w:val="24"/>
+          <w:u w:val="single"/>
+        </w:rPr>
+        <w:hyperlink r:id="rId13" w:history="1">
+          <w:r>
+            <w:rPr>
+              <w:rStyle w:val="Hyperlink"/>
+            </w:rPr>
+            <w:t>n</w:t>
+          </w:r>
+        </w:hyperlink>
+      </w:r>
+      <w:r>
+        <w:rPr>
+          <w:rFonts w:ascii="Charis SIL Regular" w:hAnsi="Charis SIL Regular" w:eastAsia="Charis SIL Regular"/>
+          <w:b w:val="0"/>
+          <w:i w:val="0"/>
+          <w:color w:val="0000FF"/>
+          <w:sz w:val="24"/>
+          <w:u w:val="single"/>
+        </w:rPr>
+        <w:t xml:space="preserve"> </w:t>
+      </w:r>
+      <w:r>
+        <w:rPr>
+          <w:rFonts w:ascii="Charis SIL Regular" w:hAnsi="Charis SIL Regular" w:eastAsia="Charis SIL Regular"/>
+          <w:b w:val="0"/>
+          <w:i w:val="0"/>
+          <w:color w:val="0000FF"/>
+          <w:sz w:val="24"/>
+          <w:u w:val="single"/>
+        </w:rPr>
+        <w:hyperlink r:id="rId13" w:history="1">
+          <w:r>
+            <w:rPr>
+              <w:rStyle w:val="Hyperlink"/>
+            </w:rPr>
+            <w:t>(now</w:t>
+          </w:r>
+        </w:hyperlink>
+      </w:r>
+      <w:r>
+        <w:rPr>
+          <w:rFonts w:ascii="Charis SIL Regular" w:hAnsi="Charis SIL Regular" w:eastAsia="Charis SIL Regular"/>
+          <w:b w:val="0"/>
+          <w:i w:val="0"/>
+          <w:color w:val="0000FF"/>
+          <w:sz w:val="24"/>
+          <w:u w:val="single"/>
+        </w:rPr>
+        <w:t xml:space="preserve"> </w:t>
+      </w:r>
+      <w:r>
+        <w:rPr>
+          <w:rFonts w:ascii="Charis SIL Regular" w:hAnsi="Charis SIL Regular" w:eastAsia="Charis SIL Regular"/>
+          <w:b w:val="0"/>
+          <w:i w:val="0"/>
+          <w:color w:val="0000FF"/>
+          <w:sz w:val="24"/>
+          <w:u w:val="single"/>
+        </w:rPr>
+        <w:hyperlink r:id="rId13" w:history="1">
+          <w:r>
+            <w:rPr>
+              <w:rStyle w:val="Hyperlink"/>
+            </w:rPr>
+            <w:t>Natu</w:t>
           </w:r>
         </w:hyperlink>
       </w:r>
@@ -1656,223 +1939,6 @@
           <w:u w:val="single"/>
         </w:rPr>
         <w:hyperlink r:id="rId13" w:history="1">
-          <w:r>
-            <w:rPr>
-              <w:rStyle w:val="Hyperlink"/>
-            </w:rPr>
-            <w:t>al</w:t>
-          </w:r>
-        </w:hyperlink>
-      </w:r>
-      <w:r>
-        <w:rPr>
-          <w:rFonts w:ascii="Charis SIL Regular" w:hAnsi="Charis SIL Regular" w:eastAsia="Charis SIL Regular"/>
-          <w:b w:val="0"/>
-          <w:i w:val="0"/>
-          <w:color w:val="0000FF"/>
-          <w:sz w:val="24"/>
-          <w:u w:val="single"/>
-        </w:rPr>
-        <w:t xml:space="preserve"> </w:t>
-      </w:r>
-      <w:r>
-        <w:rPr>
-          <w:rFonts w:ascii="Charis SIL Regular" w:hAnsi="Charis SIL Regular" w:eastAsia="Charis SIL Regular"/>
-          <w:b w:val="0"/>
-          <w:i w:val="0"/>
-          <w:color w:val="0000FF"/>
-          <w:sz w:val="24"/>
-          <w:u w:val="single"/>
-        </w:rPr>
-        <w:hyperlink r:id="rId13" w:history="1">
-          <w:r>
-            <w:rPr>
-              <w:rStyle w:val="Hyperlink"/>
-            </w:rPr>
-            <w:t>History</w:t>
-          </w:r>
-        </w:hyperlink>
-      </w:r>
-      <w:r>
-        <w:rPr>
-          <w:rFonts w:ascii="Charis SIL Regular" w:hAnsi="Charis SIL Regular" w:eastAsia="Charis SIL Regular"/>
-          <w:b w:val="0"/>
-          <w:i w:val="0"/>
-          <w:color w:val="0000FF"/>
-          <w:sz w:val="24"/>
-          <w:u w:val="single"/>
-        </w:rPr>
-        <w:t xml:space="preserve"> </w:t>
-      </w:r>
-      <w:r>
-        <w:rPr>
-          <w:rFonts w:ascii="Charis SIL Regular" w:hAnsi="Charis SIL Regular" w:eastAsia="Charis SIL Regular"/>
-          <w:b w:val="0"/>
-          <w:i w:val="0"/>
-          <w:color w:val="0000FF"/>
-          <w:sz w:val="24"/>
-          <w:u w:val="single"/>
-        </w:rPr>
-        <w:hyperlink r:id="rId13" w:history="1">
-          <w:r>
-            <w:rPr>
-              <w:rStyle w:val="Hyperlink"/>
-            </w:rPr>
-            <w:t>in</w:t>
-          </w:r>
-        </w:hyperlink>
-      </w:r>
-      <w:r>
-        <w:rPr>
-          <w:rFonts w:ascii="Charis SIL Regular" w:hAnsi="Charis SIL Regular" w:eastAsia="Charis SIL Regular"/>
-          <w:b w:val="0"/>
-          <w:i w:val="0"/>
-          <w:color w:val="0000FF"/>
-          <w:sz w:val="24"/>
-          <w:u w:val="single"/>
-        </w:rPr>
-        <w:t xml:space="preserve"> </w:t>
-      </w:r>
-      <w:r>
-        <w:rPr>
-          <w:rFonts w:ascii="Charis SIL Regular" w:hAnsi="Charis SIL Regular" w:eastAsia="Charis SIL Regular"/>
-          <w:b w:val="0"/>
-          <w:i w:val="0"/>
-          <w:color w:val="0000FF"/>
-          <w:sz w:val="24"/>
-          <w:u w:val="single"/>
-        </w:rPr>
-        <w:hyperlink r:id="rId13" w:history="1">
-          <w:r>
-            <w:rPr>
-              <w:rStyle w:val="Hyperlink"/>
-            </w:rPr>
-            <w:t>Leid</w:t>
-          </w:r>
-        </w:hyperlink>
-      </w:r>
-      <w:r>
-        <w:rPr>
-          <w:rFonts w:ascii="Charis SIL Regular" w:hAnsi="Charis SIL Regular" w:eastAsia="Charis SIL Regular"/>
-          <w:b w:val="0"/>
-          <w:i w:val="0"/>
-          <w:color w:val="0000FF"/>
-          <w:sz w:val="24"/>
-          <w:u w:val="single"/>
-        </w:rPr>
-        <w:hyperlink r:id="rId13" w:history="1">
-          <w:r>
-            <w:rPr>
-              <w:rStyle w:val="Hyperlink"/>
-            </w:rPr>
-            <w:t>e</w:t>
-          </w:r>
-        </w:hyperlink>
-      </w:r>
-      <w:r>
-        <w:rPr>
-          <w:rFonts w:ascii="Charis SIL Regular" w:hAnsi="Charis SIL Regular" w:eastAsia="Charis SIL Regular"/>
-          <w:b w:val="0"/>
-          <w:i w:val="0"/>
-          <w:color w:val="0000FF"/>
-          <w:sz w:val="24"/>
-          <w:u w:val="single"/>
-        </w:rPr>
-        <w:hyperlink r:id="rId13" w:history="1">
-          <w:r>
-            <w:rPr>
-              <w:rStyle w:val="Hyperlink"/>
-            </w:rPr>
-            <w:t>n</w:t>
-          </w:r>
-        </w:hyperlink>
-      </w:r>
-      <w:r>
-        <w:rPr>
-          <w:rFonts w:ascii="Charis SIL Regular" w:hAnsi="Charis SIL Regular" w:eastAsia="Charis SIL Regular"/>
-          <w:b w:val="0"/>
-          <w:i w:val="0"/>
-          <w:color w:val="0000FF"/>
-          <w:sz w:val="24"/>
-          <w:u w:val="single"/>
-        </w:rPr>
-        <w:t xml:space="preserve"> </w:t>
-      </w:r>
-      <w:r>
-        <w:rPr>
-          <w:rFonts w:ascii="Charis SIL Regular" w:hAnsi="Charis SIL Regular" w:eastAsia="Charis SIL Regular"/>
-          <w:b w:val="0"/>
-          <w:i w:val="0"/>
-          <w:color w:val="0000FF"/>
-          <w:sz w:val="24"/>
-          <w:u w:val="single"/>
-        </w:rPr>
-        <w:hyperlink r:id="rId13" w:history="1">
-          <w:r>
-            <w:rPr>
-              <w:rStyle w:val="Hyperlink"/>
-            </w:rPr>
-            <w:t>(now</w:t>
-          </w:r>
-        </w:hyperlink>
-      </w:r>
-      <w:r>
-        <w:rPr>
-          <w:rFonts w:ascii="Charis SIL Regular" w:hAnsi="Charis SIL Regular" w:eastAsia="Charis SIL Regular"/>
-          <w:b w:val="0"/>
-          <w:i w:val="0"/>
-          <w:color w:val="0000FF"/>
-          <w:sz w:val="24"/>
-          <w:u w:val="single"/>
-        </w:rPr>
-        <w:t xml:space="preserve"> </w:t>
-      </w:r>
-      <w:r>
-        <w:rPr>
-          <w:rFonts w:ascii="Charis SIL Regular" w:hAnsi="Charis SIL Regular" w:eastAsia="Charis SIL Regular"/>
-          <w:b w:val="0"/>
-          <w:i w:val="0"/>
-          <w:color w:val="0000FF"/>
-          <w:sz w:val="24"/>
-          <w:u w:val="single"/>
-        </w:rPr>
-        <w:hyperlink r:id="rId14" w:history="1">
-          <w:r>
-            <w:rPr>
-              <w:rStyle w:val="Hyperlink"/>
-            </w:rPr>
-            <w:t>Natu</w:t>
-          </w:r>
-        </w:hyperlink>
-      </w:r>
-      <w:r>
-        <w:rPr>
-          <w:rFonts w:ascii="Charis SIL Regular" w:hAnsi="Charis SIL Regular" w:eastAsia="Charis SIL Regular"/>
-          <w:b w:val="0"/>
-          <w:i w:val="0"/>
-          <w:color w:val="0000FF"/>
-          <w:sz w:val="24"/>
-          <w:u w:val="single"/>
-        </w:rPr>
-        <w:hyperlink r:id="rId14" w:history="1">
-          <w:r>
-            <w:rPr>
-              <w:rStyle w:val="Hyperlink"/>
-            </w:rPr>
-            <w:t>r</w:t>
-          </w:r>
-        </w:hyperlink>
-      </w:r>
-      <w:r>
-        <w:rPr>
-          <w:rFonts w:ascii="Charis SIL Regular" w:hAnsi="Charis SIL Regular" w:eastAsia="Charis SIL Regular"/>
-          <w:b w:val="0"/>
-          <w:i w:val="0"/>
-          <w:color w:val="0000FF"/>
-          <w:sz w:val="24"/>
-          <w:u w:val="single"/>
-        </w:rPr>
-        <w:hyperlink r:id="rId14" w:history="1">
           <w:r>
             <w:rPr>
               <w:rStyle w:val="Hyperlink"/>

--- a/EXPORTS/DOCX/published/niveau3/English/WMAmsterdam.docx
+++ b/EXPORTS/DOCX/published/niveau3/English/WMAmsterdam.docx
@@ -388,14 +388,7 @@
           <w:sz w:val="24"/>
           <w:u w:val="single"/>
         </w:rPr>
-        <w:hyperlink r:id="rId11" w:history="1">
-          <w:r>
-            <w:rPr>
-              <w:rStyle w:val="Hyperlink"/>
-            </w:rPr>
-            <w:t>Johann</w:t>
-          </w:r>
-        </w:hyperlink>
+        <w:t>Johann George Ott</w:t>
       </w:r>
       <w:r>
         <w:rPr>
@@ -406,65 +399,7 @@
           <w:sz w:val="24"/>
           <w:u w:val="single"/>
         </w:rPr>
-        <w:t xml:space="preserve"> </w:t>
-      </w:r>
-      <w:r>
-        <w:rPr>
-          <w:rFonts w:ascii="Charis SIL Regular" w:hAnsi="Charis SIL Regular" w:eastAsia="Charis SIL Regular"/>
-          <w:b w:val="0"/>
-          <w:i w:val="0"/>
-          <w:color w:val="0000FF"/>
-          <w:sz w:val="24"/>
-          <w:u w:val="single"/>
-        </w:rPr>
-        <w:hyperlink r:id="rId11" w:history="1">
-          <w:r>
-            <w:rPr>
-              <w:rStyle w:val="Hyperlink"/>
-            </w:rPr>
-            <w:t>George</w:t>
-          </w:r>
-        </w:hyperlink>
-      </w:r>
-      <w:r>
-        <w:rPr>
-          <w:rFonts w:ascii="Charis SIL Regular" w:hAnsi="Charis SIL Regular" w:eastAsia="Charis SIL Regular"/>
-          <w:b w:val="0"/>
-          <w:i w:val="0"/>
-          <w:color w:val="0000FF"/>
-          <w:sz w:val="24"/>
-          <w:u w:val="single"/>
-        </w:rPr>
-        <w:t xml:space="preserve"> </w:t>
-      </w:r>
-      <w:r>
-        <w:rPr>
-          <w:rFonts w:ascii="Charis SIL Regular" w:hAnsi="Charis SIL Regular" w:eastAsia="Charis SIL Regular"/>
-          <w:b w:val="0"/>
-          <w:i w:val="0"/>
-          <w:color w:val="0000FF"/>
-          <w:sz w:val="24"/>
-          <w:u w:val="single"/>
-        </w:rPr>
-        <w:hyperlink r:id="rId11" w:history="1">
-          <w:r>
-            <w:rPr>
-              <w:rStyle w:val="Hyperlink"/>
-            </w:rPr>
-            <w:t>Ott</w:t>
-          </w:r>
-        </w:hyperlink>
-      </w:r>
-      <w:r>
-        <w:rPr>
-          <w:rFonts w:ascii="Charis SIL Regular" w:hAnsi="Charis SIL Regular" w:eastAsia="Charis SIL Regular"/>
-          <w:b w:val="0"/>
-          <w:i w:val="0"/>
-          <w:color w:val="0000FF"/>
-          <w:sz w:val="24"/>
-          <w:u w:val="single"/>
-        </w:rPr>
-        <w:hyperlink r:id="rId11" w:history="1">
+        <w:hyperlink r:id="rId10" w:history="1">
           <w:r>
             <w:rPr>
               <w:rStyle w:val="Hyperlink"/>
@@ -1649,7 +1584,7 @@
           <w:sz w:val="24"/>
           <w:u w:val="single"/>
         </w:rPr>
-        <w:hyperlink r:id="rId14" w:history="1">
+        <w:hyperlink r:id="rId13" w:history="1">
           <w:r>
             <w:rPr>
               <w:rStyle w:val="Hyperlink"/>
@@ -1667,7 +1602,7 @@
           <w:sz w:val="24"/>
           <w:u w:val="single"/>
         </w:rPr>
-        <w:hyperlink r:id="rId14" w:history="1">
+        <w:hyperlink r:id="rId13" w:history="1">
           <w:r>
             <w:rPr>
               <w:rStyle w:val="Hyperlink"/>
@@ -1685,7 +1620,7 @@
           <w:sz w:val="24"/>
           <w:u w:val="single"/>
         </w:rPr>
-        <w:hyperlink r:id="rId14" w:history="1">
+        <w:hyperlink r:id="rId13" w:history="1">
           <w:r>
             <w:rPr>
               <w:rStyle w:val="Hyperlink"/>
@@ -1703,7 +1638,7 @@
           <w:sz w:val="24"/>
           <w:u w:val="single"/>
         </w:rPr>
-        <w:hyperlink r:id="rId14" w:history="1">
+        <w:hyperlink r:id="rId13" w:history="1">
           <w:r>
             <w:rPr>
               <w:rStyle w:val="Hyperlink"/>
@@ -1721,7 +1656,7 @@
           <w:sz w:val="24"/>
           <w:u w:val="single"/>
         </w:rPr>
-        <w:hyperlink r:id="rId14" w:history="1">
+        <w:hyperlink r:id="rId13" w:history="1">
           <w:r>
             <w:rPr>
               <w:rStyle w:val="Hyperlink"/>
@@ -1750,7 +1685,7 @@
           <w:sz w:val="24"/>
           <w:u w:val="single"/>
         </w:rPr>
-        <w:hyperlink r:id="rId14" w:history="1">
+        <w:hyperlink r:id="rId13" w:history="1">
           <w:r>
             <w:rPr>
               <w:rStyle w:val="Hyperlink"/>
@@ -1795,9 +1730,8 @@
           <w:i w:val="0"/>
           <w:color w:val="0000FF"/>
           <w:sz w:val="24"/>
-          <w:u w:val="single"/>
-        </w:rPr>
-        <w:t xml:space="preserve"> </w:t>
+        </w:rPr>
+        <w:t xml:space="preserve"> Leiden (now Naturalis Biodiv</w:t>
       </w:r>
       <w:r>
         <w:rPr>
@@ -1808,184 +1742,7 @@
           <w:sz w:val="24"/>
           <w:u w:val="single"/>
         </w:rPr>
-        <w:hyperlink r:id="rId14" w:history="1">
-          <w:r>
-            <w:rPr>
-              <w:rStyle w:val="Hyperlink"/>
-            </w:rPr>
-            <w:t>Leid</w:t>
-          </w:r>
-        </w:hyperlink>
-      </w:r>
-      <w:r>
-        <w:rPr>
-          <w:rFonts w:ascii="Charis SIL Regular" w:hAnsi="Charis SIL Regular" w:eastAsia="Charis SIL Regular"/>
-          <w:b w:val="0"/>
-          <w:i w:val="0"/>
-          <w:color w:val="0000FF"/>
-          <w:sz w:val="24"/>
-          <w:u w:val="single"/>
-        </w:rPr>
         <w:hyperlink r:id="rId13" w:history="1">
-          <w:r>
-            <w:rPr>
-              <w:rStyle w:val="Hyperlink"/>
-            </w:rPr>
-            <w:t>e</w:t>
-          </w:r>
-        </w:hyperlink>
-      </w:r>
-      <w:r>
-        <w:rPr>
-          <w:rFonts w:ascii="Charis SIL Regular" w:hAnsi="Charis SIL Regular" w:eastAsia="Charis SIL Regular"/>
-          <w:b w:val="0"/>
-          <w:i w:val="0"/>
-          <w:color w:val="0000FF"/>
-          <w:sz w:val="24"/>
-          <w:u w:val="single"/>
-        </w:rPr>
-        <w:hyperlink r:id="rId13" w:history="1">
-          <w:r>
-            <w:rPr>
-              <w:rStyle w:val="Hyperlink"/>
-            </w:rPr>
-            <w:t>n</w:t>
-          </w:r>
-        </w:hyperlink>
-      </w:r>
-      <w:r>
-        <w:rPr>
-          <w:rFonts w:ascii="Charis SIL Regular" w:hAnsi="Charis SIL Regular" w:eastAsia="Charis SIL Regular"/>
-          <w:b w:val="0"/>
-          <w:i w:val="0"/>
-          <w:color w:val="0000FF"/>
-          <w:sz w:val="24"/>
-          <w:u w:val="single"/>
-        </w:rPr>
-        <w:t xml:space="preserve"> </w:t>
-      </w:r>
-      <w:r>
-        <w:rPr>
-          <w:rFonts w:ascii="Charis SIL Regular" w:hAnsi="Charis SIL Regular" w:eastAsia="Charis SIL Regular"/>
-          <w:b w:val="0"/>
-          <w:i w:val="0"/>
-          <w:color w:val="0000FF"/>
-          <w:sz w:val="24"/>
-          <w:u w:val="single"/>
-        </w:rPr>
-        <w:hyperlink r:id="rId13" w:history="1">
-          <w:r>
-            <w:rPr>
-              <w:rStyle w:val="Hyperlink"/>
-            </w:rPr>
-            <w:t>(now</w:t>
-          </w:r>
-        </w:hyperlink>
-      </w:r>
-      <w:r>
-        <w:rPr>
-          <w:rFonts w:ascii="Charis SIL Regular" w:hAnsi="Charis SIL Regular" w:eastAsia="Charis SIL Regular"/>
-          <w:b w:val="0"/>
-          <w:i w:val="0"/>
-          <w:color w:val="0000FF"/>
-          <w:sz w:val="24"/>
-          <w:u w:val="single"/>
-        </w:rPr>
-        <w:t xml:space="preserve"> </w:t>
-      </w:r>
-      <w:r>
-        <w:rPr>
-          <w:rFonts w:ascii="Charis SIL Regular" w:hAnsi="Charis SIL Regular" w:eastAsia="Charis SIL Regular"/>
-          <w:b w:val="0"/>
-          <w:i w:val="0"/>
-          <w:color w:val="0000FF"/>
-          <w:sz w:val="24"/>
-          <w:u w:val="single"/>
-        </w:rPr>
-        <w:hyperlink r:id="rId13" w:history="1">
-          <w:r>
-            <w:rPr>
-              <w:rStyle w:val="Hyperlink"/>
-            </w:rPr>
-            <w:t>Natu</w:t>
-          </w:r>
-        </w:hyperlink>
-      </w:r>
-      <w:r>
-        <w:rPr>
-          <w:rFonts w:ascii="Charis SIL Regular" w:hAnsi="Charis SIL Regular" w:eastAsia="Charis SIL Regular"/>
-          <w:b w:val="0"/>
-          <w:i w:val="0"/>
-          <w:color w:val="0000FF"/>
-          <w:sz w:val="24"/>
-          <w:u w:val="single"/>
-        </w:rPr>
-        <w:hyperlink r:id="rId13" w:history="1">
-          <w:r>
-            <w:rPr>
-              <w:rStyle w:val="Hyperlink"/>
-            </w:rPr>
-            <w:t>r</w:t>
-          </w:r>
-        </w:hyperlink>
-      </w:r>
-      <w:r>
-        <w:rPr>
-          <w:rFonts w:ascii="Charis SIL Regular" w:hAnsi="Charis SIL Regular" w:eastAsia="Charis SIL Regular"/>
-          <w:b w:val="0"/>
-          <w:i w:val="0"/>
-          <w:color w:val="0000FF"/>
-          <w:sz w:val="24"/>
-          <w:u w:val="single"/>
-        </w:rPr>
-        <w:hyperlink r:id="rId13" w:history="1">
-          <w:r>
-            <w:rPr>
-              <w:rStyle w:val="Hyperlink"/>
-            </w:rPr>
-            <w:t>alis</w:t>
-          </w:r>
-        </w:hyperlink>
-      </w:r>
-      <w:r>
-        <w:rPr>
-          <w:rFonts w:ascii="Charis SIL Regular" w:hAnsi="Charis SIL Regular" w:eastAsia="Charis SIL Regular"/>
-          <w:b w:val="0"/>
-          <w:i w:val="0"/>
-          <w:color w:val="0000FF"/>
-          <w:sz w:val="24"/>
-          <w:u w:val="single"/>
-        </w:rPr>
-        <w:t xml:space="preserve"> </w:t>
-      </w:r>
-      <w:r>
-        <w:rPr>
-          <w:rFonts w:ascii="Charis SIL Regular" w:hAnsi="Charis SIL Regular" w:eastAsia="Charis SIL Regular"/>
-          <w:b w:val="0"/>
-          <w:i w:val="0"/>
-          <w:color w:val="0000FF"/>
-          <w:sz w:val="24"/>
-          <w:u w:val="single"/>
-        </w:rPr>
-        <w:hyperlink r:id="rId14" w:history="1">
-          <w:r>
-            <w:rPr>
-              <w:rStyle w:val="Hyperlink"/>
-            </w:rPr>
-            <w:t>Biodiv</w:t>
-          </w:r>
-        </w:hyperlink>
-      </w:r>
-      <w:r>
-        <w:rPr>
-          <w:rFonts w:ascii="Charis SIL Regular" w:hAnsi="Charis SIL Regular" w:eastAsia="Charis SIL Regular"/>
-          <w:b w:val="0"/>
-          <w:i w:val="0"/>
-          <w:color w:val="0000FF"/>
-          <w:sz w:val="24"/>
-          <w:u w:val="single"/>
-        </w:rPr>
-        <w:hyperlink r:id="rId14" w:history="1">
           <w:r>
             <w:rPr>
               <w:rStyle w:val="Hyperlink"/>
@@ -2003,7 +1760,7 @@
           <w:sz w:val="24"/>
           <w:u w:val="single"/>
         </w:rPr>
-        <w:hyperlink r:id="rId14" w:history="1">
+        <w:hyperlink r:id="rId13" w:history="1">
           <w:r>
             <w:rPr>
               <w:rStyle w:val="Hyperlink"/>
@@ -2032,7 +1789,7 @@
           <w:sz w:val="24"/>
           <w:u w:val="single"/>
         </w:rPr>
-        <w:hyperlink r:id="rId14" w:history="1">
+        <w:hyperlink r:id="rId13" w:history="1">
           <w:r>
             <w:rPr>
               <w:rStyle w:val="Hyperlink"/>

--- a/EXPORTS/DOCX/published/niveau3/English/WMAmsterdam.docx
+++ b/EXPORTS/DOCX/published/niveau3/English/WMAmsterdam.docx
@@ -540,7 +540,7 @@
           <w:sz w:val="24"/>
           <w:u w:val="single"/>
         </w:rPr>
-        <w:hyperlink r:id="rId10" w:history="1">
+        <w:hyperlink r:id="rId11" w:history="1">
           <w:r>
             <w:rPr>
               <w:rStyle w:val="Hyperlink"/>
@@ -558,7 +558,7 @@
           <w:sz w:val="24"/>
           <w:u w:val="single"/>
         </w:rPr>
-        <w:hyperlink r:id="rId10" w:history="1">
+        <w:hyperlink r:id="rId11" w:history="1">
           <w:r>
             <w:rPr>
               <w:rStyle w:val="Hyperlink"/>
@@ -605,7 +605,7 @@
           <w:sz w:val="24"/>
           <w:u w:val="single"/>
         </w:rPr>
-        <w:hyperlink r:id="rId11" w:history="1">
+        <w:hyperlink r:id="rId10" w:history="1">
           <w:r>
             <w:rPr>
               <w:rStyle w:val="Hyperlink"/>
@@ -623,7 +623,7 @@
           <w:sz w:val="24"/>
           <w:u w:val="single"/>
         </w:rPr>
-        <w:hyperlink r:id="rId11" w:history="1">
+        <w:hyperlink r:id="rId10" w:history="1">
           <w:r>
             <w:rPr>
               <w:rStyle w:val="Hyperlink"/>
@@ -1573,7 +1573,7 @@
           <w:sz w:val="24"/>
           <w:u w:val="single"/>
         </w:rPr>
-        <w:hyperlink r:id="rId14" w:history="1">
+        <w:hyperlink r:id="rId13" w:history="1">
           <w:r>
             <w:rPr>
               <w:rStyle w:val="Hyperlink"/>
@@ -1591,7 +1591,7 @@
           <w:sz w:val="24"/>
           <w:u w:val="single"/>
         </w:rPr>
-        <w:hyperlink r:id="rId14" w:history="1">
+        <w:hyperlink r:id="rId13" w:history="1">
           <w:r>
             <w:rPr>
               <w:rStyle w:val="Hyperlink"/>
@@ -1685,12 +1685,229 @@
           <w:sz w:val="24"/>
           <w:u w:val="single"/>
         </w:rPr>
+        <w:hyperlink r:id="rId14" w:history="1">
+          <w:r>
+            <w:rPr>
+              <w:rStyle w:val="Hyperlink"/>
+            </w:rPr>
+            <w:t>tu</w:t>
+          </w:r>
+        </w:hyperlink>
+      </w:r>
+      <w:r>
+        <w:rPr>
+          <w:rFonts w:ascii="Charis SIL Regular" w:hAnsi="Charis SIL Regular" w:eastAsia="Charis SIL Regular"/>
+          <w:b w:val="0"/>
+          <w:i w:val="0"/>
+          <w:color w:val="0000FF"/>
+          <w:sz w:val="24"/>
+          <w:u w:val="single"/>
+        </w:rPr>
+        <w:hyperlink r:id="rId14" w:history="1">
+          <w:r>
+            <w:rPr>
+              <w:rStyle w:val="Hyperlink"/>
+            </w:rPr>
+            <w:t>r</w:t>
+          </w:r>
+        </w:hyperlink>
+      </w:r>
+      <w:r>
+        <w:rPr>
+          <w:rFonts w:ascii="Charis SIL Regular" w:hAnsi="Charis SIL Regular" w:eastAsia="Charis SIL Regular"/>
+          <w:b w:val="0"/>
+          <w:i w:val="0"/>
+          <w:color w:val="0000FF"/>
+          <w:sz w:val="24"/>
+          <w:u w:val="single"/>
+        </w:rPr>
         <w:hyperlink r:id="rId13" w:history="1">
           <w:r>
             <w:rPr>
               <w:rStyle w:val="Hyperlink"/>
             </w:rPr>
-            <w:t>tu</w:t>
+            <w:t>al</w:t>
+          </w:r>
+        </w:hyperlink>
+      </w:r>
+      <w:r>
+        <w:rPr>
+          <w:rFonts w:ascii="Charis SIL Regular" w:hAnsi="Charis SIL Regular" w:eastAsia="Charis SIL Regular"/>
+          <w:b w:val="0"/>
+          <w:i w:val="0"/>
+          <w:color w:val="0000FF"/>
+          <w:sz w:val="24"/>
+          <w:u w:val="single"/>
+        </w:rPr>
+        <w:t xml:space="preserve"> </w:t>
+      </w:r>
+      <w:r>
+        <w:rPr>
+          <w:rFonts w:ascii="Charis SIL Regular" w:hAnsi="Charis SIL Regular" w:eastAsia="Charis SIL Regular"/>
+          <w:b w:val="0"/>
+          <w:i w:val="0"/>
+          <w:color w:val="0000FF"/>
+          <w:sz w:val="24"/>
+          <w:u w:val="single"/>
+        </w:rPr>
+        <w:hyperlink r:id="rId13" w:history="1">
+          <w:r>
+            <w:rPr>
+              <w:rStyle w:val="Hyperlink"/>
+            </w:rPr>
+            <w:t>History</w:t>
+          </w:r>
+        </w:hyperlink>
+      </w:r>
+      <w:r>
+        <w:rPr>
+          <w:rFonts w:ascii="Charis SIL Regular" w:hAnsi="Charis SIL Regular" w:eastAsia="Charis SIL Regular"/>
+          <w:b w:val="0"/>
+          <w:i w:val="0"/>
+          <w:color w:val="0000FF"/>
+          <w:sz w:val="24"/>
+          <w:u w:val="single"/>
+        </w:rPr>
+        <w:t xml:space="preserve"> </w:t>
+      </w:r>
+      <w:r>
+        <w:rPr>
+          <w:rFonts w:ascii="Charis SIL Regular" w:hAnsi="Charis SIL Regular" w:eastAsia="Charis SIL Regular"/>
+          <w:b w:val="0"/>
+          <w:i w:val="0"/>
+          <w:color w:val="0000FF"/>
+          <w:sz w:val="24"/>
+          <w:u w:val="single"/>
+        </w:rPr>
+        <w:hyperlink r:id="rId13" w:history="1">
+          <w:r>
+            <w:rPr>
+              <w:rStyle w:val="Hyperlink"/>
+            </w:rPr>
+            <w:t>in</w:t>
+          </w:r>
+        </w:hyperlink>
+      </w:r>
+      <w:r>
+        <w:rPr>
+          <w:rFonts w:ascii="Charis SIL Regular" w:hAnsi="Charis SIL Regular" w:eastAsia="Charis SIL Regular"/>
+          <w:b w:val="0"/>
+          <w:i w:val="0"/>
+          <w:color w:val="0000FF"/>
+          <w:sz w:val="24"/>
+          <w:u w:val="single"/>
+        </w:rPr>
+        <w:t xml:space="preserve"> </w:t>
+      </w:r>
+      <w:r>
+        <w:rPr>
+          <w:rFonts w:ascii="Charis SIL Regular" w:hAnsi="Charis SIL Regular" w:eastAsia="Charis SIL Regular"/>
+          <w:b w:val="0"/>
+          <w:i w:val="0"/>
+          <w:color w:val="0000FF"/>
+          <w:sz w:val="24"/>
+          <w:u w:val="single"/>
+        </w:rPr>
+        <w:hyperlink r:id="rId13" w:history="1">
+          <w:r>
+            <w:rPr>
+              <w:rStyle w:val="Hyperlink"/>
+            </w:rPr>
+            <w:t>Leid</w:t>
+          </w:r>
+        </w:hyperlink>
+      </w:r>
+      <w:r>
+        <w:rPr>
+          <w:rFonts w:ascii="Charis SIL Regular" w:hAnsi="Charis SIL Regular" w:eastAsia="Charis SIL Regular"/>
+          <w:b w:val="0"/>
+          <w:i w:val="0"/>
+          <w:color w:val="0000FF"/>
+          <w:sz w:val="24"/>
+          <w:u w:val="single"/>
+        </w:rPr>
+        <w:hyperlink r:id="rId13" w:history="1">
+          <w:r>
+            <w:rPr>
+              <w:rStyle w:val="Hyperlink"/>
+            </w:rPr>
+            <w:t>e</w:t>
+          </w:r>
+        </w:hyperlink>
+      </w:r>
+      <w:r>
+        <w:rPr>
+          <w:rFonts w:ascii="Charis SIL Regular" w:hAnsi="Charis SIL Regular" w:eastAsia="Charis SIL Regular"/>
+          <w:b w:val="0"/>
+          <w:i w:val="0"/>
+          <w:color w:val="0000FF"/>
+          <w:sz w:val="24"/>
+          <w:u w:val="single"/>
+        </w:rPr>
+        <w:hyperlink r:id="rId13" w:history="1">
+          <w:r>
+            <w:rPr>
+              <w:rStyle w:val="Hyperlink"/>
+            </w:rPr>
+            <w:t>n</w:t>
+          </w:r>
+        </w:hyperlink>
+      </w:r>
+      <w:r>
+        <w:rPr>
+          <w:rFonts w:ascii="Charis SIL Regular" w:hAnsi="Charis SIL Regular" w:eastAsia="Charis SIL Regular"/>
+          <w:b w:val="0"/>
+          <w:i w:val="0"/>
+          <w:color w:val="0000FF"/>
+          <w:sz w:val="24"/>
+          <w:u w:val="single"/>
+        </w:rPr>
+        <w:t xml:space="preserve"> </w:t>
+      </w:r>
+      <w:r>
+        <w:rPr>
+          <w:rFonts w:ascii="Charis SIL Regular" w:hAnsi="Charis SIL Regular" w:eastAsia="Charis SIL Regular"/>
+          <w:b w:val="0"/>
+          <w:i w:val="0"/>
+          <w:color w:val="0000FF"/>
+          <w:sz w:val="24"/>
+          <w:u w:val="single"/>
+        </w:rPr>
+        <w:hyperlink r:id="rId13" w:history="1">
+          <w:r>
+            <w:rPr>
+              <w:rStyle w:val="Hyperlink"/>
+            </w:rPr>
+            <w:t>(now</w:t>
+          </w:r>
+        </w:hyperlink>
+      </w:r>
+      <w:r>
+        <w:rPr>
+          <w:rFonts w:ascii="Charis SIL Regular" w:hAnsi="Charis SIL Regular" w:eastAsia="Charis SIL Regular"/>
+          <w:b w:val="0"/>
+          <w:i w:val="0"/>
+          <w:color w:val="0000FF"/>
+          <w:sz w:val="24"/>
+          <w:u w:val="single"/>
+        </w:rPr>
+        <w:t xml:space="preserve"> </w:t>
+      </w:r>
+      <w:r>
+        <w:rPr>
+          <w:rFonts w:ascii="Charis SIL Regular" w:hAnsi="Charis SIL Regular" w:eastAsia="Charis SIL Regular"/>
+          <w:b w:val="0"/>
+          <w:i w:val="0"/>
+          <w:color w:val="0000FF"/>
+          <w:sz w:val="24"/>
+          <w:u w:val="single"/>
+        </w:rPr>
+        <w:hyperlink r:id="rId13" w:history="1">
+          <w:r>
+            <w:rPr>
+              <w:rStyle w:val="Hyperlink"/>
+            </w:rPr>
+            <w:t>Natu</w:t>
           </w:r>
         </w:hyperlink>
       </w:r>
@@ -1722,223 +1939,6 @@
           <w:u w:val="single"/>
         </w:rPr>
         <w:hyperlink r:id="rId13" w:history="1">
-          <w:r>
-            <w:rPr>
-              <w:rStyle w:val="Hyperlink"/>
-            </w:rPr>
-            <w:t>al</w:t>
-          </w:r>
-        </w:hyperlink>
-      </w:r>
-      <w:r>
-        <w:rPr>
-          <w:rFonts w:ascii="Charis SIL Regular" w:hAnsi="Charis SIL Regular" w:eastAsia="Charis SIL Regular"/>
-          <w:b w:val="0"/>
-          <w:i w:val="0"/>
-          <w:color w:val="0000FF"/>
-          <w:sz w:val="24"/>
-          <w:u w:val="single"/>
-        </w:rPr>
-        <w:t xml:space="preserve"> </w:t>
-      </w:r>
-      <w:r>
-        <w:rPr>
-          <w:rFonts w:ascii="Charis SIL Regular" w:hAnsi="Charis SIL Regular" w:eastAsia="Charis SIL Regular"/>
-          <w:b w:val="0"/>
-          <w:i w:val="0"/>
-          <w:color w:val="0000FF"/>
-          <w:sz w:val="24"/>
-          <w:u w:val="single"/>
-        </w:rPr>
-        <w:hyperlink r:id="rId13" w:history="1">
-          <w:r>
-            <w:rPr>
-              <w:rStyle w:val="Hyperlink"/>
-            </w:rPr>
-            <w:t>History</w:t>
-          </w:r>
-        </w:hyperlink>
-      </w:r>
-      <w:r>
-        <w:rPr>
-          <w:rFonts w:ascii="Charis SIL Regular" w:hAnsi="Charis SIL Regular" w:eastAsia="Charis SIL Regular"/>
-          <w:b w:val="0"/>
-          <w:i w:val="0"/>
-          <w:color w:val="0000FF"/>
-          <w:sz w:val="24"/>
-          <w:u w:val="single"/>
-        </w:rPr>
-        <w:t xml:space="preserve"> </w:t>
-      </w:r>
-      <w:r>
-        <w:rPr>
-          <w:rFonts w:ascii="Charis SIL Regular" w:hAnsi="Charis SIL Regular" w:eastAsia="Charis SIL Regular"/>
-          <w:b w:val="0"/>
-          <w:i w:val="0"/>
-          <w:color w:val="0000FF"/>
-          <w:sz w:val="24"/>
-          <w:u w:val="single"/>
-        </w:rPr>
-        <w:hyperlink r:id="rId13" w:history="1">
-          <w:r>
-            <w:rPr>
-              <w:rStyle w:val="Hyperlink"/>
-            </w:rPr>
-            <w:t>in</w:t>
-          </w:r>
-        </w:hyperlink>
-      </w:r>
-      <w:r>
-        <w:rPr>
-          <w:rFonts w:ascii="Charis SIL Regular" w:hAnsi="Charis SIL Regular" w:eastAsia="Charis SIL Regular"/>
-          <w:b w:val="0"/>
-          <w:i w:val="0"/>
-          <w:color w:val="0000FF"/>
-          <w:sz w:val="24"/>
-          <w:u w:val="single"/>
-        </w:rPr>
-        <w:t xml:space="preserve"> </w:t>
-      </w:r>
-      <w:r>
-        <w:rPr>
-          <w:rFonts w:ascii="Charis SIL Regular" w:hAnsi="Charis SIL Regular" w:eastAsia="Charis SIL Regular"/>
-          <w:b w:val="0"/>
-          <w:i w:val="0"/>
-          <w:color w:val="0000FF"/>
-          <w:sz w:val="24"/>
-          <w:u w:val="single"/>
-        </w:rPr>
-        <w:hyperlink r:id="rId13" w:history="1">
-          <w:r>
-            <w:rPr>
-              <w:rStyle w:val="Hyperlink"/>
-            </w:rPr>
-            <w:t>Leid</w:t>
-          </w:r>
-        </w:hyperlink>
-      </w:r>
-      <w:r>
-        <w:rPr>
-          <w:rFonts w:ascii="Charis SIL Regular" w:hAnsi="Charis SIL Regular" w:eastAsia="Charis SIL Regular"/>
-          <w:b w:val="0"/>
-          <w:i w:val="0"/>
-          <w:color w:val="0000FF"/>
-          <w:sz w:val="24"/>
-          <w:u w:val="single"/>
-        </w:rPr>
-        <w:hyperlink r:id="rId13" w:history="1">
-          <w:r>
-            <w:rPr>
-              <w:rStyle w:val="Hyperlink"/>
-            </w:rPr>
-            <w:t>e</w:t>
-          </w:r>
-        </w:hyperlink>
-      </w:r>
-      <w:r>
-        <w:rPr>
-          <w:rFonts w:ascii="Charis SIL Regular" w:hAnsi="Charis SIL Regular" w:eastAsia="Charis SIL Regular"/>
-          <w:b w:val="0"/>
-          <w:i w:val="0"/>
-          <w:color w:val="0000FF"/>
-          <w:sz w:val="24"/>
-          <w:u w:val="single"/>
-        </w:rPr>
-        <w:hyperlink r:id="rId13" w:history="1">
-          <w:r>
-            <w:rPr>
-              <w:rStyle w:val="Hyperlink"/>
-            </w:rPr>
-            <w:t>n</w:t>
-          </w:r>
-        </w:hyperlink>
-      </w:r>
-      <w:r>
-        <w:rPr>
-          <w:rFonts w:ascii="Charis SIL Regular" w:hAnsi="Charis SIL Regular" w:eastAsia="Charis SIL Regular"/>
-          <w:b w:val="0"/>
-          <w:i w:val="0"/>
-          <w:color w:val="0000FF"/>
-          <w:sz w:val="24"/>
-          <w:u w:val="single"/>
-        </w:rPr>
-        <w:t xml:space="preserve"> </w:t>
-      </w:r>
-      <w:r>
-        <w:rPr>
-          <w:rFonts w:ascii="Charis SIL Regular" w:hAnsi="Charis SIL Regular" w:eastAsia="Charis SIL Regular"/>
-          <w:b w:val="0"/>
-          <w:i w:val="0"/>
-          <w:color w:val="0000FF"/>
-          <w:sz w:val="24"/>
-          <w:u w:val="single"/>
-        </w:rPr>
-        <w:hyperlink r:id="rId13" w:history="1">
-          <w:r>
-            <w:rPr>
-              <w:rStyle w:val="Hyperlink"/>
-            </w:rPr>
-            <w:t>(now</w:t>
-          </w:r>
-        </w:hyperlink>
-      </w:r>
-      <w:r>
-        <w:rPr>
-          <w:rFonts w:ascii="Charis SIL Regular" w:hAnsi="Charis SIL Regular" w:eastAsia="Charis SIL Regular"/>
-          <w:b w:val="0"/>
-          <w:i w:val="0"/>
-          <w:color w:val="0000FF"/>
-          <w:sz w:val="24"/>
-          <w:u w:val="single"/>
-        </w:rPr>
-        <w:t xml:space="preserve"> </w:t>
-      </w:r>
-      <w:r>
-        <w:rPr>
-          <w:rFonts w:ascii="Charis SIL Regular" w:hAnsi="Charis SIL Regular" w:eastAsia="Charis SIL Regular"/>
-          <w:b w:val="0"/>
-          <w:i w:val="0"/>
-          <w:color w:val="0000FF"/>
-          <w:sz w:val="24"/>
-          <w:u w:val="single"/>
-        </w:rPr>
-        <w:hyperlink r:id="rId14" w:history="1">
-          <w:r>
-            <w:rPr>
-              <w:rStyle w:val="Hyperlink"/>
-            </w:rPr>
-            <w:t>Natu</w:t>
-          </w:r>
-        </w:hyperlink>
-      </w:r>
-      <w:r>
-        <w:rPr>
-          <w:rFonts w:ascii="Charis SIL Regular" w:hAnsi="Charis SIL Regular" w:eastAsia="Charis SIL Regular"/>
-          <w:b w:val="0"/>
-          <w:i w:val="0"/>
-          <w:color w:val="0000FF"/>
-          <w:sz w:val="24"/>
-          <w:u w:val="single"/>
-        </w:rPr>
-        <w:hyperlink r:id="rId14" w:history="1">
-          <w:r>
-            <w:rPr>
-              <w:rStyle w:val="Hyperlink"/>
-            </w:rPr>
-            <w:t>r</w:t>
-          </w:r>
-        </w:hyperlink>
-      </w:r>
-      <w:r>
-        <w:rPr>
-          <w:rFonts w:ascii="Charis SIL Regular" w:hAnsi="Charis SIL Regular" w:eastAsia="Charis SIL Regular"/>
-          <w:b w:val="0"/>
-          <w:i w:val="0"/>
-          <w:color w:val="0000FF"/>
-          <w:sz w:val="24"/>
-          <w:u w:val="single"/>
-        </w:rPr>
-        <w:hyperlink r:id="rId14" w:history="1">
           <w:r>
             <w:rPr>
               <w:rStyle w:val="Hyperlink"/>

--- a/EXPORTS/DOCX/published/niveau3/English/WMAmsterdam.docx
+++ b/EXPORTS/DOCX/published/niveau3/English/WMAmsterdam.docx
@@ -195,25 +195,7 @@
           <w:color w:val="000000"/>
           <w:sz w:val="24"/>
         </w:rPr>
-        <w:t>Haarlem in 1871. The Colonial Museum, located in Paviljo</w:t>
-      </w:r>
-      <w:r>
-        <w:rPr>
-          <w:u w:val="single" w:color="0000ff"/>
-          <w:rFonts w:ascii="Charis SIL Regular" w:hAnsi="Charis SIL Regular" w:eastAsia="Charis SIL Regular"/>
-          <w:b w:val="0"/>
-          <w:i w:val="0"/>
-          <w:color w:val="000000"/>
-          <w:sz w:val="24"/>
-        </w:rPr>
-        <w:hyperlink r:id="rId9" w:history="1">
-          <w:r>
-            <w:rPr>
-              <w:rStyle w:val="Hyperlink"/>
-            </w:rPr>
-            <w:t>en Welg</w:t>
-          </w:r>
-        </w:hyperlink>
+        <w:t>Haarlem in 1871. The Colonial Museum, located in Paviljoen Welg</w:t>
       </w:r>
       <w:r>
         <w:rPr>
@@ -388,12 +370,52 @@
           <w:sz w:val="24"/>
           <w:u w:val="single"/>
         </w:rPr>
+        <w:t>Johann George Ott</w:t>
+      </w:r>
+      <w:r>
+        <w:rPr>
+          <w:rFonts w:ascii="Charis SIL Regular" w:hAnsi="Charis SIL Regular" w:eastAsia="Charis SIL Regular"/>
+          <w:b w:val="0"/>
+          <w:i w:val="0"/>
+          <w:color w:val="0000FF"/>
+          <w:sz w:val="24"/>
+          <w:u w:val="single"/>
+        </w:rPr>
+        <w:hyperlink r:id="rId10" w:history="1">
+          <w:r>
+            <w:rPr>
+              <w:rStyle w:val="Hyperlink"/>
+            </w:rPr>
+            <w:t>o</w:t>
+          </w:r>
+        </w:hyperlink>
+      </w:r>
+      <w:r>
+        <w:rPr>
+          <w:rFonts w:ascii="Charis SIL Regular" w:hAnsi="Charis SIL Regular" w:eastAsia="Charis SIL Regular"/>
+          <w:b w:val="0"/>
+          <w:i w:val="0"/>
+          <w:color w:val="0000FF"/>
+          <w:sz w:val="24"/>
+          <w:u w:val="single"/>
+        </w:rPr>
+        <w:t xml:space="preserve"> </w:t>
+      </w:r>
+      <w:r>
+        <w:rPr>
+          <w:rFonts w:ascii="Charis SIL Regular" w:hAnsi="Charis SIL Regular" w:eastAsia="Charis SIL Regular"/>
+          <w:b w:val="0"/>
+          <w:i w:val="0"/>
+          <w:color w:val="0000FF"/>
+          <w:sz w:val="24"/>
+          <w:u w:val="single"/>
+        </w:rPr>
         <w:hyperlink r:id="rId11" w:history="1">
           <w:r>
             <w:rPr>
               <w:rStyle w:val="Hyperlink"/>
             </w:rPr>
-            <w:t>Johann</w:t>
+            <w:t>Stuart</w:t>
           </w:r>
         </w:hyperlink>
       </w:r>
@@ -422,36 +444,7 @@
             <w:rPr>
               <w:rStyle w:val="Hyperlink"/>
             </w:rPr>
-            <w:t>George</w:t>
-          </w:r>
-        </w:hyperlink>
-      </w:r>
-      <w:r>
-        <w:rPr>
-          <w:rFonts w:ascii="Charis SIL Regular" w:hAnsi="Charis SIL Regular" w:eastAsia="Charis SIL Regular"/>
-          <w:b w:val="0"/>
-          <w:i w:val="0"/>
-          <w:color w:val="0000FF"/>
-          <w:sz w:val="24"/>
-          <w:u w:val="single"/>
-        </w:rPr>
-        <w:t xml:space="preserve"> </w:t>
-      </w:r>
-      <w:r>
-        <w:rPr>
-          <w:rFonts w:ascii="Charis SIL Regular" w:hAnsi="Charis SIL Regular" w:eastAsia="Charis SIL Regular"/>
-          <w:b w:val="0"/>
-          <w:i w:val="0"/>
-          <w:color w:val="0000FF"/>
-          <w:sz w:val="24"/>
-          <w:u w:val="single"/>
-        </w:rPr>
-        <w:hyperlink r:id="rId11" w:history="1">
-          <w:r>
-            <w:rPr>
-              <w:rStyle w:val="Hyperlink"/>
-            </w:rPr>
-            <w:t>Ott</w:t>
+            <w:t>v</w:t>
           </w:r>
         </w:hyperlink>
       </w:r>
@@ -482,82 +475,6 @@
           <w:sz w:val="24"/>
           <w:u w:val="single"/>
         </w:rPr>
-        <w:t xml:space="preserve"> </w:t>
-      </w:r>
-      <w:r>
-        <w:rPr>
-          <w:rFonts w:ascii="Charis SIL Regular" w:hAnsi="Charis SIL Regular" w:eastAsia="Charis SIL Regular"/>
-          <w:b w:val="0"/>
-          <w:i w:val="0"/>
-          <w:color w:val="0000FF"/>
-          <w:sz w:val="24"/>
-          <w:u w:val="single"/>
-        </w:rPr>
-        <w:hyperlink r:id="rId11" w:history="1">
-          <w:r>
-            <w:rPr>
-              <w:rStyle w:val="Hyperlink"/>
-            </w:rPr>
-            <w:t>Stuart</w:t>
-          </w:r>
-        </w:hyperlink>
-      </w:r>
-      <w:r>
-        <w:rPr>
-          <w:rFonts w:ascii="Charis SIL Regular" w:hAnsi="Charis SIL Regular" w:eastAsia="Charis SIL Regular"/>
-          <w:b w:val="0"/>
-          <w:i w:val="0"/>
-          <w:color w:val="0000FF"/>
-          <w:sz w:val="24"/>
-          <w:u w:val="single"/>
-        </w:rPr>
-        <w:t xml:space="preserve"> </w:t>
-      </w:r>
-      <w:r>
-        <w:rPr>
-          <w:rFonts w:ascii="Charis SIL Regular" w:hAnsi="Charis SIL Regular" w:eastAsia="Charis SIL Regular"/>
-          <w:b w:val="0"/>
-          <w:i w:val="0"/>
-          <w:color w:val="0000FF"/>
-          <w:sz w:val="24"/>
-          <w:u w:val="single"/>
-        </w:rPr>
-        <w:hyperlink r:id="rId11" w:history="1">
-          <w:r>
-            <w:rPr>
-              <w:rStyle w:val="Hyperlink"/>
-            </w:rPr>
-            <w:t>v</w:t>
-          </w:r>
-        </w:hyperlink>
-      </w:r>
-      <w:r>
-        <w:rPr>
-          <w:rFonts w:ascii="Charis SIL Regular" w:hAnsi="Charis SIL Regular" w:eastAsia="Charis SIL Regular"/>
-          <w:b w:val="0"/>
-          <w:i w:val="0"/>
-          <w:color w:val="0000FF"/>
-          <w:sz w:val="24"/>
-          <w:u w:val="single"/>
-        </w:rPr>
-        <w:hyperlink r:id="rId11" w:history="1">
-          <w:r>
-            <w:rPr>
-              <w:rStyle w:val="Hyperlink"/>
-            </w:rPr>
-            <w:t>o</w:t>
-          </w:r>
-        </w:hyperlink>
-      </w:r>
-      <w:r>
-        <w:rPr>
-          <w:rFonts w:ascii="Charis SIL Regular" w:hAnsi="Charis SIL Regular" w:eastAsia="Charis SIL Regular"/>
-          <w:b w:val="0"/>
-          <w:i w:val="0"/>
-          <w:color w:val="0000FF"/>
-          <w:sz w:val="24"/>
-          <w:u w:val="single"/>
-        </w:rPr>
         <w:hyperlink r:id="rId11" w:history="1">
           <w:r>
             <w:rPr>
@@ -605,7 +522,7 @@
           <w:sz w:val="24"/>
           <w:u w:val="single"/>
         </w:rPr>
-        <w:hyperlink r:id="rId10" w:history="1">
+        <w:hyperlink r:id="rId11" w:history="1">
           <w:r>
             <w:rPr>
               <w:rStyle w:val="Hyperlink"/>
@@ -623,7 +540,7 @@
           <w:sz w:val="24"/>
           <w:u w:val="single"/>
         </w:rPr>
-        <w:hyperlink r:id="rId10" w:history="1">
+        <w:hyperlink r:id="rId11" w:history="1">
           <w:r>
             <w:rPr>
               <w:rStyle w:val="Hyperlink"/>
@@ -1620,7 +1537,7 @@
           <w:sz w:val="24"/>
           <w:u w:val="single"/>
         </w:rPr>
-        <w:hyperlink r:id="rId14" w:history="1">
+        <w:hyperlink r:id="rId13" w:history="1">
           <w:r>
             <w:rPr>
               <w:rStyle w:val="Hyperlink"/>
@@ -1649,7 +1566,7 @@
           <w:sz w:val="24"/>
           <w:u w:val="single"/>
         </w:rPr>
-        <w:hyperlink r:id="rId14" w:history="1">
+        <w:hyperlink r:id="rId13" w:history="1">
           <w:r>
             <w:rPr>
               <w:rStyle w:val="Hyperlink"/>
@@ -1667,7 +1584,7 @@
           <w:sz w:val="24"/>
           <w:u w:val="single"/>
         </w:rPr>
-        <w:hyperlink r:id="rId14" w:history="1">
+        <w:hyperlink r:id="rId13" w:history="1">
           <w:r>
             <w:rPr>
               <w:rStyle w:val="Hyperlink"/>
@@ -1685,12 +1602,229 @@
           <w:sz w:val="24"/>
           <w:u w:val="single"/>
         </w:rPr>
+        <w:hyperlink r:id="rId13" w:history="1">
+          <w:r>
+            <w:rPr>
+              <w:rStyle w:val="Hyperlink"/>
+            </w:rPr>
+            <w:t>tu</w:t>
+          </w:r>
+        </w:hyperlink>
+      </w:r>
+      <w:r>
+        <w:rPr>
+          <w:rFonts w:ascii="Charis SIL Regular" w:hAnsi="Charis SIL Regular" w:eastAsia="Charis SIL Regular"/>
+          <w:b w:val="0"/>
+          <w:i w:val="0"/>
+          <w:color w:val="0000FF"/>
+          <w:sz w:val="24"/>
+          <w:u w:val="single"/>
+        </w:rPr>
+        <w:hyperlink r:id="rId13" w:history="1">
+          <w:r>
+            <w:rPr>
+              <w:rStyle w:val="Hyperlink"/>
+            </w:rPr>
+            <w:t>r</w:t>
+          </w:r>
+        </w:hyperlink>
+      </w:r>
+      <w:r>
+        <w:rPr>
+          <w:rFonts w:ascii="Charis SIL Regular" w:hAnsi="Charis SIL Regular" w:eastAsia="Charis SIL Regular"/>
+          <w:b w:val="0"/>
+          <w:i w:val="0"/>
+          <w:color w:val="0000FF"/>
+          <w:sz w:val="24"/>
+          <w:u w:val="single"/>
+        </w:rPr>
+        <w:hyperlink r:id="rId13" w:history="1">
+          <w:r>
+            <w:rPr>
+              <w:rStyle w:val="Hyperlink"/>
+            </w:rPr>
+            <w:t>al</w:t>
+          </w:r>
+        </w:hyperlink>
+      </w:r>
+      <w:r>
+        <w:rPr>
+          <w:rFonts w:ascii="Charis SIL Regular" w:hAnsi="Charis SIL Regular" w:eastAsia="Charis SIL Regular"/>
+          <w:b w:val="0"/>
+          <w:i w:val="0"/>
+          <w:color w:val="0000FF"/>
+          <w:sz w:val="24"/>
+          <w:u w:val="single"/>
+        </w:rPr>
+        <w:t xml:space="preserve"> </w:t>
+      </w:r>
+      <w:r>
+        <w:rPr>
+          <w:rFonts w:ascii="Charis SIL Regular" w:hAnsi="Charis SIL Regular" w:eastAsia="Charis SIL Regular"/>
+          <w:b w:val="0"/>
+          <w:i w:val="0"/>
+          <w:color w:val="0000FF"/>
+          <w:sz w:val="24"/>
+          <w:u w:val="single"/>
+        </w:rPr>
+        <w:hyperlink r:id="rId13" w:history="1">
+          <w:r>
+            <w:rPr>
+              <w:rStyle w:val="Hyperlink"/>
+            </w:rPr>
+            <w:t>History</w:t>
+          </w:r>
+        </w:hyperlink>
+      </w:r>
+      <w:r>
+        <w:rPr>
+          <w:rFonts w:ascii="Charis SIL Regular" w:hAnsi="Charis SIL Regular" w:eastAsia="Charis SIL Regular"/>
+          <w:b w:val="0"/>
+          <w:i w:val="0"/>
+          <w:color w:val="0000FF"/>
+          <w:sz w:val="24"/>
+          <w:u w:val="single"/>
+        </w:rPr>
+        <w:t xml:space="preserve"> </w:t>
+      </w:r>
+      <w:r>
+        <w:rPr>
+          <w:rFonts w:ascii="Charis SIL Regular" w:hAnsi="Charis SIL Regular" w:eastAsia="Charis SIL Regular"/>
+          <w:b w:val="0"/>
+          <w:i w:val="0"/>
+          <w:color w:val="0000FF"/>
+          <w:sz w:val="24"/>
+          <w:u w:val="single"/>
+        </w:rPr>
+        <w:hyperlink r:id="rId13" w:history="1">
+          <w:r>
+            <w:rPr>
+              <w:rStyle w:val="Hyperlink"/>
+            </w:rPr>
+            <w:t>in</w:t>
+          </w:r>
+        </w:hyperlink>
+      </w:r>
+      <w:r>
+        <w:rPr>
+          <w:rFonts w:ascii="Charis SIL Regular" w:hAnsi="Charis SIL Regular" w:eastAsia="Charis SIL Regular"/>
+          <w:b w:val="0"/>
+          <w:i w:val="0"/>
+          <w:color w:val="0000FF"/>
+          <w:sz w:val="24"/>
+          <w:u w:val="single"/>
+        </w:rPr>
+        <w:t xml:space="preserve"> </w:t>
+      </w:r>
+      <w:r>
+        <w:rPr>
+          <w:rFonts w:ascii="Charis SIL Regular" w:hAnsi="Charis SIL Regular" w:eastAsia="Charis SIL Regular"/>
+          <w:b w:val="0"/>
+          <w:i w:val="0"/>
+          <w:color w:val="0000FF"/>
+          <w:sz w:val="24"/>
+          <w:u w:val="single"/>
+        </w:rPr>
         <w:hyperlink r:id="rId14" w:history="1">
           <w:r>
             <w:rPr>
               <w:rStyle w:val="Hyperlink"/>
             </w:rPr>
-            <w:t>tu</w:t>
+            <w:t>Leid</w:t>
+          </w:r>
+        </w:hyperlink>
+      </w:r>
+      <w:r>
+        <w:rPr>
+          <w:rFonts w:ascii="Charis SIL Regular" w:hAnsi="Charis SIL Regular" w:eastAsia="Charis SIL Regular"/>
+          <w:b w:val="0"/>
+          <w:i w:val="0"/>
+          <w:color w:val="0000FF"/>
+          <w:sz w:val="24"/>
+          <w:u w:val="single"/>
+        </w:rPr>
+        <w:hyperlink r:id="rId14" w:history="1">
+          <w:r>
+            <w:rPr>
+              <w:rStyle w:val="Hyperlink"/>
+            </w:rPr>
+            <w:t>e</w:t>
+          </w:r>
+        </w:hyperlink>
+      </w:r>
+      <w:r>
+        <w:rPr>
+          <w:rFonts w:ascii="Charis SIL Regular" w:hAnsi="Charis SIL Regular" w:eastAsia="Charis SIL Regular"/>
+          <w:b w:val="0"/>
+          <w:i w:val="0"/>
+          <w:color w:val="0000FF"/>
+          <w:sz w:val="24"/>
+          <w:u w:val="single"/>
+        </w:rPr>
+        <w:hyperlink r:id="rId14" w:history="1">
+          <w:r>
+            <w:rPr>
+              <w:rStyle w:val="Hyperlink"/>
+            </w:rPr>
+            <w:t>n</w:t>
+          </w:r>
+        </w:hyperlink>
+      </w:r>
+      <w:r>
+        <w:rPr>
+          <w:rFonts w:ascii="Charis SIL Regular" w:hAnsi="Charis SIL Regular" w:eastAsia="Charis SIL Regular"/>
+          <w:b w:val="0"/>
+          <w:i w:val="0"/>
+          <w:color w:val="0000FF"/>
+          <w:sz w:val="24"/>
+          <w:u w:val="single"/>
+        </w:rPr>
+        <w:t xml:space="preserve"> </w:t>
+      </w:r>
+      <w:r>
+        <w:rPr>
+          <w:rFonts w:ascii="Charis SIL Regular" w:hAnsi="Charis SIL Regular" w:eastAsia="Charis SIL Regular"/>
+          <w:b w:val="0"/>
+          <w:i w:val="0"/>
+          <w:color w:val="0000FF"/>
+          <w:sz w:val="24"/>
+          <w:u w:val="single"/>
+        </w:rPr>
+        <w:hyperlink r:id="rId14" w:history="1">
+          <w:r>
+            <w:rPr>
+              <w:rStyle w:val="Hyperlink"/>
+            </w:rPr>
+            <w:t>(now</w:t>
+          </w:r>
+        </w:hyperlink>
+      </w:r>
+      <w:r>
+        <w:rPr>
+          <w:rFonts w:ascii="Charis SIL Regular" w:hAnsi="Charis SIL Regular" w:eastAsia="Charis SIL Regular"/>
+          <w:b w:val="0"/>
+          <w:i w:val="0"/>
+          <w:color w:val="0000FF"/>
+          <w:sz w:val="24"/>
+          <w:u w:val="single"/>
+        </w:rPr>
+        <w:t xml:space="preserve"> </w:t>
+      </w:r>
+      <w:r>
+        <w:rPr>
+          <w:rFonts w:ascii="Charis SIL Regular" w:hAnsi="Charis SIL Regular" w:eastAsia="Charis SIL Regular"/>
+          <w:b w:val="0"/>
+          <w:i w:val="0"/>
+          <w:color w:val="0000FF"/>
+          <w:sz w:val="24"/>
+          <w:u w:val="single"/>
+        </w:rPr>
+        <w:hyperlink r:id="rId14" w:history="1">
+          <w:r>
+            <w:rPr>
+              <w:rStyle w:val="Hyperlink"/>
+            </w:rPr>
+            <w:t>Natu</w:t>
           </w:r>
         </w:hyperlink>
       </w:r>
@@ -1721,224 +1855,7 @@
           <w:sz w:val="24"/>
           <w:u w:val="single"/>
         </w:rPr>
-        <w:hyperlink r:id="rId13" w:history="1">
-          <w:r>
-            <w:rPr>
-              <w:rStyle w:val="Hyperlink"/>
-            </w:rPr>
-            <w:t>al</w:t>
-          </w:r>
-        </w:hyperlink>
-      </w:r>
-      <w:r>
-        <w:rPr>
-          <w:rFonts w:ascii="Charis SIL Regular" w:hAnsi="Charis SIL Regular" w:eastAsia="Charis SIL Regular"/>
-          <w:b w:val="0"/>
-          <w:i w:val="0"/>
-          <w:color w:val="0000FF"/>
-          <w:sz w:val="24"/>
-          <w:u w:val="single"/>
-        </w:rPr>
-        <w:t xml:space="preserve"> </w:t>
-      </w:r>
-      <w:r>
-        <w:rPr>
-          <w:rFonts w:ascii="Charis SIL Regular" w:hAnsi="Charis SIL Regular" w:eastAsia="Charis SIL Regular"/>
-          <w:b w:val="0"/>
-          <w:i w:val="0"/>
-          <w:color w:val="0000FF"/>
-          <w:sz w:val="24"/>
-          <w:u w:val="single"/>
-        </w:rPr>
-        <w:hyperlink r:id="rId13" w:history="1">
-          <w:r>
-            <w:rPr>
-              <w:rStyle w:val="Hyperlink"/>
-            </w:rPr>
-            <w:t>History</w:t>
-          </w:r>
-        </w:hyperlink>
-      </w:r>
-      <w:r>
-        <w:rPr>
-          <w:rFonts w:ascii="Charis SIL Regular" w:hAnsi="Charis SIL Regular" w:eastAsia="Charis SIL Regular"/>
-          <w:b w:val="0"/>
-          <w:i w:val="0"/>
-          <w:color w:val="0000FF"/>
-          <w:sz w:val="24"/>
-          <w:u w:val="single"/>
-        </w:rPr>
-        <w:t xml:space="preserve"> </w:t>
-      </w:r>
-      <w:r>
-        <w:rPr>
-          <w:rFonts w:ascii="Charis SIL Regular" w:hAnsi="Charis SIL Regular" w:eastAsia="Charis SIL Regular"/>
-          <w:b w:val="0"/>
-          <w:i w:val="0"/>
-          <w:color w:val="0000FF"/>
-          <w:sz w:val="24"/>
-          <w:u w:val="single"/>
-        </w:rPr>
-        <w:hyperlink r:id="rId13" w:history="1">
-          <w:r>
-            <w:rPr>
-              <w:rStyle w:val="Hyperlink"/>
-            </w:rPr>
-            <w:t>in</w:t>
-          </w:r>
-        </w:hyperlink>
-      </w:r>
-      <w:r>
-        <w:rPr>
-          <w:rFonts w:ascii="Charis SIL Regular" w:hAnsi="Charis SIL Regular" w:eastAsia="Charis SIL Regular"/>
-          <w:b w:val="0"/>
-          <w:i w:val="0"/>
-          <w:color w:val="0000FF"/>
-          <w:sz w:val="24"/>
-          <w:u w:val="single"/>
-        </w:rPr>
-        <w:t xml:space="preserve"> </w:t>
-      </w:r>
-      <w:r>
-        <w:rPr>
-          <w:rFonts w:ascii="Charis SIL Regular" w:hAnsi="Charis SIL Regular" w:eastAsia="Charis SIL Regular"/>
-          <w:b w:val="0"/>
-          <w:i w:val="0"/>
-          <w:color w:val="0000FF"/>
-          <w:sz w:val="24"/>
-          <w:u w:val="single"/>
-        </w:rPr>
-        <w:hyperlink r:id="rId13" w:history="1">
-          <w:r>
-            <w:rPr>
-              <w:rStyle w:val="Hyperlink"/>
-            </w:rPr>
-            <w:t>Leid</w:t>
-          </w:r>
-        </w:hyperlink>
-      </w:r>
-      <w:r>
-        <w:rPr>
-          <w:rFonts w:ascii="Charis SIL Regular" w:hAnsi="Charis SIL Regular" w:eastAsia="Charis SIL Regular"/>
-          <w:b w:val="0"/>
-          <w:i w:val="0"/>
-          <w:color w:val="0000FF"/>
-          <w:sz w:val="24"/>
-          <w:u w:val="single"/>
-        </w:rPr>
-        <w:hyperlink r:id="rId13" w:history="1">
-          <w:r>
-            <w:rPr>
-              <w:rStyle w:val="Hyperlink"/>
-            </w:rPr>
-            <w:t>e</w:t>
-          </w:r>
-        </w:hyperlink>
-      </w:r>
-      <w:r>
-        <w:rPr>
-          <w:rFonts w:ascii="Charis SIL Regular" w:hAnsi="Charis SIL Regular" w:eastAsia="Charis SIL Regular"/>
-          <w:b w:val="0"/>
-          <w:i w:val="0"/>
-          <w:color w:val="0000FF"/>
-          <w:sz w:val="24"/>
-          <w:u w:val="single"/>
-        </w:rPr>
-        <w:hyperlink r:id="rId13" w:history="1">
-          <w:r>
-            <w:rPr>
-              <w:rStyle w:val="Hyperlink"/>
-            </w:rPr>
-            <w:t>n</w:t>
-          </w:r>
-        </w:hyperlink>
-      </w:r>
-      <w:r>
-        <w:rPr>
-          <w:rFonts w:ascii="Charis SIL Regular" w:hAnsi="Charis SIL Regular" w:eastAsia="Charis SIL Regular"/>
-          <w:b w:val="0"/>
-          <w:i w:val="0"/>
-          <w:color w:val="0000FF"/>
-          <w:sz w:val="24"/>
-          <w:u w:val="single"/>
-        </w:rPr>
-        <w:t xml:space="preserve"> </w:t>
-      </w:r>
-      <w:r>
-        <w:rPr>
-          <w:rFonts w:ascii="Charis SIL Regular" w:hAnsi="Charis SIL Regular" w:eastAsia="Charis SIL Regular"/>
-          <w:b w:val="0"/>
-          <w:i w:val="0"/>
-          <w:color w:val="0000FF"/>
-          <w:sz w:val="24"/>
-          <w:u w:val="single"/>
-        </w:rPr>
-        <w:hyperlink r:id="rId13" w:history="1">
-          <w:r>
-            <w:rPr>
-              <w:rStyle w:val="Hyperlink"/>
-            </w:rPr>
-            <w:t>(now</w:t>
-          </w:r>
-        </w:hyperlink>
-      </w:r>
-      <w:r>
-        <w:rPr>
-          <w:rFonts w:ascii="Charis SIL Regular" w:hAnsi="Charis SIL Regular" w:eastAsia="Charis SIL Regular"/>
-          <w:b w:val="0"/>
-          <w:i w:val="0"/>
-          <w:color w:val="0000FF"/>
-          <w:sz w:val="24"/>
-          <w:u w:val="single"/>
-        </w:rPr>
-        <w:t xml:space="preserve"> </w:t>
-      </w:r>
-      <w:r>
-        <w:rPr>
-          <w:rFonts w:ascii="Charis SIL Regular" w:hAnsi="Charis SIL Regular" w:eastAsia="Charis SIL Regular"/>
-          <w:b w:val="0"/>
-          <w:i w:val="0"/>
-          <w:color w:val="0000FF"/>
-          <w:sz w:val="24"/>
-          <w:u w:val="single"/>
-        </w:rPr>
-        <w:hyperlink r:id="rId13" w:history="1">
-          <w:r>
-            <w:rPr>
-              <w:rStyle w:val="Hyperlink"/>
-            </w:rPr>
-            <w:t>Natu</w:t>
-          </w:r>
-        </w:hyperlink>
-      </w:r>
-      <w:r>
-        <w:rPr>
-          <w:rFonts w:ascii="Charis SIL Regular" w:hAnsi="Charis SIL Regular" w:eastAsia="Charis SIL Regular"/>
-          <w:b w:val="0"/>
-          <w:i w:val="0"/>
-          <w:color w:val="0000FF"/>
-          <w:sz w:val="24"/>
-          <w:u w:val="single"/>
-        </w:rPr>
-        <w:hyperlink r:id="rId13" w:history="1">
-          <w:r>
-            <w:rPr>
-              <w:rStyle w:val="Hyperlink"/>
-            </w:rPr>
-            <w:t>r</w:t>
-          </w:r>
-        </w:hyperlink>
-      </w:r>
-      <w:r>
-        <w:rPr>
-          <w:rFonts w:ascii="Charis SIL Regular" w:hAnsi="Charis SIL Regular" w:eastAsia="Charis SIL Regular"/>
-          <w:b w:val="0"/>
-          <w:i w:val="0"/>
-          <w:color w:val="0000FF"/>
-          <w:sz w:val="24"/>
-          <w:u w:val="single"/>
-        </w:rPr>
-        <w:hyperlink r:id="rId13" w:history="1">
+        <w:hyperlink r:id="rId14" w:history="1">
           <w:r>
             <w:rPr>
               <w:rStyle w:val="Hyperlink"/>
@@ -1985,7 +1902,7 @@
           <w:sz w:val="24"/>
           <w:u w:val="single"/>
         </w:rPr>
-        <w:hyperlink r:id="rId14" w:history="1">
+        <w:hyperlink r:id="rId13" w:history="1">
           <w:r>
             <w:rPr>
               <w:rStyle w:val="Hyperlink"/>
@@ -2003,7 +1920,7 @@
           <w:sz w:val="24"/>
           <w:u w:val="single"/>
         </w:rPr>
-        <w:hyperlink r:id="rId14" w:history="1">
+        <w:hyperlink r:id="rId13" w:history="1">
           <w:r>
             <w:rPr>
               <w:rStyle w:val="Hyperlink"/>
@@ -2032,7 +1949,7 @@
           <w:sz w:val="24"/>
           <w:u w:val="single"/>
         </w:rPr>
-        <w:hyperlink r:id="rId14" w:history="1">
+        <w:hyperlink r:id="rId13" w:history="1">
           <w:r>
             <w:rPr>
               <w:rStyle w:val="Hyperlink"/>

--- a/EXPORTS/DOCX/published/niveau3/English/WMAmsterdam.docx
+++ b/EXPORTS/DOCX/published/niveau3/English/WMAmsterdam.docx
@@ -195,7 +195,25 @@
           <w:color w:val="000000"/>
           <w:sz w:val="24"/>
         </w:rPr>
-        <w:t>Haarlem in 1871. The Colonial Museum, located in Paviljoen Welg</w:t>
+        <w:t>Haarlem in 1871. The Colonial Museum, located in Paviljo</w:t>
+      </w:r>
+      <w:r>
+        <w:rPr>
+          <w:u w:val="single" w:color="0000ff"/>
+          <w:rFonts w:ascii="Charis SIL Regular" w:hAnsi="Charis SIL Regular" w:eastAsia="Charis SIL Regular"/>
+          <w:b w:val="0"/>
+          <w:i w:val="0"/>
+          <w:color w:val="000000"/>
+          <w:sz w:val="24"/>
+        </w:rPr>
+        <w:hyperlink r:id="rId9" w:history="1">
+          <w:r>
+            <w:rPr>
+              <w:rStyle w:val="Hyperlink"/>
+            </w:rPr>
+            <w:t>en Welg</w:t>
+          </w:r>
+        </w:hyperlink>
       </w:r>
       <w:r>
         <w:rPr>
@@ -370,7 +388,14 @@
           <w:sz w:val="24"/>
           <w:u w:val="single"/>
         </w:rPr>
-        <w:t>Johann George Ott</w:t>
+        <w:hyperlink r:id="rId11" w:history="1">
+          <w:r>
+            <w:rPr>
+              <w:rStyle w:val="Hyperlink"/>
+            </w:rPr>
+            <w:t>Johann</w:t>
+          </w:r>
+        </w:hyperlink>
       </w:r>
       <w:r>
         <w:rPr>
@@ -381,7 +406,65 @@
           <w:sz w:val="24"/>
           <w:u w:val="single"/>
         </w:rPr>
-        <w:hyperlink r:id="rId10" w:history="1">
+        <w:t xml:space="preserve"> </w:t>
+      </w:r>
+      <w:r>
+        <w:rPr>
+          <w:rFonts w:ascii="Charis SIL Regular" w:hAnsi="Charis SIL Regular" w:eastAsia="Charis SIL Regular"/>
+          <w:b w:val="0"/>
+          <w:i w:val="0"/>
+          <w:color w:val="0000FF"/>
+          <w:sz w:val="24"/>
+          <w:u w:val="single"/>
+        </w:rPr>
+        <w:hyperlink r:id="rId11" w:history="1">
+          <w:r>
+            <w:rPr>
+              <w:rStyle w:val="Hyperlink"/>
+            </w:rPr>
+            <w:t>George</w:t>
+          </w:r>
+        </w:hyperlink>
+      </w:r>
+      <w:r>
+        <w:rPr>
+          <w:rFonts w:ascii="Charis SIL Regular" w:hAnsi="Charis SIL Regular" w:eastAsia="Charis SIL Regular"/>
+          <w:b w:val="0"/>
+          <w:i w:val="0"/>
+          <w:color w:val="0000FF"/>
+          <w:sz w:val="24"/>
+          <w:u w:val="single"/>
+        </w:rPr>
+        <w:t xml:space="preserve"> </w:t>
+      </w:r>
+      <w:r>
+        <w:rPr>
+          <w:rFonts w:ascii="Charis SIL Regular" w:hAnsi="Charis SIL Regular" w:eastAsia="Charis SIL Regular"/>
+          <w:b w:val="0"/>
+          <w:i w:val="0"/>
+          <w:color w:val="0000FF"/>
+          <w:sz w:val="24"/>
+          <w:u w:val="single"/>
+        </w:rPr>
+        <w:hyperlink r:id="rId11" w:history="1">
+          <w:r>
+            <w:rPr>
+              <w:rStyle w:val="Hyperlink"/>
+            </w:rPr>
+            <w:t>Ott</w:t>
+          </w:r>
+        </w:hyperlink>
+      </w:r>
+      <w:r>
+        <w:rPr>
+          <w:rFonts w:ascii="Charis SIL Regular" w:hAnsi="Charis SIL Regular" w:eastAsia="Charis SIL Regular"/>
+          <w:b w:val="0"/>
+          <w:i w:val="0"/>
+          <w:color w:val="0000FF"/>
+          <w:sz w:val="24"/>
+          <w:u w:val="single"/>
+        </w:rPr>
+        <w:hyperlink r:id="rId11" w:history="1">
           <w:r>
             <w:rPr>
               <w:rStyle w:val="Hyperlink"/>
@@ -522,7 +605,7 @@
           <w:sz w:val="24"/>
           <w:u w:val="single"/>
         </w:rPr>
-        <w:hyperlink r:id="rId11" w:history="1">
+        <w:hyperlink r:id="rId10" w:history="1">
           <w:r>
             <w:rPr>
               <w:rStyle w:val="Hyperlink"/>
@@ -540,7 +623,7 @@
           <w:sz w:val="24"/>
           <w:u w:val="single"/>
         </w:rPr>
-        <w:hyperlink r:id="rId11" w:history="1">
+        <w:hyperlink r:id="rId10" w:history="1">
           <w:r>
             <w:rPr>
               <w:rStyle w:val="Hyperlink"/>
@@ -1537,7 +1620,7 @@
           <w:sz w:val="24"/>
           <w:u w:val="single"/>
         </w:rPr>
-        <w:hyperlink r:id="rId13" w:history="1">
+        <w:hyperlink r:id="rId14" w:history="1">
           <w:r>
             <w:rPr>
               <w:rStyle w:val="Hyperlink"/>
@@ -1553,6 +1636,16 @@
           <w:i w:val="0"/>
           <w:color w:val="0000FF"/>
           <w:sz w:val="24"/>
+        </w:rPr>
+        <w:t xml:space="preserve"> Natural History in</w:t>
+      </w:r>
+      <w:r>
+        <w:rPr>
+          <w:rFonts w:ascii="Charis SIL Regular" w:hAnsi="Charis SIL Regular" w:eastAsia="Charis SIL Regular"/>
+          <w:b w:val="0"/>
+          <w:i w:val="0"/>
+          <w:color w:val="0000FF"/>
+          <w:sz w:val="24"/>
           <w:u w:val="single"/>
         </w:rPr>
         <w:t xml:space="preserve"> </w:t>
@@ -1571,7 +1664,7 @@
             <w:rPr>
               <w:rStyle w:val="Hyperlink"/>
             </w:rPr>
-            <w:t>N</w:t>
+            <w:t>Leid</w:t>
           </w:r>
         </w:hyperlink>
       </w:r>
@@ -1589,7 +1682,7 @@
             <w:rPr>
               <w:rStyle w:val="Hyperlink"/>
             </w:rPr>
-            <w:t>a</w:t>
+            <w:t>e</w:t>
           </w:r>
         </w:hyperlink>
       </w:r>
@@ -1607,7 +1700,65 @@
             <w:rPr>
               <w:rStyle w:val="Hyperlink"/>
             </w:rPr>
-            <w:t>tu</w:t>
+            <w:t>n</w:t>
+          </w:r>
+        </w:hyperlink>
+      </w:r>
+      <w:r>
+        <w:rPr>
+          <w:rFonts w:ascii="Charis SIL Regular" w:hAnsi="Charis SIL Regular" w:eastAsia="Charis SIL Regular"/>
+          <w:b w:val="0"/>
+          <w:i w:val="0"/>
+          <w:color w:val="0000FF"/>
+          <w:sz w:val="24"/>
+          <w:u w:val="single"/>
+        </w:rPr>
+        <w:t xml:space="preserve"> </w:t>
+      </w:r>
+      <w:r>
+        <w:rPr>
+          <w:rFonts w:ascii="Charis SIL Regular" w:hAnsi="Charis SIL Regular" w:eastAsia="Charis SIL Regular"/>
+          <w:b w:val="0"/>
+          <w:i w:val="0"/>
+          <w:color w:val="0000FF"/>
+          <w:sz w:val="24"/>
+          <w:u w:val="single"/>
+        </w:rPr>
+        <w:hyperlink r:id="rId13" w:history="1">
+          <w:r>
+            <w:rPr>
+              <w:rStyle w:val="Hyperlink"/>
+            </w:rPr>
+            <w:t>(now</w:t>
+          </w:r>
+        </w:hyperlink>
+      </w:r>
+      <w:r>
+        <w:rPr>
+          <w:rFonts w:ascii="Charis SIL Regular" w:hAnsi="Charis SIL Regular" w:eastAsia="Charis SIL Regular"/>
+          <w:b w:val="0"/>
+          <w:i w:val="0"/>
+          <w:color w:val="0000FF"/>
+          <w:sz w:val="24"/>
+          <w:u w:val="single"/>
+        </w:rPr>
+        <w:t xml:space="preserve"> </w:t>
+      </w:r>
+      <w:r>
+        <w:rPr>
+          <w:rFonts w:ascii="Charis SIL Regular" w:hAnsi="Charis SIL Regular" w:eastAsia="Charis SIL Regular"/>
+          <w:b w:val="0"/>
+          <w:i w:val="0"/>
+          <w:color w:val="0000FF"/>
+          <w:sz w:val="24"/>
+          <w:u w:val="single"/>
+        </w:rPr>
+        <w:hyperlink r:id="rId13" w:history="1">
+          <w:r>
+            <w:rPr>
+              <w:rStyle w:val="Hyperlink"/>
+            </w:rPr>
+            <w:t>Natu</w:t>
           </w:r>
         </w:hyperlink>
       </w:r>
@@ -1643,223 +1794,6 @@
             <w:rPr>
               <w:rStyle w:val="Hyperlink"/>
             </w:rPr>
-            <w:t>al</w:t>
-          </w:r>
-        </w:hyperlink>
-      </w:r>
-      <w:r>
-        <w:rPr>
-          <w:rFonts w:ascii="Charis SIL Regular" w:hAnsi="Charis SIL Regular" w:eastAsia="Charis SIL Regular"/>
-          <w:b w:val="0"/>
-          <w:i w:val="0"/>
-          <w:color w:val="0000FF"/>
-          <w:sz w:val="24"/>
-          <w:u w:val="single"/>
-        </w:rPr>
-        <w:t xml:space="preserve"> </w:t>
-      </w:r>
-      <w:r>
-        <w:rPr>
-          <w:rFonts w:ascii="Charis SIL Regular" w:hAnsi="Charis SIL Regular" w:eastAsia="Charis SIL Regular"/>
-          <w:b w:val="0"/>
-          <w:i w:val="0"/>
-          <w:color w:val="0000FF"/>
-          <w:sz w:val="24"/>
-          <w:u w:val="single"/>
-        </w:rPr>
-        <w:hyperlink r:id="rId13" w:history="1">
-          <w:r>
-            <w:rPr>
-              <w:rStyle w:val="Hyperlink"/>
-            </w:rPr>
-            <w:t>History</w:t>
-          </w:r>
-        </w:hyperlink>
-      </w:r>
-      <w:r>
-        <w:rPr>
-          <w:rFonts w:ascii="Charis SIL Regular" w:hAnsi="Charis SIL Regular" w:eastAsia="Charis SIL Regular"/>
-          <w:b w:val="0"/>
-          <w:i w:val="0"/>
-          <w:color w:val="0000FF"/>
-          <w:sz w:val="24"/>
-          <w:u w:val="single"/>
-        </w:rPr>
-        <w:t xml:space="preserve"> </w:t>
-      </w:r>
-      <w:r>
-        <w:rPr>
-          <w:rFonts w:ascii="Charis SIL Regular" w:hAnsi="Charis SIL Regular" w:eastAsia="Charis SIL Regular"/>
-          <w:b w:val="0"/>
-          <w:i w:val="0"/>
-          <w:color w:val="0000FF"/>
-          <w:sz w:val="24"/>
-          <w:u w:val="single"/>
-        </w:rPr>
-        <w:hyperlink r:id="rId13" w:history="1">
-          <w:r>
-            <w:rPr>
-              <w:rStyle w:val="Hyperlink"/>
-            </w:rPr>
-            <w:t>in</w:t>
-          </w:r>
-        </w:hyperlink>
-      </w:r>
-      <w:r>
-        <w:rPr>
-          <w:rFonts w:ascii="Charis SIL Regular" w:hAnsi="Charis SIL Regular" w:eastAsia="Charis SIL Regular"/>
-          <w:b w:val="0"/>
-          <w:i w:val="0"/>
-          <w:color w:val="0000FF"/>
-          <w:sz w:val="24"/>
-          <w:u w:val="single"/>
-        </w:rPr>
-        <w:t xml:space="preserve"> </w:t>
-      </w:r>
-      <w:r>
-        <w:rPr>
-          <w:rFonts w:ascii="Charis SIL Regular" w:hAnsi="Charis SIL Regular" w:eastAsia="Charis SIL Regular"/>
-          <w:b w:val="0"/>
-          <w:i w:val="0"/>
-          <w:color w:val="0000FF"/>
-          <w:sz w:val="24"/>
-          <w:u w:val="single"/>
-        </w:rPr>
-        <w:hyperlink r:id="rId14" w:history="1">
-          <w:r>
-            <w:rPr>
-              <w:rStyle w:val="Hyperlink"/>
-            </w:rPr>
-            <w:t>Leid</w:t>
-          </w:r>
-        </w:hyperlink>
-      </w:r>
-      <w:r>
-        <w:rPr>
-          <w:rFonts w:ascii="Charis SIL Regular" w:hAnsi="Charis SIL Regular" w:eastAsia="Charis SIL Regular"/>
-          <w:b w:val="0"/>
-          <w:i w:val="0"/>
-          <w:color w:val="0000FF"/>
-          <w:sz w:val="24"/>
-          <w:u w:val="single"/>
-        </w:rPr>
-        <w:hyperlink r:id="rId14" w:history="1">
-          <w:r>
-            <w:rPr>
-              <w:rStyle w:val="Hyperlink"/>
-            </w:rPr>
-            <w:t>e</w:t>
-          </w:r>
-        </w:hyperlink>
-      </w:r>
-      <w:r>
-        <w:rPr>
-          <w:rFonts w:ascii="Charis SIL Regular" w:hAnsi="Charis SIL Regular" w:eastAsia="Charis SIL Regular"/>
-          <w:b w:val="0"/>
-          <w:i w:val="0"/>
-          <w:color w:val="0000FF"/>
-          <w:sz w:val="24"/>
-          <w:u w:val="single"/>
-        </w:rPr>
-        <w:hyperlink r:id="rId14" w:history="1">
-          <w:r>
-            <w:rPr>
-              <w:rStyle w:val="Hyperlink"/>
-            </w:rPr>
-            <w:t>n</w:t>
-          </w:r>
-        </w:hyperlink>
-      </w:r>
-      <w:r>
-        <w:rPr>
-          <w:rFonts w:ascii="Charis SIL Regular" w:hAnsi="Charis SIL Regular" w:eastAsia="Charis SIL Regular"/>
-          <w:b w:val="0"/>
-          <w:i w:val="0"/>
-          <w:color w:val="0000FF"/>
-          <w:sz w:val="24"/>
-          <w:u w:val="single"/>
-        </w:rPr>
-        <w:t xml:space="preserve"> </w:t>
-      </w:r>
-      <w:r>
-        <w:rPr>
-          <w:rFonts w:ascii="Charis SIL Regular" w:hAnsi="Charis SIL Regular" w:eastAsia="Charis SIL Regular"/>
-          <w:b w:val="0"/>
-          <w:i w:val="0"/>
-          <w:color w:val="0000FF"/>
-          <w:sz w:val="24"/>
-          <w:u w:val="single"/>
-        </w:rPr>
-        <w:hyperlink r:id="rId14" w:history="1">
-          <w:r>
-            <w:rPr>
-              <w:rStyle w:val="Hyperlink"/>
-            </w:rPr>
-            <w:t>(now</w:t>
-          </w:r>
-        </w:hyperlink>
-      </w:r>
-      <w:r>
-        <w:rPr>
-          <w:rFonts w:ascii="Charis SIL Regular" w:hAnsi="Charis SIL Regular" w:eastAsia="Charis SIL Regular"/>
-          <w:b w:val="0"/>
-          <w:i w:val="0"/>
-          <w:color w:val="0000FF"/>
-          <w:sz w:val="24"/>
-          <w:u w:val="single"/>
-        </w:rPr>
-        <w:t xml:space="preserve"> </w:t>
-      </w:r>
-      <w:r>
-        <w:rPr>
-          <w:rFonts w:ascii="Charis SIL Regular" w:hAnsi="Charis SIL Regular" w:eastAsia="Charis SIL Regular"/>
-          <w:b w:val="0"/>
-          <w:i w:val="0"/>
-          <w:color w:val="0000FF"/>
-          <w:sz w:val="24"/>
-          <w:u w:val="single"/>
-        </w:rPr>
-        <w:hyperlink r:id="rId14" w:history="1">
-          <w:r>
-            <w:rPr>
-              <w:rStyle w:val="Hyperlink"/>
-            </w:rPr>
-            <w:t>Natu</w:t>
-          </w:r>
-        </w:hyperlink>
-      </w:r>
-      <w:r>
-        <w:rPr>
-          <w:rFonts w:ascii="Charis SIL Regular" w:hAnsi="Charis SIL Regular" w:eastAsia="Charis SIL Regular"/>
-          <w:b w:val="0"/>
-          <w:i w:val="0"/>
-          <w:color w:val="0000FF"/>
-          <w:sz w:val="24"/>
-          <w:u w:val="single"/>
-        </w:rPr>
-        <w:hyperlink r:id="rId14" w:history="1">
-          <w:r>
-            <w:rPr>
-              <w:rStyle w:val="Hyperlink"/>
-            </w:rPr>
-            <w:t>r</w:t>
-          </w:r>
-        </w:hyperlink>
-      </w:r>
-      <w:r>
-        <w:rPr>
-          <w:rFonts w:ascii="Charis SIL Regular" w:hAnsi="Charis SIL Regular" w:eastAsia="Charis SIL Regular"/>
-          <w:b w:val="0"/>
-          <w:i w:val="0"/>
-          <w:color w:val="0000FF"/>
-          <w:sz w:val="24"/>
-          <w:u w:val="single"/>
-        </w:rPr>
-        <w:hyperlink r:id="rId14" w:history="1">
-          <w:r>
-            <w:rPr>
-              <w:rStyle w:val="Hyperlink"/>
-            </w:rPr>
             <w:t>alis</w:t>
           </w:r>
         </w:hyperlink>
@@ -1884,7 +1818,7 @@
           <w:sz w:val="24"/>
           <w:u w:val="single"/>
         </w:rPr>
-        <w:hyperlink r:id="rId14" w:history="1">
+        <w:hyperlink r:id="rId13" w:history="1">
           <w:r>
             <w:rPr>
               <w:rStyle w:val="Hyperlink"/>
@@ -1949,7 +1883,7 @@
           <w:sz w:val="24"/>
           <w:u w:val="single"/>
         </w:rPr>
-        <w:hyperlink r:id="rId13" w:history="1">
+        <w:hyperlink r:id="rId14" w:history="1">
           <w:r>
             <w:rPr>
               <w:rStyle w:val="Hyperlink"/>

--- a/EXPORTS/DOCX/published/niveau3/English/WMAmsterdam.docx
+++ b/EXPORTS/DOCX/published/niveau3/English/WMAmsterdam.docx
@@ -464,7 +464,7 @@
           <w:sz w:val="24"/>
           <w:u w:val="single"/>
         </w:rPr>
-        <w:hyperlink r:id="rId11" w:history="1">
+        <w:hyperlink r:id="rId10" w:history="1">
           <w:r>
             <w:rPr>
               <w:rStyle w:val="Hyperlink"/>
@@ -493,7 +493,7 @@
           <w:sz w:val="24"/>
           <w:u w:val="single"/>
         </w:rPr>
-        <w:hyperlink r:id="rId11" w:history="1">
+        <w:hyperlink r:id="rId10" w:history="1">
           <w:r>
             <w:rPr>
               <w:rStyle w:val="Hyperlink"/>
@@ -522,7 +522,7 @@
           <w:sz w:val="24"/>
           <w:u w:val="single"/>
         </w:rPr>
-        <w:hyperlink r:id="rId11" w:history="1">
+        <w:hyperlink r:id="rId10" w:history="1">
           <w:r>
             <w:rPr>
               <w:rStyle w:val="Hyperlink"/>
@@ -540,7 +540,7 @@
           <w:sz w:val="24"/>
           <w:u w:val="single"/>
         </w:rPr>
-        <w:hyperlink r:id="rId11" w:history="1">
+        <w:hyperlink r:id="rId10" w:history="1">
           <w:r>
             <w:rPr>
               <w:rStyle w:val="Hyperlink"/>
@@ -558,7 +558,7 @@
           <w:sz w:val="24"/>
           <w:u w:val="single"/>
         </w:rPr>
-        <w:hyperlink r:id="rId11" w:history="1">
+        <w:hyperlink r:id="rId10" w:history="1">
           <w:r>
             <w:rPr>
               <w:rStyle w:val="Hyperlink"/>
@@ -587,7 +587,7 @@
           <w:sz w:val="24"/>
           <w:u w:val="single"/>
         </w:rPr>
-        <w:hyperlink r:id="rId11" w:history="1">
+        <w:hyperlink r:id="rId10" w:history="1">
           <w:r>
             <w:rPr>
               <w:rStyle w:val="Hyperlink"/>
@@ -623,7 +623,7 @@
           <w:sz w:val="24"/>
           <w:u w:val="single"/>
         </w:rPr>
-        <w:hyperlink r:id="rId10" w:history="1">
+        <w:hyperlink r:id="rId11" w:history="1">
           <w:r>
             <w:rPr>
               <w:rStyle w:val="Hyperlink"/>
@@ -681,7 +681,7 @@
           <w:sz w:val="24"/>
           <w:u w:val="single"/>
         </w:rPr>
-        <w:hyperlink r:id="rId10" w:history="1">
+        <w:hyperlink r:id="rId11" w:history="1">
           <w:r>
             <w:rPr>
               <w:rStyle w:val="Hyperlink"/>
@@ -737,50 +737,7 @@
           <w:color w:val="000000"/>
           <w:sz w:val="24"/>
         </w:rPr>
-        <w:hyperlink r:id="rId11" w:history="1">
-          <w:r>
-            <w:rPr>
-              <w:rStyle w:val="Hyperlink"/>
-            </w:rPr>
-            <w:t>t Indies</w:t>
-          </w:r>
-        </w:hyperlink>
-      </w:r>
-      <w:r>
-        <w:rPr>
-          <w:u w:val="single" w:color="0000ff"/>
-          <w:rFonts w:ascii="Charis SIL Regular" w:hAnsi="Charis SIL Regular" w:eastAsia="Charis SIL Regular"/>
-          <w:b w:val="0"/>
-          <w:i w:val="0"/>
-          <w:color w:val="000000"/>
-          <w:sz w:val="24"/>
-        </w:rPr>
-        <w:hyperlink r:id="rId11" w:history="1">
-          <w:r>
-            <w:rPr>
-              <w:rStyle w:val="Hyperlink"/>
-            </w:rPr>
-            <w:t>,</w:t>
-          </w:r>
-        </w:hyperlink>
-      </w:r>
-      <w:r>
-        <w:rPr>
-          <w:u w:val="single" w:color="0000ff"/>
-          <w:rFonts w:ascii="Charis SIL Regular" w:hAnsi="Charis SIL Regular" w:eastAsia="Charis SIL Regular"/>
-          <w:b w:val="0"/>
-          <w:i w:val="0"/>
-          <w:color w:val="000000"/>
-          <w:sz w:val="24"/>
-        </w:rPr>
-        <w:hyperlink r:id="rId11" w:history="1">
-          <w:r>
-            <w:rPr>
-              <w:rStyle w:val="Hyperlink"/>
-            </w:rPr>
-            <w:t xml:space="preserve"> 's Land</w:t>
-          </w:r>
-        </w:hyperlink>
+        <w:t>t Indies, 's Land</w:t>
       </w:r>
       <w:r>
         <w:rPr>
@@ -1544,7 +1501,7 @@
           <w:sz w:val="24"/>
           <w:u w:val="single"/>
         </w:rPr>
-        <w:hyperlink r:id="rId13" w:history="1">
+        <w:hyperlink r:id="rId14" w:history="1">
           <w:r>
             <w:rPr>
               <w:rStyle w:val="Hyperlink"/>
@@ -1573,7 +1530,7 @@
           <w:sz w:val="24"/>
           <w:u w:val="single"/>
         </w:rPr>
-        <w:hyperlink r:id="rId13" w:history="1">
+        <w:hyperlink r:id="rId14" w:history="1">
           <w:r>
             <w:rPr>
               <w:rStyle w:val="Hyperlink"/>
@@ -1591,7 +1548,7 @@
           <w:sz w:val="24"/>
           <w:u w:val="single"/>
         </w:rPr>
-        <w:hyperlink r:id="rId13" w:history="1">
+        <w:hyperlink r:id="rId14" w:history="1">
           <w:r>
             <w:rPr>
               <w:rStyle w:val="Hyperlink"/>
@@ -1636,8 +1593,9 @@
           <w:i w:val="0"/>
           <w:color w:val="0000FF"/>
           <w:sz w:val="24"/>
-        </w:rPr>
-        <w:t xml:space="preserve"> Natural History in</w:t>
+          <w:u w:val="single"/>
+        </w:rPr>
+        <w:t xml:space="preserve"> </w:t>
       </w:r>
       <w:r>
         <w:rPr>
@@ -1648,7 +1606,14 @@
           <w:sz w:val="24"/>
           <w:u w:val="single"/>
         </w:rPr>
-        <w:t xml:space="preserve"> </w:t>
+        <w:hyperlink r:id="rId13" w:history="1">
+          <w:r>
+            <w:rPr>
+              <w:rStyle w:val="Hyperlink"/>
+            </w:rPr>
+            <w:t>N</w:t>
+          </w:r>
+        </w:hyperlink>
       </w:r>
       <w:r>
         <w:rPr>
@@ -1660,6 +1625,140 @@
           <w:u w:val="single"/>
         </w:rPr>
         <w:hyperlink r:id="rId13" w:history="1">
+          <w:r>
+            <w:rPr>
+              <w:rStyle w:val="Hyperlink"/>
+            </w:rPr>
+            <w:t>a</w:t>
+          </w:r>
+        </w:hyperlink>
+      </w:r>
+      <w:r>
+        <w:rPr>
+          <w:rFonts w:ascii="Charis SIL Regular" w:hAnsi="Charis SIL Regular" w:eastAsia="Charis SIL Regular"/>
+          <w:b w:val="0"/>
+          <w:i w:val="0"/>
+          <w:color w:val="0000FF"/>
+          <w:sz w:val="24"/>
+          <w:u w:val="single"/>
+        </w:rPr>
+        <w:hyperlink r:id="rId13" w:history="1">
+          <w:r>
+            <w:rPr>
+              <w:rStyle w:val="Hyperlink"/>
+            </w:rPr>
+            <w:t>tu</w:t>
+          </w:r>
+        </w:hyperlink>
+      </w:r>
+      <w:r>
+        <w:rPr>
+          <w:rFonts w:ascii="Charis SIL Regular" w:hAnsi="Charis SIL Regular" w:eastAsia="Charis SIL Regular"/>
+          <w:b w:val="0"/>
+          <w:i w:val="0"/>
+          <w:color w:val="0000FF"/>
+          <w:sz w:val="24"/>
+          <w:u w:val="single"/>
+        </w:rPr>
+        <w:hyperlink r:id="rId13" w:history="1">
+          <w:r>
+            <w:rPr>
+              <w:rStyle w:val="Hyperlink"/>
+            </w:rPr>
+            <w:t>r</w:t>
+          </w:r>
+        </w:hyperlink>
+      </w:r>
+      <w:r>
+        <w:rPr>
+          <w:rFonts w:ascii="Charis SIL Regular" w:hAnsi="Charis SIL Regular" w:eastAsia="Charis SIL Regular"/>
+          <w:b w:val="0"/>
+          <w:i w:val="0"/>
+          <w:color w:val="0000FF"/>
+          <w:sz w:val="24"/>
+          <w:u w:val="single"/>
+        </w:rPr>
+        <w:hyperlink r:id="rId14" w:history="1">
+          <w:r>
+            <w:rPr>
+              <w:rStyle w:val="Hyperlink"/>
+            </w:rPr>
+            <w:t>al</w:t>
+          </w:r>
+        </w:hyperlink>
+      </w:r>
+      <w:r>
+        <w:rPr>
+          <w:rFonts w:ascii="Charis SIL Regular" w:hAnsi="Charis SIL Regular" w:eastAsia="Charis SIL Regular"/>
+          <w:b w:val="0"/>
+          <w:i w:val="0"/>
+          <w:color w:val="0000FF"/>
+          <w:sz w:val="24"/>
+          <w:u w:val="single"/>
+        </w:rPr>
+        <w:t xml:space="preserve"> </w:t>
+      </w:r>
+      <w:r>
+        <w:rPr>
+          <w:rFonts w:ascii="Charis SIL Regular" w:hAnsi="Charis SIL Regular" w:eastAsia="Charis SIL Regular"/>
+          <w:b w:val="0"/>
+          <w:i w:val="0"/>
+          <w:color w:val="0000FF"/>
+          <w:sz w:val="24"/>
+          <w:u w:val="single"/>
+        </w:rPr>
+        <w:hyperlink r:id="rId14" w:history="1">
+          <w:r>
+            <w:rPr>
+              <w:rStyle w:val="Hyperlink"/>
+            </w:rPr>
+            <w:t>History</w:t>
+          </w:r>
+        </w:hyperlink>
+      </w:r>
+      <w:r>
+        <w:rPr>
+          <w:rFonts w:ascii="Charis SIL Regular" w:hAnsi="Charis SIL Regular" w:eastAsia="Charis SIL Regular"/>
+          <w:b w:val="0"/>
+          <w:i w:val="0"/>
+          <w:color w:val="0000FF"/>
+          <w:sz w:val="24"/>
+          <w:u w:val="single"/>
+        </w:rPr>
+        <w:t xml:space="preserve"> </w:t>
+      </w:r>
+      <w:r>
+        <w:rPr>
+          <w:rFonts w:ascii="Charis SIL Regular" w:hAnsi="Charis SIL Regular" w:eastAsia="Charis SIL Regular"/>
+          <w:b w:val="0"/>
+          <w:i w:val="0"/>
+          <w:color w:val="0000FF"/>
+          <w:sz w:val="24"/>
+          <w:u w:val="single"/>
+        </w:rPr>
+        <w:t>in</w:t>
+      </w:r>
+      <w:r>
+        <w:rPr>
+          <w:rFonts w:ascii="Charis SIL Regular" w:hAnsi="Charis SIL Regular" w:eastAsia="Charis SIL Regular"/>
+          <w:b w:val="0"/>
+          <w:i w:val="0"/>
+          <w:color w:val="0000FF"/>
+          <w:sz w:val="24"/>
+          <w:u w:val="single"/>
+        </w:rPr>
+        <w:t xml:space="preserve"> </w:t>
+      </w:r>
+      <w:r>
+        <w:rPr>
+          <w:rFonts w:ascii="Charis SIL Regular" w:hAnsi="Charis SIL Regular" w:eastAsia="Charis SIL Regular"/>
+          <w:b w:val="0"/>
+          <w:i w:val="0"/>
+          <w:color w:val="0000FF"/>
+          <w:sz w:val="24"/>
+          <w:u w:val="single"/>
+        </w:rPr>
+        <w:hyperlink r:id="rId14" w:history="1">
           <w:r>
             <w:rPr>
               <w:rStyle w:val="Hyperlink"/>
@@ -1695,7 +1794,7 @@
           <w:sz w:val="24"/>
           <w:u w:val="single"/>
         </w:rPr>
-        <w:hyperlink r:id="rId13" w:history="1">
+        <w:hyperlink r:id="rId14" w:history="1">
           <w:r>
             <w:rPr>
               <w:rStyle w:val="Hyperlink"/>
@@ -1724,7 +1823,7 @@
           <w:sz w:val="24"/>
           <w:u w:val="single"/>
         </w:rPr>
-        <w:hyperlink r:id="rId13" w:history="1">
+        <w:hyperlink r:id="rId14" w:history="1">
           <w:r>
             <w:rPr>
               <w:rStyle w:val="Hyperlink"/>
@@ -1818,12 +1917,12 @@
           <w:sz w:val="24"/>
           <w:u w:val="single"/>
         </w:rPr>
-        <w:hyperlink r:id="rId13" w:history="1">
+        <w:hyperlink r:id="rId14" w:history="1">
           <w:r>
             <w:rPr>
               <w:rStyle w:val="Hyperlink"/>
             </w:rPr>
-            <w:t>Biodiv</w:t>
+            <w:t>Biodiver</w:t>
           </w:r>
         </w:hyperlink>
       </w:r>
@@ -1836,25 +1935,7 @@
           <w:sz w:val="24"/>
           <w:u w:val="single"/>
         </w:rPr>
-        <w:hyperlink r:id="rId13" w:history="1">
-          <w:r>
-            <w:rPr>
-              <w:rStyle w:val="Hyperlink"/>
-            </w:rPr>
-            <w:t>er</w:t>
-          </w:r>
-        </w:hyperlink>
-      </w:r>
-      <w:r>
-        <w:rPr>
-          <w:rFonts w:ascii="Charis SIL Regular" w:hAnsi="Charis SIL Regular" w:eastAsia="Charis SIL Regular"/>
-          <w:b w:val="0"/>
-          <w:i w:val="0"/>
-          <w:color w:val="0000FF"/>
-          <w:sz w:val="24"/>
-          <w:u w:val="single"/>
-        </w:rPr>
-        <w:hyperlink r:id="rId13" w:history="1">
+        <w:hyperlink r:id="rId14" w:history="1">
           <w:r>
             <w:rPr>
               <w:rStyle w:val="Hyperlink"/>
@@ -2341,25 +2422,7 @@
           <w:color w:val="000000"/>
           <w:sz w:val="24"/>
         </w:rPr>
-        <w:t>Tropical Institute). This includes the arc</w:t>
-      </w:r>
-      <w:r>
-        <w:rPr>
-          <w:u w:val="single" w:color="0000ff"/>
-          <w:rFonts w:ascii="Charis SIL Regular" w:hAnsi="Charis SIL Regular" w:eastAsia="Charis SIL Regular"/>
-          <w:b w:val="0"/>
-          <w:i w:val="0"/>
-          <w:color w:val="000000"/>
-          <w:sz w:val="24"/>
-        </w:rPr>
-        <w:hyperlink r:id="rId16" w:history="1">
-          <w:r>
-            <w:rPr>
-              <w:rStyle w:val="Hyperlink"/>
-            </w:rPr>
-            <w:t>hives of</w:t>
-          </w:r>
-        </w:hyperlink>
+        <w:t>Tropical Institute). This includes the archives of</w:t>
       </w:r>
       <w:r>
         <w:rPr>

--- a/EXPORTS/DOCX/published/niveau3/English/WMAmsterdam.docx
+++ b/EXPORTS/DOCX/published/niveau3/English/WMAmsterdam.docx
@@ -388,72 +388,7 @@
           <w:sz w:val="24"/>
           <w:u w:val="single"/>
         </w:rPr>
-        <w:hyperlink r:id="rId11" w:history="1">
-          <w:r>
-            <w:rPr>
-              <w:rStyle w:val="Hyperlink"/>
-            </w:rPr>
-            <w:t>Johann</w:t>
-          </w:r>
-        </w:hyperlink>
-      </w:r>
-      <w:r>
-        <w:rPr>
-          <w:rFonts w:ascii="Charis SIL Regular" w:hAnsi="Charis SIL Regular" w:eastAsia="Charis SIL Regular"/>
-          <w:b w:val="0"/>
-          <w:i w:val="0"/>
-          <w:color w:val="0000FF"/>
-          <w:sz w:val="24"/>
-          <w:u w:val="single"/>
-        </w:rPr>
-        <w:t xml:space="preserve"> </w:t>
-      </w:r>
-      <w:r>
-        <w:rPr>
-          <w:rFonts w:ascii="Charis SIL Regular" w:hAnsi="Charis SIL Regular" w:eastAsia="Charis SIL Regular"/>
-          <w:b w:val="0"/>
-          <w:i w:val="0"/>
-          <w:color w:val="0000FF"/>
-          <w:sz w:val="24"/>
-          <w:u w:val="single"/>
-        </w:rPr>
-        <w:hyperlink r:id="rId11" w:history="1">
-          <w:r>
-            <w:rPr>
-              <w:rStyle w:val="Hyperlink"/>
-            </w:rPr>
-            <w:t>George</w:t>
-          </w:r>
-        </w:hyperlink>
-      </w:r>
-      <w:r>
-        <w:rPr>
-          <w:rFonts w:ascii="Charis SIL Regular" w:hAnsi="Charis SIL Regular" w:eastAsia="Charis SIL Regular"/>
-          <w:b w:val="0"/>
-          <w:i w:val="0"/>
-          <w:color w:val="0000FF"/>
-          <w:sz w:val="24"/>
-          <w:u w:val="single"/>
-        </w:rPr>
-        <w:t xml:space="preserve"> </w:t>
-      </w:r>
-      <w:r>
-        <w:rPr>
-          <w:rFonts w:ascii="Charis SIL Regular" w:hAnsi="Charis SIL Regular" w:eastAsia="Charis SIL Regular"/>
-          <w:b w:val="0"/>
-          <w:i w:val="0"/>
-          <w:color w:val="0000FF"/>
-          <w:sz w:val="24"/>
-          <w:u w:val="single"/>
-        </w:rPr>
-        <w:hyperlink r:id="rId11" w:history="1">
-          <w:r>
-            <w:rPr>
-              <w:rStyle w:val="Hyperlink"/>
-            </w:rPr>
-            <w:t>Ott</w:t>
-          </w:r>
-        </w:hyperlink>
+        <w:t>Johann George Ott</w:t>
       </w:r>
       <w:r>
         <w:rPr>
@@ -493,7 +428,7 @@
           <w:sz w:val="24"/>
           <w:u w:val="single"/>
         </w:rPr>
-        <w:hyperlink r:id="rId10" w:history="1">
+        <w:hyperlink r:id="rId11" w:history="1">
           <w:r>
             <w:rPr>
               <w:rStyle w:val="Hyperlink"/>
@@ -522,7 +457,7 @@
           <w:sz w:val="24"/>
           <w:u w:val="single"/>
         </w:rPr>
-        <w:hyperlink r:id="rId10" w:history="1">
+        <w:hyperlink r:id="rId11" w:history="1">
           <w:r>
             <w:rPr>
               <w:rStyle w:val="Hyperlink"/>
@@ -540,7 +475,7 @@
           <w:sz w:val="24"/>
           <w:u w:val="single"/>
         </w:rPr>
-        <w:hyperlink r:id="rId10" w:history="1">
+        <w:hyperlink r:id="rId11" w:history="1">
           <w:r>
             <w:rPr>
               <w:rStyle w:val="Hyperlink"/>
@@ -558,7 +493,7 @@
           <w:sz w:val="24"/>
           <w:u w:val="single"/>
         </w:rPr>
-        <w:hyperlink r:id="rId10" w:history="1">
+        <w:hyperlink r:id="rId11" w:history="1">
           <w:r>
             <w:rPr>
               <w:rStyle w:val="Hyperlink"/>
@@ -587,7 +522,7 @@
           <w:sz w:val="24"/>
           <w:u w:val="single"/>
         </w:rPr>
-        <w:hyperlink r:id="rId10" w:history="1">
+        <w:hyperlink r:id="rId11" w:history="1">
           <w:r>
             <w:rPr>
               <w:rStyle w:val="Hyperlink"/>
@@ -605,7 +540,7 @@
           <w:sz w:val="24"/>
           <w:u w:val="single"/>
         </w:rPr>
-        <w:hyperlink r:id="rId10" w:history="1">
+        <w:hyperlink r:id="rId11" w:history="1">
           <w:r>
             <w:rPr>
               <w:rStyle w:val="Hyperlink"/>
@@ -681,7 +616,7 @@
           <w:sz w:val="24"/>
           <w:u w:val="single"/>
         </w:rPr>
-        <w:hyperlink r:id="rId11" w:history="1">
+        <w:hyperlink r:id="rId10" w:history="1">
           <w:r>
             <w:rPr>
               <w:rStyle w:val="Hyperlink"/>
@@ -737,7 +672,50 @@
           <w:color w:val="000000"/>
           <w:sz w:val="24"/>
         </w:rPr>
-        <w:t>t Indies, 's Land</w:t>
+        <w:hyperlink r:id="rId11" w:history="1">
+          <w:r>
+            <w:rPr>
+              <w:rStyle w:val="Hyperlink"/>
+            </w:rPr>
+            <w:t>t Indies</w:t>
+          </w:r>
+        </w:hyperlink>
+      </w:r>
+      <w:r>
+        <w:rPr>
+          <w:u w:val="single" w:color="0000ff"/>
+          <w:rFonts w:ascii="Charis SIL Regular" w:hAnsi="Charis SIL Regular" w:eastAsia="Charis SIL Regular"/>
+          <w:b w:val="0"/>
+          <w:i w:val="0"/>
+          <w:color w:val="000000"/>
+          <w:sz w:val="24"/>
+        </w:rPr>
+        <w:hyperlink r:id="rId11" w:history="1">
+          <w:r>
+            <w:rPr>
+              <w:rStyle w:val="Hyperlink"/>
+            </w:rPr>
+            <w:t>,</w:t>
+          </w:r>
+        </w:hyperlink>
+      </w:r>
+      <w:r>
+        <w:rPr>
+          <w:u w:val="single" w:color="0000ff"/>
+          <w:rFonts w:ascii="Charis SIL Regular" w:hAnsi="Charis SIL Regular" w:eastAsia="Charis SIL Regular"/>
+          <w:b w:val="0"/>
+          <w:i w:val="0"/>
+          <w:color w:val="000000"/>
+          <w:sz w:val="24"/>
+        </w:rPr>
+        <w:hyperlink r:id="rId11" w:history="1">
+          <w:r>
+            <w:rPr>
+              <w:rStyle w:val="Hyperlink"/>
+            </w:rPr>
+            <w:t xml:space="preserve"> 's Land</w:t>
+          </w:r>
+        </w:hyperlink>
       </w:r>
       <w:r>
         <w:rPr>
@@ -1501,7 +1479,7 @@
           <w:sz w:val="24"/>
           <w:u w:val="single"/>
         </w:rPr>
-        <w:hyperlink r:id="rId14" w:history="1">
+        <w:hyperlink r:id="rId13" w:history="1">
           <w:r>
             <w:rPr>
               <w:rStyle w:val="Hyperlink"/>
@@ -1530,7 +1508,7 @@
           <w:sz w:val="24"/>
           <w:u w:val="single"/>
         </w:rPr>
-        <w:hyperlink r:id="rId14" w:history="1">
+        <w:hyperlink r:id="rId13" w:history="1">
           <w:r>
             <w:rPr>
               <w:rStyle w:val="Hyperlink"/>
@@ -1548,7 +1526,7 @@
           <w:sz w:val="24"/>
           <w:u w:val="single"/>
         </w:rPr>
-        <w:hyperlink r:id="rId14" w:history="1">
+        <w:hyperlink r:id="rId13" w:history="1">
           <w:r>
             <w:rPr>
               <w:rStyle w:val="Hyperlink"/>
@@ -1577,7 +1555,7 @@
           <w:sz w:val="24"/>
           <w:u w:val="single"/>
         </w:rPr>
-        <w:hyperlink r:id="rId14" w:history="1">
+        <w:hyperlink r:id="rId13" w:history="1">
           <w:r>
             <w:rPr>
               <w:rStyle w:val="Hyperlink"/>
@@ -1678,7 +1656,7 @@
           <w:sz w:val="24"/>
           <w:u w:val="single"/>
         </w:rPr>
-        <w:hyperlink r:id="rId14" w:history="1">
+        <w:hyperlink r:id="rId13" w:history="1">
           <w:r>
             <w:rPr>
               <w:rStyle w:val="Hyperlink"/>
@@ -1707,7 +1685,7 @@
           <w:sz w:val="24"/>
           <w:u w:val="single"/>
         </w:rPr>
-        <w:hyperlink r:id="rId14" w:history="1">
+        <w:hyperlink r:id="rId13" w:history="1">
           <w:r>
             <w:rPr>
               <w:rStyle w:val="Hyperlink"/>
@@ -1736,36 +1714,24 @@
           <w:sz w:val="24"/>
           <w:u w:val="single"/>
         </w:rPr>
-        <w:t>in</w:t>
-      </w:r>
-      <w:r>
-        <w:rPr>
-          <w:rFonts w:ascii="Charis SIL Regular" w:hAnsi="Charis SIL Regular" w:eastAsia="Charis SIL Regular"/>
-          <w:b w:val="0"/>
-          <w:i w:val="0"/>
-          <w:color w:val="0000FF"/>
-          <w:sz w:val="24"/>
-          <w:u w:val="single"/>
-        </w:rPr>
-        <w:t xml:space="preserve"> </w:t>
-      </w:r>
-      <w:r>
-        <w:rPr>
-          <w:rFonts w:ascii="Charis SIL Regular" w:hAnsi="Charis SIL Regular" w:eastAsia="Charis SIL Regular"/>
-          <w:b w:val="0"/>
-          <w:i w:val="0"/>
-          <w:color w:val="0000FF"/>
-          <w:sz w:val="24"/>
-          <w:u w:val="single"/>
-        </w:rPr>
         <w:hyperlink r:id="rId14" w:history="1">
           <w:r>
             <w:rPr>
               <w:rStyle w:val="Hyperlink"/>
             </w:rPr>
-            <w:t>Leid</w:t>
+            <w:t>in</w:t>
           </w:r>
         </w:hyperlink>
+      </w:r>
+      <w:r>
+        <w:rPr>
+          <w:rFonts w:ascii="Charis SIL Regular" w:hAnsi="Charis SIL Regular" w:eastAsia="Charis SIL Regular"/>
+          <w:b w:val="0"/>
+          <w:i w:val="0"/>
+          <w:color w:val="0000FF"/>
+          <w:sz w:val="24"/>
+        </w:rPr>
+        <w:t xml:space="preserve"> Leiden (now Naturalis Biodiv</w:t>
       </w:r>
       <w:r>
         <w:rPr>
@@ -1781,7 +1747,7 @@
             <w:rPr>
               <w:rStyle w:val="Hyperlink"/>
             </w:rPr>
-            <w:t>e</w:t>
+            <w:t>er</w:t>
           </w:r>
         </w:hyperlink>
       </w:r>
@@ -1794,148 +1760,7 @@
           <w:sz w:val="24"/>
           <w:u w:val="single"/>
         </w:rPr>
-        <w:hyperlink r:id="rId14" w:history="1">
-          <w:r>
-            <w:rPr>
-              <w:rStyle w:val="Hyperlink"/>
-            </w:rPr>
-            <w:t>n</w:t>
-          </w:r>
-        </w:hyperlink>
-      </w:r>
-      <w:r>
-        <w:rPr>
-          <w:rFonts w:ascii="Charis SIL Regular" w:hAnsi="Charis SIL Regular" w:eastAsia="Charis SIL Regular"/>
-          <w:b w:val="0"/>
-          <w:i w:val="0"/>
-          <w:color w:val="0000FF"/>
-          <w:sz w:val="24"/>
-          <w:u w:val="single"/>
-        </w:rPr>
-        <w:t xml:space="preserve"> </w:t>
-      </w:r>
-      <w:r>
-        <w:rPr>
-          <w:rFonts w:ascii="Charis SIL Regular" w:hAnsi="Charis SIL Regular" w:eastAsia="Charis SIL Regular"/>
-          <w:b w:val="0"/>
-          <w:i w:val="0"/>
-          <w:color w:val="0000FF"/>
-          <w:sz w:val="24"/>
-          <w:u w:val="single"/>
-        </w:rPr>
-        <w:hyperlink r:id="rId14" w:history="1">
-          <w:r>
-            <w:rPr>
-              <w:rStyle w:val="Hyperlink"/>
-            </w:rPr>
-            <w:t>(now</w:t>
-          </w:r>
-        </w:hyperlink>
-      </w:r>
-      <w:r>
-        <w:rPr>
-          <w:rFonts w:ascii="Charis SIL Regular" w:hAnsi="Charis SIL Regular" w:eastAsia="Charis SIL Regular"/>
-          <w:b w:val="0"/>
-          <w:i w:val="0"/>
-          <w:color w:val="0000FF"/>
-          <w:sz w:val="24"/>
-          <w:u w:val="single"/>
-        </w:rPr>
-        <w:t xml:space="preserve"> </w:t>
-      </w:r>
-      <w:r>
-        <w:rPr>
-          <w:rFonts w:ascii="Charis SIL Regular" w:hAnsi="Charis SIL Regular" w:eastAsia="Charis SIL Regular"/>
-          <w:b w:val="0"/>
-          <w:i w:val="0"/>
-          <w:color w:val="0000FF"/>
-          <w:sz w:val="24"/>
-          <w:u w:val="single"/>
-        </w:rPr>
         <w:hyperlink r:id="rId13" w:history="1">
-          <w:r>
-            <w:rPr>
-              <w:rStyle w:val="Hyperlink"/>
-            </w:rPr>
-            <w:t>Natu</w:t>
-          </w:r>
-        </w:hyperlink>
-      </w:r>
-      <w:r>
-        <w:rPr>
-          <w:rFonts w:ascii="Charis SIL Regular" w:hAnsi="Charis SIL Regular" w:eastAsia="Charis SIL Regular"/>
-          <w:b w:val="0"/>
-          <w:i w:val="0"/>
-          <w:color w:val="0000FF"/>
-          <w:sz w:val="24"/>
-          <w:u w:val="single"/>
-        </w:rPr>
-        <w:hyperlink r:id="rId13" w:history="1">
-          <w:r>
-            <w:rPr>
-              <w:rStyle w:val="Hyperlink"/>
-            </w:rPr>
-            <w:t>r</w:t>
-          </w:r>
-        </w:hyperlink>
-      </w:r>
-      <w:r>
-        <w:rPr>
-          <w:rFonts w:ascii="Charis SIL Regular" w:hAnsi="Charis SIL Regular" w:eastAsia="Charis SIL Regular"/>
-          <w:b w:val="0"/>
-          <w:i w:val="0"/>
-          <w:color w:val="0000FF"/>
-          <w:sz w:val="24"/>
-          <w:u w:val="single"/>
-        </w:rPr>
-        <w:hyperlink r:id="rId13" w:history="1">
-          <w:r>
-            <w:rPr>
-              <w:rStyle w:val="Hyperlink"/>
-            </w:rPr>
-            <w:t>alis</w:t>
-          </w:r>
-        </w:hyperlink>
-      </w:r>
-      <w:r>
-        <w:rPr>
-          <w:rFonts w:ascii="Charis SIL Regular" w:hAnsi="Charis SIL Regular" w:eastAsia="Charis SIL Regular"/>
-          <w:b w:val="0"/>
-          <w:i w:val="0"/>
-          <w:color w:val="0000FF"/>
-          <w:sz w:val="24"/>
-          <w:u w:val="single"/>
-        </w:rPr>
-        <w:t xml:space="preserve"> </w:t>
-      </w:r>
-      <w:r>
-        <w:rPr>
-          <w:rFonts w:ascii="Charis SIL Regular" w:hAnsi="Charis SIL Regular" w:eastAsia="Charis SIL Regular"/>
-          <w:b w:val="0"/>
-          <w:i w:val="0"/>
-          <w:color w:val="0000FF"/>
-          <w:sz w:val="24"/>
-          <w:u w:val="single"/>
-        </w:rPr>
-        <w:hyperlink r:id="rId14" w:history="1">
-          <w:r>
-            <w:rPr>
-              <w:rStyle w:val="Hyperlink"/>
-            </w:rPr>
-            <w:t>Biodiver</w:t>
-          </w:r>
-        </w:hyperlink>
-      </w:r>
-      <w:r>
-        <w:rPr>
-          <w:rFonts w:ascii="Charis SIL Regular" w:hAnsi="Charis SIL Regular" w:eastAsia="Charis SIL Regular"/>
-          <w:b w:val="0"/>
-          <w:i w:val="0"/>
-          <w:color w:val="0000FF"/>
-          <w:sz w:val="24"/>
-          <w:u w:val="single"/>
-        </w:rPr>
-        <w:hyperlink r:id="rId14" w:history="1">
           <w:r>
             <w:rPr>
               <w:rStyle w:val="Hyperlink"/>
@@ -1964,7 +1789,7 @@
           <w:sz w:val="24"/>
           <w:u w:val="single"/>
         </w:rPr>
-        <w:hyperlink r:id="rId14" w:history="1">
+        <w:hyperlink r:id="rId13" w:history="1">
           <w:r>
             <w:rPr>
               <w:rStyle w:val="Hyperlink"/>
@@ -2422,7 +2247,25 @@
           <w:color w:val="000000"/>
           <w:sz w:val="24"/>
         </w:rPr>
-        <w:t>Tropical Institute). This includes the archives of</w:t>
+        <w:t>Tropical Institute). This includes the arc</w:t>
+      </w:r>
+      <w:r>
+        <w:rPr>
+          <w:u w:val="single" w:color="0000ff"/>
+          <w:rFonts w:ascii="Charis SIL Regular" w:hAnsi="Charis SIL Regular" w:eastAsia="Charis SIL Regular"/>
+          <w:b w:val="0"/>
+          <w:i w:val="0"/>
+          <w:color w:val="000000"/>
+          <w:sz w:val="24"/>
+        </w:rPr>
+        <w:hyperlink r:id="rId16" w:history="1">
+          <w:r>
+            <w:rPr>
+              <w:rStyle w:val="Hyperlink"/>
+            </w:rPr>
+            <w:t>hives of</w:t>
+          </w:r>
+        </w:hyperlink>
       </w:r>
       <w:r>
         <w:rPr>

--- a/EXPORTS/DOCX/published/niveau3/English/WMAmsterdam.docx
+++ b/EXPORTS/DOCX/published/niveau3/English/WMAmsterdam.docx
@@ -388,7 +388,14 @@
           <w:sz w:val="24"/>
           <w:u w:val="single"/>
         </w:rPr>
-        <w:t>Johann George Ott</w:t>
+        <w:hyperlink r:id="rId11" w:history="1">
+          <w:r>
+            <w:rPr>
+              <w:rStyle w:val="Hyperlink"/>
+            </w:rPr>
+            <w:t>Johann</w:t>
+          </w:r>
+        </w:hyperlink>
       </w:r>
       <w:r>
         <w:rPr>
@@ -399,7 +406,65 @@
           <w:sz w:val="24"/>
           <w:u w:val="single"/>
         </w:rPr>
-        <w:hyperlink r:id="rId10" w:history="1">
+        <w:t xml:space="preserve"> </w:t>
+      </w:r>
+      <w:r>
+        <w:rPr>
+          <w:rFonts w:ascii="Charis SIL Regular" w:hAnsi="Charis SIL Regular" w:eastAsia="Charis SIL Regular"/>
+          <w:b w:val="0"/>
+          <w:i w:val="0"/>
+          <w:color w:val="0000FF"/>
+          <w:sz w:val="24"/>
+          <w:u w:val="single"/>
+        </w:rPr>
+        <w:hyperlink r:id="rId11" w:history="1">
+          <w:r>
+            <w:rPr>
+              <w:rStyle w:val="Hyperlink"/>
+            </w:rPr>
+            <w:t>George</w:t>
+          </w:r>
+        </w:hyperlink>
+      </w:r>
+      <w:r>
+        <w:rPr>
+          <w:rFonts w:ascii="Charis SIL Regular" w:hAnsi="Charis SIL Regular" w:eastAsia="Charis SIL Regular"/>
+          <w:b w:val="0"/>
+          <w:i w:val="0"/>
+          <w:color w:val="0000FF"/>
+          <w:sz w:val="24"/>
+          <w:u w:val="single"/>
+        </w:rPr>
+        <w:t xml:space="preserve"> </w:t>
+      </w:r>
+      <w:r>
+        <w:rPr>
+          <w:rFonts w:ascii="Charis SIL Regular" w:hAnsi="Charis SIL Regular" w:eastAsia="Charis SIL Regular"/>
+          <w:b w:val="0"/>
+          <w:i w:val="0"/>
+          <w:color w:val="0000FF"/>
+          <w:sz w:val="24"/>
+          <w:u w:val="single"/>
+        </w:rPr>
+        <w:hyperlink r:id="rId11" w:history="1">
+          <w:r>
+            <w:rPr>
+              <w:rStyle w:val="Hyperlink"/>
+            </w:rPr>
+            <w:t>Ott</w:t>
+          </w:r>
+        </w:hyperlink>
+      </w:r>
+      <w:r>
+        <w:rPr>
+          <w:rFonts w:ascii="Charis SIL Regular" w:hAnsi="Charis SIL Regular" w:eastAsia="Charis SIL Regular"/>
+          <w:b w:val="0"/>
+          <w:i w:val="0"/>
+          <w:color w:val="0000FF"/>
+          <w:sz w:val="24"/>
+          <w:u w:val="single"/>
+        </w:rPr>
+        <w:hyperlink r:id="rId11" w:history="1">
           <w:r>
             <w:rPr>
               <w:rStyle w:val="Hyperlink"/>
@@ -661,61 +726,7 @@
           <w:color w:val="000000"/>
           <w:sz w:val="24"/>
         </w:rPr>
-        <w:t>Dutch Eas</w:t>
-      </w:r>
-      <w:r>
-        <w:rPr>
-          <w:u w:val="single" w:color="0000ff"/>
-          <w:rFonts w:ascii="Charis SIL Regular" w:hAnsi="Charis SIL Regular" w:eastAsia="Charis SIL Regular"/>
-          <w:b w:val="0"/>
-          <w:i w:val="0"/>
-          <w:color w:val="000000"/>
-          <w:sz w:val="24"/>
-        </w:rPr>
-        <w:hyperlink r:id="rId11" w:history="1">
-          <w:r>
-            <w:rPr>
-              <w:rStyle w:val="Hyperlink"/>
-            </w:rPr>
-            <w:t>t Indies</w:t>
-          </w:r>
-        </w:hyperlink>
-      </w:r>
-      <w:r>
-        <w:rPr>
-          <w:u w:val="single" w:color="0000ff"/>
-          <w:rFonts w:ascii="Charis SIL Regular" w:hAnsi="Charis SIL Regular" w:eastAsia="Charis SIL Regular"/>
-          <w:b w:val="0"/>
-          <w:i w:val="0"/>
-          <w:color w:val="000000"/>
-          <w:sz w:val="24"/>
-        </w:rPr>
-        <w:hyperlink r:id="rId11" w:history="1">
-          <w:r>
-            <w:rPr>
-              <w:rStyle w:val="Hyperlink"/>
-            </w:rPr>
-            <w:t>,</w:t>
-          </w:r>
-        </w:hyperlink>
-      </w:r>
-      <w:r>
-        <w:rPr>
-          <w:u w:val="single" w:color="0000ff"/>
-          <w:rFonts w:ascii="Charis SIL Regular" w:hAnsi="Charis SIL Regular" w:eastAsia="Charis SIL Regular"/>
-          <w:b w:val="0"/>
-          <w:i w:val="0"/>
-          <w:color w:val="000000"/>
-          <w:sz w:val="24"/>
-        </w:rPr>
-        <w:hyperlink r:id="rId11" w:history="1">
-          <w:r>
-            <w:rPr>
-              <w:rStyle w:val="Hyperlink"/>
-            </w:rPr>
-            <w:t xml:space="preserve"> 's Land</w:t>
-          </w:r>
-        </w:hyperlink>
+        <w:t>Dutch East Indies, 's Land</w:t>
       </w:r>
       <w:r>
         <w:rPr>
@@ -1685,7 +1696,7 @@
           <w:sz w:val="24"/>
           <w:u w:val="single"/>
         </w:rPr>
-        <w:hyperlink r:id="rId13" w:history="1">
+        <w:hyperlink r:id="rId14" w:history="1">
           <w:r>
             <w:rPr>
               <w:rStyle w:val="Hyperlink"/>
@@ -1730,8 +1741,186 @@
           <w:i w:val="0"/>
           <w:color w:val="0000FF"/>
           <w:sz w:val="24"/>
-        </w:rPr>
-        <w:t xml:space="preserve"> Leiden (now Naturalis Biodiv</w:t>
+          <w:u w:val="single"/>
+        </w:rPr>
+        <w:t xml:space="preserve"> </w:t>
+      </w:r>
+      <w:r>
+        <w:rPr>
+          <w:rFonts w:ascii="Charis SIL Regular" w:hAnsi="Charis SIL Regular" w:eastAsia="Charis SIL Regular"/>
+          <w:b w:val="0"/>
+          <w:i w:val="0"/>
+          <w:color w:val="0000FF"/>
+          <w:sz w:val="24"/>
+          <w:u w:val="single"/>
+        </w:rPr>
+        <w:hyperlink r:id="rId14" w:history="1">
+          <w:r>
+            <w:rPr>
+              <w:rStyle w:val="Hyperlink"/>
+            </w:rPr>
+            <w:t>Leid</w:t>
+          </w:r>
+        </w:hyperlink>
+      </w:r>
+      <w:r>
+        <w:rPr>
+          <w:rFonts w:ascii="Charis SIL Regular" w:hAnsi="Charis SIL Regular" w:eastAsia="Charis SIL Regular"/>
+          <w:b w:val="0"/>
+          <w:i w:val="0"/>
+          <w:color w:val="0000FF"/>
+          <w:sz w:val="24"/>
+          <w:u w:val="single"/>
+        </w:rPr>
+        <w:hyperlink r:id="rId14" w:history="1">
+          <w:r>
+            <w:rPr>
+              <w:rStyle w:val="Hyperlink"/>
+            </w:rPr>
+            <w:t>e</w:t>
+          </w:r>
+        </w:hyperlink>
+      </w:r>
+      <w:r>
+        <w:rPr>
+          <w:rFonts w:ascii="Charis SIL Regular" w:hAnsi="Charis SIL Regular" w:eastAsia="Charis SIL Regular"/>
+          <w:b w:val="0"/>
+          <w:i w:val="0"/>
+          <w:color w:val="0000FF"/>
+          <w:sz w:val="24"/>
+          <w:u w:val="single"/>
+        </w:rPr>
+        <w:hyperlink r:id="rId14" w:history="1">
+          <w:r>
+            <w:rPr>
+              <w:rStyle w:val="Hyperlink"/>
+            </w:rPr>
+            <w:t>n</w:t>
+          </w:r>
+        </w:hyperlink>
+      </w:r>
+      <w:r>
+        <w:rPr>
+          <w:rFonts w:ascii="Charis SIL Regular" w:hAnsi="Charis SIL Regular" w:eastAsia="Charis SIL Regular"/>
+          <w:b w:val="0"/>
+          <w:i w:val="0"/>
+          <w:color w:val="0000FF"/>
+          <w:sz w:val="24"/>
+          <w:u w:val="single"/>
+        </w:rPr>
+        <w:t xml:space="preserve"> </w:t>
+      </w:r>
+      <w:r>
+        <w:rPr>
+          <w:rFonts w:ascii="Charis SIL Regular" w:hAnsi="Charis SIL Regular" w:eastAsia="Charis SIL Regular"/>
+          <w:b w:val="0"/>
+          <w:i w:val="0"/>
+          <w:color w:val="0000FF"/>
+          <w:sz w:val="24"/>
+          <w:u w:val="single"/>
+        </w:rPr>
+        <w:hyperlink r:id="rId14" w:history="1">
+          <w:r>
+            <w:rPr>
+              <w:rStyle w:val="Hyperlink"/>
+            </w:rPr>
+            <w:t>(now</w:t>
+          </w:r>
+        </w:hyperlink>
+      </w:r>
+      <w:r>
+        <w:rPr>
+          <w:rFonts w:ascii="Charis SIL Regular" w:hAnsi="Charis SIL Regular" w:eastAsia="Charis SIL Regular"/>
+          <w:b w:val="0"/>
+          <w:i w:val="0"/>
+          <w:color w:val="0000FF"/>
+          <w:sz w:val="24"/>
+          <w:u w:val="single"/>
+        </w:rPr>
+        <w:t xml:space="preserve"> </w:t>
+      </w:r>
+      <w:r>
+        <w:rPr>
+          <w:rFonts w:ascii="Charis SIL Regular" w:hAnsi="Charis SIL Regular" w:eastAsia="Charis SIL Regular"/>
+          <w:b w:val="0"/>
+          <w:i w:val="0"/>
+          <w:color w:val="0000FF"/>
+          <w:sz w:val="24"/>
+          <w:u w:val="single"/>
+        </w:rPr>
+        <w:hyperlink r:id="rId14" w:history="1">
+          <w:r>
+            <w:rPr>
+              <w:rStyle w:val="Hyperlink"/>
+            </w:rPr>
+            <w:t>Natu</w:t>
+          </w:r>
+        </w:hyperlink>
+      </w:r>
+      <w:r>
+        <w:rPr>
+          <w:rFonts w:ascii="Charis SIL Regular" w:hAnsi="Charis SIL Regular" w:eastAsia="Charis SIL Regular"/>
+          <w:b w:val="0"/>
+          <w:i w:val="0"/>
+          <w:color w:val="0000FF"/>
+          <w:sz w:val="24"/>
+          <w:u w:val="single"/>
+        </w:rPr>
+        <w:hyperlink r:id="rId13" w:history="1">
+          <w:r>
+            <w:rPr>
+              <w:rStyle w:val="Hyperlink"/>
+            </w:rPr>
+            <w:t>r</w:t>
+          </w:r>
+        </w:hyperlink>
+      </w:r>
+      <w:r>
+        <w:rPr>
+          <w:rFonts w:ascii="Charis SIL Regular" w:hAnsi="Charis SIL Regular" w:eastAsia="Charis SIL Regular"/>
+          <w:b w:val="0"/>
+          <w:i w:val="0"/>
+          <w:color w:val="0000FF"/>
+          <w:sz w:val="24"/>
+          <w:u w:val="single"/>
+        </w:rPr>
+        <w:hyperlink r:id="rId13" w:history="1">
+          <w:r>
+            <w:rPr>
+              <w:rStyle w:val="Hyperlink"/>
+            </w:rPr>
+            <w:t>alis</w:t>
+          </w:r>
+        </w:hyperlink>
+      </w:r>
+      <w:r>
+        <w:rPr>
+          <w:rFonts w:ascii="Charis SIL Regular" w:hAnsi="Charis SIL Regular" w:eastAsia="Charis SIL Regular"/>
+          <w:b w:val="0"/>
+          <w:i w:val="0"/>
+          <w:color w:val="0000FF"/>
+          <w:sz w:val="24"/>
+          <w:u w:val="single"/>
+        </w:rPr>
+        <w:t xml:space="preserve"> </w:t>
+      </w:r>
+      <w:r>
+        <w:rPr>
+          <w:rFonts w:ascii="Charis SIL Regular" w:hAnsi="Charis SIL Regular" w:eastAsia="Charis SIL Regular"/>
+          <w:b w:val="0"/>
+          <w:i w:val="0"/>
+          <w:color w:val="0000FF"/>
+          <w:sz w:val="24"/>
+          <w:u w:val="single"/>
+        </w:rPr>
+        <w:hyperlink r:id="rId13" w:history="1">
+          <w:r>
+            <w:rPr>
+              <w:rStyle w:val="Hyperlink"/>
+            </w:rPr>
+            <w:t>Biodiv</w:t>
+          </w:r>
+        </w:hyperlink>
       </w:r>
       <w:r>
         <w:rPr>

--- a/EXPORTS/DOCX/published/niveau3/English/WMAmsterdam.docx
+++ b/EXPORTS/DOCX/published/niveau3/English/WMAmsterdam.docx
@@ -587,7 +587,7 @@
           <w:sz w:val="24"/>
           <w:u w:val="single"/>
         </w:rPr>
-        <w:hyperlink r:id="rId11" w:history="1">
+        <w:hyperlink r:id="rId10" w:history="1">
           <w:r>
             <w:rPr>
               <w:rStyle w:val="Hyperlink"/>
@@ -605,7 +605,7 @@
           <w:sz w:val="24"/>
           <w:u w:val="single"/>
         </w:rPr>
-        <w:hyperlink r:id="rId11" w:history="1">
+        <w:hyperlink r:id="rId10" w:history="1">
           <w:r>
             <w:rPr>
               <w:rStyle w:val="Hyperlink"/>
@@ -623,7 +623,7 @@
           <w:sz w:val="24"/>
           <w:u w:val="single"/>
         </w:rPr>
-        <w:hyperlink r:id="rId11" w:history="1">
+        <w:hyperlink r:id="rId10" w:history="1">
           <w:r>
             <w:rPr>
               <w:rStyle w:val="Hyperlink"/>
@@ -652,7 +652,7 @@
           <w:sz w:val="24"/>
           <w:u w:val="single"/>
         </w:rPr>
-        <w:hyperlink r:id="rId11" w:history="1">
+        <w:hyperlink r:id="rId10" w:history="1">
           <w:r>
             <w:rPr>
               <w:rStyle w:val="Hyperlink"/>
@@ -726,7 +726,53 @@
           <w:color w:val="000000"/>
           <w:sz w:val="24"/>
         </w:rPr>
-        <w:t>Dutch East Indies, 's Land</w:t>
+        <w:t>Dutch Eas</w:t>
+      </w:r>
+      <w:r>
+        <w:rPr>
+          <w:u w:val="single" w:color="0000ff"/>
+          <w:rFonts w:ascii="Charis SIL Regular" w:hAnsi="Charis SIL Regular" w:eastAsia="Charis SIL Regular"/>
+          <w:b w:val="0"/>
+          <w:i w:val="0"/>
+          <w:color w:val="000000"/>
+          <w:sz w:val="24"/>
+        </w:rPr>
+        <w:hyperlink r:id="rId11" w:history="1">
+          <w:r>
+            <w:rPr>
+              <w:rStyle w:val="Hyperlink"/>
+            </w:rPr>
+            <w:t>t Indies</w:t>
+          </w:r>
+        </w:hyperlink>
+      </w:r>
+      <w:r>
+        <w:rPr>
+          <w:u w:val="single" w:color="0000ff"/>
+          <w:rFonts w:ascii="Charis SIL Regular" w:hAnsi="Charis SIL Regular" w:eastAsia="Charis SIL Regular"/>
+          <w:b w:val="0"/>
+          <w:i w:val="0"/>
+          <w:color w:val="000000"/>
+          <w:sz w:val="24"/>
+        </w:rPr>
+        <w:hyperlink r:id="rId11" w:history="1">
+          <w:r>
+            <w:rPr>
+              <w:rStyle w:val="Hyperlink"/>
+            </w:rPr>
+            <w:t>,</w:t>
+          </w:r>
+        </w:hyperlink>
+      </w:r>
+      <w:r>
+        <w:rPr>
+          <w:rFonts w:ascii="Charis SIL Regular" w:hAnsi="Charis SIL Regular" w:eastAsia="Charis SIL Regular"/>
+          <w:b w:val="0"/>
+          <w:i w:val="0"/>
+          <w:color w:val="000000"/>
+          <w:sz w:val="24"/>
+        </w:rPr>
+        <w:t xml:space="preserve"> 's Land</w:t>
       </w:r>
       <w:r>
         <w:rPr>
@@ -1519,7 +1565,7 @@
           <w:sz w:val="24"/>
           <w:u w:val="single"/>
         </w:rPr>
-        <w:hyperlink r:id="rId13" w:history="1">
+        <w:hyperlink r:id="rId14" w:history="1">
           <w:r>
             <w:rPr>
               <w:rStyle w:val="Hyperlink"/>
@@ -1537,7 +1583,7 @@
           <w:sz w:val="24"/>
           <w:u w:val="single"/>
         </w:rPr>
-        <w:hyperlink r:id="rId13" w:history="1">
+        <w:hyperlink r:id="rId14" w:history="1">
           <w:r>
             <w:rPr>
               <w:rStyle w:val="Hyperlink"/>
@@ -1631,7 +1677,7 @@
           <w:sz w:val="24"/>
           <w:u w:val="single"/>
         </w:rPr>
-        <w:hyperlink r:id="rId13" w:history="1">
+        <w:hyperlink r:id="rId14" w:history="1">
           <w:r>
             <w:rPr>
               <w:rStyle w:val="Hyperlink"/>
@@ -1649,7 +1695,7 @@
           <w:sz w:val="24"/>
           <w:u w:val="single"/>
         </w:rPr>
-        <w:hyperlink r:id="rId13" w:history="1">
+        <w:hyperlink r:id="rId14" w:history="1">
           <w:r>
             <w:rPr>
               <w:rStyle w:val="Hyperlink"/>
@@ -1667,7 +1713,7 @@
           <w:sz w:val="24"/>
           <w:u w:val="single"/>
         </w:rPr>
-        <w:hyperlink r:id="rId13" w:history="1">
+        <w:hyperlink r:id="rId14" w:history="1">
           <w:r>
             <w:rPr>
               <w:rStyle w:val="Hyperlink"/>
@@ -1723,7 +1769,6 @@
           <w:i w:val="0"/>
           <w:color w:val="0000FF"/>
           <w:sz w:val="24"/>
-          <w:u w:val="single"/>
         </w:rPr>
         <w:hyperlink r:id="rId14" w:history="1">
           <w:r>
@@ -1772,7 +1817,7 @@
           <w:sz w:val="24"/>
           <w:u w:val="single"/>
         </w:rPr>
-        <w:hyperlink r:id="rId14" w:history="1">
+        <w:hyperlink r:id="rId13" w:history="1">
           <w:r>
             <w:rPr>
               <w:rStyle w:val="Hyperlink"/>
@@ -1790,7 +1835,7 @@
           <w:sz w:val="24"/>
           <w:u w:val="single"/>
         </w:rPr>
-        <w:hyperlink r:id="rId14" w:history="1">
+        <w:hyperlink r:id="rId13" w:history="1">
           <w:r>
             <w:rPr>
               <w:rStyle w:val="Hyperlink"/>
@@ -1819,7 +1864,7 @@
           <w:sz w:val="24"/>
           <w:u w:val="single"/>
         </w:rPr>
-        <w:hyperlink r:id="rId14" w:history="1">
+        <w:hyperlink r:id="rId13" w:history="1">
           <w:r>
             <w:rPr>
               <w:rStyle w:val="Hyperlink"/>
@@ -1848,7 +1893,7 @@
           <w:sz w:val="24"/>
           <w:u w:val="single"/>
         </w:rPr>
-        <w:hyperlink r:id="rId14" w:history="1">
+        <w:hyperlink r:id="rId13" w:history="1">
           <w:r>
             <w:rPr>
               <w:rStyle w:val="Hyperlink"/>
@@ -1866,7 +1911,7 @@
           <w:sz w:val="24"/>
           <w:u w:val="single"/>
         </w:rPr>
-        <w:hyperlink r:id="rId13" w:history="1">
+        <w:hyperlink r:id="rId14" w:history="1">
           <w:r>
             <w:rPr>
               <w:rStyle w:val="Hyperlink"/>
@@ -1884,7 +1929,7 @@
           <w:sz w:val="24"/>
           <w:u w:val="single"/>
         </w:rPr>
-        <w:hyperlink r:id="rId13" w:history="1">
+        <w:hyperlink r:id="rId14" w:history="1">
           <w:r>
             <w:rPr>
               <w:rStyle w:val="Hyperlink"/>
@@ -1913,30 +1958,12 @@
           <w:sz w:val="24"/>
           <w:u w:val="single"/>
         </w:rPr>
-        <w:hyperlink r:id="rId13" w:history="1">
+        <w:hyperlink r:id="rId14" w:history="1">
           <w:r>
             <w:rPr>
               <w:rStyle w:val="Hyperlink"/>
             </w:rPr>
-            <w:t>Biodiv</w:t>
-          </w:r>
-        </w:hyperlink>
-      </w:r>
-      <w:r>
-        <w:rPr>
-          <w:rFonts w:ascii="Charis SIL Regular" w:hAnsi="Charis SIL Regular" w:eastAsia="Charis SIL Regular"/>
-          <w:b w:val="0"/>
-          <w:i w:val="0"/>
-          <w:color w:val="0000FF"/>
-          <w:sz w:val="24"/>
-          <w:u w:val="single"/>
-        </w:rPr>
-        <w:hyperlink r:id="rId13" w:history="1">
-          <w:r>
-            <w:rPr>
-              <w:rStyle w:val="Hyperlink"/>
-            </w:rPr>
-            <w:t>er</w:t>
+            <w:t>Biodiver</w:t>
           </w:r>
         </w:hyperlink>
       </w:r>

--- a/EXPORTS/DOCX/published/niveau3/English/WMAmsterdam.docx
+++ b/EXPORTS/DOCX/published/niveau3/English/WMAmsterdam.docx
@@ -464,6 +464,82 @@
           <w:sz w:val="24"/>
           <w:u w:val="single"/>
         </w:rPr>
+        <w:hyperlink r:id="rId10" w:history="1">
+          <w:r>
+            <w:rPr>
+              <w:rStyle w:val="Hyperlink"/>
+            </w:rPr>
+            <w:t>o</w:t>
+          </w:r>
+        </w:hyperlink>
+      </w:r>
+      <w:r>
+        <w:rPr>
+          <w:rFonts w:ascii="Charis SIL Regular" w:hAnsi="Charis SIL Regular" w:eastAsia="Charis SIL Regular"/>
+          <w:b w:val="0"/>
+          <w:i w:val="0"/>
+          <w:color w:val="0000FF"/>
+          <w:sz w:val="24"/>
+          <w:u w:val="single"/>
+        </w:rPr>
+        <w:t xml:space="preserve"> </w:t>
+      </w:r>
+      <w:r>
+        <w:rPr>
+          <w:rFonts w:ascii="Charis SIL Regular" w:hAnsi="Charis SIL Regular" w:eastAsia="Charis SIL Regular"/>
+          <w:b w:val="0"/>
+          <w:i w:val="0"/>
+          <w:color w:val="0000FF"/>
+          <w:sz w:val="24"/>
+          <w:u w:val="single"/>
+        </w:rPr>
+        <w:hyperlink r:id="rId11" w:history="1">
+          <w:r>
+            <w:rPr>
+              <w:rStyle w:val="Hyperlink"/>
+            </w:rPr>
+            <w:t>Stuart</w:t>
+          </w:r>
+        </w:hyperlink>
+      </w:r>
+      <w:r>
+        <w:rPr>
+          <w:rFonts w:ascii="Charis SIL Regular" w:hAnsi="Charis SIL Regular" w:eastAsia="Charis SIL Regular"/>
+          <w:b w:val="0"/>
+          <w:i w:val="0"/>
+          <w:color w:val="0000FF"/>
+          <w:sz w:val="24"/>
+          <w:u w:val="single"/>
+        </w:rPr>
+        <w:t xml:space="preserve"> </w:t>
+      </w:r>
+      <w:r>
+        <w:rPr>
+          <w:rFonts w:ascii="Charis SIL Regular" w:hAnsi="Charis SIL Regular" w:eastAsia="Charis SIL Regular"/>
+          <w:b w:val="0"/>
+          <w:i w:val="0"/>
+          <w:color w:val="0000FF"/>
+          <w:sz w:val="24"/>
+          <w:u w:val="single"/>
+        </w:rPr>
+        <w:hyperlink r:id="rId11" w:history="1">
+          <w:r>
+            <w:rPr>
+              <w:rStyle w:val="Hyperlink"/>
+            </w:rPr>
+            <w:t>v</w:t>
+          </w:r>
+        </w:hyperlink>
+      </w:r>
+      <w:r>
+        <w:rPr>
+          <w:rFonts w:ascii="Charis SIL Regular" w:hAnsi="Charis SIL Regular" w:eastAsia="Charis SIL Regular"/>
+          <w:b w:val="0"/>
+          <w:i w:val="0"/>
+          <w:color w:val="0000FF"/>
+          <w:sz w:val="24"/>
+          <w:u w:val="single"/>
+        </w:rPr>
         <w:hyperlink r:id="rId11" w:history="1">
           <w:r>
             <w:rPr>
@@ -482,82 +558,6 @@
           <w:sz w:val="24"/>
           <w:u w:val="single"/>
         </w:rPr>
-        <w:t xml:space="preserve"> </w:t>
-      </w:r>
-      <w:r>
-        <w:rPr>
-          <w:rFonts w:ascii="Charis SIL Regular" w:hAnsi="Charis SIL Regular" w:eastAsia="Charis SIL Regular"/>
-          <w:b w:val="0"/>
-          <w:i w:val="0"/>
-          <w:color w:val="0000FF"/>
-          <w:sz w:val="24"/>
-          <w:u w:val="single"/>
-        </w:rPr>
-        <w:hyperlink r:id="rId11" w:history="1">
-          <w:r>
-            <w:rPr>
-              <w:rStyle w:val="Hyperlink"/>
-            </w:rPr>
-            <w:t>Stuart</w:t>
-          </w:r>
-        </w:hyperlink>
-      </w:r>
-      <w:r>
-        <w:rPr>
-          <w:rFonts w:ascii="Charis SIL Regular" w:hAnsi="Charis SIL Regular" w:eastAsia="Charis SIL Regular"/>
-          <w:b w:val="0"/>
-          <w:i w:val="0"/>
-          <w:color w:val="0000FF"/>
-          <w:sz w:val="24"/>
-          <w:u w:val="single"/>
-        </w:rPr>
-        <w:t xml:space="preserve"> </w:t>
-      </w:r>
-      <w:r>
-        <w:rPr>
-          <w:rFonts w:ascii="Charis SIL Regular" w:hAnsi="Charis SIL Regular" w:eastAsia="Charis SIL Regular"/>
-          <w:b w:val="0"/>
-          <w:i w:val="0"/>
-          <w:color w:val="0000FF"/>
-          <w:sz w:val="24"/>
-          <w:u w:val="single"/>
-        </w:rPr>
-        <w:hyperlink r:id="rId11" w:history="1">
-          <w:r>
-            <w:rPr>
-              <w:rStyle w:val="Hyperlink"/>
-            </w:rPr>
-            <w:t>v</w:t>
-          </w:r>
-        </w:hyperlink>
-      </w:r>
-      <w:r>
-        <w:rPr>
-          <w:rFonts w:ascii="Charis SIL Regular" w:hAnsi="Charis SIL Regular" w:eastAsia="Charis SIL Regular"/>
-          <w:b w:val="0"/>
-          <w:i w:val="0"/>
-          <w:color w:val="0000FF"/>
-          <w:sz w:val="24"/>
-          <w:u w:val="single"/>
-        </w:rPr>
-        <w:hyperlink r:id="rId11" w:history="1">
-          <w:r>
-            <w:rPr>
-              <w:rStyle w:val="Hyperlink"/>
-            </w:rPr>
-            <w:t>o</w:t>
-          </w:r>
-        </w:hyperlink>
-      </w:r>
-      <w:r>
-        <w:rPr>
-          <w:rFonts w:ascii="Charis SIL Regular" w:hAnsi="Charis SIL Regular" w:eastAsia="Charis SIL Regular"/>
-          <w:b w:val="0"/>
-          <w:i w:val="0"/>
-          <w:color w:val="0000FF"/>
-          <w:sz w:val="24"/>
-          <w:u w:val="single"/>
-        </w:rPr>
         <w:hyperlink r:id="rId11" w:history="1">
           <w:r>
             <w:rPr>
@@ -587,7 +587,7 @@
           <w:sz w:val="24"/>
           <w:u w:val="single"/>
         </w:rPr>
-        <w:hyperlink r:id="rId10" w:history="1">
+        <w:hyperlink r:id="rId11" w:history="1">
           <w:r>
             <w:rPr>
               <w:rStyle w:val="Hyperlink"/>
@@ -605,7 +605,7 @@
           <w:sz w:val="24"/>
           <w:u w:val="single"/>
         </w:rPr>
-        <w:hyperlink r:id="rId10" w:history="1">
+        <w:hyperlink r:id="rId11" w:history="1">
           <w:r>
             <w:rPr>
               <w:rStyle w:val="Hyperlink"/>
@@ -623,7 +623,7 @@
           <w:sz w:val="24"/>
           <w:u w:val="single"/>
         </w:rPr>
-        <w:hyperlink r:id="rId10" w:history="1">
+        <w:hyperlink r:id="rId11" w:history="1">
           <w:r>
             <w:rPr>
               <w:rStyle w:val="Hyperlink"/>
@@ -652,7 +652,7 @@
           <w:sz w:val="24"/>
           <w:u w:val="single"/>
         </w:rPr>
-        <w:hyperlink r:id="rId10" w:history="1">
+        <w:hyperlink r:id="rId11" w:history="1">
           <w:r>
             <w:rPr>
               <w:rStyle w:val="Hyperlink"/>
@@ -681,7 +681,7 @@
           <w:sz w:val="24"/>
           <w:u w:val="single"/>
         </w:rPr>
-        <w:hyperlink r:id="rId10" w:history="1">
+        <w:hyperlink r:id="rId11" w:history="1">
           <w:r>
             <w:rPr>
               <w:rStyle w:val="Hyperlink"/>
@@ -766,13 +766,21 @@
       </w:r>
       <w:r>
         <w:rPr>
+          <w:u w:val="single" w:color="0000ff"/>
           <w:rFonts w:ascii="Charis SIL Regular" w:hAnsi="Charis SIL Regular" w:eastAsia="Charis SIL Regular"/>
           <w:b w:val="0"/>
           <w:i w:val="0"/>
           <w:color w:val="000000"/>
           <w:sz w:val="24"/>
         </w:rPr>
-        <w:t xml:space="preserve"> 's Land</w:t>
+        <w:hyperlink r:id="rId11" w:history="1">
+          <w:r>
+            <w:rPr>
+              <w:rStyle w:val="Hyperlink"/>
+            </w:rPr>
+            <w:t xml:space="preserve"> 's Land</w:t>
+          </w:r>
+        </w:hyperlink>
       </w:r>
       <w:r>
         <w:rPr>
@@ -1612,7 +1620,7 @@
           <w:sz w:val="24"/>
           <w:u w:val="single"/>
         </w:rPr>
-        <w:hyperlink r:id="rId13" w:history="1">
+        <w:hyperlink r:id="rId14" w:history="1">
           <w:r>
             <w:rPr>
               <w:rStyle w:val="Hyperlink"/>
@@ -1641,7 +1649,7 @@
           <w:sz w:val="24"/>
           <w:u w:val="single"/>
         </w:rPr>
-        <w:hyperlink r:id="rId13" w:history="1">
+        <w:hyperlink r:id="rId14" w:history="1">
           <w:r>
             <w:rPr>
               <w:rStyle w:val="Hyperlink"/>
@@ -1677,7 +1685,7 @@
           <w:sz w:val="24"/>
           <w:u w:val="single"/>
         </w:rPr>
-        <w:hyperlink r:id="rId14" w:history="1">
+        <w:hyperlink r:id="rId13" w:history="1">
           <w:r>
             <w:rPr>
               <w:rStyle w:val="Hyperlink"/>
@@ -1713,7 +1721,7 @@
           <w:sz w:val="24"/>
           <w:u w:val="single"/>
         </w:rPr>
-        <w:hyperlink r:id="rId14" w:history="1">
+        <w:hyperlink r:id="rId13" w:history="1">
           <w:r>
             <w:rPr>
               <w:rStyle w:val="Hyperlink"/>
@@ -1769,8 +1777,9 @@
           <w:i w:val="0"/>
           <w:color w:val="0000FF"/>
           <w:sz w:val="24"/>
-        </w:rPr>
-        <w:hyperlink r:id="rId14" w:history="1">
+          <w:u w:val="single"/>
+        </w:rPr>
+        <w:hyperlink r:id="rId13" w:history="1">
           <w:r>
             <w:rPr>
               <w:rStyle w:val="Hyperlink"/>
@@ -1976,7 +1985,7 @@
           <w:sz w:val="24"/>
           <w:u w:val="single"/>
         </w:rPr>
-        <w:hyperlink r:id="rId13" w:history="1">
+        <w:hyperlink r:id="rId14" w:history="1">
           <w:r>
             <w:rPr>
               <w:rStyle w:val="Hyperlink"/>
@@ -2005,7 +2014,7 @@
           <w:sz w:val="24"/>
           <w:u w:val="single"/>
         </w:rPr>
-        <w:hyperlink r:id="rId13" w:history="1">
+        <w:hyperlink r:id="rId14" w:history="1">
           <w:r>
             <w:rPr>
               <w:rStyle w:val="Hyperlink"/>

--- a/EXPORTS/DOCX/published/niveau3/English/WMAmsterdam.docx
+++ b/EXPORTS/DOCX/published/niveau3/English/WMAmsterdam.docx
@@ -195,25 +195,7 @@
           <w:color w:val="000000"/>
           <w:sz w:val="24"/>
         </w:rPr>
-        <w:t>Haarlem in 1871. The Colonial Museum, located in Paviljo</w:t>
-      </w:r>
-      <w:r>
-        <w:rPr>
-          <w:u w:val="single" w:color="0000ff"/>
-          <w:rFonts w:ascii="Charis SIL Regular" w:hAnsi="Charis SIL Regular" w:eastAsia="Charis SIL Regular"/>
-          <w:b w:val="0"/>
-          <w:i w:val="0"/>
-          <w:color w:val="000000"/>
-          <w:sz w:val="24"/>
-        </w:rPr>
-        <w:hyperlink r:id="rId9" w:history="1">
-          <w:r>
-            <w:rPr>
-              <w:rStyle w:val="Hyperlink"/>
-            </w:rPr>
-            <w:t>en Welg</w:t>
-          </w:r>
-        </w:hyperlink>
+        <w:t>Haarlem in 1871. The Colonial Museum, located in Paviljoen Welg</w:t>
       </w:r>
       <w:r>
         <w:rPr>
@@ -464,7 +446,7 @@
           <w:sz w:val="24"/>
           <w:u w:val="single"/>
         </w:rPr>
-        <w:hyperlink r:id="rId10" w:history="1">
+        <w:hyperlink r:id="rId11" w:history="1">
           <w:r>
             <w:rPr>
               <w:rStyle w:val="Hyperlink"/>
@@ -493,7 +475,7 @@
           <w:sz w:val="24"/>
           <w:u w:val="single"/>
         </w:rPr>
-        <w:hyperlink r:id="rId11" w:history="1">
+        <w:hyperlink r:id="rId10" w:history="1">
           <w:r>
             <w:rPr>
               <w:rStyle w:val="Hyperlink"/>
@@ -558,7 +540,7 @@
           <w:sz w:val="24"/>
           <w:u w:val="single"/>
         </w:rPr>
-        <w:hyperlink r:id="rId11" w:history="1">
+        <w:hyperlink r:id="rId10" w:history="1">
           <w:r>
             <w:rPr>
               <w:rStyle w:val="Hyperlink"/>
@@ -587,7 +569,7 @@
           <w:sz w:val="24"/>
           <w:u w:val="single"/>
         </w:rPr>
-        <w:hyperlink r:id="rId11" w:history="1">
+        <w:hyperlink r:id="rId10" w:history="1">
           <w:r>
             <w:rPr>
               <w:rStyle w:val="Hyperlink"/>
@@ -605,7 +587,7 @@
           <w:sz w:val="24"/>
           <w:u w:val="single"/>
         </w:rPr>
-        <w:hyperlink r:id="rId11" w:history="1">
+        <w:hyperlink r:id="rId10" w:history="1">
           <w:r>
             <w:rPr>
               <w:rStyle w:val="Hyperlink"/>
@@ -623,7 +605,7 @@
           <w:sz w:val="24"/>
           <w:u w:val="single"/>
         </w:rPr>
-        <w:hyperlink r:id="rId11" w:history="1">
+        <w:hyperlink r:id="rId10" w:history="1">
           <w:r>
             <w:rPr>
               <w:rStyle w:val="Hyperlink"/>
@@ -652,7 +634,7 @@
           <w:sz w:val="24"/>
           <w:u w:val="single"/>
         </w:rPr>
-        <w:hyperlink r:id="rId11" w:history="1">
+        <w:hyperlink r:id="rId10" w:history="1">
           <w:r>
             <w:rPr>
               <w:rStyle w:val="Hyperlink"/>
@@ -681,7 +663,7 @@
           <w:sz w:val="24"/>
           <w:u w:val="single"/>
         </w:rPr>
-        <w:hyperlink r:id="rId11" w:history="1">
+        <w:hyperlink r:id="rId10" w:history="1">
           <w:r>
             <w:rPr>
               <w:rStyle w:val="Hyperlink"/>
@@ -773,14 +755,7 @@
           <w:color w:val="000000"/>
           <w:sz w:val="24"/>
         </w:rPr>
-        <w:hyperlink r:id="rId11" w:history="1">
-          <w:r>
-            <w:rPr>
-              <w:rStyle w:val="Hyperlink"/>
-            </w:rPr>
-            <w:t xml:space="preserve"> 's Land</w:t>
-          </w:r>
-        </w:hyperlink>
+        <w:t xml:space="preserve"> 's Land</w:t>
       </w:r>
       <w:r>
         <w:rPr>
@@ -1544,7 +1519,7 @@
           <w:sz w:val="24"/>
           <w:u w:val="single"/>
         </w:rPr>
-        <w:hyperlink r:id="rId13" w:history="1">
+        <w:hyperlink r:id="rId14" w:history="1">
           <w:r>
             <w:rPr>
               <w:rStyle w:val="Hyperlink"/>
@@ -1573,7 +1548,7 @@
           <w:sz w:val="24"/>
           <w:u w:val="single"/>
         </w:rPr>
-        <w:hyperlink r:id="rId14" w:history="1">
+        <w:hyperlink r:id="rId13" w:history="1">
           <w:r>
             <w:rPr>
               <w:rStyle w:val="Hyperlink"/>
@@ -1667,7 +1642,7 @@
           <w:sz w:val="24"/>
           <w:u w:val="single"/>
         </w:rPr>
-        <w:hyperlink r:id="rId13" w:history="1">
+        <w:hyperlink r:id="rId14" w:history="1">
           <w:r>
             <w:rPr>
               <w:rStyle w:val="Hyperlink"/>
@@ -1685,7 +1660,7 @@
           <w:sz w:val="24"/>
           <w:u w:val="single"/>
         </w:rPr>
-        <w:hyperlink r:id="rId13" w:history="1">
+        <w:hyperlink r:id="rId14" w:history="1">
           <w:r>
             <w:rPr>
               <w:rStyle w:val="Hyperlink"/>
@@ -1721,7 +1696,7 @@
           <w:sz w:val="24"/>
           <w:u w:val="single"/>
         </w:rPr>
-        <w:hyperlink r:id="rId13" w:history="1">
+        <w:hyperlink r:id="rId14" w:history="1">
           <w:r>
             <w:rPr>
               <w:rStyle w:val="Hyperlink"/>
@@ -1750,7 +1725,7 @@
           <w:sz w:val="24"/>
           <w:u w:val="single"/>
         </w:rPr>
-        <w:hyperlink r:id="rId14" w:history="1">
+        <w:hyperlink r:id="rId13" w:history="1">
           <w:r>
             <w:rPr>
               <w:rStyle w:val="Hyperlink"/>
@@ -1779,7 +1754,7 @@
           <w:sz w:val="24"/>
           <w:u w:val="single"/>
         </w:rPr>
-        <w:hyperlink r:id="rId13" w:history="1">
+        <w:hyperlink r:id="rId14" w:history="1">
           <w:r>
             <w:rPr>
               <w:rStyle w:val="Hyperlink"/>
@@ -1808,7 +1783,7 @@
           <w:sz w:val="24"/>
           <w:u w:val="single"/>
         </w:rPr>
-        <w:hyperlink r:id="rId14" w:history="1">
+        <w:hyperlink r:id="rId13" w:history="1">
           <w:r>
             <w:rPr>
               <w:rStyle w:val="Hyperlink"/>
@@ -1920,7 +1895,7 @@
           <w:sz w:val="24"/>
           <w:u w:val="single"/>
         </w:rPr>
-        <w:hyperlink r:id="rId14" w:history="1">
+        <w:hyperlink r:id="rId13" w:history="1">
           <w:r>
             <w:rPr>
               <w:rStyle w:val="Hyperlink"/>
@@ -1938,7 +1913,7 @@
           <w:sz w:val="24"/>
           <w:u w:val="single"/>
         </w:rPr>
-        <w:hyperlink r:id="rId14" w:history="1">
+        <w:hyperlink r:id="rId13" w:history="1">
           <w:r>
             <w:rPr>
               <w:rStyle w:val="Hyperlink"/>
@@ -1967,12 +1942,30 @@
           <w:sz w:val="24"/>
           <w:u w:val="single"/>
         </w:rPr>
+        <w:hyperlink r:id="rId13" w:history="1">
+          <w:r>
+            <w:rPr>
+              <w:rStyle w:val="Hyperlink"/>
+            </w:rPr>
+            <w:t>Biodiv</w:t>
+          </w:r>
+        </w:hyperlink>
+      </w:r>
+      <w:r>
+        <w:rPr>
+          <w:rFonts w:ascii="Charis SIL Regular" w:hAnsi="Charis SIL Regular" w:eastAsia="Charis SIL Regular"/>
+          <w:b w:val="0"/>
+          <w:i w:val="0"/>
+          <w:color w:val="0000FF"/>
+          <w:sz w:val="24"/>
+          <w:u w:val="single"/>
+        </w:rPr>
         <w:hyperlink r:id="rId14" w:history="1">
           <w:r>
             <w:rPr>
               <w:rStyle w:val="Hyperlink"/>
             </w:rPr>
-            <w:t>Biodiver</w:t>
+            <w:t>er</w:t>
           </w:r>
         </w:hyperlink>
       </w:r>

--- a/EXPORTS/DOCX/published/niveau3/English/WMAmsterdam.docx
+++ b/EXPORTS/DOCX/published/niveau3/English/WMAmsterdam.docx
@@ -195,7 +195,25 @@
           <w:color w:val="000000"/>
           <w:sz w:val="24"/>
         </w:rPr>
-        <w:t>Haarlem in 1871. The Colonial Museum, located in Paviljoen Welg</w:t>
+        <w:t>Haarlem in 1871. The Colonial Museum, located in Paviljo</w:t>
+      </w:r>
+      <w:r>
+        <w:rPr>
+          <w:u w:val="single" w:color="0000ff"/>
+          <w:rFonts w:ascii="Charis SIL Regular" w:hAnsi="Charis SIL Regular" w:eastAsia="Charis SIL Regular"/>
+          <w:b w:val="0"/>
+          <w:i w:val="0"/>
+          <w:color w:val="000000"/>
+          <w:sz w:val="24"/>
+        </w:rPr>
+        <w:hyperlink r:id="rId9" w:history="1">
+          <w:r>
+            <w:rPr>
+              <w:rStyle w:val="Hyperlink"/>
+            </w:rPr>
+            <w:t>en Welg</w:t>
+          </w:r>
+        </w:hyperlink>
       </w:r>
       <w:r>
         <w:rPr>
@@ -475,7 +493,7 @@
           <w:sz w:val="24"/>
           <w:u w:val="single"/>
         </w:rPr>
-        <w:hyperlink r:id="rId10" w:history="1">
+        <w:hyperlink r:id="rId11" w:history="1">
           <w:r>
             <w:rPr>
               <w:rStyle w:val="Hyperlink"/>
@@ -540,7 +558,7 @@
           <w:sz w:val="24"/>
           <w:u w:val="single"/>
         </w:rPr>
-        <w:hyperlink r:id="rId10" w:history="1">
+        <w:hyperlink r:id="rId11" w:history="1">
           <w:r>
             <w:rPr>
               <w:rStyle w:val="Hyperlink"/>
@@ -569,7 +587,7 @@
           <w:sz w:val="24"/>
           <w:u w:val="single"/>
         </w:rPr>
-        <w:hyperlink r:id="rId10" w:history="1">
+        <w:hyperlink r:id="rId11" w:history="1">
           <w:r>
             <w:rPr>
               <w:rStyle w:val="Hyperlink"/>
@@ -587,7 +605,7 @@
           <w:sz w:val="24"/>
           <w:u w:val="single"/>
         </w:rPr>
-        <w:hyperlink r:id="rId10" w:history="1">
+        <w:hyperlink r:id="rId11" w:history="1">
           <w:r>
             <w:rPr>
               <w:rStyle w:val="Hyperlink"/>
@@ -605,7 +623,7 @@
           <w:sz w:val="24"/>
           <w:u w:val="single"/>
         </w:rPr>
-        <w:hyperlink r:id="rId10" w:history="1">
+        <w:hyperlink r:id="rId11" w:history="1">
           <w:r>
             <w:rPr>
               <w:rStyle w:val="Hyperlink"/>
@@ -634,7 +652,7 @@
           <w:sz w:val="24"/>
           <w:u w:val="single"/>
         </w:rPr>
-        <w:hyperlink r:id="rId10" w:history="1">
+        <w:hyperlink r:id="rId11" w:history="1">
           <w:r>
             <w:rPr>
               <w:rStyle w:val="Hyperlink"/>
@@ -755,7 +773,14 @@
           <w:color w:val="000000"/>
           <w:sz w:val="24"/>
         </w:rPr>
-        <w:t xml:space="preserve"> 's Land</w:t>
+        <w:hyperlink r:id="rId11" w:history="1">
+          <w:r>
+            <w:rPr>
+              <w:rStyle w:val="Hyperlink"/>
+            </w:rPr>
+            <w:t xml:space="preserve"> 's Land</w:t>
+          </w:r>
+        </w:hyperlink>
       </w:r>
       <w:r>
         <w:rPr>
@@ -1519,7 +1544,7 @@
           <w:sz w:val="24"/>
           <w:u w:val="single"/>
         </w:rPr>
-        <w:hyperlink r:id="rId14" w:history="1">
+        <w:hyperlink r:id="rId13" w:history="1">
           <w:r>
             <w:rPr>
               <w:rStyle w:val="Hyperlink"/>
@@ -1566,7 +1591,7 @@
           <w:sz w:val="24"/>
           <w:u w:val="single"/>
         </w:rPr>
-        <w:hyperlink r:id="rId14" w:history="1">
+        <w:hyperlink r:id="rId13" w:history="1">
           <w:r>
             <w:rPr>
               <w:rStyle w:val="Hyperlink"/>
@@ -1595,7 +1620,7 @@
           <w:sz w:val="24"/>
           <w:u w:val="single"/>
         </w:rPr>
-        <w:hyperlink r:id="rId14" w:history="1">
+        <w:hyperlink r:id="rId13" w:history="1">
           <w:r>
             <w:rPr>
               <w:rStyle w:val="Hyperlink"/>
@@ -1624,7 +1649,7 @@
           <w:sz w:val="24"/>
           <w:u w:val="single"/>
         </w:rPr>
-        <w:hyperlink r:id="rId14" w:history="1">
+        <w:hyperlink r:id="rId13" w:history="1">
           <w:r>
             <w:rPr>
               <w:rStyle w:val="Hyperlink"/>
@@ -1642,7 +1667,7 @@
           <w:sz w:val="24"/>
           <w:u w:val="single"/>
         </w:rPr>
-        <w:hyperlink r:id="rId14" w:history="1">
+        <w:hyperlink r:id="rId13" w:history="1">
           <w:r>
             <w:rPr>
               <w:rStyle w:val="Hyperlink"/>
@@ -1660,7 +1685,7 @@
           <w:sz w:val="24"/>
           <w:u w:val="single"/>
         </w:rPr>
-        <w:hyperlink r:id="rId14" w:history="1">
+        <w:hyperlink r:id="rId13" w:history="1">
           <w:r>
             <w:rPr>
               <w:rStyle w:val="Hyperlink"/>
@@ -1678,7 +1703,7 @@
           <w:sz w:val="24"/>
           <w:u w:val="single"/>
         </w:rPr>
-        <w:hyperlink r:id="rId14" w:history="1">
+        <w:hyperlink r:id="rId13" w:history="1">
           <w:r>
             <w:rPr>
               <w:rStyle w:val="Hyperlink"/>
@@ -1696,7 +1721,7 @@
           <w:sz w:val="24"/>
           <w:u w:val="single"/>
         </w:rPr>
-        <w:hyperlink r:id="rId14" w:history="1">
+        <w:hyperlink r:id="rId13" w:history="1">
           <w:r>
             <w:rPr>
               <w:rStyle w:val="Hyperlink"/>
@@ -1770,9 +1795,8 @@
           <w:i w:val="0"/>
           <w:color w:val="0000FF"/>
           <w:sz w:val="24"/>
-          <w:u w:val="single"/>
-        </w:rPr>
-        <w:t xml:space="preserve"> </w:t>
+        </w:rPr>
+        <w:t xml:space="preserve"> Leiden (now Naturalis Biodiv</w:t>
       </w:r>
       <w:r>
         <w:rPr>
@@ -1784,183 +1808,6 @@
           <w:u w:val="single"/>
         </w:rPr>
         <w:hyperlink r:id="rId13" w:history="1">
-          <w:r>
-            <w:rPr>
-              <w:rStyle w:val="Hyperlink"/>
-            </w:rPr>
-            <w:t>Leid</w:t>
-          </w:r>
-        </w:hyperlink>
-      </w:r>
-      <w:r>
-        <w:rPr>
-          <w:rFonts w:ascii="Charis SIL Regular" w:hAnsi="Charis SIL Regular" w:eastAsia="Charis SIL Regular"/>
-          <w:b w:val="0"/>
-          <w:i w:val="0"/>
-          <w:color w:val="0000FF"/>
-          <w:sz w:val="24"/>
-          <w:u w:val="single"/>
-        </w:rPr>
-        <w:hyperlink r:id="rId13" w:history="1">
-          <w:r>
-            <w:rPr>
-              <w:rStyle w:val="Hyperlink"/>
-            </w:rPr>
-            <w:t>e</w:t>
-          </w:r>
-        </w:hyperlink>
-      </w:r>
-      <w:r>
-        <w:rPr>
-          <w:rFonts w:ascii="Charis SIL Regular" w:hAnsi="Charis SIL Regular" w:eastAsia="Charis SIL Regular"/>
-          <w:b w:val="0"/>
-          <w:i w:val="0"/>
-          <w:color w:val="0000FF"/>
-          <w:sz w:val="24"/>
-          <w:u w:val="single"/>
-        </w:rPr>
-        <w:hyperlink r:id="rId13" w:history="1">
-          <w:r>
-            <w:rPr>
-              <w:rStyle w:val="Hyperlink"/>
-            </w:rPr>
-            <w:t>n</w:t>
-          </w:r>
-        </w:hyperlink>
-      </w:r>
-      <w:r>
-        <w:rPr>
-          <w:rFonts w:ascii="Charis SIL Regular" w:hAnsi="Charis SIL Regular" w:eastAsia="Charis SIL Regular"/>
-          <w:b w:val="0"/>
-          <w:i w:val="0"/>
-          <w:color w:val="0000FF"/>
-          <w:sz w:val="24"/>
-          <w:u w:val="single"/>
-        </w:rPr>
-        <w:t xml:space="preserve"> </w:t>
-      </w:r>
-      <w:r>
-        <w:rPr>
-          <w:rFonts w:ascii="Charis SIL Regular" w:hAnsi="Charis SIL Regular" w:eastAsia="Charis SIL Regular"/>
-          <w:b w:val="0"/>
-          <w:i w:val="0"/>
-          <w:color w:val="0000FF"/>
-          <w:sz w:val="24"/>
-          <w:u w:val="single"/>
-        </w:rPr>
-        <w:hyperlink r:id="rId13" w:history="1">
-          <w:r>
-            <w:rPr>
-              <w:rStyle w:val="Hyperlink"/>
-            </w:rPr>
-            <w:t>(now</w:t>
-          </w:r>
-        </w:hyperlink>
-      </w:r>
-      <w:r>
-        <w:rPr>
-          <w:rFonts w:ascii="Charis SIL Regular" w:hAnsi="Charis SIL Regular" w:eastAsia="Charis SIL Regular"/>
-          <w:b w:val="0"/>
-          <w:i w:val="0"/>
-          <w:color w:val="0000FF"/>
-          <w:sz w:val="24"/>
-          <w:u w:val="single"/>
-        </w:rPr>
-        <w:t xml:space="preserve"> </w:t>
-      </w:r>
-      <w:r>
-        <w:rPr>
-          <w:rFonts w:ascii="Charis SIL Regular" w:hAnsi="Charis SIL Regular" w:eastAsia="Charis SIL Regular"/>
-          <w:b w:val="0"/>
-          <w:i w:val="0"/>
-          <w:color w:val="0000FF"/>
-          <w:sz w:val="24"/>
-          <w:u w:val="single"/>
-        </w:rPr>
-        <w:hyperlink r:id="rId13" w:history="1">
-          <w:r>
-            <w:rPr>
-              <w:rStyle w:val="Hyperlink"/>
-            </w:rPr>
-            <w:t>Natu</w:t>
-          </w:r>
-        </w:hyperlink>
-      </w:r>
-      <w:r>
-        <w:rPr>
-          <w:rFonts w:ascii="Charis SIL Regular" w:hAnsi="Charis SIL Regular" w:eastAsia="Charis SIL Regular"/>
-          <w:b w:val="0"/>
-          <w:i w:val="0"/>
-          <w:color w:val="0000FF"/>
-          <w:sz w:val="24"/>
-          <w:u w:val="single"/>
-        </w:rPr>
-        <w:hyperlink r:id="rId13" w:history="1">
-          <w:r>
-            <w:rPr>
-              <w:rStyle w:val="Hyperlink"/>
-            </w:rPr>
-            <w:t>r</w:t>
-          </w:r>
-        </w:hyperlink>
-      </w:r>
-      <w:r>
-        <w:rPr>
-          <w:rFonts w:ascii="Charis SIL Regular" w:hAnsi="Charis SIL Regular" w:eastAsia="Charis SIL Regular"/>
-          <w:b w:val="0"/>
-          <w:i w:val="0"/>
-          <w:color w:val="0000FF"/>
-          <w:sz w:val="24"/>
-          <w:u w:val="single"/>
-        </w:rPr>
-        <w:hyperlink r:id="rId13" w:history="1">
-          <w:r>
-            <w:rPr>
-              <w:rStyle w:val="Hyperlink"/>
-            </w:rPr>
-            <w:t>alis</w:t>
-          </w:r>
-        </w:hyperlink>
-      </w:r>
-      <w:r>
-        <w:rPr>
-          <w:rFonts w:ascii="Charis SIL Regular" w:hAnsi="Charis SIL Regular" w:eastAsia="Charis SIL Regular"/>
-          <w:b w:val="0"/>
-          <w:i w:val="0"/>
-          <w:color w:val="0000FF"/>
-          <w:sz w:val="24"/>
-          <w:u w:val="single"/>
-        </w:rPr>
-        <w:t xml:space="preserve"> </w:t>
-      </w:r>
-      <w:r>
-        <w:rPr>
-          <w:rFonts w:ascii="Charis SIL Regular" w:hAnsi="Charis SIL Regular" w:eastAsia="Charis SIL Regular"/>
-          <w:b w:val="0"/>
-          <w:i w:val="0"/>
-          <w:color w:val="0000FF"/>
-          <w:sz w:val="24"/>
-          <w:u w:val="single"/>
-        </w:rPr>
-        <w:hyperlink r:id="rId13" w:history="1">
-          <w:r>
-            <w:rPr>
-              <w:rStyle w:val="Hyperlink"/>
-            </w:rPr>
-            <w:t>Biodiv</w:t>
-          </w:r>
-        </w:hyperlink>
-      </w:r>
-      <w:r>
-        <w:rPr>
-          <w:rFonts w:ascii="Charis SIL Regular" w:hAnsi="Charis SIL Regular" w:eastAsia="Charis SIL Regular"/>
-          <w:b w:val="0"/>
-          <w:i w:val="0"/>
-          <w:color w:val="0000FF"/>
-          <w:sz w:val="24"/>
-          <w:u w:val="single"/>
-        </w:rPr>
-        <w:hyperlink r:id="rId14" w:history="1">
           <w:r>
             <w:rPr>
               <w:rStyle w:val="Hyperlink"/>
@@ -1978,7 +1825,7 @@
           <w:sz w:val="24"/>
           <w:u w:val="single"/>
         </w:rPr>
-        <w:hyperlink r:id="rId14" w:history="1">
+        <w:hyperlink r:id="rId13" w:history="1">
           <w:r>
             <w:rPr>
               <w:rStyle w:val="Hyperlink"/>
@@ -2007,7 +1854,7 @@
           <w:sz w:val="24"/>
           <w:u w:val="single"/>
         </w:rPr>
-        <w:hyperlink r:id="rId14" w:history="1">
+        <w:hyperlink r:id="rId13" w:history="1">
           <w:r>
             <w:rPr>
               <w:rStyle w:val="Hyperlink"/>

--- a/EXPORTS/DOCX/published/niveau3/English/WMAmsterdam.docx
+++ b/EXPORTS/DOCX/published/niveau3/English/WMAmsterdam.docx
@@ -464,7 +464,7 @@
           <w:sz w:val="24"/>
           <w:u w:val="single"/>
         </w:rPr>
-        <w:hyperlink r:id="rId11" w:history="1">
+        <w:hyperlink r:id="rId10" w:history="1">
           <w:r>
             <w:rPr>
               <w:rStyle w:val="Hyperlink"/>
@@ -493,7 +493,7 @@
           <w:sz w:val="24"/>
           <w:u w:val="single"/>
         </w:rPr>
-        <w:hyperlink r:id="rId11" w:history="1">
+        <w:hyperlink r:id="rId10" w:history="1">
           <w:r>
             <w:rPr>
               <w:rStyle w:val="Hyperlink"/>
@@ -522,7 +522,7 @@
           <w:sz w:val="24"/>
           <w:u w:val="single"/>
         </w:rPr>
-        <w:hyperlink r:id="rId11" w:history="1">
+        <w:hyperlink r:id="rId10" w:history="1">
           <w:r>
             <w:rPr>
               <w:rStyle w:val="Hyperlink"/>
@@ -540,7 +540,7 @@
           <w:sz w:val="24"/>
           <w:u w:val="single"/>
         </w:rPr>
-        <w:hyperlink r:id="rId11" w:history="1">
+        <w:hyperlink r:id="rId10" w:history="1">
           <w:r>
             <w:rPr>
               <w:rStyle w:val="Hyperlink"/>
@@ -558,7 +558,7 @@
           <w:sz w:val="24"/>
           <w:u w:val="single"/>
         </w:rPr>
-        <w:hyperlink r:id="rId11" w:history="1">
+        <w:hyperlink r:id="rId10" w:history="1">
           <w:r>
             <w:rPr>
               <w:rStyle w:val="Hyperlink"/>
@@ -587,7 +587,7 @@
           <w:sz w:val="24"/>
           <w:u w:val="single"/>
         </w:rPr>
-        <w:hyperlink r:id="rId11" w:history="1">
+        <w:hyperlink r:id="rId10" w:history="1">
           <w:r>
             <w:rPr>
               <w:rStyle w:val="Hyperlink"/>
@@ -605,7 +605,7 @@
           <w:sz w:val="24"/>
           <w:u w:val="single"/>
         </w:rPr>
-        <w:hyperlink r:id="rId11" w:history="1">
+        <w:hyperlink r:id="rId10" w:history="1">
           <w:r>
             <w:rPr>
               <w:rStyle w:val="Hyperlink"/>
@@ -623,7 +623,7 @@
           <w:sz w:val="24"/>
           <w:u w:val="single"/>
         </w:rPr>
-        <w:hyperlink r:id="rId11" w:history="1">
+        <w:hyperlink r:id="rId10" w:history="1">
           <w:r>
             <w:rPr>
               <w:rStyle w:val="Hyperlink"/>
@@ -652,7 +652,7 @@
           <w:sz w:val="24"/>
           <w:u w:val="single"/>
         </w:rPr>
-        <w:hyperlink r:id="rId11" w:history="1">
+        <w:hyperlink r:id="rId10" w:history="1">
           <w:r>
             <w:rPr>
               <w:rStyle w:val="Hyperlink"/>
@@ -1542,261 +1542,8 @@
           <w:i w:val="0"/>
           <w:color w:val="0000FF"/>
           <w:sz w:val="24"/>
-          <w:u w:val="single"/>
-        </w:rPr>
-        <w:hyperlink r:id="rId13" w:history="1">
-          <w:r>
-            <w:rPr>
-              <w:rStyle w:val="Hyperlink"/>
-            </w:rPr>
-            <w:t>National</w:t>
-          </w:r>
-        </w:hyperlink>
-      </w:r>
-      <w:r>
-        <w:rPr>
-          <w:rFonts w:ascii="Charis SIL Regular" w:hAnsi="Charis SIL Regular" w:eastAsia="Charis SIL Regular"/>
-          <w:b w:val="0"/>
-          <w:i w:val="0"/>
-          <w:color w:val="0000FF"/>
-          <w:sz w:val="24"/>
-          <w:u w:val="single"/>
-        </w:rPr>
-        <w:t xml:space="preserve"> </w:t>
-      </w:r>
-      <w:r>
-        <w:rPr>
-          <w:rFonts w:ascii="Charis SIL Regular" w:hAnsi="Charis SIL Regular" w:eastAsia="Charis SIL Regular"/>
-          <w:b w:val="0"/>
-          <w:i w:val="0"/>
-          <w:color w:val="0000FF"/>
-          <w:sz w:val="24"/>
-          <w:u w:val="single"/>
-        </w:rPr>
-        <w:hyperlink r:id="rId13" w:history="1">
-          <w:r>
-            <w:rPr>
-              <w:rStyle w:val="Hyperlink"/>
-            </w:rPr>
-            <w:t>Mu</w:t>
-          </w:r>
-        </w:hyperlink>
-      </w:r>
-      <w:r>
-        <w:rPr>
-          <w:rFonts w:ascii="Charis SIL Regular" w:hAnsi="Charis SIL Regular" w:eastAsia="Charis SIL Regular"/>
-          <w:b w:val="0"/>
-          <w:i w:val="0"/>
-          <w:color w:val="0000FF"/>
-          <w:sz w:val="24"/>
-          <w:u w:val="single"/>
-        </w:rPr>
-        <w:hyperlink r:id="rId13" w:history="1">
-          <w:r>
-            <w:rPr>
-              <w:rStyle w:val="Hyperlink"/>
-            </w:rPr>
-            <w:t>seum</w:t>
-          </w:r>
-        </w:hyperlink>
-      </w:r>
-      <w:r>
-        <w:rPr>
-          <w:rFonts w:ascii="Charis SIL Regular" w:hAnsi="Charis SIL Regular" w:eastAsia="Charis SIL Regular"/>
-          <w:b w:val="0"/>
-          <w:i w:val="0"/>
-          <w:color w:val="0000FF"/>
-          <w:sz w:val="24"/>
-          <w:u w:val="single"/>
-        </w:rPr>
-        <w:t xml:space="preserve"> </w:t>
-      </w:r>
-      <w:r>
-        <w:rPr>
-          <w:rFonts w:ascii="Charis SIL Regular" w:hAnsi="Charis SIL Regular" w:eastAsia="Charis SIL Regular"/>
-          <w:b w:val="0"/>
-          <w:i w:val="0"/>
-          <w:color w:val="0000FF"/>
-          <w:sz w:val="24"/>
-          <w:u w:val="single"/>
-        </w:rPr>
-        <w:hyperlink r:id="rId13" w:history="1">
-          <w:r>
-            <w:rPr>
-              <w:rStyle w:val="Hyperlink"/>
-            </w:rPr>
-            <w:t>of</w:t>
-          </w:r>
-        </w:hyperlink>
-      </w:r>
-      <w:r>
-        <w:rPr>
-          <w:rFonts w:ascii="Charis SIL Regular" w:hAnsi="Charis SIL Regular" w:eastAsia="Charis SIL Regular"/>
-          <w:b w:val="0"/>
-          <w:i w:val="0"/>
-          <w:color w:val="0000FF"/>
-          <w:sz w:val="24"/>
-          <w:u w:val="single"/>
-        </w:rPr>
-        <w:t xml:space="preserve"> </w:t>
-      </w:r>
-      <w:r>
-        <w:rPr>
-          <w:rFonts w:ascii="Charis SIL Regular" w:hAnsi="Charis SIL Regular" w:eastAsia="Charis SIL Regular"/>
-          <w:b w:val="0"/>
-          <w:i w:val="0"/>
-          <w:color w:val="0000FF"/>
-          <w:sz w:val="24"/>
-          <w:u w:val="single"/>
-        </w:rPr>
-        <w:hyperlink r:id="rId13" w:history="1">
-          <w:r>
-            <w:rPr>
-              <w:rStyle w:val="Hyperlink"/>
-            </w:rPr>
-            <w:t>N</w:t>
-          </w:r>
-        </w:hyperlink>
-      </w:r>
-      <w:r>
-        <w:rPr>
-          <w:rFonts w:ascii="Charis SIL Regular" w:hAnsi="Charis SIL Regular" w:eastAsia="Charis SIL Regular"/>
-          <w:b w:val="0"/>
-          <w:i w:val="0"/>
-          <w:color w:val="0000FF"/>
-          <w:sz w:val="24"/>
-          <w:u w:val="single"/>
-        </w:rPr>
-        <w:hyperlink r:id="rId13" w:history="1">
-          <w:r>
-            <w:rPr>
-              <w:rStyle w:val="Hyperlink"/>
-            </w:rPr>
-            <w:t>a</w:t>
-          </w:r>
-        </w:hyperlink>
-      </w:r>
-      <w:r>
-        <w:rPr>
-          <w:rFonts w:ascii="Charis SIL Regular" w:hAnsi="Charis SIL Regular" w:eastAsia="Charis SIL Regular"/>
-          <w:b w:val="0"/>
-          <w:i w:val="0"/>
-          <w:color w:val="0000FF"/>
-          <w:sz w:val="24"/>
-          <w:u w:val="single"/>
-        </w:rPr>
-        <w:hyperlink r:id="rId13" w:history="1">
-          <w:r>
-            <w:rPr>
-              <w:rStyle w:val="Hyperlink"/>
-            </w:rPr>
-            <w:t>tu</w:t>
-          </w:r>
-        </w:hyperlink>
-      </w:r>
-      <w:r>
-        <w:rPr>
-          <w:rFonts w:ascii="Charis SIL Regular" w:hAnsi="Charis SIL Regular" w:eastAsia="Charis SIL Regular"/>
-          <w:b w:val="0"/>
-          <w:i w:val="0"/>
-          <w:color w:val="0000FF"/>
-          <w:sz w:val="24"/>
-          <w:u w:val="single"/>
-        </w:rPr>
-        <w:hyperlink r:id="rId13" w:history="1">
-          <w:r>
-            <w:rPr>
-              <w:rStyle w:val="Hyperlink"/>
-            </w:rPr>
-            <w:t>r</w:t>
-          </w:r>
-        </w:hyperlink>
-      </w:r>
-      <w:r>
-        <w:rPr>
-          <w:rFonts w:ascii="Charis SIL Regular" w:hAnsi="Charis SIL Regular" w:eastAsia="Charis SIL Regular"/>
-          <w:b w:val="0"/>
-          <w:i w:val="0"/>
-          <w:color w:val="0000FF"/>
-          <w:sz w:val="24"/>
-          <w:u w:val="single"/>
-        </w:rPr>
-        <w:hyperlink r:id="rId13" w:history="1">
-          <w:r>
-            <w:rPr>
-              <w:rStyle w:val="Hyperlink"/>
-            </w:rPr>
-            <w:t>al</w:t>
-          </w:r>
-        </w:hyperlink>
-      </w:r>
-      <w:r>
-        <w:rPr>
-          <w:rFonts w:ascii="Charis SIL Regular" w:hAnsi="Charis SIL Regular" w:eastAsia="Charis SIL Regular"/>
-          <w:b w:val="0"/>
-          <w:i w:val="0"/>
-          <w:color w:val="0000FF"/>
-          <w:sz w:val="24"/>
-          <w:u w:val="single"/>
-        </w:rPr>
-        <w:t xml:space="preserve"> </w:t>
-      </w:r>
-      <w:r>
-        <w:rPr>
-          <w:rFonts w:ascii="Charis SIL Regular" w:hAnsi="Charis SIL Regular" w:eastAsia="Charis SIL Regular"/>
-          <w:b w:val="0"/>
-          <w:i w:val="0"/>
-          <w:color w:val="0000FF"/>
-          <w:sz w:val="24"/>
-          <w:u w:val="single"/>
-        </w:rPr>
-        <w:hyperlink r:id="rId13" w:history="1">
-          <w:r>
-            <w:rPr>
-              <w:rStyle w:val="Hyperlink"/>
-            </w:rPr>
-            <w:t>History</w:t>
-          </w:r>
-        </w:hyperlink>
-      </w:r>
-      <w:r>
-        <w:rPr>
-          <w:rFonts w:ascii="Charis SIL Regular" w:hAnsi="Charis SIL Regular" w:eastAsia="Charis SIL Regular"/>
-          <w:b w:val="0"/>
-          <w:i w:val="0"/>
-          <w:color w:val="0000FF"/>
-          <w:sz w:val="24"/>
-          <w:u w:val="single"/>
-        </w:rPr>
-        <w:t xml:space="preserve"> </w:t>
-      </w:r>
-      <w:r>
-        <w:rPr>
-          <w:rFonts w:ascii="Charis SIL Regular" w:hAnsi="Charis SIL Regular" w:eastAsia="Charis SIL Regular"/>
-          <w:b w:val="0"/>
-          <w:i w:val="0"/>
-          <w:color w:val="0000FF"/>
-          <w:sz w:val="24"/>
-          <w:u w:val="single"/>
-        </w:rPr>
-        <w:hyperlink r:id="rId14" w:history="1">
-          <w:r>
-            <w:rPr>
-              <w:rStyle w:val="Hyperlink"/>
-            </w:rPr>
-            <w:t>in</w:t>
-          </w:r>
-        </w:hyperlink>
-      </w:r>
-      <w:r>
-        <w:rPr>
-          <w:rFonts w:ascii="Charis SIL Regular" w:hAnsi="Charis SIL Regular" w:eastAsia="Charis SIL Regular"/>
-          <w:b w:val="0"/>
-          <w:i w:val="0"/>
-          <w:color w:val="0000FF"/>
-          <w:sz w:val="24"/>
-        </w:rPr>
-        <w:t xml:space="preserve"> Leiden (now Naturalis Biodiv</w:t>
+        </w:rPr>
+        <w:t>National Museum of Natural History in Leiden (now Naturalis Biodiv</w:t>
       </w:r>
       <w:r>
         <w:rPr>

--- a/EXPORTS/DOCX/published/niveau3/English/WMAmsterdam.docx
+++ b/EXPORTS/DOCX/published/niveau3/English/WMAmsterdam.docx
@@ -464,7 +464,7 @@
           <w:sz w:val="24"/>
           <w:u w:val="single"/>
         </w:rPr>
-        <w:hyperlink r:id="rId10" w:history="1">
+        <w:hyperlink r:id="rId11" w:history="1">
           <w:r>
             <w:rPr>
               <w:rStyle w:val="Hyperlink"/>
@@ -493,7 +493,7 @@
           <w:sz w:val="24"/>
           <w:u w:val="single"/>
         </w:rPr>
-        <w:hyperlink r:id="rId10" w:history="1">
+        <w:hyperlink r:id="rId11" w:history="1">
           <w:r>
             <w:rPr>
               <w:rStyle w:val="Hyperlink"/>
@@ -522,7 +522,7 @@
           <w:sz w:val="24"/>
           <w:u w:val="single"/>
         </w:rPr>
-        <w:hyperlink r:id="rId10" w:history="1">
+        <w:hyperlink r:id="rId11" w:history="1">
           <w:r>
             <w:rPr>
               <w:rStyle w:val="Hyperlink"/>
@@ -540,7 +540,7 @@
           <w:sz w:val="24"/>
           <w:u w:val="single"/>
         </w:rPr>
-        <w:hyperlink r:id="rId10" w:history="1">
+        <w:hyperlink r:id="rId11" w:history="1">
           <w:r>
             <w:rPr>
               <w:rStyle w:val="Hyperlink"/>
@@ -558,7 +558,7 @@
           <w:sz w:val="24"/>
           <w:u w:val="single"/>
         </w:rPr>
-        <w:hyperlink r:id="rId10" w:history="1">
+        <w:hyperlink r:id="rId11" w:history="1">
           <w:r>
             <w:rPr>
               <w:rStyle w:val="Hyperlink"/>
@@ -587,7 +587,7 @@
           <w:sz w:val="24"/>
           <w:u w:val="single"/>
         </w:rPr>
-        <w:hyperlink r:id="rId10" w:history="1">
+        <w:hyperlink r:id="rId11" w:history="1">
           <w:r>
             <w:rPr>
               <w:rStyle w:val="Hyperlink"/>
@@ -605,7 +605,7 @@
           <w:sz w:val="24"/>
           <w:u w:val="single"/>
         </w:rPr>
-        <w:hyperlink r:id="rId10" w:history="1">
+        <w:hyperlink r:id="rId11" w:history="1">
           <w:r>
             <w:rPr>
               <w:rStyle w:val="Hyperlink"/>
@@ -623,7 +623,7 @@
           <w:sz w:val="24"/>
           <w:u w:val="single"/>
         </w:rPr>
-        <w:hyperlink r:id="rId10" w:history="1">
+        <w:hyperlink r:id="rId11" w:history="1">
           <w:r>
             <w:rPr>
               <w:rStyle w:val="Hyperlink"/>
@@ -652,7 +652,7 @@
           <w:sz w:val="24"/>
           <w:u w:val="single"/>
         </w:rPr>
-        <w:hyperlink r:id="rId10" w:history="1">
+        <w:hyperlink r:id="rId11" w:history="1">
           <w:r>
             <w:rPr>
               <w:rStyle w:val="Hyperlink"/>
@@ -726,61 +726,7 @@
           <w:color w:val="000000"/>
           <w:sz w:val="24"/>
         </w:rPr>
-        <w:t>Dutch Eas</w:t>
-      </w:r>
-      <w:r>
-        <w:rPr>
-          <w:u w:val="single" w:color="0000ff"/>
-          <w:rFonts w:ascii="Charis SIL Regular" w:hAnsi="Charis SIL Regular" w:eastAsia="Charis SIL Regular"/>
-          <w:b w:val="0"/>
-          <w:i w:val="0"/>
-          <w:color w:val="000000"/>
-          <w:sz w:val="24"/>
-        </w:rPr>
-        <w:hyperlink r:id="rId11" w:history="1">
-          <w:r>
-            <w:rPr>
-              <w:rStyle w:val="Hyperlink"/>
-            </w:rPr>
-            <w:t>t Indies</w:t>
-          </w:r>
-        </w:hyperlink>
-      </w:r>
-      <w:r>
-        <w:rPr>
-          <w:u w:val="single" w:color="0000ff"/>
-          <w:rFonts w:ascii="Charis SIL Regular" w:hAnsi="Charis SIL Regular" w:eastAsia="Charis SIL Regular"/>
-          <w:b w:val="0"/>
-          <w:i w:val="0"/>
-          <w:color w:val="000000"/>
-          <w:sz w:val="24"/>
-        </w:rPr>
-        <w:hyperlink r:id="rId11" w:history="1">
-          <w:r>
-            <w:rPr>
-              <w:rStyle w:val="Hyperlink"/>
-            </w:rPr>
-            <w:t>,</w:t>
-          </w:r>
-        </w:hyperlink>
-      </w:r>
-      <w:r>
-        <w:rPr>
-          <w:u w:val="single" w:color="0000ff"/>
-          <w:rFonts w:ascii="Charis SIL Regular" w:hAnsi="Charis SIL Regular" w:eastAsia="Charis SIL Regular"/>
-          <w:b w:val="0"/>
-          <w:i w:val="0"/>
-          <w:color w:val="000000"/>
-          <w:sz w:val="24"/>
-        </w:rPr>
-        <w:hyperlink r:id="rId11" w:history="1">
-          <w:r>
-            <w:rPr>
-              <w:rStyle w:val="Hyperlink"/>
-            </w:rPr>
-            <w:t xml:space="preserve"> 's Land</w:t>
-          </w:r>
-        </w:hyperlink>
+        <w:t>Dutch East Indies, 's Land</w:t>
       </w:r>
       <w:r>
         <w:rPr>
@@ -1542,8 +1488,439 @@
           <w:i w:val="0"/>
           <w:color w:val="0000FF"/>
           <w:sz w:val="24"/>
-        </w:rPr>
-        <w:t>National Museum of Natural History in Leiden (now Naturalis Biodiv</w:t>
+          <w:u w:val="single"/>
+        </w:rPr>
+        <w:hyperlink r:id="rId13" w:history="1">
+          <w:r>
+            <w:rPr>
+              <w:rStyle w:val="Hyperlink"/>
+            </w:rPr>
+            <w:t>National</w:t>
+          </w:r>
+        </w:hyperlink>
+      </w:r>
+      <w:r>
+        <w:rPr>
+          <w:rFonts w:ascii="Charis SIL Regular" w:hAnsi="Charis SIL Regular" w:eastAsia="Charis SIL Regular"/>
+          <w:b w:val="0"/>
+          <w:i w:val="0"/>
+          <w:color w:val="0000FF"/>
+          <w:sz w:val="24"/>
+          <w:u w:val="single"/>
+        </w:rPr>
+        <w:t xml:space="preserve"> </w:t>
+      </w:r>
+      <w:r>
+        <w:rPr>
+          <w:rFonts w:ascii="Charis SIL Regular" w:hAnsi="Charis SIL Regular" w:eastAsia="Charis SIL Regular"/>
+          <w:b w:val="0"/>
+          <w:i w:val="0"/>
+          <w:color w:val="0000FF"/>
+          <w:sz w:val="24"/>
+          <w:u w:val="single"/>
+        </w:rPr>
+        <w:hyperlink r:id="rId13" w:history="1">
+          <w:r>
+            <w:rPr>
+              <w:rStyle w:val="Hyperlink"/>
+            </w:rPr>
+            <w:t>Mu</w:t>
+          </w:r>
+        </w:hyperlink>
+      </w:r>
+      <w:r>
+        <w:rPr>
+          <w:rFonts w:ascii="Charis SIL Regular" w:hAnsi="Charis SIL Regular" w:eastAsia="Charis SIL Regular"/>
+          <w:b w:val="0"/>
+          <w:i w:val="0"/>
+          <w:color w:val="0000FF"/>
+          <w:sz w:val="24"/>
+          <w:u w:val="single"/>
+        </w:rPr>
+        <w:hyperlink r:id="rId13" w:history="1">
+          <w:r>
+            <w:rPr>
+              <w:rStyle w:val="Hyperlink"/>
+            </w:rPr>
+            <w:t>seum</w:t>
+          </w:r>
+        </w:hyperlink>
+      </w:r>
+      <w:r>
+        <w:rPr>
+          <w:rFonts w:ascii="Charis SIL Regular" w:hAnsi="Charis SIL Regular" w:eastAsia="Charis SIL Regular"/>
+          <w:b w:val="0"/>
+          <w:i w:val="0"/>
+          <w:color w:val="0000FF"/>
+          <w:sz w:val="24"/>
+          <w:u w:val="single"/>
+        </w:rPr>
+        <w:t xml:space="preserve"> </w:t>
+      </w:r>
+      <w:r>
+        <w:rPr>
+          <w:rFonts w:ascii="Charis SIL Regular" w:hAnsi="Charis SIL Regular" w:eastAsia="Charis SIL Regular"/>
+          <w:b w:val="0"/>
+          <w:i w:val="0"/>
+          <w:color w:val="0000FF"/>
+          <w:sz w:val="24"/>
+          <w:u w:val="single"/>
+        </w:rPr>
+        <w:hyperlink r:id="rId13" w:history="1">
+          <w:r>
+            <w:rPr>
+              <w:rStyle w:val="Hyperlink"/>
+            </w:rPr>
+            <w:t>of</w:t>
+          </w:r>
+        </w:hyperlink>
+      </w:r>
+      <w:r>
+        <w:rPr>
+          <w:rFonts w:ascii="Charis SIL Regular" w:hAnsi="Charis SIL Regular" w:eastAsia="Charis SIL Regular"/>
+          <w:b w:val="0"/>
+          <w:i w:val="0"/>
+          <w:color w:val="0000FF"/>
+          <w:sz w:val="24"/>
+          <w:u w:val="single"/>
+        </w:rPr>
+        <w:t xml:space="preserve"> </w:t>
+      </w:r>
+      <w:r>
+        <w:rPr>
+          <w:rFonts w:ascii="Charis SIL Regular" w:hAnsi="Charis SIL Regular" w:eastAsia="Charis SIL Regular"/>
+          <w:b w:val="0"/>
+          <w:i w:val="0"/>
+          <w:color w:val="0000FF"/>
+          <w:sz w:val="24"/>
+          <w:u w:val="single"/>
+        </w:rPr>
+        <w:hyperlink r:id="rId13" w:history="1">
+          <w:r>
+            <w:rPr>
+              <w:rStyle w:val="Hyperlink"/>
+            </w:rPr>
+            <w:t>N</w:t>
+          </w:r>
+        </w:hyperlink>
+      </w:r>
+      <w:r>
+        <w:rPr>
+          <w:rFonts w:ascii="Charis SIL Regular" w:hAnsi="Charis SIL Regular" w:eastAsia="Charis SIL Regular"/>
+          <w:b w:val="0"/>
+          <w:i w:val="0"/>
+          <w:color w:val="0000FF"/>
+          <w:sz w:val="24"/>
+          <w:u w:val="single"/>
+        </w:rPr>
+        <w:hyperlink r:id="rId13" w:history="1">
+          <w:r>
+            <w:rPr>
+              <w:rStyle w:val="Hyperlink"/>
+            </w:rPr>
+            <w:t>a</w:t>
+          </w:r>
+        </w:hyperlink>
+      </w:r>
+      <w:r>
+        <w:rPr>
+          <w:rFonts w:ascii="Charis SIL Regular" w:hAnsi="Charis SIL Regular" w:eastAsia="Charis SIL Regular"/>
+          <w:b w:val="0"/>
+          <w:i w:val="0"/>
+          <w:color w:val="0000FF"/>
+          <w:sz w:val="24"/>
+          <w:u w:val="single"/>
+        </w:rPr>
+        <w:hyperlink r:id="rId13" w:history="1">
+          <w:r>
+            <w:rPr>
+              <w:rStyle w:val="Hyperlink"/>
+            </w:rPr>
+            <w:t>tu</w:t>
+          </w:r>
+        </w:hyperlink>
+      </w:r>
+      <w:r>
+        <w:rPr>
+          <w:rFonts w:ascii="Charis SIL Regular" w:hAnsi="Charis SIL Regular" w:eastAsia="Charis SIL Regular"/>
+          <w:b w:val="0"/>
+          <w:i w:val="0"/>
+          <w:color w:val="0000FF"/>
+          <w:sz w:val="24"/>
+          <w:u w:val="single"/>
+        </w:rPr>
+        <w:hyperlink r:id="rId13" w:history="1">
+          <w:r>
+            <w:rPr>
+              <w:rStyle w:val="Hyperlink"/>
+            </w:rPr>
+            <w:t>r</w:t>
+          </w:r>
+        </w:hyperlink>
+      </w:r>
+      <w:r>
+        <w:rPr>
+          <w:rFonts w:ascii="Charis SIL Regular" w:hAnsi="Charis SIL Regular" w:eastAsia="Charis SIL Regular"/>
+          <w:b w:val="0"/>
+          <w:i w:val="0"/>
+          <w:color w:val="0000FF"/>
+          <w:sz w:val="24"/>
+          <w:u w:val="single"/>
+        </w:rPr>
+        <w:hyperlink r:id="rId13" w:history="1">
+          <w:r>
+            <w:rPr>
+              <w:rStyle w:val="Hyperlink"/>
+            </w:rPr>
+            <w:t>al</w:t>
+          </w:r>
+        </w:hyperlink>
+      </w:r>
+      <w:r>
+        <w:rPr>
+          <w:rFonts w:ascii="Charis SIL Regular" w:hAnsi="Charis SIL Regular" w:eastAsia="Charis SIL Regular"/>
+          <w:b w:val="0"/>
+          <w:i w:val="0"/>
+          <w:color w:val="0000FF"/>
+          <w:sz w:val="24"/>
+          <w:u w:val="single"/>
+        </w:rPr>
+        <w:t xml:space="preserve"> </w:t>
+      </w:r>
+      <w:r>
+        <w:rPr>
+          <w:rFonts w:ascii="Charis SIL Regular" w:hAnsi="Charis SIL Regular" w:eastAsia="Charis SIL Regular"/>
+          <w:b w:val="0"/>
+          <w:i w:val="0"/>
+          <w:color w:val="0000FF"/>
+          <w:sz w:val="24"/>
+          <w:u w:val="single"/>
+        </w:rPr>
+        <w:hyperlink r:id="rId13" w:history="1">
+          <w:r>
+            <w:rPr>
+              <w:rStyle w:val="Hyperlink"/>
+            </w:rPr>
+            <w:t>History</w:t>
+          </w:r>
+        </w:hyperlink>
+      </w:r>
+      <w:r>
+        <w:rPr>
+          <w:rFonts w:ascii="Charis SIL Regular" w:hAnsi="Charis SIL Regular" w:eastAsia="Charis SIL Regular"/>
+          <w:b w:val="0"/>
+          <w:i w:val="0"/>
+          <w:color w:val="0000FF"/>
+          <w:sz w:val="24"/>
+          <w:u w:val="single"/>
+        </w:rPr>
+        <w:t xml:space="preserve"> </w:t>
+      </w:r>
+      <w:r>
+        <w:rPr>
+          <w:rFonts w:ascii="Charis SIL Regular" w:hAnsi="Charis SIL Regular" w:eastAsia="Charis SIL Regular"/>
+          <w:b w:val="0"/>
+          <w:i w:val="0"/>
+          <w:color w:val="0000FF"/>
+          <w:sz w:val="24"/>
+          <w:u w:val="single"/>
+        </w:rPr>
+        <w:hyperlink r:id="rId14" w:history="1">
+          <w:r>
+            <w:rPr>
+              <w:rStyle w:val="Hyperlink"/>
+            </w:rPr>
+            <w:t>in</w:t>
+          </w:r>
+        </w:hyperlink>
+      </w:r>
+      <w:r>
+        <w:rPr>
+          <w:rFonts w:ascii="Charis SIL Regular" w:hAnsi="Charis SIL Regular" w:eastAsia="Charis SIL Regular"/>
+          <w:b w:val="0"/>
+          <w:i w:val="0"/>
+          <w:color w:val="0000FF"/>
+          <w:sz w:val="24"/>
+          <w:u w:val="single"/>
+        </w:rPr>
+        <w:t xml:space="preserve"> </w:t>
+      </w:r>
+      <w:r>
+        <w:rPr>
+          <w:rFonts w:ascii="Charis SIL Regular" w:hAnsi="Charis SIL Regular" w:eastAsia="Charis SIL Regular"/>
+          <w:b w:val="0"/>
+          <w:i w:val="0"/>
+          <w:color w:val="0000FF"/>
+          <w:sz w:val="24"/>
+          <w:u w:val="single"/>
+        </w:rPr>
+        <w:hyperlink r:id="rId14" w:history="1">
+          <w:r>
+            <w:rPr>
+              <w:rStyle w:val="Hyperlink"/>
+            </w:rPr>
+            <w:t>Leid</w:t>
+          </w:r>
+        </w:hyperlink>
+      </w:r>
+      <w:r>
+        <w:rPr>
+          <w:rFonts w:ascii="Charis SIL Regular" w:hAnsi="Charis SIL Regular" w:eastAsia="Charis SIL Regular"/>
+          <w:b w:val="0"/>
+          <w:i w:val="0"/>
+          <w:color w:val="0000FF"/>
+          <w:sz w:val="24"/>
+          <w:u w:val="single"/>
+        </w:rPr>
+        <w:hyperlink r:id="rId14" w:history="1">
+          <w:r>
+            <w:rPr>
+              <w:rStyle w:val="Hyperlink"/>
+            </w:rPr>
+            <w:t>e</w:t>
+          </w:r>
+        </w:hyperlink>
+      </w:r>
+      <w:r>
+        <w:rPr>
+          <w:rFonts w:ascii="Charis SIL Regular" w:hAnsi="Charis SIL Regular" w:eastAsia="Charis SIL Regular"/>
+          <w:b w:val="0"/>
+          <w:i w:val="0"/>
+          <w:color w:val="0000FF"/>
+          <w:sz w:val="24"/>
+          <w:u w:val="single"/>
+        </w:rPr>
+        <w:hyperlink r:id="rId14" w:history="1">
+          <w:r>
+            <w:rPr>
+              <w:rStyle w:val="Hyperlink"/>
+            </w:rPr>
+            <w:t>n</w:t>
+          </w:r>
+        </w:hyperlink>
+      </w:r>
+      <w:r>
+        <w:rPr>
+          <w:rFonts w:ascii="Charis SIL Regular" w:hAnsi="Charis SIL Regular" w:eastAsia="Charis SIL Regular"/>
+          <w:b w:val="0"/>
+          <w:i w:val="0"/>
+          <w:color w:val="0000FF"/>
+          <w:sz w:val="24"/>
+          <w:u w:val="single"/>
+        </w:rPr>
+        <w:t xml:space="preserve"> </w:t>
+      </w:r>
+      <w:r>
+        <w:rPr>
+          <w:rFonts w:ascii="Charis SIL Regular" w:hAnsi="Charis SIL Regular" w:eastAsia="Charis SIL Regular"/>
+          <w:b w:val="0"/>
+          <w:i w:val="0"/>
+          <w:color w:val="0000FF"/>
+          <w:sz w:val="24"/>
+          <w:u w:val="single"/>
+        </w:rPr>
+        <w:hyperlink r:id="rId14" w:history="1">
+          <w:r>
+            <w:rPr>
+              <w:rStyle w:val="Hyperlink"/>
+            </w:rPr>
+            <w:t>(now</w:t>
+          </w:r>
+        </w:hyperlink>
+      </w:r>
+      <w:r>
+        <w:rPr>
+          <w:rFonts w:ascii="Charis SIL Regular" w:hAnsi="Charis SIL Regular" w:eastAsia="Charis SIL Regular"/>
+          <w:b w:val="0"/>
+          <w:i w:val="0"/>
+          <w:color w:val="0000FF"/>
+          <w:sz w:val="24"/>
+          <w:u w:val="single"/>
+        </w:rPr>
+        <w:t xml:space="preserve"> </w:t>
+      </w:r>
+      <w:r>
+        <w:rPr>
+          <w:rFonts w:ascii="Charis SIL Regular" w:hAnsi="Charis SIL Regular" w:eastAsia="Charis SIL Regular"/>
+          <w:b w:val="0"/>
+          <w:i w:val="0"/>
+          <w:color w:val="0000FF"/>
+          <w:sz w:val="24"/>
+          <w:u w:val="single"/>
+        </w:rPr>
+        <w:hyperlink r:id="rId14" w:history="1">
+          <w:r>
+            <w:rPr>
+              <w:rStyle w:val="Hyperlink"/>
+            </w:rPr>
+            <w:t>Natu</w:t>
+          </w:r>
+        </w:hyperlink>
+      </w:r>
+      <w:r>
+        <w:rPr>
+          <w:rFonts w:ascii="Charis SIL Regular" w:hAnsi="Charis SIL Regular" w:eastAsia="Charis SIL Regular"/>
+          <w:b w:val="0"/>
+          <w:i w:val="0"/>
+          <w:color w:val="0000FF"/>
+          <w:sz w:val="24"/>
+          <w:u w:val="single"/>
+        </w:rPr>
+        <w:hyperlink r:id="rId14" w:history="1">
+          <w:r>
+            <w:rPr>
+              <w:rStyle w:val="Hyperlink"/>
+            </w:rPr>
+            <w:t>r</w:t>
+          </w:r>
+        </w:hyperlink>
+      </w:r>
+      <w:r>
+        <w:rPr>
+          <w:rFonts w:ascii="Charis SIL Regular" w:hAnsi="Charis SIL Regular" w:eastAsia="Charis SIL Regular"/>
+          <w:b w:val="0"/>
+          <w:i w:val="0"/>
+          <w:color w:val="0000FF"/>
+          <w:sz w:val="24"/>
+          <w:u w:val="single"/>
+        </w:rPr>
+        <w:hyperlink r:id="rId13" w:history="1">
+          <w:r>
+            <w:rPr>
+              <w:rStyle w:val="Hyperlink"/>
+            </w:rPr>
+            <w:t>alis</w:t>
+          </w:r>
+        </w:hyperlink>
+      </w:r>
+      <w:r>
+        <w:rPr>
+          <w:rFonts w:ascii="Charis SIL Regular" w:hAnsi="Charis SIL Regular" w:eastAsia="Charis SIL Regular"/>
+          <w:b w:val="0"/>
+          <w:i w:val="0"/>
+          <w:color w:val="0000FF"/>
+          <w:sz w:val="24"/>
+          <w:u w:val="single"/>
+        </w:rPr>
+        <w:t xml:space="preserve"> </w:t>
+      </w:r>
+      <w:r>
+        <w:rPr>
+          <w:rFonts w:ascii="Charis SIL Regular" w:hAnsi="Charis SIL Regular" w:eastAsia="Charis SIL Regular"/>
+          <w:b w:val="0"/>
+          <w:i w:val="0"/>
+          <w:color w:val="0000FF"/>
+          <w:sz w:val="24"/>
+          <w:u w:val="single"/>
+        </w:rPr>
+        <w:hyperlink r:id="rId13" w:history="1">
+          <w:r>
+            <w:rPr>
+              <w:rStyle w:val="Hyperlink"/>
+            </w:rPr>
+            <w:t>Biodiv</w:t>
+          </w:r>
+        </w:hyperlink>
       </w:r>
       <w:r>
         <w:rPr>
@@ -2837,6 +3214,30 @@
           <w:sz w:val="24"/>
           <w:u w:val="single"/>
         </w:rPr>
+        <w:t>Suriname</w:t>
+      </w:r>
+      <w:r>
+        <w:br/>
+      </w:r>
+      <w:r>
+        <w:rPr>
+          <w:rFonts w:ascii="Charis SIL Regular" w:hAnsi="Charis SIL Regular" w:eastAsia="Charis SIL Regular"/>
+          <w:b w:val="0"/>
+          <w:i w:val="0"/>
+          <w:color w:val="000000"/>
+          <w:sz w:val="24"/>
+        </w:rPr>
+        <w:t xml:space="preserve">•  </w:t>
+      </w:r>
+      <w:r>
+        <w:rPr>
+          <w:rFonts w:ascii="Charis SIL Regular" w:hAnsi="Charis SIL Regular" w:eastAsia="Charis SIL Regular"/>
+          <w:b w:val="0"/>
+          <w:i w:val="0"/>
+          <w:color w:val="0000FF"/>
+          <w:sz w:val="24"/>
+          <w:u w:val="single"/>
+        </w:rPr>
         <w:t>Royal Cab</w:t>
       </w:r>
       <w:r>
@@ -3342,29 +3743,9 @@
     </w:p>
     <w:p>
       <w:pPr>
-        <w:autoSpaceDN w:val="0"/>
-        <w:autoSpaceDE w:val="0"/>
-        <w:widowControl/>
-        <w:spacing w:line="352" w:lineRule="exact" w:before="176" w:after="0"/>
-        <w:ind w:left="810" w:right="0" w:firstLine="0"/>
-        <w:jc w:val="left"/>
-      </w:pPr>
-      <w:r>
-        <w:rPr>
-          <w:rFonts w:ascii="Charis SIL Italic" w:hAnsi="Charis SIL Italic" w:eastAsia="Charis SIL Italic"/>
-          <w:b w:val="0"/>
-          <w:i/>
-          <w:color w:val="000000"/>
-          <w:sz w:val="24"/>
-        </w:rPr>
-        <w:t>Stadsarchief Amsterdam 395 Archief van het Koninklijk Zoölogisch Genootschap</w:t>
-      </w:r>
-    </w:p>
-    <w:p>
-      <w:pPr>
         <w:sectPr>
           <w:pgSz w:w="11900" w:h="16840"/>
-          <w:pgMar w:top="324" w:right="1026" w:bottom="506" w:left="950" w:header="720" w:footer="720" w:gutter="0"/>
+          <w:pgMar w:top="324" w:right="1026" w:bottom="626" w:left="950" w:header="720" w:footer="720" w:gutter="0"/>
           <w:cols/>
           <w:docGrid w:linePitch="360"/>
         </w:sectPr>
@@ -3396,6 +3777,16 @@
           <w:color w:val="000000"/>
           <w:sz w:val="24"/>
         </w:rPr>
+        <w:t xml:space="preserve">Stadsarchief Amsterdam 395 Archief van het Koninklijk Zoölogisch Genootschap </w:t>
+      </w:r>
+      <w:r>
+        <w:rPr>
+          <w:rFonts w:ascii="Charis SIL Italic" w:hAnsi="Charis SIL Italic" w:eastAsia="Charis SIL Italic"/>
+          <w:b w:val="0"/>
+          <w:i/>
+          <w:color w:val="000000"/>
+          <w:sz w:val="24"/>
+        </w:rPr>
         <w:t>Natura Artis Magistra</w:t>
       </w:r>
       <w:r>
@@ -3526,7 +3917,7 @@
         <w:autoSpaceDN w:val="0"/>
         <w:autoSpaceDE w:val="0"/>
         <w:widowControl/>
-        <w:spacing w:line="538" w:lineRule="exact" w:before="198" w:after="0"/>
+        <w:spacing w:line="540" w:lineRule="exact" w:before="198" w:after="0"/>
         <w:ind w:left="0" w:right="0" w:firstLine="0"/>
         <w:jc w:val="left"/>
       </w:pPr>
@@ -3546,7 +3937,7 @@
         <w:autoSpaceDN w:val="0"/>
         <w:autoSpaceDE w:val="0"/>
         <w:widowControl/>
-        <w:spacing w:line="352" w:lineRule="exact" w:before="230" w:after="0"/>
+        <w:spacing w:line="352" w:lineRule="exact" w:before="228" w:after="0"/>
         <w:ind w:left="0" w:right="0" w:firstLine="0"/>
         <w:jc w:val="left"/>
       </w:pPr>
@@ -4273,7 +4664,7 @@
       <w:pPr>
         <w:sectPr>
           <w:pgSz w:w="11900" w:h="16840"/>
-          <w:pgMar w:top="324" w:right="1440" w:bottom="612" w:left="960" w:header="720" w:footer="720" w:gutter="0"/>
+          <w:pgMar w:top="324" w:right="1440" w:bottom="470" w:left="960" w:header="720" w:footer="720" w:gutter="0"/>
           <w:cols/>
           <w:docGrid w:linePitch="360"/>
         </w:sectPr>

--- a/EXPORTS/DOCX/published/niveau3/English/WMAmsterdam.docx
+++ b/EXPORTS/DOCX/published/niveau3/English/WMAmsterdam.docx
@@ -726,7 +726,61 @@
           <w:color w:val="000000"/>
           <w:sz w:val="24"/>
         </w:rPr>
-        <w:t>Dutch East Indies, 's Land</w:t>
+        <w:t>Dutch Eas</w:t>
+      </w:r>
+      <w:r>
+        <w:rPr>
+          <w:u w:val="single" w:color="0000ff"/>
+          <w:rFonts w:ascii="Charis SIL Regular" w:hAnsi="Charis SIL Regular" w:eastAsia="Charis SIL Regular"/>
+          <w:b w:val="0"/>
+          <w:i w:val="0"/>
+          <w:color w:val="000000"/>
+          <w:sz w:val="24"/>
+        </w:rPr>
+        <w:hyperlink r:id="rId11" w:history="1">
+          <w:r>
+            <w:rPr>
+              <w:rStyle w:val="Hyperlink"/>
+            </w:rPr>
+            <w:t>t Indies</w:t>
+          </w:r>
+        </w:hyperlink>
+      </w:r>
+      <w:r>
+        <w:rPr>
+          <w:u w:val="single" w:color="0000ff"/>
+          <w:rFonts w:ascii="Charis SIL Regular" w:hAnsi="Charis SIL Regular" w:eastAsia="Charis SIL Regular"/>
+          <w:b w:val="0"/>
+          <w:i w:val="0"/>
+          <w:color w:val="000000"/>
+          <w:sz w:val="24"/>
+        </w:rPr>
+        <w:hyperlink r:id="rId11" w:history="1">
+          <w:r>
+            <w:rPr>
+              <w:rStyle w:val="Hyperlink"/>
+            </w:rPr>
+            <w:t>,</w:t>
+          </w:r>
+        </w:hyperlink>
+      </w:r>
+      <w:r>
+        <w:rPr>
+          <w:u w:val="single" w:color="0000ff"/>
+          <w:rFonts w:ascii="Charis SIL Regular" w:hAnsi="Charis SIL Regular" w:eastAsia="Charis SIL Regular"/>
+          <w:b w:val="0"/>
+          <w:i w:val="0"/>
+          <w:color w:val="000000"/>
+          <w:sz w:val="24"/>
+        </w:rPr>
+        <w:hyperlink r:id="rId11" w:history="1">
+          <w:r>
+            <w:rPr>
+              <w:rStyle w:val="Hyperlink"/>
+            </w:rPr>
+            <w:t xml:space="preserve"> 's Land</w:t>
+          </w:r>
+        </w:hyperlink>
       </w:r>
       <w:r>
         <w:rPr>

--- a/EXPORTS/DOCX/published/niveau3/English/WMAmsterdam.docx
+++ b/EXPORTS/DOCX/published/niveau3/English/WMAmsterdam.docx
@@ -1750,7 +1750,7 @@
           <w:sz w:val="24"/>
           <w:u w:val="single"/>
         </w:rPr>
-        <w:hyperlink r:id="rId13" w:history="1">
+        <w:hyperlink r:id="rId14" w:history="1">
           <w:r>
             <w:rPr>
               <w:rStyle w:val="Hyperlink"/>
@@ -1920,7 +1920,7 @@
           <w:sz w:val="24"/>
           <w:u w:val="single"/>
         </w:rPr>
-        <w:hyperlink r:id="rId14" w:history="1">
+        <w:hyperlink r:id="rId13" w:history="1">
           <w:r>
             <w:rPr>
               <w:rStyle w:val="Hyperlink"/>

--- a/EXPORTS/DOCX/published/niveau3/English/WMAmsterdam.docx
+++ b/EXPORTS/DOCX/published/niveau3/English/WMAmsterdam.docx
@@ -726,61 +726,7 @@
           <w:color w:val="000000"/>
           <w:sz w:val="24"/>
         </w:rPr>
-        <w:t>Dutch Eas</w:t>
-      </w:r>
-      <w:r>
-        <w:rPr>
-          <w:u w:val="single" w:color="0000ff"/>
-          <w:rFonts w:ascii="Charis SIL Regular" w:hAnsi="Charis SIL Regular" w:eastAsia="Charis SIL Regular"/>
-          <w:b w:val="0"/>
-          <w:i w:val="0"/>
-          <w:color w:val="000000"/>
-          <w:sz w:val="24"/>
-        </w:rPr>
-        <w:hyperlink r:id="rId11" w:history="1">
-          <w:r>
-            <w:rPr>
-              <w:rStyle w:val="Hyperlink"/>
-            </w:rPr>
-            <w:t>t Indies</w:t>
-          </w:r>
-        </w:hyperlink>
-      </w:r>
-      <w:r>
-        <w:rPr>
-          <w:u w:val="single" w:color="0000ff"/>
-          <w:rFonts w:ascii="Charis SIL Regular" w:hAnsi="Charis SIL Regular" w:eastAsia="Charis SIL Regular"/>
-          <w:b w:val="0"/>
-          <w:i w:val="0"/>
-          <w:color w:val="000000"/>
-          <w:sz w:val="24"/>
-        </w:rPr>
-        <w:hyperlink r:id="rId11" w:history="1">
-          <w:r>
-            <w:rPr>
-              <w:rStyle w:val="Hyperlink"/>
-            </w:rPr>
-            <w:t>,</w:t>
-          </w:r>
-        </w:hyperlink>
-      </w:r>
-      <w:r>
-        <w:rPr>
-          <w:u w:val="single" w:color="0000ff"/>
-          <w:rFonts w:ascii="Charis SIL Regular" w:hAnsi="Charis SIL Regular" w:eastAsia="Charis SIL Regular"/>
-          <w:b w:val="0"/>
-          <w:i w:val="0"/>
-          <w:color w:val="000000"/>
-          <w:sz w:val="24"/>
-        </w:rPr>
-        <w:hyperlink r:id="rId11" w:history="1">
-          <w:r>
-            <w:rPr>
-              <w:rStyle w:val="Hyperlink"/>
-            </w:rPr>
-            <w:t xml:space="preserve"> 's Land</w:t>
-          </w:r>
-        </w:hyperlink>
+        <w:t>Dutch East Indies, 's Land</w:t>
       </w:r>
       <w:r>
         <w:rPr>
@@ -1649,7 +1595,7 @@
           <w:sz w:val="24"/>
           <w:u w:val="single"/>
         </w:rPr>
-        <w:hyperlink r:id="rId13" w:history="1">
+        <w:hyperlink r:id="rId14" w:history="1">
           <w:r>
             <w:rPr>
               <w:rStyle w:val="Hyperlink"/>
@@ -1667,7 +1613,7 @@
           <w:sz w:val="24"/>
           <w:u w:val="single"/>
         </w:rPr>
-        <w:hyperlink r:id="rId13" w:history="1">
+        <w:hyperlink r:id="rId14" w:history="1">
           <w:r>
             <w:rPr>
               <w:rStyle w:val="Hyperlink"/>
@@ -1685,12 +1631,229 @@
           <w:sz w:val="24"/>
           <w:u w:val="single"/>
         </w:rPr>
-        <w:hyperlink r:id="rId13" w:history="1">
+        <w:hyperlink r:id="rId14" w:history="1">
           <w:r>
             <w:rPr>
               <w:rStyle w:val="Hyperlink"/>
             </w:rPr>
             <w:t>tu</w:t>
+          </w:r>
+        </w:hyperlink>
+      </w:r>
+      <w:r>
+        <w:rPr>
+          <w:rFonts w:ascii="Charis SIL Regular" w:hAnsi="Charis SIL Regular" w:eastAsia="Charis SIL Regular"/>
+          <w:b w:val="0"/>
+          <w:i w:val="0"/>
+          <w:color w:val="0000FF"/>
+          <w:sz w:val="24"/>
+          <w:u w:val="single"/>
+        </w:rPr>
+        <w:hyperlink r:id="rId14" w:history="1">
+          <w:r>
+            <w:rPr>
+              <w:rStyle w:val="Hyperlink"/>
+            </w:rPr>
+            <w:t>r</w:t>
+          </w:r>
+        </w:hyperlink>
+      </w:r>
+      <w:r>
+        <w:rPr>
+          <w:rFonts w:ascii="Charis SIL Regular" w:hAnsi="Charis SIL Regular" w:eastAsia="Charis SIL Regular"/>
+          <w:b w:val="0"/>
+          <w:i w:val="0"/>
+          <w:color w:val="0000FF"/>
+          <w:sz w:val="24"/>
+          <w:u w:val="single"/>
+        </w:rPr>
+        <w:hyperlink r:id="rId14" w:history="1">
+          <w:r>
+            <w:rPr>
+              <w:rStyle w:val="Hyperlink"/>
+            </w:rPr>
+            <w:t>al</w:t>
+          </w:r>
+        </w:hyperlink>
+      </w:r>
+      <w:r>
+        <w:rPr>
+          <w:rFonts w:ascii="Charis SIL Regular" w:hAnsi="Charis SIL Regular" w:eastAsia="Charis SIL Regular"/>
+          <w:b w:val="0"/>
+          <w:i w:val="0"/>
+          <w:color w:val="0000FF"/>
+          <w:sz w:val="24"/>
+          <w:u w:val="single"/>
+        </w:rPr>
+        <w:t xml:space="preserve"> </w:t>
+      </w:r>
+      <w:r>
+        <w:rPr>
+          <w:rFonts w:ascii="Charis SIL Regular" w:hAnsi="Charis SIL Regular" w:eastAsia="Charis SIL Regular"/>
+          <w:b w:val="0"/>
+          <w:i w:val="0"/>
+          <w:color w:val="0000FF"/>
+          <w:sz w:val="24"/>
+          <w:u w:val="single"/>
+        </w:rPr>
+        <w:hyperlink r:id="rId14" w:history="1">
+          <w:r>
+            <w:rPr>
+              <w:rStyle w:val="Hyperlink"/>
+            </w:rPr>
+            <w:t>History</w:t>
+          </w:r>
+        </w:hyperlink>
+      </w:r>
+      <w:r>
+        <w:rPr>
+          <w:rFonts w:ascii="Charis SIL Regular" w:hAnsi="Charis SIL Regular" w:eastAsia="Charis SIL Regular"/>
+          <w:b w:val="0"/>
+          <w:i w:val="0"/>
+          <w:color w:val="0000FF"/>
+          <w:sz w:val="24"/>
+          <w:u w:val="single"/>
+        </w:rPr>
+        <w:t xml:space="preserve"> </w:t>
+      </w:r>
+      <w:r>
+        <w:rPr>
+          <w:rFonts w:ascii="Charis SIL Regular" w:hAnsi="Charis SIL Regular" w:eastAsia="Charis SIL Regular"/>
+          <w:b w:val="0"/>
+          <w:i w:val="0"/>
+          <w:color w:val="0000FF"/>
+          <w:sz w:val="24"/>
+          <w:u w:val="single"/>
+        </w:rPr>
+        <w:hyperlink r:id="rId14" w:history="1">
+          <w:r>
+            <w:rPr>
+              <w:rStyle w:val="Hyperlink"/>
+            </w:rPr>
+            <w:t>in</w:t>
+          </w:r>
+        </w:hyperlink>
+      </w:r>
+      <w:r>
+        <w:rPr>
+          <w:rFonts w:ascii="Charis SIL Regular" w:hAnsi="Charis SIL Regular" w:eastAsia="Charis SIL Regular"/>
+          <w:b w:val="0"/>
+          <w:i w:val="0"/>
+          <w:color w:val="0000FF"/>
+          <w:sz w:val="24"/>
+          <w:u w:val="single"/>
+        </w:rPr>
+        <w:t xml:space="preserve"> </w:t>
+      </w:r>
+      <w:r>
+        <w:rPr>
+          <w:rFonts w:ascii="Charis SIL Regular" w:hAnsi="Charis SIL Regular" w:eastAsia="Charis SIL Regular"/>
+          <w:b w:val="0"/>
+          <w:i w:val="0"/>
+          <w:color w:val="0000FF"/>
+          <w:sz w:val="24"/>
+          <w:u w:val="single"/>
+        </w:rPr>
+        <w:hyperlink r:id="rId14" w:history="1">
+          <w:r>
+            <w:rPr>
+              <w:rStyle w:val="Hyperlink"/>
+            </w:rPr>
+            <w:t>Leid</w:t>
+          </w:r>
+        </w:hyperlink>
+      </w:r>
+      <w:r>
+        <w:rPr>
+          <w:rFonts w:ascii="Charis SIL Regular" w:hAnsi="Charis SIL Regular" w:eastAsia="Charis SIL Regular"/>
+          <w:b w:val="0"/>
+          <w:i w:val="0"/>
+          <w:color w:val="0000FF"/>
+          <w:sz w:val="24"/>
+          <w:u w:val="single"/>
+        </w:rPr>
+        <w:hyperlink r:id="rId14" w:history="1">
+          <w:r>
+            <w:rPr>
+              <w:rStyle w:val="Hyperlink"/>
+            </w:rPr>
+            <w:t>e</w:t>
+          </w:r>
+        </w:hyperlink>
+      </w:r>
+      <w:r>
+        <w:rPr>
+          <w:rFonts w:ascii="Charis SIL Regular" w:hAnsi="Charis SIL Regular" w:eastAsia="Charis SIL Regular"/>
+          <w:b w:val="0"/>
+          <w:i w:val="0"/>
+          <w:color w:val="0000FF"/>
+          <w:sz w:val="24"/>
+          <w:u w:val="single"/>
+        </w:rPr>
+        <w:hyperlink r:id="rId14" w:history="1">
+          <w:r>
+            <w:rPr>
+              <w:rStyle w:val="Hyperlink"/>
+            </w:rPr>
+            <w:t>n</w:t>
+          </w:r>
+        </w:hyperlink>
+      </w:r>
+      <w:r>
+        <w:rPr>
+          <w:rFonts w:ascii="Charis SIL Regular" w:hAnsi="Charis SIL Regular" w:eastAsia="Charis SIL Regular"/>
+          <w:b w:val="0"/>
+          <w:i w:val="0"/>
+          <w:color w:val="0000FF"/>
+          <w:sz w:val="24"/>
+          <w:u w:val="single"/>
+        </w:rPr>
+        <w:t xml:space="preserve"> </w:t>
+      </w:r>
+      <w:r>
+        <w:rPr>
+          <w:rFonts w:ascii="Charis SIL Regular" w:hAnsi="Charis SIL Regular" w:eastAsia="Charis SIL Regular"/>
+          <w:b w:val="0"/>
+          <w:i w:val="0"/>
+          <w:color w:val="0000FF"/>
+          <w:sz w:val="24"/>
+          <w:u w:val="single"/>
+        </w:rPr>
+        <w:hyperlink r:id="rId14" w:history="1">
+          <w:r>
+            <w:rPr>
+              <w:rStyle w:val="Hyperlink"/>
+            </w:rPr>
+            <w:t>(now</w:t>
+          </w:r>
+        </w:hyperlink>
+      </w:r>
+      <w:r>
+        <w:rPr>
+          <w:rFonts w:ascii="Charis SIL Regular" w:hAnsi="Charis SIL Regular" w:eastAsia="Charis SIL Regular"/>
+          <w:b w:val="0"/>
+          <w:i w:val="0"/>
+          <w:color w:val="0000FF"/>
+          <w:sz w:val="24"/>
+          <w:u w:val="single"/>
+        </w:rPr>
+        <w:t xml:space="preserve"> </w:t>
+      </w:r>
+      <w:r>
+        <w:rPr>
+          <w:rFonts w:ascii="Charis SIL Regular" w:hAnsi="Charis SIL Regular" w:eastAsia="Charis SIL Regular"/>
+          <w:b w:val="0"/>
+          <w:i w:val="0"/>
+          <w:color w:val="0000FF"/>
+          <w:sz w:val="24"/>
+          <w:u w:val="single"/>
+        </w:rPr>
+        <w:hyperlink r:id="rId14" w:history="1">
+          <w:r>
+            <w:rPr>
+              <w:rStyle w:val="Hyperlink"/>
+            </w:rPr>
+            <w:t>Natu</w:t>
           </w:r>
         </w:hyperlink>
       </w:r>
@@ -1726,223 +1889,6 @@
             <w:rPr>
               <w:rStyle w:val="Hyperlink"/>
             </w:rPr>
-            <w:t>al</w:t>
-          </w:r>
-        </w:hyperlink>
-      </w:r>
-      <w:r>
-        <w:rPr>
-          <w:rFonts w:ascii="Charis SIL Regular" w:hAnsi="Charis SIL Regular" w:eastAsia="Charis SIL Regular"/>
-          <w:b w:val="0"/>
-          <w:i w:val="0"/>
-          <w:color w:val="0000FF"/>
-          <w:sz w:val="24"/>
-          <w:u w:val="single"/>
-        </w:rPr>
-        <w:t xml:space="preserve"> </w:t>
-      </w:r>
-      <w:r>
-        <w:rPr>
-          <w:rFonts w:ascii="Charis SIL Regular" w:hAnsi="Charis SIL Regular" w:eastAsia="Charis SIL Regular"/>
-          <w:b w:val="0"/>
-          <w:i w:val="0"/>
-          <w:color w:val="0000FF"/>
-          <w:sz w:val="24"/>
-          <w:u w:val="single"/>
-        </w:rPr>
-        <w:hyperlink r:id="rId14" w:history="1">
-          <w:r>
-            <w:rPr>
-              <w:rStyle w:val="Hyperlink"/>
-            </w:rPr>
-            <w:t>History</w:t>
-          </w:r>
-        </w:hyperlink>
-      </w:r>
-      <w:r>
-        <w:rPr>
-          <w:rFonts w:ascii="Charis SIL Regular" w:hAnsi="Charis SIL Regular" w:eastAsia="Charis SIL Regular"/>
-          <w:b w:val="0"/>
-          <w:i w:val="0"/>
-          <w:color w:val="0000FF"/>
-          <w:sz w:val="24"/>
-          <w:u w:val="single"/>
-        </w:rPr>
-        <w:t xml:space="preserve"> </w:t>
-      </w:r>
-      <w:r>
-        <w:rPr>
-          <w:rFonts w:ascii="Charis SIL Regular" w:hAnsi="Charis SIL Regular" w:eastAsia="Charis SIL Regular"/>
-          <w:b w:val="0"/>
-          <w:i w:val="0"/>
-          <w:color w:val="0000FF"/>
-          <w:sz w:val="24"/>
-          <w:u w:val="single"/>
-        </w:rPr>
-        <w:hyperlink r:id="rId14" w:history="1">
-          <w:r>
-            <w:rPr>
-              <w:rStyle w:val="Hyperlink"/>
-            </w:rPr>
-            <w:t>in</w:t>
-          </w:r>
-        </w:hyperlink>
-      </w:r>
-      <w:r>
-        <w:rPr>
-          <w:rFonts w:ascii="Charis SIL Regular" w:hAnsi="Charis SIL Regular" w:eastAsia="Charis SIL Regular"/>
-          <w:b w:val="0"/>
-          <w:i w:val="0"/>
-          <w:color w:val="0000FF"/>
-          <w:sz w:val="24"/>
-          <w:u w:val="single"/>
-        </w:rPr>
-        <w:t xml:space="preserve"> </w:t>
-      </w:r>
-      <w:r>
-        <w:rPr>
-          <w:rFonts w:ascii="Charis SIL Regular" w:hAnsi="Charis SIL Regular" w:eastAsia="Charis SIL Regular"/>
-          <w:b w:val="0"/>
-          <w:i w:val="0"/>
-          <w:color w:val="0000FF"/>
-          <w:sz w:val="24"/>
-          <w:u w:val="single"/>
-        </w:rPr>
-        <w:hyperlink r:id="rId14" w:history="1">
-          <w:r>
-            <w:rPr>
-              <w:rStyle w:val="Hyperlink"/>
-            </w:rPr>
-            <w:t>Leid</w:t>
-          </w:r>
-        </w:hyperlink>
-      </w:r>
-      <w:r>
-        <w:rPr>
-          <w:rFonts w:ascii="Charis SIL Regular" w:hAnsi="Charis SIL Regular" w:eastAsia="Charis SIL Regular"/>
-          <w:b w:val="0"/>
-          <w:i w:val="0"/>
-          <w:color w:val="0000FF"/>
-          <w:sz w:val="24"/>
-          <w:u w:val="single"/>
-        </w:rPr>
-        <w:hyperlink r:id="rId14" w:history="1">
-          <w:r>
-            <w:rPr>
-              <w:rStyle w:val="Hyperlink"/>
-            </w:rPr>
-            <w:t>e</w:t>
-          </w:r>
-        </w:hyperlink>
-      </w:r>
-      <w:r>
-        <w:rPr>
-          <w:rFonts w:ascii="Charis SIL Regular" w:hAnsi="Charis SIL Regular" w:eastAsia="Charis SIL Regular"/>
-          <w:b w:val="0"/>
-          <w:i w:val="0"/>
-          <w:color w:val="0000FF"/>
-          <w:sz w:val="24"/>
-          <w:u w:val="single"/>
-        </w:rPr>
-        <w:hyperlink r:id="rId14" w:history="1">
-          <w:r>
-            <w:rPr>
-              <w:rStyle w:val="Hyperlink"/>
-            </w:rPr>
-            <w:t>n</w:t>
-          </w:r>
-        </w:hyperlink>
-      </w:r>
-      <w:r>
-        <w:rPr>
-          <w:rFonts w:ascii="Charis SIL Regular" w:hAnsi="Charis SIL Regular" w:eastAsia="Charis SIL Regular"/>
-          <w:b w:val="0"/>
-          <w:i w:val="0"/>
-          <w:color w:val="0000FF"/>
-          <w:sz w:val="24"/>
-          <w:u w:val="single"/>
-        </w:rPr>
-        <w:t xml:space="preserve"> </w:t>
-      </w:r>
-      <w:r>
-        <w:rPr>
-          <w:rFonts w:ascii="Charis SIL Regular" w:hAnsi="Charis SIL Regular" w:eastAsia="Charis SIL Regular"/>
-          <w:b w:val="0"/>
-          <w:i w:val="0"/>
-          <w:color w:val="0000FF"/>
-          <w:sz w:val="24"/>
-          <w:u w:val="single"/>
-        </w:rPr>
-        <w:hyperlink r:id="rId14" w:history="1">
-          <w:r>
-            <w:rPr>
-              <w:rStyle w:val="Hyperlink"/>
-            </w:rPr>
-            <w:t>(now</w:t>
-          </w:r>
-        </w:hyperlink>
-      </w:r>
-      <w:r>
-        <w:rPr>
-          <w:rFonts w:ascii="Charis SIL Regular" w:hAnsi="Charis SIL Regular" w:eastAsia="Charis SIL Regular"/>
-          <w:b w:val="0"/>
-          <w:i w:val="0"/>
-          <w:color w:val="0000FF"/>
-          <w:sz w:val="24"/>
-          <w:u w:val="single"/>
-        </w:rPr>
-        <w:t xml:space="preserve"> </w:t>
-      </w:r>
-      <w:r>
-        <w:rPr>
-          <w:rFonts w:ascii="Charis SIL Regular" w:hAnsi="Charis SIL Regular" w:eastAsia="Charis SIL Regular"/>
-          <w:b w:val="0"/>
-          <w:i w:val="0"/>
-          <w:color w:val="0000FF"/>
-          <w:sz w:val="24"/>
-          <w:u w:val="single"/>
-        </w:rPr>
-        <w:hyperlink r:id="rId14" w:history="1">
-          <w:r>
-            <w:rPr>
-              <w:rStyle w:val="Hyperlink"/>
-            </w:rPr>
-            <w:t>Natu</w:t>
-          </w:r>
-        </w:hyperlink>
-      </w:r>
-      <w:r>
-        <w:rPr>
-          <w:rFonts w:ascii="Charis SIL Regular" w:hAnsi="Charis SIL Regular" w:eastAsia="Charis SIL Regular"/>
-          <w:b w:val="0"/>
-          <w:i w:val="0"/>
-          <w:color w:val="0000FF"/>
-          <w:sz w:val="24"/>
-          <w:u w:val="single"/>
-        </w:rPr>
-        <w:hyperlink r:id="rId13" w:history="1">
-          <w:r>
-            <w:rPr>
-              <w:rStyle w:val="Hyperlink"/>
-            </w:rPr>
-            <w:t>r</w:t>
-          </w:r>
-        </w:hyperlink>
-      </w:r>
-      <w:r>
-        <w:rPr>
-          <w:rFonts w:ascii="Charis SIL Regular" w:hAnsi="Charis SIL Regular" w:eastAsia="Charis SIL Regular"/>
-          <w:b w:val="0"/>
-          <w:i w:val="0"/>
-          <w:color w:val="0000FF"/>
-          <w:sz w:val="24"/>
-          <w:u w:val="single"/>
-        </w:rPr>
-        <w:hyperlink r:id="rId13" w:history="1">
-          <w:r>
-            <w:rPr>
-              <w:rStyle w:val="Hyperlink"/>
-            </w:rPr>
             <w:t>alis</w:t>
           </w:r>
         </w:hyperlink>
@@ -2032,7 +1978,7 @@
           <w:sz w:val="24"/>
           <w:u w:val="single"/>
         </w:rPr>
-        <w:hyperlink r:id="rId13" w:history="1">
+        <w:hyperlink r:id="rId14" w:history="1">
           <w:r>
             <w:rPr>
               <w:rStyle w:val="Hyperlink"/>

--- a/EXPORTS/DOCX/published/niveau3/English/WMAmsterdam.docx
+++ b/EXPORTS/DOCX/published/niveau3/English/WMAmsterdam.docx
@@ -522,7 +522,7 @@
           <w:sz w:val="24"/>
           <w:u w:val="single"/>
         </w:rPr>
-        <w:hyperlink r:id="rId11" w:history="1">
+        <w:hyperlink r:id="rId10" w:history="1">
           <w:r>
             <w:rPr>
               <w:rStyle w:val="Hyperlink"/>
@@ -726,7 +726,61 @@
           <w:color w:val="000000"/>
           <w:sz w:val="24"/>
         </w:rPr>
-        <w:t>Dutch East Indies, 's Land</w:t>
+        <w:t>Dutch Eas</w:t>
+      </w:r>
+      <w:r>
+        <w:rPr>
+          <w:u w:val="single" w:color="0000ff"/>
+          <w:rFonts w:ascii="Charis SIL Regular" w:hAnsi="Charis SIL Regular" w:eastAsia="Charis SIL Regular"/>
+          <w:b w:val="0"/>
+          <w:i w:val="0"/>
+          <w:color w:val="000000"/>
+          <w:sz w:val="24"/>
+        </w:rPr>
+        <w:hyperlink r:id="rId11" w:history="1">
+          <w:r>
+            <w:rPr>
+              <w:rStyle w:val="Hyperlink"/>
+            </w:rPr>
+            <w:t>t Indies</w:t>
+          </w:r>
+        </w:hyperlink>
+      </w:r>
+      <w:r>
+        <w:rPr>
+          <w:u w:val="single" w:color="0000ff"/>
+          <w:rFonts w:ascii="Charis SIL Regular" w:hAnsi="Charis SIL Regular" w:eastAsia="Charis SIL Regular"/>
+          <w:b w:val="0"/>
+          <w:i w:val="0"/>
+          <w:color w:val="000000"/>
+          <w:sz w:val="24"/>
+        </w:rPr>
+        <w:hyperlink r:id="rId11" w:history="1">
+          <w:r>
+            <w:rPr>
+              <w:rStyle w:val="Hyperlink"/>
+            </w:rPr>
+            <w:t>,</w:t>
+          </w:r>
+        </w:hyperlink>
+      </w:r>
+      <w:r>
+        <w:rPr>
+          <w:u w:val="single" w:color="0000ff"/>
+          <w:rFonts w:ascii="Charis SIL Regular" w:hAnsi="Charis SIL Regular" w:eastAsia="Charis SIL Regular"/>
+          <w:b w:val="0"/>
+          <w:i w:val="0"/>
+          <w:color w:val="000000"/>
+          <w:sz w:val="24"/>
+        </w:rPr>
+        <w:hyperlink r:id="rId11" w:history="1">
+          <w:r>
+            <w:rPr>
+              <w:rStyle w:val="Hyperlink"/>
+            </w:rPr>
+            <w:t xml:space="preserve"> 's Land</w:t>
+          </w:r>
+        </w:hyperlink>
       </w:r>
       <w:r>
         <w:rPr>
@@ -1595,7 +1649,7 @@
           <w:sz w:val="24"/>
           <w:u w:val="single"/>
         </w:rPr>
-        <w:hyperlink r:id="rId14" w:history="1">
+        <w:hyperlink r:id="rId13" w:history="1">
           <w:r>
             <w:rPr>
               <w:rStyle w:val="Hyperlink"/>
@@ -1613,7 +1667,7 @@
           <w:sz w:val="24"/>
           <w:u w:val="single"/>
         </w:rPr>
-        <w:hyperlink r:id="rId14" w:history="1">
+        <w:hyperlink r:id="rId13" w:history="1">
           <w:r>
             <w:rPr>
               <w:rStyle w:val="Hyperlink"/>
@@ -1631,7 +1685,7 @@
           <w:sz w:val="24"/>
           <w:u w:val="single"/>
         </w:rPr>
-        <w:hyperlink r:id="rId14" w:history="1">
+        <w:hyperlink r:id="rId13" w:history="1">
           <w:r>
             <w:rPr>
               <w:rStyle w:val="Hyperlink"/>
@@ -1649,7 +1703,7 @@
           <w:sz w:val="24"/>
           <w:u w:val="single"/>
         </w:rPr>
-        <w:hyperlink r:id="rId14" w:history="1">
+        <w:hyperlink r:id="rId13" w:history="1">
           <w:r>
             <w:rPr>
               <w:rStyle w:val="Hyperlink"/>
@@ -1667,7 +1721,7 @@
           <w:sz w:val="24"/>
           <w:u w:val="single"/>
         </w:rPr>
-        <w:hyperlink r:id="rId14" w:history="1">
+        <w:hyperlink r:id="rId13" w:history="1">
           <w:r>
             <w:rPr>
               <w:rStyle w:val="Hyperlink"/>
@@ -1848,7 +1902,7 @@
           <w:sz w:val="24"/>
           <w:u w:val="single"/>
         </w:rPr>
-        <w:hyperlink r:id="rId14" w:history="1">
+        <w:hyperlink r:id="rId13" w:history="1">
           <w:r>
             <w:rPr>
               <w:rStyle w:val="Hyperlink"/>
@@ -1978,7 +2032,7 @@
           <w:sz w:val="24"/>
           <w:u w:val="single"/>
         </w:rPr>
-        <w:hyperlink r:id="rId14" w:history="1">
+        <w:hyperlink r:id="rId13" w:history="1">
           <w:r>
             <w:rPr>
               <w:rStyle w:val="Hyperlink"/>

--- a/EXPORTS/DOCX/published/niveau3/English/WMAmsterdam.docx
+++ b/EXPORTS/DOCX/published/niveau3/English/WMAmsterdam.docx
@@ -386,16 +386,8 @@
           <w:i w:val="0"/>
           <w:color w:val="0000FF"/>
           <w:sz w:val="24"/>
-          <w:u w:val="single"/>
-        </w:rPr>
-        <w:hyperlink r:id="rId11" w:history="1">
-          <w:r>
-            <w:rPr>
-              <w:rStyle w:val="Hyperlink"/>
-            </w:rPr>
-            <w:t>Johann</w:t>
-          </w:r>
-        </w:hyperlink>
+        </w:rPr>
+        <w:t>Johann George Ott</w:t>
       </w:r>
       <w:r>
         <w:rPr>
@@ -406,65 +398,7 @@
           <w:sz w:val="24"/>
           <w:u w:val="single"/>
         </w:rPr>
-        <w:t xml:space="preserve"> </w:t>
-      </w:r>
-      <w:r>
-        <w:rPr>
-          <w:rFonts w:ascii="Charis SIL Regular" w:hAnsi="Charis SIL Regular" w:eastAsia="Charis SIL Regular"/>
-          <w:b w:val="0"/>
-          <w:i w:val="0"/>
-          <w:color w:val="0000FF"/>
-          <w:sz w:val="24"/>
-          <w:u w:val="single"/>
-        </w:rPr>
-        <w:hyperlink r:id="rId11" w:history="1">
-          <w:r>
-            <w:rPr>
-              <w:rStyle w:val="Hyperlink"/>
-            </w:rPr>
-            <w:t>George</w:t>
-          </w:r>
-        </w:hyperlink>
-      </w:r>
-      <w:r>
-        <w:rPr>
-          <w:rFonts w:ascii="Charis SIL Regular" w:hAnsi="Charis SIL Regular" w:eastAsia="Charis SIL Regular"/>
-          <w:b w:val="0"/>
-          <w:i w:val="0"/>
-          <w:color w:val="0000FF"/>
-          <w:sz w:val="24"/>
-          <w:u w:val="single"/>
-        </w:rPr>
-        <w:t xml:space="preserve"> </w:t>
-      </w:r>
-      <w:r>
-        <w:rPr>
-          <w:rFonts w:ascii="Charis SIL Regular" w:hAnsi="Charis SIL Regular" w:eastAsia="Charis SIL Regular"/>
-          <w:b w:val="0"/>
-          <w:i w:val="0"/>
-          <w:color w:val="0000FF"/>
-          <w:sz w:val="24"/>
-          <w:u w:val="single"/>
-        </w:rPr>
-        <w:hyperlink r:id="rId11" w:history="1">
-          <w:r>
-            <w:rPr>
-              <w:rStyle w:val="Hyperlink"/>
-            </w:rPr>
-            <w:t>Ott</w:t>
-          </w:r>
-        </w:hyperlink>
-      </w:r>
-      <w:r>
-        <w:rPr>
-          <w:rFonts w:ascii="Charis SIL Regular" w:hAnsi="Charis SIL Regular" w:eastAsia="Charis SIL Regular"/>
-          <w:b w:val="0"/>
-          <w:i w:val="0"/>
-          <w:color w:val="0000FF"/>
-          <w:sz w:val="24"/>
-          <w:u w:val="single"/>
-        </w:rPr>
-        <w:hyperlink r:id="rId11" w:history="1">
+        <w:hyperlink r:id="rId10" w:history="1">
           <w:r>
             <w:rPr>
               <w:rStyle w:val="Hyperlink"/>
@@ -522,7 +456,7 @@
           <w:sz w:val="24"/>
           <w:u w:val="single"/>
         </w:rPr>
-        <w:hyperlink r:id="rId10" w:history="1">
+        <w:hyperlink r:id="rId11" w:history="1">
           <w:r>
             <w:rPr>
               <w:rStyle w:val="Hyperlink"/>
@@ -1542,16 +1476,8 @@
           <w:i w:val="0"/>
           <w:color w:val="0000FF"/>
           <w:sz w:val="24"/>
-          <w:u w:val="single"/>
-        </w:rPr>
-        <w:hyperlink r:id="rId13" w:history="1">
-          <w:r>
-            <w:rPr>
-              <w:rStyle w:val="Hyperlink"/>
-            </w:rPr>
-            <w:t>National</w:t>
-          </w:r>
-        </w:hyperlink>
+        </w:rPr>
+        <w:t xml:space="preserve">National Museum of Natural History in Leiden (now Naturalis </w:t>
       </w:r>
       <w:r>
         <w:rPr>
@@ -1560,414 +1486,8 @@
           <w:i w:val="0"/>
           <w:color w:val="0000FF"/>
           <w:sz w:val="24"/>
-          <w:u w:val="single"/>
-        </w:rPr>
-        <w:t xml:space="preserve"> </w:t>
-      </w:r>
-      <w:r>
-        <w:rPr>
-          <w:rFonts w:ascii="Charis SIL Regular" w:hAnsi="Charis SIL Regular" w:eastAsia="Charis SIL Regular"/>
-          <w:b w:val="0"/>
-          <w:i w:val="0"/>
-          <w:color w:val="0000FF"/>
-          <w:sz w:val="24"/>
-          <w:u w:val="single"/>
-        </w:rPr>
-        <w:hyperlink r:id="rId13" w:history="1">
-          <w:r>
-            <w:rPr>
-              <w:rStyle w:val="Hyperlink"/>
-            </w:rPr>
-            <w:t>Mu</w:t>
-          </w:r>
-        </w:hyperlink>
-      </w:r>
-      <w:r>
-        <w:rPr>
-          <w:rFonts w:ascii="Charis SIL Regular" w:hAnsi="Charis SIL Regular" w:eastAsia="Charis SIL Regular"/>
-          <w:b w:val="0"/>
-          <w:i w:val="0"/>
-          <w:color w:val="0000FF"/>
-          <w:sz w:val="24"/>
-          <w:u w:val="single"/>
-        </w:rPr>
-        <w:hyperlink r:id="rId13" w:history="1">
-          <w:r>
-            <w:rPr>
-              <w:rStyle w:val="Hyperlink"/>
-            </w:rPr>
-            <w:t>seum</w:t>
-          </w:r>
-        </w:hyperlink>
-      </w:r>
-      <w:r>
-        <w:rPr>
-          <w:rFonts w:ascii="Charis SIL Regular" w:hAnsi="Charis SIL Regular" w:eastAsia="Charis SIL Regular"/>
-          <w:b w:val="0"/>
-          <w:i w:val="0"/>
-          <w:color w:val="0000FF"/>
-          <w:sz w:val="24"/>
-          <w:u w:val="single"/>
-        </w:rPr>
-        <w:t xml:space="preserve"> </w:t>
-      </w:r>
-      <w:r>
-        <w:rPr>
-          <w:rFonts w:ascii="Charis SIL Regular" w:hAnsi="Charis SIL Regular" w:eastAsia="Charis SIL Regular"/>
-          <w:b w:val="0"/>
-          <w:i w:val="0"/>
-          <w:color w:val="0000FF"/>
-          <w:sz w:val="24"/>
-          <w:u w:val="single"/>
-        </w:rPr>
-        <w:hyperlink r:id="rId13" w:history="1">
-          <w:r>
-            <w:rPr>
-              <w:rStyle w:val="Hyperlink"/>
-            </w:rPr>
-            <w:t>of</w:t>
-          </w:r>
-        </w:hyperlink>
-      </w:r>
-      <w:r>
-        <w:rPr>
-          <w:rFonts w:ascii="Charis SIL Regular" w:hAnsi="Charis SIL Regular" w:eastAsia="Charis SIL Regular"/>
-          <w:b w:val="0"/>
-          <w:i w:val="0"/>
-          <w:color w:val="0000FF"/>
-          <w:sz w:val="24"/>
-          <w:u w:val="single"/>
-        </w:rPr>
-        <w:t xml:space="preserve"> </w:t>
-      </w:r>
-      <w:r>
-        <w:rPr>
-          <w:rFonts w:ascii="Charis SIL Regular" w:hAnsi="Charis SIL Regular" w:eastAsia="Charis SIL Regular"/>
-          <w:b w:val="0"/>
-          <w:i w:val="0"/>
-          <w:color w:val="0000FF"/>
-          <w:sz w:val="24"/>
-          <w:u w:val="single"/>
-        </w:rPr>
-        <w:hyperlink r:id="rId13" w:history="1">
-          <w:r>
-            <w:rPr>
-              <w:rStyle w:val="Hyperlink"/>
-            </w:rPr>
-            <w:t>N</w:t>
-          </w:r>
-        </w:hyperlink>
-      </w:r>
-      <w:r>
-        <w:rPr>
-          <w:rFonts w:ascii="Charis SIL Regular" w:hAnsi="Charis SIL Regular" w:eastAsia="Charis SIL Regular"/>
-          <w:b w:val="0"/>
-          <w:i w:val="0"/>
-          <w:color w:val="0000FF"/>
-          <w:sz w:val="24"/>
-          <w:u w:val="single"/>
-        </w:rPr>
-        <w:hyperlink r:id="rId13" w:history="1">
-          <w:r>
-            <w:rPr>
-              <w:rStyle w:val="Hyperlink"/>
-            </w:rPr>
-            <w:t>a</w:t>
-          </w:r>
-        </w:hyperlink>
-      </w:r>
-      <w:r>
-        <w:rPr>
-          <w:rFonts w:ascii="Charis SIL Regular" w:hAnsi="Charis SIL Regular" w:eastAsia="Charis SIL Regular"/>
-          <w:b w:val="0"/>
-          <w:i w:val="0"/>
-          <w:color w:val="0000FF"/>
-          <w:sz w:val="24"/>
-          <w:u w:val="single"/>
-        </w:rPr>
-        <w:hyperlink r:id="rId13" w:history="1">
-          <w:r>
-            <w:rPr>
-              <w:rStyle w:val="Hyperlink"/>
-            </w:rPr>
-            <w:t>tu</w:t>
-          </w:r>
-        </w:hyperlink>
-      </w:r>
-      <w:r>
-        <w:rPr>
-          <w:rFonts w:ascii="Charis SIL Regular" w:hAnsi="Charis SIL Regular" w:eastAsia="Charis SIL Regular"/>
-          <w:b w:val="0"/>
-          <w:i w:val="0"/>
-          <w:color w:val="0000FF"/>
-          <w:sz w:val="24"/>
-          <w:u w:val="single"/>
-        </w:rPr>
-        <w:hyperlink r:id="rId13" w:history="1">
-          <w:r>
-            <w:rPr>
-              <w:rStyle w:val="Hyperlink"/>
-            </w:rPr>
-            <w:t>r</w:t>
-          </w:r>
-        </w:hyperlink>
-      </w:r>
-      <w:r>
-        <w:rPr>
-          <w:rFonts w:ascii="Charis SIL Regular" w:hAnsi="Charis SIL Regular" w:eastAsia="Charis SIL Regular"/>
-          <w:b w:val="0"/>
-          <w:i w:val="0"/>
-          <w:color w:val="0000FF"/>
-          <w:sz w:val="24"/>
-          <w:u w:val="single"/>
-        </w:rPr>
-        <w:hyperlink r:id="rId13" w:history="1">
-          <w:r>
-            <w:rPr>
-              <w:rStyle w:val="Hyperlink"/>
-            </w:rPr>
-            <w:t>al</w:t>
-          </w:r>
-        </w:hyperlink>
-      </w:r>
-      <w:r>
-        <w:rPr>
-          <w:rFonts w:ascii="Charis SIL Regular" w:hAnsi="Charis SIL Regular" w:eastAsia="Charis SIL Regular"/>
-          <w:b w:val="0"/>
-          <w:i w:val="0"/>
-          <w:color w:val="0000FF"/>
-          <w:sz w:val="24"/>
-          <w:u w:val="single"/>
-        </w:rPr>
-        <w:t xml:space="preserve"> </w:t>
-      </w:r>
-      <w:r>
-        <w:rPr>
-          <w:rFonts w:ascii="Charis SIL Regular" w:hAnsi="Charis SIL Regular" w:eastAsia="Charis SIL Regular"/>
-          <w:b w:val="0"/>
-          <w:i w:val="0"/>
-          <w:color w:val="0000FF"/>
-          <w:sz w:val="24"/>
-          <w:u w:val="single"/>
         </w:rPr>
         <w:hyperlink r:id="rId14" w:history="1">
-          <w:r>
-            <w:rPr>
-              <w:rStyle w:val="Hyperlink"/>
-            </w:rPr>
-            <w:t>History</w:t>
-          </w:r>
-        </w:hyperlink>
-      </w:r>
-      <w:r>
-        <w:rPr>
-          <w:rFonts w:ascii="Charis SIL Regular" w:hAnsi="Charis SIL Regular" w:eastAsia="Charis SIL Regular"/>
-          <w:b w:val="0"/>
-          <w:i w:val="0"/>
-          <w:color w:val="0000FF"/>
-          <w:sz w:val="24"/>
-          <w:u w:val="single"/>
-        </w:rPr>
-        <w:t xml:space="preserve"> </w:t>
-      </w:r>
-      <w:r>
-        <w:rPr>
-          <w:rFonts w:ascii="Charis SIL Regular" w:hAnsi="Charis SIL Regular" w:eastAsia="Charis SIL Regular"/>
-          <w:b w:val="0"/>
-          <w:i w:val="0"/>
-          <w:color w:val="0000FF"/>
-          <w:sz w:val="24"/>
-          <w:u w:val="single"/>
-        </w:rPr>
-        <w:hyperlink r:id="rId14" w:history="1">
-          <w:r>
-            <w:rPr>
-              <w:rStyle w:val="Hyperlink"/>
-            </w:rPr>
-            <w:t>in</w:t>
-          </w:r>
-        </w:hyperlink>
-      </w:r>
-      <w:r>
-        <w:rPr>
-          <w:rFonts w:ascii="Charis SIL Regular" w:hAnsi="Charis SIL Regular" w:eastAsia="Charis SIL Regular"/>
-          <w:b w:val="0"/>
-          <w:i w:val="0"/>
-          <w:color w:val="0000FF"/>
-          <w:sz w:val="24"/>
-          <w:u w:val="single"/>
-        </w:rPr>
-        <w:t xml:space="preserve"> </w:t>
-      </w:r>
-      <w:r>
-        <w:rPr>
-          <w:rFonts w:ascii="Charis SIL Regular" w:hAnsi="Charis SIL Regular" w:eastAsia="Charis SIL Regular"/>
-          <w:b w:val="0"/>
-          <w:i w:val="0"/>
-          <w:color w:val="0000FF"/>
-          <w:sz w:val="24"/>
-          <w:u w:val="single"/>
-        </w:rPr>
-        <w:hyperlink r:id="rId14" w:history="1">
-          <w:r>
-            <w:rPr>
-              <w:rStyle w:val="Hyperlink"/>
-            </w:rPr>
-            <w:t>Leid</w:t>
-          </w:r>
-        </w:hyperlink>
-      </w:r>
-      <w:r>
-        <w:rPr>
-          <w:rFonts w:ascii="Charis SIL Regular" w:hAnsi="Charis SIL Regular" w:eastAsia="Charis SIL Regular"/>
-          <w:b w:val="0"/>
-          <w:i w:val="0"/>
-          <w:color w:val="0000FF"/>
-          <w:sz w:val="24"/>
-          <w:u w:val="single"/>
-        </w:rPr>
-        <w:hyperlink r:id="rId14" w:history="1">
-          <w:r>
-            <w:rPr>
-              <w:rStyle w:val="Hyperlink"/>
-            </w:rPr>
-            <w:t>e</w:t>
-          </w:r>
-        </w:hyperlink>
-      </w:r>
-      <w:r>
-        <w:rPr>
-          <w:rFonts w:ascii="Charis SIL Regular" w:hAnsi="Charis SIL Regular" w:eastAsia="Charis SIL Regular"/>
-          <w:b w:val="0"/>
-          <w:i w:val="0"/>
-          <w:color w:val="0000FF"/>
-          <w:sz w:val="24"/>
-          <w:u w:val="single"/>
-        </w:rPr>
-        <w:hyperlink r:id="rId14" w:history="1">
-          <w:r>
-            <w:rPr>
-              <w:rStyle w:val="Hyperlink"/>
-            </w:rPr>
-            <w:t>n</w:t>
-          </w:r>
-        </w:hyperlink>
-      </w:r>
-      <w:r>
-        <w:rPr>
-          <w:rFonts w:ascii="Charis SIL Regular" w:hAnsi="Charis SIL Regular" w:eastAsia="Charis SIL Regular"/>
-          <w:b w:val="0"/>
-          <w:i w:val="0"/>
-          <w:color w:val="0000FF"/>
-          <w:sz w:val="24"/>
-          <w:u w:val="single"/>
-        </w:rPr>
-        <w:t xml:space="preserve"> </w:t>
-      </w:r>
-      <w:r>
-        <w:rPr>
-          <w:rFonts w:ascii="Charis SIL Regular" w:hAnsi="Charis SIL Regular" w:eastAsia="Charis SIL Regular"/>
-          <w:b w:val="0"/>
-          <w:i w:val="0"/>
-          <w:color w:val="0000FF"/>
-          <w:sz w:val="24"/>
-          <w:u w:val="single"/>
-        </w:rPr>
-        <w:hyperlink r:id="rId14" w:history="1">
-          <w:r>
-            <w:rPr>
-              <w:rStyle w:val="Hyperlink"/>
-            </w:rPr>
-            <w:t>(now</w:t>
-          </w:r>
-        </w:hyperlink>
-      </w:r>
-      <w:r>
-        <w:rPr>
-          <w:rFonts w:ascii="Charis SIL Regular" w:hAnsi="Charis SIL Regular" w:eastAsia="Charis SIL Regular"/>
-          <w:b w:val="0"/>
-          <w:i w:val="0"/>
-          <w:color w:val="0000FF"/>
-          <w:sz w:val="24"/>
-          <w:u w:val="single"/>
-        </w:rPr>
-        <w:t xml:space="preserve"> </w:t>
-      </w:r>
-      <w:r>
-        <w:rPr>
-          <w:rFonts w:ascii="Charis SIL Regular" w:hAnsi="Charis SIL Regular" w:eastAsia="Charis SIL Regular"/>
-          <w:b w:val="0"/>
-          <w:i w:val="0"/>
-          <w:color w:val="0000FF"/>
-          <w:sz w:val="24"/>
-          <w:u w:val="single"/>
-        </w:rPr>
-        <w:hyperlink r:id="rId13" w:history="1">
-          <w:r>
-            <w:rPr>
-              <w:rStyle w:val="Hyperlink"/>
-            </w:rPr>
-            <w:t>Natu</w:t>
-          </w:r>
-        </w:hyperlink>
-      </w:r>
-      <w:r>
-        <w:rPr>
-          <w:rFonts w:ascii="Charis SIL Regular" w:hAnsi="Charis SIL Regular" w:eastAsia="Charis SIL Regular"/>
-          <w:b w:val="0"/>
-          <w:i w:val="0"/>
-          <w:color w:val="0000FF"/>
-          <w:sz w:val="24"/>
-          <w:u w:val="single"/>
-        </w:rPr>
-        <w:hyperlink r:id="rId13" w:history="1">
-          <w:r>
-            <w:rPr>
-              <w:rStyle w:val="Hyperlink"/>
-            </w:rPr>
-            <w:t>r</w:t>
-          </w:r>
-        </w:hyperlink>
-      </w:r>
-      <w:r>
-        <w:rPr>
-          <w:rFonts w:ascii="Charis SIL Regular" w:hAnsi="Charis SIL Regular" w:eastAsia="Charis SIL Regular"/>
-          <w:b w:val="0"/>
-          <w:i w:val="0"/>
-          <w:color w:val="0000FF"/>
-          <w:sz w:val="24"/>
-          <w:u w:val="single"/>
-        </w:rPr>
-        <w:hyperlink r:id="rId13" w:history="1">
-          <w:r>
-            <w:rPr>
-              <w:rStyle w:val="Hyperlink"/>
-            </w:rPr>
-            <w:t>alis</w:t>
-          </w:r>
-        </w:hyperlink>
-      </w:r>
-      <w:r>
-        <w:rPr>
-          <w:rFonts w:ascii="Charis SIL Regular" w:hAnsi="Charis SIL Regular" w:eastAsia="Charis SIL Regular"/>
-          <w:b w:val="0"/>
-          <w:i w:val="0"/>
-          <w:color w:val="0000FF"/>
-          <w:sz w:val="24"/>
-          <w:u w:val="single"/>
-        </w:rPr>
-        <w:t xml:space="preserve"> </w:t>
-      </w:r>
-      <w:r>
-        <w:rPr>
-          <w:rFonts w:ascii="Charis SIL Regular" w:hAnsi="Charis SIL Regular" w:eastAsia="Charis SIL Regular"/>
-          <w:b w:val="0"/>
-          <w:i w:val="0"/>
-          <w:color w:val="0000FF"/>
-          <w:sz w:val="24"/>
-          <w:u w:val="single"/>
-        </w:rPr>
-        <w:hyperlink r:id="rId13" w:history="1">
           <w:r>
             <w:rPr>
               <w:rStyle w:val="Hyperlink"/>
@@ -1985,7 +1505,7 @@
           <w:sz w:val="24"/>
           <w:u w:val="single"/>
         </w:rPr>
-        <w:hyperlink r:id="rId13" w:history="1">
+        <w:hyperlink r:id="rId14" w:history="1">
           <w:r>
             <w:rPr>
               <w:rStyle w:val="Hyperlink"/>
@@ -2003,7 +1523,7 @@
           <w:sz w:val="24"/>
           <w:u w:val="single"/>
         </w:rPr>
-        <w:hyperlink r:id="rId13" w:history="1">
+        <w:hyperlink r:id="rId14" w:history="1">
           <w:r>
             <w:rPr>
               <w:rStyle w:val="Hyperlink"/>

--- a/EXPORTS/DOCX/published/niveau3/English/WMAmsterdam.docx
+++ b/EXPORTS/DOCX/published/niveau3/English/WMAmsterdam.docx
@@ -386,8 +386,16 @@
           <w:i w:val="0"/>
           <w:color w:val="0000FF"/>
           <w:sz w:val="24"/>
-        </w:rPr>
-        <w:t>Johann George Ott</w:t>
+          <w:u w:val="single"/>
+        </w:rPr>
+        <w:hyperlink r:id="rId11" w:history="1">
+          <w:r>
+            <w:rPr>
+              <w:rStyle w:val="Hyperlink"/>
+            </w:rPr>
+            <w:t>Johann</w:t>
+          </w:r>
+        </w:hyperlink>
       </w:r>
       <w:r>
         <w:rPr>
@@ -398,7 +406,65 @@
           <w:sz w:val="24"/>
           <w:u w:val="single"/>
         </w:rPr>
-        <w:hyperlink r:id="rId10" w:history="1">
+        <w:t xml:space="preserve"> </w:t>
+      </w:r>
+      <w:r>
+        <w:rPr>
+          <w:rFonts w:ascii="Charis SIL Regular" w:hAnsi="Charis SIL Regular" w:eastAsia="Charis SIL Regular"/>
+          <w:b w:val="0"/>
+          <w:i w:val="0"/>
+          <w:color w:val="0000FF"/>
+          <w:sz w:val="24"/>
+          <w:u w:val="single"/>
+        </w:rPr>
+        <w:hyperlink r:id="rId11" w:history="1">
+          <w:r>
+            <w:rPr>
+              <w:rStyle w:val="Hyperlink"/>
+            </w:rPr>
+            <w:t>George</w:t>
+          </w:r>
+        </w:hyperlink>
+      </w:r>
+      <w:r>
+        <w:rPr>
+          <w:rFonts w:ascii="Charis SIL Regular" w:hAnsi="Charis SIL Regular" w:eastAsia="Charis SIL Regular"/>
+          <w:b w:val="0"/>
+          <w:i w:val="0"/>
+          <w:color w:val="0000FF"/>
+          <w:sz w:val="24"/>
+          <w:u w:val="single"/>
+        </w:rPr>
+        <w:t xml:space="preserve"> </w:t>
+      </w:r>
+      <w:r>
+        <w:rPr>
+          <w:rFonts w:ascii="Charis SIL Regular" w:hAnsi="Charis SIL Regular" w:eastAsia="Charis SIL Regular"/>
+          <w:b w:val="0"/>
+          <w:i w:val="0"/>
+          <w:color w:val="0000FF"/>
+          <w:sz w:val="24"/>
+          <w:u w:val="single"/>
+        </w:rPr>
+        <w:hyperlink r:id="rId11" w:history="1">
+          <w:r>
+            <w:rPr>
+              <w:rStyle w:val="Hyperlink"/>
+            </w:rPr>
+            <w:t>Ott</w:t>
+          </w:r>
+        </w:hyperlink>
+      </w:r>
+      <w:r>
+        <w:rPr>
+          <w:rFonts w:ascii="Charis SIL Regular" w:hAnsi="Charis SIL Regular" w:eastAsia="Charis SIL Regular"/>
+          <w:b w:val="0"/>
+          <w:i w:val="0"/>
+          <w:color w:val="0000FF"/>
+          <w:sz w:val="24"/>
+          <w:u w:val="single"/>
+        </w:rPr>
+        <w:hyperlink r:id="rId11" w:history="1">
           <w:r>
             <w:rPr>
               <w:rStyle w:val="Hyperlink"/>
@@ -492,7 +558,7 @@
           <w:sz w:val="24"/>
           <w:u w:val="single"/>
         </w:rPr>
-        <w:hyperlink r:id="rId11" w:history="1">
+        <w:hyperlink r:id="rId10" w:history="1">
           <w:r>
             <w:rPr>
               <w:rStyle w:val="Hyperlink"/>
@@ -521,7 +587,7 @@
           <w:sz w:val="24"/>
           <w:u w:val="single"/>
         </w:rPr>
-        <w:hyperlink r:id="rId11" w:history="1">
+        <w:hyperlink r:id="rId10" w:history="1">
           <w:r>
             <w:rPr>
               <w:rStyle w:val="Hyperlink"/>
@@ -539,7 +605,7 @@
           <w:sz w:val="24"/>
           <w:u w:val="single"/>
         </w:rPr>
-        <w:hyperlink r:id="rId11" w:history="1">
+        <w:hyperlink r:id="rId10" w:history="1">
           <w:r>
             <w:rPr>
               <w:rStyle w:val="Hyperlink"/>
@@ -557,7 +623,7 @@
           <w:sz w:val="24"/>
           <w:u w:val="single"/>
         </w:rPr>
-        <w:hyperlink r:id="rId11" w:history="1">
+        <w:hyperlink r:id="rId10" w:history="1">
           <w:r>
             <w:rPr>
               <w:rStyle w:val="Hyperlink"/>
@@ -1476,8 +1542,16 @@
           <w:i w:val="0"/>
           <w:color w:val="0000FF"/>
           <w:sz w:val="24"/>
-        </w:rPr>
-        <w:t xml:space="preserve">National Museum of Natural History in Leiden (now Naturalis </w:t>
+          <w:u w:val="single"/>
+        </w:rPr>
+        <w:hyperlink r:id="rId13" w:history="1">
+          <w:r>
+            <w:rPr>
+              <w:rStyle w:val="Hyperlink"/>
+            </w:rPr>
+            <w:t>National</w:t>
+          </w:r>
+        </w:hyperlink>
       </w:r>
       <w:r>
         <w:rPr>
@@ -1486,6 +1560,412 @@
           <w:i w:val="0"/>
           <w:color w:val="0000FF"/>
           <w:sz w:val="24"/>
+          <w:u w:val="single"/>
+        </w:rPr>
+        <w:t xml:space="preserve"> </w:t>
+      </w:r>
+      <w:r>
+        <w:rPr>
+          <w:rFonts w:ascii="Charis SIL Regular" w:hAnsi="Charis SIL Regular" w:eastAsia="Charis SIL Regular"/>
+          <w:b w:val="0"/>
+          <w:i w:val="0"/>
+          <w:color w:val="0000FF"/>
+          <w:sz w:val="24"/>
+          <w:u w:val="single"/>
+        </w:rPr>
+        <w:hyperlink r:id="rId13" w:history="1">
+          <w:r>
+            <w:rPr>
+              <w:rStyle w:val="Hyperlink"/>
+            </w:rPr>
+            <w:t>Mu</w:t>
+          </w:r>
+        </w:hyperlink>
+      </w:r>
+      <w:r>
+        <w:rPr>
+          <w:rFonts w:ascii="Charis SIL Regular" w:hAnsi="Charis SIL Regular" w:eastAsia="Charis SIL Regular"/>
+          <w:b w:val="0"/>
+          <w:i w:val="0"/>
+          <w:color w:val="0000FF"/>
+          <w:sz w:val="24"/>
+          <w:u w:val="single"/>
+        </w:rPr>
+        <w:hyperlink r:id="rId13" w:history="1">
+          <w:r>
+            <w:rPr>
+              <w:rStyle w:val="Hyperlink"/>
+            </w:rPr>
+            <w:t>seum</w:t>
+          </w:r>
+        </w:hyperlink>
+      </w:r>
+      <w:r>
+        <w:rPr>
+          <w:rFonts w:ascii="Charis SIL Regular" w:hAnsi="Charis SIL Regular" w:eastAsia="Charis SIL Regular"/>
+          <w:b w:val="0"/>
+          <w:i w:val="0"/>
+          <w:color w:val="0000FF"/>
+          <w:sz w:val="24"/>
+          <w:u w:val="single"/>
+        </w:rPr>
+        <w:t xml:space="preserve"> </w:t>
+      </w:r>
+      <w:r>
+        <w:rPr>
+          <w:rFonts w:ascii="Charis SIL Regular" w:hAnsi="Charis SIL Regular" w:eastAsia="Charis SIL Regular"/>
+          <w:b w:val="0"/>
+          <w:i w:val="0"/>
+          <w:color w:val="0000FF"/>
+          <w:sz w:val="24"/>
+          <w:u w:val="single"/>
+        </w:rPr>
+        <w:hyperlink r:id="rId14" w:history="1">
+          <w:r>
+            <w:rPr>
+              <w:rStyle w:val="Hyperlink"/>
+            </w:rPr>
+            <w:t>of</w:t>
+          </w:r>
+        </w:hyperlink>
+      </w:r>
+      <w:r>
+        <w:rPr>
+          <w:rFonts w:ascii="Charis SIL Regular" w:hAnsi="Charis SIL Regular" w:eastAsia="Charis SIL Regular"/>
+          <w:b w:val="0"/>
+          <w:i w:val="0"/>
+          <w:color w:val="0000FF"/>
+          <w:sz w:val="24"/>
+          <w:u w:val="single"/>
+        </w:rPr>
+        <w:t xml:space="preserve"> </w:t>
+      </w:r>
+      <w:r>
+        <w:rPr>
+          <w:rFonts w:ascii="Charis SIL Regular" w:hAnsi="Charis SIL Regular" w:eastAsia="Charis SIL Regular"/>
+          <w:b w:val="0"/>
+          <w:i w:val="0"/>
+          <w:color w:val="0000FF"/>
+          <w:sz w:val="24"/>
+          <w:u w:val="single"/>
+        </w:rPr>
+        <w:hyperlink r:id="rId14" w:history="1">
+          <w:r>
+            <w:rPr>
+              <w:rStyle w:val="Hyperlink"/>
+            </w:rPr>
+            <w:t>N</w:t>
+          </w:r>
+        </w:hyperlink>
+      </w:r>
+      <w:r>
+        <w:rPr>
+          <w:rFonts w:ascii="Charis SIL Regular" w:hAnsi="Charis SIL Regular" w:eastAsia="Charis SIL Regular"/>
+          <w:b w:val="0"/>
+          <w:i w:val="0"/>
+          <w:color w:val="0000FF"/>
+          <w:sz w:val="24"/>
+          <w:u w:val="single"/>
+        </w:rPr>
+        <w:hyperlink r:id="rId14" w:history="1">
+          <w:r>
+            <w:rPr>
+              <w:rStyle w:val="Hyperlink"/>
+            </w:rPr>
+            <w:t>a</w:t>
+          </w:r>
+        </w:hyperlink>
+      </w:r>
+      <w:r>
+        <w:rPr>
+          <w:rFonts w:ascii="Charis SIL Regular" w:hAnsi="Charis SIL Regular" w:eastAsia="Charis SIL Regular"/>
+          <w:b w:val="0"/>
+          <w:i w:val="0"/>
+          <w:color w:val="0000FF"/>
+          <w:sz w:val="24"/>
+          <w:u w:val="single"/>
+        </w:rPr>
+        <w:hyperlink r:id="rId14" w:history="1">
+          <w:r>
+            <w:rPr>
+              <w:rStyle w:val="Hyperlink"/>
+            </w:rPr>
+            <w:t>tu</w:t>
+          </w:r>
+        </w:hyperlink>
+      </w:r>
+      <w:r>
+        <w:rPr>
+          <w:rFonts w:ascii="Charis SIL Regular" w:hAnsi="Charis SIL Regular" w:eastAsia="Charis SIL Regular"/>
+          <w:b w:val="0"/>
+          <w:i w:val="0"/>
+          <w:color w:val="0000FF"/>
+          <w:sz w:val="24"/>
+          <w:u w:val="single"/>
+        </w:rPr>
+        <w:hyperlink r:id="rId13" w:history="1">
+          <w:r>
+            <w:rPr>
+              <w:rStyle w:val="Hyperlink"/>
+            </w:rPr>
+            <w:t>r</w:t>
+          </w:r>
+        </w:hyperlink>
+      </w:r>
+      <w:r>
+        <w:rPr>
+          <w:rFonts w:ascii="Charis SIL Regular" w:hAnsi="Charis SIL Regular" w:eastAsia="Charis SIL Regular"/>
+          <w:b w:val="0"/>
+          <w:i w:val="0"/>
+          <w:color w:val="0000FF"/>
+          <w:sz w:val="24"/>
+          <w:u w:val="single"/>
+        </w:rPr>
+        <w:hyperlink r:id="rId13" w:history="1">
+          <w:r>
+            <w:rPr>
+              <w:rStyle w:val="Hyperlink"/>
+            </w:rPr>
+            <w:t>al</w:t>
+          </w:r>
+        </w:hyperlink>
+      </w:r>
+      <w:r>
+        <w:rPr>
+          <w:rFonts w:ascii="Charis SIL Regular" w:hAnsi="Charis SIL Regular" w:eastAsia="Charis SIL Regular"/>
+          <w:b w:val="0"/>
+          <w:i w:val="0"/>
+          <w:color w:val="0000FF"/>
+          <w:sz w:val="24"/>
+          <w:u w:val="single"/>
+        </w:rPr>
+        <w:t xml:space="preserve"> </w:t>
+      </w:r>
+      <w:r>
+        <w:rPr>
+          <w:rFonts w:ascii="Charis SIL Regular" w:hAnsi="Charis SIL Regular" w:eastAsia="Charis SIL Regular"/>
+          <w:b w:val="0"/>
+          <w:i w:val="0"/>
+          <w:color w:val="0000FF"/>
+          <w:sz w:val="24"/>
+          <w:u w:val="single"/>
+        </w:rPr>
+        <w:hyperlink r:id="rId13" w:history="1">
+          <w:r>
+            <w:rPr>
+              <w:rStyle w:val="Hyperlink"/>
+            </w:rPr>
+            <w:t>History</w:t>
+          </w:r>
+        </w:hyperlink>
+      </w:r>
+      <w:r>
+        <w:rPr>
+          <w:rFonts w:ascii="Charis SIL Regular" w:hAnsi="Charis SIL Regular" w:eastAsia="Charis SIL Regular"/>
+          <w:b w:val="0"/>
+          <w:i w:val="0"/>
+          <w:color w:val="0000FF"/>
+          <w:sz w:val="24"/>
+          <w:u w:val="single"/>
+        </w:rPr>
+        <w:t xml:space="preserve"> </w:t>
+      </w:r>
+      <w:r>
+        <w:rPr>
+          <w:rFonts w:ascii="Charis SIL Regular" w:hAnsi="Charis SIL Regular" w:eastAsia="Charis SIL Regular"/>
+          <w:b w:val="0"/>
+          <w:i w:val="0"/>
+          <w:color w:val="0000FF"/>
+          <w:sz w:val="24"/>
+          <w:u w:val="single"/>
+        </w:rPr>
+        <w:hyperlink r:id="rId13" w:history="1">
+          <w:r>
+            <w:rPr>
+              <w:rStyle w:val="Hyperlink"/>
+            </w:rPr>
+            <w:t>in</w:t>
+          </w:r>
+        </w:hyperlink>
+      </w:r>
+      <w:r>
+        <w:rPr>
+          <w:rFonts w:ascii="Charis SIL Regular" w:hAnsi="Charis SIL Regular" w:eastAsia="Charis SIL Regular"/>
+          <w:b w:val="0"/>
+          <w:i w:val="0"/>
+          <w:color w:val="0000FF"/>
+          <w:sz w:val="24"/>
+          <w:u w:val="single"/>
+        </w:rPr>
+        <w:t xml:space="preserve"> </w:t>
+      </w:r>
+      <w:r>
+        <w:rPr>
+          <w:rFonts w:ascii="Charis SIL Regular" w:hAnsi="Charis SIL Regular" w:eastAsia="Charis SIL Regular"/>
+          <w:b w:val="0"/>
+          <w:i w:val="0"/>
+          <w:color w:val="0000FF"/>
+          <w:sz w:val="24"/>
+          <w:u w:val="single"/>
+        </w:rPr>
+        <w:hyperlink r:id="rId13" w:history="1">
+          <w:r>
+            <w:rPr>
+              <w:rStyle w:val="Hyperlink"/>
+            </w:rPr>
+            <w:t>Leid</w:t>
+          </w:r>
+        </w:hyperlink>
+      </w:r>
+      <w:r>
+        <w:rPr>
+          <w:rFonts w:ascii="Charis SIL Regular" w:hAnsi="Charis SIL Regular" w:eastAsia="Charis SIL Regular"/>
+          <w:b w:val="0"/>
+          <w:i w:val="0"/>
+          <w:color w:val="0000FF"/>
+          <w:sz w:val="24"/>
+          <w:u w:val="single"/>
+        </w:rPr>
+        <w:hyperlink r:id="rId13" w:history="1">
+          <w:r>
+            <w:rPr>
+              <w:rStyle w:val="Hyperlink"/>
+            </w:rPr>
+            <w:t>e</w:t>
+          </w:r>
+        </w:hyperlink>
+      </w:r>
+      <w:r>
+        <w:rPr>
+          <w:rFonts w:ascii="Charis SIL Regular" w:hAnsi="Charis SIL Regular" w:eastAsia="Charis SIL Regular"/>
+          <w:b w:val="0"/>
+          <w:i w:val="0"/>
+          <w:color w:val="0000FF"/>
+          <w:sz w:val="24"/>
+          <w:u w:val="single"/>
+        </w:rPr>
+        <w:hyperlink r:id="rId13" w:history="1">
+          <w:r>
+            <w:rPr>
+              <w:rStyle w:val="Hyperlink"/>
+            </w:rPr>
+            <w:t>n</w:t>
+          </w:r>
+        </w:hyperlink>
+      </w:r>
+      <w:r>
+        <w:rPr>
+          <w:rFonts w:ascii="Charis SIL Regular" w:hAnsi="Charis SIL Regular" w:eastAsia="Charis SIL Regular"/>
+          <w:b w:val="0"/>
+          <w:i w:val="0"/>
+          <w:color w:val="0000FF"/>
+          <w:sz w:val="24"/>
+          <w:u w:val="single"/>
+        </w:rPr>
+        <w:t xml:space="preserve"> </w:t>
+      </w:r>
+      <w:r>
+        <w:rPr>
+          <w:rFonts w:ascii="Charis SIL Regular" w:hAnsi="Charis SIL Regular" w:eastAsia="Charis SIL Regular"/>
+          <w:b w:val="0"/>
+          <w:i w:val="0"/>
+          <w:color w:val="0000FF"/>
+          <w:sz w:val="24"/>
+          <w:u w:val="single"/>
+        </w:rPr>
+        <w:hyperlink r:id="rId13" w:history="1">
+          <w:r>
+            <w:rPr>
+              <w:rStyle w:val="Hyperlink"/>
+            </w:rPr>
+            <w:t>(now</w:t>
+          </w:r>
+        </w:hyperlink>
+      </w:r>
+      <w:r>
+        <w:rPr>
+          <w:rFonts w:ascii="Charis SIL Regular" w:hAnsi="Charis SIL Regular" w:eastAsia="Charis SIL Regular"/>
+          <w:b w:val="0"/>
+          <w:i w:val="0"/>
+          <w:color w:val="0000FF"/>
+          <w:sz w:val="24"/>
+          <w:u w:val="single"/>
+        </w:rPr>
+        <w:t xml:space="preserve"> </w:t>
+      </w:r>
+      <w:r>
+        <w:rPr>
+          <w:rFonts w:ascii="Charis SIL Regular" w:hAnsi="Charis SIL Regular" w:eastAsia="Charis SIL Regular"/>
+          <w:b w:val="0"/>
+          <w:i w:val="0"/>
+          <w:color w:val="0000FF"/>
+          <w:sz w:val="24"/>
+          <w:u w:val="single"/>
+        </w:rPr>
+        <w:hyperlink r:id="rId13" w:history="1">
+          <w:r>
+            <w:rPr>
+              <w:rStyle w:val="Hyperlink"/>
+            </w:rPr>
+            <w:t>Natu</w:t>
+          </w:r>
+        </w:hyperlink>
+      </w:r>
+      <w:r>
+        <w:rPr>
+          <w:rFonts w:ascii="Charis SIL Regular" w:hAnsi="Charis SIL Regular" w:eastAsia="Charis SIL Regular"/>
+          <w:b w:val="0"/>
+          <w:i w:val="0"/>
+          <w:color w:val="0000FF"/>
+          <w:sz w:val="24"/>
+          <w:u w:val="single"/>
+        </w:rPr>
+        <w:hyperlink r:id="rId13" w:history="1">
+          <w:r>
+            <w:rPr>
+              <w:rStyle w:val="Hyperlink"/>
+            </w:rPr>
+            <w:t>r</w:t>
+          </w:r>
+        </w:hyperlink>
+      </w:r>
+      <w:r>
+        <w:rPr>
+          <w:rFonts w:ascii="Charis SIL Regular" w:hAnsi="Charis SIL Regular" w:eastAsia="Charis SIL Regular"/>
+          <w:b w:val="0"/>
+          <w:i w:val="0"/>
+          <w:color w:val="0000FF"/>
+          <w:sz w:val="24"/>
+          <w:u w:val="single"/>
+        </w:rPr>
+        <w:hyperlink r:id="rId13" w:history="1">
+          <w:r>
+            <w:rPr>
+              <w:rStyle w:val="Hyperlink"/>
+            </w:rPr>
+            <w:t>alis</w:t>
+          </w:r>
+        </w:hyperlink>
+      </w:r>
+      <w:r>
+        <w:rPr>
+          <w:rFonts w:ascii="Charis SIL Regular" w:hAnsi="Charis SIL Regular" w:eastAsia="Charis SIL Regular"/>
+          <w:b w:val="0"/>
+          <w:i w:val="0"/>
+          <w:color w:val="0000FF"/>
+          <w:sz w:val="24"/>
+          <w:u w:val="single"/>
+        </w:rPr>
+        <w:t xml:space="preserve"> </w:t>
+      </w:r>
+      <w:r>
+        <w:rPr>
+          <w:rFonts w:ascii="Charis SIL Regular" w:hAnsi="Charis SIL Regular" w:eastAsia="Charis SIL Regular"/>
+          <w:b w:val="0"/>
+          <w:i w:val="0"/>
+          <w:color w:val="0000FF"/>
+          <w:sz w:val="24"/>
+          <w:u w:val="single"/>
         </w:rPr>
         <w:hyperlink r:id="rId14" w:history="1">
           <w:r>
@@ -1552,7 +2032,7 @@
           <w:sz w:val="24"/>
           <w:u w:val="single"/>
         </w:rPr>
-        <w:hyperlink r:id="rId13" w:history="1">
+        <w:hyperlink r:id="rId14" w:history="1">
           <w:r>
             <w:rPr>
               <w:rStyle w:val="Hyperlink"/>

--- a/EXPORTS/DOCX/published/niveau3/English/WMAmsterdam.docx
+++ b/EXPORTS/DOCX/published/niveau3/English/WMAmsterdam.docx
@@ -464,6 +464,82 @@
           <w:sz w:val="24"/>
           <w:u w:val="single"/>
         </w:rPr>
+        <w:hyperlink r:id="rId10" w:history="1">
+          <w:r>
+            <w:rPr>
+              <w:rStyle w:val="Hyperlink"/>
+            </w:rPr>
+            <w:t>o</w:t>
+          </w:r>
+        </w:hyperlink>
+      </w:r>
+      <w:r>
+        <w:rPr>
+          <w:rFonts w:ascii="Charis SIL Regular" w:hAnsi="Charis SIL Regular" w:eastAsia="Charis SIL Regular"/>
+          <w:b w:val="0"/>
+          <w:i w:val="0"/>
+          <w:color w:val="0000FF"/>
+          <w:sz w:val="24"/>
+          <w:u w:val="single"/>
+        </w:rPr>
+        <w:t xml:space="preserve"> </w:t>
+      </w:r>
+      <w:r>
+        <w:rPr>
+          <w:rFonts w:ascii="Charis SIL Regular" w:hAnsi="Charis SIL Regular" w:eastAsia="Charis SIL Regular"/>
+          <w:b w:val="0"/>
+          <w:i w:val="0"/>
+          <w:color w:val="0000FF"/>
+          <w:sz w:val="24"/>
+          <w:u w:val="single"/>
+        </w:rPr>
+        <w:hyperlink r:id="rId11" w:history="1">
+          <w:r>
+            <w:rPr>
+              <w:rStyle w:val="Hyperlink"/>
+            </w:rPr>
+            <w:t>Stuart</w:t>
+          </w:r>
+        </w:hyperlink>
+      </w:r>
+      <w:r>
+        <w:rPr>
+          <w:rFonts w:ascii="Charis SIL Regular" w:hAnsi="Charis SIL Regular" w:eastAsia="Charis SIL Regular"/>
+          <w:b w:val="0"/>
+          <w:i w:val="0"/>
+          <w:color w:val="0000FF"/>
+          <w:sz w:val="24"/>
+          <w:u w:val="single"/>
+        </w:rPr>
+        <w:t xml:space="preserve"> </w:t>
+      </w:r>
+      <w:r>
+        <w:rPr>
+          <w:rFonts w:ascii="Charis SIL Regular" w:hAnsi="Charis SIL Regular" w:eastAsia="Charis SIL Regular"/>
+          <w:b w:val="0"/>
+          <w:i w:val="0"/>
+          <w:color w:val="0000FF"/>
+          <w:sz w:val="24"/>
+          <w:u w:val="single"/>
+        </w:rPr>
+        <w:hyperlink r:id="rId11" w:history="1">
+          <w:r>
+            <w:rPr>
+              <w:rStyle w:val="Hyperlink"/>
+            </w:rPr>
+            <w:t>v</w:t>
+          </w:r>
+        </w:hyperlink>
+      </w:r>
+      <w:r>
+        <w:rPr>
+          <w:rFonts w:ascii="Charis SIL Regular" w:hAnsi="Charis SIL Regular" w:eastAsia="Charis SIL Regular"/>
+          <w:b w:val="0"/>
+          <w:i w:val="0"/>
+          <w:color w:val="0000FF"/>
+          <w:sz w:val="24"/>
+          <w:u w:val="single"/>
+        </w:rPr>
         <w:hyperlink r:id="rId11" w:history="1">
           <w:r>
             <w:rPr>
@@ -482,83 +558,7 @@
           <w:sz w:val="24"/>
           <w:u w:val="single"/>
         </w:rPr>
-        <w:t xml:space="preserve"> </w:t>
-      </w:r>
-      <w:r>
-        <w:rPr>
-          <w:rFonts w:ascii="Charis SIL Regular" w:hAnsi="Charis SIL Regular" w:eastAsia="Charis SIL Regular"/>
-          <w:b w:val="0"/>
-          <w:i w:val="0"/>
-          <w:color w:val="0000FF"/>
-          <w:sz w:val="24"/>
-          <w:u w:val="single"/>
-        </w:rPr>
         <w:hyperlink r:id="rId11" w:history="1">
-          <w:r>
-            <w:rPr>
-              <w:rStyle w:val="Hyperlink"/>
-            </w:rPr>
-            <w:t>Stuart</w:t>
-          </w:r>
-        </w:hyperlink>
-      </w:r>
-      <w:r>
-        <w:rPr>
-          <w:rFonts w:ascii="Charis SIL Regular" w:hAnsi="Charis SIL Regular" w:eastAsia="Charis SIL Regular"/>
-          <w:b w:val="0"/>
-          <w:i w:val="0"/>
-          <w:color w:val="0000FF"/>
-          <w:sz w:val="24"/>
-          <w:u w:val="single"/>
-        </w:rPr>
-        <w:t xml:space="preserve"> </w:t>
-      </w:r>
-      <w:r>
-        <w:rPr>
-          <w:rFonts w:ascii="Charis SIL Regular" w:hAnsi="Charis SIL Regular" w:eastAsia="Charis SIL Regular"/>
-          <w:b w:val="0"/>
-          <w:i w:val="0"/>
-          <w:color w:val="0000FF"/>
-          <w:sz w:val="24"/>
-          <w:u w:val="single"/>
-        </w:rPr>
-        <w:hyperlink r:id="rId11" w:history="1">
-          <w:r>
-            <w:rPr>
-              <w:rStyle w:val="Hyperlink"/>
-            </w:rPr>
-            <w:t>v</w:t>
-          </w:r>
-        </w:hyperlink>
-      </w:r>
-      <w:r>
-        <w:rPr>
-          <w:rFonts w:ascii="Charis SIL Regular" w:hAnsi="Charis SIL Regular" w:eastAsia="Charis SIL Regular"/>
-          <w:b w:val="0"/>
-          <w:i w:val="0"/>
-          <w:color w:val="0000FF"/>
-          <w:sz w:val="24"/>
-          <w:u w:val="single"/>
-        </w:rPr>
-        <w:hyperlink r:id="rId11" w:history="1">
-          <w:r>
-            <w:rPr>
-              <w:rStyle w:val="Hyperlink"/>
-            </w:rPr>
-            <w:t>o</w:t>
-          </w:r>
-        </w:hyperlink>
-      </w:r>
-      <w:r>
-        <w:rPr>
-          <w:rFonts w:ascii="Charis SIL Regular" w:hAnsi="Charis SIL Regular" w:eastAsia="Charis SIL Regular"/>
-          <w:b w:val="0"/>
-          <w:i w:val="0"/>
-          <w:color w:val="0000FF"/>
-          <w:sz w:val="24"/>
-          <w:u w:val="single"/>
-        </w:rPr>
-        <w:hyperlink r:id="rId10" w:history="1">
           <w:r>
             <w:rPr>
               <w:rStyle w:val="Hyperlink"/>
@@ -587,7 +587,7 @@
           <w:sz w:val="24"/>
           <w:u w:val="single"/>
         </w:rPr>
-        <w:hyperlink r:id="rId10" w:history="1">
+        <w:hyperlink r:id="rId11" w:history="1">
           <w:r>
             <w:rPr>
               <w:rStyle w:val="Hyperlink"/>
@@ -605,7 +605,7 @@
           <w:sz w:val="24"/>
           <w:u w:val="single"/>
         </w:rPr>
-        <w:hyperlink r:id="rId10" w:history="1">
+        <w:hyperlink r:id="rId11" w:history="1">
           <w:r>
             <w:rPr>
               <w:rStyle w:val="Hyperlink"/>
@@ -623,7 +623,7 @@
           <w:sz w:val="24"/>
           <w:u w:val="single"/>
         </w:rPr>
-        <w:hyperlink r:id="rId10" w:history="1">
+        <w:hyperlink r:id="rId11" w:history="1">
           <w:r>
             <w:rPr>
               <w:rStyle w:val="Hyperlink"/>
@@ -1620,7 +1620,7 @@
           <w:sz w:val="24"/>
           <w:u w:val="single"/>
         </w:rPr>
-        <w:hyperlink r:id="rId14" w:history="1">
+        <w:hyperlink r:id="rId13" w:history="1">
           <w:r>
             <w:rPr>
               <w:rStyle w:val="Hyperlink"/>
@@ -1649,7 +1649,7 @@
           <w:sz w:val="24"/>
           <w:u w:val="single"/>
         </w:rPr>
-        <w:hyperlink r:id="rId14" w:history="1">
+        <w:hyperlink r:id="rId13" w:history="1">
           <w:r>
             <w:rPr>
               <w:rStyle w:val="Hyperlink"/>
@@ -1667,7 +1667,7 @@
           <w:sz w:val="24"/>
           <w:u w:val="single"/>
         </w:rPr>
-        <w:hyperlink r:id="rId14" w:history="1">
+        <w:hyperlink r:id="rId13" w:history="1">
           <w:r>
             <w:rPr>
               <w:rStyle w:val="Hyperlink"/>
@@ -1685,7 +1685,7 @@
           <w:sz w:val="24"/>
           <w:u w:val="single"/>
         </w:rPr>
-        <w:hyperlink r:id="rId14" w:history="1">
+        <w:hyperlink r:id="rId13" w:history="1">
           <w:r>
             <w:rPr>
               <w:rStyle w:val="Hyperlink"/>
@@ -1808,7 +1808,7 @@
           <w:sz w:val="24"/>
           <w:u w:val="single"/>
         </w:rPr>
-        <w:hyperlink r:id="rId13" w:history="1">
+        <w:hyperlink r:id="rId14" w:history="1">
           <w:r>
             <w:rPr>
               <w:rStyle w:val="Hyperlink"/>
@@ -1826,7 +1826,7 @@
           <w:sz w:val="24"/>
           <w:u w:val="single"/>
         </w:rPr>
-        <w:hyperlink r:id="rId13" w:history="1">
+        <w:hyperlink r:id="rId14" w:history="1">
           <w:r>
             <w:rPr>
               <w:rStyle w:val="Hyperlink"/>
@@ -1844,7 +1844,7 @@
           <w:sz w:val="24"/>
           <w:u w:val="single"/>
         </w:rPr>
-        <w:hyperlink r:id="rId13" w:history="1">
+        <w:hyperlink r:id="rId14" w:history="1">
           <w:r>
             <w:rPr>
               <w:rStyle w:val="Hyperlink"/>
@@ -1873,7 +1873,7 @@
           <w:sz w:val="24"/>
           <w:u w:val="single"/>
         </w:rPr>
-        <w:hyperlink r:id="rId13" w:history="1">
+        <w:hyperlink r:id="rId14" w:history="1">
           <w:r>
             <w:rPr>
               <w:rStyle w:val="Hyperlink"/>
@@ -1902,7 +1902,7 @@
           <w:sz w:val="24"/>
           <w:u w:val="single"/>
         </w:rPr>
-        <w:hyperlink r:id="rId13" w:history="1">
+        <w:hyperlink r:id="rId14" w:history="1">
           <w:r>
             <w:rPr>
               <w:rStyle w:val="Hyperlink"/>
@@ -1920,7 +1920,7 @@
           <w:sz w:val="24"/>
           <w:u w:val="single"/>
         </w:rPr>
-        <w:hyperlink r:id="rId13" w:history="1">
+        <w:hyperlink r:id="rId14" w:history="1">
           <w:r>
             <w:rPr>
               <w:rStyle w:val="Hyperlink"/>
@@ -1938,7 +1938,7 @@
           <w:sz w:val="24"/>
           <w:u w:val="single"/>
         </w:rPr>
-        <w:hyperlink r:id="rId13" w:history="1">
+        <w:hyperlink r:id="rId14" w:history="1">
           <w:r>
             <w:rPr>
               <w:rStyle w:val="Hyperlink"/>
@@ -1985,7 +1985,7 @@
           <w:sz w:val="24"/>
           <w:u w:val="single"/>
         </w:rPr>
-        <w:hyperlink r:id="rId14" w:history="1">
+        <w:hyperlink r:id="rId13" w:history="1">
           <w:r>
             <w:rPr>
               <w:rStyle w:val="Hyperlink"/>
@@ -2003,7 +2003,7 @@
           <w:sz w:val="24"/>
           <w:u w:val="single"/>
         </w:rPr>
-        <w:hyperlink r:id="rId14" w:history="1">
+        <w:hyperlink r:id="rId13" w:history="1">
           <w:r>
             <w:rPr>
               <w:rStyle w:val="Hyperlink"/>
@@ -2032,7 +2032,7 @@
           <w:sz w:val="24"/>
           <w:u w:val="single"/>
         </w:rPr>
-        <w:hyperlink r:id="rId14" w:history="1">
+        <w:hyperlink r:id="rId13" w:history="1">
           <w:r>
             <w:rPr>
               <w:rStyle w:val="Hyperlink"/>

--- a/EXPORTS/DOCX/published/niveau3/English/WMAmsterdam.docx
+++ b/EXPORTS/DOCX/published/niveau3/English/WMAmsterdam.docx
@@ -464,7 +464,7 @@
           <w:sz w:val="24"/>
           <w:u w:val="single"/>
         </w:rPr>
-        <w:hyperlink r:id="rId10" w:history="1">
+        <w:hyperlink r:id="rId11" w:history="1">
           <w:r>
             <w:rPr>
               <w:rStyle w:val="Hyperlink"/>
@@ -605,7 +605,7 @@
           <w:sz w:val="24"/>
           <w:u w:val="single"/>
         </w:rPr>
-        <w:hyperlink r:id="rId11" w:history="1">
+        <w:hyperlink r:id="rId10" w:history="1">
           <w:r>
             <w:rPr>
               <w:rStyle w:val="Hyperlink"/>
@@ -623,7 +623,7 @@
           <w:sz w:val="24"/>
           <w:u w:val="single"/>
         </w:rPr>
-        <w:hyperlink r:id="rId11" w:history="1">
+        <w:hyperlink r:id="rId10" w:history="1">
           <w:r>
             <w:rPr>
               <w:rStyle w:val="Hyperlink"/>
@@ -1573,7 +1573,7 @@
           <w:sz w:val="24"/>
           <w:u w:val="single"/>
         </w:rPr>
-        <w:hyperlink r:id="rId13" w:history="1">
+        <w:hyperlink r:id="rId14" w:history="1">
           <w:r>
             <w:rPr>
               <w:rStyle w:val="Hyperlink"/>
@@ -1591,7 +1591,7 @@
           <w:sz w:val="24"/>
           <w:u w:val="single"/>
         </w:rPr>
-        <w:hyperlink r:id="rId13" w:history="1">
+        <w:hyperlink r:id="rId14" w:history="1">
           <w:r>
             <w:rPr>
               <w:rStyle w:val="Hyperlink"/>
@@ -1620,7 +1620,7 @@
           <w:sz w:val="24"/>
           <w:u w:val="single"/>
         </w:rPr>
-        <w:hyperlink r:id="rId13" w:history="1">
+        <w:hyperlink r:id="rId14" w:history="1">
           <w:r>
             <w:rPr>
               <w:rStyle w:val="Hyperlink"/>
@@ -1649,7 +1649,7 @@
           <w:sz w:val="24"/>
           <w:u w:val="single"/>
         </w:rPr>
-        <w:hyperlink r:id="rId13" w:history="1">
+        <w:hyperlink r:id="rId14" w:history="1">
           <w:r>
             <w:rPr>
               <w:rStyle w:val="Hyperlink"/>
@@ -1667,7 +1667,7 @@
           <w:sz w:val="24"/>
           <w:u w:val="single"/>
         </w:rPr>
-        <w:hyperlink r:id="rId13" w:history="1">
+        <w:hyperlink r:id="rId14" w:history="1">
           <w:r>
             <w:rPr>
               <w:rStyle w:val="Hyperlink"/>
@@ -1685,7 +1685,7 @@
           <w:sz w:val="24"/>
           <w:u w:val="single"/>
         </w:rPr>
-        <w:hyperlink r:id="rId13" w:history="1">
+        <w:hyperlink r:id="rId14" w:history="1">
           <w:r>
             <w:rPr>
               <w:rStyle w:val="Hyperlink"/>
@@ -1703,7 +1703,7 @@
           <w:sz w:val="24"/>
           <w:u w:val="single"/>
         </w:rPr>
-        <w:hyperlink r:id="rId13" w:history="1">
+        <w:hyperlink r:id="rId14" w:history="1">
           <w:r>
             <w:rPr>
               <w:rStyle w:val="Hyperlink"/>
@@ -1721,7 +1721,7 @@
           <w:sz w:val="24"/>
           <w:u w:val="single"/>
         </w:rPr>
-        <w:hyperlink r:id="rId13" w:history="1">
+        <w:hyperlink r:id="rId14" w:history="1">
           <w:r>
             <w:rPr>
               <w:rStyle w:val="Hyperlink"/>
@@ -1750,7 +1750,7 @@
           <w:sz w:val="24"/>
           <w:u w:val="single"/>
         </w:rPr>
-        <w:hyperlink r:id="rId13" w:history="1">
+        <w:hyperlink r:id="rId14" w:history="1">
           <w:r>
             <w:rPr>
               <w:rStyle w:val="Hyperlink"/>
@@ -1779,7 +1779,7 @@
           <w:sz w:val="24"/>
           <w:u w:val="single"/>
         </w:rPr>
-        <w:hyperlink r:id="rId13" w:history="1">
+        <w:hyperlink r:id="rId14" w:history="1">
           <w:r>
             <w:rPr>
               <w:rStyle w:val="Hyperlink"/>
@@ -1808,7 +1808,7 @@
           <w:sz w:val="24"/>
           <w:u w:val="single"/>
         </w:rPr>
-        <w:hyperlink r:id="rId14" w:history="1">
+        <w:hyperlink r:id="rId13" w:history="1">
           <w:r>
             <w:rPr>
               <w:rStyle w:val="Hyperlink"/>
@@ -1826,7 +1826,7 @@
           <w:sz w:val="24"/>
           <w:u w:val="single"/>
         </w:rPr>
-        <w:hyperlink r:id="rId14" w:history="1">
+        <w:hyperlink r:id="rId13" w:history="1">
           <w:r>
             <w:rPr>
               <w:rStyle w:val="Hyperlink"/>
@@ -1844,7 +1844,7 @@
           <w:sz w:val="24"/>
           <w:u w:val="single"/>
         </w:rPr>
-        <w:hyperlink r:id="rId14" w:history="1">
+        <w:hyperlink r:id="rId13" w:history="1">
           <w:r>
             <w:rPr>
               <w:rStyle w:val="Hyperlink"/>
@@ -1873,7 +1873,7 @@
           <w:sz w:val="24"/>
           <w:u w:val="single"/>
         </w:rPr>
-        <w:hyperlink r:id="rId14" w:history="1">
+        <w:hyperlink r:id="rId13" w:history="1">
           <w:r>
             <w:rPr>
               <w:rStyle w:val="Hyperlink"/>
@@ -1985,7 +1985,7 @@
           <w:sz w:val="24"/>
           <w:u w:val="single"/>
         </w:rPr>
-        <w:hyperlink r:id="rId13" w:history="1">
+        <w:hyperlink r:id="rId14" w:history="1">
           <w:r>
             <w:rPr>
               <w:rStyle w:val="Hyperlink"/>
@@ -2003,7 +2003,7 @@
           <w:sz w:val="24"/>
           <w:u w:val="single"/>
         </w:rPr>
-        <w:hyperlink r:id="rId13" w:history="1">
+        <w:hyperlink r:id="rId14" w:history="1">
           <w:r>
             <w:rPr>
               <w:rStyle w:val="Hyperlink"/>
@@ -2032,7 +2032,7 @@
           <w:sz w:val="24"/>
           <w:u w:val="single"/>
         </w:rPr>
-        <w:hyperlink r:id="rId13" w:history="1">
+        <w:hyperlink r:id="rId14" w:history="1">
           <w:r>
             <w:rPr>
               <w:rStyle w:val="Hyperlink"/>
@@ -2490,25 +2490,7 @@
           <w:color w:val="000000"/>
           <w:sz w:val="24"/>
         </w:rPr>
-        <w:t>Tropical Institute). This includes the arc</w:t>
-      </w:r>
-      <w:r>
-        <w:rPr>
-          <w:u w:val="single" w:color="0000ff"/>
-          <w:rFonts w:ascii="Charis SIL Regular" w:hAnsi="Charis SIL Regular" w:eastAsia="Charis SIL Regular"/>
-          <w:b w:val="0"/>
-          <w:i w:val="0"/>
-          <w:color w:val="000000"/>
-          <w:sz w:val="24"/>
-        </w:rPr>
-        <w:hyperlink r:id="rId16" w:history="1">
-          <w:r>
-            <w:rPr>
-              <w:rStyle w:val="Hyperlink"/>
-            </w:rPr>
-            <w:t>hives of</w:t>
-          </w:r>
-        </w:hyperlink>
+        <w:t>Tropical Institute). This includes the archives of</w:t>
       </w:r>
       <w:r>
         <w:rPr>

--- a/EXPORTS/DOCX/published/niveau3/English/WMAmsterdam.docx
+++ b/EXPORTS/DOCX/published/niveau3/English/WMAmsterdam.docx
@@ -605,7 +605,7 @@
           <w:sz w:val="24"/>
           <w:u w:val="single"/>
         </w:rPr>
-        <w:hyperlink r:id="rId10" w:history="1">
+        <w:hyperlink r:id="rId11" w:history="1">
           <w:r>
             <w:rPr>
               <w:rStyle w:val="Hyperlink"/>
@@ -652,7 +652,7 @@
           <w:sz w:val="24"/>
           <w:u w:val="single"/>
         </w:rPr>
-        <w:hyperlink r:id="rId11" w:history="1">
+        <w:hyperlink r:id="rId10" w:history="1">
           <w:r>
             <w:rPr>
               <w:rStyle w:val="Hyperlink"/>
@@ -681,7 +681,7 @@
           <w:sz w:val="24"/>
           <w:u w:val="single"/>
         </w:rPr>
-        <w:hyperlink r:id="rId10" w:history="1">
+        <w:hyperlink r:id="rId11" w:history="1">
           <w:r>
             <w:rPr>
               <w:rStyle w:val="Hyperlink"/>
@@ -1573,7 +1573,7 @@
           <w:sz w:val="24"/>
           <w:u w:val="single"/>
         </w:rPr>
-        <w:hyperlink r:id="rId14" w:history="1">
+        <w:hyperlink r:id="rId13" w:history="1">
           <w:r>
             <w:rPr>
               <w:rStyle w:val="Hyperlink"/>
@@ -1591,7 +1591,7 @@
           <w:sz w:val="24"/>
           <w:u w:val="single"/>
         </w:rPr>
-        <w:hyperlink r:id="rId14" w:history="1">
+        <w:hyperlink r:id="rId13" w:history="1">
           <w:r>
             <w:rPr>
               <w:rStyle w:val="Hyperlink"/>
@@ -1620,7 +1620,7 @@
           <w:sz w:val="24"/>
           <w:u w:val="single"/>
         </w:rPr>
-        <w:hyperlink r:id="rId14" w:history="1">
+        <w:hyperlink r:id="rId13" w:history="1">
           <w:r>
             <w:rPr>
               <w:rStyle w:val="Hyperlink"/>
@@ -1649,7 +1649,7 @@
           <w:sz w:val="24"/>
           <w:u w:val="single"/>
         </w:rPr>
-        <w:hyperlink r:id="rId14" w:history="1">
+        <w:hyperlink r:id="rId13" w:history="1">
           <w:r>
             <w:rPr>
               <w:rStyle w:val="Hyperlink"/>
@@ -1667,7 +1667,7 @@
           <w:sz w:val="24"/>
           <w:u w:val="single"/>
         </w:rPr>
-        <w:hyperlink r:id="rId14" w:history="1">
+        <w:hyperlink r:id="rId13" w:history="1">
           <w:r>
             <w:rPr>
               <w:rStyle w:val="Hyperlink"/>
@@ -1685,7 +1685,7 @@
           <w:sz w:val="24"/>
           <w:u w:val="single"/>
         </w:rPr>
-        <w:hyperlink r:id="rId14" w:history="1">
+        <w:hyperlink r:id="rId13" w:history="1">
           <w:r>
             <w:rPr>
               <w:rStyle w:val="Hyperlink"/>
@@ -1703,7 +1703,7 @@
           <w:sz w:val="24"/>
           <w:u w:val="single"/>
         </w:rPr>
-        <w:hyperlink r:id="rId14" w:history="1">
+        <w:hyperlink r:id="rId13" w:history="1">
           <w:r>
             <w:rPr>
               <w:rStyle w:val="Hyperlink"/>
@@ -1721,7 +1721,7 @@
           <w:sz w:val="24"/>
           <w:u w:val="single"/>
         </w:rPr>
-        <w:hyperlink r:id="rId14" w:history="1">
+        <w:hyperlink r:id="rId13" w:history="1">
           <w:r>
             <w:rPr>
               <w:rStyle w:val="Hyperlink"/>
@@ -1808,7 +1808,7 @@
           <w:sz w:val="24"/>
           <w:u w:val="single"/>
         </w:rPr>
-        <w:hyperlink r:id="rId13" w:history="1">
+        <w:hyperlink r:id="rId14" w:history="1">
           <w:r>
             <w:rPr>
               <w:rStyle w:val="Hyperlink"/>
@@ -1826,7 +1826,7 @@
           <w:sz w:val="24"/>
           <w:u w:val="single"/>
         </w:rPr>
-        <w:hyperlink r:id="rId13" w:history="1">
+        <w:hyperlink r:id="rId14" w:history="1">
           <w:r>
             <w:rPr>
               <w:rStyle w:val="Hyperlink"/>
@@ -1902,7 +1902,7 @@
           <w:sz w:val="24"/>
           <w:u w:val="single"/>
         </w:rPr>
-        <w:hyperlink r:id="rId14" w:history="1">
+        <w:hyperlink r:id="rId13" w:history="1">
           <w:r>
             <w:rPr>
               <w:rStyle w:val="Hyperlink"/>
@@ -1920,7 +1920,7 @@
           <w:sz w:val="24"/>
           <w:u w:val="single"/>
         </w:rPr>
-        <w:hyperlink r:id="rId14" w:history="1">
+        <w:hyperlink r:id="rId13" w:history="1">
           <w:r>
             <w:rPr>
               <w:rStyle w:val="Hyperlink"/>
@@ -1938,7 +1938,7 @@
           <w:sz w:val="24"/>
           <w:u w:val="single"/>
         </w:rPr>
-        <w:hyperlink r:id="rId14" w:history="1">
+        <w:hyperlink r:id="rId13" w:history="1">
           <w:r>
             <w:rPr>
               <w:rStyle w:val="Hyperlink"/>
@@ -1967,7 +1967,7 @@
           <w:sz w:val="24"/>
           <w:u w:val="single"/>
         </w:rPr>
-        <w:hyperlink r:id="rId14" w:history="1">
+        <w:hyperlink r:id="rId13" w:history="1">
           <w:r>
             <w:rPr>
               <w:rStyle w:val="Hyperlink"/>
@@ -1985,7 +1985,7 @@
           <w:sz w:val="24"/>
           <w:u w:val="single"/>
         </w:rPr>
-        <w:hyperlink r:id="rId14" w:history="1">
+        <w:hyperlink r:id="rId13" w:history="1">
           <w:r>
             <w:rPr>
               <w:rStyle w:val="Hyperlink"/>
@@ -2003,7 +2003,7 @@
           <w:sz w:val="24"/>
           <w:u w:val="single"/>
         </w:rPr>
-        <w:hyperlink r:id="rId14" w:history="1">
+        <w:hyperlink r:id="rId13" w:history="1">
           <w:r>
             <w:rPr>
               <w:rStyle w:val="Hyperlink"/>
@@ -2032,7 +2032,7 @@
           <w:sz w:val="24"/>
           <w:u w:val="single"/>
         </w:rPr>
-        <w:hyperlink r:id="rId14" w:history="1">
+        <w:hyperlink r:id="rId13" w:history="1">
           <w:r>
             <w:rPr>
               <w:rStyle w:val="Hyperlink"/>
@@ -2490,7 +2490,25 @@
           <w:color w:val="000000"/>
           <w:sz w:val="24"/>
         </w:rPr>
-        <w:t>Tropical Institute). This includes the archives of</w:t>
+        <w:t>Tropical Institute). This includes the arc</w:t>
+      </w:r>
+      <w:r>
+        <w:rPr>
+          <w:u w:val="single" w:color="0000ff"/>
+          <w:rFonts w:ascii="Charis SIL Regular" w:hAnsi="Charis SIL Regular" w:eastAsia="Charis SIL Regular"/>
+          <w:b w:val="0"/>
+          <w:i w:val="0"/>
+          <w:color w:val="000000"/>
+          <w:sz w:val="24"/>
+        </w:rPr>
+        <w:hyperlink r:id="rId16" w:history="1">
+          <w:r>
+            <w:rPr>
+              <w:rStyle w:val="Hyperlink"/>
+            </w:rPr>
+            <w:t>hives of</w:t>
+          </w:r>
+        </w:hyperlink>
       </w:r>
       <w:r>
         <w:rPr>

--- a/EXPORTS/DOCX/published/niveau3/English/WMAmsterdam.docx
+++ b/EXPORTS/DOCX/published/niveau3/English/WMAmsterdam.docx
@@ -493,7 +493,7 @@
           <w:sz w:val="24"/>
           <w:u w:val="single"/>
         </w:rPr>
-        <w:hyperlink r:id="rId11" w:history="1">
+        <w:hyperlink r:id="rId10" w:history="1">
           <w:r>
             <w:rPr>
               <w:rStyle w:val="Hyperlink"/>
@@ -522,7 +522,7 @@
           <w:sz w:val="24"/>
           <w:u w:val="single"/>
         </w:rPr>
-        <w:hyperlink r:id="rId11" w:history="1">
+        <w:hyperlink r:id="rId10" w:history="1">
           <w:r>
             <w:rPr>
               <w:rStyle w:val="Hyperlink"/>
@@ -540,7 +540,7 @@
           <w:sz w:val="24"/>
           <w:u w:val="single"/>
         </w:rPr>
-        <w:hyperlink r:id="rId11" w:history="1">
+        <w:hyperlink r:id="rId10" w:history="1">
           <w:r>
             <w:rPr>
               <w:rStyle w:val="Hyperlink"/>
@@ -558,7 +558,7 @@
           <w:sz w:val="24"/>
           <w:u w:val="single"/>
         </w:rPr>
-        <w:hyperlink r:id="rId11" w:history="1">
+        <w:hyperlink r:id="rId10" w:history="1">
           <w:r>
             <w:rPr>
               <w:rStyle w:val="Hyperlink"/>
@@ -623,7 +623,7 @@
           <w:sz w:val="24"/>
           <w:u w:val="single"/>
         </w:rPr>
-        <w:hyperlink r:id="rId10" w:history="1">
+        <w:hyperlink r:id="rId11" w:history="1">
           <w:r>
             <w:rPr>
               <w:rStyle w:val="Hyperlink"/>
@@ -652,7 +652,7 @@
           <w:sz w:val="24"/>
           <w:u w:val="single"/>
         </w:rPr>
-        <w:hyperlink r:id="rId10" w:history="1">
+        <w:hyperlink r:id="rId11" w:history="1">
           <w:r>
             <w:rPr>
               <w:rStyle w:val="Hyperlink"/>
@@ -681,7 +681,7 @@
           <w:sz w:val="24"/>
           <w:u w:val="single"/>
         </w:rPr>
-        <w:hyperlink r:id="rId11" w:history="1">
+        <w:hyperlink r:id="rId10" w:history="1">
           <w:r>
             <w:rPr>
               <w:rStyle w:val="Hyperlink"/>
@@ -1573,7 +1573,7 @@
           <w:sz w:val="24"/>
           <w:u w:val="single"/>
         </w:rPr>
-        <w:hyperlink r:id="rId13" w:history="1">
+        <w:hyperlink r:id="rId14" w:history="1">
           <w:r>
             <w:rPr>
               <w:rStyle w:val="Hyperlink"/>
@@ -1591,7 +1591,7 @@
           <w:sz w:val="24"/>
           <w:u w:val="single"/>
         </w:rPr>
-        <w:hyperlink r:id="rId13" w:history="1">
+        <w:hyperlink r:id="rId14" w:history="1">
           <w:r>
             <w:rPr>
               <w:rStyle w:val="Hyperlink"/>
@@ -1620,7 +1620,7 @@
           <w:sz w:val="24"/>
           <w:u w:val="single"/>
         </w:rPr>
-        <w:hyperlink r:id="rId13" w:history="1">
+        <w:hyperlink r:id="rId14" w:history="1">
           <w:r>
             <w:rPr>
               <w:rStyle w:val="Hyperlink"/>
@@ -1649,7 +1649,7 @@
           <w:sz w:val="24"/>
           <w:u w:val="single"/>
         </w:rPr>
-        <w:hyperlink r:id="rId13" w:history="1">
+        <w:hyperlink r:id="rId14" w:history="1">
           <w:r>
             <w:rPr>
               <w:rStyle w:val="Hyperlink"/>
@@ -1750,7 +1750,7 @@
           <w:sz w:val="24"/>
           <w:u w:val="single"/>
         </w:rPr>
-        <w:hyperlink r:id="rId14" w:history="1">
+        <w:hyperlink r:id="rId13" w:history="1">
           <w:r>
             <w:rPr>
               <w:rStyle w:val="Hyperlink"/>
@@ -1779,7 +1779,7 @@
           <w:sz w:val="24"/>
           <w:u w:val="single"/>
         </w:rPr>
-        <w:hyperlink r:id="rId14" w:history="1">
+        <w:hyperlink r:id="rId13" w:history="1">
           <w:r>
             <w:rPr>
               <w:rStyle w:val="Hyperlink"/>
@@ -1808,7 +1808,7 @@
           <w:sz w:val="24"/>
           <w:u w:val="single"/>
         </w:rPr>
-        <w:hyperlink r:id="rId14" w:history="1">
+        <w:hyperlink r:id="rId13" w:history="1">
           <w:r>
             <w:rPr>
               <w:rStyle w:val="Hyperlink"/>
@@ -1826,7 +1826,7 @@
           <w:sz w:val="24"/>
           <w:u w:val="single"/>
         </w:rPr>
-        <w:hyperlink r:id="rId14" w:history="1">
+        <w:hyperlink r:id="rId13" w:history="1">
           <w:r>
             <w:rPr>
               <w:rStyle w:val="Hyperlink"/>
@@ -1902,7 +1902,7 @@
           <w:sz w:val="24"/>
           <w:u w:val="single"/>
         </w:rPr>
-        <w:hyperlink r:id="rId13" w:history="1">
+        <w:hyperlink r:id="rId14" w:history="1">
           <w:r>
             <w:rPr>
               <w:rStyle w:val="Hyperlink"/>
@@ -1920,7 +1920,7 @@
           <w:sz w:val="24"/>
           <w:u w:val="single"/>
         </w:rPr>
-        <w:hyperlink r:id="rId13" w:history="1">
+        <w:hyperlink r:id="rId14" w:history="1">
           <w:r>
             <w:rPr>
               <w:rStyle w:val="Hyperlink"/>
@@ -1938,7 +1938,7 @@
           <w:sz w:val="24"/>
           <w:u w:val="single"/>
         </w:rPr>
-        <w:hyperlink r:id="rId13" w:history="1">
+        <w:hyperlink r:id="rId14" w:history="1">
           <w:r>
             <w:rPr>
               <w:rStyle w:val="Hyperlink"/>
@@ -1967,7 +1967,7 @@
           <w:sz w:val="24"/>
           <w:u w:val="single"/>
         </w:rPr>
-        <w:hyperlink r:id="rId13" w:history="1">
+        <w:hyperlink r:id="rId14" w:history="1">
           <w:r>
             <w:rPr>
               <w:rStyle w:val="Hyperlink"/>
@@ -1985,7 +1985,7 @@
           <w:sz w:val="24"/>
           <w:u w:val="single"/>
         </w:rPr>
-        <w:hyperlink r:id="rId13" w:history="1">
+        <w:hyperlink r:id="rId14" w:history="1">
           <w:r>
             <w:rPr>
               <w:rStyle w:val="Hyperlink"/>
@@ -2003,7 +2003,7 @@
           <w:sz w:val="24"/>
           <w:u w:val="single"/>
         </w:rPr>
-        <w:hyperlink r:id="rId13" w:history="1">
+        <w:hyperlink r:id="rId14" w:history="1">
           <w:r>
             <w:rPr>
               <w:rStyle w:val="Hyperlink"/>
@@ -2032,7 +2032,7 @@
           <w:sz w:val="24"/>
           <w:u w:val="single"/>
         </w:rPr>
-        <w:hyperlink r:id="rId13" w:history="1">
+        <w:hyperlink r:id="rId14" w:history="1">
           <w:r>
             <w:rPr>
               <w:rStyle w:val="Hyperlink"/>

--- a/EXPORTS/DOCX/published/niveau3/English/WMAmsterdam.docx
+++ b/EXPORTS/DOCX/published/niveau3/English/WMAmsterdam.docx
@@ -195,25 +195,7 @@
           <w:color w:val="000000"/>
           <w:sz w:val="24"/>
         </w:rPr>
-        <w:t>Haarlem in 1871. The Colonial Museum, located in Paviljo</w:t>
-      </w:r>
-      <w:r>
-        <w:rPr>
-          <w:u w:val="single" w:color="0000ff"/>
-          <w:rFonts w:ascii="Charis SIL Regular" w:hAnsi="Charis SIL Regular" w:eastAsia="Charis SIL Regular"/>
-          <w:b w:val="0"/>
-          <w:i w:val="0"/>
-          <w:color w:val="000000"/>
-          <w:sz w:val="24"/>
-        </w:rPr>
-        <w:hyperlink r:id="rId9" w:history="1">
-          <w:r>
-            <w:rPr>
-              <w:rStyle w:val="Hyperlink"/>
-            </w:rPr>
-            <w:t>en Welg</w:t>
-          </w:r>
-        </w:hyperlink>
+        <w:t>Haarlem in 1871. The Colonial Museum, located in Paviljoen Welg</w:t>
       </w:r>
       <w:r>
         <w:rPr>
@@ -388,12 +370,52 @@
           <w:sz w:val="24"/>
           <w:u w:val="single"/>
         </w:rPr>
+        <w:t>Johann George Ott</w:t>
+      </w:r>
+      <w:r>
+        <w:rPr>
+          <w:rFonts w:ascii="Charis SIL Regular" w:hAnsi="Charis SIL Regular" w:eastAsia="Charis SIL Regular"/>
+          <w:b w:val="0"/>
+          <w:i w:val="0"/>
+          <w:color w:val="0000FF"/>
+          <w:sz w:val="24"/>
+          <w:u w:val="single"/>
+        </w:rPr>
+        <w:hyperlink r:id="rId10" w:history="1">
+          <w:r>
+            <w:rPr>
+              <w:rStyle w:val="Hyperlink"/>
+            </w:rPr>
+            <w:t>o</w:t>
+          </w:r>
+        </w:hyperlink>
+      </w:r>
+      <w:r>
+        <w:rPr>
+          <w:rFonts w:ascii="Charis SIL Regular" w:hAnsi="Charis SIL Regular" w:eastAsia="Charis SIL Regular"/>
+          <w:b w:val="0"/>
+          <w:i w:val="0"/>
+          <w:color w:val="0000FF"/>
+          <w:sz w:val="24"/>
+          <w:u w:val="single"/>
+        </w:rPr>
+        <w:t xml:space="preserve"> </w:t>
+      </w:r>
+      <w:r>
+        <w:rPr>
+          <w:rFonts w:ascii="Charis SIL Regular" w:hAnsi="Charis SIL Regular" w:eastAsia="Charis SIL Regular"/>
+          <w:b w:val="0"/>
+          <w:i w:val="0"/>
+          <w:color w:val="0000FF"/>
+          <w:sz w:val="24"/>
+          <w:u w:val="single"/>
+        </w:rPr>
         <w:hyperlink r:id="rId11" w:history="1">
           <w:r>
             <w:rPr>
               <w:rStyle w:val="Hyperlink"/>
             </w:rPr>
-            <w:t>Johann</w:t>
+            <w:t>Stuart</w:t>
           </w:r>
         </w:hyperlink>
       </w:r>
@@ -422,36 +444,7 @@
             <w:rPr>
               <w:rStyle w:val="Hyperlink"/>
             </w:rPr>
-            <w:t>George</w:t>
-          </w:r>
-        </w:hyperlink>
-      </w:r>
-      <w:r>
-        <w:rPr>
-          <w:rFonts w:ascii="Charis SIL Regular" w:hAnsi="Charis SIL Regular" w:eastAsia="Charis SIL Regular"/>
-          <w:b w:val="0"/>
-          <w:i w:val="0"/>
-          <w:color w:val="0000FF"/>
-          <w:sz w:val="24"/>
-          <w:u w:val="single"/>
-        </w:rPr>
-        <w:t xml:space="preserve"> </w:t>
-      </w:r>
-      <w:r>
-        <w:rPr>
-          <w:rFonts w:ascii="Charis SIL Regular" w:hAnsi="Charis SIL Regular" w:eastAsia="Charis SIL Regular"/>
-          <w:b w:val="0"/>
-          <w:i w:val="0"/>
-          <w:color w:val="0000FF"/>
-          <w:sz w:val="24"/>
-          <w:u w:val="single"/>
-        </w:rPr>
-        <w:hyperlink r:id="rId11" w:history="1">
-          <w:r>
-            <w:rPr>
-              <w:rStyle w:val="Hyperlink"/>
-            </w:rPr>
-            <w:t>Ott</w:t>
+            <w:t>v</w:t>
           </w:r>
         </w:hyperlink>
       </w:r>
@@ -482,83 +475,7 @@
           <w:sz w:val="24"/>
           <w:u w:val="single"/>
         </w:rPr>
-        <w:t xml:space="preserve"> </w:t>
-      </w:r>
-      <w:r>
-        <w:rPr>
-          <w:rFonts w:ascii="Charis SIL Regular" w:hAnsi="Charis SIL Regular" w:eastAsia="Charis SIL Regular"/>
-          <w:b w:val="0"/>
-          <w:i w:val="0"/>
-          <w:color w:val="0000FF"/>
-          <w:sz w:val="24"/>
-          <w:u w:val="single"/>
-        </w:rPr>
-        <w:hyperlink r:id="rId10" w:history="1">
-          <w:r>
-            <w:rPr>
-              <w:rStyle w:val="Hyperlink"/>
-            </w:rPr>
-            <w:t>Stuart</w:t>
-          </w:r>
-        </w:hyperlink>
-      </w:r>
-      <w:r>
-        <w:rPr>
-          <w:rFonts w:ascii="Charis SIL Regular" w:hAnsi="Charis SIL Regular" w:eastAsia="Charis SIL Regular"/>
-          <w:b w:val="0"/>
-          <w:i w:val="0"/>
-          <w:color w:val="0000FF"/>
-          <w:sz w:val="24"/>
-          <w:u w:val="single"/>
-        </w:rPr>
-        <w:t xml:space="preserve"> </w:t>
-      </w:r>
-      <w:r>
-        <w:rPr>
-          <w:rFonts w:ascii="Charis SIL Regular" w:hAnsi="Charis SIL Regular" w:eastAsia="Charis SIL Regular"/>
-          <w:b w:val="0"/>
-          <w:i w:val="0"/>
-          <w:color w:val="0000FF"/>
-          <w:sz w:val="24"/>
-          <w:u w:val="single"/>
-        </w:rPr>
-        <w:hyperlink r:id="rId10" w:history="1">
-          <w:r>
-            <w:rPr>
-              <w:rStyle w:val="Hyperlink"/>
-            </w:rPr>
-            <w:t>v</w:t>
-          </w:r>
-        </w:hyperlink>
-      </w:r>
-      <w:r>
-        <w:rPr>
-          <w:rFonts w:ascii="Charis SIL Regular" w:hAnsi="Charis SIL Regular" w:eastAsia="Charis SIL Regular"/>
-          <w:b w:val="0"/>
-          <w:i w:val="0"/>
-          <w:color w:val="0000FF"/>
-          <w:sz w:val="24"/>
-          <w:u w:val="single"/>
-        </w:rPr>
-        <w:hyperlink r:id="rId10" w:history="1">
-          <w:r>
-            <w:rPr>
-              <w:rStyle w:val="Hyperlink"/>
-            </w:rPr>
-            <w:t>o</w:t>
-          </w:r>
-        </w:hyperlink>
-      </w:r>
-      <w:r>
-        <w:rPr>
-          <w:rFonts w:ascii="Charis SIL Regular" w:hAnsi="Charis SIL Regular" w:eastAsia="Charis SIL Regular"/>
-          <w:b w:val="0"/>
-          <w:i w:val="0"/>
-          <w:color w:val="0000FF"/>
-          <w:sz w:val="24"/>
-          <w:u w:val="single"/>
-        </w:rPr>
-        <w:hyperlink r:id="rId10" w:history="1">
+        <w:hyperlink r:id="rId11" w:history="1">
           <w:r>
             <w:rPr>
               <w:rStyle w:val="Hyperlink"/>
@@ -1542,16 +1459,8 @@
           <w:i w:val="0"/>
           <w:color w:val="0000FF"/>
           <w:sz w:val="24"/>
-          <w:u w:val="single"/>
-        </w:rPr>
-        <w:hyperlink r:id="rId13" w:history="1">
-          <w:r>
-            <w:rPr>
-              <w:rStyle w:val="Hyperlink"/>
-            </w:rPr>
-            <w:t>National</w:t>
-          </w:r>
-        </w:hyperlink>
+        </w:rPr>
+        <w:t>National Mu</w:t>
       </w:r>
       <w:r>
         <w:rPr>
@@ -1562,36 +1471,7 @@
           <w:sz w:val="24"/>
           <w:u w:val="single"/>
         </w:rPr>
-        <w:t xml:space="preserve"> </w:t>
-      </w:r>
-      <w:r>
-        <w:rPr>
-          <w:rFonts w:ascii="Charis SIL Regular" w:hAnsi="Charis SIL Regular" w:eastAsia="Charis SIL Regular"/>
-          <w:b w:val="0"/>
-          <w:i w:val="0"/>
-          <w:color w:val="0000FF"/>
-          <w:sz w:val="24"/>
-          <w:u w:val="single"/>
-        </w:rPr>
-        <w:hyperlink r:id="rId14" w:history="1">
-          <w:r>
-            <w:rPr>
-              <w:rStyle w:val="Hyperlink"/>
-            </w:rPr>
-            <w:t>Mu</w:t>
-          </w:r>
-        </w:hyperlink>
-      </w:r>
-      <w:r>
-        <w:rPr>
-          <w:rFonts w:ascii="Charis SIL Regular" w:hAnsi="Charis SIL Regular" w:eastAsia="Charis SIL Regular"/>
-          <w:b w:val="0"/>
-          <w:i w:val="0"/>
-          <w:color w:val="0000FF"/>
-          <w:sz w:val="24"/>
-          <w:u w:val="single"/>
-        </w:rPr>
-        <w:hyperlink r:id="rId14" w:history="1">
+        <w:hyperlink r:id="rId13" w:history="1">
           <w:r>
             <w:rPr>
               <w:rStyle w:val="Hyperlink"/>
@@ -1620,7 +1500,7 @@
           <w:sz w:val="24"/>
           <w:u w:val="single"/>
         </w:rPr>
-        <w:hyperlink r:id="rId14" w:history="1">
+        <w:hyperlink r:id="rId13" w:history="1">
           <w:r>
             <w:rPr>
               <w:rStyle w:val="Hyperlink"/>
@@ -1649,7 +1529,7 @@
           <w:sz w:val="24"/>
           <w:u w:val="single"/>
         </w:rPr>
-        <w:hyperlink r:id="rId14" w:history="1">
+        <w:hyperlink r:id="rId13" w:history="1">
           <w:r>
             <w:rPr>
               <w:rStyle w:val="Hyperlink"/>
@@ -1779,7 +1659,7 @@
           <w:sz w:val="24"/>
           <w:u w:val="single"/>
         </w:rPr>
-        <w:hyperlink r:id="rId13" w:history="1">
+        <w:hyperlink r:id="rId14" w:history="1">
           <w:r>
             <w:rPr>
               <w:rStyle w:val="Hyperlink"/>
@@ -1806,16 +1686,8 @@
           <w:i w:val="0"/>
           <w:color w:val="0000FF"/>
           <w:sz w:val="24"/>
-          <w:u w:val="single"/>
-        </w:rPr>
-        <w:hyperlink r:id="rId13" w:history="1">
-          <w:r>
-            <w:rPr>
-              <w:rStyle w:val="Hyperlink"/>
-            </w:rPr>
-            <w:t>Leid</w:t>
-          </w:r>
-        </w:hyperlink>
+        </w:rPr>
+        <w:t>Leiden (now Naturalis Biodiv</w:t>
       </w:r>
       <w:r>
         <w:rPr>
@@ -1827,165 +1699,6 @@
           <w:u w:val="single"/>
         </w:rPr>
         <w:hyperlink r:id="rId13" w:history="1">
-          <w:r>
-            <w:rPr>
-              <w:rStyle w:val="Hyperlink"/>
-            </w:rPr>
-            <w:t>e</w:t>
-          </w:r>
-        </w:hyperlink>
-      </w:r>
-      <w:r>
-        <w:rPr>
-          <w:rFonts w:ascii="Charis SIL Regular" w:hAnsi="Charis SIL Regular" w:eastAsia="Charis SIL Regular"/>
-          <w:b w:val="0"/>
-          <w:i w:val="0"/>
-          <w:color w:val="0000FF"/>
-          <w:sz w:val="24"/>
-          <w:u w:val="single"/>
-        </w:rPr>
-        <w:hyperlink r:id="rId13" w:history="1">
-          <w:r>
-            <w:rPr>
-              <w:rStyle w:val="Hyperlink"/>
-            </w:rPr>
-            <w:t>n</w:t>
-          </w:r>
-        </w:hyperlink>
-      </w:r>
-      <w:r>
-        <w:rPr>
-          <w:rFonts w:ascii="Charis SIL Regular" w:hAnsi="Charis SIL Regular" w:eastAsia="Charis SIL Regular"/>
-          <w:b w:val="0"/>
-          <w:i w:val="0"/>
-          <w:color w:val="0000FF"/>
-          <w:sz w:val="24"/>
-          <w:u w:val="single"/>
-        </w:rPr>
-        <w:t xml:space="preserve"> </w:t>
-      </w:r>
-      <w:r>
-        <w:rPr>
-          <w:rFonts w:ascii="Charis SIL Regular" w:hAnsi="Charis SIL Regular" w:eastAsia="Charis SIL Regular"/>
-          <w:b w:val="0"/>
-          <w:i w:val="0"/>
-          <w:color w:val="0000FF"/>
-          <w:sz w:val="24"/>
-          <w:u w:val="single"/>
-        </w:rPr>
-        <w:hyperlink r:id="rId13" w:history="1">
-          <w:r>
-            <w:rPr>
-              <w:rStyle w:val="Hyperlink"/>
-            </w:rPr>
-            <w:t>(now</w:t>
-          </w:r>
-        </w:hyperlink>
-      </w:r>
-      <w:r>
-        <w:rPr>
-          <w:rFonts w:ascii="Charis SIL Regular" w:hAnsi="Charis SIL Regular" w:eastAsia="Charis SIL Regular"/>
-          <w:b w:val="0"/>
-          <w:i w:val="0"/>
-          <w:color w:val="0000FF"/>
-          <w:sz w:val="24"/>
-          <w:u w:val="single"/>
-        </w:rPr>
-        <w:t xml:space="preserve"> </w:t>
-      </w:r>
-      <w:r>
-        <w:rPr>
-          <w:rFonts w:ascii="Charis SIL Regular" w:hAnsi="Charis SIL Regular" w:eastAsia="Charis SIL Regular"/>
-          <w:b w:val="0"/>
-          <w:i w:val="0"/>
-          <w:color w:val="0000FF"/>
-          <w:sz w:val="24"/>
-          <w:u w:val="single"/>
-        </w:rPr>
-        <w:hyperlink r:id="rId14" w:history="1">
-          <w:r>
-            <w:rPr>
-              <w:rStyle w:val="Hyperlink"/>
-            </w:rPr>
-            <w:t>Natu</w:t>
-          </w:r>
-        </w:hyperlink>
-      </w:r>
-      <w:r>
-        <w:rPr>
-          <w:rFonts w:ascii="Charis SIL Regular" w:hAnsi="Charis SIL Regular" w:eastAsia="Charis SIL Regular"/>
-          <w:b w:val="0"/>
-          <w:i w:val="0"/>
-          <w:color w:val="0000FF"/>
-          <w:sz w:val="24"/>
-          <w:u w:val="single"/>
-        </w:rPr>
-        <w:hyperlink r:id="rId14" w:history="1">
-          <w:r>
-            <w:rPr>
-              <w:rStyle w:val="Hyperlink"/>
-            </w:rPr>
-            <w:t>r</w:t>
-          </w:r>
-        </w:hyperlink>
-      </w:r>
-      <w:r>
-        <w:rPr>
-          <w:rFonts w:ascii="Charis SIL Regular" w:hAnsi="Charis SIL Regular" w:eastAsia="Charis SIL Regular"/>
-          <w:b w:val="0"/>
-          <w:i w:val="0"/>
-          <w:color w:val="0000FF"/>
-          <w:sz w:val="24"/>
-          <w:u w:val="single"/>
-        </w:rPr>
-        <w:hyperlink r:id="rId14" w:history="1">
-          <w:r>
-            <w:rPr>
-              <w:rStyle w:val="Hyperlink"/>
-            </w:rPr>
-            <w:t>alis</w:t>
-          </w:r>
-        </w:hyperlink>
-      </w:r>
-      <w:r>
-        <w:rPr>
-          <w:rFonts w:ascii="Charis SIL Regular" w:hAnsi="Charis SIL Regular" w:eastAsia="Charis SIL Regular"/>
-          <w:b w:val="0"/>
-          <w:i w:val="0"/>
-          <w:color w:val="0000FF"/>
-          <w:sz w:val="24"/>
-          <w:u w:val="single"/>
-        </w:rPr>
-        <w:t xml:space="preserve"> </w:t>
-      </w:r>
-      <w:r>
-        <w:rPr>
-          <w:rFonts w:ascii="Charis SIL Regular" w:hAnsi="Charis SIL Regular" w:eastAsia="Charis SIL Regular"/>
-          <w:b w:val="0"/>
-          <w:i w:val="0"/>
-          <w:color w:val="0000FF"/>
-          <w:sz w:val="24"/>
-          <w:u w:val="single"/>
-        </w:rPr>
-        <w:hyperlink r:id="rId14" w:history="1">
-          <w:r>
-            <w:rPr>
-              <w:rStyle w:val="Hyperlink"/>
-            </w:rPr>
-            <w:t>Biodiv</w:t>
-          </w:r>
-        </w:hyperlink>
-      </w:r>
-      <w:r>
-        <w:rPr>
-          <w:rFonts w:ascii="Charis SIL Regular" w:hAnsi="Charis SIL Regular" w:eastAsia="Charis SIL Regular"/>
-          <w:b w:val="0"/>
-          <w:i w:val="0"/>
-          <w:color w:val="0000FF"/>
-          <w:sz w:val="24"/>
-          <w:u w:val="single"/>
-        </w:rPr>
-        <w:hyperlink r:id="rId14" w:history="1">
           <w:r>
             <w:rPr>
               <w:rStyle w:val="Hyperlink"/>
@@ -2003,7 +1716,7 @@
           <w:sz w:val="24"/>
           <w:u w:val="single"/>
         </w:rPr>
-        <w:hyperlink r:id="rId14" w:history="1">
+        <w:hyperlink r:id="rId13" w:history="1">
           <w:r>
             <w:rPr>
               <w:rStyle w:val="Hyperlink"/>
@@ -2032,7 +1745,7 @@
           <w:sz w:val="24"/>
           <w:u w:val="single"/>
         </w:rPr>
-        <w:hyperlink r:id="rId14" w:history="1">
+        <w:hyperlink r:id="rId13" w:history="1">
           <w:r>
             <w:rPr>
               <w:rStyle w:val="Hyperlink"/>

--- a/EXPORTS/DOCX/published/niveau3/English/WMAmsterdam.docx
+++ b/EXPORTS/DOCX/published/niveau3/English/WMAmsterdam.docx
@@ -195,7 +195,25 @@
           <w:color w:val="000000"/>
           <w:sz w:val="24"/>
         </w:rPr>
-        <w:t>Haarlem in 1871. The Colonial Museum, located in Paviljoen Welg</w:t>
+        <w:t>Haarlem in 1871. The Colonial Museum, located in Paviljo</w:t>
+      </w:r>
+      <w:r>
+        <w:rPr>
+          <w:u w:val="single" w:color="0000ff"/>
+          <w:rFonts w:ascii="Charis SIL Regular" w:hAnsi="Charis SIL Regular" w:eastAsia="Charis SIL Regular"/>
+          <w:b w:val="0"/>
+          <w:i w:val="0"/>
+          <w:color w:val="000000"/>
+          <w:sz w:val="24"/>
+        </w:rPr>
+        <w:hyperlink r:id="rId9" w:history="1">
+          <w:r>
+            <w:rPr>
+              <w:rStyle w:val="Hyperlink"/>
+            </w:rPr>
+            <w:t>en Welg</w:t>
+          </w:r>
+        </w:hyperlink>
       </w:r>
       <w:r>
         <w:rPr>
@@ -370,7 +388,14 @@
           <w:sz w:val="24"/>
           <w:u w:val="single"/>
         </w:rPr>
-        <w:t>Johann George Ott</w:t>
+        <w:hyperlink r:id="rId11" w:history="1">
+          <w:r>
+            <w:rPr>
+              <w:rStyle w:val="Hyperlink"/>
+            </w:rPr>
+            <w:t>Johann</w:t>
+          </w:r>
+        </w:hyperlink>
       </w:r>
       <w:r>
         <w:rPr>
@@ -381,7 +406,65 @@
           <w:sz w:val="24"/>
           <w:u w:val="single"/>
         </w:rPr>
-        <w:hyperlink r:id="rId10" w:history="1">
+        <w:t xml:space="preserve"> </w:t>
+      </w:r>
+      <w:r>
+        <w:rPr>
+          <w:rFonts w:ascii="Charis SIL Regular" w:hAnsi="Charis SIL Regular" w:eastAsia="Charis SIL Regular"/>
+          <w:b w:val="0"/>
+          <w:i w:val="0"/>
+          <w:color w:val="0000FF"/>
+          <w:sz w:val="24"/>
+          <w:u w:val="single"/>
+        </w:rPr>
+        <w:hyperlink r:id="rId11" w:history="1">
+          <w:r>
+            <w:rPr>
+              <w:rStyle w:val="Hyperlink"/>
+            </w:rPr>
+            <w:t>George</w:t>
+          </w:r>
+        </w:hyperlink>
+      </w:r>
+      <w:r>
+        <w:rPr>
+          <w:rFonts w:ascii="Charis SIL Regular" w:hAnsi="Charis SIL Regular" w:eastAsia="Charis SIL Regular"/>
+          <w:b w:val="0"/>
+          <w:i w:val="0"/>
+          <w:color w:val="0000FF"/>
+          <w:sz w:val="24"/>
+          <w:u w:val="single"/>
+        </w:rPr>
+        <w:t xml:space="preserve"> </w:t>
+      </w:r>
+      <w:r>
+        <w:rPr>
+          <w:rFonts w:ascii="Charis SIL Regular" w:hAnsi="Charis SIL Regular" w:eastAsia="Charis SIL Regular"/>
+          <w:b w:val="0"/>
+          <w:i w:val="0"/>
+          <w:color w:val="0000FF"/>
+          <w:sz w:val="24"/>
+          <w:u w:val="single"/>
+        </w:rPr>
+        <w:hyperlink r:id="rId11" w:history="1">
+          <w:r>
+            <w:rPr>
+              <w:rStyle w:val="Hyperlink"/>
+            </w:rPr>
+            <w:t>Ott</w:t>
+          </w:r>
+        </w:hyperlink>
+      </w:r>
+      <w:r>
+        <w:rPr>
+          <w:rFonts w:ascii="Charis SIL Regular" w:hAnsi="Charis SIL Regular" w:eastAsia="Charis SIL Regular"/>
+          <w:b w:val="0"/>
+          <w:i w:val="0"/>
+          <w:color w:val="0000FF"/>
+          <w:sz w:val="24"/>
+          <w:u w:val="single"/>
+        </w:rPr>
+        <w:hyperlink r:id="rId11" w:history="1">
           <w:r>
             <w:rPr>
               <w:rStyle w:val="Hyperlink"/>
@@ -1459,8 +1542,45 @@
           <w:i w:val="0"/>
           <w:color w:val="0000FF"/>
           <w:sz w:val="24"/>
-        </w:rPr>
-        <w:t>National Mu</w:t>
+          <w:u w:val="single"/>
+        </w:rPr>
+        <w:hyperlink r:id="rId13" w:history="1">
+          <w:r>
+            <w:rPr>
+              <w:rStyle w:val="Hyperlink"/>
+            </w:rPr>
+            <w:t>National</w:t>
+          </w:r>
+        </w:hyperlink>
+      </w:r>
+      <w:r>
+        <w:rPr>
+          <w:rFonts w:ascii="Charis SIL Regular" w:hAnsi="Charis SIL Regular" w:eastAsia="Charis SIL Regular"/>
+          <w:b w:val="0"/>
+          <w:i w:val="0"/>
+          <w:color w:val="0000FF"/>
+          <w:sz w:val="24"/>
+          <w:u w:val="single"/>
+        </w:rPr>
+        <w:t xml:space="preserve"> </w:t>
+      </w:r>
+      <w:r>
+        <w:rPr>
+          <w:rFonts w:ascii="Charis SIL Regular" w:hAnsi="Charis SIL Regular" w:eastAsia="Charis SIL Regular"/>
+          <w:b w:val="0"/>
+          <w:i w:val="0"/>
+          <w:color w:val="0000FF"/>
+          <w:sz w:val="24"/>
+          <w:u w:val="single"/>
+        </w:rPr>
+        <w:hyperlink r:id="rId13" w:history="1">
+          <w:r>
+            <w:rPr>
+              <w:rStyle w:val="Hyperlink"/>
+            </w:rPr>
+            <w:t>Mu</w:t>
+          </w:r>
+        </w:hyperlink>
       </w:r>
       <w:r>
         <w:rPr>
@@ -1529,7 +1649,7 @@
           <w:sz w:val="24"/>
           <w:u w:val="single"/>
         </w:rPr>
-        <w:hyperlink r:id="rId13" w:history="1">
+        <w:hyperlink r:id="rId14" w:history="1">
           <w:r>
             <w:rPr>
               <w:rStyle w:val="Hyperlink"/>
@@ -1547,7 +1667,7 @@
           <w:sz w:val="24"/>
           <w:u w:val="single"/>
         </w:rPr>
-        <w:hyperlink r:id="rId13" w:history="1">
+        <w:hyperlink r:id="rId14" w:history="1">
           <w:r>
             <w:rPr>
               <w:rStyle w:val="Hyperlink"/>
@@ -1565,12 +1685,229 @@
           <w:sz w:val="24"/>
           <w:u w:val="single"/>
         </w:rPr>
+        <w:hyperlink r:id="rId14" w:history="1">
+          <w:r>
+            <w:rPr>
+              <w:rStyle w:val="Hyperlink"/>
+            </w:rPr>
+            <w:t>tu</w:t>
+          </w:r>
+        </w:hyperlink>
+      </w:r>
+      <w:r>
+        <w:rPr>
+          <w:rFonts w:ascii="Charis SIL Regular" w:hAnsi="Charis SIL Regular" w:eastAsia="Charis SIL Regular"/>
+          <w:b w:val="0"/>
+          <w:i w:val="0"/>
+          <w:color w:val="0000FF"/>
+          <w:sz w:val="24"/>
+          <w:u w:val="single"/>
+        </w:rPr>
+        <w:hyperlink r:id="rId14" w:history="1">
+          <w:r>
+            <w:rPr>
+              <w:rStyle w:val="Hyperlink"/>
+            </w:rPr>
+            <w:t>r</w:t>
+          </w:r>
+        </w:hyperlink>
+      </w:r>
+      <w:r>
+        <w:rPr>
+          <w:rFonts w:ascii="Charis SIL Regular" w:hAnsi="Charis SIL Regular" w:eastAsia="Charis SIL Regular"/>
+          <w:b w:val="0"/>
+          <w:i w:val="0"/>
+          <w:color w:val="0000FF"/>
+          <w:sz w:val="24"/>
+          <w:u w:val="single"/>
+        </w:rPr>
+        <w:hyperlink r:id="rId14" w:history="1">
+          <w:r>
+            <w:rPr>
+              <w:rStyle w:val="Hyperlink"/>
+            </w:rPr>
+            <w:t>al</w:t>
+          </w:r>
+        </w:hyperlink>
+      </w:r>
+      <w:r>
+        <w:rPr>
+          <w:rFonts w:ascii="Charis SIL Regular" w:hAnsi="Charis SIL Regular" w:eastAsia="Charis SIL Regular"/>
+          <w:b w:val="0"/>
+          <w:i w:val="0"/>
+          <w:color w:val="0000FF"/>
+          <w:sz w:val="24"/>
+          <w:u w:val="single"/>
+        </w:rPr>
+        <w:t xml:space="preserve"> </w:t>
+      </w:r>
+      <w:r>
+        <w:rPr>
+          <w:rFonts w:ascii="Charis SIL Regular" w:hAnsi="Charis SIL Regular" w:eastAsia="Charis SIL Regular"/>
+          <w:b w:val="0"/>
+          <w:i w:val="0"/>
+          <w:color w:val="0000FF"/>
+          <w:sz w:val="24"/>
+          <w:u w:val="single"/>
+        </w:rPr>
+        <w:hyperlink r:id="rId14" w:history="1">
+          <w:r>
+            <w:rPr>
+              <w:rStyle w:val="Hyperlink"/>
+            </w:rPr>
+            <w:t>History</w:t>
+          </w:r>
+        </w:hyperlink>
+      </w:r>
+      <w:r>
+        <w:rPr>
+          <w:rFonts w:ascii="Charis SIL Regular" w:hAnsi="Charis SIL Regular" w:eastAsia="Charis SIL Regular"/>
+          <w:b w:val="0"/>
+          <w:i w:val="0"/>
+          <w:color w:val="0000FF"/>
+          <w:sz w:val="24"/>
+          <w:u w:val="single"/>
+        </w:rPr>
+        <w:t xml:space="preserve"> </w:t>
+      </w:r>
+      <w:r>
+        <w:rPr>
+          <w:rFonts w:ascii="Charis SIL Regular" w:hAnsi="Charis SIL Regular" w:eastAsia="Charis SIL Regular"/>
+          <w:b w:val="0"/>
+          <w:i w:val="0"/>
+          <w:color w:val="0000FF"/>
+          <w:sz w:val="24"/>
+          <w:u w:val="single"/>
+        </w:rPr>
+        <w:hyperlink r:id="rId14" w:history="1">
+          <w:r>
+            <w:rPr>
+              <w:rStyle w:val="Hyperlink"/>
+            </w:rPr>
+            <w:t>in</w:t>
+          </w:r>
+        </w:hyperlink>
+      </w:r>
+      <w:r>
+        <w:rPr>
+          <w:rFonts w:ascii="Charis SIL Regular" w:hAnsi="Charis SIL Regular" w:eastAsia="Charis SIL Regular"/>
+          <w:b w:val="0"/>
+          <w:i w:val="0"/>
+          <w:color w:val="0000FF"/>
+          <w:sz w:val="24"/>
+          <w:u w:val="single"/>
+        </w:rPr>
+        <w:t xml:space="preserve"> </w:t>
+      </w:r>
+      <w:r>
+        <w:rPr>
+          <w:rFonts w:ascii="Charis SIL Regular" w:hAnsi="Charis SIL Regular" w:eastAsia="Charis SIL Regular"/>
+          <w:b w:val="0"/>
+          <w:i w:val="0"/>
+          <w:color w:val="0000FF"/>
+          <w:sz w:val="24"/>
+          <w:u w:val="single"/>
+        </w:rPr>
         <w:hyperlink r:id="rId13" w:history="1">
           <w:r>
             <w:rPr>
               <w:rStyle w:val="Hyperlink"/>
             </w:rPr>
-            <w:t>tu</w:t>
+            <w:t>Leid</w:t>
+          </w:r>
+        </w:hyperlink>
+      </w:r>
+      <w:r>
+        <w:rPr>
+          <w:rFonts w:ascii="Charis SIL Regular" w:hAnsi="Charis SIL Regular" w:eastAsia="Charis SIL Regular"/>
+          <w:b w:val="0"/>
+          <w:i w:val="0"/>
+          <w:color w:val="0000FF"/>
+          <w:sz w:val="24"/>
+          <w:u w:val="single"/>
+        </w:rPr>
+        <w:hyperlink r:id="rId13" w:history="1">
+          <w:r>
+            <w:rPr>
+              <w:rStyle w:val="Hyperlink"/>
+            </w:rPr>
+            <w:t>e</w:t>
+          </w:r>
+        </w:hyperlink>
+      </w:r>
+      <w:r>
+        <w:rPr>
+          <w:rFonts w:ascii="Charis SIL Regular" w:hAnsi="Charis SIL Regular" w:eastAsia="Charis SIL Regular"/>
+          <w:b w:val="0"/>
+          <w:i w:val="0"/>
+          <w:color w:val="0000FF"/>
+          <w:sz w:val="24"/>
+          <w:u w:val="single"/>
+        </w:rPr>
+        <w:hyperlink r:id="rId13" w:history="1">
+          <w:r>
+            <w:rPr>
+              <w:rStyle w:val="Hyperlink"/>
+            </w:rPr>
+            <w:t>n</w:t>
+          </w:r>
+        </w:hyperlink>
+      </w:r>
+      <w:r>
+        <w:rPr>
+          <w:rFonts w:ascii="Charis SIL Regular" w:hAnsi="Charis SIL Regular" w:eastAsia="Charis SIL Regular"/>
+          <w:b w:val="0"/>
+          <w:i w:val="0"/>
+          <w:color w:val="0000FF"/>
+          <w:sz w:val="24"/>
+          <w:u w:val="single"/>
+        </w:rPr>
+        <w:t xml:space="preserve"> </w:t>
+      </w:r>
+      <w:r>
+        <w:rPr>
+          <w:rFonts w:ascii="Charis SIL Regular" w:hAnsi="Charis SIL Regular" w:eastAsia="Charis SIL Regular"/>
+          <w:b w:val="0"/>
+          <w:i w:val="0"/>
+          <w:color w:val="0000FF"/>
+          <w:sz w:val="24"/>
+          <w:u w:val="single"/>
+        </w:rPr>
+        <w:hyperlink r:id="rId13" w:history="1">
+          <w:r>
+            <w:rPr>
+              <w:rStyle w:val="Hyperlink"/>
+            </w:rPr>
+            <w:t>(now</w:t>
+          </w:r>
+        </w:hyperlink>
+      </w:r>
+      <w:r>
+        <w:rPr>
+          <w:rFonts w:ascii="Charis SIL Regular" w:hAnsi="Charis SIL Regular" w:eastAsia="Charis SIL Regular"/>
+          <w:b w:val="0"/>
+          <w:i w:val="0"/>
+          <w:color w:val="0000FF"/>
+          <w:sz w:val="24"/>
+          <w:u w:val="single"/>
+        </w:rPr>
+        <w:t xml:space="preserve"> </w:t>
+      </w:r>
+      <w:r>
+        <w:rPr>
+          <w:rFonts w:ascii="Charis SIL Regular" w:hAnsi="Charis SIL Regular" w:eastAsia="Charis SIL Regular"/>
+          <w:b w:val="0"/>
+          <w:i w:val="0"/>
+          <w:color w:val="0000FF"/>
+          <w:sz w:val="24"/>
+          <w:u w:val="single"/>
+        </w:rPr>
+        <w:hyperlink r:id="rId13" w:history="1">
+          <w:r>
+            <w:rPr>
+              <w:rStyle w:val="Hyperlink"/>
+            </w:rPr>
+            <w:t>Natu</w:t>
           </w:r>
         </w:hyperlink>
       </w:r>
@@ -1606,7 +1943,7 @@
             <w:rPr>
               <w:rStyle w:val="Hyperlink"/>
             </w:rPr>
-            <w:t>al</w:t>
+            <w:t>alis</w:t>
           </w:r>
         </w:hyperlink>
       </w:r>
@@ -1635,59 +1972,9 @@
             <w:rPr>
               <w:rStyle w:val="Hyperlink"/>
             </w:rPr>
-            <w:t>History</w:t>
+            <w:t>Biodiv</w:t>
           </w:r>
         </w:hyperlink>
-      </w:r>
-      <w:r>
-        <w:rPr>
-          <w:rFonts w:ascii="Charis SIL Regular" w:hAnsi="Charis SIL Regular" w:eastAsia="Charis SIL Regular"/>
-          <w:b w:val="0"/>
-          <w:i w:val="0"/>
-          <w:color w:val="0000FF"/>
-          <w:sz w:val="24"/>
-          <w:u w:val="single"/>
-        </w:rPr>
-        <w:t xml:space="preserve"> </w:t>
-      </w:r>
-      <w:r>
-        <w:rPr>
-          <w:rFonts w:ascii="Charis SIL Regular" w:hAnsi="Charis SIL Regular" w:eastAsia="Charis SIL Regular"/>
-          <w:b w:val="0"/>
-          <w:i w:val="0"/>
-          <w:color w:val="0000FF"/>
-          <w:sz w:val="24"/>
-          <w:u w:val="single"/>
-        </w:rPr>
-        <w:hyperlink r:id="rId14" w:history="1">
-          <w:r>
-            <w:rPr>
-              <w:rStyle w:val="Hyperlink"/>
-            </w:rPr>
-            <w:t>in</w:t>
-          </w:r>
-        </w:hyperlink>
-      </w:r>
-      <w:r>
-        <w:rPr>
-          <w:rFonts w:ascii="Charis SIL Regular" w:hAnsi="Charis SIL Regular" w:eastAsia="Charis SIL Regular"/>
-          <w:b w:val="0"/>
-          <w:i w:val="0"/>
-          <w:color w:val="0000FF"/>
-          <w:sz w:val="24"/>
-          <w:u w:val="single"/>
-        </w:rPr>
-        <w:t xml:space="preserve"> </w:t>
-      </w:r>
-      <w:r>
-        <w:rPr>
-          <w:rFonts w:ascii="Charis SIL Regular" w:hAnsi="Charis SIL Regular" w:eastAsia="Charis SIL Regular"/>
-          <w:b w:val="0"/>
-          <w:i w:val="0"/>
-          <w:color w:val="0000FF"/>
-          <w:sz w:val="24"/>
-        </w:rPr>
-        <w:t>Leiden (now Naturalis Biodiv</w:t>
       </w:r>
       <w:r>
         <w:rPr>
@@ -2203,25 +2490,7 @@
           <w:color w:val="000000"/>
           <w:sz w:val="24"/>
         </w:rPr>
-        <w:t>Tropical Institute). This includes the arc</w:t>
-      </w:r>
-      <w:r>
-        <w:rPr>
-          <w:u w:val="single" w:color="0000ff"/>
-          <w:rFonts w:ascii="Charis SIL Regular" w:hAnsi="Charis SIL Regular" w:eastAsia="Charis SIL Regular"/>
-          <w:b w:val="0"/>
-          <w:i w:val="0"/>
-          <w:color w:val="000000"/>
-          <w:sz w:val="24"/>
-        </w:rPr>
-        <w:hyperlink r:id="rId16" w:history="1">
-          <w:r>
-            <w:rPr>
-              <w:rStyle w:val="Hyperlink"/>
-            </w:rPr>
-            <w:t>hives of</w:t>
-          </w:r>
-        </w:hyperlink>
+        <w:t>Tropical Institute). This includes the archives of</w:t>
       </w:r>
       <w:r>
         <w:rPr>

--- a/EXPORTS/DOCX/published/niveau3/English/WMAmsterdam.docx
+++ b/EXPORTS/DOCX/published/niveau3/English/WMAmsterdam.docx
@@ -1542,439 +1542,8 @@
           <w:i w:val="0"/>
           <w:color w:val="0000FF"/>
           <w:sz w:val="24"/>
-          <w:u w:val="single"/>
-        </w:rPr>
-        <w:hyperlink r:id="rId13" w:history="1">
-          <w:r>
-            <w:rPr>
-              <w:rStyle w:val="Hyperlink"/>
-            </w:rPr>
-            <w:t>National</w:t>
-          </w:r>
-        </w:hyperlink>
-      </w:r>
-      <w:r>
-        <w:rPr>
-          <w:rFonts w:ascii="Charis SIL Regular" w:hAnsi="Charis SIL Regular" w:eastAsia="Charis SIL Regular"/>
-          <w:b w:val="0"/>
-          <w:i w:val="0"/>
-          <w:color w:val="0000FF"/>
-          <w:sz w:val="24"/>
-          <w:u w:val="single"/>
-        </w:rPr>
-        <w:t xml:space="preserve"> </w:t>
-      </w:r>
-      <w:r>
-        <w:rPr>
-          <w:rFonts w:ascii="Charis SIL Regular" w:hAnsi="Charis SIL Regular" w:eastAsia="Charis SIL Regular"/>
-          <w:b w:val="0"/>
-          <w:i w:val="0"/>
-          <w:color w:val="0000FF"/>
-          <w:sz w:val="24"/>
-          <w:u w:val="single"/>
-        </w:rPr>
-        <w:hyperlink r:id="rId13" w:history="1">
-          <w:r>
-            <w:rPr>
-              <w:rStyle w:val="Hyperlink"/>
-            </w:rPr>
-            <w:t>Mu</w:t>
-          </w:r>
-        </w:hyperlink>
-      </w:r>
-      <w:r>
-        <w:rPr>
-          <w:rFonts w:ascii="Charis SIL Regular" w:hAnsi="Charis SIL Regular" w:eastAsia="Charis SIL Regular"/>
-          <w:b w:val="0"/>
-          <w:i w:val="0"/>
-          <w:color w:val="0000FF"/>
-          <w:sz w:val="24"/>
-          <w:u w:val="single"/>
-        </w:rPr>
-        <w:hyperlink r:id="rId13" w:history="1">
-          <w:r>
-            <w:rPr>
-              <w:rStyle w:val="Hyperlink"/>
-            </w:rPr>
-            <w:t>seum</w:t>
-          </w:r>
-        </w:hyperlink>
-      </w:r>
-      <w:r>
-        <w:rPr>
-          <w:rFonts w:ascii="Charis SIL Regular" w:hAnsi="Charis SIL Regular" w:eastAsia="Charis SIL Regular"/>
-          <w:b w:val="0"/>
-          <w:i w:val="0"/>
-          <w:color w:val="0000FF"/>
-          <w:sz w:val="24"/>
-          <w:u w:val="single"/>
-        </w:rPr>
-        <w:t xml:space="preserve"> </w:t>
-      </w:r>
-      <w:r>
-        <w:rPr>
-          <w:rFonts w:ascii="Charis SIL Regular" w:hAnsi="Charis SIL Regular" w:eastAsia="Charis SIL Regular"/>
-          <w:b w:val="0"/>
-          <w:i w:val="0"/>
-          <w:color w:val="0000FF"/>
-          <w:sz w:val="24"/>
-          <w:u w:val="single"/>
-        </w:rPr>
-        <w:hyperlink r:id="rId13" w:history="1">
-          <w:r>
-            <w:rPr>
-              <w:rStyle w:val="Hyperlink"/>
-            </w:rPr>
-            <w:t>of</w:t>
-          </w:r>
-        </w:hyperlink>
-      </w:r>
-      <w:r>
-        <w:rPr>
-          <w:rFonts w:ascii="Charis SIL Regular" w:hAnsi="Charis SIL Regular" w:eastAsia="Charis SIL Regular"/>
-          <w:b w:val="0"/>
-          <w:i w:val="0"/>
-          <w:color w:val="0000FF"/>
-          <w:sz w:val="24"/>
-          <w:u w:val="single"/>
-        </w:rPr>
-        <w:t xml:space="preserve"> </w:t>
-      </w:r>
-      <w:r>
-        <w:rPr>
-          <w:rFonts w:ascii="Charis SIL Regular" w:hAnsi="Charis SIL Regular" w:eastAsia="Charis SIL Regular"/>
-          <w:b w:val="0"/>
-          <w:i w:val="0"/>
-          <w:color w:val="0000FF"/>
-          <w:sz w:val="24"/>
-          <w:u w:val="single"/>
-        </w:rPr>
-        <w:hyperlink r:id="rId14" w:history="1">
-          <w:r>
-            <w:rPr>
-              <w:rStyle w:val="Hyperlink"/>
-            </w:rPr>
-            <w:t>N</w:t>
-          </w:r>
-        </w:hyperlink>
-      </w:r>
-      <w:r>
-        <w:rPr>
-          <w:rFonts w:ascii="Charis SIL Regular" w:hAnsi="Charis SIL Regular" w:eastAsia="Charis SIL Regular"/>
-          <w:b w:val="0"/>
-          <w:i w:val="0"/>
-          <w:color w:val="0000FF"/>
-          <w:sz w:val="24"/>
-          <w:u w:val="single"/>
-        </w:rPr>
-        <w:hyperlink r:id="rId14" w:history="1">
-          <w:r>
-            <w:rPr>
-              <w:rStyle w:val="Hyperlink"/>
-            </w:rPr>
-            <w:t>a</w:t>
-          </w:r>
-        </w:hyperlink>
-      </w:r>
-      <w:r>
-        <w:rPr>
-          <w:rFonts w:ascii="Charis SIL Regular" w:hAnsi="Charis SIL Regular" w:eastAsia="Charis SIL Regular"/>
-          <w:b w:val="0"/>
-          <w:i w:val="0"/>
-          <w:color w:val="0000FF"/>
-          <w:sz w:val="24"/>
-          <w:u w:val="single"/>
-        </w:rPr>
-        <w:hyperlink r:id="rId14" w:history="1">
-          <w:r>
-            <w:rPr>
-              <w:rStyle w:val="Hyperlink"/>
-            </w:rPr>
-            <w:t>tu</w:t>
-          </w:r>
-        </w:hyperlink>
-      </w:r>
-      <w:r>
-        <w:rPr>
-          <w:rFonts w:ascii="Charis SIL Regular" w:hAnsi="Charis SIL Regular" w:eastAsia="Charis SIL Regular"/>
-          <w:b w:val="0"/>
-          <w:i w:val="0"/>
-          <w:color w:val="0000FF"/>
-          <w:sz w:val="24"/>
-          <w:u w:val="single"/>
-        </w:rPr>
-        <w:hyperlink r:id="rId14" w:history="1">
-          <w:r>
-            <w:rPr>
-              <w:rStyle w:val="Hyperlink"/>
-            </w:rPr>
-            <w:t>r</w:t>
-          </w:r>
-        </w:hyperlink>
-      </w:r>
-      <w:r>
-        <w:rPr>
-          <w:rFonts w:ascii="Charis SIL Regular" w:hAnsi="Charis SIL Regular" w:eastAsia="Charis SIL Regular"/>
-          <w:b w:val="0"/>
-          <w:i w:val="0"/>
-          <w:color w:val="0000FF"/>
-          <w:sz w:val="24"/>
-          <w:u w:val="single"/>
-        </w:rPr>
-        <w:hyperlink r:id="rId14" w:history="1">
-          <w:r>
-            <w:rPr>
-              <w:rStyle w:val="Hyperlink"/>
-            </w:rPr>
-            <w:t>al</w:t>
-          </w:r>
-        </w:hyperlink>
-      </w:r>
-      <w:r>
-        <w:rPr>
-          <w:rFonts w:ascii="Charis SIL Regular" w:hAnsi="Charis SIL Regular" w:eastAsia="Charis SIL Regular"/>
-          <w:b w:val="0"/>
-          <w:i w:val="0"/>
-          <w:color w:val="0000FF"/>
-          <w:sz w:val="24"/>
-          <w:u w:val="single"/>
-        </w:rPr>
-        <w:t xml:space="preserve"> </w:t>
-      </w:r>
-      <w:r>
-        <w:rPr>
-          <w:rFonts w:ascii="Charis SIL Regular" w:hAnsi="Charis SIL Regular" w:eastAsia="Charis SIL Regular"/>
-          <w:b w:val="0"/>
-          <w:i w:val="0"/>
-          <w:color w:val="0000FF"/>
-          <w:sz w:val="24"/>
-          <w:u w:val="single"/>
-        </w:rPr>
-        <w:hyperlink r:id="rId14" w:history="1">
-          <w:r>
-            <w:rPr>
-              <w:rStyle w:val="Hyperlink"/>
-            </w:rPr>
-            <w:t>History</w:t>
-          </w:r>
-        </w:hyperlink>
-      </w:r>
-      <w:r>
-        <w:rPr>
-          <w:rFonts w:ascii="Charis SIL Regular" w:hAnsi="Charis SIL Regular" w:eastAsia="Charis SIL Regular"/>
-          <w:b w:val="0"/>
-          <w:i w:val="0"/>
-          <w:color w:val="0000FF"/>
-          <w:sz w:val="24"/>
-          <w:u w:val="single"/>
-        </w:rPr>
-        <w:t xml:space="preserve"> </w:t>
-      </w:r>
-      <w:r>
-        <w:rPr>
-          <w:rFonts w:ascii="Charis SIL Regular" w:hAnsi="Charis SIL Regular" w:eastAsia="Charis SIL Regular"/>
-          <w:b w:val="0"/>
-          <w:i w:val="0"/>
-          <w:color w:val="0000FF"/>
-          <w:sz w:val="24"/>
-          <w:u w:val="single"/>
-        </w:rPr>
-        <w:hyperlink r:id="rId14" w:history="1">
-          <w:r>
-            <w:rPr>
-              <w:rStyle w:val="Hyperlink"/>
-            </w:rPr>
-            <w:t>in</w:t>
-          </w:r>
-        </w:hyperlink>
-      </w:r>
-      <w:r>
-        <w:rPr>
-          <w:rFonts w:ascii="Charis SIL Regular" w:hAnsi="Charis SIL Regular" w:eastAsia="Charis SIL Regular"/>
-          <w:b w:val="0"/>
-          <w:i w:val="0"/>
-          <w:color w:val="0000FF"/>
-          <w:sz w:val="24"/>
-          <w:u w:val="single"/>
-        </w:rPr>
-        <w:t xml:space="preserve"> </w:t>
-      </w:r>
-      <w:r>
-        <w:rPr>
-          <w:rFonts w:ascii="Charis SIL Regular" w:hAnsi="Charis SIL Regular" w:eastAsia="Charis SIL Regular"/>
-          <w:b w:val="0"/>
-          <w:i w:val="0"/>
-          <w:color w:val="0000FF"/>
-          <w:sz w:val="24"/>
-          <w:u w:val="single"/>
-        </w:rPr>
-        <w:hyperlink r:id="rId13" w:history="1">
-          <w:r>
-            <w:rPr>
-              <w:rStyle w:val="Hyperlink"/>
-            </w:rPr>
-            <w:t>Leid</w:t>
-          </w:r>
-        </w:hyperlink>
-      </w:r>
-      <w:r>
-        <w:rPr>
-          <w:rFonts w:ascii="Charis SIL Regular" w:hAnsi="Charis SIL Regular" w:eastAsia="Charis SIL Regular"/>
-          <w:b w:val="0"/>
-          <w:i w:val="0"/>
-          <w:color w:val="0000FF"/>
-          <w:sz w:val="24"/>
-          <w:u w:val="single"/>
-        </w:rPr>
-        <w:hyperlink r:id="rId13" w:history="1">
-          <w:r>
-            <w:rPr>
-              <w:rStyle w:val="Hyperlink"/>
-            </w:rPr>
-            <w:t>e</w:t>
-          </w:r>
-        </w:hyperlink>
-      </w:r>
-      <w:r>
-        <w:rPr>
-          <w:rFonts w:ascii="Charis SIL Regular" w:hAnsi="Charis SIL Regular" w:eastAsia="Charis SIL Regular"/>
-          <w:b w:val="0"/>
-          <w:i w:val="0"/>
-          <w:color w:val="0000FF"/>
-          <w:sz w:val="24"/>
-          <w:u w:val="single"/>
-        </w:rPr>
-        <w:hyperlink r:id="rId13" w:history="1">
-          <w:r>
-            <w:rPr>
-              <w:rStyle w:val="Hyperlink"/>
-            </w:rPr>
-            <w:t>n</w:t>
-          </w:r>
-        </w:hyperlink>
-      </w:r>
-      <w:r>
-        <w:rPr>
-          <w:rFonts w:ascii="Charis SIL Regular" w:hAnsi="Charis SIL Regular" w:eastAsia="Charis SIL Regular"/>
-          <w:b w:val="0"/>
-          <w:i w:val="0"/>
-          <w:color w:val="0000FF"/>
-          <w:sz w:val="24"/>
-          <w:u w:val="single"/>
-        </w:rPr>
-        <w:t xml:space="preserve"> </w:t>
-      </w:r>
-      <w:r>
-        <w:rPr>
-          <w:rFonts w:ascii="Charis SIL Regular" w:hAnsi="Charis SIL Regular" w:eastAsia="Charis SIL Regular"/>
-          <w:b w:val="0"/>
-          <w:i w:val="0"/>
-          <w:color w:val="0000FF"/>
-          <w:sz w:val="24"/>
-          <w:u w:val="single"/>
-        </w:rPr>
-        <w:hyperlink r:id="rId13" w:history="1">
-          <w:r>
-            <w:rPr>
-              <w:rStyle w:val="Hyperlink"/>
-            </w:rPr>
-            <w:t>(now</w:t>
-          </w:r>
-        </w:hyperlink>
-      </w:r>
-      <w:r>
-        <w:rPr>
-          <w:rFonts w:ascii="Charis SIL Regular" w:hAnsi="Charis SIL Regular" w:eastAsia="Charis SIL Regular"/>
-          <w:b w:val="0"/>
-          <w:i w:val="0"/>
-          <w:color w:val="0000FF"/>
-          <w:sz w:val="24"/>
-          <w:u w:val="single"/>
-        </w:rPr>
-        <w:t xml:space="preserve"> </w:t>
-      </w:r>
-      <w:r>
-        <w:rPr>
-          <w:rFonts w:ascii="Charis SIL Regular" w:hAnsi="Charis SIL Regular" w:eastAsia="Charis SIL Regular"/>
-          <w:b w:val="0"/>
-          <w:i w:val="0"/>
-          <w:color w:val="0000FF"/>
-          <w:sz w:val="24"/>
-          <w:u w:val="single"/>
-        </w:rPr>
-        <w:hyperlink r:id="rId13" w:history="1">
-          <w:r>
-            <w:rPr>
-              <w:rStyle w:val="Hyperlink"/>
-            </w:rPr>
-            <w:t>Natu</w:t>
-          </w:r>
-        </w:hyperlink>
-      </w:r>
-      <w:r>
-        <w:rPr>
-          <w:rFonts w:ascii="Charis SIL Regular" w:hAnsi="Charis SIL Regular" w:eastAsia="Charis SIL Regular"/>
-          <w:b w:val="0"/>
-          <w:i w:val="0"/>
-          <w:color w:val="0000FF"/>
-          <w:sz w:val="24"/>
-          <w:u w:val="single"/>
-        </w:rPr>
-        <w:hyperlink r:id="rId13" w:history="1">
-          <w:r>
-            <w:rPr>
-              <w:rStyle w:val="Hyperlink"/>
-            </w:rPr>
-            <w:t>r</w:t>
-          </w:r>
-        </w:hyperlink>
-      </w:r>
-      <w:r>
-        <w:rPr>
-          <w:rFonts w:ascii="Charis SIL Regular" w:hAnsi="Charis SIL Regular" w:eastAsia="Charis SIL Regular"/>
-          <w:b w:val="0"/>
-          <w:i w:val="0"/>
-          <w:color w:val="0000FF"/>
-          <w:sz w:val="24"/>
-          <w:u w:val="single"/>
-        </w:rPr>
-        <w:hyperlink r:id="rId13" w:history="1">
-          <w:r>
-            <w:rPr>
-              <w:rStyle w:val="Hyperlink"/>
-            </w:rPr>
-            <w:t>alis</w:t>
-          </w:r>
-        </w:hyperlink>
-      </w:r>
-      <w:r>
-        <w:rPr>
-          <w:rFonts w:ascii="Charis SIL Regular" w:hAnsi="Charis SIL Regular" w:eastAsia="Charis SIL Regular"/>
-          <w:b w:val="0"/>
-          <w:i w:val="0"/>
-          <w:color w:val="0000FF"/>
-          <w:sz w:val="24"/>
-          <w:u w:val="single"/>
-        </w:rPr>
-        <w:t xml:space="preserve"> </w:t>
-      </w:r>
-      <w:r>
-        <w:rPr>
-          <w:rFonts w:ascii="Charis SIL Regular" w:hAnsi="Charis SIL Regular" w:eastAsia="Charis SIL Regular"/>
-          <w:b w:val="0"/>
-          <w:i w:val="0"/>
-          <w:color w:val="0000FF"/>
-          <w:sz w:val="24"/>
-          <w:u w:val="single"/>
-        </w:rPr>
-        <w:hyperlink r:id="rId13" w:history="1">
-          <w:r>
-            <w:rPr>
-              <w:rStyle w:val="Hyperlink"/>
-            </w:rPr>
-            <w:t>Biodiv</w:t>
-          </w:r>
-        </w:hyperlink>
+        </w:rPr>
+        <w:t>National Museum of Natural History in Leiden (now Naturalis Biodiv</w:t>
       </w:r>
       <w:r>
         <w:rPr>
@@ -2490,7 +2059,25 @@
           <w:color w:val="000000"/>
           <w:sz w:val="24"/>
         </w:rPr>
-        <w:t>Tropical Institute). This includes the archives of</w:t>
+        <w:t>Tropical Institute). This includes the arc</w:t>
+      </w:r>
+      <w:r>
+        <w:rPr>
+          <w:u w:val="single" w:color="0000ff"/>
+          <w:rFonts w:ascii="Charis SIL Regular" w:hAnsi="Charis SIL Regular" w:eastAsia="Charis SIL Regular"/>
+          <w:b w:val="0"/>
+          <w:i w:val="0"/>
+          <w:color w:val="000000"/>
+          <w:sz w:val="24"/>
+        </w:rPr>
+        <w:hyperlink r:id="rId16" w:history="1">
+          <w:r>
+            <w:rPr>
+              <w:rStyle w:val="Hyperlink"/>
+            </w:rPr>
+            <w:t>hives of</w:t>
+          </w:r>
+        </w:hyperlink>
       </w:r>
       <w:r>
         <w:rPr>

--- a/EXPORTS/DOCX/published/niveau3/English/WMAmsterdam.docx
+++ b/EXPORTS/DOCX/published/niveau3/English/WMAmsterdam.docx
@@ -195,25 +195,7 @@
           <w:color w:val="000000"/>
           <w:sz w:val="24"/>
         </w:rPr>
-        <w:t>Haarlem in 1871. The Colonial Museum, located in Paviljo</w:t>
-      </w:r>
-      <w:r>
-        <w:rPr>
-          <w:u w:val="single" w:color="0000ff"/>
-          <w:rFonts w:ascii="Charis SIL Regular" w:hAnsi="Charis SIL Regular" w:eastAsia="Charis SIL Regular"/>
-          <w:b w:val="0"/>
-          <w:i w:val="0"/>
-          <w:color w:val="000000"/>
-          <w:sz w:val="24"/>
-        </w:rPr>
-        <w:hyperlink r:id="rId9" w:history="1">
-          <w:r>
-            <w:rPr>
-              <w:rStyle w:val="Hyperlink"/>
-            </w:rPr>
-            <w:t>en Welg</w:t>
-          </w:r>
-        </w:hyperlink>
+        <w:t>Haarlem in 1871. The Colonial Museum, located in Paviljoen Welg</w:t>
       </w:r>
       <w:r>
         <w:rPr>
@@ -464,6 +446,82 @@
           <w:sz w:val="24"/>
           <w:u w:val="single"/>
         </w:rPr>
+        <w:hyperlink r:id="rId10" w:history="1">
+          <w:r>
+            <w:rPr>
+              <w:rStyle w:val="Hyperlink"/>
+            </w:rPr>
+            <w:t>o</w:t>
+          </w:r>
+        </w:hyperlink>
+      </w:r>
+      <w:r>
+        <w:rPr>
+          <w:rFonts w:ascii="Charis SIL Regular" w:hAnsi="Charis SIL Regular" w:eastAsia="Charis SIL Regular"/>
+          <w:b w:val="0"/>
+          <w:i w:val="0"/>
+          <w:color w:val="0000FF"/>
+          <w:sz w:val="24"/>
+          <w:u w:val="single"/>
+        </w:rPr>
+        <w:t xml:space="preserve"> </w:t>
+      </w:r>
+      <w:r>
+        <w:rPr>
+          <w:rFonts w:ascii="Charis SIL Regular" w:hAnsi="Charis SIL Regular" w:eastAsia="Charis SIL Regular"/>
+          <w:b w:val="0"/>
+          <w:i w:val="0"/>
+          <w:color w:val="0000FF"/>
+          <w:sz w:val="24"/>
+          <w:u w:val="single"/>
+        </w:rPr>
+        <w:hyperlink r:id="rId10" w:history="1">
+          <w:r>
+            <w:rPr>
+              <w:rStyle w:val="Hyperlink"/>
+            </w:rPr>
+            <w:t>Stuart</w:t>
+          </w:r>
+        </w:hyperlink>
+      </w:r>
+      <w:r>
+        <w:rPr>
+          <w:rFonts w:ascii="Charis SIL Regular" w:hAnsi="Charis SIL Regular" w:eastAsia="Charis SIL Regular"/>
+          <w:b w:val="0"/>
+          <w:i w:val="0"/>
+          <w:color w:val="0000FF"/>
+          <w:sz w:val="24"/>
+          <w:u w:val="single"/>
+        </w:rPr>
+        <w:t xml:space="preserve"> </w:t>
+      </w:r>
+      <w:r>
+        <w:rPr>
+          <w:rFonts w:ascii="Charis SIL Regular" w:hAnsi="Charis SIL Regular" w:eastAsia="Charis SIL Regular"/>
+          <w:b w:val="0"/>
+          <w:i w:val="0"/>
+          <w:color w:val="0000FF"/>
+          <w:sz w:val="24"/>
+          <w:u w:val="single"/>
+        </w:rPr>
+        <w:hyperlink r:id="rId10" w:history="1">
+          <w:r>
+            <w:rPr>
+              <w:rStyle w:val="Hyperlink"/>
+            </w:rPr>
+            <w:t>v</w:t>
+          </w:r>
+        </w:hyperlink>
+      </w:r>
+      <w:r>
+        <w:rPr>
+          <w:rFonts w:ascii="Charis SIL Regular" w:hAnsi="Charis SIL Regular" w:eastAsia="Charis SIL Regular"/>
+          <w:b w:val="0"/>
+          <w:i w:val="0"/>
+          <w:color w:val="0000FF"/>
+          <w:sz w:val="24"/>
+          <w:u w:val="single"/>
+        </w:rPr>
         <w:hyperlink r:id="rId11" w:history="1">
           <w:r>
             <w:rPr>
@@ -482,82 +540,6 @@
           <w:sz w:val="24"/>
           <w:u w:val="single"/>
         </w:rPr>
-        <w:t xml:space="preserve"> </w:t>
-      </w:r>
-      <w:r>
-        <w:rPr>
-          <w:rFonts w:ascii="Charis SIL Regular" w:hAnsi="Charis SIL Regular" w:eastAsia="Charis SIL Regular"/>
-          <w:b w:val="0"/>
-          <w:i w:val="0"/>
-          <w:color w:val="0000FF"/>
-          <w:sz w:val="24"/>
-          <w:u w:val="single"/>
-        </w:rPr>
-        <w:hyperlink r:id="rId11" w:history="1">
-          <w:r>
-            <w:rPr>
-              <w:rStyle w:val="Hyperlink"/>
-            </w:rPr>
-            <w:t>Stuart</w:t>
-          </w:r>
-        </w:hyperlink>
-      </w:r>
-      <w:r>
-        <w:rPr>
-          <w:rFonts w:ascii="Charis SIL Regular" w:hAnsi="Charis SIL Regular" w:eastAsia="Charis SIL Regular"/>
-          <w:b w:val="0"/>
-          <w:i w:val="0"/>
-          <w:color w:val="0000FF"/>
-          <w:sz w:val="24"/>
-          <w:u w:val="single"/>
-        </w:rPr>
-        <w:t xml:space="preserve"> </w:t>
-      </w:r>
-      <w:r>
-        <w:rPr>
-          <w:rFonts w:ascii="Charis SIL Regular" w:hAnsi="Charis SIL Regular" w:eastAsia="Charis SIL Regular"/>
-          <w:b w:val="0"/>
-          <w:i w:val="0"/>
-          <w:color w:val="0000FF"/>
-          <w:sz w:val="24"/>
-          <w:u w:val="single"/>
-        </w:rPr>
-        <w:hyperlink r:id="rId11" w:history="1">
-          <w:r>
-            <w:rPr>
-              <w:rStyle w:val="Hyperlink"/>
-            </w:rPr>
-            <w:t>v</w:t>
-          </w:r>
-        </w:hyperlink>
-      </w:r>
-      <w:r>
-        <w:rPr>
-          <w:rFonts w:ascii="Charis SIL Regular" w:hAnsi="Charis SIL Regular" w:eastAsia="Charis SIL Regular"/>
-          <w:b w:val="0"/>
-          <w:i w:val="0"/>
-          <w:color w:val="0000FF"/>
-          <w:sz w:val="24"/>
-          <w:u w:val="single"/>
-        </w:rPr>
-        <w:hyperlink r:id="rId11" w:history="1">
-          <w:r>
-            <w:rPr>
-              <w:rStyle w:val="Hyperlink"/>
-            </w:rPr>
-            <w:t>o</w:t>
-          </w:r>
-        </w:hyperlink>
-      </w:r>
-      <w:r>
-        <w:rPr>
-          <w:rFonts w:ascii="Charis SIL Regular" w:hAnsi="Charis SIL Regular" w:eastAsia="Charis SIL Regular"/>
-          <w:b w:val="0"/>
-          <w:i w:val="0"/>
-          <w:color w:val="0000FF"/>
-          <w:sz w:val="24"/>
-          <w:u w:val="single"/>
-        </w:rPr>
         <w:hyperlink r:id="rId11" w:history="1">
           <w:r>
             <w:rPr>
@@ -652,7 +634,7 @@
           <w:sz w:val="24"/>
           <w:u w:val="single"/>
         </w:rPr>
-        <w:hyperlink r:id="rId11" w:history="1">
+        <w:hyperlink r:id="rId10" w:history="1">
           <w:r>
             <w:rPr>
               <w:rStyle w:val="Hyperlink"/>
@@ -737,50 +719,7 @@
           <w:color w:val="000000"/>
           <w:sz w:val="24"/>
         </w:rPr>
-        <w:hyperlink r:id="rId11" w:history="1">
-          <w:r>
-            <w:rPr>
-              <w:rStyle w:val="Hyperlink"/>
-            </w:rPr>
-            <w:t>t Indies</w:t>
-          </w:r>
-        </w:hyperlink>
-      </w:r>
-      <w:r>
-        <w:rPr>
-          <w:u w:val="single" w:color="0000ff"/>
-          <w:rFonts w:ascii="Charis SIL Regular" w:hAnsi="Charis SIL Regular" w:eastAsia="Charis SIL Regular"/>
-          <w:b w:val="0"/>
-          <w:i w:val="0"/>
-          <w:color w:val="000000"/>
-          <w:sz w:val="24"/>
-        </w:rPr>
-        <w:hyperlink r:id="rId11" w:history="1">
-          <w:r>
-            <w:rPr>
-              <w:rStyle w:val="Hyperlink"/>
-            </w:rPr>
-            <w:t>,</w:t>
-          </w:r>
-        </w:hyperlink>
-      </w:r>
-      <w:r>
-        <w:rPr>
-          <w:u w:val="single" w:color="0000ff"/>
-          <w:rFonts w:ascii="Charis SIL Regular" w:hAnsi="Charis SIL Regular" w:eastAsia="Charis SIL Regular"/>
-          <w:b w:val="0"/>
-          <w:i w:val="0"/>
-          <w:color w:val="000000"/>
-          <w:sz w:val="24"/>
-        </w:rPr>
-        <w:hyperlink r:id="rId11" w:history="1">
-          <w:r>
-            <w:rPr>
-              <w:rStyle w:val="Hyperlink"/>
-            </w:rPr>
-            <w:t xml:space="preserve"> 's Land</w:t>
-          </w:r>
-        </w:hyperlink>
+        <w:t>t Indies, 's Land</w:t>
       </w:r>
       <w:r>
         <w:rPr>
@@ -1542,8 +1481,432 @@
           <w:i w:val="0"/>
           <w:color w:val="0000FF"/>
           <w:sz w:val="24"/>
-        </w:rPr>
-        <w:t>National Museum of Natural History in Leiden (now Naturalis Biodiv</w:t>
+          <w:u w:val="single"/>
+        </w:rPr>
+        <w:hyperlink r:id="rId13" w:history="1">
+          <w:r>
+            <w:rPr>
+              <w:rStyle w:val="Hyperlink"/>
+            </w:rPr>
+            <w:t>National</w:t>
+          </w:r>
+        </w:hyperlink>
+      </w:r>
+      <w:r>
+        <w:rPr>
+          <w:rFonts w:ascii="Charis SIL Regular" w:hAnsi="Charis SIL Regular" w:eastAsia="Charis SIL Regular"/>
+          <w:b w:val="0"/>
+          <w:i w:val="0"/>
+          <w:color w:val="0000FF"/>
+          <w:sz w:val="24"/>
+          <w:u w:val="single"/>
+        </w:rPr>
+        <w:t xml:space="preserve"> </w:t>
+      </w:r>
+      <w:r>
+        <w:rPr>
+          <w:rFonts w:ascii="Charis SIL Regular" w:hAnsi="Charis SIL Regular" w:eastAsia="Charis SIL Regular"/>
+          <w:b w:val="0"/>
+          <w:i w:val="0"/>
+          <w:color w:val="0000FF"/>
+          <w:sz w:val="24"/>
+          <w:u w:val="single"/>
+        </w:rPr>
+        <w:hyperlink r:id="rId13" w:history="1">
+          <w:r>
+            <w:rPr>
+              <w:rStyle w:val="Hyperlink"/>
+            </w:rPr>
+            <w:t>Mu</w:t>
+          </w:r>
+        </w:hyperlink>
+      </w:r>
+      <w:r>
+        <w:rPr>
+          <w:rFonts w:ascii="Charis SIL Regular" w:hAnsi="Charis SIL Regular" w:eastAsia="Charis SIL Regular"/>
+          <w:b w:val="0"/>
+          <w:i w:val="0"/>
+          <w:color w:val="0000FF"/>
+          <w:sz w:val="24"/>
+          <w:u w:val="single"/>
+        </w:rPr>
+        <w:hyperlink r:id="rId14" w:history="1">
+          <w:r>
+            <w:rPr>
+              <w:rStyle w:val="Hyperlink"/>
+            </w:rPr>
+            <w:t>seum</w:t>
+          </w:r>
+        </w:hyperlink>
+      </w:r>
+      <w:r>
+        <w:rPr>
+          <w:rFonts w:ascii="Charis SIL Regular" w:hAnsi="Charis SIL Regular" w:eastAsia="Charis SIL Regular"/>
+          <w:b w:val="0"/>
+          <w:i w:val="0"/>
+          <w:color w:val="0000FF"/>
+          <w:sz w:val="24"/>
+          <w:u w:val="single"/>
+        </w:rPr>
+        <w:t xml:space="preserve"> </w:t>
+      </w:r>
+      <w:r>
+        <w:rPr>
+          <w:rFonts w:ascii="Charis SIL Regular" w:hAnsi="Charis SIL Regular" w:eastAsia="Charis SIL Regular"/>
+          <w:b w:val="0"/>
+          <w:i w:val="0"/>
+          <w:color w:val="0000FF"/>
+          <w:sz w:val="24"/>
+          <w:u w:val="single"/>
+        </w:rPr>
+        <w:hyperlink r:id="rId14" w:history="1">
+          <w:r>
+            <w:rPr>
+              <w:rStyle w:val="Hyperlink"/>
+            </w:rPr>
+            <w:t>of</w:t>
+          </w:r>
+        </w:hyperlink>
+      </w:r>
+      <w:r>
+        <w:rPr>
+          <w:rFonts w:ascii="Charis SIL Regular" w:hAnsi="Charis SIL Regular" w:eastAsia="Charis SIL Regular"/>
+          <w:b w:val="0"/>
+          <w:i w:val="0"/>
+          <w:color w:val="0000FF"/>
+          <w:sz w:val="24"/>
+          <w:u w:val="single"/>
+        </w:rPr>
+        <w:t xml:space="preserve"> </w:t>
+      </w:r>
+      <w:r>
+        <w:rPr>
+          <w:rFonts w:ascii="Charis SIL Regular" w:hAnsi="Charis SIL Regular" w:eastAsia="Charis SIL Regular"/>
+          <w:b w:val="0"/>
+          <w:i w:val="0"/>
+          <w:color w:val="0000FF"/>
+          <w:sz w:val="24"/>
+          <w:u w:val="single"/>
+        </w:rPr>
+        <w:hyperlink r:id="rId13" w:history="1">
+          <w:r>
+            <w:rPr>
+              <w:rStyle w:val="Hyperlink"/>
+            </w:rPr>
+            <w:t>N</w:t>
+          </w:r>
+        </w:hyperlink>
+      </w:r>
+      <w:r>
+        <w:rPr>
+          <w:rFonts w:ascii="Charis SIL Regular" w:hAnsi="Charis SIL Regular" w:eastAsia="Charis SIL Regular"/>
+          <w:b w:val="0"/>
+          <w:i w:val="0"/>
+          <w:color w:val="0000FF"/>
+          <w:sz w:val="24"/>
+          <w:u w:val="single"/>
+        </w:rPr>
+        <w:hyperlink r:id="rId13" w:history="1">
+          <w:r>
+            <w:rPr>
+              <w:rStyle w:val="Hyperlink"/>
+            </w:rPr>
+            <w:t>a</w:t>
+          </w:r>
+        </w:hyperlink>
+      </w:r>
+      <w:r>
+        <w:rPr>
+          <w:rFonts w:ascii="Charis SIL Regular" w:hAnsi="Charis SIL Regular" w:eastAsia="Charis SIL Regular"/>
+          <w:b w:val="0"/>
+          <w:i w:val="0"/>
+          <w:color w:val="0000FF"/>
+          <w:sz w:val="24"/>
+          <w:u w:val="single"/>
+        </w:rPr>
+        <w:hyperlink r:id="rId13" w:history="1">
+          <w:r>
+            <w:rPr>
+              <w:rStyle w:val="Hyperlink"/>
+            </w:rPr>
+            <w:t>tu</w:t>
+          </w:r>
+        </w:hyperlink>
+      </w:r>
+      <w:r>
+        <w:rPr>
+          <w:rFonts w:ascii="Charis SIL Regular" w:hAnsi="Charis SIL Regular" w:eastAsia="Charis SIL Regular"/>
+          <w:b w:val="0"/>
+          <w:i w:val="0"/>
+          <w:color w:val="0000FF"/>
+          <w:sz w:val="24"/>
+          <w:u w:val="single"/>
+        </w:rPr>
+        <w:hyperlink r:id="rId13" w:history="1">
+          <w:r>
+            <w:rPr>
+              <w:rStyle w:val="Hyperlink"/>
+            </w:rPr>
+            <w:t>r</w:t>
+          </w:r>
+        </w:hyperlink>
+      </w:r>
+      <w:r>
+        <w:rPr>
+          <w:rFonts w:ascii="Charis SIL Regular" w:hAnsi="Charis SIL Regular" w:eastAsia="Charis SIL Regular"/>
+          <w:b w:val="0"/>
+          <w:i w:val="0"/>
+          <w:color w:val="0000FF"/>
+          <w:sz w:val="24"/>
+          <w:u w:val="single"/>
+        </w:rPr>
+        <w:hyperlink r:id="rId13" w:history="1">
+          <w:r>
+            <w:rPr>
+              <w:rStyle w:val="Hyperlink"/>
+            </w:rPr>
+            <w:t>al</w:t>
+          </w:r>
+        </w:hyperlink>
+      </w:r>
+      <w:r>
+        <w:rPr>
+          <w:rFonts w:ascii="Charis SIL Regular" w:hAnsi="Charis SIL Regular" w:eastAsia="Charis SIL Regular"/>
+          <w:b w:val="0"/>
+          <w:i w:val="0"/>
+          <w:color w:val="0000FF"/>
+          <w:sz w:val="24"/>
+          <w:u w:val="single"/>
+        </w:rPr>
+        <w:t xml:space="preserve"> </w:t>
+      </w:r>
+      <w:r>
+        <w:rPr>
+          <w:rFonts w:ascii="Charis SIL Regular" w:hAnsi="Charis SIL Regular" w:eastAsia="Charis SIL Regular"/>
+          <w:b w:val="0"/>
+          <w:i w:val="0"/>
+          <w:color w:val="0000FF"/>
+          <w:sz w:val="24"/>
+          <w:u w:val="single"/>
+        </w:rPr>
+        <w:hyperlink r:id="rId13" w:history="1">
+          <w:r>
+            <w:rPr>
+              <w:rStyle w:val="Hyperlink"/>
+            </w:rPr>
+            <w:t>History</w:t>
+          </w:r>
+        </w:hyperlink>
+      </w:r>
+      <w:r>
+        <w:rPr>
+          <w:rFonts w:ascii="Charis SIL Regular" w:hAnsi="Charis SIL Regular" w:eastAsia="Charis SIL Regular"/>
+          <w:b w:val="0"/>
+          <w:i w:val="0"/>
+          <w:color w:val="0000FF"/>
+          <w:sz w:val="24"/>
+          <w:u w:val="single"/>
+        </w:rPr>
+        <w:t xml:space="preserve"> </w:t>
+      </w:r>
+      <w:r>
+        <w:rPr>
+          <w:rFonts w:ascii="Charis SIL Regular" w:hAnsi="Charis SIL Regular" w:eastAsia="Charis SIL Regular"/>
+          <w:b w:val="0"/>
+          <w:i w:val="0"/>
+          <w:color w:val="0000FF"/>
+          <w:sz w:val="24"/>
+          <w:u w:val="single"/>
+        </w:rPr>
+        <w:hyperlink r:id="rId14" w:history="1">
+          <w:r>
+            <w:rPr>
+              <w:rStyle w:val="Hyperlink"/>
+            </w:rPr>
+            <w:t>in</w:t>
+          </w:r>
+        </w:hyperlink>
+      </w:r>
+      <w:r>
+        <w:rPr>
+          <w:rFonts w:ascii="Charis SIL Regular" w:hAnsi="Charis SIL Regular" w:eastAsia="Charis SIL Regular"/>
+          <w:b w:val="0"/>
+          <w:i w:val="0"/>
+          <w:color w:val="0000FF"/>
+          <w:sz w:val="24"/>
+          <w:u w:val="single"/>
+        </w:rPr>
+        <w:t xml:space="preserve"> </w:t>
+      </w:r>
+      <w:r>
+        <w:rPr>
+          <w:rFonts w:ascii="Charis SIL Regular" w:hAnsi="Charis SIL Regular" w:eastAsia="Charis SIL Regular"/>
+          <w:b w:val="0"/>
+          <w:i w:val="0"/>
+          <w:color w:val="0000FF"/>
+          <w:sz w:val="24"/>
+          <w:u w:val="single"/>
+        </w:rPr>
+        <w:hyperlink r:id="rId14" w:history="1">
+          <w:r>
+            <w:rPr>
+              <w:rStyle w:val="Hyperlink"/>
+            </w:rPr>
+            <w:t>Leid</w:t>
+          </w:r>
+        </w:hyperlink>
+      </w:r>
+      <w:r>
+        <w:rPr>
+          <w:rFonts w:ascii="Charis SIL Regular" w:hAnsi="Charis SIL Regular" w:eastAsia="Charis SIL Regular"/>
+          <w:b w:val="0"/>
+          <w:i w:val="0"/>
+          <w:color w:val="0000FF"/>
+          <w:sz w:val="24"/>
+          <w:u w:val="single"/>
+        </w:rPr>
+        <w:hyperlink r:id="rId14" w:history="1">
+          <w:r>
+            <w:rPr>
+              <w:rStyle w:val="Hyperlink"/>
+            </w:rPr>
+            <w:t>e</w:t>
+          </w:r>
+        </w:hyperlink>
+      </w:r>
+      <w:r>
+        <w:rPr>
+          <w:rFonts w:ascii="Charis SIL Regular" w:hAnsi="Charis SIL Regular" w:eastAsia="Charis SIL Regular"/>
+          <w:b w:val="0"/>
+          <w:i w:val="0"/>
+          <w:color w:val="0000FF"/>
+          <w:sz w:val="24"/>
+          <w:u w:val="single"/>
+        </w:rPr>
+        <w:hyperlink r:id="rId14" w:history="1">
+          <w:r>
+            <w:rPr>
+              <w:rStyle w:val="Hyperlink"/>
+            </w:rPr>
+            <w:t>n</w:t>
+          </w:r>
+        </w:hyperlink>
+      </w:r>
+      <w:r>
+        <w:rPr>
+          <w:rFonts w:ascii="Charis SIL Regular" w:hAnsi="Charis SIL Regular" w:eastAsia="Charis SIL Regular"/>
+          <w:b w:val="0"/>
+          <w:i w:val="0"/>
+          <w:color w:val="0000FF"/>
+          <w:sz w:val="24"/>
+          <w:u w:val="single"/>
+        </w:rPr>
+        <w:t xml:space="preserve"> </w:t>
+      </w:r>
+      <w:r>
+        <w:rPr>
+          <w:rFonts w:ascii="Charis SIL Regular" w:hAnsi="Charis SIL Regular" w:eastAsia="Charis SIL Regular"/>
+          <w:b w:val="0"/>
+          <w:i w:val="0"/>
+          <w:color w:val="0000FF"/>
+          <w:sz w:val="24"/>
+          <w:u w:val="single"/>
+        </w:rPr>
+        <w:hyperlink r:id="rId14" w:history="1">
+          <w:r>
+            <w:rPr>
+              <w:rStyle w:val="Hyperlink"/>
+            </w:rPr>
+            <w:t>(now</w:t>
+          </w:r>
+        </w:hyperlink>
+      </w:r>
+      <w:r>
+        <w:rPr>
+          <w:rFonts w:ascii="Charis SIL Regular" w:hAnsi="Charis SIL Regular" w:eastAsia="Charis SIL Regular"/>
+          <w:b w:val="0"/>
+          <w:i w:val="0"/>
+          <w:color w:val="0000FF"/>
+          <w:sz w:val="24"/>
+          <w:u w:val="single"/>
+        </w:rPr>
+        <w:t xml:space="preserve"> </w:t>
+      </w:r>
+      <w:r>
+        <w:rPr>
+          <w:rFonts w:ascii="Charis SIL Regular" w:hAnsi="Charis SIL Regular" w:eastAsia="Charis SIL Regular"/>
+          <w:b w:val="0"/>
+          <w:i w:val="0"/>
+          <w:color w:val="0000FF"/>
+          <w:sz w:val="24"/>
+          <w:u w:val="single"/>
+        </w:rPr>
+        <w:hyperlink r:id="rId14" w:history="1">
+          <w:r>
+            <w:rPr>
+              <w:rStyle w:val="Hyperlink"/>
+            </w:rPr>
+            <w:t>Natu</w:t>
+          </w:r>
+        </w:hyperlink>
+      </w:r>
+      <w:r>
+        <w:rPr>
+          <w:rFonts w:ascii="Charis SIL Regular" w:hAnsi="Charis SIL Regular" w:eastAsia="Charis SIL Regular"/>
+          <w:b w:val="0"/>
+          <w:i w:val="0"/>
+          <w:color w:val="0000FF"/>
+          <w:sz w:val="24"/>
+          <w:u w:val="single"/>
+        </w:rPr>
+        <w:hyperlink r:id="rId13" w:history="1">
+          <w:r>
+            <w:rPr>
+              <w:rStyle w:val="Hyperlink"/>
+            </w:rPr>
+            <w:t>r</w:t>
+          </w:r>
+        </w:hyperlink>
+      </w:r>
+      <w:r>
+        <w:rPr>
+          <w:rFonts w:ascii="Charis SIL Regular" w:hAnsi="Charis SIL Regular" w:eastAsia="Charis SIL Regular"/>
+          <w:b w:val="0"/>
+          <w:i w:val="0"/>
+          <w:color w:val="0000FF"/>
+          <w:sz w:val="24"/>
+          <w:u w:val="single"/>
+        </w:rPr>
+        <w:hyperlink r:id="rId14" w:history="1">
+          <w:r>
+            <w:rPr>
+              <w:rStyle w:val="Hyperlink"/>
+            </w:rPr>
+            <w:t>alis</w:t>
+          </w:r>
+        </w:hyperlink>
+      </w:r>
+      <w:r>
+        <w:rPr>
+          <w:rFonts w:ascii="Charis SIL Regular" w:hAnsi="Charis SIL Regular" w:eastAsia="Charis SIL Regular"/>
+          <w:b w:val="0"/>
+          <w:i w:val="0"/>
+          <w:color w:val="0000FF"/>
+          <w:sz w:val="24"/>
+          <w:u w:val="single"/>
+        </w:rPr>
+        <w:t xml:space="preserve"> </w:t>
+      </w:r>
+      <w:r>
+        <w:rPr>
+          <w:rFonts w:ascii="Charis SIL Regular" w:hAnsi="Charis SIL Regular" w:eastAsia="Charis SIL Regular"/>
+          <w:b w:val="0"/>
+          <w:i w:val="0"/>
+          <w:color w:val="0000FF"/>
+          <w:sz w:val="24"/>
+          <w:u w:val="single"/>
+        </w:rPr>
+        <w:t>Biodiv</w:t>
       </w:r>
       <w:r>
         <w:rPr>
@@ -1572,7 +1935,7 @@
           <w:sz w:val="24"/>
           <w:u w:val="single"/>
         </w:rPr>
-        <w:hyperlink r:id="rId13" w:history="1">
+        <w:hyperlink r:id="rId14" w:history="1">
           <w:r>
             <w:rPr>
               <w:rStyle w:val="Hyperlink"/>
@@ -1601,7 +1964,7 @@
           <w:sz w:val="24"/>
           <w:u w:val="single"/>
         </w:rPr>
-        <w:hyperlink r:id="rId13" w:history="1">
+        <w:hyperlink r:id="rId14" w:history="1">
           <w:r>
             <w:rPr>
               <w:rStyle w:val="Hyperlink"/>
@@ -2059,25 +2422,7 @@
           <w:color w:val="000000"/>
           <w:sz w:val="24"/>
         </w:rPr>
-        <w:t>Tropical Institute). This includes the arc</w:t>
-      </w:r>
-      <w:r>
-        <w:rPr>
-          <w:u w:val="single" w:color="0000ff"/>
-          <w:rFonts w:ascii="Charis SIL Regular" w:hAnsi="Charis SIL Regular" w:eastAsia="Charis SIL Regular"/>
-          <w:b w:val="0"/>
-          <w:i w:val="0"/>
-          <w:color w:val="000000"/>
-          <w:sz w:val="24"/>
-        </w:rPr>
-        <w:hyperlink r:id="rId16" w:history="1">
-          <w:r>
-            <w:rPr>
-              <w:rStyle w:val="Hyperlink"/>
-            </w:rPr>
-            <w:t>hives of</w:t>
-          </w:r>
-        </w:hyperlink>
+        <w:t>Tropical Institute). This includes the archives of</w:t>
       </w:r>
       <w:r>
         <w:rPr>

--- a/EXPORTS/DOCX/published/niveau3/English/WMAmsterdam.docx
+++ b/EXPORTS/DOCX/published/niveau3/English/WMAmsterdam.docx
@@ -195,7 +195,25 @@
           <w:color w:val="000000"/>
           <w:sz w:val="24"/>
         </w:rPr>
-        <w:t>Haarlem in 1871. The Colonial Museum, located in Paviljoen Welg</w:t>
+        <w:t>Haarlem in 1871. The Colonial Museum, located in Paviljo</w:t>
+      </w:r>
+      <w:r>
+        <w:rPr>
+          <w:u w:val="single" w:color="0000ff"/>
+          <w:rFonts w:ascii="Charis SIL Regular" w:hAnsi="Charis SIL Regular" w:eastAsia="Charis SIL Regular"/>
+          <w:b w:val="0"/>
+          <w:i w:val="0"/>
+          <w:color w:val="000000"/>
+          <w:sz w:val="24"/>
+        </w:rPr>
+        <w:hyperlink r:id="rId9" w:history="1">
+          <w:r>
+            <w:rPr>
+              <w:rStyle w:val="Hyperlink"/>
+            </w:rPr>
+            <w:t>en Welg</w:t>
+          </w:r>
+        </w:hyperlink>
       </w:r>
       <w:r>
         <w:rPr>
@@ -446,82 +464,6 @@
           <w:sz w:val="24"/>
           <w:u w:val="single"/>
         </w:rPr>
-        <w:hyperlink r:id="rId10" w:history="1">
-          <w:r>
-            <w:rPr>
-              <w:rStyle w:val="Hyperlink"/>
-            </w:rPr>
-            <w:t>o</w:t>
-          </w:r>
-        </w:hyperlink>
-      </w:r>
-      <w:r>
-        <w:rPr>
-          <w:rFonts w:ascii="Charis SIL Regular" w:hAnsi="Charis SIL Regular" w:eastAsia="Charis SIL Regular"/>
-          <w:b w:val="0"/>
-          <w:i w:val="0"/>
-          <w:color w:val="0000FF"/>
-          <w:sz w:val="24"/>
-          <w:u w:val="single"/>
-        </w:rPr>
-        <w:t xml:space="preserve"> </w:t>
-      </w:r>
-      <w:r>
-        <w:rPr>
-          <w:rFonts w:ascii="Charis SIL Regular" w:hAnsi="Charis SIL Regular" w:eastAsia="Charis SIL Regular"/>
-          <w:b w:val="0"/>
-          <w:i w:val="0"/>
-          <w:color w:val="0000FF"/>
-          <w:sz w:val="24"/>
-          <w:u w:val="single"/>
-        </w:rPr>
-        <w:hyperlink r:id="rId10" w:history="1">
-          <w:r>
-            <w:rPr>
-              <w:rStyle w:val="Hyperlink"/>
-            </w:rPr>
-            <w:t>Stuart</w:t>
-          </w:r>
-        </w:hyperlink>
-      </w:r>
-      <w:r>
-        <w:rPr>
-          <w:rFonts w:ascii="Charis SIL Regular" w:hAnsi="Charis SIL Regular" w:eastAsia="Charis SIL Regular"/>
-          <w:b w:val="0"/>
-          <w:i w:val="0"/>
-          <w:color w:val="0000FF"/>
-          <w:sz w:val="24"/>
-          <w:u w:val="single"/>
-        </w:rPr>
-        <w:t xml:space="preserve"> </w:t>
-      </w:r>
-      <w:r>
-        <w:rPr>
-          <w:rFonts w:ascii="Charis SIL Regular" w:hAnsi="Charis SIL Regular" w:eastAsia="Charis SIL Regular"/>
-          <w:b w:val="0"/>
-          <w:i w:val="0"/>
-          <w:color w:val="0000FF"/>
-          <w:sz w:val="24"/>
-          <w:u w:val="single"/>
-        </w:rPr>
-        <w:hyperlink r:id="rId10" w:history="1">
-          <w:r>
-            <w:rPr>
-              <w:rStyle w:val="Hyperlink"/>
-            </w:rPr>
-            <w:t>v</w:t>
-          </w:r>
-        </w:hyperlink>
-      </w:r>
-      <w:r>
-        <w:rPr>
-          <w:rFonts w:ascii="Charis SIL Regular" w:hAnsi="Charis SIL Regular" w:eastAsia="Charis SIL Regular"/>
-          <w:b w:val="0"/>
-          <w:i w:val="0"/>
-          <w:color w:val="0000FF"/>
-          <w:sz w:val="24"/>
-          <w:u w:val="single"/>
-        </w:rPr>
         <w:hyperlink r:id="rId11" w:history="1">
           <w:r>
             <w:rPr>
@@ -540,7 +482,83 @@
           <w:sz w:val="24"/>
           <w:u w:val="single"/>
         </w:rPr>
+        <w:t xml:space="preserve"> </w:t>
+      </w:r>
+      <w:r>
+        <w:rPr>
+          <w:rFonts w:ascii="Charis SIL Regular" w:hAnsi="Charis SIL Regular" w:eastAsia="Charis SIL Regular"/>
+          <w:b w:val="0"/>
+          <w:i w:val="0"/>
+          <w:color w:val="0000FF"/>
+          <w:sz w:val="24"/>
+          <w:u w:val="single"/>
+        </w:rPr>
         <w:hyperlink r:id="rId11" w:history="1">
+          <w:r>
+            <w:rPr>
+              <w:rStyle w:val="Hyperlink"/>
+            </w:rPr>
+            <w:t>Stuart</w:t>
+          </w:r>
+        </w:hyperlink>
+      </w:r>
+      <w:r>
+        <w:rPr>
+          <w:rFonts w:ascii="Charis SIL Regular" w:hAnsi="Charis SIL Regular" w:eastAsia="Charis SIL Regular"/>
+          <w:b w:val="0"/>
+          <w:i w:val="0"/>
+          <w:color w:val="0000FF"/>
+          <w:sz w:val="24"/>
+          <w:u w:val="single"/>
+        </w:rPr>
+        <w:t xml:space="preserve"> </w:t>
+      </w:r>
+      <w:r>
+        <w:rPr>
+          <w:rFonts w:ascii="Charis SIL Regular" w:hAnsi="Charis SIL Regular" w:eastAsia="Charis SIL Regular"/>
+          <w:b w:val="0"/>
+          <w:i w:val="0"/>
+          <w:color w:val="0000FF"/>
+          <w:sz w:val="24"/>
+          <w:u w:val="single"/>
+        </w:rPr>
+        <w:hyperlink r:id="rId11" w:history="1">
+          <w:r>
+            <w:rPr>
+              <w:rStyle w:val="Hyperlink"/>
+            </w:rPr>
+            <w:t>v</w:t>
+          </w:r>
+        </w:hyperlink>
+      </w:r>
+      <w:r>
+        <w:rPr>
+          <w:rFonts w:ascii="Charis SIL Regular" w:hAnsi="Charis SIL Regular" w:eastAsia="Charis SIL Regular"/>
+          <w:b w:val="0"/>
+          <w:i w:val="0"/>
+          <w:color w:val="0000FF"/>
+          <w:sz w:val="24"/>
+          <w:u w:val="single"/>
+        </w:rPr>
+        <w:hyperlink r:id="rId11" w:history="1">
+          <w:r>
+            <w:rPr>
+              <w:rStyle w:val="Hyperlink"/>
+            </w:rPr>
+            <w:t>o</w:t>
+          </w:r>
+        </w:hyperlink>
+      </w:r>
+      <w:r>
+        <w:rPr>
+          <w:rFonts w:ascii="Charis SIL Regular" w:hAnsi="Charis SIL Regular" w:eastAsia="Charis SIL Regular"/>
+          <w:b w:val="0"/>
+          <w:i w:val="0"/>
+          <w:color w:val="0000FF"/>
+          <w:sz w:val="24"/>
+          <w:u w:val="single"/>
+        </w:rPr>
+        <w:hyperlink r:id="rId10" w:history="1">
           <w:r>
             <w:rPr>
               <w:rStyle w:val="Hyperlink"/>
@@ -569,7 +587,7 @@
           <w:sz w:val="24"/>
           <w:u w:val="single"/>
         </w:rPr>
-        <w:hyperlink r:id="rId11" w:history="1">
+        <w:hyperlink r:id="rId10" w:history="1">
           <w:r>
             <w:rPr>
               <w:rStyle w:val="Hyperlink"/>
@@ -587,7 +605,7 @@
           <w:sz w:val="24"/>
           <w:u w:val="single"/>
         </w:rPr>
-        <w:hyperlink r:id="rId11" w:history="1">
+        <w:hyperlink r:id="rId10" w:history="1">
           <w:r>
             <w:rPr>
               <w:rStyle w:val="Hyperlink"/>
@@ -605,7 +623,7 @@
           <w:sz w:val="24"/>
           <w:u w:val="single"/>
         </w:rPr>
-        <w:hyperlink r:id="rId11" w:history="1">
+        <w:hyperlink r:id="rId10" w:history="1">
           <w:r>
             <w:rPr>
               <w:rStyle w:val="Hyperlink"/>
@@ -663,7 +681,7 @@
           <w:sz w:val="24"/>
           <w:u w:val="single"/>
         </w:rPr>
-        <w:hyperlink r:id="rId10" w:history="1">
+        <w:hyperlink r:id="rId11" w:history="1">
           <w:r>
             <w:rPr>
               <w:rStyle w:val="Hyperlink"/>
@@ -719,7 +737,50 @@
           <w:color w:val="000000"/>
           <w:sz w:val="24"/>
         </w:rPr>
-        <w:t>t Indies, 's Land</w:t>
+        <w:hyperlink r:id="rId11" w:history="1">
+          <w:r>
+            <w:rPr>
+              <w:rStyle w:val="Hyperlink"/>
+            </w:rPr>
+            <w:t>t Indies</w:t>
+          </w:r>
+        </w:hyperlink>
+      </w:r>
+      <w:r>
+        <w:rPr>
+          <w:u w:val="single" w:color="0000ff"/>
+          <w:rFonts w:ascii="Charis SIL Regular" w:hAnsi="Charis SIL Regular" w:eastAsia="Charis SIL Regular"/>
+          <w:b w:val="0"/>
+          <w:i w:val="0"/>
+          <w:color w:val="000000"/>
+          <w:sz w:val="24"/>
+        </w:rPr>
+        <w:hyperlink r:id="rId11" w:history="1">
+          <w:r>
+            <w:rPr>
+              <w:rStyle w:val="Hyperlink"/>
+            </w:rPr>
+            <w:t>,</w:t>
+          </w:r>
+        </w:hyperlink>
+      </w:r>
+      <w:r>
+        <w:rPr>
+          <w:u w:val="single" w:color="0000ff"/>
+          <w:rFonts w:ascii="Charis SIL Regular" w:hAnsi="Charis SIL Regular" w:eastAsia="Charis SIL Regular"/>
+          <w:b w:val="0"/>
+          <w:i w:val="0"/>
+          <w:color w:val="000000"/>
+          <w:sz w:val="24"/>
+        </w:rPr>
+        <w:hyperlink r:id="rId11" w:history="1">
+          <w:r>
+            <w:rPr>
+              <w:rStyle w:val="Hyperlink"/>
+            </w:rPr>
+            <w:t xml:space="preserve"> 's Land</w:t>
+          </w:r>
+        </w:hyperlink>
       </w:r>
       <w:r>
         <w:rPr>
@@ -1530,7 +1591,7 @@
           <w:sz w:val="24"/>
           <w:u w:val="single"/>
         </w:rPr>
-        <w:hyperlink r:id="rId14" w:history="1">
+        <w:hyperlink r:id="rId13" w:history="1">
           <w:r>
             <w:rPr>
               <w:rStyle w:val="Hyperlink"/>
@@ -1588,7 +1649,7 @@
           <w:sz w:val="24"/>
           <w:u w:val="single"/>
         </w:rPr>
-        <w:hyperlink r:id="rId13" w:history="1">
+        <w:hyperlink r:id="rId14" w:history="1">
           <w:r>
             <w:rPr>
               <w:rStyle w:val="Hyperlink"/>
@@ -1606,7 +1667,7 @@
           <w:sz w:val="24"/>
           <w:u w:val="single"/>
         </w:rPr>
-        <w:hyperlink r:id="rId13" w:history="1">
+        <w:hyperlink r:id="rId14" w:history="1">
           <w:r>
             <w:rPr>
               <w:rStyle w:val="Hyperlink"/>
@@ -1624,7 +1685,7 @@
           <w:sz w:val="24"/>
           <w:u w:val="single"/>
         </w:rPr>
-        <w:hyperlink r:id="rId13" w:history="1">
+        <w:hyperlink r:id="rId14" w:history="1">
           <w:r>
             <w:rPr>
               <w:rStyle w:val="Hyperlink"/>
@@ -1642,7 +1703,7 @@
           <w:sz w:val="24"/>
           <w:u w:val="single"/>
         </w:rPr>
-        <w:hyperlink r:id="rId13" w:history="1">
+        <w:hyperlink r:id="rId14" w:history="1">
           <w:r>
             <w:rPr>
               <w:rStyle w:val="Hyperlink"/>
@@ -1718,7 +1779,7 @@
           <w:sz w:val="24"/>
           <w:u w:val="single"/>
         </w:rPr>
-        <w:hyperlink r:id="rId14" w:history="1">
+        <w:hyperlink r:id="rId13" w:history="1">
           <w:r>
             <w:rPr>
               <w:rStyle w:val="Hyperlink"/>
@@ -1747,7 +1808,7 @@
           <w:sz w:val="24"/>
           <w:u w:val="single"/>
         </w:rPr>
-        <w:hyperlink r:id="rId14" w:history="1">
+        <w:hyperlink r:id="rId13" w:history="1">
           <w:r>
             <w:rPr>
               <w:rStyle w:val="Hyperlink"/>
@@ -1765,7 +1826,7 @@
           <w:sz w:val="24"/>
           <w:u w:val="single"/>
         </w:rPr>
-        <w:hyperlink r:id="rId14" w:history="1">
+        <w:hyperlink r:id="rId13" w:history="1">
           <w:r>
             <w:rPr>
               <w:rStyle w:val="Hyperlink"/>
@@ -1783,7 +1844,7 @@
           <w:sz w:val="24"/>
           <w:u w:val="single"/>
         </w:rPr>
-        <w:hyperlink r:id="rId14" w:history="1">
+        <w:hyperlink r:id="rId13" w:history="1">
           <w:r>
             <w:rPr>
               <w:rStyle w:val="Hyperlink"/>
@@ -1859,7 +1920,7 @@
           <w:sz w:val="24"/>
           <w:u w:val="single"/>
         </w:rPr>
-        <w:hyperlink r:id="rId13" w:history="1">
+        <w:hyperlink r:id="rId14" w:history="1">
           <w:r>
             <w:rPr>
               <w:rStyle w:val="Hyperlink"/>
@@ -1906,7 +1967,14 @@
           <w:sz w:val="24"/>
           <w:u w:val="single"/>
         </w:rPr>
-        <w:t>Biodiv</w:t>
+        <w:hyperlink r:id="rId14" w:history="1">
+          <w:r>
+            <w:rPr>
+              <w:rStyle w:val="Hyperlink"/>
+            </w:rPr>
+            <w:t>Biodiv</w:t>
+          </w:r>
+        </w:hyperlink>
       </w:r>
       <w:r>
         <w:rPr>
@@ -1917,7 +1985,7 @@
           <w:sz w:val="24"/>
           <w:u w:val="single"/>
         </w:rPr>
-        <w:hyperlink r:id="rId13" w:history="1">
+        <w:hyperlink r:id="rId14" w:history="1">
           <w:r>
             <w:rPr>
               <w:rStyle w:val="Hyperlink"/>
@@ -2422,7 +2490,25 @@
           <w:color w:val="000000"/>
           <w:sz w:val="24"/>
         </w:rPr>
-        <w:t>Tropical Institute). This includes the archives of</w:t>
+        <w:t>Tropical Institute). This includes the arc</w:t>
+      </w:r>
+      <w:r>
+        <w:rPr>
+          <w:u w:val="single" w:color="0000ff"/>
+          <w:rFonts w:ascii="Charis SIL Regular" w:hAnsi="Charis SIL Regular" w:eastAsia="Charis SIL Regular"/>
+          <w:b w:val="0"/>
+          <w:i w:val="0"/>
+          <w:color w:val="000000"/>
+          <w:sz w:val="24"/>
+        </w:rPr>
+        <w:hyperlink r:id="rId16" w:history="1">
+          <w:r>
+            <w:rPr>
+              <w:rStyle w:val="Hyperlink"/>
+            </w:rPr>
+            <w:t>hives of</w:t>
+          </w:r>
+        </w:hyperlink>
       </w:r>
       <w:r>
         <w:rPr>

--- a/EXPORTS/DOCX/published/niveau3/English/WMAmsterdam.docx
+++ b/EXPORTS/DOCX/published/niveau3/English/WMAmsterdam.docx
@@ -558,7 +558,7 @@
           <w:sz w:val="24"/>
           <w:u w:val="single"/>
         </w:rPr>
-        <w:hyperlink r:id="rId10" w:history="1">
+        <w:hyperlink r:id="rId11" w:history="1">
           <w:r>
             <w:rPr>
               <w:rStyle w:val="Hyperlink"/>
@@ -587,7 +587,7 @@
           <w:sz w:val="24"/>
           <w:u w:val="single"/>
         </w:rPr>
-        <w:hyperlink r:id="rId10" w:history="1">
+        <w:hyperlink r:id="rId11" w:history="1">
           <w:r>
             <w:rPr>
               <w:rStyle w:val="Hyperlink"/>
@@ -605,7 +605,7 @@
           <w:sz w:val="24"/>
           <w:u w:val="single"/>
         </w:rPr>
-        <w:hyperlink r:id="rId10" w:history="1">
+        <w:hyperlink r:id="rId11" w:history="1">
           <w:r>
             <w:rPr>
               <w:rStyle w:val="Hyperlink"/>
@@ -623,7 +623,7 @@
           <w:sz w:val="24"/>
           <w:u w:val="single"/>
         </w:rPr>
-        <w:hyperlink r:id="rId10" w:history="1">
+        <w:hyperlink r:id="rId11" w:history="1">
           <w:r>
             <w:rPr>
               <w:rStyle w:val="Hyperlink"/>
@@ -652,7 +652,7 @@
           <w:sz w:val="24"/>
           <w:u w:val="single"/>
         </w:rPr>
-        <w:hyperlink r:id="rId10" w:history="1">
+        <w:hyperlink r:id="rId11" w:history="1">
           <w:r>
             <w:rPr>
               <w:rStyle w:val="Hyperlink"/>
@@ -681,7 +681,7 @@
           <w:sz w:val="24"/>
           <w:u w:val="single"/>
         </w:rPr>
-        <w:hyperlink r:id="rId11" w:history="1">
+        <w:hyperlink r:id="rId10" w:history="1">
           <w:r>
             <w:rPr>
               <w:rStyle w:val="Hyperlink"/>
@@ -1620,7 +1620,7 @@
           <w:sz w:val="24"/>
           <w:u w:val="single"/>
         </w:rPr>
-        <w:hyperlink r:id="rId14" w:history="1">
+        <w:hyperlink r:id="rId13" w:history="1">
           <w:r>
             <w:rPr>
               <w:rStyle w:val="Hyperlink"/>
@@ -1721,7 +1721,7 @@
           <w:sz w:val="24"/>
           <w:u w:val="single"/>
         </w:rPr>
-        <w:hyperlink r:id="rId13" w:history="1">
+        <w:hyperlink r:id="rId14" w:history="1">
           <w:r>
             <w:rPr>
               <w:rStyle w:val="Hyperlink"/>
@@ -1750,7 +1750,7 @@
           <w:sz w:val="24"/>
           <w:u w:val="single"/>
         </w:rPr>
-        <w:hyperlink r:id="rId13" w:history="1">
+        <w:hyperlink r:id="rId14" w:history="1">
           <w:r>
             <w:rPr>
               <w:rStyle w:val="Hyperlink"/>
@@ -1779,7 +1779,7 @@
           <w:sz w:val="24"/>
           <w:u w:val="single"/>
         </w:rPr>
-        <w:hyperlink r:id="rId13" w:history="1">
+        <w:hyperlink r:id="rId14" w:history="1">
           <w:r>
             <w:rPr>
               <w:rStyle w:val="Hyperlink"/>
@@ -1808,7 +1808,7 @@
           <w:sz w:val="24"/>
           <w:u w:val="single"/>
         </w:rPr>
-        <w:hyperlink r:id="rId13" w:history="1">
+        <w:hyperlink r:id="rId14" w:history="1">
           <w:r>
             <w:rPr>
               <w:rStyle w:val="Hyperlink"/>
@@ -1873,7 +1873,7 @@
           <w:sz w:val="24"/>
           <w:u w:val="single"/>
         </w:rPr>
-        <w:hyperlink r:id="rId14" w:history="1">
+        <w:hyperlink r:id="rId13" w:history="1">
           <w:r>
             <w:rPr>
               <w:rStyle w:val="Hyperlink"/>
@@ -1902,7 +1902,7 @@
           <w:sz w:val="24"/>
           <w:u w:val="single"/>
         </w:rPr>
-        <w:hyperlink r:id="rId14" w:history="1">
+        <w:hyperlink r:id="rId13" w:history="1">
           <w:r>
             <w:rPr>
               <w:rStyle w:val="Hyperlink"/>
@@ -1920,7 +1920,7 @@
           <w:sz w:val="24"/>
           <w:u w:val="single"/>
         </w:rPr>
-        <w:hyperlink r:id="rId14" w:history="1">
+        <w:hyperlink r:id="rId13" w:history="1">
           <w:r>
             <w:rPr>
               <w:rStyle w:val="Hyperlink"/>
@@ -1938,7 +1938,7 @@
           <w:sz w:val="24"/>
           <w:u w:val="single"/>
         </w:rPr>
-        <w:hyperlink r:id="rId14" w:history="1">
+        <w:hyperlink r:id="rId13" w:history="1">
           <w:r>
             <w:rPr>
               <w:rStyle w:val="Hyperlink"/>
@@ -1967,7 +1967,7 @@
           <w:sz w:val="24"/>
           <w:u w:val="single"/>
         </w:rPr>
-        <w:hyperlink r:id="rId14" w:history="1">
+        <w:hyperlink r:id="rId13" w:history="1">
           <w:r>
             <w:rPr>
               <w:rStyle w:val="Hyperlink"/>
@@ -1985,7 +1985,7 @@
           <w:sz w:val="24"/>
           <w:u w:val="single"/>
         </w:rPr>
-        <w:hyperlink r:id="rId14" w:history="1">
+        <w:hyperlink r:id="rId13" w:history="1">
           <w:r>
             <w:rPr>
               <w:rStyle w:val="Hyperlink"/>
@@ -2003,7 +2003,7 @@
           <w:sz w:val="24"/>
           <w:u w:val="single"/>
         </w:rPr>
-        <w:hyperlink r:id="rId14" w:history="1">
+        <w:hyperlink r:id="rId13" w:history="1">
           <w:r>
             <w:rPr>
               <w:rStyle w:val="Hyperlink"/>
@@ -2032,7 +2032,7 @@
           <w:sz w:val="24"/>
           <w:u w:val="single"/>
         </w:rPr>
-        <w:hyperlink r:id="rId14" w:history="1">
+        <w:hyperlink r:id="rId13" w:history="1">
           <w:r>
             <w:rPr>
               <w:rStyle w:val="Hyperlink"/>
@@ -2501,14 +2501,7 @@
           <w:color w:val="000000"/>
           <w:sz w:val="24"/>
         </w:rPr>
-        <w:hyperlink r:id="rId16" w:history="1">
-          <w:r>
-            <w:rPr>
-              <w:rStyle w:val="Hyperlink"/>
-            </w:rPr>
-            <w:t>hives of</w:t>
-          </w:r>
-        </w:hyperlink>
+        <w:t>hives of</w:t>
       </w:r>
       <w:r>
         <w:rPr>

--- a/EXPORTS/DOCX/published/niveau3/English/WMAmsterdam.docx
+++ b/EXPORTS/DOCX/published/niveau3/English/WMAmsterdam.docx
@@ -195,25 +195,7 @@
           <w:color w:val="000000"/>
           <w:sz w:val="24"/>
         </w:rPr>
-        <w:t>Haarlem in 1871. The Colonial Museum, located in Paviljo</w:t>
-      </w:r>
-      <w:r>
-        <w:rPr>
-          <w:u w:val="single" w:color="0000ff"/>
-          <w:rFonts w:ascii="Charis SIL Regular" w:hAnsi="Charis SIL Regular" w:eastAsia="Charis SIL Regular"/>
-          <w:b w:val="0"/>
-          <w:i w:val="0"/>
-          <w:color w:val="000000"/>
-          <w:sz w:val="24"/>
-        </w:rPr>
-        <w:hyperlink r:id="rId9" w:history="1">
-          <w:r>
-            <w:rPr>
-              <w:rStyle w:val="Hyperlink"/>
-            </w:rPr>
-            <w:t>en Welg</w:t>
-          </w:r>
-        </w:hyperlink>
+        <w:t>Haarlem in 1871. The Colonial Museum, located in Paviljoen Welg</w:t>
       </w:r>
       <w:r>
         <w:rPr>
@@ -386,6 +368,74 @@
           <w:i w:val="0"/>
           <w:color w:val="0000FF"/>
           <w:sz w:val="24"/>
+        </w:rPr>
+        <w:t>Johann George Ott</w:t>
+      </w:r>
+      <w:r>
+        <w:rPr>
+          <w:rFonts w:ascii="Charis SIL Regular" w:hAnsi="Charis SIL Regular" w:eastAsia="Charis SIL Regular"/>
+          <w:b w:val="0"/>
+          <w:i w:val="0"/>
+          <w:color w:val="0000FF"/>
+          <w:sz w:val="24"/>
+          <w:u w:val="single"/>
+        </w:rPr>
+        <w:hyperlink r:id="rId10" w:history="1">
+          <w:r>
+            <w:rPr>
+              <w:rStyle w:val="Hyperlink"/>
+            </w:rPr>
+            <w:t>o</w:t>
+          </w:r>
+        </w:hyperlink>
+      </w:r>
+      <w:r>
+        <w:rPr>
+          <w:rFonts w:ascii="Charis SIL Regular" w:hAnsi="Charis SIL Regular" w:eastAsia="Charis SIL Regular"/>
+          <w:b w:val="0"/>
+          <w:i w:val="0"/>
+          <w:color w:val="0000FF"/>
+          <w:sz w:val="24"/>
+          <w:u w:val="single"/>
+        </w:rPr>
+        <w:t xml:space="preserve"> </w:t>
+      </w:r>
+      <w:r>
+        <w:rPr>
+          <w:rFonts w:ascii="Charis SIL Regular" w:hAnsi="Charis SIL Regular" w:eastAsia="Charis SIL Regular"/>
+          <w:b w:val="0"/>
+          <w:i w:val="0"/>
+          <w:color w:val="0000FF"/>
+          <w:sz w:val="24"/>
+          <w:u w:val="single"/>
+        </w:rPr>
+        <w:hyperlink r:id="rId10" w:history="1">
+          <w:r>
+            <w:rPr>
+              <w:rStyle w:val="Hyperlink"/>
+            </w:rPr>
+            <w:t>Stuart</w:t>
+          </w:r>
+        </w:hyperlink>
+      </w:r>
+      <w:r>
+        <w:rPr>
+          <w:rFonts w:ascii="Charis SIL Regular" w:hAnsi="Charis SIL Regular" w:eastAsia="Charis SIL Regular"/>
+          <w:b w:val="0"/>
+          <w:i w:val="0"/>
+          <w:color w:val="0000FF"/>
+          <w:sz w:val="24"/>
+          <w:u w:val="single"/>
+        </w:rPr>
+        <w:t xml:space="preserve"> </w:t>
+      </w:r>
+      <w:r>
+        <w:rPr>
+          <w:rFonts w:ascii="Charis SIL Regular" w:hAnsi="Charis SIL Regular" w:eastAsia="Charis SIL Regular"/>
+          <w:b w:val="0"/>
+          <w:i w:val="0"/>
+          <w:color w:val="0000FF"/>
+          <w:sz w:val="24"/>
           <w:u w:val="single"/>
         </w:rPr>
         <w:hyperlink r:id="rId11" w:history="1">
@@ -393,65 +443,7 @@
             <w:rPr>
               <w:rStyle w:val="Hyperlink"/>
             </w:rPr>
-            <w:t>Johann</w:t>
-          </w:r>
-        </w:hyperlink>
-      </w:r>
-      <w:r>
-        <w:rPr>
-          <w:rFonts w:ascii="Charis SIL Regular" w:hAnsi="Charis SIL Regular" w:eastAsia="Charis SIL Regular"/>
-          <w:b w:val="0"/>
-          <w:i w:val="0"/>
-          <w:color w:val="0000FF"/>
-          <w:sz w:val="24"/>
-          <w:u w:val="single"/>
-        </w:rPr>
-        <w:t xml:space="preserve"> </w:t>
-      </w:r>
-      <w:r>
-        <w:rPr>
-          <w:rFonts w:ascii="Charis SIL Regular" w:hAnsi="Charis SIL Regular" w:eastAsia="Charis SIL Regular"/>
-          <w:b w:val="0"/>
-          <w:i w:val="0"/>
-          <w:color w:val="0000FF"/>
-          <w:sz w:val="24"/>
-          <w:u w:val="single"/>
-        </w:rPr>
-        <w:hyperlink r:id="rId11" w:history="1">
-          <w:r>
-            <w:rPr>
-              <w:rStyle w:val="Hyperlink"/>
-            </w:rPr>
-            <w:t>George</w:t>
-          </w:r>
-        </w:hyperlink>
-      </w:r>
-      <w:r>
-        <w:rPr>
-          <w:rFonts w:ascii="Charis SIL Regular" w:hAnsi="Charis SIL Regular" w:eastAsia="Charis SIL Regular"/>
-          <w:b w:val="0"/>
-          <w:i w:val="0"/>
-          <w:color w:val="0000FF"/>
-          <w:sz w:val="24"/>
-          <w:u w:val="single"/>
-        </w:rPr>
-        <w:t xml:space="preserve"> </w:t>
-      </w:r>
-      <w:r>
-        <w:rPr>
-          <w:rFonts w:ascii="Charis SIL Regular" w:hAnsi="Charis SIL Regular" w:eastAsia="Charis SIL Regular"/>
-          <w:b w:val="0"/>
-          <w:i w:val="0"/>
-          <w:color w:val="0000FF"/>
-          <w:sz w:val="24"/>
-          <w:u w:val="single"/>
-        </w:rPr>
-        <w:hyperlink r:id="rId11" w:history="1">
-          <w:r>
-            <w:rPr>
-              <w:rStyle w:val="Hyperlink"/>
-            </w:rPr>
-            <w:t>Ott</w:t>
+            <w:t>v</w:t>
           </w:r>
         </w:hyperlink>
       </w:r>
@@ -482,83 +474,7 @@
           <w:sz w:val="24"/>
           <w:u w:val="single"/>
         </w:rPr>
-        <w:t xml:space="preserve"> </w:t>
-      </w:r>
-      <w:r>
-        <w:rPr>
-          <w:rFonts w:ascii="Charis SIL Regular" w:hAnsi="Charis SIL Regular" w:eastAsia="Charis SIL Regular"/>
-          <w:b w:val="0"/>
-          <w:i w:val="0"/>
-          <w:color w:val="0000FF"/>
-          <w:sz w:val="24"/>
-          <w:u w:val="single"/>
-        </w:rPr>
         <w:hyperlink r:id="rId11" w:history="1">
-          <w:r>
-            <w:rPr>
-              <w:rStyle w:val="Hyperlink"/>
-            </w:rPr>
-            <w:t>Stuart</w:t>
-          </w:r>
-        </w:hyperlink>
-      </w:r>
-      <w:r>
-        <w:rPr>
-          <w:rFonts w:ascii="Charis SIL Regular" w:hAnsi="Charis SIL Regular" w:eastAsia="Charis SIL Regular"/>
-          <w:b w:val="0"/>
-          <w:i w:val="0"/>
-          <w:color w:val="0000FF"/>
-          <w:sz w:val="24"/>
-          <w:u w:val="single"/>
-        </w:rPr>
-        <w:t xml:space="preserve"> </w:t>
-      </w:r>
-      <w:r>
-        <w:rPr>
-          <w:rFonts w:ascii="Charis SIL Regular" w:hAnsi="Charis SIL Regular" w:eastAsia="Charis SIL Regular"/>
-          <w:b w:val="0"/>
-          <w:i w:val="0"/>
-          <w:color w:val="0000FF"/>
-          <w:sz w:val="24"/>
-          <w:u w:val="single"/>
-        </w:rPr>
-        <w:hyperlink r:id="rId11" w:history="1">
-          <w:r>
-            <w:rPr>
-              <w:rStyle w:val="Hyperlink"/>
-            </w:rPr>
-            <w:t>v</w:t>
-          </w:r>
-        </w:hyperlink>
-      </w:r>
-      <w:r>
-        <w:rPr>
-          <w:rFonts w:ascii="Charis SIL Regular" w:hAnsi="Charis SIL Regular" w:eastAsia="Charis SIL Regular"/>
-          <w:b w:val="0"/>
-          <w:i w:val="0"/>
-          <w:color w:val="0000FF"/>
-          <w:sz w:val="24"/>
-          <w:u w:val="single"/>
-        </w:rPr>
-        <w:hyperlink r:id="rId11" w:history="1">
-          <w:r>
-            <w:rPr>
-              <w:rStyle w:val="Hyperlink"/>
-            </w:rPr>
-            <w:t>o</w:t>
-          </w:r>
-        </w:hyperlink>
-      </w:r>
-      <w:r>
-        <w:rPr>
-          <w:rFonts w:ascii="Charis SIL Regular" w:hAnsi="Charis SIL Regular" w:eastAsia="Charis SIL Regular"/>
-          <w:b w:val="0"/>
-          <w:i w:val="0"/>
-          <w:color w:val="0000FF"/>
-          <w:sz w:val="24"/>
-          <w:u w:val="single"/>
-        </w:rPr>
-        <w:hyperlink r:id="rId10" w:history="1">
           <w:r>
             <w:rPr>
               <w:rStyle w:val="Hyperlink"/>
@@ -1544,7 +1460,7 @@
           <w:sz w:val="24"/>
           <w:u w:val="single"/>
         </w:rPr>
-        <w:hyperlink r:id="rId13" w:history="1">
+        <w:hyperlink r:id="rId14" w:history="1">
           <w:r>
             <w:rPr>
               <w:rStyle w:val="Hyperlink"/>
@@ -1591,7 +1507,7 @@
           <w:sz w:val="24"/>
           <w:u w:val="single"/>
         </w:rPr>
-        <w:hyperlink r:id="rId14" w:history="1">
+        <w:hyperlink r:id="rId13" w:history="1">
           <w:r>
             <w:rPr>
               <w:rStyle w:val="Hyperlink"/>
@@ -1620,7 +1536,7 @@
           <w:sz w:val="24"/>
           <w:u w:val="single"/>
         </w:rPr>
-        <w:hyperlink r:id="rId14" w:history="1">
+        <w:hyperlink r:id="rId13" w:history="1">
           <w:r>
             <w:rPr>
               <w:rStyle w:val="Hyperlink"/>
@@ -1649,7 +1565,7 @@
           <w:sz w:val="24"/>
           <w:u w:val="single"/>
         </w:rPr>
-        <w:hyperlink r:id="rId14" w:history="1">
+        <w:hyperlink r:id="rId13" w:history="1">
           <w:r>
             <w:rPr>
               <w:rStyle w:val="Hyperlink"/>
@@ -1667,7 +1583,7 @@
           <w:sz w:val="24"/>
           <w:u w:val="single"/>
         </w:rPr>
-        <w:hyperlink r:id="rId14" w:history="1">
+        <w:hyperlink r:id="rId13" w:history="1">
           <w:r>
             <w:rPr>
               <w:rStyle w:val="Hyperlink"/>
@@ -1873,7 +1789,7 @@
           <w:sz w:val="24"/>
           <w:u w:val="single"/>
         </w:rPr>
-        <w:hyperlink r:id="rId13" w:history="1">
+        <w:hyperlink r:id="rId14" w:history="1">
           <w:r>
             <w:rPr>
               <w:rStyle w:val="Hyperlink"/>
@@ -2003,7 +1919,7 @@
           <w:sz w:val="24"/>
           <w:u w:val="single"/>
         </w:rPr>
-        <w:hyperlink r:id="rId14" w:history="1">
+        <w:hyperlink r:id="rId13" w:history="1">
           <w:r>
             <w:rPr>
               <w:rStyle w:val="Hyperlink"/>
@@ -2032,7 +1948,7 @@
           <w:sz w:val="24"/>
           <w:u w:val="single"/>
         </w:rPr>
-        <w:hyperlink r:id="rId14" w:history="1">
+        <w:hyperlink r:id="rId13" w:history="1">
           <w:r>
             <w:rPr>
               <w:rStyle w:val="Hyperlink"/>

--- a/EXPORTS/DOCX/published/niveau3/English/WMAmsterdam.docx
+++ b/EXPORTS/DOCX/published/niveau3/English/WMAmsterdam.docx
@@ -605,7 +605,7 @@
           <w:sz w:val="24"/>
           <w:u w:val="single"/>
         </w:rPr>
-        <w:hyperlink r:id="rId11" w:history="1">
+        <w:hyperlink r:id="rId10" w:history="1">
           <w:r>
             <w:rPr>
               <w:rStyle w:val="Hyperlink"/>
@@ -623,7 +623,7 @@
           <w:sz w:val="24"/>
           <w:u w:val="single"/>
         </w:rPr>
-        <w:hyperlink r:id="rId11" w:history="1">
+        <w:hyperlink r:id="rId10" w:history="1">
           <w:r>
             <w:rPr>
               <w:rStyle w:val="Hyperlink"/>
@@ -652,7 +652,7 @@
           <w:sz w:val="24"/>
           <w:u w:val="single"/>
         </w:rPr>
-        <w:hyperlink r:id="rId11" w:history="1">
+        <w:hyperlink r:id="rId10" w:history="1">
           <w:r>
             <w:rPr>
               <w:rStyle w:val="Hyperlink"/>
@@ -726,7 +726,61 @@
           <w:color w:val="000000"/>
           <w:sz w:val="24"/>
         </w:rPr>
-        <w:t>Dutch East Indies, 's Land</w:t>
+        <w:t>Dutch Eas</w:t>
+      </w:r>
+      <w:r>
+        <w:rPr>
+          <w:u w:val="single" w:color="0000ff"/>
+          <w:rFonts w:ascii="Charis SIL Regular" w:hAnsi="Charis SIL Regular" w:eastAsia="Charis SIL Regular"/>
+          <w:b w:val="0"/>
+          <w:i w:val="0"/>
+          <w:color w:val="000000"/>
+          <w:sz w:val="24"/>
+        </w:rPr>
+        <w:hyperlink r:id="rId11" w:history="1">
+          <w:r>
+            <w:rPr>
+              <w:rStyle w:val="Hyperlink"/>
+            </w:rPr>
+            <w:t>t Indies</w:t>
+          </w:r>
+        </w:hyperlink>
+      </w:r>
+      <w:r>
+        <w:rPr>
+          <w:u w:val="single" w:color="0000ff"/>
+          <w:rFonts w:ascii="Charis SIL Regular" w:hAnsi="Charis SIL Regular" w:eastAsia="Charis SIL Regular"/>
+          <w:b w:val="0"/>
+          <w:i w:val="0"/>
+          <w:color w:val="000000"/>
+          <w:sz w:val="24"/>
+        </w:rPr>
+        <w:hyperlink r:id="rId11" w:history="1">
+          <w:r>
+            <w:rPr>
+              <w:rStyle w:val="Hyperlink"/>
+            </w:rPr>
+            <w:t>,</w:t>
+          </w:r>
+        </w:hyperlink>
+      </w:r>
+      <w:r>
+        <w:rPr>
+          <w:u w:val="single" w:color="0000ff"/>
+          <w:rFonts w:ascii="Charis SIL Regular" w:hAnsi="Charis SIL Regular" w:eastAsia="Charis SIL Regular"/>
+          <w:b w:val="0"/>
+          <w:i w:val="0"/>
+          <w:color w:val="000000"/>
+          <w:sz w:val="24"/>
+        </w:rPr>
+        <w:hyperlink r:id="rId11" w:history="1">
+          <w:r>
+            <w:rPr>
+              <w:rStyle w:val="Hyperlink"/>
+            </w:rPr>
+            <w:t xml:space="preserve"> 's Land</w:t>
+          </w:r>
+        </w:hyperlink>
       </w:r>
       <w:r>
         <w:rPr>
@@ -1566,7 +1620,7 @@
           <w:sz w:val="24"/>
           <w:u w:val="single"/>
         </w:rPr>
-        <w:hyperlink r:id="rId13" w:history="1">
+        <w:hyperlink r:id="rId14" w:history="1">
           <w:r>
             <w:rPr>
               <w:rStyle w:val="Hyperlink"/>
@@ -1582,6 +1636,16 @@
           <w:i w:val="0"/>
           <w:color w:val="0000FF"/>
           <w:sz w:val="24"/>
+        </w:rPr>
+        <w:t xml:space="preserve"> Natural History in</w:t>
+      </w:r>
+      <w:r>
+        <w:rPr>
+          <w:rFonts w:ascii="Charis SIL Regular" w:hAnsi="Charis SIL Regular" w:eastAsia="Charis SIL Regular"/>
+          <w:b w:val="0"/>
+          <w:i w:val="0"/>
+          <w:color w:val="0000FF"/>
+          <w:sz w:val="24"/>
           <w:u w:val="single"/>
         </w:rPr>
         <w:t xml:space="preserve"> </w:t>
@@ -1600,7 +1664,7 @@
             <w:rPr>
               <w:rStyle w:val="Hyperlink"/>
             </w:rPr>
-            <w:t>N</w:t>
+            <w:t>Leid</w:t>
           </w:r>
         </w:hyperlink>
       </w:r>
@@ -1618,7 +1682,7 @@
             <w:rPr>
               <w:rStyle w:val="Hyperlink"/>
             </w:rPr>
-            <w:t>a</w:t>
+            <w:t>e</w:t>
           </w:r>
         </w:hyperlink>
       </w:r>
@@ -1636,7 +1700,65 @@
             <w:rPr>
               <w:rStyle w:val="Hyperlink"/>
             </w:rPr>
-            <w:t>tu</w:t>
+            <w:t>n</w:t>
+          </w:r>
+        </w:hyperlink>
+      </w:r>
+      <w:r>
+        <w:rPr>
+          <w:rFonts w:ascii="Charis SIL Regular" w:hAnsi="Charis SIL Regular" w:eastAsia="Charis SIL Regular"/>
+          <w:b w:val="0"/>
+          <w:i w:val="0"/>
+          <w:color w:val="0000FF"/>
+          <w:sz w:val="24"/>
+          <w:u w:val="single"/>
+        </w:rPr>
+        <w:t xml:space="preserve"> </w:t>
+      </w:r>
+      <w:r>
+        <w:rPr>
+          <w:rFonts w:ascii="Charis SIL Regular" w:hAnsi="Charis SIL Regular" w:eastAsia="Charis SIL Regular"/>
+          <w:b w:val="0"/>
+          <w:i w:val="0"/>
+          <w:color w:val="0000FF"/>
+          <w:sz w:val="24"/>
+          <w:u w:val="single"/>
+        </w:rPr>
+        <w:hyperlink r:id="rId13" w:history="1">
+          <w:r>
+            <w:rPr>
+              <w:rStyle w:val="Hyperlink"/>
+            </w:rPr>
+            <w:t>(now</w:t>
+          </w:r>
+        </w:hyperlink>
+      </w:r>
+      <w:r>
+        <w:rPr>
+          <w:rFonts w:ascii="Charis SIL Regular" w:hAnsi="Charis SIL Regular" w:eastAsia="Charis SIL Regular"/>
+          <w:b w:val="0"/>
+          <w:i w:val="0"/>
+          <w:color w:val="0000FF"/>
+          <w:sz w:val="24"/>
+          <w:u w:val="single"/>
+        </w:rPr>
+        <w:t xml:space="preserve"> </w:t>
+      </w:r>
+      <w:r>
+        <w:rPr>
+          <w:rFonts w:ascii="Charis SIL Regular" w:hAnsi="Charis SIL Regular" w:eastAsia="Charis SIL Regular"/>
+          <w:b w:val="0"/>
+          <w:i w:val="0"/>
+          <w:color w:val="0000FF"/>
+          <w:sz w:val="24"/>
+          <w:u w:val="single"/>
+        </w:rPr>
+        <w:hyperlink r:id="rId13" w:history="1">
+          <w:r>
+            <w:rPr>
+              <w:rStyle w:val="Hyperlink"/>
+            </w:rPr>
+            <w:t>Natu</w:t>
           </w:r>
         </w:hyperlink>
       </w:r>
@@ -1672,223 +1794,6 @@
             <w:rPr>
               <w:rStyle w:val="Hyperlink"/>
             </w:rPr>
-            <w:t>al</w:t>
-          </w:r>
-        </w:hyperlink>
-      </w:r>
-      <w:r>
-        <w:rPr>
-          <w:rFonts w:ascii="Charis SIL Regular" w:hAnsi="Charis SIL Regular" w:eastAsia="Charis SIL Regular"/>
-          <w:b w:val="0"/>
-          <w:i w:val="0"/>
-          <w:color w:val="0000FF"/>
-          <w:sz w:val="24"/>
-          <w:u w:val="single"/>
-        </w:rPr>
-        <w:t xml:space="preserve"> </w:t>
-      </w:r>
-      <w:r>
-        <w:rPr>
-          <w:rFonts w:ascii="Charis SIL Regular" w:hAnsi="Charis SIL Regular" w:eastAsia="Charis SIL Regular"/>
-          <w:b w:val="0"/>
-          <w:i w:val="0"/>
-          <w:color w:val="0000FF"/>
-          <w:sz w:val="24"/>
-          <w:u w:val="single"/>
-        </w:rPr>
-        <w:hyperlink r:id="rId13" w:history="1">
-          <w:r>
-            <w:rPr>
-              <w:rStyle w:val="Hyperlink"/>
-            </w:rPr>
-            <w:t>History</w:t>
-          </w:r>
-        </w:hyperlink>
-      </w:r>
-      <w:r>
-        <w:rPr>
-          <w:rFonts w:ascii="Charis SIL Regular" w:hAnsi="Charis SIL Regular" w:eastAsia="Charis SIL Regular"/>
-          <w:b w:val="0"/>
-          <w:i w:val="0"/>
-          <w:color w:val="0000FF"/>
-          <w:sz w:val="24"/>
-          <w:u w:val="single"/>
-        </w:rPr>
-        <w:t xml:space="preserve"> </w:t>
-      </w:r>
-      <w:r>
-        <w:rPr>
-          <w:rFonts w:ascii="Charis SIL Regular" w:hAnsi="Charis SIL Regular" w:eastAsia="Charis SIL Regular"/>
-          <w:b w:val="0"/>
-          <w:i w:val="0"/>
-          <w:color w:val="0000FF"/>
-          <w:sz w:val="24"/>
-          <w:u w:val="single"/>
-        </w:rPr>
-        <w:hyperlink r:id="rId14" w:history="1">
-          <w:r>
-            <w:rPr>
-              <w:rStyle w:val="Hyperlink"/>
-            </w:rPr>
-            <w:t>in</w:t>
-          </w:r>
-        </w:hyperlink>
-      </w:r>
-      <w:r>
-        <w:rPr>
-          <w:rFonts w:ascii="Charis SIL Regular" w:hAnsi="Charis SIL Regular" w:eastAsia="Charis SIL Regular"/>
-          <w:b w:val="0"/>
-          <w:i w:val="0"/>
-          <w:color w:val="0000FF"/>
-          <w:sz w:val="24"/>
-          <w:u w:val="single"/>
-        </w:rPr>
-        <w:t xml:space="preserve"> </w:t>
-      </w:r>
-      <w:r>
-        <w:rPr>
-          <w:rFonts w:ascii="Charis SIL Regular" w:hAnsi="Charis SIL Regular" w:eastAsia="Charis SIL Regular"/>
-          <w:b w:val="0"/>
-          <w:i w:val="0"/>
-          <w:color w:val="0000FF"/>
-          <w:sz w:val="24"/>
-          <w:u w:val="single"/>
-        </w:rPr>
-        <w:hyperlink r:id="rId14" w:history="1">
-          <w:r>
-            <w:rPr>
-              <w:rStyle w:val="Hyperlink"/>
-            </w:rPr>
-            <w:t>Leid</w:t>
-          </w:r>
-        </w:hyperlink>
-      </w:r>
-      <w:r>
-        <w:rPr>
-          <w:rFonts w:ascii="Charis SIL Regular" w:hAnsi="Charis SIL Regular" w:eastAsia="Charis SIL Regular"/>
-          <w:b w:val="0"/>
-          <w:i w:val="0"/>
-          <w:color w:val="0000FF"/>
-          <w:sz w:val="24"/>
-          <w:u w:val="single"/>
-        </w:rPr>
-        <w:hyperlink r:id="rId14" w:history="1">
-          <w:r>
-            <w:rPr>
-              <w:rStyle w:val="Hyperlink"/>
-            </w:rPr>
-            <w:t>e</w:t>
-          </w:r>
-        </w:hyperlink>
-      </w:r>
-      <w:r>
-        <w:rPr>
-          <w:rFonts w:ascii="Charis SIL Regular" w:hAnsi="Charis SIL Regular" w:eastAsia="Charis SIL Regular"/>
-          <w:b w:val="0"/>
-          <w:i w:val="0"/>
-          <w:color w:val="0000FF"/>
-          <w:sz w:val="24"/>
-          <w:u w:val="single"/>
-        </w:rPr>
-        <w:hyperlink r:id="rId14" w:history="1">
-          <w:r>
-            <w:rPr>
-              <w:rStyle w:val="Hyperlink"/>
-            </w:rPr>
-            <w:t>n</w:t>
-          </w:r>
-        </w:hyperlink>
-      </w:r>
-      <w:r>
-        <w:rPr>
-          <w:rFonts w:ascii="Charis SIL Regular" w:hAnsi="Charis SIL Regular" w:eastAsia="Charis SIL Regular"/>
-          <w:b w:val="0"/>
-          <w:i w:val="0"/>
-          <w:color w:val="0000FF"/>
-          <w:sz w:val="24"/>
-          <w:u w:val="single"/>
-        </w:rPr>
-        <w:t xml:space="preserve"> </w:t>
-      </w:r>
-      <w:r>
-        <w:rPr>
-          <w:rFonts w:ascii="Charis SIL Regular" w:hAnsi="Charis SIL Regular" w:eastAsia="Charis SIL Regular"/>
-          <w:b w:val="0"/>
-          <w:i w:val="0"/>
-          <w:color w:val="0000FF"/>
-          <w:sz w:val="24"/>
-          <w:u w:val="single"/>
-        </w:rPr>
-        <w:hyperlink r:id="rId14" w:history="1">
-          <w:r>
-            <w:rPr>
-              <w:rStyle w:val="Hyperlink"/>
-            </w:rPr>
-            <w:t>(now</w:t>
-          </w:r>
-        </w:hyperlink>
-      </w:r>
-      <w:r>
-        <w:rPr>
-          <w:rFonts w:ascii="Charis SIL Regular" w:hAnsi="Charis SIL Regular" w:eastAsia="Charis SIL Regular"/>
-          <w:b w:val="0"/>
-          <w:i w:val="0"/>
-          <w:color w:val="0000FF"/>
-          <w:sz w:val="24"/>
-          <w:u w:val="single"/>
-        </w:rPr>
-        <w:t xml:space="preserve"> </w:t>
-      </w:r>
-      <w:r>
-        <w:rPr>
-          <w:rFonts w:ascii="Charis SIL Regular" w:hAnsi="Charis SIL Regular" w:eastAsia="Charis SIL Regular"/>
-          <w:b w:val="0"/>
-          <w:i w:val="0"/>
-          <w:color w:val="0000FF"/>
-          <w:sz w:val="24"/>
-          <w:u w:val="single"/>
-        </w:rPr>
-        <w:hyperlink r:id="rId14" w:history="1">
-          <w:r>
-            <w:rPr>
-              <w:rStyle w:val="Hyperlink"/>
-            </w:rPr>
-            <w:t>Natu</w:t>
-          </w:r>
-        </w:hyperlink>
-      </w:r>
-      <w:r>
-        <w:rPr>
-          <w:rFonts w:ascii="Charis SIL Regular" w:hAnsi="Charis SIL Regular" w:eastAsia="Charis SIL Regular"/>
-          <w:b w:val="0"/>
-          <w:i w:val="0"/>
-          <w:color w:val="0000FF"/>
-          <w:sz w:val="24"/>
-          <w:u w:val="single"/>
-        </w:rPr>
-        <w:hyperlink r:id="rId13" w:history="1">
-          <w:r>
-            <w:rPr>
-              <w:rStyle w:val="Hyperlink"/>
-            </w:rPr>
-            <w:t>r</w:t>
-          </w:r>
-        </w:hyperlink>
-      </w:r>
-      <w:r>
-        <w:rPr>
-          <w:rFonts w:ascii="Charis SIL Regular" w:hAnsi="Charis SIL Regular" w:eastAsia="Charis SIL Regular"/>
-          <w:b w:val="0"/>
-          <w:i w:val="0"/>
-          <w:color w:val="0000FF"/>
-          <w:sz w:val="24"/>
-          <w:u w:val="single"/>
-        </w:rPr>
-        <w:hyperlink r:id="rId13" w:history="1">
-          <w:r>
-            <w:rPr>
-              <w:rStyle w:val="Hyperlink"/>
-            </w:rPr>
             <w:t>alis</w:t>
           </w:r>
         </w:hyperlink>
@@ -1913,7 +1818,7 @@
           <w:sz w:val="24"/>
           <w:u w:val="single"/>
         </w:rPr>
-        <w:hyperlink r:id="rId13" w:history="1">
+        <w:hyperlink r:id="rId14" w:history="1">
           <w:r>
             <w:rPr>
               <w:rStyle w:val="Hyperlink"/>
@@ -1931,7 +1836,7 @@
           <w:sz w:val="24"/>
           <w:u w:val="single"/>
         </w:rPr>
-        <w:hyperlink r:id="rId13" w:history="1">
+        <w:hyperlink r:id="rId14" w:history="1">
           <w:r>
             <w:rPr>
               <w:rStyle w:val="Hyperlink"/>
@@ -1949,7 +1854,7 @@
           <w:sz w:val="24"/>
           <w:u w:val="single"/>
         </w:rPr>
-        <w:hyperlink r:id="rId13" w:history="1">
+        <w:hyperlink r:id="rId14" w:history="1">
           <w:r>
             <w:rPr>
               <w:rStyle w:val="Hyperlink"/>
@@ -2447,7 +2352,14 @@
           <w:color w:val="000000"/>
           <w:sz w:val="24"/>
         </w:rPr>
-        <w:t>hives of</w:t>
+        <w:hyperlink r:id="rId16" w:history="1">
+          <w:r>
+            <w:rPr>
+              <w:rStyle w:val="Hyperlink"/>
+            </w:rPr>
+            <w:t>hives of</w:t>
+          </w:r>
+        </w:hyperlink>
       </w:r>
       <w:r>
         <w:rPr>

--- a/EXPORTS/DOCX/published/niveau3/English/WMAmsterdam.docx
+++ b/EXPORTS/DOCX/published/niveau3/English/WMAmsterdam.docx
@@ -605,7 +605,7 @@
           <w:sz w:val="24"/>
           <w:u w:val="single"/>
         </w:rPr>
-        <w:hyperlink r:id="rId10" w:history="1">
+        <w:hyperlink r:id="rId11" w:history="1">
           <w:r>
             <w:rPr>
               <w:rStyle w:val="Hyperlink"/>
@@ -623,7 +623,7 @@
           <w:sz w:val="24"/>
           <w:u w:val="single"/>
         </w:rPr>
-        <w:hyperlink r:id="rId10" w:history="1">
+        <w:hyperlink r:id="rId11" w:history="1">
           <w:r>
             <w:rPr>
               <w:rStyle w:val="Hyperlink"/>
@@ -652,7 +652,7 @@
           <w:sz w:val="24"/>
           <w:u w:val="single"/>
         </w:rPr>
-        <w:hyperlink r:id="rId10" w:history="1">
+        <w:hyperlink r:id="rId11" w:history="1">
           <w:r>
             <w:rPr>
               <w:rStyle w:val="Hyperlink"/>
@@ -1620,7 +1620,7 @@
           <w:sz w:val="24"/>
           <w:u w:val="single"/>
         </w:rPr>
-        <w:hyperlink r:id="rId14" w:history="1">
+        <w:hyperlink r:id="rId13" w:history="1">
           <w:r>
             <w:rPr>
               <w:rStyle w:val="Hyperlink"/>
@@ -1636,8 +1636,9 @@
           <w:i w:val="0"/>
           <w:color w:val="0000FF"/>
           <w:sz w:val="24"/>
-        </w:rPr>
-        <w:t xml:space="preserve"> Natural History in</w:t>
+          <w:u w:val="single"/>
+        </w:rPr>
+        <w:t xml:space="preserve"> </w:t>
       </w:r>
       <w:r>
         <w:rPr>
@@ -1648,7 +1649,14 @@
           <w:sz w:val="24"/>
           <w:u w:val="single"/>
         </w:rPr>
-        <w:t xml:space="preserve"> </w:t>
+        <w:hyperlink r:id="rId14" w:history="1">
+          <w:r>
+            <w:rPr>
+              <w:rStyle w:val="Hyperlink"/>
+            </w:rPr>
+            <w:t>N</w:t>
+          </w:r>
+        </w:hyperlink>
       </w:r>
       <w:r>
         <w:rPr>
@@ -1659,7 +1667,148 @@
           <w:sz w:val="24"/>
           <w:u w:val="single"/>
         </w:rPr>
-        <w:hyperlink r:id="rId13" w:history="1">
+        <w:hyperlink r:id="rId14" w:history="1">
+          <w:r>
+            <w:rPr>
+              <w:rStyle w:val="Hyperlink"/>
+            </w:rPr>
+            <w:t>a</w:t>
+          </w:r>
+        </w:hyperlink>
+      </w:r>
+      <w:r>
+        <w:rPr>
+          <w:rFonts w:ascii="Charis SIL Regular" w:hAnsi="Charis SIL Regular" w:eastAsia="Charis SIL Regular"/>
+          <w:b w:val="0"/>
+          <w:i w:val="0"/>
+          <w:color w:val="0000FF"/>
+          <w:sz w:val="24"/>
+          <w:u w:val="single"/>
+        </w:rPr>
+        <w:hyperlink r:id="rId14" w:history="1">
+          <w:r>
+            <w:rPr>
+              <w:rStyle w:val="Hyperlink"/>
+            </w:rPr>
+            <w:t>tu</w:t>
+          </w:r>
+        </w:hyperlink>
+      </w:r>
+      <w:r>
+        <w:rPr>
+          <w:rFonts w:ascii="Charis SIL Regular" w:hAnsi="Charis SIL Regular" w:eastAsia="Charis SIL Regular"/>
+          <w:b w:val="0"/>
+          <w:i w:val="0"/>
+          <w:color w:val="0000FF"/>
+          <w:sz w:val="24"/>
+          <w:u w:val="single"/>
+        </w:rPr>
+        <w:hyperlink r:id="rId14" w:history="1">
+          <w:r>
+            <w:rPr>
+              <w:rStyle w:val="Hyperlink"/>
+            </w:rPr>
+            <w:t>r</w:t>
+          </w:r>
+        </w:hyperlink>
+      </w:r>
+      <w:r>
+        <w:rPr>
+          <w:rFonts w:ascii="Charis SIL Regular" w:hAnsi="Charis SIL Regular" w:eastAsia="Charis SIL Regular"/>
+          <w:b w:val="0"/>
+          <w:i w:val="0"/>
+          <w:color w:val="0000FF"/>
+          <w:sz w:val="24"/>
+          <w:u w:val="single"/>
+        </w:rPr>
+        <w:hyperlink r:id="rId14" w:history="1">
+          <w:r>
+            <w:rPr>
+              <w:rStyle w:val="Hyperlink"/>
+            </w:rPr>
+            <w:t>al</w:t>
+          </w:r>
+        </w:hyperlink>
+      </w:r>
+      <w:r>
+        <w:rPr>
+          <w:rFonts w:ascii="Charis SIL Regular" w:hAnsi="Charis SIL Regular" w:eastAsia="Charis SIL Regular"/>
+          <w:b w:val="0"/>
+          <w:i w:val="0"/>
+          <w:color w:val="0000FF"/>
+          <w:sz w:val="24"/>
+          <w:u w:val="single"/>
+        </w:rPr>
+        <w:t xml:space="preserve"> </w:t>
+      </w:r>
+      <w:r>
+        <w:rPr>
+          <w:rFonts w:ascii="Charis SIL Regular" w:hAnsi="Charis SIL Regular" w:eastAsia="Charis SIL Regular"/>
+          <w:b w:val="0"/>
+          <w:i w:val="0"/>
+          <w:color w:val="0000FF"/>
+          <w:sz w:val="24"/>
+          <w:u w:val="single"/>
+        </w:rPr>
+        <w:hyperlink r:id="rId14" w:history="1">
+          <w:r>
+            <w:rPr>
+              <w:rStyle w:val="Hyperlink"/>
+            </w:rPr>
+            <w:t>History</w:t>
+          </w:r>
+        </w:hyperlink>
+      </w:r>
+      <w:r>
+        <w:rPr>
+          <w:rFonts w:ascii="Charis SIL Regular" w:hAnsi="Charis SIL Regular" w:eastAsia="Charis SIL Regular"/>
+          <w:b w:val="0"/>
+          <w:i w:val="0"/>
+          <w:color w:val="0000FF"/>
+          <w:sz w:val="24"/>
+          <w:u w:val="single"/>
+        </w:rPr>
+        <w:t xml:space="preserve"> </w:t>
+      </w:r>
+      <w:r>
+        <w:rPr>
+          <w:rFonts w:ascii="Charis SIL Regular" w:hAnsi="Charis SIL Regular" w:eastAsia="Charis SIL Regular"/>
+          <w:b w:val="0"/>
+          <w:i w:val="0"/>
+          <w:color w:val="0000FF"/>
+          <w:sz w:val="24"/>
+          <w:u w:val="single"/>
+        </w:rPr>
+        <w:hyperlink r:id="rId14" w:history="1">
+          <w:r>
+            <w:rPr>
+              <w:rStyle w:val="Hyperlink"/>
+            </w:rPr>
+            <w:t>in</w:t>
+          </w:r>
+        </w:hyperlink>
+      </w:r>
+      <w:r>
+        <w:rPr>
+          <w:rFonts w:ascii="Charis SIL Regular" w:hAnsi="Charis SIL Regular" w:eastAsia="Charis SIL Regular"/>
+          <w:b w:val="0"/>
+          <w:i w:val="0"/>
+          <w:color w:val="0000FF"/>
+          <w:sz w:val="24"/>
+          <w:u w:val="single"/>
+        </w:rPr>
+        <w:t xml:space="preserve"> </w:t>
+      </w:r>
+      <w:r>
+        <w:rPr>
+          <w:rFonts w:ascii="Charis SIL Regular" w:hAnsi="Charis SIL Regular" w:eastAsia="Charis SIL Regular"/>
+          <w:b w:val="0"/>
+          <w:i w:val="0"/>
+          <w:color w:val="0000FF"/>
+          <w:sz w:val="24"/>
+          <w:u w:val="single"/>
+        </w:rPr>
+        <w:hyperlink r:id="rId14" w:history="1">
           <w:r>
             <w:rPr>
               <w:rStyle w:val="Hyperlink"/>
@@ -1677,7 +1826,7 @@
           <w:sz w:val="24"/>
           <w:u w:val="single"/>
         </w:rPr>
-        <w:hyperlink r:id="rId13" w:history="1">
+        <w:hyperlink r:id="rId14" w:history="1">
           <w:r>
             <w:rPr>
               <w:rStyle w:val="Hyperlink"/>
@@ -1818,7 +1967,7 @@
           <w:sz w:val="24"/>
           <w:u w:val="single"/>
         </w:rPr>
-        <w:hyperlink r:id="rId14" w:history="1">
+        <w:hyperlink r:id="rId13" w:history="1">
           <w:r>
             <w:rPr>
               <w:rStyle w:val="Hyperlink"/>
@@ -1836,7 +1985,7 @@
           <w:sz w:val="24"/>
           <w:u w:val="single"/>
         </w:rPr>
-        <w:hyperlink r:id="rId14" w:history="1">
+        <w:hyperlink r:id="rId13" w:history="1">
           <w:r>
             <w:rPr>
               <w:rStyle w:val="Hyperlink"/>
@@ -1854,7 +2003,7 @@
           <w:sz w:val="24"/>
           <w:u w:val="single"/>
         </w:rPr>
-        <w:hyperlink r:id="rId14" w:history="1">
+        <w:hyperlink r:id="rId13" w:history="1">
           <w:r>
             <w:rPr>
               <w:rStyle w:val="Hyperlink"/>
@@ -2341,25 +2490,7 @@
           <w:color w:val="000000"/>
           <w:sz w:val="24"/>
         </w:rPr>
-        <w:t>Tropical Institute). This includes the arc</w:t>
-      </w:r>
-      <w:r>
-        <w:rPr>
-          <w:u w:val="single" w:color="0000ff"/>
-          <w:rFonts w:ascii="Charis SIL Regular" w:hAnsi="Charis SIL Regular" w:eastAsia="Charis SIL Regular"/>
-          <w:b w:val="0"/>
-          <w:i w:val="0"/>
-          <w:color w:val="000000"/>
-          <w:sz w:val="24"/>
-        </w:rPr>
-        <w:hyperlink r:id="rId16" w:history="1">
-          <w:r>
-            <w:rPr>
-              <w:rStyle w:val="Hyperlink"/>
-            </w:rPr>
-            <w:t>hives of</w:t>
-          </w:r>
-        </w:hyperlink>
+        <w:t>Tropical Institute). This includes the archives of</w:t>
       </w:r>
       <w:r>
         <w:rPr>
@@ -4589,7 +4720,7 @@
         <w:autoSpaceDN w:val="0"/>
         <w:autoSpaceDE w:val="0"/>
         <w:widowControl/>
-        <w:spacing w:line="554" w:lineRule="exact" w:before="0" w:after="0"/>
+        <w:spacing w:line="550" w:lineRule="exact" w:before="0" w:after="0"/>
         <w:ind w:left="0" w:right="3744" w:firstLine="800"/>
         <w:jc w:val="left"/>
       </w:pPr>

--- a/EXPORTS/DOCX/published/niveau3/English/WMAmsterdam.docx
+++ b/EXPORTS/DOCX/published/niveau3/English/WMAmsterdam.docx
@@ -1826,7 +1826,7 @@
           <w:sz w:val="24"/>
           <w:u w:val="single"/>
         </w:rPr>
-        <w:hyperlink r:id="rId14" w:history="1">
+        <w:hyperlink r:id="rId13" w:history="1">
           <w:r>
             <w:rPr>
               <w:rStyle w:val="Hyperlink"/>
@@ -2032,7 +2032,7 @@
           <w:sz w:val="24"/>
           <w:u w:val="single"/>
         </w:rPr>
-        <w:hyperlink r:id="rId14" w:history="1">
+        <w:hyperlink r:id="rId13" w:history="1">
           <w:r>
             <w:rPr>
               <w:rStyle w:val="Hyperlink"/>
@@ -2490,7 +2490,25 @@
           <w:color w:val="000000"/>
           <w:sz w:val="24"/>
         </w:rPr>
-        <w:t>Tropical Institute). This includes the archives of</w:t>
+        <w:t>Tropical Institute). This includes the arc</w:t>
+      </w:r>
+      <w:r>
+        <w:rPr>
+          <w:u w:val="single" w:color="0000ff"/>
+          <w:rFonts w:ascii="Charis SIL Regular" w:hAnsi="Charis SIL Regular" w:eastAsia="Charis SIL Regular"/>
+          <w:b w:val="0"/>
+          <w:i w:val="0"/>
+          <w:color w:val="000000"/>
+          <w:sz w:val="24"/>
+        </w:rPr>
+        <w:hyperlink r:id="rId16" w:history="1">
+          <w:r>
+            <w:rPr>
+              <w:rStyle w:val="Hyperlink"/>
+            </w:rPr>
+            <w:t>hives of</w:t>
+          </w:r>
+        </w:hyperlink>
       </w:r>
       <w:r>
         <w:rPr>

--- a/EXPORTS/DOCX/published/niveau3/English/WMAmsterdam.docx
+++ b/EXPORTS/DOCX/published/niveau3/English/WMAmsterdam.docx
@@ -540,7 +540,7 @@
           <w:sz w:val="24"/>
           <w:u w:val="single"/>
         </w:rPr>
-        <w:hyperlink r:id="rId11" w:history="1">
+        <w:hyperlink r:id="rId10" w:history="1">
           <w:r>
             <w:rPr>
               <w:rStyle w:val="Hyperlink"/>
@@ -558,7 +558,7 @@
           <w:sz w:val="24"/>
           <w:u w:val="single"/>
         </w:rPr>
-        <w:hyperlink r:id="rId11" w:history="1">
+        <w:hyperlink r:id="rId10" w:history="1">
           <w:r>
             <w:rPr>
               <w:rStyle w:val="Hyperlink"/>
@@ -1544,7 +1544,7 @@
           <w:sz w:val="24"/>
           <w:u w:val="single"/>
         </w:rPr>
-        <w:hyperlink r:id="rId13" w:history="1">
+        <w:hyperlink r:id="rId14" w:history="1">
           <w:r>
             <w:rPr>
               <w:rStyle w:val="Hyperlink"/>
@@ -1573,7 +1573,7 @@
           <w:sz w:val="24"/>
           <w:u w:val="single"/>
         </w:rPr>
-        <w:hyperlink r:id="rId13" w:history="1">
+        <w:hyperlink r:id="rId14" w:history="1">
           <w:r>
             <w:rPr>
               <w:rStyle w:val="Hyperlink"/>
@@ -1591,7 +1591,7 @@
           <w:sz w:val="24"/>
           <w:u w:val="single"/>
         </w:rPr>
-        <w:hyperlink r:id="rId13" w:history="1">
+        <w:hyperlink r:id="rId14" w:history="1">
           <w:r>
             <w:rPr>
               <w:rStyle w:val="Hyperlink"/>
@@ -1620,7 +1620,7 @@
           <w:sz w:val="24"/>
           <w:u w:val="single"/>
         </w:rPr>
-        <w:hyperlink r:id="rId13" w:history="1">
+        <w:hyperlink r:id="rId14" w:history="1">
           <w:r>
             <w:rPr>
               <w:rStyle w:val="Hyperlink"/>
@@ -1703,6 +1703,223 @@
           <w:sz w:val="24"/>
           <w:u w:val="single"/>
         </w:rPr>
+        <w:hyperlink r:id="rId13" w:history="1">
+          <w:r>
+            <w:rPr>
+              <w:rStyle w:val="Hyperlink"/>
+            </w:rPr>
+            <w:t>r</w:t>
+          </w:r>
+        </w:hyperlink>
+      </w:r>
+      <w:r>
+        <w:rPr>
+          <w:rFonts w:ascii="Charis SIL Regular" w:hAnsi="Charis SIL Regular" w:eastAsia="Charis SIL Regular"/>
+          <w:b w:val="0"/>
+          <w:i w:val="0"/>
+          <w:color w:val="0000FF"/>
+          <w:sz w:val="24"/>
+          <w:u w:val="single"/>
+        </w:rPr>
+        <w:hyperlink r:id="rId13" w:history="1">
+          <w:r>
+            <w:rPr>
+              <w:rStyle w:val="Hyperlink"/>
+            </w:rPr>
+            <w:t>al</w:t>
+          </w:r>
+        </w:hyperlink>
+      </w:r>
+      <w:r>
+        <w:rPr>
+          <w:rFonts w:ascii="Charis SIL Regular" w:hAnsi="Charis SIL Regular" w:eastAsia="Charis SIL Regular"/>
+          <w:b w:val="0"/>
+          <w:i w:val="0"/>
+          <w:color w:val="0000FF"/>
+          <w:sz w:val="24"/>
+          <w:u w:val="single"/>
+        </w:rPr>
+        <w:t xml:space="preserve"> </w:t>
+      </w:r>
+      <w:r>
+        <w:rPr>
+          <w:rFonts w:ascii="Charis SIL Regular" w:hAnsi="Charis SIL Regular" w:eastAsia="Charis SIL Regular"/>
+          <w:b w:val="0"/>
+          <w:i w:val="0"/>
+          <w:color w:val="0000FF"/>
+          <w:sz w:val="24"/>
+          <w:u w:val="single"/>
+        </w:rPr>
+        <w:hyperlink r:id="rId13" w:history="1">
+          <w:r>
+            <w:rPr>
+              <w:rStyle w:val="Hyperlink"/>
+            </w:rPr>
+            <w:t>History</w:t>
+          </w:r>
+        </w:hyperlink>
+      </w:r>
+      <w:r>
+        <w:rPr>
+          <w:rFonts w:ascii="Charis SIL Regular" w:hAnsi="Charis SIL Regular" w:eastAsia="Charis SIL Regular"/>
+          <w:b w:val="0"/>
+          <w:i w:val="0"/>
+          <w:color w:val="0000FF"/>
+          <w:sz w:val="24"/>
+          <w:u w:val="single"/>
+        </w:rPr>
+        <w:t xml:space="preserve"> </w:t>
+      </w:r>
+      <w:r>
+        <w:rPr>
+          <w:rFonts w:ascii="Charis SIL Regular" w:hAnsi="Charis SIL Regular" w:eastAsia="Charis SIL Regular"/>
+          <w:b w:val="0"/>
+          <w:i w:val="0"/>
+          <w:color w:val="0000FF"/>
+          <w:sz w:val="24"/>
+          <w:u w:val="single"/>
+        </w:rPr>
+        <w:hyperlink r:id="rId13" w:history="1">
+          <w:r>
+            <w:rPr>
+              <w:rStyle w:val="Hyperlink"/>
+            </w:rPr>
+            <w:t>in</w:t>
+          </w:r>
+        </w:hyperlink>
+      </w:r>
+      <w:r>
+        <w:rPr>
+          <w:rFonts w:ascii="Charis SIL Regular" w:hAnsi="Charis SIL Regular" w:eastAsia="Charis SIL Regular"/>
+          <w:b w:val="0"/>
+          <w:i w:val="0"/>
+          <w:color w:val="0000FF"/>
+          <w:sz w:val="24"/>
+          <w:u w:val="single"/>
+        </w:rPr>
+        <w:t xml:space="preserve"> </w:t>
+      </w:r>
+      <w:r>
+        <w:rPr>
+          <w:rFonts w:ascii="Charis SIL Regular" w:hAnsi="Charis SIL Regular" w:eastAsia="Charis SIL Regular"/>
+          <w:b w:val="0"/>
+          <w:i w:val="0"/>
+          <w:color w:val="0000FF"/>
+          <w:sz w:val="24"/>
+          <w:u w:val="single"/>
+        </w:rPr>
+        <w:hyperlink r:id="rId13" w:history="1">
+          <w:r>
+            <w:rPr>
+              <w:rStyle w:val="Hyperlink"/>
+            </w:rPr>
+            <w:t>Leid</w:t>
+          </w:r>
+        </w:hyperlink>
+      </w:r>
+      <w:r>
+        <w:rPr>
+          <w:rFonts w:ascii="Charis SIL Regular" w:hAnsi="Charis SIL Regular" w:eastAsia="Charis SIL Regular"/>
+          <w:b w:val="0"/>
+          <w:i w:val="0"/>
+          <w:color w:val="0000FF"/>
+          <w:sz w:val="24"/>
+          <w:u w:val="single"/>
+        </w:rPr>
+        <w:hyperlink r:id="rId13" w:history="1">
+          <w:r>
+            <w:rPr>
+              <w:rStyle w:val="Hyperlink"/>
+            </w:rPr>
+            <w:t>e</w:t>
+          </w:r>
+        </w:hyperlink>
+      </w:r>
+      <w:r>
+        <w:rPr>
+          <w:rFonts w:ascii="Charis SIL Regular" w:hAnsi="Charis SIL Regular" w:eastAsia="Charis SIL Regular"/>
+          <w:b w:val="0"/>
+          <w:i w:val="0"/>
+          <w:color w:val="0000FF"/>
+          <w:sz w:val="24"/>
+          <w:u w:val="single"/>
+        </w:rPr>
+        <w:hyperlink r:id="rId13" w:history="1">
+          <w:r>
+            <w:rPr>
+              <w:rStyle w:val="Hyperlink"/>
+            </w:rPr>
+            <w:t>n</w:t>
+          </w:r>
+        </w:hyperlink>
+      </w:r>
+      <w:r>
+        <w:rPr>
+          <w:rFonts w:ascii="Charis SIL Regular" w:hAnsi="Charis SIL Regular" w:eastAsia="Charis SIL Regular"/>
+          <w:b w:val="0"/>
+          <w:i w:val="0"/>
+          <w:color w:val="0000FF"/>
+          <w:sz w:val="24"/>
+          <w:u w:val="single"/>
+        </w:rPr>
+        <w:t xml:space="preserve"> </w:t>
+      </w:r>
+      <w:r>
+        <w:rPr>
+          <w:rFonts w:ascii="Charis SIL Regular" w:hAnsi="Charis SIL Regular" w:eastAsia="Charis SIL Regular"/>
+          <w:b w:val="0"/>
+          <w:i w:val="0"/>
+          <w:color w:val="0000FF"/>
+          <w:sz w:val="24"/>
+          <w:u w:val="single"/>
+        </w:rPr>
+        <w:hyperlink r:id="rId14" w:history="1">
+          <w:r>
+            <w:rPr>
+              <w:rStyle w:val="Hyperlink"/>
+            </w:rPr>
+            <w:t>(now</w:t>
+          </w:r>
+        </w:hyperlink>
+      </w:r>
+      <w:r>
+        <w:rPr>
+          <w:rFonts w:ascii="Charis SIL Regular" w:hAnsi="Charis SIL Regular" w:eastAsia="Charis SIL Regular"/>
+          <w:b w:val="0"/>
+          <w:i w:val="0"/>
+          <w:color w:val="0000FF"/>
+          <w:sz w:val="24"/>
+          <w:u w:val="single"/>
+        </w:rPr>
+        <w:t xml:space="preserve"> </w:t>
+      </w:r>
+      <w:r>
+        <w:rPr>
+          <w:rFonts w:ascii="Charis SIL Regular" w:hAnsi="Charis SIL Regular" w:eastAsia="Charis SIL Regular"/>
+          <w:b w:val="0"/>
+          <w:i w:val="0"/>
+          <w:color w:val="0000FF"/>
+          <w:sz w:val="24"/>
+          <w:u w:val="single"/>
+        </w:rPr>
+        <w:hyperlink r:id="rId14" w:history="1">
+          <w:r>
+            <w:rPr>
+              <w:rStyle w:val="Hyperlink"/>
+            </w:rPr>
+            <w:t>Natu</w:t>
+          </w:r>
+        </w:hyperlink>
+      </w:r>
+      <w:r>
+        <w:rPr>
+          <w:rFonts w:ascii="Charis SIL Regular" w:hAnsi="Charis SIL Regular" w:eastAsia="Charis SIL Regular"/>
+          <w:b w:val="0"/>
+          <w:i w:val="0"/>
+          <w:color w:val="0000FF"/>
+          <w:sz w:val="24"/>
+          <w:u w:val="single"/>
+        </w:rPr>
         <w:hyperlink r:id="rId14" w:history="1">
           <w:r>
             <w:rPr>
@@ -1726,223 +1943,6 @@
             <w:rPr>
               <w:rStyle w:val="Hyperlink"/>
             </w:rPr>
-            <w:t>al</w:t>
-          </w:r>
-        </w:hyperlink>
-      </w:r>
-      <w:r>
-        <w:rPr>
-          <w:rFonts w:ascii="Charis SIL Regular" w:hAnsi="Charis SIL Regular" w:eastAsia="Charis SIL Regular"/>
-          <w:b w:val="0"/>
-          <w:i w:val="0"/>
-          <w:color w:val="0000FF"/>
-          <w:sz w:val="24"/>
-          <w:u w:val="single"/>
-        </w:rPr>
-        <w:t xml:space="preserve"> </w:t>
-      </w:r>
-      <w:r>
-        <w:rPr>
-          <w:rFonts w:ascii="Charis SIL Regular" w:hAnsi="Charis SIL Regular" w:eastAsia="Charis SIL Regular"/>
-          <w:b w:val="0"/>
-          <w:i w:val="0"/>
-          <w:color w:val="0000FF"/>
-          <w:sz w:val="24"/>
-          <w:u w:val="single"/>
-        </w:rPr>
-        <w:hyperlink r:id="rId14" w:history="1">
-          <w:r>
-            <w:rPr>
-              <w:rStyle w:val="Hyperlink"/>
-            </w:rPr>
-            <w:t>History</w:t>
-          </w:r>
-        </w:hyperlink>
-      </w:r>
-      <w:r>
-        <w:rPr>
-          <w:rFonts w:ascii="Charis SIL Regular" w:hAnsi="Charis SIL Regular" w:eastAsia="Charis SIL Regular"/>
-          <w:b w:val="0"/>
-          <w:i w:val="0"/>
-          <w:color w:val="0000FF"/>
-          <w:sz w:val="24"/>
-          <w:u w:val="single"/>
-        </w:rPr>
-        <w:t xml:space="preserve"> </w:t>
-      </w:r>
-      <w:r>
-        <w:rPr>
-          <w:rFonts w:ascii="Charis SIL Regular" w:hAnsi="Charis SIL Regular" w:eastAsia="Charis SIL Regular"/>
-          <w:b w:val="0"/>
-          <w:i w:val="0"/>
-          <w:color w:val="0000FF"/>
-          <w:sz w:val="24"/>
-          <w:u w:val="single"/>
-        </w:rPr>
-        <w:hyperlink r:id="rId14" w:history="1">
-          <w:r>
-            <w:rPr>
-              <w:rStyle w:val="Hyperlink"/>
-            </w:rPr>
-            <w:t>in</w:t>
-          </w:r>
-        </w:hyperlink>
-      </w:r>
-      <w:r>
-        <w:rPr>
-          <w:rFonts w:ascii="Charis SIL Regular" w:hAnsi="Charis SIL Regular" w:eastAsia="Charis SIL Regular"/>
-          <w:b w:val="0"/>
-          <w:i w:val="0"/>
-          <w:color w:val="0000FF"/>
-          <w:sz w:val="24"/>
-          <w:u w:val="single"/>
-        </w:rPr>
-        <w:t xml:space="preserve"> </w:t>
-      </w:r>
-      <w:r>
-        <w:rPr>
-          <w:rFonts w:ascii="Charis SIL Regular" w:hAnsi="Charis SIL Regular" w:eastAsia="Charis SIL Regular"/>
-          <w:b w:val="0"/>
-          <w:i w:val="0"/>
-          <w:color w:val="0000FF"/>
-          <w:sz w:val="24"/>
-          <w:u w:val="single"/>
-        </w:rPr>
-        <w:hyperlink r:id="rId14" w:history="1">
-          <w:r>
-            <w:rPr>
-              <w:rStyle w:val="Hyperlink"/>
-            </w:rPr>
-            <w:t>Leid</w:t>
-          </w:r>
-        </w:hyperlink>
-      </w:r>
-      <w:r>
-        <w:rPr>
-          <w:rFonts w:ascii="Charis SIL Regular" w:hAnsi="Charis SIL Regular" w:eastAsia="Charis SIL Regular"/>
-          <w:b w:val="0"/>
-          <w:i w:val="0"/>
-          <w:color w:val="0000FF"/>
-          <w:sz w:val="24"/>
-          <w:u w:val="single"/>
-        </w:rPr>
-        <w:hyperlink r:id="rId13" w:history="1">
-          <w:r>
-            <w:rPr>
-              <w:rStyle w:val="Hyperlink"/>
-            </w:rPr>
-            <w:t>e</w:t>
-          </w:r>
-        </w:hyperlink>
-      </w:r>
-      <w:r>
-        <w:rPr>
-          <w:rFonts w:ascii="Charis SIL Regular" w:hAnsi="Charis SIL Regular" w:eastAsia="Charis SIL Regular"/>
-          <w:b w:val="0"/>
-          <w:i w:val="0"/>
-          <w:color w:val="0000FF"/>
-          <w:sz w:val="24"/>
-          <w:u w:val="single"/>
-        </w:rPr>
-        <w:hyperlink r:id="rId13" w:history="1">
-          <w:r>
-            <w:rPr>
-              <w:rStyle w:val="Hyperlink"/>
-            </w:rPr>
-            <w:t>n</w:t>
-          </w:r>
-        </w:hyperlink>
-      </w:r>
-      <w:r>
-        <w:rPr>
-          <w:rFonts w:ascii="Charis SIL Regular" w:hAnsi="Charis SIL Regular" w:eastAsia="Charis SIL Regular"/>
-          <w:b w:val="0"/>
-          <w:i w:val="0"/>
-          <w:color w:val="0000FF"/>
-          <w:sz w:val="24"/>
-          <w:u w:val="single"/>
-        </w:rPr>
-        <w:t xml:space="preserve"> </w:t>
-      </w:r>
-      <w:r>
-        <w:rPr>
-          <w:rFonts w:ascii="Charis SIL Regular" w:hAnsi="Charis SIL Regular" w:eastAsia="Charis SIL Regular"/>
-          <w:b w:val="0"/>
-          <w:i w:val="0"/>
-          <w:color w:val="0000FF"/>
-          <w:sz w:val="24"/>
-          <w:u w:val="single"/>
-        </w:rPr>
-        <w:hyperlink r:id="rId13" w:history="1">
-          <w:r>
-            <w:rPr>
-              <w:rStyle w:val="Hyperlink"/>
-            </w:rPr>
-            <w:t>(now</w:t>
-          </w:r>
-        </w:hyperlink>
-      </w:r>
-      <w:r>
-        <w:rPr>
-          <w:rFonts w:ascii="Charis SIL Regular" w:hAnsi="Charis SIL Regular" w:eastAsia="Charis SIL Regular"/>
-          <w:b w:val="0"/>
-          <w:i w:val="0"/>
-          <w:color w:val="0000FF"/>
-          <w:sz w:val="24"/>
-          <w:u w:val="single"/>
-        </w:rPr>
-        <w:t xml:space="preserve"> </w:t>
-      </w:r>
-      <w:r>
-        <w:rPr>
-          <w:rFonts w:ascii="Charis SIL Regular" w:hAnsi="Charis SIL Regular" w:eastAsia="Charis SIL Regular"/>
-          <w:b w:val="0"/>
-          <w:i w:val="0"/>
-          <w:color w:val="0000FF"/>
-          <w:sz w:val="24"/>
-          <w:u w:val="single"/>
-        </w:rPr>
-        <w:hyperlink r:id="rId13" w:history="1">
-          <w:r>
-            <w:rPr>
-              <w:rStyle w:val="Hyperlink"/>
-            </w:rPr>
-            <w:t>Natu</w:t>
-          </w:r>
-        </w:hyperlink>
-      </w:r>
-      <w:r>
-        <w:rPr>
-          <w:rFonts w:ascii="Charis SIL Regular" w:hAnsi="Charis SIL Regular" w:eastAsia="Charis SIL Regular"/>
-          <w:b w:val="0"/>
-          <w:i w:val="0"/>
-          <w:color w:val="0000FF"/>
-          <w:sz w:val="24"/>
-          <w:u w:val="single"/>
-        </w:rPr>
-        <w:hyperlink r:id="rId13" w:history="1">
-          <w:r>
-            <w:rPr>
-              <w:rStyle w:val="Hyperlink"/>
-            </w:rPr>
-            <w:t>r</w:t>
-          </w:r>
-        </w:hyperlink>
-      </w:r>
-      <w:r>
-        <w:rPr>
-          <w:rFonts w:ascii="Charis SIL Regular" w:hAnsi="Charis SIL Regular" w:eastAsia="Charis SIL Regular"/>
-          <w:b w:val="0"/>
-          <w:i w:val="0"/>
-          <w:color w:val="0000FF"/>
-          <w:sz w:val="24"/>
-          <w:u w:val="single"/>
-        </w:rPr>
-        <w:hyperlink r:id="rId13" w:history="1">
-          <w:r>
-            <w:rPr>
-              <w:rStyle w:val="Hyperlink"/>
-            </w:rPr>
             <w:t>alis</w:t>
           </w:r>
         </w:hyperlink>
@@ -1967,7 +1967,7 @@
           <w:sz w:val="24"/>
           <w:u w:val="single"/>
         </w:rPr>
-        <w:hyperlink r:id="rId13" w:history="1">
+        <w:hyperlink r:id="rId14" w:history="1">
           <w:r>
             <w:rPr>
               <w:rStyle w:val="Hyperlink"/>
@@ -1985,7 +1985,7 @@
           <w:sz w:val="24"/>
           <w:u w:val="single"/>
         </w:rPr>
-        <w:hyperlink r:id="rId13" w:history="1">
+        <w:hyperlink r:id="rId14" w:history="1">
           <w:r>
             <w:rPr>
               <w:rStyle w:val="Hyperlink"/>
@@ -2003,7 +2003,7 @@
           <w:sz w:val="24"/>
           <w:u w:val="single"/>
         </w:rPr>
-        <w:hyperlink r:id="rId13" w:history="1">
+        <w:hyperlink r:id="rId14" w:history="1">
           <w:r>
             <w:rPr>
               <w:rStyle w:val="Hyperlink"/>
@@ -2032,7 +2032,7 @@
           <w:sz w:val="24"/>
           <w:u w:val="single"/>
         </w:rPr>
-        <w:hyperlink r:id="rId13" w:history="1">
+        <w:hyperlink r:id="rId14" w:history="1">
           <w:r>
             <w:rPr>
               <w:rStyle w:val="Hyperlink"/>

--- a/EXPORTS/DOCX/published/niveau3/English/WMAmsterdam.docx
+++ b/EXPORTS/DOCX/published/niveau3/English/WMAmsterdam.docx
@@ -195,25 +195,7 @@
           <w:color w:val="000000"/>
           <w:sz w:val="24"/>
         </w:rPr>
-        <w:t>Haarlem in 1871. The Colonial Museum, located in Paviljo</w:t>
-      </w:r>
-      <w:r>
-        <w:rPr>
-          <w:u w:val="single" w:color="0000ff"/>
-          <w:rFonts w:ascii="Charis SIL Regular" w:hAnsi="Charis SIL Regular" w:eastAsia="Charis SIL Regular"/>
-          <w:b w:val="0"/>
-          <w:i w:val="0"/>
-          <w:color w:val="000000"/>
-          <w:sz w:val="24"/>
-        </w:rPr>
-        <w:hyperlink r:id="rId9" w:history="1">
-          <w:r>
-            <w:rPr>
-              <w:rStyle w:val="Hyperlink"/>
-            </w:rPr>
-            <w:t>en Welg</w:t>
-          </w:r>
-        </w:hyperlink>
+        <w:t>Haarlem in 1871. The Colonial Museum, located in Paviljoen Welg</w:t>
       </w:r>
       <w:r>
         <w:rPr>
@@ -386,6 +368,74 @@
           <w:i w:val="0"/>
           <w:color w:val="0000FF"/>
           <w:sz w:val="24"/>
+        </w:rPr>
+        <w:t>Johann George Ott</w:t>
+      </w:r>
+      <w:r>
+        <w:rPr>
+          <w:rFonts w:ascii="Charis SIL Regular" w:hAnsi="Charis SIL Regular" w:eastAsia="Charis SIL Regular"/>
+          <w:b w:val="0"/>
+          <w:i w:val="0"/>
+          <w:color w:val="0000FF"/>
+          <w:sz w:val="24"/>
+          <w:u w:val="single"/>
+        </w:rPr>
+        <w:hyperlink r:id="rId10" w:history="1">
+          <w:r>
+            <w:rPr>
+              <w:rStyle w:val="Hyperlink"/>
+            </w:rPr>
+            <w:t>o</w:t>
+          </w:r>
+        </w:hyperlink>
+      </w:r>
+      <w:r>
+        <w:rPr>
+          <w:rFonts w:ascii="Charis SIL Regular" w:hAnsi="Charis SIL Regular" w:eastAsia="Charis SIL Regular"/>
+          <w:b w:val="0"/>
+          <w:i w:val="0"/>
+          <w:color w:val="0000FF"/>
+          <w:sz w:val="24"/>
+          <w:u w:val="single"/>
+        </w:rPr>
+        <w:t xml:space="preserve"> </w:t>
+      </w:r>
+      <w:r>
+        <w:rPr>
+          <w:rFonts w:ascii="Charis SIL Regular" w:hAnsi="Charis SIL Regular" w:eastAsia="Charis SIL Regular"/>
+          <w:b w:val="0"/>
+          <w:i w:val="0"/>
+          <w:color w:val="0000FF"/>
+          <w:sz w:val="24"/>
+          <w:u w:val="single"/>
+        </w:rPr>
+        <w:hyperlink r:id="rId10" w:history="1">
+          <w:r>
+            <w:rPr>
+              <w:rStyle w:val="Hyperlink"/>
+            </w:rPr>
+            <w:t>Stuart</w:t>
+          </w:r>
+        </w:hyperlink>
+      </w:r>
+      <w:r>
+        <w:rPr>
+          <w:rFonts w:ascii="Charis SIL Regular" w:hAnsi="Charis SIL Regular" w:eastAsia="Charis SIL Regular"/>
+          <w:b w:val="0"/>
+          <w:i w:val="0"/>
+          <w:color w:val="0000FF"/>
+          <w:sz w:val="24"/>
+          <w:u w:val="single"/>
+        </w:rPr>
+        <w:t xml:space="preserve"> </w:t>
+      </w:r>
+      <w:r>
+        <w:rPr>
+          <w:rFonts w:ascii="Charis SIL Regular" w:hAnsi="Charis SIL Regular" w:eastAsia="Charis SIL Regular"/>
+          <w:b w:val="0"/>
+          <w:i w:val="0"/>
+          <w:color w:val="0000FF"/>
+          <w:sz w:val="24"/>
           <w:u w:val="single"/>
         </w:rPr>
         <w:hyperlink r:id="rId11" w:history="1">
@@ -393,65 +443,7 @@
             <w:rPr>
               <w:rStyle w:val="Hyperlink"/>
             </w:rPr>
-            <w:t>Johann</w:t>
-          </w:r>
-        </w:hyperlink>
-      </w:r>
-      <w:r>
-        <w:rPr>
-          <w:rFonts w:ascii="Charis SIL Regular" w:hAnsi="Charis SIL Regular" w:eastAsia="Charis SIL Regular"/>
-          <w:b w:val="0"/>
-          <w:i w:val="0"/>
-          <w:color w:val="0000FF"/>
-          <w:sz w:val="24"/>
-          <w:u w:val="single"/>
-        </w:rPr>
-        <w:t xml:space="preserve"> </w:t>
-      </w:r>
-      <w:r>
-        <w:rPr>
-          <w:rFonts w:ascii="Charis SIL Regular" w:hAnsi="Charis SIL Regular" w:eastAsia="Charis SIL Regular"/>
-          <w:b w:val="0"/>
-          <w:i w:val="0"/>
-          <w:color w:val="0000FF"/>
-          <w:sz w:val="24"/>
-          <w:u w:val="single"/>
-        </w:rPr>
-        <w:hyperlink r:id="rId11" w:history="1">
-          <w:r>
-            <w:rPr>
-              <w:rStyle w:val="Hyperlink"/>
-            </w:rPr>
-            <w:t>George</w:t>
-          </w:r>
-        </w:hyperlink>
-      </w:r>
-      <w:r>
-        <w:rPr>
-          <w:rFonts w:ascii="Charis SIL Regular" w:hAnsi="Charis SIL Regular" w:eastAsia="Charis SIL Regular"/>
-          <w:b w:val="0"/>
-          <w:i w:val="0"/>
-          <w:color w:val="0000FF"/>
-          <w:sz w:val="24"/>
-          <w:u w:val="single"/>
-        </w:rPr>
-        <w:t xml:space="preserve"> </w:t>
-      </w:r>
-      <w:r>
-        <w:rPr>
-          <w:rFonts w:ascii="Charis SIL Regular" w:hAnsi="Charis SIL Regular" w:eastAsia="Charis SIL Regular"/>
-          <w:b w:val="0"/>
-          <w:i w:val="0"/>
-          <w:color w:val="0000FF"/>
-          <w:sz w:val="24"/>
-          <w:u w:val="single"/>
-        </w:rPr>
-        <w:hyperlink r:id="rId11" w:history="1">
-          <w:r>
-            <w:rPr>
-              <w:rStyle w:val="Hyperlink"/>
-            </w:rPr>
-            <w:t>Ott</w:t>
+            <w:t>v</w:t>
           </w:r>
         </w:hyperlink>
       </w:r>
@@ -482,83 +474,7 @@
           <w:sz w:val="24"/>
           <w:u w:val="single"/>
         </w:rPr>
-        <w:t xml:space="preserve"> </w:t>
-      </w:r>
-      <w:r>
-        <w:rPr>
-          <w:rFonts w:ascii="Charis SIL Regular" w:hAnsi="Charis SIL Regular" w:eastAsia="Charis SIL Regular"/>
-          <w:b w:val="0"/>
-          <w:i w:val="0"/>
-          <w:color w:val="0000FF"/>
-          <w:sz w:val="24"/>
-          <w:u w:val="single"/>
-        </w:rPr>
         <w:hyperlink r:id="rId11" w:history="1">
-          <w:r>
-            <w:rPr>
-              <w:rStyle w:val="Hyperlink"/>
-            </w:rPr>
-            <w:t>Stuart</w:t>
-          </w:r>
-        </w:hyperlink>
-      </w:r>
-      <w:r>
-        <w:rPr>
-          <w:rFonts w:ascii="Charis SIL Regular" w:hAnsi="Charis SIL Regular" w:eastAsia="Charis SIL Regular"/>
-          <w:b w:val="0"/>
-          <w:i w:val="0"/>
-          <w:color w:val="0000FF"/>
-          <w:sz w:val="24"/>
-          <w:u w:val="single"/>
-        </w:rPr>
-        <w:t xml:space="preserve"> </w:t>
-      </w:r>
-      <w:r>
-        <w:rPr>
-          <w:rFonts w:ascii="Charis SIL Regular" w:hAnsi="Charis SIL Regular" w:eastAsia="Charis SIL Regular"/>
-          <w:b w:val="0"/>
-          <w:i w:val="0"/>
-          <w:color w:val="0000FF"/>
-          <w:sz w:val="24"/>
-          <w:u w:val="single"/>
-        </w:rPr>
-        <w:hyperlink r:id="rId11" w:history="1">
-          <w:r>
-            <w:rPr>
-              <w:rStyle w:val="Hyperlink"/>
-            </w:rPr>
-            <w:t>v</w:t>
-          </w:r>
-        </w:hyperlink>
-      </w:r>
-      <w:r>
-        <w:rPr>
-          <w:rFonts w:ascii="Charis SIL Regular" w:hAnsi="Charis SIL Regular" w:eastAsia="Charis SIL Regular"/>
-          <w:b w:val="0"/>
-          <w:i w:val="0"/>
-          <w:color w:val="0000FF"/>
-          <w:sz w:val="24"/>
-          <w:u w:val="single"/>
-        </w:rPr>
-        <w:hyperlink r:id="rId10" w:history="1">
-          <w:r>
-            <w:rPr>
-              <w:rStyle w:val="Hyperlink"/>
-            </w:rPr>
-            <w:t>o</w:t>
-          </w:r>
-        </w:hyperlink>
-      </w:r>
-      <w:r>
-        <w:rPr>
-          <w:rFonts w:ascii="Charis SIL Regular" w:hAnsi="Charis SIL Regular" w:eastAsia="Charis SIL Regular"/>
-          <w:b w:val="0"/>
-          <w:i w:val="0"/>
-          <w:color w:val="0000FF"/>
-          <w:sz w:val="24"/>
-          <w:u w:val="single"/>
-        </w:rPr>
-        <w:hyperlink r:id="rId10" w:history="1">
           <w:r>
             <w:rPr>
               <w:rStyle w:val="Hyperlink"/>
@@ -1542,16 +1458,8 @@
           <w:i w:val="0"/>
           <w:color w:val="0000FF"/>
           <w:sz w:val="24"/>
-          <w:u w:val="single"/>
-        </w:rPr>
-        <w:hyperlink r:id="rId14" w:history="1">
-          <w:r>
-            <w:rPr>
-              <w:rStyle w:val="Hyperlink"/>
-            </w:rPr>
-            <w:t>National</w:t>
-          </w:r>
-        </w:hyperlink>
+        </w:rPr>
+        <w:t>National Mu</w:t>
       </w:r>
       <w:r>
         <w:rPr>
@@ -1562,36 +1470,7 @@
           <w:sz w:val="24"/>
           <w:u w:val="single"/>
         </w:rPr>
-        <w:t xml:space="preserve"> </w:t>
-      </w:r>
-      <w:r>
-        <w:rPr>
-          <w:rFonts w:ascii="Charis SIL Regular" w:hAnsi="Charis SIL Regular" w:eastAsia="Charis SIL Regular"/>
-          <w:b w:val="0"/>
-          <w:i w:val="0"/>
-          <w:color w:val="0000FF"/>
-          <w:sz w:val="24"/>
-          <w:u w:val="single"/>
-        </w:rPr>
-        <w:hyperlink r:id="rId14" w:history="1">
-          <w:r>
-            <w:rPr>
-              <w:rStyle w:val="Hyperlink"/>
-            </w:rPr>
-            <w:t>Mu</w:t>
-          </w:r>
-        </w:hyperlink>
-      </w:r>
-      <w:r>
-        <w:rPr>
-          <w:rFonts w:ascii="Charis SIL Regular" w:hAnsi="Charis SIL Regular" w:eastAsia="Charis SIL Regular"/>
-          <w:b w:val="0"/>
-          <w:i w:val="0"/>
-          <w:color w:val="0000FF"/>
-          <w:sz w:val="24"/>
-          <w:u w:val="single"/>
-        </w:rPr>
-        <w:hyperlink r:id="rId14" w:history="1">
+        <w:hyperlink r:id="rId13" w:history="1">
           <w:r>
             <w:rPr>
               <w:rStyle w:val="Hyperlink"/>
@@ -1620,7 +1499,7 @@
           <w:sz w:val="24"/>
           <w:u w:val="single"/>
         </w:rPr>
-        <w:hyperlink r:id="rId14" w:history="1">
+        <w:hyperlink r:id="rId13" w:history="1">
           <w:r>
             <w:rPr>
               <w:rStyle w:val="Hyperlink"/>
@@ -1649,7 +1528,7 @@
           <w:sz w:val="24"/>
           <w:u w:val="single"/>
         </w:rPr>
-        <w:hyperlink r:id="rId14" w:history="1">
+        <w:hyperlink r:id="rId13" w:history="1">
           <w:r>
             <w:rPr>
               <w:rStyle w:val="Hyperlink"/>
@@ -1667,7 +1546,7 @@
           <w:sz w:val="24"/>
           <w:u w:val="single"/>
         </w:rPr>
-        <w:hyperlink r:id="rId14" w:history="1">
+        <w:hyperlink r:id="rId13" w:history="1">
           <w:r>
             <w:rPr>
               <w:rStyle w:val="Hyperlink"/>
@@ -1685,7 +1564,7 @@
           <w:sz w:val="24"/>
           <w:u w:val="single"/>
         </w:rPr>
-        <w:hyperlink r:id="rId14" w:history="1">
+        <w:hyperlink r:id="rId13" w:history="1">
           <w:r>
             <w:rPr>
               <w:rStyle w:val="Hyperlink"/>
@@ -1808,7 +1687,7 @@
           <w:sz w:val="24"/>
           <w:u w:val="single"/>
         </w:rPr>
-        <w:hyperlink r:id="rId13" w:history="1">
+        <w:hyperlink r:id="rId14" w:history="1">
           <w:r>
             <w:rPr>
               <w:rStyle w:val="Hyperlink"/>
@@ -1826,7 +1705,7 @@
           <w:sz w:val="24"/>
           <w:u w:val="single"/>
         </w:rPr>
-        <w:hyperlink r:id="rId13" w:history="1">
+        <w:hyperlink r:id="rId14" w:history="1">
           <w:r>
             <w:rPr>
               <w:rStyle w:val="Hyperlink"/>
@@ -1844,7 +1723,7 @@
           <w:sz w:val="24"/>
           <w:u w:val="single"/>
         </w:rPr>
-        <w:hyperlink r:id="rId13" w:history="1">
+        <w:hyperlink r:id="rId14" w:history="1">
           <w:r>
             <w:rPr>
               <w:rStyle w:val="Hyperlink"/>
@@ -1860,9 +1739,8 @@
           <w:i w:val="0"/>
           <w:color w:val="0000FF"/>
           <w:sz w:val="24"/>
-          <w:u w:val="single"/>
-        </w:rPr>
-        <w:t xml:space="preserve"> </w:t>
+        </w:rPr>
+        <w:t xml:space="preserve"> (now Naturalis Biodiver</w:t>
       </w:r>
       <w:r>
         <w:rPr>
@@ -1873,137 +1751,7 @@
           <w:sz w:val="24"/>
           <w:u w:val="single"/>
         </w:rPr>
-        <w:hyperlink r:id="rId14" w:history="1">
-          <w:r>
-            <w:rPr>
-              <w:rStyle w:val="Hyperlink"/>
-            </w:rPr>
-            <w:t>(now</w:t>
-          </w:r>
-        </w:hyperlink>
-      </w:r>
-      <w:r>
-        <w:rPr>
-          <w:rFonts w:ascii="Charis SIL Regular" w:hAnsi="Charis SIL Regular" w:eastAsia="Charis SIL Regular"/>
-          <w:b w:val="0"/>
-          <w:i w:val="0"/>
-          <w:color w:val="0000FF"/>
-          <w:sz w:val="24"/>
-          <w:u w:val="single"/>
-        </w:rPr>
-        <w:t xml:space="preserve"> </w:t>
-      </w:r>
-      <w:r>
-        <w:rPr>
-          <w:rFonts w:ascii="Charis SIL Regular" w:hAnsi="Charis SIL Regular" w:eastAsia="Charis SIL Regular"/>
-          <w:b w:val="0"/>
-          <w:i w:val="0"/>
-          <w:color w:val="0000FF"/>
-          <w:sz w:val="24"/>
-          <w:u w:val="single"/>
-        </w:rPr>
-        <w:hyperlink r:id="rId14" w:history="1">
-          <w:r>
-            <w:rPr>
-              <w:rStyle w:val="Hyperlink"/>
-            </w:rPr>
-            <w:t>Natu</w:t>
-          </w:r>
-        </w:hyperlink>
-      </w:r>
-      <w:r>
-        <w:rPr>
-          <w:rFonts w:ascii="Charis SIL Regular" w:hAnsi="Charis SIL Regular" w:eastAsia="Charis SIL Regular"/>
-          <w:b w:val="0"/>
-          <w:i w:val="0"/>
-          <w:color w:val="0000FF"/>
-          <w:sz w:val="24"/>
-          <w:u w:val="single"/>
-        </w:rPr>
-        <w:hyperlink r:id="rId14" w:history="1">
-          <w:r>
-            <w:rPr>
-              <w:rStyle w:val="Hyperlink"/>
-            </w:rPr>
-            <w:t>r</w:t>
-          </w:r>
-        </w:hyperlink>
-      </w:r>
-      <w:r>
-        <w:rPr>
-          <w:rFonts w:ascii="Charis SIL Regular" w:hAnsi="Charis SIL Regular" w:eastAsia="Charis SIL Regular"/>
-          <w:b w:val="0"/>
-          <w:i w:val="0"/>
-          <w:color w:val="0000FF"/>
-          <w:sz w:val="24"/>
-          <w:u w:val="single"/>
-        </w:rPr>
-        <w:hyperlink r:id="rId14" w:history="1">
-          <w:r>
-            <w:rPr>
-              <w:rStyle w:val="Hyperlink"/>
-            </w:rPr>
-            <w:t>alis</w:t>
-          </w:r>
-        </w:hyperlink>
-      </w:r>
-      <w:r>
-        <w:rPr>
-          <w:rFonts w:ascii="Charis SIL Regular" w:hAnsi="Charis SIL Regular" w:eastAsia="Charis SIL Regular"/>
-          <w:b w:val="0"/>
-          <w:i w:val="0"/>
-          <w:color w:val="0000FF"/>
-          <w:sz w:val="24"/>
-          <w:u w:val="single"/>
-        </w:rPr>
-        <w:t xml:space="preserve"> </w:t>
-      </w:r>
-      <w:r>
-        <w:rPr>
-          <w:rFonts w:ascii="Charis SIL Regular" w:hAnsi="Charis SIL Regular" w:eastAsia="Charis SIL Regular"/>
-          <w:b w:val="0"/>
-          <w:i w:val="0"/>
-          <w:color w:val="0000FF"/>
-          <w:sz w:val="24"/>
-          <w:u w:val="single"/>
-        </w:rPr>
-        <w:hyperlink r:id="rId14" w:history="1">
-          <w:r>
-            <w:rPr>
-              <w:rStyle w:val="Hyperlink"/>
-            </w:rPr>
-            <w:t>Biodiv</w:t>
-          </w:r>
-        </w:hyperlink>
-      </w:r>
-      <w:r>
-        <w:rPr>
-          <w:rFonts w:ascii="Charis SIL Regular" w:hAnsi="Charis SIL Regular" w:eastAsia="Charis SIL Regular"/>
-          <w:b w:val="0"/>
-          <w:i w:val="0"/>
-          <w:color w:val="0000FF"/>
-          <w:sz w:val="24"/>
-          <w:u w:val="single"/>
-        </w:rPr>
-        <w:hyperlink r:id="rId14" w:history="1">
-          <w:r>
-            <w:rPr>
-              <w:rStyle w:val="Hyperlink"/>
-            </w:rPr>
-            <w:t>er</w:t>
-          </w:r>
-        </w:hyperlink>
-      </w:r>
-      <w:r>
-        <w:rPr>
-          <w:rFonts w:ascii="Charis SIL Regular" w:hAnsi="Charis SIL Regular" w:eastAsia="Charis SIL Regular"/>
-          <w:b w:val="0"/>
-          <w:i w:val="0"/>
-          <w:color w:val="0000FF"/>
-          <w:sz w:val="24"/>
-          <w:u w:val="single"/>
-        </w:rPr>
-        <w:hyperlink r:id="rId14" w:history="1">
+        <w:hyperlink r:id="rId13" w:history="1">
           <w:r>
             <w:rPr>
               <w:rStyle w:val="Hyperlink"/>
@@ -2032,7 +1780,7 @@
           <w:sz w:val="24"/>
           <w:u w:val="single"/>
         </w:rPr>
-        <w:hyperlink r:id="rId14" w:history="1">
+        <w:hyperlink r:id="rId13" w:history="1">
           <w:r>
             <w:rPr>
               <w:rStyle w:val="Hyperlink"/>

--- a/EXPORTS/DOCX/published/niveau3/English/WMAmsterdam.docx
+++ b/EXPORTS/DOCX/published/niveau3/English/WMAmsterdam.docx
@@ -195,7 +195,25 @@
           <w:color w:val="000000"/>
           <w:sz w:val="24"/>
         </w:rPr>
-        <w:t>Haarlem in 1871. The Colonial Museum, located in Paviljoen Welg</w:t>
+        <w:t>Haarlem in 1871. The Colonial Museum, located in Paviljo</w:t>
+      </w:r>
+      <w:r>
+        <w:rPr>
+          <w:u w:val="single" w:color="0000ff"/>
+          <w:rFonts w:ascii="Charis SIL Regular" w:hAnsi="Charis SIL Regular" w:eastAsia="Charis SIL Regular"/>
+          <w:b w:val="0"/>
+          <w:i w:val="0"/>
+          <w:color w:val="000000"/>
+          <w:sz w:val="24"/>
+        </w:rPr>
+        <w:hyperlink r:id="rId9" w:history="1">
+          <w:r>
+            <w:rPr>
+              <w:rStyle w:val="Hyperlink"/>
+            </w:rPr>
+            <w:t>en Welg</w:t>
+          </w:r>
+        </w:hyperlink>
       </w:r>
       <w:r>
         <w:rPr>
@@ -368,8 +386,16 @@
           <w:i w:val="0"/>
           <w:color w:val="0000FF"/>
           <w:sz w:val="24"/>
-        </w:rPr>
-        <w:t>Johann George Ott</w:t>
+          <w:u w:val="single"/>
+        </w:rPr>
+        <w:hyperlink r:id="rId11" w:history="1">
+          <w:r>
+            <w:rPr>
+              <w:rStyle w:val="Hyperlink"/>
+            </w:rPr>
+            <w:t>Johann</w:t>
+          </w:r>
+        </w:hyperlink>
       </w:r>
       <w:r>
         <w:rPr>
@@ -380,7 +406,65 @@
           <w:sz w:val="24"/>
           <w:u w:val="single"/>
         </w:rPr>
-        <w:hyperlink r:id="rId10" w:history="1">
+        <w:t xml:space="preserve"> </w:t>
+      </w:r>
+      <w:r>
+        <w:rPr>
+          <w:rFonts w:ascii="Charis SIL Regular" w:hAnsi="Charis SIL Regular" w:eastAsia="Charis SIL Regular"/>
+          <w:b w:val="0"/>
+          <w:i w:val="0"/>
+          <w:color w:val="0000FF"/>
+          <w:sz w:val="24"/>
+          <w:u w:val="single"/>
+        </w:rPr>
+        <w:hyperlink r:id="rId11" w:history="1">
+          <w:r>
+            <w:rPr>
+              <w:rStyle w:val="Hyperlink"/>
+            </w:rPr>
+            <w:t>George</w:t>
+          </w:r>
+        </w:hyperlink>
+      </w:r>
+      <w:r>
+        <w:rPr>
+          <w:rFonts w:ascii="Charis SIL Regular" w:hAnsi="Charis SIL Regular" w:eastAsia="Charis SIL Regular"/>
+          <w:b w:val="0"/>
+          <w:i w:val="0"/>
+          <w:color w:val="0000FF"/>
+          <w:sz w:val="24"/>
+          <w:u w:val="single"/>
+        </w:rPr>
+        <w:t xml:space="preserve"> </w:t>
+      </w:r>
+      <w:r>
+        <w:rPr>
+          <w:rFonts w:ascii="Charis SIL Regular" w:hAnsi="Charis SIL Regular" w:eastAsia="Charis SIL Regular"/>
+          <w:b w:val="0"/>
+          <w:i w:val="0"/>
+          <w:color w:val="0000FF"/>
+          <w:sz w:val="24"/>
+          <w:u w:val="single"/>
+        </w:rPr>
+        <w:hyperlink r:id="rId11" w:history="1">
+          <w:r>
+            <w:rPr>
+              <w:rStyle w:val="Hyperlink"/>
+            </w:rPr>
+            <w:t>Ott</w:t>
+          </w:r>
+        </w:hyperlink>
+      </w:r>
+      <w:r>
+        <w:rPr>
+          <w:rFonts w:ascii="Charis SIL Regular" w:hAnsi="Charis SIL Regular" w:eastAsia="Charis SIL Regular"/>
+          <w:b w:val="0"/>
+          <w:i w:val="0"/>
+          <w:color w:val="0000FF"/>
+          <w:sz w:val="24"/>
+          <w:u w:val="single"/>
+        </w:rPr>
+        <w:hyperlink r:id="rId11" w:history="1">
           <w:r>
             <w:rPr>
               <w:rStyle w:val="Hyperlink"/>
@@ -409,7 +493,7 @@
           <w:sz w:val="24"/>
           <w:u w:val="single"/>
         </w:rPr>
-        <w:hyperlink r:id="rId10" w:history="1">
+        <w:hyperlink r:id="rId11" w:history="1">
           <w:r>
             <w:rPr>
               <w:rStyle w:val="Hyperlink"/>
@@ -521,7 +605,7 @@
           <w:sz w:val="24"/>
           <w:u w:val="single"/>
         </w:rPr>
-        <w:hyperlink r:id="rId11" w:history="1">
+        <w:hyperlink r:id="rId10" w:history="1">
           <w:r>
             <w:rPr>
               <w:rStyle w:val="Hyperlink"/>
@@ -539,7 +623,7 @@
           <w:sz w:val="24"/>
           <w:u w:val="single"/>
         </w:rPr>
-        <w:hyperlink r:id="rId11" w:history="1">
+        <w:hyperlink r:id="rId10" w:history="1">
           <w:r>
             <w:rPr>
               <w:rStyle w:val="Hyperlink"/>
@@ -1458,8 +1542,45 @@
           <w:i w:val="0"/>
           <w:color w:val="0000FF"/>
           <w:sz w:val="24"/>
-        </w:rPr>
-        <w:t>National Mu</w:t>
+          <w:u w:val="single"/>
+        </w:rPr>
+        <w:hyperlink r:id="rId13" w:history="1">
+          <w:r>
+            <w:rPr>
+              <w:rStyle w:val="Hyperlink"/>
+            </w:rPr>
+            <w:t>National</w:t>
+          </w:r>
+        </w:hyperlink>
+      </w:r>
+      <w:r>
+        <w:rPr>
+          <w:rFonts w:ascii="Charis SIL Regular" w:hAnsi="Charis SIL Regular" w:eastAsia="Charis SIL Regular"/>
+          <w:b w:val="0"/>
+          <w:i w:val="0"/>
+          <w:color w:val="0000FF"/>
+          <w:sz w:val="24"/>
+          <w:u w:val="single"/>
+        </w:rPr>
+        <w:t xml:space="preserve"> </w:t>
+      </w:r>
+      <w:r>
+        <w:rPr>
+          <w:rFonts w:ascii="Charis SIL Regular" w:hAnsi="Charis SIL Regular" w:eastAsia="Charis SIL Regular"/>
+          <w:b w:val="0"/>
+          <w:i w:val="0"/>
+          <w:color w:val="0000FF"/>
+          <w:sz w:val="24"/>
+          <w:u w:val="single"/>
+        </w:rPr>
+        <w:hyperlink r:id="rId13" w:history="1">
+          <w:r>
+            <w:rPr>
+              <w:rStyle w:val="Hyperlink"/>
+            </w:rPr>
+            <w:t>Mu</w:t>
+          </w:r>
+        </w:hyperlink>
       </w:r>
       <w:r>
         <w:rPr>
@@ -1499,7 +1620,7 @@
           <w:sz w:val="24"/>
           <w:u w:val="single"/>
         </w:rPr>
-        <w:hyperlink r:id="rId13" w:history="1">
+        <w:hyperlink r:id="rId14" w:history="1">
           <w:r>
             <w:rPr>
               <w:rStyle w:val="Hyperlink"/>
@@ -1528,7 +1649,7 @@
           <w:sz w:val="24"/>
           <w:u w:val="single"/>
         </w:rPr>
-        <w:hyperlink r:id="rId13" w:history="1">
+        <w:hyperlink r:id="rId14" w:history="1">
           <w:r>
             <w:rPr>
               <w:rStyle w:val="Hyperlink"/>
@@ -1546,7 +1667,7 @@
           <w:sz w:val="24"/>
           <w:u w:val="single"/>
         </w:rPr>
-        <w:hyperlink r:id="rId13" w:history="1">
+        <w:hyperlink r:id="rId14" w:history="1">
           <w:r>
             <w:rPr>
               <w:rStyle w:val="Hyperlink"/>
@@ -1564,12 +1685,229 @@
           <w:sz w:val="24"/>
           <w:u w:val="single"/>
         </w:rPr>
+        <w:hyperlink r:id="rId14" w:history="1">
+          <w:r>
+            <w:rPr>
+              <w:rStyle w:val="Hyperlink"/>
+            </w:rPr>
+            <w:t>tu</w:t>
+          </w:r>
+        </w:hyperlink>
+      </w:r>
+      <w:r>
+        <w:rPr>
+          <w:rFonts w:ascii="Charis SIL Regular" w:hAnsi="Charis SIL Regular" w:eastAsia="Charis SIL Regular"/>
+          <w:b w:val="0"/>
+          <w:i w:val="0"/>
+          <w:color w:val="0000FF"/>
+          <w:sz w:val="24"/>
+          <w:u w:val="single"/>
+        </w:rPr>
+        <w:hyperlink r:id="rId14" w:history="1">
+          <w:r>
+            <w:rPr>
+              <w:rStyle w:val="Hyperlink"/>
+            </w:rPr>
+            <w:t>r</w:t>
+          </w:r>
+        </w:hyperlink>
+      </w:r>
+      <w:r>
+        <w:rPr>
+          <w:rFonts w:ascii="Charis SIL Regular" w:hAnsi="Charis SIL Regular" w:eastAsia="Charis SIL Regular"/>
+          <w:b w:val="0"/>
+          <w:i w:val="0"/>
+          <w:color w:val="0000FF"/>
+          <w:sz w:val="24"/>
+          <w:u w:val="single"/>
+        </w:rPr>
         <w:hyperlink r:id="rId13" w:history="1">
           <w:r>
             <w:rPr>
               <w:rStyle w:val="Hyperlink"/>
             </w:rPr>
-            <w:t>tu</w:t>
+            <w:t>al</w:t>
+          </w:r>
+        </w:hyperlink>
+      </w:r>
+      <w:r>
+        <w:rPr>
+          <w:rFonts w:ascii="Charis SIL Regular" w:hAnsi="Charis SIL Regular" w:eastAsia="Charis SIL Regular"/>
+          <w:b w:val="0"/>
+          <w:i w:val="0"/>
+          <w:color w:val="0000FF"/>
+          <w:sz w:val="24"/>
+          <w:u w:val="single"/>
+        </w:rPr>
+        <w:t xml:space="preserve"> </w:t>
+      </w:r>
+      <w:r>
+        <w:rPr>
+          <w:rFonts w:ascii="Charis SIL Regular" w:hAnsi="Charis SIL Regular" w:eastAsia="Charis SIL Regular"/>
+          <w:b w:val="0"/>
+          <w:i w:val="0"/>
+          <w:color w:val="0000FF"/>
+          <w:sz w:val="24"/>
+          <w:u w:val="single"/>
+        </w:rPr>
+        <w:hyperlink r:id="rId13" w:history="1">
+          <w:r>
+            <w:rPr>
+              <w:rStyle w:val="Hyperlink"/>
+            </w:rPr>
+            <w:t>History</w:t>
+          </w:r>
+        </w:hyperlink>
+      </w:r>
+      <w:r>
+        <w:rPr>
+          <w:rFonts w:ascii="Charis SIL Regular" w:hAnsi="Charis SIL Regular" w:eastAsia="Charis SIL Regular"/>
+          <w:b w:val="0"/>
+          <w:i w:val="0"/>
+          <w:color w:val="0000FF"/>
+          <w:sz w:val="24"/>
+          <w:u w:val="single"/>
+        </w:rPr>
+        <w:t xml:space="preserve"> </w:t>
+      </w:r>
+      <w:r>
+        <w:rPr>
+          <w:rFonts w:ascii="Charis SIL Regular" w:hAnsi="Charis SIL Regular" w:eastAsia="Charis SIL Regular"/>
+          <w:b w:val="0"/>
+          <w:i w:val="0"/>
+          <w:color w:val="0000FF"/>
+          <w:sz w:val="24"/>
+          <w:u w:val="single"/>
+        </w:rPr>
+        <w:hyperlink r:id="rId13" w:history="1">
+          <w:r>
+            <w:rPr>
+              <w:rStyle w:val="Hyperlink"/>
+            </w:rPr>
+            <w:t>in</w:t>
+          </w:r>
+        </w:hyperlink>
+      </w:r>
+      <w:r>
+        <w:rPr>
+          <w:rFonts w:ascii="Charis SIL Regular" w:hAnsi="Charis SIL Regular" w:eastAsia="Charis SIL Regular"/>
+          <w:b w:val="0"/>
+          <w:i w:val="0"/>
+          <w:color w:val="0000FF"/>
+          <w:sz w:val="24"/>
+          <w:u w:val="single"/>
+        </w:rPr>
+        <w:t xml:space="preserve"> </w:t>
+      </w:r>
+      <w:r>
+        <w:rPr>
+          <w:rFonts w:ascii="Charis SIL Regular" w:hAnsi="Charis SIL Regular" w:eastAsia="Charis SIL Regular"/>
+          <w:b w:val="0"/>
+          <w:i w:val="0"/>
+          <w:color w:val="0000FF"/>
+          <w:sz w:val="24"/>
+          <w:u w:val="single"/>
+        </w:rPr>
+        <w:hyperlink r:id="rId13" w:history="1">
+          <w:r>
+            <w:rPr>
+              <w:rStyle w:val="Hyperlink"/>
+            </w:rPr>
+            <w:t>Leid</w:t>
+          </w:r>
+        </w:hyperlink>
+      </w:r>
+      <w:r>
+        <w:rPr>
+          <w:rFonts w:ascii="Charis SIL Regular" w:hAnsi="Charis SIL Regular" w:eastAsia="Charis SIL Regular"/>
+          <w:b w:val="0"/>
+          <w:i w:val="0"/>
+          <w:color w:val="0000FF"/>
+          <w:sz w:val="24"/>
+          <w:u w:val="single"/>
+        </w:rPr>
+        <w:hyperlink r:id="rId13" w:history="1">
+          <w:r>
+            <w:rPr>
+              <w:rStyle w:val="Hyperlink"/>
+            </w:rPr>
+            <w:t>e</w:t>
+          </w:r>
+        </w:hyperlink>
+      </w:r>
+      <w:r>
+        <w:rPr>
+          <w:rFonts w:ascii="Charis SIL Regular" w:hAnsi="Charis SIL Regular" w:eastAsia="Charis SIL Regular"/>
+          <w:b w:val="0"/>
+          <w:i w:val="0"/>
+          <w:color w:val="0000FF"/>
+          <w:sz w:val="24"/>
+          <w:u w:val="single"/>
+        </w:rPr>
+        <w:hyperlink r:id="rId13" w:history="1">
+          <w:r>
+            <w:rPr>
+              <w:rStyle w:val="Hyperlink"/>
+            </w:rPr>
+            <w:t>n</w:t>
+          </w:r>
+        </w:hyperlink>
+      </w:r>
+      <w:r>
+        <w:rPr>
+          <w:rFonts w:ascii="Charis SIL Regular" w:hAnsi="Charis SIL Regular" w:eastAsia="Charis SIL Regular"/>
+          <w:b w:val="0"/>
+          <w:i w:val="0"/>
+          <w:color w:val="0000FF"/>
+          <w:sz w:val="24"/>
+          <w:u w:val="single"/>
+        </w:rPr>
+        <w:t xml:space="preserve"> </w:t>
+      </w:r>
+      <w:r>
+        <w:rPr>
+          <w:rFonts w:ascii="Charis SIL Regular" w:hAnsi="Charis SIL Regular" w:eastAsia="Charis SIL Regular"/>
+          <w:b w:val="0"/>
+          <w:i w:val="0"/>
+          <w:color w:val="0000FF"/>
+          <w:sz w:val="24"/>
+          <w:u w:val="single"/>
+        </w:rPr>
+        <w:hyperlink r:id="rId13" w:history="1">
+          <w:r>
+            <w:rPr>
+              <w:rStyle w:val="Hyperlink"/>
+            </w:rPr>
+            <w:t>(now</w:t>
+          </w:r>
+        </w:hyperlink>
+      </w:r>
+      <w:r>
+        <w:rPr>
+          <w:rFonts w:ascii="Charis SIL Regular" w:hAnsi="Charis SIL Regular" w:eastAsia="Charis SIL Regular"/>
+          <w:b w:val="0"/>
+          <w:i w:val="0"/>
+          <w:color w:val="0000FF"/>
+          <w:sz w:val="24"/>
+          <w:u w:val="single"/>
+        </w:rPr>
+        <w:t xml:space="preserve"> </w:t>
+      </w:r>
+      <w:r>
+        <w:rPr>
+          <w:rFonts w:ascii="Charis SIL Regular" w:hAnsi="Charis SIL Regular" w:eastAsia="Charis SIL Regular"/>
+          <w:b w:val="0"/>
+          <w:i w:val="0"/>
+          <w:color w:val="0000FF"/>
+          <w:sz w:val="24"/>
+          <w:u w:val="single"/>
+        </w:rPr>
+        <w:hyperlink r:id="rId13" w:history="1">
+          <w:r>
+            <w:rPr>
+              <w:rStyle w:val="Hyperlink"/>
+            </w:rPr>
+            <w:t>Natu</w:t>
           </w:r>
         </w:hyperlink>
       </w:r>
@@ -1605,65 +1943,7 @@
             <w:rPr>
               <w:rStyle w:val="Hyperlink"/>
             </w:rPr>
-            <w:t>al</w:t>
-          </w:r>
-        </w:hyperlink>
-      </w:r>
-      <w:r>
-        <w:rPr>
-          <w:rFonts w:ascii="Charis SIL Regular" w:hAnsi="Charis SIL Regular" w:eastAsia="Charis SIL Regular"/>
-          <w:b w:val="0"/>
-          <w:i w:val="0"/>
-          <w:color w:val="0000FF"/>
-          <w:sz w:val="24"/>
-          <w:u w:val="single"/>
-        </w:rPr>
-        <w:t xml:space="preserve"> </w:t>
-      </w:r>
-      <w:r>
-        <w:rPr>
-          <w:rFonts w:ascii="Charis SIL Regular" w:hAnsi="Charis SIL Regular" w:eastAsia="Charis SIL Regular"/>
-          <w:b w:val="0"/>
-          <w:i w:val="0"/>
-          <w:color w:val="0000FF"/>
-          <w:sz w:val="24"/>
-          <w:u w:val="single"/>
-        </w:rPr>
-        <w:hyperlink r:id="rId13" w:history="1">
-          <w:r>
-            <w:rPr>
-              <w:rStyle w:val="Hyperlink"/>
-            </w:rPr>
-            <w:t>History</w:t>
-          </w:r>
-        </w:hyperlink>
-      </w:r>
-      <w:r>
-        <w:rPr>
-          <w:rFonts w:ascii="Charis SIL Regular" w:hAnsi="Charis SIL Regular" w:eastAsia="Charis SIL Regular"/>
-          <w:b w:val="0"/>
-          <w:i w:val="0"/>
-          <w:color w:val="0000FF"/>
-          <w:sz w:val="24"/>
-          <w:u w:val="single"/>
-        </w:rPr>
-        <w:t xml:space="preserve"> </w:t>
-      </w:r>
-      <w:r>
-        <w:rPr>
-          <w:rFonts w:ascii="Charis SIL Regular" w:hAnsi="Charis SIL Regular" w:eastAsia="Charis SIL Regular"/>
-          <w:b w:val="0"/>
-          <w:i w:val="0"/>
-          <w:color w:val="0000FF"/>
-          <w:sz w:val="24"/>
-          <w:u w:val="single"/>
-        </w:rPr>
-        <w:hyperlink r:id="rId13" w:history="1">
-          <w:r>
-            <w:rPr>
-              <w:rStyle w:val="Hyperlink"/>
-            </w:rPr>
-            <w:t>in</w:t>
+            <w:t>alis</w:t>
           </w:r>
         </w:hyperlink>
       </w:r>
@@ -1692,7 +1972,7 @@
             <w:rPr>
               <w:rStyle w:val="Hyperlink"/>
             </w:rPr>
-            <w:t>Leid</w:t>
+            <w:t>Biodiv</w:t>
           </w:r>
         </w:hyperlink>
       </w:r>
@@ -1710,7 +1990,7 @@
             <w:rPr>
               <w:rStyle w:val="Hyperlink"/>
             </w:rPr>
-            <w:t>e</w:t>
+            <w:t>er</w:t>
           </w:r>
         </w:hyperlink>
       </w:r>
@@ -1724,34 +2004,6 @@
           <w:u w:val="single"/>
         </w:rPr>
         <w:hyperlink r:id="rId14" w:history="1">
-          <w:r>
-            <w:rPr>
-              <w:rStyle w:val="Hyperlink"/>
-            </w:rPr>
-            <w:t>n</w:t>
-          </w:r>
-        </w:hyperlink>
-      </w:r>
-      <w:r>
-        <w:rPr>
-          <w:rFonts w:ascii="Charis SIL Regular" w:hAnsi="Charis SIL Regular" w:eastAsia="Charis SIL Regular"/>
-          <w:b w:val="0"/>
-          <w:i w:val="0"/>
-          <w:color w:val="0000FF"/>
-          <w:sz w:val="24"/>
-        </w:rPr>
-        <w:t xml:space="preserve"> (now Naturalis Biodiver</w:t>
-      </w:r>
-      <w:r>
-        <w:rPr>
-          <w:rFonts w:ascii="Charis SIL Regular" w:hAnsi="Charis SIL Regular" w:eastAsia="Charis SIL Regular"/>
-          <w:b w:val="0"/>
-          <w:i w:val="0"/>
-          <w:color w:val="0000FF"/>
-          <w:sz w:val="24"/>
-          <w:u w:val="single"/>
-        </w:rPr>
-        <w:hyperlink r:id="rId13" w:history="1">
           <w:r>
             <w:rPr>
               <w:rStyle w:val="Hyperlink"/>
@@ -1780,7 +2032,7 @@
           <w:sz w:val="24"/>
           <w:u w:val="single"/>
         </w:rPr>
-        <w:hyperlink r:id="rId13" w:history="1">
+        <w:hyperlink r:id="rId14" w:history="1">
           <w:r>
             <w:rPr>
               <w:rStyle w:val="Hyperlink"/>

--- a/EXPORTS/DOCX/published/niveau3/English/WMAmsterdam.docx
+++ b/EXPORTS/DOCX/published/niveau3/English/WMAmsterdam.docx
@@ -605,7 +605,7 @@
           <w:sz w:val="24"/>
           <w:u w:val="single"/>
         </w:rPr>
-        <w:hyperlink r:id="rId10" w:history="1">
+        <w:hyperlink r:id="rId11" w:history="1">
           <w:r>
             <w:rPr>
               <w:rStyle w:val="Hyperlink"/>
@@ -623,7 +623,7 @@
           <w:sz w:val="24"/>
           <w:u w:val="single"/>
         </w:rPr>
-        <w:hyperlink r:id="rId10" w:history="1">
+        <w:hyperlink r:id="rId11" w:history="1">
           <w:r>
             <w:rPr>
               <w:rStyle w:val="Hyperlink"/>
@@ -1620,7 +1620,7 @@
           <w:sz w:val="24"/>
           <w:u w:val="single"/>
         </w:rPr>
-        <w:hyperlink r:id="rId14" w:history="1">
+        <w:hyperlink r:id="rId13" w:history="1">
           <w:r>
             <w:rPr>
               <w:rStyle w:val="Hyperlink"/>
@@ -1649,7 +1649,7 @@
           <w:sz w:val="24"/>
           <w:u w:val="single"/>
         </w:rPr>
-        <w:hyperlink r:id="rId14" w:history="1">
+        <w:hyperlink r:id="rId13" w:history="1">
           <w:r>
             <w:rPr>
               <w:rStyle w:val="Hyperlink"/>
@@ -1667,7 +1667,7 @@
           <w:sz w:val="24"/>
           <w:u w:val="single"/>
         </w:rPr>
-        <w:hyperlink r:id="rId14" w:history="1">
+        <w:hyperlink r:id="rId13" w:history="1">
           <w:r>
             <w:rPr>
               <w:rStyle w:val="Hyperlink"/>
@@ -1685,7 +1685,7 @@
           <w:sz w:val="24"/>
           <w:u w:val="single"/>
         </w:rPr>
-        <w:hyperlink r:id="rId14" w:history="1">
+        <w:hyperlink r:id="rId13" w:history="1">
           <w:r>
             <w:rPr>
               <w:rStyle w:val="Hyperlink"/>
@@ -1703,7 +1703,7 @@
           <w:sz w:val="24"/>
           <w:u w:val="single"/>
         </w:rPr>
-        <w:hyperlink r:id="rId14" w:history="1">
+        <w:hyperlink r:id="rId13" w:history="1">
           <w:r>
             <w:rPr>
               <w:rStyle w:val="Hyperlink"/>
@@ -1750,7 +1750,7 @@
           <w:sz w:val="24"/>
           <w:u w:val="single"/>
         </w:rPr>
-        <w:hyperlink r:id="rId13" w:history="1">
+        <w:hyperlink r:id="rId14" w:history="1">
           <w:r>
             <w:rPr>
               <w:rStyle w:val="Hyperlink"/>
@@ -1779,7 +1779,7 @@
           <w:sz w:val="24"/>
           <w:u w:val="single"/>
         </w:rPr>
-        <w:hyperlink r:id="rId13" w:history="1">
+        <w:hyperlink r:id="rId14" w:history="1">
           <w:r>
             <w:rPr>
               <w:rStyle w:val="Hyperlink"/>
@@ -1808,7 +1808,7 @@
           <w:sz w:val="24"/>
           <w:u w:val="single"/>
         </w:rPr>
-        <w:hyperlink r:id="rId13" w:history="1">
+        <w:hyperlink r:id="rId14" w:history="1">
           <w:r>
             <w:rPr>
               <w:rStyle w:val="Hyperlink"/>
@@ -1967,7 +1967,7 @@
           <w:sz w:val="24"/>
           <w:u w:val="single"/>
         </w:rPr>
-        <w:hyperlink r:id="rId14" w:history="1">
+        <w:hyperlink r:id="rId13" w:history="1">
           <w:r>
             <w:rPr>
               <w:rStyle w:val="Hyperlink"/>
@@ -1985,7 +1985,7 @@
           <w:sz w:val="24"/>
           <w:u w:val="single"/>
         </w:rPr>
-        <w:hyperlink r:id="rId14" w:history="1">
+        <w:hyperlink r:id="rId13" w:history="1">
           <w:r>
             <w:rPr>
               <w:rStyle w:val="Hyperlink"/>
@@ -2003,7 +2003,7 @@
           <w:sz w:val="24"/>
           <w:u w:val="single"/>
         </w:rPr>
-        <w:hyperlink r:id="rId14" w:history="1">
+        <w:hyperlink r:id="rId13" w:history="1">
           <w:r>
             <w:rPr>
               <w:rStyle w:val="Hyperlink"/>
@@ -2032,7 +2032,7 @@
           <w:sz w:val="24"/>
           <w:u w:val="single"/>
         </w:rPr>
-        <w:hyperlink r:id="rId14" w:history="1">
+        <w:hyperlink r:id="rId13" w:history="1">
           <w:r>
             <w:rPr>
               <w:rStyle w:val="Hyperlink"/>

--- a/EXPORTS/DOCX/published/niveau3/English/WMAmsterdam.docx
+++ b/EXPORTS/DOCX/published/niveau3/English/WMAmsterdam.docx
@@ -464,7 +464,7 @@
           <w:sz w:val="24"/>
           <w:u w:val="single"/>
         </w:rPr>
-        <w:hyperlink r:id="rId11" w:history="1">
+        <w:hyperlink r:id="rId10" w:history="1">
           <w:r>
             <w:rPr>
               <w:rStyle w:val="Hyperlink"/>
@@ -493,7 +493,7 @@
           <w:sz w:val="24"/>
           <w:u w:val="single"/>
         </w:rPr>
-        <w:hyperlink r:id="rId11" w:history="1">
+        <w:hyperlink r:id="rId10" w:history="1">
           <w:r>
             <w:rPr>
               <w:rStyle w:val="Hyperlink"/>
@@ -1544,7 +1544,7 @@
           <w:sz w:val="24"/>
           <w:u w:val="single"/>
         </w:rPr>
-        <w:hyperlink r:id="rId13" w:history="1">
+        <w:hyperlink r:id="rId14" w:history="1">
           <w:r>
             <w:rPr>
               <w:rStyle w:val="Hyperlink"/>
@@ -1573,7 +1573,7 @@
           <w:sz w:val="24"/>
           <w:u w:val="single"/>
         </w:rPr>
-        <w:hyperlink r:id="rId13" w:history="1">
+        <w:hyperlink r:id="rId14" w:history="1">
           <w:r>
             <w:rPr>
               <w:rStyle w:val="Hyperlink"/>
@@ -1750,7 +1750,7 @@
           <w:sz w:val="24"/>
           <w:u w:val="single"/>
         </w:rPr>
-        <w:hyperlink r:id="rId14" w:history="1">
+        <w:hyperlink r:id="rId13" w:history="1">
           <w:r>
             <w:rPr>
               <w:rStyle w:val="Hyperlink"/>
@@ -1779,7 +1779,7 @@
           <w:sz w:val="24"/>
           <w:u w:val="single"/>
         </w:rPr>
-        <w:hyperlink r:id="rId14" w:history="1">
+        <w:hyperlink r:id="rId13" w:history="1">
           <w:r>
             <w:rPr>
               <w:rStyle w:val="Hyperlink"/>
@@ -1808,7 +1808,7 @@
           <w:sz w:val="24"/>
           <w:u w:val="single"/>
         </w:rPr>
-        <w:hyperlink r:id="rId14" w:history="1">
+        <w:hyperlink r:id="rId13" w:history="1">
           <w:r>
             <w:rPr>
               <w:rStyle w:val="Hyperlink"/>
@@ -1902,7 +1902,7 @@
           <w:sz w:val="24"/>
           <w:u w:val="single"/>
         </w:rPr>
-        <w:hyperlink r:id="rId13" w:history="1">
+        <w:hyperlink r:id="rId14" w:history="1">
           <w:r>
             <w:rPr>
               <w:rStyle w:val="Hyperlink"/>
@@ -1920,7 +1920,7 @@
           <w:sz w:val="24"/>
           <w:u w:val="single"/>
         </w:rPr>
-        <w:hyperlink r:id="rId13" w:history="1">
+        <w:hyperlink r:id="rId14" w:history="1">
           <w:r>
             <w:rPr>
               <w:rStyle w:val="Hyperlink"/>
@@ -1938,7 +1938,7 @@
           <w:sz w:val="24"/>
           <w:u w:val="single"/>
         </w:rPr>
-        <w:hyperlink r:id="rId13" w:history="1">
+        <w:hyperlink r:id="rId14" w:history="1">
           <w:r>
             <w:rPr>
               <w:rStyle w:val="Hyperlink"/>
@@ -1967,7 +1967,7 @@
           <w:sz w:val="24"/>
           <w:u w:val="single"/>
         </w:rPr>
-        <w:hyperlink r:id="rId13" w:history="1">
+        <w:hyperlink r:id="rId14" w:history="1">
           <w:r>
             <w:rPr>
               <w:rStyle w:val="Hyperlink"/>
@@ -1985,7 +1985,7 @@
           <w:sz w:val="24"/>
           <w:u w:val="single"/>
         </w:rPr>
-        <w:hyperlink r:id="rId13" w:history="1">
+        <w:hyperlink r:id="rId14" w:history="1">
           <w:r>
             <w:rPr>
               <w:rStyle w:val="Hyperlink"/>
@@ -2003,7 +2003,7 @@
           <w:sz w:val="24"/>
           <w:u w:val="single"/>
         </w:rPr>
-        <w:hyperlink r:id="rId13" w:history="1">
+        <w:hyperlink r:id="rId14" w:history="1">
           <w:r>
             <w:rPr>
               <w:rStyle w:val="Hyperlink"/>
@@ -2032,7 +2032,7 @@
           <w:sz w:val="24"/>
           <w:u w:val="single"/>
         </w:rPr>
-        <w:hyperlink r:id="rId13" w:history="1">
+        <w:hyperlink r:id="rId14" w:history="1">
           <w:r>
             <w:rPr>
               <w:rStyle w:val="Hyperlink"/>

--- a/EXPORTS/DOCX/published/niveau3/English/WMAmsterdam.docx
+++ b/EXPORTS/DOCX/published/niveau3/English/WMAmsterdam.docx
@@ -195,25 +195,7 @@
           <w:color w:val="000000"/>
           <w:sz w:val="24"/>
         </w:rPr>
-        <w:t>Haarlem in 1871. The Colonial Museum, located in Paviljo</w:t>
-      </w:r>
-      <w:r>
-        <w:rPr>
-          <w:u w:val="single" w:color="0000ff"/>
-          <w:rFonts w:ascii="Charis SIL Regular" w:hAnsi="Charis SIL Regular" w:eastAsia="Charis SIL Regular"/>
-          <w:b w:val="0"/>
-          <w:i w:val="0"/>
-          <w:color w:val="000000"/>
-          <w:sz w:val="24"/>
-        </w:rPr>
-        <w:hyperlink r:id="rId9" w:history="1">
-          <w:r>
-            <w:rPr>
-              <w:rStyle w:val="Hyperlink"/>
-            </w:rPr>
-            <w:t>en Welg</w:t>
-          </w:r>
-        </w:hyperlink>
+        <w:t>Haarlem in 1871. The Colonial Museum, located in Paviljoen Welg</w:t>
       </w:r>
       <w:r>
         <w:rPr>
@@ -388,72 +370,7 @@
           <w:sz w:val="24"/>
           <w:u w:val="single"/>
         </w:rPr>
-        <w:hyperlink r:id="rId11" w:history="1">
-          <w:r>
-            <w:rPr>
-              <w:rStyle w:val="Hyperlink"/>
-            </w:rPr>
-            <w:t>Johann</w:t>
-          </w:r>
-        </w:hyperlink>
-      </w:r>
-      <w:r>
-        <w:rPr>
-          <w:rFonts w:ascii="Charis SIL Regular" w:hAnsi="Charis SIL Regular" w:eastAsia="Charis SIL Regular"/>
-          <w:b w:val="0"/>
-          <w:i w:val="0"/>
-          <w:color w:val="0000FF"/>
-          <w:sz w:val="24"/>
-          <w:u w:val="single"/>
-        </w:rPr>
-        <w:t xml:space="preserve"> </w:t>
-      </w:r>
-      <w:r>
-        <w:rPr>
-          <w:rFonts w:ascii="Charis SIL Regular" w:hAnsi="Charis SIL Regular" w:eastAsia="Charis SIL Regular"/>
-          <w:b w:val="0"/>
-          <w:i w:val="0"/>
-          <w:color w:val="0000FF"/>
-          <w:sz w:val="24"/>
-          <w:u w:val="single"/>
-        </w:rPr>
-        <w:hyperlink r:id="rId11" w:history="1">
-          <w:r>
-            <w:rPr>
-              <w:rStyle w:val="Hyperlink"/>
-            </w:rPr>
-            <w:t>George</w:t>
-          </w:r>
-        </w:hyperlink>
-      </w:r>
-      <w:r>
-        <w:rPr>
-          <w:rFonts w:ascii="Charis SIL Regular" w:hAnsi="Charis SIL Regular" w:eastAsia="Charis SIL Regular"/>
-          <w:b w:val="0"/>
-          <w:i w:val="0"/>
-          <w:color w:val="0000FF"/>
-          <w:sz w:val="24"/>
-          <w:u w:val="single"/>
-        </w:rPr>
-        <w:t xml:space="preserve"> </w:t>
-      </w:r>
-      <w:r>
-        <w:rPr>
-          <w:rFonts w:ascii="Charis SIL Regular" w:hAnsi="Charis SIL Regular" w:eastAsia="Charis SIL Regular"/>
-          <w:b w:val="0"/>
-          <w:i w:val="0"/>
-          <w:color w:val="0000FF"/>
-          <w:sz w:val="24"/>
-          <w:u w:val="single"/>
-        </w:rPr>
-        <w:hyperlink r:id="rId11" w:history="1">
-          <w:r>
-            <w:rPr>
-              <w:rStyle w:val="Hyperlink"/>
-            </w:rPr>
-            <w:t>Ott</w:t>
-          </w:r>
-        </w:hyperlink>
+        <w:t>Johann George Ott</w:t>
       </w:r>
       <w:r>
         <w:rPr>
@@ -493,7 +410,7 @@
           <w:sz w:val="24"/>
           <w:u w:val="single"/>
         </w:rPr>
-        <w:hyperlink r:id="rId10" w:history="1">
+        <w:hyperlink r:id="rId11" w:history="1">
           <w:r>
             <w:rPr>
               <w:rStyle w:val="Hyperlink"/>
@@ -522,7 +439,7 @@
           <w:sz w:val="24"/>
           <w:u w:val="single"/>
         </w:rPr>
-        <w:hyperlink r:id="rId11" w:history="1">
+        <w:hyperlink r:id="rId10" w:history="1">
           <w:r>
             <w:rPr>
               <w:rStyle w:val="Hyperlink"/>
@@ -540,7 +457,7 @@
           <w:sz w:val="24"/>
           <w:u w:val="single"/>
         </w:rPr>
-        <w:hyperlink r:id="rId11" w:history="1">
+        <w:hyperlink r:id="rId10" w:history="1">
           <w:r>
             <w:rPr>
               <w:rStyle w:val="Hyperlink"/>
@@ -587,7 +504,7 @@
           <w:sz w:val="24"/>
           <w:u w:val="single"/>
         </w:rPr>
-        <w:hyperlink r:id="rId11" w:history="1">
+        <w:hyperlink r:id="rId10" w:history="1">
           <w:r>
             <w:rPr>
               <w:rStyle w:val="Hyperlink"/>
@@ -605,7 +522,7 @@
           <w:sz w:val="24"/>
           <w:u w:val="single"/>
         </w:rPr>
-        <w:hyperlink r:id="rId11" w:history="1">
+        <w:hyperlink r:id="rId10" w:history="1">
           <w:r>
             <w:rPr>
               <w:rStyle w:val="Hyperlink"/>
@@ -652,7 +569,7 @@
           <w:sz w:val="24"/>
           <w:u w:val="single"/>
         </w:rPr>
-        <w:hyperlink r:id="rId11" w:history="1">
+        <w:hyperlink r:id="rId10" w:history="1">
           <w:r>
             <w:rPr>
               <w:rStyle w:val="Hyperlink"/>
@@ -1544,7 +1461,7 @@
           <w:sz w:val="24"/>
           <w:u w:val="single"/>
         </w:rPr>
-        <w:hyperlink r:id="rId14" w:history="1">
+        <w:hyperlink r:id="rId13" w:history="1">
           <w:r>
             <w:rPr>
               <w:rStyle w:val="Hyperlink"/>
@@ -1573,7 +1490,7 @@
           <w:sz w:val="24"/>
           <w:u w:val="single"/>
         </w:rPr>
-        <w:hyperlink r:id="rId14" w:history="1">
+        <w:hyperlink r:id="rId13" w:history="1">
           <w:r>
             <w:rPr>
               <w:rStyle w:val="Hyperlink"/>
@@ -1779,7 +1696,7 @@
           <w:sz w:val="24"/>
           <w:u w:val="single"/>
         </w:rPr>
-        <w:hyperlink r:id="rId13" w:history="1">
+        <w:hyperlink r:id="rId14" w:history="1">
           <w:r>
             <w:rPr>
               <w:rStyle w:val="Hyperlink"/>
@@ -1808,7 +1725,7 @@
           <w:sz w:val="24"/>
           <w:u w:val="single"/>
         </w:rPr>
-        <w:hyperlink r:id="rId13" w:history="1">
+        <w:hyperlink r:id="rId14" w:history="1">
           <w:r>
             <w:rPr>
               <w:rStyle w:val="Hyperlink"/>
@@ -1826,7 +1743,7 @@
           <w:sz w:val="24"/>
           <w:u w:val="single"/>
         </w:rPr>
-        <w:hyperlink r:id="rId13" w:history="1">
+        <w:hyperlink r:id="rId14" w:history="1">
           <w:r>
             <w:rPr>
               <w:rStyle w:val="Hyperlink"/>
@@ -1844,7 +1761,7 @@
           <w:sz w:val="24"/>
           <w:u w:val="single"/>
         </w:rPr>
-        <w:hyperlink r:id="rId13" w:history="1">
+        <w:hyperlink r:id="rId14" w:history="1">
           <w:r>
             <w:rPr>
               <w:rStyle w:val="Hyperlink"/>
@@ -1873,7 +1790,7 @@
           <w:sz w:val="24"/>
           <w:u w:val="single"/>
         </w:rPr>
-        <w:hyperlink r:id="rId13" w:history="1">
+        <w:hyperlink r:id="rId14" w:history="1">
           <w:r>
             <w:rPr>
               <w:rStyle w:val="Hyperlink"/>
@@ -1938,7 +1855,7 @@
           <w:sz w:val="24"/>
           <w:u w:val="single"/>
         </w:rPr>
-        <w:hyperlink r:id="rId14" w:history="1">
+        <w:hyperlink r:id="rId13" w:history="1">
           <w:r>
             <w:rPr>
               <w:rStyle w:val="Hyperlink"/>
@@ -1967,7 +1884,7 @@
           <w:sz w:val="24"/>
           <w:u w:val="single"/>
         </w:rPr>
-        <w:hyperlink r:id="rId14" w:history="1">
+        <w:hyperlink r:id="rId13" w:history="1">
           <w:r>
             <w:rPr>
               <w:rStyle w:val="Hyperlink"/>
@@ -1985,7 +1902,7 @@
           <w:sz w:val="24"/>
           <w:u w:val="single"/>
         </w:rPr>
-        <w:hyperlink r:id="rId14" w:history="1">
+        <w:hyperlink r:id="rId13" w:history="1">
           <w:r>
             <w:rPr>
               <w:rStyle w:val="Hyperlink"/>
@@ -2003,7 +1920,7 @@
           <w:sz w:val="24"/>
           <w:u w:val="single"/>
         </w:rPr>
-        <w:hyperlink r:id="rId14" w:history="1">
+        <w:hyperlink r:id="rId13" w:history="1">
           <w:r>
             <w:rPr>
               <w:rStyle w:val="Hyperlink"/>
@@ -2032,7 +1949,7 @@
           <w:sz w:val="24"/>
           <w:u w:val="single"/>
         </w:rPr>
-        <w:hyperlink r:id="rId14" w:history="1">
+        <w:hyperlink r:id="rId13" w:history="1">
           <w:r>
             <w:rPr>
               <w:rStyle w:val="Hyperlink"/>

--- a/EXPORTS/DOCX/published/niveau3/English/WMAmsterdam.docx
+++ b/EXPORTS/DOCX/published/niveau3/English/WMAmsterdam.docx
@@ -195,7 +195,25 @@
           <w:color w:val="000000"/>
           <w:sz w:val="24"/>
         </w:rPr>
-        <w:t>Haarlem in 1871. The Colonial Museum, located in Paviljoen Welg</w:t>
+        <w:t>Haarlem in 1871. The Colonial Museum, located in Paviljo</w:t>
+      </w:r>
+      <w:r>
+        <w:rPr>
+          <w:u w:val="single" w:color="0000ff"/>
+          <w:rFonts w:ascii="Charis SIL Regular" w:hAnsi="Charis SIL Regular" w:eastAsia="Charis SIL Regular"/>
+          <w:b w:val="0"/>
+          <w:i w:val="0"/>
+          <w:color w:val="000000"/>
+          <w:sz w:val="24"/>
+        </w:rPr>
+        <w:hyperlink r:id="rId9" w:history="1">
+          <w:r>
+            <w:rPr>
+              <w:rStyle w:val="Hyperlink"/>
+            </w:rPr>
+            <w:t>en Welg</w:t>
+          </w:r>
+        </w:hyperlink>
       </w:r>
       <w:r>
         <w:rPr>
@@ -370,7 +388,148 @@
           <w:sz w:val="24"/>
           <w:u w:val="single"/>
         </w:rPr>
-        <w:t>Johann George Ott</w:t>
+        <w:hyperlink r:id="rId11" w:history="1">
+          <w:r>
+            <w:rPr>
+              <w:rStyle w:val="Hyperlink"/>
+            </w:rPr>
+            <w:t>Johann</w:t>
+          </w:r>
+        </w:hyperlink>
+      </w:r>
+      <w:r>
+        <w:rPr>
+          <w:rFonts w:ascii="Charis SIL Regular" w:hAnsi="Charis SIL Regular" w:eastAsia="Charis SIL Regular"/>
+          <w:b w:val="0"/>
+          <w:i w:val="0"/>
+          <w:color w:val="0000FF"/>
+          <w:sz w:val="24"/>
+          <w:u w:val="single"/>
+        </w:rPr>
+        <w:t xml:space="preserve"> </w:t>
+      </w:r>
+      <w:r>
+        <w:rPr>
+          <w:rFonts w:ascii="Charis SIL Regular" w:hAnsi="Charis SIL Regular" w:eastAsia="Charis SIL Regular"/>
+          <w:b w:val="0"/>
+          <w:i w:val="0"/>
+          <w:color w:val="0000FF"/>
+          <w:sz w:val="24"/>
+          <w:u w:val="single"/>
+        </w:rPr>
+        <w:hyperlink r:id="rId11" w:history="1">
+          <w:r>
+            <w:rPr>
+              <w:rStyle w:val="Hyperlink"/>
+            </w:rPr>
+            <w:t>George</w:t>
+          </w:r>
+        </w:hyperlink>
+      </w:r>
+      <w:r>
+        <w:rPr>
+          <w:rFonts w:ascii="Charis SIL Regular" w:hAnsi="Charis SIL Regular" w:eastAsia="Charis SIL Regular"/>
+          <w:b w:val="0"/>
+          <w:i w:val="0"/>
+          <w:color w:val="0000FF"/>
+          <w:sz w:val="24"/>
+          <w:u w:val="single"/>
+        </w:rPr>
+        <w:t xml:space="preserve"> </w:t>
+      </w:r>
+      <w:r>
+        <w:rPr>
+          <w:rFonts w:ascii="Charis SIL Regular" w:hAnsi="Charis SIL Regular" w:eastAsia="Charis SIL Regular"/>
+          <w:b w:val="0"/>
+          <w:i w:val="0"/>
+          <w:color w:val="0000FF"/>
+          <w:sz w:val="24"/>
+          <w:u w:val="single"/>
+        </w:rPr>
+        <w:hyperlink r:id="rId11" w:history="1">
+          <w:r>
+            <w:rPr>
+              <w:rStyle w:val="Hyperlink"/>
+            </w:rPr>
+            <w:t>Ott</w:t>
+          </w:r>
+        </w:hyperlink>
+      </w:r>
+      <w:r>
+        <w:rPr>
+          <w:rFonts w:ascii="Charis SIL Regular" w:hAnsi="Charis SIL Regular" w:eastAsia="Charis SIL Regular"/>
+          <w:b w:val="0"/>
+          <w:i w:val="0"/>
+          <w:color w:val="0000FF"/>
+          <w:sz w:val="24"/>
+          <w:u w:val="single"/>
+        </w:rPr>
+        <w:hyperlink r:id="rId11" w:history="1">
+          <w:r>
+            <w:rPr>
+              <w:rStyle w:val="Hyperlink"/>
+            </w:rPr>
+            <w:t>o</w:t>
+          </w:r>
+        </w:hyperlink>
+      </w:r>
+      <w:r>
+        <w:rPr>
+          <w:rFonts w:ascii="Charis SIL Regular" w:hAnsi="Charis SIL Regular" w:eastAsia="Charis SIL Regular"/>
+          <w:b w:val="0"/>
+          <w:i w:val="0"/>
+          <w:color w:val="0000FF"/>
+          <w:sz w:val="24"/>
+          <w:u w:val="single"/>
+        </w:rPr>
+        <w:t xml:space="preserve"> </w:t>
+      </w:r>
+      <w:r>
+        <w:rPr>
+          <w:rFonts w:ascii="Charis SIL Regular" w:hAnsi="Charis SIL Regular" w:eastAsia="Charis SIL Regular"/>
+          <w:b w:val="0"/>
+          <w:i w:val="0"/>
+          <w:color w:val="0000FF"/>
+          <w:sz w:val="24"/>
+          <w:u w:val="single"/>
+        </w:rPr>
+        <w:hyperlink r:id="rId11" w:history="1">
+          <w:r>
+            <w:rPr>
+              <w:rStyle w:val="Hyperlink"/>
+            </w:rPr>
+            <w:t>Stuart</w:t>
+          </w:r>
+        </w:hyperlink>
+      </w:r>
+      <w:r>
+        <w:rPr>
+          <w:rFonts w:ascii="Charis SIL Regular" w:hAnsi="Charis SIL Regular" w:eastAsia="Charis SIL Regular"/>
+          <w:b w:val="0"/>
+          <w:i w:val="0"/>
+          <w:color w:val="0000FF"/>
+          <w:sz w:val="24"/>
+          <w:u w:val="single"/>
+        </w:rPr>
+        <w:t xml:space="preserve"> </w:t>
+      </w:r>
+      <w:r>
+        <w:rPr>
+          <w:rFonts w:ascii="Charis SIL Regular" w:hAnsi="Charis SIL Regular" w:eastAsia="Charis SIL Regular"/>
+          <w:b w:val="0"/>
+          <w:i w:val="0"/>
+          <w:color w:val="0000FF"/>
+          <w:sz w:val="24"/>
+          <w:u w:val="single"/>
+        </w:rPr>
+        <w:hyperlink r:id="rId11" w:history="1">
+          <w:r>
+            <w:rPr>
+              <w:rStyle w:val="Hyperlink"/>
+            </w:rPr>
+            <w:t>v</w:t>
+          </w:r>
+        </w:hyperlink>
       </w:r>
       <w:r>
         <w:rPr>
@@ -399,83 +558,7 @@
           <w:sz w:val="24"/>
           <w:u w:val="single"/>
         </w:rPr>
-        <w:t xml:space="preserve"> </w:t>
-      </w:r>
-      <w:r>
-        <w:rPr>
-          <w:rFonts w:ascii="Charis SIL Regular" w:hAnsi="Charis SIL Regular" w:eastAsia="Charis SIL Regular"/>
-          <w:b w:val="0"/>
-          <w:i w:val="0"/>
-          <w:color w:val="0000FF"/>
-          <w:sz w:val="24"/>
-          <w:u w:val="single"/>
-        </w:rPr>
-        <w:hyperlink r:id="rId11" w:history="1">
-          <w:r>
-            <w:rPr>
-              <w:rStyle w:val="Hyperlink"/>
-            </w:rPr>
-            <w:t>Stuart</w:t>
-          </w:r>
-        </w:hyperlink>
-      </w:r>
-      <w:r>
-        <w:rPr>
-          <w:rFonts w:ascii="Charis SIL Regular" w:hAnsi="Charis SIL Regular" w:eastAsia="Charis SIL Regular"/>
-          <w:b w:val="0"/>
-          <w:i w:val="0"/>
-          <w:color w:val="0000FF"/>
-          <w:sz w:val="24"/>
-          <w:u w:val="single"/>
-        </w:rPr>
-        <w:t xml:space="preserve"> </w:t>
-      </w:r>
-      <w:r>
-        <w:rPr>
-          <w:rFonts w:ascii="Charis SIL Regular" w:hAnsi="Charis SIL Regular" w:eastAsia="Charis SIL Regular"/>
-          <w:b w:val="0"/>
-          <w:i w:val="0"/>
-          <w:color w:val="0000FF"/>
-          <w:sz w:val="24"/>
-          <w:u w:val="single"/>
-        </w:rPr>
         <w:hyperlink r:id="rId10" w:history="1">
-          <w:r>
-            <w:rPr>
-              <w:rStyle w:val="Hyperlink"/>
-            </w:rPr>
-            <w:t>v</w:t>
-          </w:r>
-        </w:hyperlink>
-      </w:r>
-      <w:r>
-        <w:rPr>
-          <w:rFonts w:ascii="Charis SIL Regular" w:hAnsi="Charis SIL Regular" w:eastAsia="Charis SIL Regular"/>
-          <w:b w:val="0"/>
-          <w:i w:val="0"/>
-          <w:color w:val="0000FF"/>
-          <w:sz w:val="24"/>
-          <w:u w:val="single"/>
-        </w:rPr>
-        <w:hyperlink r:id="rId10" w:history="1">
-          <w:r>
-            <w:rPr>
-              <w:rStyle w:val="Hyperlink"/>
-            </w:rPr>
-            <w:t>o</w:t>
-          </w:r>
-        </w:hyperlink>
-      </w:r>
-      <w:r>
-        <w:rPr>
-          <w:rFonts w:ascii="Charis SIL Regular" w:hAnsi="Charis SIL Regular" w:eastAsia="Charis SIL Regular"/>
-          <w:b w:val="0"/>
-          <w:i w:val="0"/>
-          <w:color w:val="0000FF"/>
-          <w:sz w:val="24"/>
-          <w:u w:val="single"/>
-        </w:rPr>
-        <w:hyperlink r:id="rId11" w:history="1">
           <w:r>
             <w:rPr>
               <w:rStyle w:val="Hyperlink"/>
@@ -504,7 +587,7 @@
           <w:sz w:val="24"/>
           <w:u w:val="single"/>
         </w:rPr>
-        <w:hyperlink r:id="rId10" w:history="1">
+        <w:hyperlink r:id="rId11" w:history="1">
           <w:r>
             <w:rPr>
               <w:rStyle w:val="Hyperlink"/>
@@ -522,7 +605,7 @@
           <w:sz w:val="24"/>
           <w:u w:val="single"/>
         </w:rPr>
-        <w:hyperlink r:id="rId10" w:history="1">
+        <w:hyperlink r:id="rId11" w:history="1">
           <w:r>
             <w:rPr>
               <w:rStyle w:val="Hyperlink"/>
@@ -569,7 +652,7 @@
           <w:sz w:val="24"/>
           <w:u w:val="single"/>
         </w:rPr>
-        <w:hyperlink r:id="rId10" w:history="1">
+        <w:hyperlink r:id="rId11" w:history="1">
           <w:r>
             <w:rPr>
               <w:rStyle w:val="Hyperlink"/>
@@ -1490,7 +1573,7 @@
           <w:sz w:val="24"/>
           <w:u w:val="single"/>
         </w:rPr>
-        <w:hyperlink r:id="rId13" w:history="1">
+        <w:hyperlink r:id="rId14" w:history="1">
           <w:r>
             <w:rPr>
               <w:rStyle w:val="Hyperlink"/>
@@ -1508,7 +1591,7 @@
           <w:sz w:val="24"/>
           <w:u w:val="single"/>
         </w:rPr>
-        <w:hyperlink r:id="rId13" w:history="1">
+        <w:hyperlink r:id="rId14" w:history="1">
           <w:r>
             <w:rPr>
               <w:rStyle w:val="Hyperlink"/>
@@ -1537,7 +1620,7 @@
           <w:sz w:val="24"/>
           <w:u w:val="single"/>
         </w:rPr>
-        <w:hyperlink r:id="rId13" w:history="1">
+        <w:hyperlink r:id="rId14" w:history="1">
           <w:r>
             <w:rPr>
               <w:rStyle w:val="Hyperlink"/>
@@ -1566,7 +1649,7 @@
           <w:sz w:val="24"/>
           <w:u w:val="single"/>
         </w:rPr>
-        <w:hyperlink r:id="rId13" w:history="1">
+        <w:hyperlink r:id="rId14" w:history="1">
           <w:r>
             <w:rPr>
               <w:rStyle w:val="Hyperlink"/>
@@ -1584,7 +1667,7 @@
           <w:sz w:val="24"/>
           <w:u w:val="single"/>
         </w:rPr>
-        <w:hyperlink r:id="rId13" w:history="1">
+        <w:hyperlink r:id="rId14" w:history="1">
           <w:r>
             <w:rPr>
               <w:rStyle w:val="Hyperlink"/>
@@ -1696,7 +1779,7 @@
           <w:sz w:val="24"/>
           <w:u w:val="single"/>
         </w:rPr>
-        <w:hyperlink r:id="rId14" w:history="1">
+        <w:hyperlink r:id="rId13" w:history="1">
           <w:r>
             <w:rPr>
               <w:rStyle w:val="Hyperlink"/>
@@ -1725,7 +1808,7 @@
           <w:sz w:val="24"/>
           <w:u w:val="single"/>
         </w:rPr>
-        <w:hyperlink r:id="rId14" w:history="1">
+        <w:hyperlink r:id="rId13" w:history="1">
           <w:r>
             <w:rPr>
               <w:rStyle w:val="Hyperlink"/>
@@ -1743,7 +1826,7 @@
           <w:sz w:val="24"/>
           <w:u w:val="single"/>
         </w:rPr>
-        <w:hyperlink r:id="rId14" w:history="1">
+        <w:hyperlink r:id="rId13" w:history="1">
           <w:r>
             <w:rPr>
               <w:rStyle w:val="Hyperlink"/>
@@ -1761,7 +1844,7 @@
           <w:sz w:val="24"/>
           <w:u w:val="single"/>
         </w:rPr>
-        <w:hyperlink r:id="rId14" w:history="1">
+        <w:hyperlink r:id="rId13" w:history="1">
           <w:r>
             <w:rPr>
               <w:rStyle w:val="Hyperlink"/>
@@ -1790,7 +1873,7 @@
           <w:sz w:val="24"/>
           <w:u w:val="single"/>
         </w:rPr>
-        <w:hyperlink r:id="rId14" w:history="1">
+        <w:hyperlink r:id="rId13" w:history="1">
           <w:r>
             <w:rPr>
               <w:rStyle w:val="Hyperlink"/>
@@ -1855,7 +1938,7 @@
           <w:sz w:val="24"/>
           <w:u w:val="single"/>
         </w:rPr>
-        <w:hyperlink r:id="rId13" w:history="1">
+        <w:hyperlink r:id="rId14" w:history="1">
           <w:r>
             <w:rPr>
               <w:rStyle w:val="Hyperlink"/>
@@ -1884,7 +1967,7 @@
           <w:sz w:val="24"/>
           <w:u w:val="single"/>
         </w:rPr>
-        <w:hyperlink r:id="rId13" w:history="1">
+        <w:hyperlink r:id="rId14" w:history="1">
           <w:r>
             <w:rPr>
               <w:rStyle w:val="Hyperlink"/>
@@ -1902,7 +1985,7 @@
           <w:sz w:val="24"/>
           <w:u w:val="single"/>
         </w:rPr>
-        <w:hyperlink r:id="rId13" w:history="1">
+        <w:hyperlink r:id="rId14" w:history="1">
           <w:r>
             <w:rPr>
               <w:rStyle w:val="Hyperlink"/>
@@ -1920,7 +2003,7 @@
           <w:sz w:val="24"/>
           <w:u w:val="single"/>
         </w:rPr>
-        <w:hyperlink r:id="rId13" w:history="1">
+        <w:hyperlink r:id="rId14" w:history="1">
           <w:r>
             <w:rPr>
               <w:rStyle w:val="Hyperlink"/>
@@ -1949,7 +2032,7 @@
           <w:sz w:val="24"/>
           <w:u w:val="single"/>
         </w:rPr>
-        <w:hyperlink r:id="rId13" w:history="1">
+        <w:hyperlink r:id="rId14" w:history="1">
           <w:r>
             <w:rPr>
               <w:rStyle w:val="Hyperlink"/>
@@ -2407,25 +2490,7 @@
           <w:color w:val="000000"/>
           <w:sz w:val="24"/>
         </w:rPr>
-        <w:t>Tropical Institute). This includes the arc</w:t>
-      </w:r>
-      <w:r>
-        <w:rPr>
-          <w:u w:val="single" w:color="0000ff"/>
-          <w:rFonts w:ascii="Charis SIL Regular" w:hAnsi="Charis SIL Regular" w:eastAsia="Charis SIL Regular"/>
-          <w:b w:val="0"/>
-          <w:i w:val="0"/>
-          <w:color w:val="000000"/>
-          <w:sz w:val="24"/>
-        </w:rPr>
-        <w:hyperlink r:id="rId16" w:history="1">
-          <w:r>
-            <w:rPr>
-              <w:rStyle w:val="Hyperlink"/>
-            </w:rPr>
-            <w:t>hives of</w:t>
-          </w:r>
-        </w:hyperlink>
+        <w:t>Tropical Institute). This includes the archives of</w:t>
       </w:r>
       <w:r>
         <w:rPr>

--- a/EXPORTS/DOCX/published/niveau3/English/WMAmsterdam.docx
+++ b/EXPORTS/DOCX/published/niveau3/English/WMAmsterdam.docx
@@ -540,7 +540,7 @@
           <w:sz w:val="24"/>
           <w:u w:val="single"/>
         </w:rPr>
-        <w:hyperlink r:id="rId10" w:history="1">
+        <w:hyperlink r:id="rId11" w:history="1">
           <w:r>
             <w:rPr>
               <w:rStyle w:val="Hyperlink"/>
@@ -558,7 +558,7 @@
           <w:sz w:val="24"/>
           <w:u w:val="single"/>
         </w:rPr>
-        <w:hyperlink r:id="rId10" w:history="1">
+        <w:hyperlink r:id="rId11" w:history="1">
           <w:r>
             <w:rPr>
               <w:rStyle w:val="Hyperlink"/>
@@ -623,7 +623,7 @@
           <w:sz w:val="24"/>
           <w:u w:val="single"/>
         </w:rPr>
-        <w:hyperlink r:id="rId11" w:history="1">
+        <w:hyperlink r:id="rId10" w:history="1">
           <w:r>
             <w:rPr>
               <w:rStyle w:val="Hyperlink"/>
@@ -652,7 +652,7 @@
           <w:sz w:val="24"/>
           <w:u w:val="single"/>
         </w:rPr>
-        <w:hyperlink r:id="rId11" w:history="1">
+        <w:hyperlink r:id="rId10" w:history="1">
           <w:r>
             <w:rPr>
               <w:rStyle w:val="Hyperlink"/>
@@ -1573,7 +1573,7 @@
           <w:sz w:val="24"/>
           <w:u w:val="single"/>
         </w:rPr>
-        <w:hyperlink r:id="rId14" w:history="1">
+        <w:hyperlink r:id="rId13" w:history="1">
           <w:r>
             <w:rPr>
               <w:rStyle w:val="Hyperlink"/>
@@ -1591,7 +1591,7 @@
           <w:sz w:val="24"/>
           <w:u w:val="single"/>
         </w:rPr>
-        <w:hyperlink r:id="rId14" w:history="1">
+        <w:hyperlink r:id="rId13" w:history="1">
           <w:r>
             <w:rPr>
               <w:rStyle w:val="Hyperlink"/>
@@ -1620,7 +1620,7 @@
           <w:sz w:val="24"/>
           <w:u w:val="single"/>
         </w:rPr>
-        <w:hyperlink r:id="rId14" w:history="1">
+        <w:hyperlink r:id="rId13" w:history="1">
           <w:r>
             <w:rPr>
               <w:rStyle w:val="Hyperlink"/>
@@ -1685,12 +1685,229 @@
           <w:sz w:val="24"/>
           <w:u w:val="single"/>
         </w:rPr>
+        <w:hyperlink r:id="rId14" w:history="1">
+          <w:r>
+            <w:rPr>
+              <w:rStyle w:val="Hyperlink"/>
+            </w:rPr>
+            <w:t>tu</w:t>
+          </w:r>
+        </w:hyperlink>
+      </w:r>
+      <w:r>
+        <w:rPr>
+          <w:rFonts w:ascii="Charis SIL Regular" w:hAnsi="Charis SIL Regular" w:eastAsia="Charis SIL Regular"/>
+          <w:b w:val="0"/>
+          <w:i w:val="0"/>
+          <w:color w:val="0000FF"/>
+          <w:sz w:val="24"/>
+          <w:u w:val="single"/>
+        </w:rPr>
+        <w:hyperlink r:id="rId14" w:history="1">
+          <w:r>
+            <w:rPr>
+              <w:rStyle w:val="Hyperlink"/>
+            </w:rPr>
+            <w:t>r</w:t>
+          </w:r>
+        </w:hyperlink>
+      </w:r>
+      <w:r>
+        <w:rPr>
+          <w:rFonts w:ascii="Charis SIL Regular" w:hAnsi="Charis SIL Regular" w:eastAsia="Charis SIL Regular"/>
+          <w:b w:val="0"/>
+          <w:i w:val="0"/>
+          <w:color w:val="0000FF"/>
+          <w:sz w:val="24"/>
+          <w:u w:val="single"/>
+        </w:rPr>
+        <w:hyperlink r:id="rId14" w:history="1">
+          <w:r>
+            <w:rPr>
+              <w:rStyle w:val="Hyperlink"/>
+            </w:rPr>
+            <w:t>al</w:t>
+          </w:r>
+        </w:hyperlink>
+      </w:r>
+      <w:r>
+        <w:rPr>
+          <w:rFonts w:ascii="Charis SIL Regular" w:hAnsi="Charis SIL Regular" w:eastAsia="Charis SIL Regular"/>
+          <w:b w:val="0"/>
+          <w:i w:val="0"/>
+          <w:color w:val="0000FF"/>
+          <w:sz w:val="24"/>
+          <w:u w:val="single"/>
+        </w:rPr>
+        <w:t xml:space="preserve"> </w:t>
+      </w:r>
+      <w:r>
+        <w:rPr>
+          <w:rFonts w:ascii="Charis SIL Regular" w:hAnsi="Charis SIL Regular" w:eastAsia="Charis SIL Regular"/>
+          <w:b w:val="0"/>
+          <w:i w:val="0"/>
+          <w:color w:val="0000FF"/>
+          <w:sz w:val="24"/>
+          <w:u w:val="single"/>
+        </w:rPr>
+        <w:hyperlink r:id="rId14" w:history="1">
+          <w:r>
+            <w:rPr>
+              <w:rStyle w:val="Hyperlink"/>
+            </w:rPr>
+            <w:t>History</w:t>
+          </w:r>
+        </w:hyperlink>
+      </w:r>
+      <w:r>
+        <w:rPr>
+          <w:rFonts w:ascii="Charis SIL Regular" w:hAnsi="Charis SIL Regular" w:eastAsia="Charis SIL Regular"/>
+          <w:b w:val="0"/>
+          <w:i w:val="0"/>
+          <w:color w:val="0000FF"/>
+          <w:sz w:val="24"/>
+          <w:u w:val="single"/>
+        </w:rPr>
+        <w:t xml:space="preserve"> </w:t>
+      </w:r>
+      <w:r>
+        <w:rPr>
+          <w:rFonts w:ascii="Charis SIL Regular" w:hAnsi="Charis SIL Regular" w:eastAsia="Charis SIL Regular"/>
+          <w:b w:val="0"/>
+          <w:i w:val="0"/>
+          <w:color w:val="0000FF"/>
+          <w:sz w:val="24"/>
+          <w:u w:val="single"/>
+        </w:rPr>
+        <w:hyperlink r:id="rId14" w:history="1">
+          <w:r>
+            <w:rPr>
+              <w:rStyle w:val="Hyperlink"/>
+            </w:rPr>
+            <w:t>in</w:t>
+          </w:r>
+        </w:hyperlink>
+      </w:r>
+      <w:r>
+        <w:rPr>
+          <w:rFonts w:ascii="Charis SIL Regular" w:hAnsi="Charis SIL Regular" w:eastAsia="Charis SIL Regular"/>
+          <w:b w:val="0"/>
+          <w:i w:val="0"/>
+          <w:color w:val="0000FF"/>
+          <w:sz w:val="24"/>
+          <w:u w:val="single"/>
+        </w:rPr>
+        <w:t xml:space="preserve"> </w:t>
+      </w:r>
+      <w:r>
+        <w:rPr>
+          <w:rFonts w:ascii="Charis SIL Regular" w:hAnsi="Charis SIL Regular" w:eastAsia="Charis SIL Regular"/>
+          <w:b w:val="0"/>
+          <w:i w:val="0"/>
+          <w:color w:val="0000FF"/>
+          <w:sz w:val="24"/>
+          <w:u w:val="single"/>
+        </w:rPr>
         <w:hyperlink r:id="rId13" w:history="1">
           <w:r>
             <w:rPr>
               <w:rStyle w:val="Hyperlink"/>
             </w:rPr>
-            <w:t>tu</w:t>
+            <w:t>Leid</w:t>
+          </w:r>
+        </w:hyperlink>
+      </w:r>
+      <w:r>
+        <w:rPr>
+          <w:rFonts w:ascii="Charis SIL Regular" w:hAnsi="Charis SIL Regular" w:eastAsia="Charis SIL Regular"/>
+          <w:b w:val="0"/>
+          <w:i w:val="0"/>
+          <w:color w:val="0000FF"/>
+          <w:sz w:val="24"/>
+          <w:u w:val="single"/>
+        </w:rPr>
+        <w:hyperlink r:id="rId13" w:history="1">
+          <w:r>
+            <w:rPr>
+              <w:rStyle w:val="Hyperlink"/>
+            </w:rPr>
+            <w:t>e</w:t>
+          </w:r>
+        </w:hyperlink>
+      </w:r>
+      <w:r>
+        <w:rPr>
+          <w:rFonts w:ascii="Charis SIL Regular" w:hAnsi="Charis SIL Regular" w:eastAsia="Charis SIL Regular"/>
+          <w:b w:val="0"/>
+          <w:i w:val="0"/>
+          <w:color w:val="0000FF"/>
+          <w:sz w:val="24"/>
+          <w:u w:val="single"/>
+        </w:rPr>
+        <w:hyperlink r:id="rId13" w:history="1">
+          <w:r>
+            <w:rPr>
+              <w:rStyle w:val="Hyperlink"/>
+            </w:rPr>
+            <w:t>n</w:t>
+          </w:r>
+        </w:hyperlink>
+      </w:r>
+      <w:r>
+        <w:rPr>
+          <w:rFonts w:ascii="Charis SIL Regular" w:hAnsi="Charis SIL Regular" w:eastAsia="Charis SIL Regular"/>
+          <w:b w:val="0"/>
+          <w:i w:val="0"/>
+          <w:color w:val="0000FF"/>
+          <w:sz w:val="24"/>
+          <w:u w:val="single"/>
+        </w:rPr>
+        <w:t xml:space="preserve"> </w:t>
+      </w:r>
+      <w:r>
+        <w:rPr>
+          <w:rFonts w:ascii="Charis SIL Regular" w:hAnsi="Charis SIL Regular" w:eastAsia="Charis SIL Regular"/>
+          <w:b w:val="0"/>
+          <w:i w:val="0"/>
+          <w:color w:val="0000FF"/>
+          <w:sz w:val="24"/>
+          <w:u w:val="single"/>
+        </w:rPr>
+        <w:hyperlink r:id="rId13" w:history="1">
+          <w:r>
+            <w:rPr>
+              <w:rStyle w:val="Hyperlink"/>
+            </w:rPr>
+            <w:t>(now</w:t>
+          </w:r>
+        </w:hyperlink>
+      </w:r>
+      <w:r>
+        <w:rPr>
+          <w:rFonts w:ascii="Charis SIL Regular" w:hAnsi="Charis SIL Regular" w:eastAsia="Charis SIL Regular"/>
+          <w:b w:val="0"/>
+          <w:i w:val="0"/>
+          <w:color w:val="0000FF"/>
+          <w:sz w:val="24"/>
+          <w:u w:val="single"/>
+        </w:rPr>
+        <w:t xml:space="preserve"> </w:t>
+      </w:r>
+      <w:r>
+        <w:rPr>
+          <w:rFonts w:ascii="Charis SIL Regular" w:hAnsi="Charis SIL Regular" w:eastAsia="Charis SIL Regular"/>
+          <w:b w:val="0"/>
+          <w:i w:val="0"/>
+          <w:color w:val="0000FF"/>
+          <w:sz w:val="24"/>
+          <w:u w:val="single"/>
+        </w:rPr>
+        <w:hyperlink r:id="rId13" w:history="1">
+          <w:r>
+            <w:rPr>
+              <w:rStyle w:val="Hyperlink"/>
+            </w:rPr>
+            <w:t>Natu</w:t>
           </w:r>
         </w:hyperlink>
       </w:r>
@@ -1726,223 +1943,6 @@
             <w:rPr>
               <w:rStyle w:val="Hyperlink"/>
             </w:rPr>
-            <w:t>al</w:t>
-          </w:r>
-        </w:hyperlink>
-      </w:r>
-      <w:r>
-        <w:rPr>
-          <w:rFonts w:ascii="Charis SIL Regular" w:hAnsi="Charis SIL Regular" w:eastAsia="Charis SIL Regular"/>
-          <w:b w:val="0"/>
-          <w:i w:val="0"/>
-          <w:color w:val="0000FF"/>
-          <w:sz w:val="24"/>
-          <w:u w:val="single"/>
-        </w:rPr>
-        <w:t xml:space="preserve"> </w:t>
-      </w:r>
-      <w:r>
-        <w:rPr>
-          <w:rFonts w:ascii="Charis SIL Regular" w:hAnsi="Charis SIL Regular" w:eastAsia="Charis SIL Regular"/>
-          <w:b w:val="0"/>
-          <w:i w:val="0"/>
-          <w:color w:val="0000FF"/>
-          <w:sz w:val="24"/>
-          <w:u w:val="single"/>
-        </w:rPr>
-        <w:hyperlink r:id="rId13" w:history="1">
-          <w:r>
-            <w:rPr>
-              <w:rStyle w:val="Hyperlink"/>
-            </w:rPr>
-            <w:t>History</w:t>
-          </w:r>
-        </w:hyperlink>
-      </w:r>
-      <w:r>
-        <w:rPr>
-          <w:rFonts w:ascii="Charis SIL Regular" w:hAnsi="Charis SIL Regular" w:eastAsia="Charis SIL Regular"/>
-          <w:b w:val="0"/>
-          <w:i w:val="0"/>
-          <w:color w:val="0000FF"/>
-          <w:sz w:val="24"/>
-          <w:u w:val="single"/>
-        </w:rPr>
-        <w:t xml:space="preserve"> </w:t>
-      </w:r>
-      <w:r>
-        <w:rPr>
-          <w:rFonts w:ascii="Charis SIL Regular" w:hAnsi="Charis SIL Regular" w:eastAsia="Charis SIL Regular"/>
-          <w:b w:val="0"/>
-          <w:i w:val="0"/>
-          <w:color w:val="0000FF"/>
-          <w:sz w:val="24"/>
-          <w:u w:val="single"/>
-        </w:rPr>
-        <w:hyperlink r:id="rId13" w:history="1">
-          <w:r>
-            <w:rPr>
-              <w:rStyle w:val="Hyperlink"/>
-            </w:rPr>
-            <w:t>in</w:t>
-          </w:r>
-        </w:hyperlink>
-      </w:r>
-      <w:r>
-        <w:rPr>
-          <w:rFonts w:ascii="Charis SIL Regular" w:hAnsi="Charis SIL Regular" w:eastAsia="Charis SIL Regular"/>
-          <w:b w:val="0"/>
-          <w:i w:val="0"/>
-          <w:color w:val="0000FF"/>
-          <w:sz w:val="24"/>
-          <w:u w:val="single"/>
-        </w:rPr>
-        <w:t xml:space="preserve"> </w:t>
-      </w:r>
-      <w:r>
-        <w:rPr>
-          <w:rFonts w:ascii="Charis SIL Regular" w:hAnsi="Charis SIL Regular" w:eastAsia="Charis SIL Regular"/>
-          <w:b w:val="0"/>
-          <w:i w:val="0"/>
-          <w:color w:val="0000FF"/>
-          <w:sz w:val="24"/>
-          <w:u w:val="single"/>
-        </w:rPr>
-        <w:hyperlink r:id="rId13" w:history="1">
-          <w:r>
-            <w:rPr>
-              <w:rStyle w:val="Hyperlink"/>
-            </w:rPr>
-            <w:t>Leid</w:t>
-          </w:r>
-        </w:hyperlink>
-      </w:r>
-      <w:r>
-        <w:rPr>
-          <w:rFonts w:ascii="Charis SIL Regular" w:hAnsi="Charis SIL Regular" w:eastAsia="Charis SIL Regular"/>
-          <w:b w:val="0"/>
-          <w:i w:val="0"/>
-          <w:color w:val="0000FF"/>
-          <w:sz w:val="24"/>
-          <w:u w:val="single"/>
-        </w:rPr>
-        <w:hyperlink r:id="rId13" w:history="1">
-          <w:r>
-            <w:rPr>
-              <w:rStyle w:val="Hyperlink"/>
-            </w:rPr>
-            <w:t>e</w:t>
-          </w:r>
-        </w:hyperlink>
-      </w:r>
-      <w:r>
-        <w:rPr>
-          <w:rFonts w:ascii="Charis SIL Regular" w:hAnsi="Charis SIL Regular" w:eastAsia="Charis SIL Regular"/>
-          <w:b w:val="0"/>
-          <w:i w:val="0"/>
-          <w:color w:val="0000FF"/>
-          <w:sz w:val="24"/>
-          <w:u w:val="single"/>
-        </w:rPr>
-        <w:hyperlink r:id="rId13" w:history="1">
-          <w:r>
-            <w:rPr>
-              <w:rStyle w:val="Hyperlink"/>
-            </w:rPr>
-            <w:t>n</w:t>
-          </w:r>
-        </w:hyperlink>
-      </w:r>
-      <w:r>
-        <w:rPr>
-          <w:rFonts w:ascii="Charis SIL Regular" w:hAnsi="Charis SIL Regular" w:eastAsia="Charis SIL Regular"/>
-          <w:b w:val="0"/>
-          <w:i w:val="0"/>
-          <w:color w:val="0000FF"/>
-          <w:sz w:val="24"/>
-          <w:u w:val="single"/>
-        </w:rPr>
-        <w:t xml:space="preserve"> </w:t>
-      </w:r>
-      <w:r>
-        <w:rPr>
-          <w:rFonts w:ascii="Charis SIL Regular" w:hAnsi="Charis SIL Regular" w:eastAsia="Charis SIL Regular"/>
-          <w:b w:val="0"/>
-          <w:i w:val="0"/>
-          <w:color w:val="0000FF"/>
-          <w:sz w:val="24"/>
-          <w:u w:val="single"/>
-        </w:rPr>
-        <w:hyperlink r:id="rId13" w:history="1">
-          <w:r>
-            <w:rPr>
-              <w:rStyle w:val="Hyperlink"/>
-            </w:rPr>
-            <w:t>(now</w:t>
-          </w:r>
-        </w:hyperlink>
-      </w:r>
-      <w:r>
-        <w:rPr>
-          <w:rFonts w:ascii="Charis SIL Regular" w:hAnsi="Charis SIL Regular" w:eastAsia="Charis SIL Regular"/>
-          <w:b w:val="0"/>
-          <w:i w:val="0"/>
-          <w:color w:val="0000FF"/>
-          <w:sz w:val="24"/>
-          <w:u w:val="single"/>
-        </w:rPr>
-        <w:t xml:space="preserve"> </w:t>
-      </w:r>
-      <w:r>
-        <w:rPr>
-          <w:rFonts w:ascii="Charis SIL Regular" w:hAnsi="Charis SIL Regular" w:eastAsia="Charis SIL Regular"/>
-          <w:b w:val="0"/>
-          <w:i w:val="0"/>
-          <w:color w:val="0000FF"/>
-          <w:sz w:val="24"/>
-          <w:u w:val="single"/>
-        </w:rPr>
-        <w:hyperlink r:id="rId14" w:history="1">
-          <w:r>
-            <w:rPr>
-              <w:rStyle w:val="Hyperlink"/>
-            </w:rPr>
-            <w:t>Natu</w:t>
-          </w:r>
-        </w:hyperlink>
-      </w:r>
-      <w:r>
-        <w:rPr>
-          <w:rFonts w:ascii="Charis SIL Regular" w:hAnsi="Charis SIL Regular" w:eastAsia="Charis SIL Regular"/>
-          <w:b w:val="0"/>
-          <w:i w:val="0"/>
-          <w:color w:val="0000FF"/>
-          <w:sz w:val="24"/>
-          <w:u w:val="single"/>
-        </w:rPr>
-        <w:hyperlink r:id="rId14" w:history="1">
-          <w:r>
-            <w:rPr>
-              <w:rStyle w:val="Hyperlink"/>
-            </w:rPr>
-            <w:t>r</w:t>
-          </w:r>
-        </w:hyperlink>
-      </w:r>
-      <w:r>
-        <w:rPr>
-          <w:rFonts w:ascii="Charis SIL Regular" w:hAnsi="Charis SIL Regular" w:eastAsia="Charis SIL Regular"/>
-          <w:b w:val="0"/>
-          <w:i w:val="0"/>
-          <w:color w:val="0000FF"/>
-          <w:sz w:val="24"/>
-          <w:u w:val="single"/>
-        </w:rPr>
-        <w:hyperlink r:id="rId14" w:history="1">
-          <w:r>
-            <w:rPr>
-              <w:rStyle w:val="Hyperlink"/>
-            </w:rPr>
             <w:t>alis</w:t>
           </w:r>
         </w:hyperlink>
@@ -1967,7 +1967,7 @@
           <w:sz w:val="24"/>
           <w:u w:val="single"/>
         </w:rPr>
-        <w:hyperlink r:id="rId14" w:history="1">
+        <w:hyperlink r:id="rId13" w:history="1">
           <w:r>
             <w:rPr>
               <w:rStyle w:val="Hyperlink"/>
@@ -1985,7 +1985,7 @@
           <w:sz w:val="24"/>
           <w:u w:val="single"/>
         </w:rPr>
-        <w:hyperlink r:id="rId14" w:history="1">
+        <w:hyperlink r:id="rId13" w:history="1">
           <w:r>
             <w:rPr>
               <w:rStyle w:val="Hyperlink"/>
@@ -2003,7 +2003,7 @@
           <w:sz w:val="24"/>
           <w:u w:val="single"/>
         </w:rPr>
-        <w:hyperlink r:id="rId14" w:history="1">
+        <w:hyperlink r:id="rId13" w:history="1">
           <w:r>
             <w:rPr>
               <w:rStyle w:val="Hyperlink"/>

--- a/EXPORTS/DOCX/published/niveau3/English/WMAmsterdam.docx
+++ b/EXPORTS/DOCX/published/niveau3/English/WMAmsterdam.docx
@@ -522,7 +522,7 @@
           <w:sz w:val="24"/>
           <w:u w:val="single"/>
         </w:rPr>
-        <w:hyperlink r:id="rId11" w:history="1">
+        <w:hyperlink r:id="rId10" w:history="1">
           <w:r>
             <w:rPr>
               <w:rStyle w:val="Hyperlink"/>
@@ -587,7 +587,7 @@
           <w:sz w:val="24"/>
           <w:u w:val="single"/>
         </w:rPr>
-        <w:hyperlink r:id="rId11" w:history="1">
+        <w:hyperlink r:id="rId10" w:history="1">
           <w:r>
             <w:rPr>
               <w:rStyle w:val="Hyperlink"/>
@@ -1620,7 +1620,7 @@
           <w:sz w:val="24"/>
           <w:u w:val="single"/>
         </w:rPr>
-        <w:hyperlink r:id="rId13" w:history="1">
+        <w:hyperlink r:id="rId14" w:history="1">
           <w:r>
             <w:rPr>
               <w:rStyle w:val="Hyperlink"/>
@@ -1721,7 +1721,7 @@
           <w:sz w:val="24"/>
           <w:u w:val="single"/>
         </w:rPr>
-        <w:hyperlink r:id="rId14" w:history="1">
+        <w:hyperlink r:id="rId13" w:history="1">
           <w:r>
             <w:rPr>
               <w:rStyle w:val="Hyperlink"/>
@@ -1750,7 +1750,7 @@
           <w:sz w:val="24"/>
           <w:u w:val="single"/>
         </w:rPr>
-        <w:hyperlink r:id="rId14" w:history="1">
+        <w:hyperlink r:id="rId13" w:history="1">
           <w:r>
             <w:rPr>
               <w:rStyle w:val="Hyperlink"/>
@@ -1779,7 +1779,7 @@
           <w:sz w:val="24"/>
           <w:u w:val="single"/>
         </w:rPr>
-        <w:hyperlink r:id="rId14" w:history="1">
+        <w:hyperlink r:id="rId13" w:history="1">
           <w:r>
             <w:rPr>
               <w:rStyle w:val="Hyperlink"/>
@@ -1967,7 +1967,7 @@
           <w:sz w:val="24"/>
           <w:u w:val="single"/>
         </w:rPr>
-        <w:hyperlink r:id="rId13" w:history="1">
+        <w:hyperlink r:id="rId14" w:history="1">
           <w:r>
             <w:rPr>
               <w:rStyle w:val="Hyperlink"/>
@@ -1985,7 +1985,7 @@
           <w:sz w:val="24"/>
           <w:u w:val="single"/>
         </w:rPr>
-        <w:hyperlink r:id="rId13" w:history="1">
+        <w:hyperlink r:id="rId14" w:history="1">
           <w:r>
             <w:rPr>
               <w:rStyle w:val="Hyperlink"/>
@@ -2003,7 +2003,7 @@
           <w:sz w:val="24"/>
           <w:u w:val="single"/>
         </w:rPr>
-        <w:hyperlink r:id="rId13" w:history="1">
+        <w:hyperlink r:id="rId14" w:history="1">
           <w:r>
             <w:rPr>
               <w:rStyle w:val="Hyperlink"/>
@@ -2490,7 +2490,25 @@
           <w:color w:val="000000"/>
           <w:sz w:val="24"/>
         </w:rPr>
-        <w:t>Tropical Institute). This includes the archives of</w:t>
+        <w:t>Tropical Institute). This includes the arc</w:t>
+      </w:r>
+      <w:r>
+        <w:rPr>
+          <w:u w:val="single" w:color="0000ff"/>
+          <w:rFonts w:ascii="Charis SIL Regular" w:hAnsi="Charis SIL Regular" w:eastAsia="Charis SIL Regular"/>
+          <w:b w:val="0"/>
+          <w:i w:val="0"/>
+          <w:color w:val="000000"/>
+          <w:sz w:val="24"/>
+        </w:rPr>
+        <w:hyperlink r:id="rId16" w:history="1">
+          <w:r>
+            <w:rPr>
+              <w:rStyle w:val="Hyperlink"/>
+            </w:rPr>
+            <w:t>hives of</w:t>
+          </w:r>
+        </w:hyperlink>
       </w:r>
       <w:r>
         <w:rPr>

--- a/EXPORTS/DOCX/published/niveau3/English/WMAmsterdam.docx
+++ b/EXPORTS/DOCX/published/niveau3/English/WMAmsterdam.docx
@@ -522,7 +522,7 @@
           <w:sz w:val="24"/>
           <w:u w:val="single"/>
         </w:rPr>
-        <w:hyperlink r:id="rId10" w:history="1">
+        <w:hyperlink r:id="rId11" w:history="1">
           <w:r>
             <w:rPr>
               <w:rStyle w:val="Hyperlink"/>
@@ -587,7 +587,7 @@
           <w:sz w:val="24"/>
           <w:u w:val="single"/>
         </w:rPr>
-        <w:hyperlink r:id="rId10" w:history="1">
+        <w:hyperlink r:id="rId11" w:history="1">
           <w:r>
             <w:rPr>
               <w:rStyle w:val="Hyperlink"/>
@@ -623,7 +623,7 @@
           <w:sz w:val="24"/>
           <w:u w:val="single"/>
         </w:rPr>
-        <w:hyperlink r:id="rId10" w:history="1">
+        <w:hyperlink r:id="rId11" w:history="1">
           <w:r>
             <w:rPr>
               <w:rStyle w:val="Hyperlink"/>
@@ -652,7 +652,7 @@
           <w:sz w:val="24"/>
           <w:u w:val="single"/>
         </w:rPr>
-        <w:hyperlink r:id="rId10" w:history="1">
+        <w:hyperlink r:id="rId11" w:history="1">
           <w:r>
             <w:rPr>
               <w:rStyle w:val="Hyperlink"/>
@@ -766,21 +766,13 @@
       </w:r>
       <w:r>
         <w:rPr>
-          <w:u w:val="single" w:color="0000ff"/>
           <w:rFonts w:ascii="Charis SIL Regular" w:hAnsi="Charis SIL Regular" w:eastAsia="Charis SIL Regular"/>
           <w:b w:val="0"/>
           <w:i w:val="0"/>
           <w:color w:val="000000"/>
           <w:sz w:val="24"/>
         </w:rPr>
-        <w:hyperlink r:id="rId11" w:history="1">
-          <w:r>
-            <w:rPr>
-              <w:rStyle w:val="Hyperlink"/>
-            </w:rPr>
-            <w:t xml:space="preserve"> 's Land</w:t>
-          </w:r>
-        </w:hyperlink>
+        <w:t xml:space="preserve"> 's Land</w:t>
       </w:r>
       <w:r>
         <w:rPr>
@@ -1620,7 +1612,7 @@
           <w:sz w:val="24"/>
           <w:u w:val="single"/>
         </w:rPr>
-        <w:hyperlink r:id="rId14" w:history="1">
+        <w:hyperlink r:id="rId13" w:history="1">
           <w:r>
             <w:rPr>
               <w:rStyle w:val="Hyperlink"/>
@@ -1649,7 +1641,7 @@
           <w:sz w:val="24"/>
           <w:u w:val="single"/>
         </w:rPr>
-        <w:hyperlink r:id="rId14" w:history="1">
+        <w:hyperlink r:id="rId13" w:history="1">
           <w:r>
             <w:rPr>
               <w:rStyle w:val="Hyperlink"/>
@@ -1667,7 +1659,7 @@
           <w:sz w:val="24"/>
           <w:u w:val="single"/>
         </w:rPr>
-        <w:hyperlink r:id="rId14" w:history="1">
+        <w:hyperlink r:id="rId13" w:history="1">
           <w:r>
             <w:rPr>
               <w:rStyle w:val="Hyperlink"/>
@@ -1685,7 +1677,7 @@
           <w:sz w:val="24"/>
           <w:u w:val="single"/>
         </w:rPr>
-        <w:hyperlink r:id="rId14" w:history="1">
+        <w:hyperlink r:id="rId13" w:history="1">
           <w:r>
             <w:rPr>
               <w:rStyle w:val="Hyperlink"/>
@@ -1703,7 +1695,7 @@
           <w:sz w:val="24"/>
           <w:u w:val="single"/>
         </w:rPr>
-        <w:hyperlink r:id="rId14" w:history="1">
+        <w:hyperlink r:id="rId13" w:history="1">
           <w:r>
             <w:rPr>
               <w:rStyle w:val="Hyperlink"/>
@@ -1750,7 +1742,7 @@
           <w:sz w:val="24"/>
           <w:u w:val="single"/>
         </w:rPr>
-        <w:hyperlink r:id="rId13" w:history="1">
+        <w:hyperlink r:id="rId14" w:history="1">
           <w:r>
             <w:rPr>
               <w:rStyle w:val="Hyperlink"/>
@@ -1779,7 +1771,7 @@
           <w:sz w:val="24"/>
           <w:u w:val="single"/>
         </w:rPr>
-        <w:hyperlink r:id="rId13" w:history="1">
+        <w:hyperlink r:id="rId14" w:history="1">
           <w:r>
             <w:rPr>
               <w:rStyle w:val="Hyperlink"/>
@@ -1808,7 +1800,7 @@
           <w:sz w:val="24"/>
           <w:u w:val="single"/>
         </w:rPr>
-        <w:hyperlink r:id="rId13" w:history="1">
+        <w:hyperlink r:id="rId14" w:history="1">
           <w:r>
             <w:rPr>
               <w:rStyle w:val="Hyperlink"/>
@@ -1967,7 +1959,7 @@
           <w:sz w:val="24"/>
           <w:u w:val="single"/>
         </w:rPr>
-        <w:hyperlink r:id="rId14" w:history="1">
+        <w:hyperlink r:id="rId13" w:history="1">
           <w:r>
             <w:rPr>
               <w:rStyle w:val="Hyperlink"/>
@@ -1985,7 +1977,7 @@
           <w:sz w:val="24"/>
           <w:u w:val="single"/>
         </w:rPr>
-        <w:hyperlink r:id="rId14" w:history="1">
+        <w:hyperlink r:id="rId13" w:history="1">
           <w:r>
             <w:rPr>
               <w:rStyle w:val="Hyperlink"/>
@@ -2003,7 +1995,7 @@
           <w:sz w:val="24"/>
           <w:u w:val="single"/>
         </w:rPr>
-        <w:hyperlink r:id="rId14" w:history="1">
+        <w:hyperlink r:id="rId13" w:history="1">
           <w:r>
             <w:rPr>
               <w:rStyle w:val="Hyperlink"/>
@@ -2032,7 +2024,7 @@
           <w:sz w:val="24"/>
           <w:u w:val="single"/>
         </w:rPr>
-        <w:hyperlink r:id="rId14" w:history="1">
+        <w:hyperlink r:id="rId13" w:history="1">
           <w:r>
             <w:rPr>
               <w:rStyle w:val="Hyperlink"/>

--- a/EXPORTS/DOCX/published/niveau3/English/WMAmsterdam.docx
+++ b/EXPORTS/DOCX/published/niveau3/English/WMAmsterdam.docx
@@ -464,7 +464,7 @@
           <w:sz w:val="24"/>
           <w:u w:val="single"/>
         </w:rPr>
-        <w:hyperlink r:id="rId11" w:history="1">
+        <w:hyperlink r:id="rId10" w:history="1">
           <w:r>
             <w:rPr>
               <w:rStyle w:val="Hyperlink"/>
@@ -493,7 +493,7 @@
           <w:sz w:val="24"/>
           <w:u w:val="single"/>
         </w:rPr>
-        <w:hyperlink r:id="rId11" w:history="1">
+        <w:hyperlink r:id="rId10" w:history="1">
           <w:r>
             <w:rPr>
               <w:rStyle w:val="Hyperlink"/>
@@ -522,7 +522,7 @@
           <w:sz w:val="24"/>
           <w:u w:val="single"/>
         </w:rPr>
-        <w:hyperlink r:id="rId11" w:history="1">
+        <w:hyperlink r:id="rId10" w:history="1">
           <w:r>
             <w:rPr>
               <w:rStyle w:val="Hyperlink"/>
@@ -540,7 +540,7 @@
           <w:sz w:val="24"/>
           <w:u w:val="single"/>
         </w:rPr>
-        <w:hyperlink r:id="rId11" w:history="1">
+        <w:hyperlink r:id="rId10" w:history="1">
           <w:r>
             <w:rPr>
               <w:rStyle w:val="Hyperlink"/>
@@ -558,7 +558,7 @@
           <w:sz w:val="24"/>
           <w:u w:val="single"/>
         </w:rPr>
-        <w:hyperlink r:id="rId11" w:history="1">
+        <w:hyperlink r:id="rId10" w:history="1">
           <w:r>
             <w:rPr>
               <w:rStyle w:val="Hyperlink"/>
@@ -681,7 +681,7 @@
           <w:sz w:val="24"/>
           <w:u w:val="single"/>
         </w:rPr>
-        <w:hyperlink r:id="rId10" w:history="1">
+        <w:hyperlink r:id="rId11" w:history="1">
           <w:r>
             <w:rPr>
               <w:rStyle w:val="Hyperlink"/>
@@ -766,13 +766,21 @@
       </w:r>
       <w:r>
         <w:rPr>
+          <w:u w:val="single" w:color="0000ff"/>
           <w:rFonts w:ascii="Charis SIL Regular" w:hAnsi="Charis SIL Regular" w:eastAsia="Charis SIL Regular"/>
           <w:b w:val="0"/>
           <w:i w:val="0"/>
           <w:color w:val="000000"/>
           <w:sz w:val="24"/>
         </w:rPr>
-        <w:t xml:space="preserve"> 's Land</w:t>
+        <w:hyperlink r:id="rId11" w:history="1">
+          <w:r>
+            <w:rPr>
+              <w:rStyle w:val="Hyperlink"/>
+            </w:rPr>
+            <w:t xml:space="preserve"> 's Land</w:t>
+          </w:r>
+        </w:hyperlink>
       </w:r>
       <w:r>
         <w:rPr>
@@ -1818,7 +1826,7 @@
           <w:sz w:val="24"/>
           <w:u w:val="single"/>
         </w:rPr>
-        <w:hyperlink r:id="rId13" w:history="1">
+        <w:hyperlink r:id="rId14" w:history="1">
           <w:r>
             <w:rPr>
               <w:rStyle w:val="Hyperlink"/>
@@ -1836,7 +1844,7 @@
           <w:sz w:val="24"/>
           <w:u w:val="single"/>
         </w:rPr>
-        <w:hyperlink r:id="rId13" w:history="1">
+        <w:hyperlink r:id="rId14" w:history="1">
           <w:r>
             <w:rPr>
               <w:rStyle w:val="Hyperlink"/>
@@ -1865,7 +1873,7 @@
           <w:sz w:val="24"/>
           <w:u w:val="single"/>
         </w:rPr>
-        <w:hyperlink r:id="rId13" w:history="1">
+        <w:hyperlink r:id="rId14" w:history="1">
           <w:r>
             <w:rPr>
               <w:rStyle w:val="Hyperlink"/>
@@ -1894,7 +1902,7 @@
           <w:sz w:val="24"/>
           <w:u w:val="single"/>
         </w:rPr>
-        <w:hyperlink r:id="rId13" w:history="1">
+        <w:hyperlink r:id="rId14" w:history="1">
           <w:r>
             <w:rPr>
               <w:rStyle w:val="Hyperlink"/>

--- a/EXPORTS/DOCX/published/niveau3/English/WMAmsterdam.docx
+++ b/EXPORTS/DOCX/published/niveau3/English/WMAmsterdam.docx
@@ -464,7 +464,7 @@
           <w:sz w:val="24"/>
           <w:u w:val="single"/>
         </w:rPr>
-        <w:hyperlink r:id="rId10" w:history="1">
+        <w:hyperlink r:id="rId11" w:history="1">
           <w:r>
             <w:rPr>
               <w:rStyle w:val="Hyperlink"/>
@@ -493,7 +493,7 @@
           <w:sz w:val="24"/>
           <w:u w:val="single"/>
         </w:rPr>
-        <w:hyperlink r:id="rId10" w:history="1">
+        <w:hyperlink r:id="rId11" w:history="1">
           <w:r>
             <w:rPr>
               <w:rStyle w:val="Hyperlink"/>
@@ -522,7 +522,7 @@
           <w:sz w:val="24"/>
           <w:u w:val="single"/>
         </w:rPr>
-        <w:hyperlink r:id="rId10" w:history="1">
+        <w:hyperlink r:id="rId11" w:history="1">
           <w:r>
             <w:rPr>
               <w:rStyle w:val="Hyperlink"/>
@@ -540,7 +540,7 @@
           <w:sz w:val="24"/>
           <w:u w:val="single"/>
         </w:rPr>
-        <w:hyperlink r:id="rId10" w:history="1">
+        <w:hyperlink r:id="rId11" w:history="1">
           <w:r>
             <w:rPr>
               <w:rStyle w:val="Hyperlink"/>
@@ -558,7 +558,7 @@
           <w:sz w:val="24"/>
           <w:u w:val="single"/>
         </w:rPr>
-        <w:hyperlink r:id="rId10" w:history="1">
+        <w:hyperlink r:id="rId11" w:history="1">
           <w:r>
             <w:rPr>
               <w:rStyle w:val="Hyperlink"/>
@@ -605,7 +605,7 @@
           <w:sz w:val="24"/>
           <w:u w:val="single"/>
         </w:rPr>
-        <w:hyperlink r:id="rId11" w:history="1">
+        <w:hyperlink r:id="rId10" w:history="1">
           <w:r>
             <w:rPr>
               <w:rStyle w:val="Hyperlink"/>
@@ -623,7 +623,7 @@
           <w:sz w:val="24"/>
           <w:u w:val="single"/>
         </w:rPr>
-        <w:hyperlink r:id="rId11" w:history="1">
+        <w:hyperlink r:id="rId10" w:history="1">
           <w:r>
             <w:rPr>
               <w:rStyle w:val="Hyperlink"/>
@@ -681,7 +681,7 @@
           <w:sz w:val="24"/>
           <w:u w:val="single"/>
         </w:rPr>
-        <w:hyperlink r:id="rId11" w:history="1">
+        <w:hyperlink r:id="rId10" w:history="1">
           <w:r>
             <w:rPr>
               <w:rStyle w:val="Hyperlink"/>
@@ -1620,7 +1620,7 @@
           <w:sz w:val="24"/>
           <w:u w:val="single"/>
         </w:rPr>
-        <w:hyperlink r:id="rId13" w:history="1">
+        <w:hyperlink r:id="rId14" w:history="1">
           <w:r>
             <w:rPr>
               <w:rStyle w:val="Hyperlink"/>
@@ -1649,7 +1649,7 @@
           <w:sz w:val="24"/>
           <w:u w:val="single"/>
         </w:rPr>
-        <w:hyperlink r:id="rId13" w:history="1">
+        <w:hyperlink r:id="rId14" w:history="1">
           <w:r>
             <w:rPr>
               <w:rStyle w:val="Hyperlink"/>
@@ -1667,7 +1667,7 @@
           <w:sz w:val="24"/>
           <w:u w:val="single"/>
         </w:rPr>
-        <w:hyperlink r:id="rId13" w:history="1">
+        <w:hyperlink r:id="rId14" w:history="1">
           <w:r>
             <w:rPr>
               <w:rStyle w:val="Hyperlink"/>
@@ -1685,12 +1685,229 @@
           <w:sz w:val="24"/>
           <w:u w:val="single"/>
         </w:rPr>
+        <w:hyperlink r:id="rId14" w:history="1">
+          <w:r>
+            <w:rPr>
+              <w:rStyle w:val="Hyperlink"/>
+            </w:rPr>
+            <w:t>tu</w:t>
+          </w:r>
+        </w:hyperlink>
+      </w:r>
+      <w:r>
+        <w:rPr>
+          <w:rFonts w:ascii="Charis SIL Regular" w:hAnsi="Charis SIL Regular" w:eastAsia="Charis SIL Regular"/>
+          <w:b w:val="0"/>
+          <w:i w:val="0"/>
+          <w:color w:val="0000FF"/>
+          <w:sz w:val="24"/>
+          <w:u w:val="single"/>
+        </w:rPr>
+        <w:hyperlink r:id="rId14" w:history="1">
+          <w:r>
+            <w:rPr>
+              <w:rStyle w:val="Hyperlink"/>
+            </w:rPr>
+            <w:t>r</w:t>
+          </w:r>
+        </w:hyperlink>
+      </w:r>
+      <w:r>
+        <w:rPr>
+          <w:rFonts w:ascii="Charis SIL Regular" w:hAnsi="Charis SIL Regular" w:eastAsia="Charis SIL Regular"/>
+          <w:b w:val="0"/>
+          <w:i w:val="0"/>
+          <w:color w:val="0000FF"/>
+          <w:sz w:val="24"/>
+          <w:u w:val="single"/>
+        </w:rPr>
         <w:hyperlink r:id="rId13" w:history="1">
           <w:r>
             <w:rPr>
               <w:rStyle w:val="Hyperlink"/>
             </w:rPr>
-            <w:t>tu</w:t>
+            <w:t>al</w:t>
+          </w:r>
+        </w:hyperlink>
+      </w:r>
+      <w:r>
+        <w:rPr>
+          <w:rFonts w:ascii="Charis SIL Regular" w:hAnsi="Charis SIL Regular" w:eastAsia="Charis SIL Regular"/>
+          <w:b w:val="0"/>
+          <w:i w:val="0"/>
+          <w:color w:val="0000FF"/>
+          <w:sz w:val="24"/>
+          <w:u w:val="single"/>
+        </w:rPr>
+        <w:t xml:space="preserve"> </w:t>
+      </w:r>
+      <w:r>
+        <w:rPr>
+          <w:rFonts w:ascii="Charis SIL Regular" w:hAnsi="Charis SIL Regular" w:eastAsia="Charis SIL Regular"/>
+          <w:b w:val="0"/>
+          <w:i w:val="0"/>
+          <w:color w:val="0000FF"/>
+          <w:sz w:val="24"/>
+          <w:u w:val="single"/>
+        </w:rPr>
+        <w:hyperlink r:id="rId13" w:history="1">
+          <w:r>
+            <w:rPr>
+              <w:rStyle w:val="Hyperlink"/>
+            </w:rPr>
+            <w:t>History</w:t>
+          </w:r>
+        </w:hyperlink>
+      </w:r>
+      <w:r>
+        <w:rPr>
+          <w:rFonts w:ascii="Charis SIL Regular" w:hAnsi="Charis SIL Regular" w:eastAsia="Charis SIL Regular"/>
+          <w:b w:val="0"/>
+          <w:i w:val="0"/>
+          <w:color w:val="0000FF"/>
+          <w:sz w:val="24"/>
+          <w:u w:val="single"/>
+        </w:rPr>
+        <w:t xml:space="preserve"> </w:t>
+      </w:r>
+      <w:r>
+        <w:rPr>
+          <w:rFonts w:ascii="Charis SIL Regular" w:hAnsi="Charis SIL Regular" w:eastAsia="Charis SIL Regular"/>
+          <w:b w:val="0"/>
+          <w:i w:val="0"/>
+          <w:color w:val="0000FF"/>
+          <w:sz w:val="24"/>
+          <w:u w:val="single"/>
+        </w:rPr>
+        <w:hyperlink r:id="rId13" w:history="1">
+          <w:r>
+            <w:rPr>
+              <w:rStyle w:val="Hyperlink"/>
+            </w:rPr>
+            <w:t>in</w:t>
+          </w:r>
+        </w:hyperlink>
+      </w:r>
+      <w:r>
+        <w:rPr>
+          <w:rFonts w:ascii="Charis SIL Regular" w:hAnsi="Charis SIL Regular" w:eastAsia="Charis SIL Regular"/>
+          <w:b w:val="0"/>
+          <w:i w:val="0"/>
+          <w:color w:val="0000FF"/>
+          <w:sz w:val="24"/>
+          <w:u w:val="single"/>
+        </w:rPr>
+        <w:t xml:space="preserve"> </w:t>
+      </w:r>
+      <w:r>
+        <w:rPr>
+          <w:rFonts w:ascii="Charis SIL Regular" w:hAnsi="Charis SIL Regular" w:eastAsia="Charis SIL Regular"/>
+          <w:b w:val="0"/>
+          <w:i w:val="0"/>
+          <w:color w:val="0000FF"/>
+          <w:sz w:val="24"/>
+          <w:u w:val="single"/>
+        </w:rPr>
+        <w:hyperlink r:id="rId13" w:history="1">
+          <w:r>
+            <w:rPr>
+              <w:rStyle w:val="Hyperlink"/>
+            </w:rPr>
+            <w:t>Leid</w:t>
+          </w:r>
+        </w:hyperlink>
+      </w:r>
+      <w:r>
+        <w:rPr>
+          <w:rFonts w:ascii="Charis SIL Regular" w:hAnsi="Charis SIL Regular" w:eastAsia="Charis SIL Regular"/>
+          <w:b w:val="0"/>
+          <w:i w:val="0"/>
+          <w:color w:val="0000FF"/>
+          <w:sz w:val="24"/>
+          <w:u w:val="single"/>
+        </w:rPr>
+        <w:hyperlink r:id="rId13" w:history="1">
+          <w:r>
+            <w:rPr>
+              <w:rStyle w:val="Hyperlink"/>
+            </w:rPr>
+            <w:t>e</w:t>
+          </w:r>
+        </w:hyperlink>
+      </w:r>
+      <w:r>
+        <w:rPr>
+          <w:rFonts w:ascii="Charis SIL Regular" w:hAnsi="Charis SIL Regular" w:eastAsia="Charis SIL Regular"/>
+          <w:b w:val="0"/>
+          <w:i w:val="0"/>
+          <w:color w:val="0000FF"/>
+          <w:sz w:val="24"/>
+          <w:u w:val="single"/>
+        </w:rPr>
+        <w:hyperlink r:id="rId13" w:history="1">
+          <w:r>
+            <w:rPr>
+              <w:rStyle w:val="Hyperlink"/>
+            </w:rPr>
+            <w:t>n</w:t>
+          </w:r>
+        </w:hyperlink>
+      </w:r>
+      <w:r>
+        <w:rPr>
+          <w:rFonts w:ascii="Charis SIL Regular" w:hAnsi="Charis SIL Regular" w:eastAsia="Charis SIL Regular"/>
+          <w:b w:val="0"/>
+          <w:i w:val="0"/>
+          <w:color w:val="0000FF"/>
+          <w:sz w:val="24"/>
+          <w:u w:val="single"/>
+        </w:rPr>
+        <w:t xml:space="preserve"> </w:t>
+      </w:r>
+      <w:r>
+        <w:rPr>
+          <w:rFonts w:ascii="Charis SIL Regular" w:hAnsi="Charis SIL Regular" w:eastAsia="Charis SIL Regular"/>
+          <w:b w:val="0"/>
+          <w:i w:val="0"/>
+          <w:color w:val="0000FF"/>
+          <w:sz w:val="24"/>
+          <w:u w:val="single"/>
+        </w:rPr>
+        <w:hyperlink r:id="rId13" w:history="1">
+          <w:r>
+            <w:rPr>
+              <w:rStyle w:val="Hyperlink"/>
+            </w:rPr>
+            <w:t>(now</w:t>
+          </w:r>
+        </w:hyperlink>
+      </w:r>
+      <w:r>
+        <w:rPr>
+          <w:rFonts w:ascii="Charis SIL Regular" w:hAnsi="Charis SIL Regular" w:eastAsia="Charis SIL Regular"/>
+          <w:b w:val="0"/>
+          <w:i w:val="0"/>
+          <w:color w:val="0000FF"/>
+          <w:sz w:val="24"/>
+          <w:u w:val="single"/>
+        </w:rPr>
+        <w:t xml:space="preserve"> </w:t>
+      </w:r>
+      <w:r>
+        <w:rPr>
+          <w:rFonts w:ascii="Charis SIL Regular" w:hAnsi="Charis SIL Regular" w:eastAsia="Charis SIL Regular"/>
+          <w:b w:val="0"/>
+          <w:i w:val="0"/>
+          <w:color w:val="0000FF"/>
+          <w:sz w:val="24"/>
+          <w:u w:val="single"/>
+        </w:rPr>
+        <w:hyperlink r:id="rId13" w:history="1">
+          <w:r>
+            <w:rPr>
+              <w:rStyle w:val="Hyperlink"/>
+            </w:rPr>
+            <w:t>Natu</w:t>
           </w:r>
         </w:hyperlink>
       </w:r>
@@ -1726,223 +1943,6 @@
             <w:rPr>
               <w:rStyle w:val="Hyperlink"/>
             </w:rPr>
-            <w:t>al</w:t>
-          </w:r>
-        </w:hyperlink>
-      </w:r>
-      <w:r>
-        <w:rPr>
-          <w:rFonts w:ascii="Charis SIL Regular" w:hAnsi="Charis SIL Regular" w:eastAsia="Charis SIL Regular"/>
-          <w:b w:val="0"/>
-          <w:i w:val="0"/>
-          <w:color w:val="0000FF"/>
-          <w:sz w:val="24"/>
-          <w:u w:val="single"/>
-        </w:rPr>
-        <w:t xml:space="preserve"> </w:t>
-      </w:r>
-      <w:r>
-        <w:rPr>
-          <w:rFonts w:ascii="Charis SIL Regular" w:hAnsi="Charis SIL Regular" w:eastAsia="Charis SIL Regular"/>
-          <w:b w:val="0"/>
-          <w:i w:val="0"/>
-          <w:color w:val="0000FF"/>
-          <w:sz w:val="24"/>
-          <w:u w:val="single"/>
-        </w:rPr>
-        <w:hyperlink r:id="rId14" w:history="1">
-          <w:r>
-            <w:rPr>
-              <w:rStyle w:val="Hyperlink"/>
-            </w:rPr>
-            <w:t>History</w:t>
-          </w:r>
-        </w:hyperlink>
-      </w:r>
-      <w:r>
-        <w:rPr>
-          <w:rFonts w:ascii="Charis SIL Regular" w:hAnsi="Charis SIL Regular" w:eastAsia="Charis SIL Regular"/>
-          <w:b w:val="0"/>
-          <w:i w:val="0"/>
-          <w:color w:val="0000FF"/>
-          <w:sz w:val="24"/>
-          <w:u w:val="single"/>
-        </w:rPr>
-        <w:t xml:space="preserve"> </w:t>
-      </w:r>
-      <w:r>
-        <w:rPr>
-          <w:rFonts w:ascii="Charis SIL Regular" w:hAnsi="Charis SIL Regular" w:eastAsia="Charis SIL Regular"/>
-          <w:b w:val="0"/>
-          <w:i w:val="0"/>
-          <w:color w:val="0000FF"/>
-          <w:sz w:val="24"/>
-          <w:u w:val="single"/>
-        </w:rPr>
-        <w:hyperlink r:id="rId14" w:history="1">
-          <w:r>
-            <w:rPr>
-              <w:rStyle w:val="Hyperlink"/>
-            </w:rPr>
-            <w:t>in</w:t>
-          </w:r>
-        </w:hyperlink>
-      </w:r>
-      <w:r>
-        <w:rPr>
-          <w:rFonts w:ascii="Charis SIL Regular" w:hAnsi="Charis SIL Regular" w:eastAsia="Charis SIL Regular"/>
-          <w:b w:val="0"/>
-          <w:i w:val="0"/>
-          <w:color w:val="0000FF"/>
-          <w:sz w:val="24"/>
-          <w:u w:val="single"/>
-        </w:rPr>
-        <w:t xml:space="preserve"> </w:t>
-      </w:r>
-      <w:r>
-        <w:rPr>
-          <w:rFonts w:ascii="Charis SIL Regular" w:hAnsi="Charis SIL Regular" w:eastAsia="Charis SIL Regular"/>
-          <w:b w:val="0"/>
-          <w:i w:val="0"/>
-          <w:color w:val="0000FF"/>
-          <w:sz w:val="24"/>
-          <w:u w:val="single"/>
-        </w:rPr>
-        <w:hyperlink r:id="rId14" w:history="1">
-          <w:r>
-            <w:rPr>
-              <w:rStyle w:val="Hyperlink"/>
-            </w:rPr>
-            <w:t>Leid</w:t>
-          </w:r>
-        </w:hyperlink>
-      </w:r>
-      <w:r>
-        <w:rPr>
-          <w:rFonts w:ascii="Charis SIL Regular" w:hAnsi="Charis SIL Regular" w:eastAsia="Charis SIL Regular"/>
-          <w:b w:val="0"/>
-          <w:i w:val="0"/>
-          <w:color w:val="0000FF"/>
-          <w:sz w:val="24"/>
-          <w:u w:val="single"/>
-        </w:rPr>
-        <w:hyperlink r:id="rId14" w:history="1">
-          <w:r>
-            <w:rPr>
-              <w:rStyle w:val="Hyperlink"/>
-            </w:rPr>
-            <w:t>e</w:t>
-          </w:r>
-        </w:hyperlink>
-      </w:r>
-      <w:r>
-        <w:rPr>
-          <w:rFonts w:ascii="Charis SIL Regular" w:hAnsi="Charis SIL Regular" w:eastAsia="Charis SIL Regular"/>
-          <w:b w:val="0"/>
-          <w:i w:val="0"/>
-          <w:color w:val="0000FF"/>
-          <w:sz w:val="24"/>
-          <w:u w:val="single"/>
-        </w:rPr>
-        <w:hyperlink r:id="rId14" w:history="1">
-          <w:r>
-            <w:rPr>
-              <w:rStyle w:val="Hyperlink"/>
-            </w:rPr>
-            <w:t>n</w:t>
-          </w:r>
-        </w:hyperlink>
-      </w:r>
-      <w:r>
-        <w:rPr>
-          <w:rFonts w:ascii="Charis SIL Regular" w:hAnsi="Charis SIL Regular" w:eastAsia="Charis SIL Regular"/>
-          <w:b w:val="0"/>
-          <w:i w:val="0"/>
-          <w:color w:val="0000FF"/>
-          <w:sz w:val="24"/>
-          <w:u w:val="single"/>
-        </w:rPr>
-        <w:t xml:space="preserve"> </w:t>
-      </w:r>
-      <w:r>
-        <w:rPr>
-          <w:rFonts w:ascii="Charis SIL Regular" w:hAnsi="Charis SIL Regular" w:eastAsia="Charis SIL Regular"/>
-          <w:b w:val="0"/>
-          <w:i w:val="0"/>
-          <w:color w:val="0000FF"/>
-          <w:sz w:val="24"/>
-          <w:u w:val="single"/>
-        </w:rPr>
-        <w:hyperlink r:id="rId14" w:history="1">
-          <w:r>
-            <w:rPr>
-              <w:rStyle w:val="Hyperlink"/>
-            </w:rPr>
-            <w:t>(now</w:t>
-          </w:r>
-        </w:hyperlink>
-      </w:r>
-      <w:r>
-        <w:rPr>
-          <w:rFonts w:ascii="Charis SIL Regular" w:hAnsi="Charis SIL Regular" w:eastAsia="Charis SIL Regular"/>
-          <w:b w:val="0"/>
-          <w:i w:val="0"/>
-          <w:color w:val="0000FF"/>
-          <w:sz w:val="24"/>
-          <w:u w:val="single"/>
-        </w:rPr>
-        <w:t xml:space="preserve"> </w:t>
-      </w:r>
-      <w:r>
-        <w:rPr>
-          <w:rFonts w:ascii="Charis SIL Regular" w:hAnsi="Charis SIL Regular" w:eastAsia="Charis SIL Regular"/>
-          <w:b w:val="0"/>
-          <w:i w:val="0"/>
-          <w:color w:val="0000FF"/>
-          <w:sz w:val="24"/>
-          <w:u w:val="single"/>
-        </w:rPr>
-        <w:hyperlink r:id="rId14" w:history="1">
-          <w:r>
-            <w:rPr>
-              <w:rStyle w:val="Hyperlink"/>
-            </w:rPr>
-            <w:t>Natu</w:t>
-          </w:r>
-        </w:hyperlink>
-      </w:r>
-      <w:r>
-        <w:rPr>
-          <w:rFonts w:ascii="Charis SIL Regular" w:hAnsi="Charis SIL Regular" w:eastAsia="Charis SIL Regular"/>
-          <w:b w:val="0"/>
-          <w:i w:val="0"/>
-          <w:color w:val="0000FF"/>
-          <w:sz w:val="24"/>
-          <w:u w:val="single"/>
-        </w:rPr>
-        <w:hyperlink r:id="rId13" w:history="1">
-          <w:r>
-            <w:rPr>
-              <w:rStyle w:val="Hyperlink"/>
-            </w:rPr>
-            <w:t>r</w:t>
-          </w:r>
-        </w:hyperlink>
-      </w:r>
-      <w:r>
-        <w:rPr>
-          <w:rFonts w:ascii="Charis SIL Regular" w:hAnsi="Charis SIL Regular" w:eastAsia="Charis SIL Regular"/>
-          <w:b w:val="0"/>
-          <w:i w:val="0"/>
-          <w:color w:val="0000FF"/>
-          <w:sz w:val="24"/>
-          <w:u w:val="single"/>
-        </w:rPr>
-        <w:hyperlink r:id="rId13" w:history="1">
-          <w:r>
-            <w:rPr>
-              <w:rStyle w:val="Hyperlink"/>
-            </w:rPr>
             <w:t>alis</w:t>
           </w:r>
         </w:hyperlink>
@@ -1967,7 +1967,7 @@
           <w:sz w:val="24"/>
           <w:u w:val="single"/>
         </w:rPr>
-        <w:hyperlink r:id="rId13" w:history="1">
+        <w:hyperlink r:id="rId14" w:history="1">
           <w:r>
             <w:rPr>
               <w:rStyle w:val="Hyperlink"/>
@@ -1985,7 +1985,7 @@
           <w:sz w:val="24"/>
           <w:u w:val="single"/>
         </w:rPr>
-        <w:hyperlink r:id="rId13" w:history="1">
+        <w:hyperlink r:id="rId14" w:history="1">
           <w:r>
             <w:rPr>
               <w:rStyle w:val="Hyperlink"/>
@@ -2003,7 +2003,7 @@
           <w:sz w:val="24"/>
           <w:u w:val="single"/>
         </w:rPr>
-        <w:hyperlink r:id="rId13" w:history="1">
+        <w:hyperlink r:id="rId14" w:history="1">
           <w:r>
             <w:rPr>
               <w:rStyle w:val="Hyperlink"/>
@@ -2032,7 +2032,7 @@
           <w:sz w:val="24"/>
           <w:u w:val="single"/>
         </w:rPr>
-        <w:hyperlink r:id="rId13" w:history="1">
+        <w:hyperlink r:id="rId14" w:history="1">
           <w:r>
             <w:rPr>
               <w:rStyle w:val="Hyperlink"/>
@@ -2490,25 +2490,7 @@
           <w:color w:val="000000"/>
           <w:sz w:val="24"/>
         </w:rPr>
-        <w:t>Tropical Institute). This includes the arc</w:t>
-      </w:r>
-      <w:r>
-        <w:rPr>
-          <w:u w:val="single" w:color="0000ff"/>
-          <w:rFonts w:ascii="Charis SIL Regular" w:hAnsi="Charis SIL Regular" w:eastAsia="Charis SIL Regular"/>
-          <w:b w:val="0"/>
-          <w:i w:val="0"/>
-          <w:color w:val="000000"/>
-          <w:sz w:val="24"/>
-        </w:rPr>
-        <w:hyperlink r:id="rId16" w:history="1">
-          <w:r>
-            <w:rPr>
-              <w:rStyle w:val="Hyperlink"/>
-            </w:rPr>
-            <w:t>hives of</w:t>
-          </w:r>
-        </w:hyperlink>
+        <w:t>Tropical Institute). This includes the archives of</w:t>
       </w:r>
       <w:r>
         <w:rPr>

--- a/EXPORTS/DOCX/published/niveau3/English/WMAmsterdam.docx
+++ b/EXPORTS/DOCX/published/niveau3/English/WMAmsterdam.docx
@@ -195,25 +195,7 @@
           <w:color w:val="000000"/>
           <w:sz w:val="24"/>
         </w:rPr>
-        <w:t>Haarlem in 1871. The Colonial Museum, located in Paviljo</w:t>
-      </w:r>
-      <w:r>
-        <w:rPr>
-          <w:u w:val="single" w:color="0000ff"/>
-          <w:rFonts w:ascii="Charis SIL Regular" w:hAnsi="Charis SIL Regular" w:eastAsia="Charis SIL Regular"/>
-          <w:b w:val="0"/>
-          <w:i w:val="0"/>
-          <w:color w:val="000000"/>
-          <w:sz w:val="24"/>
-        </w:rPr>
-        <w:hyperlink r:id="rId9" w:history="1">
-          <w:r>
-            <w:rPr>
-              <w:rStyle w:val="Hyperlink"/>
-            </w:rPr>
-            <w:t>en Welg</w:t>
-          </w:r>
-        </w:hyperlink>
+        <w:t>Haarlem in 1871. The Colonial Museum, located in Paviljoen Welg</w:t>
       </w:r>
       <w:r>
         <w:rPr>
@@ -386,6 +368,74 @@
           <w:i w:val="0"/>
           <w:color w:val="0000FF"/>
           <w:sz w:val="24"/>
+        </w:rPr>
+        <w:t>Johann George Ott</w:t>
+      </w:r>
+      <w:r>
+        <w:rPr>
+          <w:rFonts w:ascii="Charis SIL Regular" w:hAnsi="Charis SIL Regular" w:eastAsia="Charis SIL Regular"/>
+          <w:b w:val="0"/>
+          <w:i w:val="0"/>
+          <w:color w:val="0000FF"/>
+          <w:sz w:val="24"/>
+          <w:u w:val="single"/>
+        </w:rPr>
+        <w:hyperlink r:id="rId10" w:history="1">
+          <w:r>
+            <w:rPr>
+              <w:rStyle w:val="Hyperlink"/>
+            </w:rPr>
+            <w:t>o</w:t>
+          </w:r>
+        </w:hyperlink>
+      </w:r>
+      <w:r>
+        <w:rPr>
+          <w:rFonts w:ascii="Charis SIL Regular" w:hAnsi="Charis SIL Regular" w:eastAsia="Charis SIL Regular"/>
+          <w:b w:val="0"/>
+          <w:i w:val="0"/>
+          <w:color w:val="0000FF"/>
+          <w:sz w:val="24"/>
+          <w:u w:val="single"/>
+        </w:rPr>
+        <w:t xml:space="preserve"> </w:t>
+      </w:r>
+      <w:r>
+        <w:rPr>
+          <w:rFonts w:ascii="Charis SIL Regular" w:hAnsi="Charis SIL Regular" w:eastAsia="Charis SIL Regular"/>
+          <w:b w:val="0"/>
+          <w:i w:val="0"/>
+          <w:color w:val="0000FF"/>
+          <w:sz w:val="24"/>
+          <w:u w:val="single"/>
+        </w:rPr>
+        <w:hyperlink r:id="rId10" w:history="1">
+          <w:r>
+            <w:rPr>
+              <w:rStyle w:val="Hyperlink"/>
+            </w:rPr>
+            <w:t>Stuart</w:t>
+          </w:r>
+        </w:hyperlink>
+      </w:r>
+      <w:r>
+        <w:rPr>
+          <w:rFonts w:ascii="Charis SIL Regular" w:hAnsi="Charis SIL Regular" w:eastAsia="Charis SIL Regular"/>
+          <w:b w:val="0"/>
+          <w:i w:val="0"/>
+          <w:color w:val="0000FF"/>
+          <w:sz w:val="24"/>
+          <w:u w:val="single"/>
+        </w:rPr>
+        <w:t xml:space="preserve"> </w:t>
+      </w:r>
+      <w:r>
+        <w:rPr>
+          <w:rFonts w:ascii="Charis SIL Regular" w:hAnsi="Charis SIL Regular" w:eastAsia="Charis SIL Regular"/>
+          <w:b w:val="0"/>
+          <w:i w:val="0"/>
+          <w:color w:val="0000FF"/>
+          <w:sz w:val="24"/>
           <w:u w:val="single"/>
         </w:rPr>
         <w:hyperlink r:id="rId11" w:history="1">
@@ -393,65 +443,7 @@
             <w:rPr>
               <w:rStyle w:val="Hyperlink"/>
             </w:rPr>
-            <w:t>Johann</w:t>
-          </w:r>
-        </w:hyperlink>
-      </w:r>
-      <w:r>
-        <w:rPr>
-          <w:rFonts w:ascii="Charis SIL Regular" w:hAnsi="Charis SIL Regular" w:eastAsia="Charis SIL Regular"/>
-          <w:b w:val="0"/>
-          <w:i w:val="0"/>
-          <w:color w:val="0000FF"/>
-          <w:sz w:val="24"/>
-          <w:u w:val="single"/>
-        </w:rPr>
-        <w:t xml:space="preserve"> </w:t>
-      </w:r>
-      <w:r>
-        <w:rPr>
-          <w:rFonts w:ascii="Charis SIL Regular" w:hAnsi="Charis SIL Regular" w:eastAsia="Charis SIL Regular"/>
-          <w:b w:val="0"/>
-          <w:i w:val="0"/>
-          <w:color w:val="0000FF"/>
-          <w:sz w:val="24"/>
-          <w:u w:val="single"/>
-        </w:rPr>
-        <w:hyperlink r:id="rId11" w:history="1">
-          <w:r>
-            <w:rPr>
-              <w:rStyle w:val="Hyperlink"/>
-            </w:rPr>
-            <w:t>George</w:t>
-          </w:r>
-        </w:hyperlink>
-      </w:r>
-      <w:r>
-        <w:rPr>
-          <w:rFonts w:ascii="Charis SIL Regular" w:hAnsi="Charis SIL Regular" w:eastAsia="Charis SIL Regular"/>
-          <w:b w:val="0"/>
-          <w:i w:val="0"/>
-          <w:color w:val="0000FF"/>
-          <w:sz w:val="24"/>
-          <w:u w:val="single"/>
-        </w:rPr>
-        <w:t xml:space="preserve"> </w:t>
-      </w:r>
-      <w:r>
-        <w:rPr>
-          <w:rFonts w:ascii="Charis SIL Regular" w:hAnsi="Charis SIL Regular" w:eastAsia="Charis SIL Regular"/>
-          <w:b w:val="0"/>
-          <w:i w:val="0"/>
-          <w:color w:val="0000FF"/>
-          <w:sz w:val="24"/>
-          <w:u w:val="single"/>
-        </w:rPr>
-        <w:hyperlink r:id="rId11" w:history="1">
-          <w:r>
-            <w:rPr>
-              <w:rStyle w:val="Hyperlink"/>
-            </w:rPr>
-            <w:t>Ott</w:t>
+            <w:t>v</w:t>
           </w:r>
         </w:hyperlink>
       </w:r>
@@ -482,82 +474,6 @@
           <w:sz w:val="24"/>
           <w:u w:val="single"/>
         </w:rPr>
-        <w:t xml:space="preserve"> </w:t>
-      </w:r>
-      <w:r>
-        <w:rPr>
-          <w:rFonts w:ascii="Charis SIL Regular" w:hAnsi="Charis SIL Regular" w:eastAsia="Charis SIL Regular"/>
-          <w:b w:val="0"/>
-          <w:i w:val="0"/>
-          <w:color w:val="0000FF"/>
-          <w:sz w:val="24"/>
-          <w:u w:val="single"/>
-        </w:rPr>
-        <w:hyperlink r:id="rId11" w:history="1">
-          <w:r>
-            <w:rPr>
-              <w:rStyle w:val="Hyperlink"/>
-            </w:rPr>
-            <w:t>Stuart</w:t>
-          </w:r>
-        </w:hyperlink>
-      </w:r>
-      <w:r>
-        <w:rPr>
-          <w:rFonts w:ascii="Charis SIL Regular" w:hAnsi="Charis SIL Regular" w:eastAsia="Charis SIL Regular"/>
-          <w:b w:val="0"/>
-          <w:i w:val="0"/>
-          <w:color w:val="0000FF"/>
-          <w:sz w:val="24"/>
-          <w:u w:val="single"/>
-        </w:rPr>
-        <w:t xml:space="preserve"> </w:t>
-      </w:r>
-      <w:r>
-        <w:rPr>
-          <w:rFonts w:ascii="Charis SIL Regular" w:hAnsi="Charis SIL Regular" w:eastAsia="Charis SIL Regular"/>
-          <w:b w:val="0"/>
-          <w:i w:val="0"/>
-          <w:color w:val="0000FF"/>
-          <w:sz w:val="24"/>
-          <w:u w:val="single"/>
-        </w:rPr>
-        <w:hyperlink r:id="rId11" w:history="1">
-          <w:r>
-            <w:rPr>
-              <w:rStyle w:val="Hyperlink"/>
-            </w:rPr>
-            <w:t>v</w:t>
-          </w:r>
-        </w:hyperlink>
-      </w:r>
-      <w:r>
-        <w:rPr>
-          <w:rFonts w:ascii="Charis SIL Regular" w:hAnsi="Charis SIL Regular" w:eastAsia="Charis SIL Regular"/>
-          <w:b w:val="0"/>
-          <w:i w:val="0"/>
-          <w:color w:val="0000FF"/>
-          <w:sz w:val="24"/>
-          <w:u w:val="single"/>
-        </w:rPr>
-        <w:hyperlink r:id="rId11" w:history="1">
-          <w:r>
-            <w:rPr>
-              <w:rStyle w:val="Hyperlink"/>
-            </w:rPr>
-            <w:t>o</w:t>
-          </w:r>
-        </w:hyperlink>
-      </w:r>
-      <w:r>
-        <w:rPr>
-          <w:rFonts w:ascii="Charis SIL Regular" w:hAnsi="Charis SIL Regular" w:eastAsia="Charis SIL Regular"/>
-          <w:b w:val="0"/>
-          <w:i w:val="0"/>
-          <w:color w:val="0000FF"/>
-          <w:sz w:val="24"/>
-          <w:u w:val="single"/>
-        </w:rPr>
         <w:hyperlink r:id="rId11" w:history="1">
           <w:r>
             <w:rPr>
@@ -605,7 +521,7 @@
           <w:sz w:val="24"/>
           <w:u w:val="single"/>
         </w:rPr>
-        <w:hyperlink r:id="rId10" w:history="1">
+        <w:hyperlink r:id="rId11" w:history="1">
           <w:r>
             <w:rPr>
               <w:rStyle w:val="Hyperlink"/>
@@ -623,7 +539,7 @@
           <w:sz w:val="24"/>
           <w:u w:val="single"/>
         </w:rPr>
-        <w:hyperlink r:id="rId10" w:history="1">
+        <w:hyperlink r:id="rId11" w:history="1">
           <w:r>
             <w:rPr>
               <w:rStyle w:val="Hyperlink"/>
@@ -1544,7 +1460,7 @@
           <w:sz w:val="24"/>
           <w:u w:val="single"/>
         </w:rPr>
-        <w:hyperlink r:id="rId13" w:history="1">
+        <w:hyperlink r:id="rId14" w:history="1">
           <w:r>
             <w:rPr>
               <w:rStyle w:val="Hyperlink"/>
@@ -1573,7 +1489,7 @@
           <w:sz w:val="24"/>
           <w:u w:val="single"/>
         </w:rPr>
-        <w:hyperlink r:id="rId13" w:history="1">
+        <w:hyperlink r:id="rId14" w:history="1">
           <w:r>
             <w:rPr>
               <w:rStyle w:val="Hyperlink"/>
@@ -1620,7 +1536,7 @@
           <w:sz w:val="24"/>
           <w:u w:val="single"/>
         </w:rPr>
-        <w:hyperlink r:id="rId14" w:history="1">
+        <w:hyperlink r:id="rId13" w:history="1">
           <w:r>
             <w:rPr>
               <w:rStyle w:val="Hyperlink"/>
@@ -1649,7 +1565,7 @@
           <w:sz w:val="24"/>
           <w:u w:val="single"/>
         </w:rPr>
-        <w:hyperlink r:id="rId14" w:history="1">
+        <w:hyperlink r:id="rId13" w:history="1">
           <w:r>
             <w:rPr>
               <w:rStyle w:val="Hyperlink"/>
@@ -1667,7 +1583,7 @@
           <w:sz w:val="24"/>
           <w:u w:val="single"/>
         </w:rPr>
-        <w:hyperlink r:id="rId14" w:history="1">
+        <w:hyperlink r:id="rId13" w:history="1">
           <w:r>
             <w:rPr>
               <w:rStyle w:val="Hyperlink"/>
@@ -1685,12 +1601,229 @@
           <w:sz w:val="24"/>
           <w:u w:val="single"/>
         </w:rPr>
+        <w:hyperlink r:id="rId13" w:history="1">
+          <w:r>
+            <w:rPr>
+              <w:rStyle w:val="Hyperlink"/>
+            </w:rPr>
+            <w:t>tu</w:t>
+          </w:r>
+        </w:hyperlink>
+      </w:r>
+      <w:r>
+        <w:rPr>
+          <w:rFonts w:ascii="Charis SIL Regular" w:hAnsi="Charis SIL Regular" w:eastAsia="Charis SIL Regular"/>
+          <w:b w:val="0"/>
+          <w:i w:val="0"/>
+          <w:color w:val="0000FF"/>
+          <w:sz w:val="24"/>
+          <w:u w:val="single"/>
+        </w:rPr>
+        <w:hyperlink r:id="rId13" w:history="1">
+          <w:r>
+            <w:rPr>
+              <w:rStyle w:val="Hyperlink"/>
+            </w:rPr>
+            <w:t>r</w:t>
+          </w:r>
+        </w:hyperlink>
+      </w:r>
+      <w:r>
+        <w:rPr>
+          <w:rFonts w:ascii="Charis SIL Regular" w:hAnsi="Charis SIL Regular" w:eastAsia="Charis SIL Regular"/>
+          <w:b w:val="0"/>
+          <w:i w:val="0"/>
+          <w:color w:val="0000FF"/>
+          <w:sz w:val="24"/>
+          <w:u w:val="single"/>
+        </w:rPr>
+        <w:hyperlink r:id="rId13" w:history="1">
+          <w:r>
+            <w:rPr>
+              <w:rStyle w:val="Hyperlink"/>
+            </w:rPr>
+            <w:t>al</w:t>
+          </w:r>
+        </w:hyperlink>
+      </w:r>
+      <w:r>
+        <w:rPr>
+          <w:rFonts w:ascii="Charis SIL Regular" w:hAnsi="Charis SIL Regular" w:eastAsia="Charis SIL Regular"/>
+          <w:b w:val="0"/>
+          <w:i w:val="0"/>
+          <w:color w:val="0000FF"/>
+          <w:sz w:val="24"/>
+          <w:u w:val="single"/>
+        </w:rPr>
+        <w:t xml:space="preserve"> </w:t>
+      </w:r>
+      <w:r>
+        <w:rPr>
+          <w:rFonts w:ascii="Charis SIL Regular" w:hAnsi="Charis SIL Regular" w:eastAsia="Charis SIL Regular"/>
+          <w:b w:val="0"/>
+          <w:i w:val="0"/>
+          <w:color w:val="0000FF"/>
+          <w:sz w:val="24"/>
+          <w:u w:val="single"/>
+        </w:rPr>
+        <w:hyperlink r:id="rId13" w:history="1">
+          <w:r>
+            <w:rPr>
+              <w:rStyle w:val="Hyperlink"/>
+            </w:rPr>
+            <w:t>History</w:t>
+          </w:r>
+        </w:hyperlink>
+      </w:r>
+      <w:r>
+        <w:rPr>
+          <w:rFonts w:ascii="Charis SIL Regular" w:hAnsi="Charis SIL Regular" w:eastAsia="Charis SIL Regular"/>
+          <w:b w:val="0"/>
+          <w:i w:val="0"/>
+          <w:color w:val="0000FF"/>
+          <w:sz w:val="24"/>
+          <w:u w:val="single"/>
+        </w:rPr>
+        <w:t xml:space="preserve"> </w:t>
+      </w:r>
+      <w:r>
+        <w:rPr>
+          <w:rFonts w:ascii="Charis SIL Regular" w:hAnsi="Charis SIL Regular" w:eastAsia="Charis SIL Regular"/>
+          <w:b w:val="0"/>
+          <w:i w:val="0"/>
+          <w:color w:val="0000FF"/>
+          <w:sz w:val="24"/>
+          <w:u w:val="single"/>
+        </w:rPr>
+        <w:hyperlink r:id="rId13" w:history="1">
+          <w:r>
+            <w:rPr>
+              <w:rStyle w:val="Hyperlink"/>
+            </w:rPr>
+            <w:t>in</w:t>
+          </w:r>
+        </w:hyperlink>
+      </w:r>
+      <w:r>
+        <w:rPr>
+          <w:rFonts w:ascii="Charis SIL Regular" w:hAnsi="Charis SIL Regular" w:eastAsia="Charis SIL Regular"/>
+          <w:b w:val="0"/>
+          <w:i w:val="0"/>
+          <w:color w:val="0000FF"/>
+          <w:sz w:val="24"/>
+          <w:u w:val="single"/>
+        </w:rPr>
+        <w:t xml:space="preserve"> </w:t>
+      </w:r>
+      <w:r>
+        <w:rPr>
+          <w:rFonts w:ascii="Charis SIL Regular" w:hAnsi="Charis SIL Regular" w:eastAsia="Charis SIL Regular"/>
+          <w:b w:val="0"/>
+          <w:i w:val="0"/>
+          <w:color w:val="0000FF"/>
+          <w:sz w:val="24"/>
+          <w:u w:val="single"/>
+        </w:rPr>
+        <w:hyperlink r:id="rId13" w:history="1">
+          <w:r>
+            <w:rPr>
+              <w:rStyle w:val="Hyperlink"/>
+            </w:rPr>
+            <w:t>Leid</w:t>
+          </w:r>
+        </w:hyperlink>
+      </w:r>
+      <w:r>
+        <w:rPr>
+          <w:rFonts w:ascii="Charis SIL Regular" w:hAnsi="Charis SIL Regular" w:eastAsia="Charis SIL Regular"/>
+          <w:b w:val="0"/>
+          <w:i w:val="0"/>
+          <w:color w:val="0000FF"/>
+          <w:sz w:val="24"/>
+          <w:u w:val="single"/>
+        </w:rPr>
+        <w:hyperlink r:id="rId13" w:history="1">
+          <w:r>
+            <w:rPr>
+              <w:rStyle w:val="Hyperlink"/>
+            </w:rPr>
+            <w:t>e</w:t>
+          </w:r>
+        </w:hyperlink>
+      </w:r>
+      <w:r>
+        <w:rPr>
+          <w:rFonts w:ascii="Charis SIL Regular" w:hAnsi="Charis SIL Regular" w:eastAsia="Charis SIL Regular"/>
+          <w:b w:val="0"/>
+          <w:i w:val="0"/>
+          <w:color w:val="0000FF"/>
+          <w:sz w:val="24"/>
+          <w:u w:val="single"/>
+        </w:rPr>
+        <w:hyperlink r:id="rId13" w:history="1">
+          <w:r>
+            <w:rPr>
+              <w:rStyle w:val="Hyperlink"/>
+            </w:rPr>
+            <w:t>n</w:t>
+          </w:r>
+        </w:hyperlink>
+      </w:r>
+      <w:r>
+        <w:rPr>
+          <w:rFonts w:ascii="Charis SIL Regular" w:hAnsi="Charis SIL Regular" w:eastAsia="Charis SIL Regular"/>
+          <w:b w:val="0"/>
+          <w:i w:val="0"/>
+          <w:color w:val="0000FF"/>
+          <w:sz w:val="24"/>
+          <w:u w:val="single"/>
+        </w:rPr>
+        <w:t xml:space="preserve"> </w:t>
+      </w:r>
+      <w:r>
+        <w:rPr>
+          <w:rFonts w:ascii="Charis SIL Regular" w:hAnsi="Charis SIL Regular" w:eastAsia="Charis SIL Regular"/>
+          <w:b w:val="0"/>
+          <w:i w:val="0"/>
+          <w:color w:val="0000FF"/>
+          <w:sz w:val="24"/>
+          <w:u w:val="single"/>
+        </w:rPr>
         <w:hyperlink r:id="rId14" w:history="1">
           <w:r>
             <w:rPr>
               <w:rStyle w:val="Hyperlink"/>
             </w:rPr>
-            <w:t>tu</w:t>
+            <w:t>(now</w:t>
+          </w:r>
+        </w:hyperlink>
+      </w:r>
+      <w:r>
+        <w:rPr>
+          <w:rFonts w:ascii="Charis SIL Regular" w:hAnsi="Charis SIL Regular" w:eastAsia="Charis SIL Regular"/>
+          <w:b w:val="0"/>
+          <w:i w:val="0"/>
+          <w:color w:val="0000FF"/>
+          <w:sz w:val="24"/>
+          <w:u w:val="single"/>
+        </w:rPr>
+        <w:t xml:space="preserve"> </w:t>
+      </w:r>
+      <w:r>
+        <w:rPr>
+          <w:rFonts w:ascii="Charis SIL Regular" w:hAnsi="Charis SIL Regular" w:eastAsia="Charis SIL Regular"/>
+          <w:b w:val="0"/>
+          <w:i w:val="0"/>
+          <w:color w:val="0000FF"/>
+          <w:sz w:val="24"/>
+          <w:u w:val="single"/>
+        </w:rPr>
+        <w:hyperlink r:id="rId14" w:history="1">
+          <w:r>
+            <w:rPr>
+              <w:rStyle w:val="Hyperlink"/>
+            </w:rPr>
+            <w:t>Natu</w:t>
           </w:r>
         </w:hyperlink>
       </w:r>
@@ -1721,224 +1854,7 @@
           <w:sz w:val="24"/>
           <w:u w:val="single"/>
         </w:rPr>
-        <w:hyperlink r:id="rId13" w:history="1">
-          <w:r>
-            <w:rPr>
-              <w:rStyle w:val="Hyperlink"/>
-            </w:rPr>
-            <w:t>al</w:t>
-          </w:r>
-        </w:hyperlink>
-      </w:r>
-      <w:r>
-        <w:rPr>
-          <w:rFonts w:ascii="Charis SIL Regular" w:hAnsi="Charis SIL Regular" w:eastAsia="Charis SIL Regular"/>
-          <w:b w:val="0"/>
-          <w:i w:val="0"/>
-          <w:color w:val="0000FF"/>
-          <w:sz w:val="24"/>
-          <w:u w:val="single"/>
-        </w:rPr>
-        <w:t xml:space="preserve"> </w:t>
-      </w:r>
-      <w:r>
-        <w:rPr>
-          <w:rFonts w:ascii="Charis SIL Regular" w:hAnsi="Charis SIL Regular" w:eastAsia="Charis SIL Regular"/>
-          <w:b w:val="0"/>
-          <w:i w:val="0"/>
-          <w:color w:val="0000FF"/>
-          <w:sz w:val="24"/>
-          <w:u w:val="single"/>
-        </w:rPr>
-        <w:hyperlink r:id="rId13" w:history="1">
-          <w:r>
-            <w:rPr>
-              <w:rStyle w:val="Hyperlink"/>
-            </w:rPr>
-            <w:t>History</w:t>
-          </w:r>
-        </w:hyperlink>
-      </w:r>
-      <w:r>
-        <w:rPr>
-          <w:rFonts w:ascii="Charis SIL Regular" w:hAnsi="Charis SIL Regular" w:eastAsia="Charis SIL Regular"/>
-          <w:b w:val="0"/>
-          <w:i w:val="0"/>
-          <w:color w:val="0000FF"/>
-          <w:sz w:val="24"/>
-          <w:u w:val="single"/>
-        </w:rPr>
-        <w:t xml:space="preserve"> </w:t>
-      </w:r>
-      <w:r>
-        <w:rPr>
-          <w:rFonts w:ascii="Charis SIL Regular" w:hAnsi="Charis SIL Regular" w:eastAsia="Charis SIL Regular"/>
-          <w:b w:val="0"/>
-          <w:i w:val="0"/>
-          <w:color w:val="0000FF"/>
-          <w:sz w:val="24"/>
-          <w:u w:val="single"/>
-        </w:rPr>
-        <w:hyperlink r:id="rId13" w:history="1">
-          <w:r>
-            <w:rPr>
-              <w:rStyle w:val="Hyperlink"/>
-            </w:rPr>
-            <w:t>in</w:t>
-          </w:r>
-        </w:hyperlink>
-      </w:r>
-      <w:r>
-        <w:rPr>
-          <w:rFonts w:ascii="Charis SIL Regular" w:hAnsi="Charis SIL Regular" w:eastAsia="Charis SIL Regular"/>
-          <w:b w:val="0"/>
-          <w:i w:val="0"/>
-          <w:color w:val="0000FF"/>
-          <w:sz w:val="24"/>
-          <w:u w:val="single"/>
-        </w:rPr>
-        <w:t xml:space="preserve"> </w:t>
-      </w:r>
-      <w:r>
-        <w:rPr>
-          <w:rFonts w:ascii="Charis SIL Regular" w:hAnsi="Charis SIL Regular" w:eastAsia="Charis SIL Regular"/>
-          <w:b w:val="0"/>
-          <w:i w:val="0"/>
-          <w:color w:val="0000FF"/>
-          <w:sz w:val="24"/>
-          <w:u w:val="single"/>
-        </w:rPr>
-        <w:hyperlink r:id="rId13" w:history="1">
-          <w:r>
-            <w:rPr>
-              <w:rStyle w:val="Hyperlink"/>
-            </w:rPr>
-            <w:t>Leid</w:t>
-          </w:r>
-        </w:hyperlink>
-      </w:r>
-      <w:r>
-        <w:rPr>
-          <w:rFonts w:ascii="Charis SIL Regular" w:hAnsi="Charis SIL Regular" w:eastAsia="Charis SIL Regular"/>
-          <w:b w:val="0"/>
-          <w:i w:val="0"/>
-          <w:color w:val="0000FF"/>
-          <w:sz w:val="24"/>
-          <w:u w:val="single"/>
-        </w:rPr>
-        <w:hyperlink r:id="rId13" w:history="1">
-          <w:r>
-            <w:rPr>
-              <w:rStyle w:val="Hyperlink"/>
-            </w:rPr>
-            <w:t>e</w:t>
-          </w:r>
-        </w:hyperlink>
-      </w:r>
-      <w:r>
-        <w:rPr>
-          <w:rFonts w:ascii="Charis SIL Regular" w:hAnsi="Charis SIL Regular" w:eastAsia="Charis SIL Regular"/>
-          <w:b w:val="0"/>
-          <w:i w:val="0"/>
-          <w:color w:val="0000FF"/>
-          <w:sz w:val="24"/>
-          <w:u w:val="single"/>
-        </w:rPr>
-        <w:hyperlink r:id="rId13" w:history="1">
-          <w:r>
-            <w:rPr>
-              <w:rStyle w:val="Hyperlink"/>
-            </w:rPr>
-            <w:t>n</w:t>
-          </w:r>
-        </w:hyperlink>
-      </w:r>
-      <w:r>
-        <w:rPr>
-          <w:rFonts w:ascii="Charis SIL Regular" w:hAnsi="Charis SIL Regular" w:eastAsia="Charis SIL Regular"/>
-          <w:b w:val="0"/>
-          <w:i w:val="0"/>
-          <w:color w:val="0000FF"/>
-          <w:sz w:val="24"/>
-          <w:u w:val="single"/>
-        </w:rPr>
-        <w:t xml:space="preserve"> </w:t>
-      </w:r>
-      <w:r>
-        <w:rPr>
-          <w:rFonts w:ascii="Charis SIL Regular" w:hAnsi="Charis SIL Regular" w:eastAsia="Charis SIL Regular"/>
-          <w:b w:val="0"/>
-          <w:i w:val="0"/>
-          <w:color w:val="0000FF"/>
-          <w:sz w:val="24"/>
-          <w:u w:val="single"/>
-        </w:rPr>
-        <w:hyperlink r:id="rId13" w:history="1">
-          <w:r>
-            <w:rPr>
-              <w:rStyle w:val="Hyperlink"/>
-            </w:rPr>
-            <w:t>(now</w:t>
-          </w:r>
-        </w:hyperlink>
-      </w:r>
-      <w:r>
-        <w:rPr>
-          <w:rFonts w:ascii="Charis SIL Regular" w:hAnsi="Charis SIL Regular" w:eastAsia="Charis SIL Regular"/>
-          <w:b w:val="0"/>
-          <w:i w:val="0"/>
-          <w:color w:val="0000FF"/>
-          <w:sz w:val="24"/>
-          <w:u w:val="single"/>
-        </w:rPr>
-        <w:t xml:space="preserve"> </w:t>
-      </w:r>
-      <w:r>
-        <w:rPr>
-          <w:rFonts w:ascii="Charis SIL Regular" w:hAnsi="Charis SIL Regular" w:eastAsia="Charis SIL Regular"/>
-          <w:b w:val="0"/>
-          <w:i w:val="0"/>
-          <w:color w:val="0000FF"/>
-          <w:sz w:val="24"/>
-          <w:u w:val="single"/>
-        </w:rPr>
-        <w:hyperlink r:id="rId13" w:history="1">
-          <w:r>
-            <w:rPr>
-              <w:rStyle w:val="Hyperlink"/>
-            </w:rPr>
-            <w:t>Natu</w:t>
-          </w:r>
-        </w:hyperlink>
-      </w:r>
-      <w:r>
-        <w:rPr>
-          <w:rFonts w:ascii="Charis SIL Regular" w:hAnsi="Charis SIL Regular" w:eastAsia="Charis SIL Regular"/>
-          <w:b w:val="0"/>
-          <w:i w:val="0"/>
-          <w:color w:val="0000FF"/>
-          <w:sz w:val="24"/>
-          <w:u w:val="single"/>
-        </w:rPr>
-        <w:hyperlink r:id="rId13" w:history="1">
-          <w:r>
-            <w:rPr>
-              <w:rStyle w:val="Hyperlink"/>
-            </w:rPr>
-            <w:t>r</w:t>
-          </w:r>
-        </w:hyperlink>
-      </w:r>
-      <w:r>
-        <w:rPr>
-          <w:rFonts w:ascii="Charis SIL Regular" w:hAnsi="Charis SIL Regular" w:eastAsia="Charis SIL Regular"/>
-          <w:b w:val="0"/>
-          <w:i w:val="0"/>
-          <w:color w:val="0000FF"/>
-          <w:sz w:val="24"/>
-          <w:u w:val="single"/>
-        </w:rPr>
-        <w:hyperlink r:id="rId13" w:history="1">
+        <w:hyperlink r:id="rId14" w:history="1">
           <w:r>
             <w:rPr>
               <w:rStyle w:val="Hyperlink"/>
@@ -2490,7 +2406,25 @@
           <w:color w:val="000000"/>
           <w:sz w:val="24"/>
         </w:rPr>
-        <w:t>Tropical Institute). This includes the archives of</w:t>
+        <w:t>Tropical Institute). This includes the arc</w:t>
+      </w:r>
+      <w:r>
+        <w:rPr>
+          <w:u w:val="single" w:color="0000ff"/>
+          <w:rFonts w:ascii="Charis SIL Regular" w:hAnsi="Charis SIL Regular" w:eastAsia="Charis SIL Regular"/>
+          <w:b w:val="0"/>
+          <w:i w:val="0"/>
+          <w:color w:val="000000"/>
+          <w:sz w:val="24"/>
+        </w:rPr>
+        <w:hyperlink r:id="rId16" w:history="1">
+          <w:r>
+            <w:rPr>
+              <w:rStyle w:val="Hyperlink"/>
+            </w:rPr>
+            <w:t>hives of</w:t>
+          </w:r>
+        </w:hyperlink>
       </w:r>
       <w:r>
         <w:rPr>

--- a/EXPORTS/DOCX/published/niveau3/English/WMAmsterdam.docx
+++ b/EXPORTS/DOCX/published/niveau3/English/WMAmsterdam.docx
@@ -195,7 +195,25 @@
           <w:color w:val="000000"/>
           <w:sz w:val="24"/>
         </w:rPr>
-        <w:t>Haarlem in 1871. The Colonial Museum, located in Paviljoen Welg</w:t>
+        <w:t>Haarlem in 1871. The Colonial Museum, located in Paviljo</w:t>
+      </w:r>
+      <w:r>
+        <w:rPr>
+          <w:u w:val="single" w:color="0000ff"/>
+          <w:rFonts w:ascii="Charis SIL Regular" w:hAnsi="Charis SIL Regular" w:eastAsia="Charis SIL Regular"/>
+          <w:b w:val="0"/>
+          <w:i w:val="0"/>
+          <w:color w:val="000000"/>
+          <w:sz w:val="24"/>
+        </w:rPr>
+        <w:hyperlink r:id="rId9" w:history="1">
+          <w:r>
+            <w:rPr>
+              <w:rStyle w:val="Hyperlink"/>
+            </w:rPr>
+            <w:t>en Welg</w:t>
+          </w:r>
+        </w:hyperlink>
       </w:r>
       <w:r>
         <w:rPr>
@@ -368,8 +386,16 @@
           <w:i w:val="0"/>
           <w:color w:val="0000FF"/>
           <w:sz w:val="24"/>
-        </w:rPr>
-        <w:t>Johann George Ott</w:t>
+          <w:u w:val="single"/>
+        </w:rPr>
+        <w:hyperlink r:id="rId11" w:history="1">
+          <w:r>
+            <w:rPr>
+              <w:rStyle w:val="Hyperlink"/>
+            </w:rPr>
+            <w:t>Johann</w:t>
+          </w:r>
+        </w:hyperlink>
       </w:r>
       <w:r>
         <w:rPr>
@@ -380,7 +406,65 @@
           <w:sz w:val="24"/>
           <w:u w:val="single"/>
         </w:rPr>
-        <w:hyperlink r:id="rId10" w:history="1">
+        <w:t xml:space="preserve"> </w:t>
+      </w:r>
+      <w:r>
+        <w:rPr>
+          <w:rFonts w:ascii="Charis SIL Regular" w:hAnsi="Charis SIL Regular" w:eastAsia="Charis SIL Regular"/>
+          <w:b w:val="0"/>
+          <w:i w:val="0"/>
+          <w:color w:val="0000FF"/>
+          <w:sz w:val="24"/>
+          <w:u w:val="single"/>
+        </w:rPr>
+        <w:hyperlink r:id="rId11" w:history="1">
+          <w:r>
+            <w:rPr>
+              <w:rStyle w:val="Hyperlink"/>
+            </w:rPr>
+            <w:t>George</w:t>
+          </w:r>
+        </w:hyperlink>
+      </w:r>
+      <w:r>
+        <w:rPr>
+          <w:rFonts w:ascii="Charis SIL Regular" w:hAnsi="Charis SIL Regular" w:eastAsia="Charis SIL Regular"/>
+          <w:b w:val="0"/>
+          <w:i w:val="0"/>
+          <w:color w:val="0000FF"/>
+          <w:sz w:val="24"/>
+          <w:u w:val="single"/>
+        </w:rPr>
+        <w:t xml:space="preserve"> </w:t>
+      </w:r>
+      <w:r>
+        <w:rPr>
+          <w:rFonts w:ascii="Charis SIL Regular" w:hAnsi="Charis SIL Regular" w:eastAsia="Charis SIL Regular"/>
+          <w:b w:val="0"/>
+          <w:i w:val="0"/>
+          <w:color w:val="0000FF"/>
+          <w:sz w:val="24"/>
+          <w:u w:val="single"/>
+        </w:rPr>
+        <w:hyperlink r:id="rId11" w:history="1">
+          <w:r>
+            <w:rPr>
+              <w:rStyle w:val="Hyperlink"/>
+            </w:rPr>
+            <w:t>Ott</w:t>
+          </w:r>
+        </w:hyperlink>
+      </w:r>
+      <w:r>
+        <w:rPr>
+          <w:rFonts w:ascii="Charis SIL Regular" w:hAnsi="Charis SIL Regular" w:eastAsia="Charis SIL Regular"/>
+          <w:b w:val="0"/>
+          <w:i w:val="0"/>
+          <w:color w:val="0000FF"/>
+          <w:sz w:val="24"/>
+          <w:u w:val="single"/>
+        </w:rPr>
+        <w:hyperlink r:id="rId11" w:history="1">
           <w:r>
             <w:rPr>
               <w:rStyle w:val="Hyperlink"/>
@@ -409,7 +493,7 @@
           <w:sz w:val="24"/>
           <w:u w:val="single"/>
         </w:rPr>
-        <w:hyperlink r:id="rId10" w:history="1">
+        <w:hyperlink r:id="rId11" w:history="1">
           <w:r>
             <w:rPr>
               <w:rStyle w:val="Hyperlink"/>
@@ -1460,7 +1544,7 @@
           <w:sz w:val="24"/>
           <w:u w:val="single"/>
         </w:rPr>
-        <w:hyperlink r:id="rId14" w:history="1">
+        <w:hyperlink r:id="rId13" w:history="1">
           <w:r>
             <w:rPr>
               <w:rStyle w:val="Hyperlink"/>
@@ -1489,7 +1573,7 @@
           <w:sz w:val="24"/>
           <w:u w:val="single"/>
         </w:rPr>
-        <w:hyperlink r:id="rId14" w:history="1">
+        <w:hyperlink r:id="rId13" w:history="1">
           <w:r>
             <w:rPr>
               <w:rStyle w:val="Hyperlink"/>
@@ -1565,7 +1649,7 @@
           <w:sz w:val="24"/>
           <w:u w:val="single"/>
         </w:rPr>
-        <w:hyperlink r:id="rId13" w:history="1">
+        <w:hyperlink r:id="rId14" w:history="1">
           <w:r>
             <w:rPr>
               <w:rStyle w:val="Hyperlink"/>
@@ -1583,7 +1667,7 @@
           <w:sz w:val="24"/>
           <w:u w:val="single"/>
         </w:rPr>
-        <w:hyperlink r:id="rId13" w:history="1">
+        <w:hyperlink r:id="rId14" w:history="1">
           <w:r>
             <w:rPr>
               <w:rStyle w:val="Hyperlink"/>
@@ -1601,12 +1685,229 @@
           <w:sz w:val="24"/>
           <w:u w:val="single"/>
         </w:rPr>
+        <w:hyperlink r:id="rId14" w:history="1">
+          <w:r>
+            <w:rPr>
+              <w:rStyle w:val="Hyperlink"/>
+            </w:rPr>
+            <w:t>tu</w:t>
+          </w:r>
+        </w:hyperlink>
+      </w:r>
+      <w:r>
+        <w:rPr>
+          <w:rFonts w:ascii="Charis SIL Regular" w:hAnsi="Charis SIL Regular" w:eastAsia="Charis SIL Regular"/>
+          <w:b w:val="0"/>
+          <w:i w:val="0"/>
+          <w:color w:val="0000FF"/>
+          <w:sz w:val="24"/>
+          <w:u w:val="single"/>
+        </w:rPr>
+        <w:hyperlink r:id="rId14" w:history="1">
+          <w:r>
+            <w:rPr>
+              <w:rStyle w:val="Hyperlink"/>
+            </w:rPr>
+            <w:t>r</w:t>
+          </w:r>
+        </w:hyperlink>
+      </w:r>
+      <w:r>
+        <w:rPr>
+          <w:rFonts w:ascii="Charis SIL Regular" w:hAnsi="Charis SIL Regular" w:eastAsia="Charis SIL Regular"/>
+          <w:b w:val="0"/>
+          <w:i w:val="0"/>
+          <w:color w:val="0000FF"/>
+          <w:sz w:val="24"/>
+          <w:u w:val="single"/>
+        </w:rPr>
+        <w:hyperlink r:id="rId14" w:history="1">
+          <w:r>
+            <w:rPr>
+              <w:rStyle w:val="Hyperlink"/>
+            </w:rPr>
+            <w:t>al</w:t>
+          </w:r>
+        </w:hyperlink>
+      </w:r>
+      <w:r>
+        <w:rPr>
+          <w:rFonts w:ascii="Charis SIL Regular" w:hAnsi="Charis SIL Regular" w:eastAsia="Charis SIL Regular"/>
+          <w:b w:val="0"/>
+          <w:i w:val="0"/>
+          <w:color w:val="0000FF"/>
+          <w:sz w:val="24"/>
+          <w:u w:val="single"/>
+        </w:rPr>
+        <w:t xml:space="preserve"> </w:t>
+      </w:r>
+      <w:r>
+        <w:rPr>
+          <w:rFonts w:ascii="Charis SIL Regular" w:hAnsi="Charis SIL Regular" w:eastAsia="Charis SIL Regular"/>
+          <w:b w:val="0"/>
+          <w:i w:val="0"/>
+          <w:color w:val="0000FF"/>
+          <w:sz w:val="24"/>
+          <w:u w:val="single"/>
+        </w:rPr>
+        <w:hyperlink r:id="rId14" w:history="1">
+          <w:r>
+            <w:rPr>
+              <w:rStyle w:val="Hyperlink"/>
+            </w:rPr>
+            <w:t>History</w:t>
+          </w:r>
+        </w:hyperlink>
+      </w:r>
+      <w:r>
+        <w:rPr>
+          <w:rFonts w:ascii="Charis SIL Regular" w:hAnsi="Charis SIL Regular" w:eastAsia="Charis SIL Regular"/>
+          <w:b w:val="0"/>
+          <w:i w:val="0"/>
+          <w:color w:val="0000FF"/>
+          <w:sz w:val="24"/>
+          <w:u w:val="single"/>
+        </w:rPr>
+        <w:t xml:space="preserve"> </w:t>
+      </w:r>
+      <w:r>
+        <w:rPr>
+          <w:rFonts w:ascii="Charis SIL Regular" w:hAnsi="Charis SIL Regular" w:eastAsia="Charis SIL Regular"/>
+          <w:b w:val="0"/>
+          <w:i w:val="0"/>
+          <w:color w:val="0000FF"/>
+          <w:sz w:val="24"/>
+          <w:u w:val="single"/>
+        </w:rPr>
+        <w:hyperlink r:id="rId14" w:history="1">
+          <w:r>
+            <w:rPr>
+              <w:rStyle w:val="Hyperlink"/>
+            </w:rPr>
+            <w:t>in</w:t>
+          </w:r>
+        </w:hyperlink>
+      </w:r>
+      <w:r>
+        <w:rPr>
+          <w:rFonts w:ascii="Charis SIL Regular" w:hAnsi="Charis SIL Regular" w:eastAsia="Charis SIL Regular"/>
+          <w:b w:val="0"/>
+          <w:i w:val="0"/>
+          <w:color w:val="0000FF"/>
+          <w:sz w:val="24"/>
+          <w:u w:val="single"/>
+        </w:rPr>
+        <w:t xml:space="preserve"> </w:t>
+      </w:r>
+      <w:r>
+        <w:rPr>
+          <w:rFonts w:ascii="Charis SIL Regular" w:hAnsi="Charis SIL Regular" w:eastAsia="Charis SIL Regular"/>
+          <w:b w:val="0"/>
+          <w:i w:val="0"/>
+          <w:color w:val="0000FF"/>
+          <w:sz w:val="24"/>
+          <w:u w:val="single"/>
+        </w:rPr>
         <w:hyperlink r:id="rId13" w:history="1">
           <w:r>
             <w:rPr>
               <w:rStyle w:val="Hyperlink"/>
             </w:rPr>
-            <w:t>tu</w:t>
+            <w:t>Leid</w:t>
+          </w:r>
+        </w:hyperlink>
+      </w:r>
+      <w:r>
+        <w:rPr>
+          <w:rFonts w:ascii="Charis SIL Regular" w:hAnsi="Charis SIL Regular" w:eastAsia="Charis SIL Regular"/>
+          <w:b w:val="0"/>
+          <w:i w:val="0"/>
+          <w:color w:val="0000FF"/>
+          <w:sz w:val="24"/>
+          <w:u w:val="single"/>
+        </w:rPr>
+        <w:hyperlink r:id="rId13" w:history="1">
+          <w:r>
+            <w:rPr>
+              <w:rStyle w:val="Hyperlink"/>
+            </w:rPr>
+            <w:t>e</w:t>
+          </w:r>
+        </w:hyperlink>
+      </w:r>
+      <w:r>
+        <w:rPr>
+          <w:rFonts w:ascii="Charis SIL Regular" w:hAnsi="Charis SIL Regular" w:eastAsia="Charis SIL Regular"/>
+          <w:b w:val="0"/>
+          <w:i w:val="0"/>
+          <w:color w:val="0000FF"/>
+          <w:sz w:val="24"/>
+          <w:u w:val="single"/>
+        </w:rPr>
+        <w:hyperlink r:id="rId13" w:history="1">
+          <w:r>
+            <w:rPr>
+              <w:rStyle w:val="Hyperlink"/>
+            </w:rPr>
+            <w:t>n</w:t>
+          </w:r>
+        </w:hyperlink>
+      </w:r>
+      <w:r>
+        <w:rPr>
+          <w:rFonts w:ascii="Charis SIL Regular" w:hAnsi="Charis SIL Regular" w:eastAsia="Charis SIL Regular"/>
+          <w:b w:val="0"/>
+          <w:i w:val="0"/>
+          <w:color w:val="0000FF"/>
+          <w:sz w:val="24"/>
+          <w:u w:val="single"/>
+        </w:rPr>
+        <w:t xml:space="preserve"> </w:t>
+      </w:r>
+      <w:r>
+        <w:rPr>
+          <w:rFonts w:ascii="Charis SIL Regular" w:hAnsi="Charis SIL Regular" w:eastAsia="Charis SIL Regular"/>
+          <w:b w:val="0"/>
+          <w:i w:val="0"/>
+          <w:color w:val="0000FF"/>
+          <w:sz w:val="24"/>
+          <w:u w:val="single"/>
+        </w:rPr>
+        <w:hyperlink r:id="rId13" w:history="1">
+          <w:r>
+            <w:rPr>
+              <w:rStyle w:val="Hyperlink"/>
+            </w:rPr>
+            <w:t>(now</w:t>
+          </w:r>
+        </w:hyperlink>
+      </w:r>
+      <w:r>
+        <w:rPr>
+          <w:rFonts w:ascii="Charis SIL Regular" w:hAnsi="Charis SIL Regular" w:eastAsia="Charis SIL Regular"/>
+          <w:b w:val="0"/>
+          <w:i w:val="0"/>
+          <w:color w:val="0000FF"/>
+          <w:sz w:val="24"/>
+          <w:u w:val="single"/>
+        </w:rPr>
+        <w:t xml:space="preserve"> </w:t>
+      </w:r>
+      <w:r>
+        <w:rPr>
+          <w:rFonts w:ascii="Charis SIL Regular" w:hAnsi="Charis SIL Regular" w:eastAsia="Charis SIL Regular"/>
+          <w:b w:val="0"/>
+          <w:i w:val="0"/>
+          <w:color w:val="0000FF"/>
+          <w:sz w:val="24"/>
+          <w:u w:val="single"/>
+        </w:rPr>
+        <w:hyperlink r:id="rId13" w:history="1">
+          <w:r>
+            <w:rPr>
+              <w:rStyle w:val="Hyperlink"/>
+            </w:rPr>
+            <w:t>Natu</w:t>
           </w:r>
         </w:hyperlink>
       </w:r>
@@ -1642,223 +1943,6 @@
             <w:rPr>
               <w:rStyle w:val="Hyperlink"/>
             </w:rPr>
-            <w:t>al</w:t>
-          </w:r>
-        </w:hyperlink>
-      </w:r>
-      <w:r>
-        <w:rPr>
-          <w:rFonts w:ascii="Charis SIL Regular" w:hAnsi="Charis SIL Regular" w:eastAsia="Charis SIL Regular"/>
-          <w:b w:val="0"/>
-          <w:i w:val="0"/>
-          <w:color w:val="0000FF"/>
-          <w:sz w:val="24"/>
-          <w:u w:val="single"/>
-        </w:rPr>
-        <w:t xml:space="preserve"> </w:t>
-      </w:r>
-      <w:r>
-        <w:rPr>
-          <w:rFonts w:ascii="Charis SIL Regular" w:hAnsi="Charis SIL Regular" w:eastAsia="Charis SIL Regular"/>
-          <w:b w:val="0"/>
-          <w:i w:val="0"/>
-          <w:color w:val="0000FF"/>
-          <w:sz w:val="24"/>
-          <w:u w:val="single"/>
-        </w:rPr>
-        <w:hyperlink r:id="rId13" w:history="1">
-          <w:r>
-            <w:rPr>
-              <w:rStyle w:val="Hyperlink"/>
-            </w:rPr>
-            <w:t>History</w:t>
-          </w:r>
-        </w:hyperlink>
-      </w:r>
-      <w:r>
-        <w:rPr>
-          <w:rFonts w:ascii="Charis SIL Regular" w:hAnsi="Charis SIL Regular" w:eastAsia="Charis SIL Regular"/>
-          <w:b w:val="0"/>
-          <w:i w:val="0"/>
-          <w:color w:val="0000FF"/>
-          <w:sz w:val="24"/>
-          <w:u w:val="single"/>
-        </w:rPr>
-        <w:t xml:space="preserve"> </w:t>
-      </w:r>
-      <w:r>
-        <w:rPr>
-          <w:rFonts w:ascii="Charis SIL Regular" w:hAnsi="Charis SIL Regular" w:eastAsia="Charis SIL Regular"/>
-          <w:b w:val="0"/>
-          <w:i w:val="0"/>
-          <w:color w:val="0000FF"/>
-          <w:sz w:val="24"/>
-          <w:u w:val="single"/>
-        </w:rPr>
-        <w:hyperlink r:id="rId13" w:history="1">
-          <w:r>
-            <w:rPr>
-              <w:rStyle w:val="Hyperlink"/>
-            </w:rPr>
-            <w:t>in</w:t>
-          </w:r>
-        </w:hyperlink>
-      </w:r>
-      <w:r>
-        <w:rPr>
-          <w:rFonts w:ascii="Charis SIL Regular" w:hAnsi="Charis SIL Regular" w:eastAsia="Charis SIL Regular"/>
-          <w:b w:val="0"/>
-          <w:i w:val="0"/>
-          <w:color w:val="0000FF"/>
-          <w:sz w:val="24"/>
-          <w:u w:val="single"/>
-        </w:rPr>
-        <w:t xml:space="preserve"> </w:t>
-      </w:r>
-      <w:r>
-        <w:rPr>
-          <w:rFonts w:ascii="Charis SIL Regular" w:hAnsi="Charis SIL Regular" w:eastAsia="Charis SIL Regular"/>
-          <w:b w:val="0"/>
-          <w:i w:val="0"/>
-          <w:color w:val="0000FF"/>
-          <w:sz w:val="24"/>
-          <w:u w:val="single"/>
-        </w:rPr>
-        <w:hyperlink r:id="rId13" w:history="1">
-          <w:r>
-            <w:rPr>
-              <w:rStyle w:val="Hyperlink"/>
-            </w:rPr>
-            <w:t>Leid</w:t>
-          </w:r>
-        </w:hyperlink>
-      </w:r>
-      <w:r>
-        <w:rPr>
-          <w:rFonts w:ascii="Charis SIL Regular" w:hAnsi="Charis SIL Regular" w:eastAsia="Charis SIL Regular"/>
-          <w:b w:val="0"/>
-          <w:i w:val="0"/>
-          <w:color w:val="0000FF"/>
-          <w:sz w:val="24"/>
-          <w:u w:val="single"/>
-        </w:rPr>
-        <w:hyperlink r:id="rId13" w:history="1">
-          <w:r>
-            <w:rPr>
-              <w:rStyle w:val="Hyperlink"/>
-            </w:rPr>
-            <w:t>e</w:t>
-          </w:r>
-        </w:hyperlink>
-      </w:r>
-      <w:r>
-        <w:rPr>
-          <w:rFonts w:ascii="Charis SIL Regular" w:hAnsi="Charis SIL Regular" w:eastAsia="Charis SIL Regular"/>
-          <w:b w:val="0"/>
-          <w:i w:val="0"/>
-          <w:color w:val="0000FF"/>
-          <w:sz w:val="24"/>
-          <w:u w:val="single"/>
-        </w:rPr>
-        <w:hyperlink r:id="rId13" w:history="1">
-          <w:r>
-            <w:rPr>
-              <w:rStyle w:val="Hyperlink"/>
-            </w:rPr>
-            <w:t>n</w:t>
-          </w:r>
-        </w:hyperlink>
-      </w:r>
-      <w:r>
-        <w:rPr>
-          <w:rFonts w:ascii="Charis SIL Regular" w:hAnsi="Charis SIL Regular" w:eastAsia="Charis SIL Regular"/>
-          <w:b w:val="0"/>
-          <w:i w:val="0"/>
-          <w:color w:val="0000FF"/>
-          <w:sz w:val="24"/>
-          <w:u w:val="single"/>
-        </w:rPr>
-        <w:t xml:space="preserve"> </w:t>
-      </w:r>
-      <w:r>
-        <w:rPr>
-          <w:rFonts w:ascii="Charis SIL Regular" w:hAnsi="Charis SIL Regular" w:eastAsia="Charis SIL Regular"/>
-          <w:b w:val="0"/>
-          <w:i w:val="0"/>
-          <w:color w:val="0000FF"/>
-          <w:sz w:val="24"/>
-          <w:u w:val="single"/>
-        </w:rPr>
-        <w:hyperlink r:id="rId14" w:history="1">
-          <w:r>
-            <w:rPr>
-              <w:rStyle w:val="Hyperlink"/>
-            </w:rPr>
-            <w:t>(now</w:t>
-          </w:r>
-        </w:hyperlink>
-      </w:r>
-      <w:r>
-        <w:rPr>
-          <w:rFonts w:ascii="Charis SIL Regular" w:hAnsi="Charis SIL Regular" w:eastAsia="Charis SIL Regular"/>
-          <w:b w:val="0"/>
-          <w:i w:val="0"/>
-          <w:color w:val="0000FF"/>
-          <w:sz w:val="24"/>
-          <w:u w:val="single"/>
-        </w:rPr>
-        <w:t xml:space="preserve"> </w:t>
-      </w:r>
-      <w:r>
-        <w:rPr>
-          <w:rFonts w:ascii="Charis SIL Regular" w:hAnsi="Charis SIL Regular" w:eastAsia="Charis SIL Regular"/>
-          <w:b w:val="0"/>
-          <w:i w:val="0"/>
-          <w:color w:val="0000FF"/>
-          <w:sz w:val="24"/>
-          <w:u w:val="single"/>
-        </w:rPr>
-        <w:hyperlink r:id="rId14" w:history="1">
-          <w:r>
-            <w:rPr>
-              <w:rStyle w:val="Hyperlink"/>
-            </w:rPr>
-            <w:t>Natu</w:t>
-          </w:r>
-        </w:hyperlink>
-      </w:r>
-      <w:r>
-        <w:rPr>
-          <w:rFonts w:ascii="Charis SIL Regular" w:hAnsi="Charis SIL Regular" w:eastAsia="Charis SIL Regular"/>
-          <w:b w:val="0"/>
-          <w:i w:val="0"/>
-          <w:color w:val="0000FF"/>
-          <w:sz w:val="24"/>
-          <w:u w:val="single"/>
-        </w:rPr>
-        <w:hyperlink r:id="rId14" w:history="1">
-          <w:r>
-            <w:rPr>
-              <w:rStyle w:val="Hyperlink"/>
-            </w:rPr>
-            <w:t>r</w:t>
-          </w:r>
-        </w:hyperlink>
-      </w:r>
-      <w:r>
-        <w:rPr>
-          <w:rFonts w:ascii="Charis SIL Regular" w:hAnsi="Charis SIL Regular" w:eastAsia="Charis SIL Regular"/>
-          <w:b w:val="0"/>
-          <w:i w:val="0"/>
-          <w:color w:val="0000FF"/>
-          <w:sz w:val="24"/>
-          <w:u w:val="single"/>
-        </w:rPr>
-        <w:hyperlink r:id="rId14" w:history="1">
-          <w:r>
-            <w:rPr>
-              <w:rStyle w:val="Hyperlink"/>
-            </w:rPr>
             <w:t>alis</w:t>
           </w:r>
         </w:hyperlink>
@@ -1883,7 +1967,7 @@
           <w:sz w:val="24"/>
           <w:u w:val="single"/>
         </w:rPr>
-        <w:hyperlink r:id="rId14" w:history="1">
+        <w:hyperlink r:id="rId13" w:history="1">
           <w:r>
             <w:rPr>
               <w:rStyle w:val="Hyperlink"/>
@@ -1901,7 +1985,7 @@
           <w:sz w:val="24"/>
           <w:u w:val="single"/>
         </w:rPr>
-        <w:hyperlink r:id="rId14" w:history="1">
+        <w:hyperlink r:id="rId13" w:history="1">
           <w:r>
             <w:rPr>
               <w:rStyle w:val="Hyperlink"/>
@@ -1919,7 +2003,7 @@
           <w:sz w:val="24"/>
           <w:u w:val="single"/>
         </w:rPr>
-        <w:hyperlink r:id="rId14" w:history="1">
+        <w:hyperlink r:id="rId13" w:history="1">
           <w:r>
             <w:rPr>
               <w:rStyle w:val="Hyperlink"/>

--- a/EXPORTS/DOCX/published/niveau3/English/WMAmsterdam.docx
+++ b/EXPORTS/DOCX/published/niveau3/English/WMAmsterdam.docx
@@ -522,7 +522,7 @@
           <w:sz w:val="24"/>
           <w:u w:val="single"/>
         </w:rPr>
-        <w:hyperlink r:id="rId11" w:history="1">
+        <w:hyperlink r:id="rId10" w:history="1">
           <w:r>
             <w:rPr>
               <w:rStyle w:val="Hyperlink"/>
@@ -540,7 +540,7 @@
           <w:sz w:val="24"/>
           <w:u w:val="single"/>
         </w:rPr>
-        <w:hyperlink r:id="rId11" w:history="1">
+        <w:hyperlink r:id="rId10" w:history="1">
           <w:r>
             <w:rPr>
               <w:rStyle w:val="Hyperlink"/>
@@ -558,7 +558,7 @@
           <w:sz w:val="24"/>
           <w:u w:val="single"/>
         </w:rPr>
-        <w:hyperlink r:id="rId11" w:history="1">
+        <w:hyperlink r:id="rId10" w:history="1">
           <w:r>
             <w:rPr>
               <w:rStyle w:val="Hyperlink"/>
@@ -652,7 +652,7 @@
           <w:sz w:val="24"/>
           <w:u w:val="single"/>
         </w:rPr>
-        <w:hyperlink r:id="rId11" w:history="1">
+        <w:hyperlink r:id="rId10" w:history="1">
           <w:r>
             <w:rPr>
               <w:rStyle w:val="Hyperlink"/>
@@ -748,39 +748,13 @@
       </w:r>
       <w:r>
         <w:rPr>
-          <w:u w:val="single" w:color="0000ff"/>
           <w:rFonts w:ascii="Charis SIL Regular" w:hAnsi="Charis SIL Regular" w:eastAsia="Charis SIL Regular"/>
           <w:b w:val="0"/>
           <w:i w:val="0"/>
           <w:color w:val="000000"/>
           <w:sz w:val="24"/>
         </w:rPr>
-        <w:hyperlink r:id="rId11" w:history="1">
-          <w:r>
-            <w:rPr>
-              <w:rStyle w:val="Hyperlink"/>
-            </w:rPr>
-            <w:t>,</w:t>
-          </w:r>
-        </w:hyperlink>
-      </w:r>
-      <w:r>
-        <w:rPr>
-          <w:u w:val="single" w:color="0000ff"/>
-          <w:rFonts w:ascii="Charis SIL Regular" w:hAnsi="Charis SIL Regular" w:eastAsia="Charis SIL Regular"/>
-          <w:b w:val="0"/>
-          <w:i w:val="0"/>
-          <w:color w:val="000000"/>
-          <w:sz w:val="24"/>
-        </w:rPr>
-        <w:hyperlink r:id="rId11" w:history="1">
-          <w:r>
-            <w:rPr>
-              <w:rStyle w:val="Hyperlink"/>
-            </w:rPr>
-            <w:t xml:space="preserve"> 's Land</w:t>
-          </w:r>
-        </w:hyperlink>
+        <w:t>, 's Land</w:t>
       </w:r>
       <w:r>
         <w:rPr>
@@ -1573,7 +1547,7 @@
           <w:sz w:val="24"/>
           <w:u w:val="single"/>
         </w:rPr>
-        <w:hyperlink r:id="rId13" w:history="1">
+        <w:hyperlink r:id="rId14" w:history="1">
           <w:r>
             <w:rPr>
               <w:rStyle w:val="Hyperlink"/>
@@ -1649,7 +1623,7 @@
           <w:sz w:val="24"/>
           <w:u w:val="single"/>
         </w:rPr>
-        <w:hyperlink r:id="rId14" w:history="1">
+        <w:hyperlink r:id="rId13" w:history="1">
           <w:r>
             <w:rPr>
               <w:rStyle w:val="Hyperlink"/>
@@ -1665,128 +1639,8 @@
           <w:i w:val="0"/>
           <w:color w:val="0000FF"/>
           <w:sz w:val="24"/>
-          <w:u w:val="single"/>
-        </w:rPr>
-        <w:hyperlink r:id="rId14" w:history="1">
-          <w:r>
-            <w:rPr>
-              <w:rStyle w:val="Hyperlink"/>
-            </w:rPr>
-            <w:t>a</w:t>
-          </w:r>
-        </w:hyperlink>
-      </w:r>
-      <w:r>
-        <w:rPr>
-          <w:rFonts w:ascii="Charis SIL Regular" w:hAnsi="Charis SIL Regular" w:eastAsia="Charis SIL Regular"/>
-          <w:b w:val="0"/>
-          <w:i w:val="0"/>
-          <w:color w:val="0000FF"/>
-          <w:sz w:val="24"/>
-          <w:u w:val="single"/>
-        </w:rPr>
-        <w:hyperlink r:id="rId14" w:history="1">
-          <w:r>
-            <w:rPr>
-              <w:rStyle w:val="Hyperlink"/>
-            </w:rPr>
-            <w:t>tu</w:t>
-          </w:r>
-        </w:hyperlink>
-      </w:r>
-      <w:r>
-        <w:rPr>
-          <w:rFonts w:ascii="Charis SIL Regular" w:hAnsi="Charis SIL Regular" w:eastAsia="Charis SIL Regular"/>
-          <w:b w:val="0"/>
-          <w:i w:val="0"/>
-          <w:color w:val="0000FF"/>
-          <w:sz w:val="24"/>
-          <w:u w:val="single"/>
-        </w:rPr>
-        <w:hyperlink r:id="rId14" w:history="1">
-          <w:r>
-            <w:rPr>
-              <w:rStyle w:val="Hyperlink"/>
-            </w:rPr>
-            <w:t>r</w:t>
-          </w:r>
-        </w:hyperlink>
-      </w:r>
-      <w:r>
-        <w:rPr>
-          <w:rFonts w:ascii="Charis SIL Regular" w:hAnsi="Charis SIL Regular" w:eastAsia="Charis SIL Regular"/>
-          <w:b w:val="0"/>
-          <w:i w:val="0"/>
-          <w:color w:val="0000FF"/>
-          <w:sz w:val="24"/>
-          <w:u w:val="single"/>
-        </w:rPr>
-        <w:hyperlink r:id="rId14" w:history="1">
-          <w:r>
-            <w:rPr>
-              <w:rStyle w:val="Hyperlink"/>
-            </w:rPr>
-            <w:t>al</w:t>
-          </w:r>
-        </w:hyperlink>
-      </w:r>
-      <w:r>
-        <w:rPr>
-          <w:rFonts w:ascii="Charis SIL Regular" w:hAnsi="Charis SIL Regular" w:eastAsia="Charis SIL Regular"/>
-          <w:b w:val="0"/>
-          <w:i w:val="0"/>
-          <w:color w:val="0000FF"/>
-          <w:sz w:val="24"/>
-          <w:u w:val="single"/>
-        </w:rPr>
-        <w:t xml:space="preserve"> </w:t>
-      </w:r>
-      <w:r>
-        <w:rPr>
-          <w:rFonts w:ascii="Charis SIL Regular" w:hAnsi="Charis SIL Regular" w:eastAsia="Charis SIL Regular"/>
-          <w:b w:val="0"/>
-          <w:i w:val="0"/>
-          <w:color w:val="0000FF"/>
-          <w:sz w:val="24"/>
-          <w:u w:val="single"/>
-        </w:rPr>
-        <w:hyperlink r:id="rId14" w:history="1">
-          <w:r>
-            <w:rPr>
-              <w:rStyle w:val="Hyperlink"/>
-            </w:rPr>
-            <w:t>History</w:t>
-          </w:r>
-        </w:hyperlink>
-      </w:r>
-      <w:r>
-        <w:rPr>
-          <w:rFonts w:ascii="Charis SIL Regular" w:hAnsi="Charis SIL Regular" w:eastAsia="Charis SIL Regular"/>
-          <w:b w:val="0"/>
-          <w:i w:val="0"/>
-          <w:color w:val="0000FF"/>
-          <w:sz w:val="24"/>
-          <w:u w:val="single"/>
-        </w:rPr>
-        <w:t xml:space="preserve"> </w:t>
-      </w:r>
-      <w:r>
-        <w:rPr>
-          <w:rFonts w:ascii="Charis SIL Regular" w:hAnsi="Charis SIL Regular" w:eastAsia="Charis SIL Regular"/>
-          <w:b w:val="0"/>
-          <w:i w:val="0"/>
-          <w:color w:val="0000FF"/>
-          <w:sz w:val="24"/>
-          <w:u w:val="single"/>
-        </w:rPr>
-        <w:hyperlink r:id="rId14" w:history="1">
-          <w:r>
-            <w:rPr>
-              <w:rStyle w:val="Hyperlink"/>
-            </w:rPr>
-            <w:t>in</w:t>
-          </w:r>
-        </w:hyperlink>
+        </w:rPr>
+        <w:t>atural History in</w:t>
       </w:r>
       <w:r>
         <w:rPr>
@@ -1873,7 +1727,7 @@
           <w:sz w:val="24"/>
           <w:u w:val="single"/>
         </w:rPr>
-        <w:hyperlink r:id="rId13" w:history="1">
+        <w:hyperlink r:id="rId14" w:history="1">
           <w:r>
             <w:rPr>
               <w:rStyle w:val="Hyperlink"/>
@@ -1902,7 +1756,7 @@
           <w:sz w:val="24"/>
           <w:u w:val="single"/>
         </w:rPr>
-        <w:hyperlink r:id="rId13" w:history="1">
+        <w:hyperlink r:id="rId14" w:history="1">
           <w:r>
             <w:rPr>
               <w:rStyle w:val="Hyperlink"/>
@@ -1938,7 +1792,7 @@
           <w:sz w:val="24"/>
           <w:u w:val="single"/>
         </w:rPr>
-        <w:hyperlink r:id="rId13" w:history="1">
+        <w:hyperlink r:id="rId14" w:history="1">
           <w:r>
             <w:rPr>
               <w:rStyle w:val="Hyperlink"/>
@@ -1965,14 +1819,13 @@
           <w:i w:val="0"/>
           <w:color w:val="0000FF"/>
           <w:sz w:val="24"/>
-          <w:u w:val="single"/>
-        </w:rPr>
-        <w:hyperlink r:id="rId13" w:history="1">
+        </w:rPr>
+        <w:hyperlink r:id="rId14" w:history="1">
           <w:r>
             <w:rPr>
               <w:rStyle w:val="Hyperlink"/>
             </w:rPr>
-            <w:t>Biodiv</w:t>
+            <w:t>Biodiver</w:t>
           </w:r>
         </w:hyperlink>
       </w:r>
@@ -1985,25 +1838,7 @@
           <w:sz w:val="24"/>
           <w:u w:val="single"/>
         </w:rPr>
-        <w:hyperlink r:id="rId13" w:history="1">
-          <w:r>
-            <w:rPr>
-              <w:rStyle w:val="Hyperlink"/>
-            </w:rPr>
-            <w:t>er</w:t>
-          </w:r>
-        </w:hyperlink>
-      </w:r>
-      <w:r>
-        <w:rPr>
-          <w:rFonts w:ascii="Charis SIL Regular" w:hAnsi="Charis SIL Regular" w:eastAsia="Charis SIL Regular"/>
-          <w:b w:val="0"/>
-          <w:i w:val="0"/>
-          <w:color w:val="0000FF"/>
-          <w:sz w:val="24"/>
-          <w:u w:val="single"/>
-        </w:rPr>
-        <w:hyperlink r:id="rId13" w:history="1">
+        <w:hyperlink r:id="rId14" w:history="1">
           <w:r>
             <w:rPr>
               <w:rStyle w:val="Hyperlink"/>
@@ -2490,25 +2325,7 @@
           <w:color w:val="000000"/>
           <w:sz w:val="24"/>
         </w:rPr>
-        <w:t>Tropical Institute). This includes the arc</w:t>
-      </w:r>
-      <w:r>
-        <w:rPr>
-          <w:u w:val="single" w:color="0000ff"/>
-          <w:rFonts w:ascii="Charis SIL Regular" w:hAnsi="Charis SIL Regular" w:eastAsia="Charis SIL Regular"/>
-          <w:b w:val="0"/>
-          <w:i w:val="0"/>
-          <w:color w:val="000000"/>
-          <w:sz w:val="24"/>
-        </w:rPr>
-        <w:hyperlink r:id="rId16" w:history="1">
-          <w:r>
-            <w:rPr>
-              <w:rStyle w:val="Hyperlink"/>
-            </w:rPr>
-            <w:t>hives of</w:t>
-          </w:r>
-        </w:hyperlink>
+        <w:t>Tropical Institute). This includes the archives of</w:t>
       </w:r>
       <w:r>
         <w:rPr>

--- a/EXPORTS/DOCX/published/niveau3/English/WMAmsterdam.docx
+++ b/EXPORTS/DOCX/published/niveau3/English/WMAmsterdam.docx
@@ -386,16 +386,8 @@
           <w:i w:val="0"/>
           <w:color w:val="0000FF"/>
           <w:sz w:val="24"/>
-          <w:u w:val="single"/>
-        </w:rPr>
-        <w:hyperlink r:id="rId11" w:history="1">
-          <w:r>
-            <w:rPr>
-              <w:rStyle w:val="Hyperlink"/>
-            </w:rPr>
-            <w:t>Johann</w:t>
-          </w:r>
-        </w:hyperlink>
+        </w:rPr>
+        <w:t>Johann George Ott</w:t>
       </w:r>
       <w:r>
         <w:rPr>
@@ -406,65 +398,7 @@
           <w:sz w:val="24"/>
           <w:u w:val="single"/>
         </w:rPr>
-        <w:t xml:space="preserve"> </w:t>
-      </w:r>
-      <w:r>
-        <w:rPr>
-          <w:rFonts w:ascii="Charis SIL Regular" w:hAnsi="Charis SIL Regular" w:eastAsia="Charis SIL Regular"/>
-          <w:b w:val="0"/>
-          <w:i w:val="0"/>
-          <w:color w:val="0000FF"/>
-          <w:sz w:val="24"/>
-          <w:u w:val="single"/>
-        </w:rPr>
-        <w:hyperlink r:id="rId11" w:history="1">
-          <w:r>
-            <w:rPr>
-              <w:rStyle w:val="Hyperlink"/>
-            </w:rPr>
-            <w:t>George</w:t>
-          </w:r>
-        </w:hyperlink>
-      </w:r>
-      <w:r>
-        <w:rPr>
-          <w:rFonts w:ascii="Charis SIL Regular" w:hAnsi="Charis SIL Regular" w:eastAsia="Charis SIL Regular"/>
-          <w:b w:val="0"/>
-          <w:i w:val="0"/>
-          <w:color w:val="0000FF"/>
-          <w:sz w:val="24"/>
-          <w:u w:val="single"/>
-        </w:rPr>
-        <w:t xml:space="preserve"> </w:t>
-      </w:r>
-      <w:r>
-        <w:rPr>
-          <w:rFonts w:ascii="Charis SIL Regular" w:hAnsi="Charis SIL Regular" w:eastAsia="Charis SIL Regular"/>
-          <w:b w:val="0"/>
-          <w:i w:val="0"/>
-          <w:color w:val="0000FF"/>
-          <w:sz w:val="24"/>
-          <w:u w:val="single"/>
-        </w:rPr>
-        <w:hyperlink r:id="rId11" w:history="1">
-          <w:r>
-            <w:rPr>
-              <w:rStyle w:val="Hyperlink"/>
-            </w:rPr>
-            <w:t>Ott</w:t>
-          </w:r>
-        </w:hyperlink>
-      </w:r>
-      <w:r>
-        <w:rPr>
-          <w:rFonts w:ascii="Charis SIL Regular" w:hAnsi="Charis SIL Regular" w:eastAsia="Charis SIL Regular"/>
-          <w:b w:val="0"/>
-          <w:i w:val="0"/>
-          <w:color w:val="0000FF"/>
-          <w:sz w:val="24"/>
-          <w:u w:val="single"/>
-        </w:rPr>
-        <w:hyperlink r:id="rId11" w:history="1">
+        <w:hyperlink r:id="rId10" w:history="1">
           <w:r>
             <w:rPr>
               <w:rStyle w:val="Hyperlink"/>
@@ -493,7 +427,7 @@
           <w:sz w:val="24"/>
           <w:u w:val="single"/>
         </w:rPr>
-        <w:hyperlink r:id="rId11" w:history="1">
+        <w:hyperlink r:id="rId10" w:history="1">
           <w:r>
             <w:rPr>
               <w:rStyle w:val="Hyperlink"/>
@@ -652,7 +586,7 @@
           <w:sz w:val="24"/>
           <w:u w:val="single"/>
         </w:rPr>
-        <w:hyperlink r:id="rId10" w:history="1">
+        <w:hyperlink r:id="rId11" w:history="1">
           <w:r>
             <w:rPr>
               <w:rStyle w:val="Hyperlink"/>
@@ -748,13 +682,39 @@
       </w:r>
       <w:r>
         <w:rPr>
+          <w:u w:val="single" w:color="0000ff"/>
           <w:rFonts w:ascii="Charis SIL Regular" w:hAnsi="Charis SIL Regular" w:eastAsia="Charis SIL Regular"/>
           <w:b w:val="0"/>
           <w:i w:val="0"/>
           <w:color w:val="000000"/>
           <w:sz w:val="24"/>
         </w:rPr>
-        <w:t>, 's Land</w:t>
+        <w:hyperlink r:id="rId11" w:history="1">
+          <w:r>
+            <w:rPr>
+              <w:rStyle w:val="Hyperlink"/>
+            </w:rPr>
+            <w:t>,</w:t>
+          </w:r>
+        </w:hyperlink>
+      </w:r>
+      <w:r>
+        <w:rPr>
+          <w:u w:val="single" w:color="0000ff"/>
+          <w:rFonts w:ascii="Charis SIL Regular" w:hAnsi="Charis SIL Regular" w:eastAsia="Charis SIL Regular"/>
+          <w:b w:val="0"/>
+          <w:i w:val="0"/>
+          <w:color w:val="000000"/>
+          <w:sz w:val="24"/>
+        </w:rPr>
+        <w:hyperlink r:id="rId11" w:history="1">
+          <w:r>
+            <w:rPr>
+              <w:rStyle w:val="Hyperlink"/>
+            </w:rPr>
+            <w:t xml:space="preserve"> 's Land</w:t>
+          </w:r>
+        </w:hyperlink>
       </w:r>
       <w:r>
         <w:rPr>
@@ -1565,7 +1525,7 @@
           <w:sz w:val="24"/>
           <w:u w:val="single"/>
         </w:rPr>
-        <w:hyperlink r:id="rId13" w:history="1">
+        <w:hyperlink r:id="rId14" w:history="1">
           <w:r>
             <w:rPr>
               <w:rStyle w:val="Hyperlink"/>
@@ -1594,7 +1554,7 @@
           <w:sz w:val="24"/>
           <w:u w:val="single"/>
         </w:rPr>
-        <w:hyperlink r:id="rId13" w:history="1">
+        <w:hyperlink r:id="rId14" w:history="1">
           <w:r>
             <w:rPr>
               <w:rStyle w:val="Hyperlink"/>
@@ -1623,7 +1583,7 @@
           <w:sz w:val="24"/>
           <w:u w:val="single"/>
         </w:rPr>
-        <w:hyperlink r:id="rId13" w:history="1">
+        <w:hyperlink r:id="rId14" w:history="1">
           <w:r>
             <w:rPr>
               <w:rStyle w:val="Hyperlink"/>
@@ -1639,8 +1599,128 @@
           <w:i w:val="0"/>
           <w:color w:val="0000FF"/>
           <w:sz w:val="24"/>
-        </w:rPr>
-        <w:t>atural History in</w:t>
+          <w:u w:val="single"/>
+        </w:rPr>
+        <w:hyperlink r:id="rId13" w:history="1">
+          <w:r>
+            <w:rPr>
+              <w:rStyle w:val="Hyperlink"/>
+            </w:rPr>
+            <w:t>a</w:t>
+          </w:r>
+        </w:hyperlink>
+      </w:r>
+      <w:r>
+        <w:rPr>
+          <w:rFonts w:ascii="Charis SIL Regular" w:hAnsi="Charis SIL Regular" w:eastAsia="Charis SIL Regular"/>
+          <w:b w:val="0"/>
+          <w:i w:val="0"/>
+          <w:color w:val="0000FF"/>
+          <w:sz w:val="24"/>
+          <w:u w:val="single"/>
+        </w:rPr>
+        <w:hyperlink r:id="rId13" w:history="1">
+          <w:r>
+            <w:rPr>
+              <w:rStyle w:val="Hyperlink"/>
+            </w:rPr>
+            <w:t>tu</w:t>
+          </w:r>
+        </w:hyperlink>
+      </w:r>
+      <w:r>
+        <w:rPr>
+          <w:rFonts w:ascii="Charis SIL Regular" w:hAnsi="Charis SIL Regular" w:eastAsia="Charis SIL Regular"/>
+          <w:b w:val="0"/>
+          <w:i w:val="0"/>
+          <w:color w:val="0000FF"/>
+          <w:sz w:val="24"/>
+          <w:u w:val="single"/>
+        </w:rPr>
+        <w:hyperlink r:id="rId13" w:history="1">
+          <w:r>
+            <w:rPr>
+              <w:rStyle w:val="Hyperlink"/>
+            </w:rPr>
+            <w:t>r</w:t>
+          </w:r>
+        </w:hyperlink>
+      </w:r>
+      <w:r>
+        <w:rPr>
+          <w:rFonts w:ascii="Charis SIL Regular" w:hAnsi="Charis SIL Regular" w:eastAsia="Charis SIL Regular"/>
+          <w:b w:val="0"/>
+          <w:i w:val="0"/>
+          <w:color w:val="0000FF"/>
+          <w:sz w:val="24"/>
+          <w:u w:val="single"/>
+        </w:rPr>
+        <w:hyperlink r:id="rId13" w:history="1">
+          <w:r>
+            <w:rPr>
+              <w:rStyle w:val="Hyperlink"/>
+            </w:rPr>
+            <w:t>al</w:t>
+          </w:r>
+        </w:hyperlink>
+      </w:r>
+      <w:r>
+        <w:rPr>
+          <w:rFonts w:ascii="Charis SIL Regular" w:hAnsi="Charis SIL Regular" w:eastAsia="Charis SIL Regular"/>
+          <w:b w:val="0"/>
+          <w:i w:val="0"/>
+          <w:color w:val="0000FF"/>
+          <w:sz w:val="24"/>
+          <w:u w:val="single"/>
+        </w:rPr>
+        <w:t xml:space="preserve"> </w:t>
+      </w:r>
+      <w:r>
+        <w:rPr>
+          <w:rFonts w:ascii="Charis SIL Regular" w:hAnsi="Charis SIL Regular" w:eastAsia="Charis SIL Regular"/>
+          <w:b w:val="0"/>
+          <w:i w:val="0"/>
+          <w:color w:val="0000FF"/>
+          <w:sz w:val="24"/>
+          <w:u w:val="single"/>
+        </w:rPr>
+        <w:hyperlink r:id="rId13" w:history="1">
+          <w:r>
+            <w:rPr>
+              <w:rStyle w:val="Hyperlink"/>
+            </w:rPr>
+            <w:t>History</w:t>
+          </w:r>
+        </w:hyperlink>
+      </w:r>
+      <w:r>
+        <w:rPr>
+          <w:rFonts w:ascii="Charis SIL Regular" w:hAnsi="Charis SIL Regular" w:eastAsia="Charis SIL Regular"/>
+          <w:b w:val="0"/>
+          <w:i w:val="0"/>
+          <w:color w:val="0000FF"/>
+          <w:sz w:val="24"/>
+          <w:u w:val="single"/>
+        </w:rPr>
+        <w:t xml:space="preserve"> </w:t>
+      </w:r>
+      <w:r>
+        <w:rPr>
+          <w:rFonts w:ascii="Charis SIL Regular" w:hAnsi="Charis SIL Regular" w:eastAsia="Charis SIL Regular"/>
+          <w:b w:val="0"/>
+          <w:i w:val="0"/>
+          <w:color w:val="0000FF"/>
+          <w:sz w:val="24"/>
+          <w:u w:val="single"/>
+        </w:rPr>
+        <w:hyperlink r:id="rId13" w:history="1">
+          <w:r>
+            <w:rPr>
+              <w:rStyle w:val="Hyperlink"/>
+            </w:rPr>
+            <w:t>in</w:t>
+          </w:r>
+        </w:hyperlink>
       </w:r>
       <w:r>
         <w:rPr>
@@ -1774,7 +1854,7 @@
           <w:sz w:val="24"/>
           <w:u w:val="single"/>
         </w:rPr>
-        <w:hyperlink r:id="rId13" w:history="1">
+        <w:hyperlink r:id="rId14" w:history="1">
           <w:r>
             <w:rPr>
               <w:rStyle w:val="Hyperlink"/>
@@ -1819,13 +1899,32 @@
           <w:i w:val="0"/>
           <w:color w:val="0000FF"/>
           <w:sz w:val="24"/>
+          <w:u w:val="single"/>
         </w:rPr>
         <w:hyperlink r:id="rId14" w:history="1">
           <w:r>
             <w:rPr>
               <w:rStyle w:val="Hyperlink"/>
             </w:rPr>
-            <w:t>Biodiver</w:t>
+            <w:t>Biodiv</w:t>
+          </w:r>
+        </w:hyperlink>
+      </w:r>
+      <w:r>
+        <w:rPr>
+          <w:rFonts w:ascii="Charis SIL Regular" w:hAnsi="Charis SIL Regular" w:eastAsia="Charis SIL Regular"/>
+          <w:b w:val="0"/>
+          <w:i w:val="0"/>
+          <w:color w:val="0000FF"/>
+          <w:sz w:val="24"/>
+          <w:u w:val="single"/>
+        </w:rPr>
+        <w:hyperlink r:id="rId14" w:history="1">
+          <w:r>
+            <w:rPr>
+              <w:rStyle w:val="Hyperlink"/>
+            </w:rPr>
+            <w:t>er</w:t>
           </w:r>
         </w:hyperlink>
       </w:r>
@@ -2325,7 +2424,25 @@
           <w:color w:val="000000"/>
           <w:sz w:val="24"/>
         </w:rPr>
-        <w:t>Tropical Institute). This includes the archives of</w:t>
+        <w:t>Tropical Institute). This includes the arc</w:t>
+      </w:r>
+      <w:r>
+        <w:rPr>
+          <w:u w:val="single" w:color="0000ff"/>
+          <w:rFonts w:ascii="Charis SIL Regular" w:hAnsi="Charis SIL Regular" w:eastAsia="Charis SIL Regular"/>
+          <w:b w:val="0"/>
+          <w:i w:val="0"/>
+          <w:color w:val="000000"/>
+          <w:sz w:val="24"/>
+        </w:rPr>
+        <w:hyperlink r:id="rId16" w:history="1">
+          <w:r>
+            <w:rPr>
+              <w:rStyle w:val="Hyperlink"/>
+            </w:rPr>
+            <w:t>hives of</w:t>
+          </w:r>
+        </w:hyperlink>
       </w:r>
       <w:r>
         <w:rPr>

--- a/EXPORTS/DOCX/published/niveau3/English/WMAmsterdam.docx
+++ b/EXPORTS/DOCX/published/niveau3/English/WMAmsterdam.docx
@@ -386,8 +386,16 @@
           <w:i w:val="0"/>
           <w:color w:val="0000FF"/>
           <w:sz w:val="24"/>
-        </w:rPr>
-        <w:t>Johann George Ott</w:t>
+          <w:u w:val="single"/>
+        </w:rPr>
+        <w:hyperlink r:id="rId11" w:history="1">
+          <w:r>
+            <w:rPr>
+              <w:rStyle w:val="Hyperlink"/>
+            </w:rPr>
+            <w:t>Johann</w:t>
+          </w:r>
+        </w:hyperlink>
       </w:r>
       <w:r>
         <w:rPr>
@@ -398,7 +406,65 @@
           <w:sz w:val="24"/>
           <w:u w:val="single"/>
         </w:rPr>
-        <w:hyperlink r:id="rId10" w:history="1">
+        <w:t xml:space="preserve"> </w:t>
+      </w:r>
+      <w:r>
+        <w:rPr>
+          <w:rFonts w:ascii="Charis SIL Regular" w:hAnsi="Charis SIL Regular" w:eastAsia="Charis SIL Regular"/>
+          <w:b w:val="0"/>
+          <w:i w:val="0"/>
+          <w:color w:val="0000FF"/>
+          <w:sz w:val="24"/>
+          <w:u w:val="single"/>
+        </w:rPr>
+        <w:hyperlink r:id="rId11" w:history="1">
+          <w:r>
+            <w:rPr>
+              <w:rStyle w:val="Hyperlink"/>
+            </w:rPr>
+            <w:t>George</w:t>
+          </w:r>
+        </w:hyperlink>
+      </w:r>
+      <w:r>
+        <w:rPr>
+          <w:rFonts w:ascii="Charis SIL Regular" w:hAnsi="Charis SIL Regular" w:eastAsia="Charis SIL Regular"/>
+          <w:b w:val="0"/>
+          <w:i w:val="0"/>
+          <w:color w:val="0000FF"/>
+          <w:sz w:val="24"/>
+          <w:u w:val="single"/>
+        </w:rPr>
+        <w:t xml:space="preserve"> </w:t>
+      </w:r>
+      <w:r>
+        <w:rPr>
+          <w:rFonts w:ascii="Charis SIL Regular" w:hAnsi="Charis SIL Regular" w:eastAsia="Charis SIL Regular"/>
+          <w:b w:val="0"/>
+          <w:i w:val="0"/>
+          <w:color w:val="0000FF"/>
+          <w:sz w:val="24"/>
+          <w:u w:val="single"/>
+        </w:rPr>
+        <w:hyperlink r:id="rId11" w:history="1">
+          <w:r>
+            <w:rPr>
+              <w:rStyle w:val="Hyperlink"/>
+            </w:rPr>
+            <w:t>Ott</w:t>
+          </w:r>
+        </w:hyperlink>
+      </w:r>
+      <w:r>
+        <w:rPr>
+          <w:rFonts w:ascii="Charis SIL Regular" w:hAnsi="Charis SIL Regular" w:eastAsia="Charis SIL Regular"/>
+          <w:b w:val="0"/>
+          <w:i w:val="0"/>
+          <w:color w:val="0000FF"/>
+          <w:sz w:val="24"/>
+          <w:u w:val="single"/>
+        </w:rPr>
+        <w:hyperlink r:id="rId11" w:history="1">
           <w:r>
             <w:rPr>
               <w:rStyle w:val="Hyperlink"/>
@@ -427,7 +493,7 @@
           <w:sz w:val="24"/>
           <w:u w:val="single"/>
         </w:rPr>
-        <w:hyperlink r:id="rId10" w:history="1">
+        <w:hyperlink r:id="rId11" w:history="1">
           <w:r>
             <w:rPr>
               <w:rStyle w:val="Hyperlink"/>
@@ -456,7 +522,7 @@
           <w:sz w:val="24"/>
           <w:u w:val="single"/>
         </w:rPr>
-        <w:hyperlink r:id="rId10" w:history="1">
+        <w:hyperlink r:id="rId11" w:history="1">
           <w:r>
             <w:rPr>
               <w:rStyle w:val="Hyperlink"/>
@@ -474,7 +540,7 @@
           <w:sz w:val="24"/>
           <w:u w:val="single"/>
         </w:rPr>
-        <w:hyperlink r:id="rId10" w:history="1">
+        <w:hyperlink r:id="rId11" w:history="1">
           <w:r>
             <w:rPr>
               <w:rStyle w:val="Hyperlink"/>
@@ -492,7 +558,7 @@
           <w:sz w:val="24"/>
           <w:u w:val="single"/>
         </w:rPr>
-        <w:hyperlink r:id="rId10" w:history="1">
+        <w:hyperlink r:id="rId11" w:history="1">
           <w:r>
             <w:rPr>
               <w:rStyle w:val="Hyperlink"/>
@@ -1507,7 +1573,7 @@
           <w:sz w:val="24"/>
           <w:u w:val="single"/>
         </w:rPr>
-        <w:hyperlink r:id="rId14" w:history="1">
+        <w:hyperlink r:id="rId13" w:history="1">
           <w:r>
             <w:rPr>
               <w:rStyle w:val="Hyperlink"/>
@@ -1525,7 +1591,7 @@
           <w:sz w:val="24"/>
           <w:u w:val="single"/>
         </w:rPr>
-        <w:hyperlink r:id="rId14" w:history="1">
+        <w:hyperlink r:id="rId13" w:history="1">
           <w:r>
             <w:rPr>
               <w:rStyle w:val="Hyperlink"/>
@@ -1554,7 +1620,7 @@
           <w:sz w:val="24"/>
           <w:u w:val="single"/>
         </w:rPr>
-        <w:hyperlink r:id="rId14" w:history="1">
+        <w:hyperlink r:id="rId13" w:history="1">
           <w:r>
             <w:rPr>
               <w:rStyle w:val="Hyperlink"/>
@@ -1601,7 +1667,7 @@
           <w:sz w:val="24"/>
           <w:u w:val="single"/>
         </w:rPr>
-        <w:hyperlink r:id="rId13" w:history="1">
+        <w:hyperlink r:id="rId14" w:history="1">
           <w:r>
             <w:rPr>
               <w:rStyle w:val="Hyperlink"/>
@@ -1619,12 +1685,229 @@
           <w:sz w:val="24"/>
           <w:u w:val="single"/>
         </w:rPr>
+        <w:hyperlink r:id="rId14" w:history="1">
+          <w:r>
+            <w:rPr>
+              <w:rStyle w:val="Hyperlink"/>
+            </w:rPr>
+            <w:t>tu</w:t>
+          </w:r>
+        </w:hyperlink>
+      </w:r>
+      <w:r>
+        <w:rPr>
+          <w:rFonts w:ascii="Charis SIL Regular" w:hAnsi="Charis SIL Regular" w:eastAsia="Charis SIL Regular"/>
+          <w:b w:val="0"/>
+          <w:i w:val="0"/>
+          <w:color w:val="0000FF"/>
+          <w:sz w:val="24"/>
+          <w:u w:val="single"/>
+        </w:rPr>
+        <w:hyperlink r:id="rId14" w:history="1">
+          <w:r>
+            <w:rPr>
+              <w:rStyle w:val="Hyperlink"/>
+            </w:rPr>
+            <w:t>r</w:t>
+          </w:r>
+        </w:hyperlink>
+      </w:r>
+      <w:r>
+        <w:rPr>
+          <w:rFonts w:ascii="Charis SIL Regular" w:hAnsi="Charis SIL Regular" w:eastAsia="Charis SIL Regular"/>
+          <w:b w:val="0"/>
+          <w:i w:val="0"/>
+          <w:color w:val="0000FF"/>
+          <w:sz w:val="24"/>
+          <w:u w:val="single"/>
+        </w:rPr>
+        <w:hyperlink r:id="rId14" w:history="1">
+          <w:r>
+            <w:rPr>
+              <w:rStyle w:val="Hyperlink"/>
+            </w:rPr>
+            <w:t>al</w:t>
+          </w:r>
+        </w:hyperlink>
+      </w:r>
+      <w:r>
+        <w:rPr>
+          <w:rFonts w:ascii="Charis SIL Regular" w:hAnsi="Charis SIL Regular" w:eastAsia="Charis SIL Regular"/>
+          <w:b w:val="0"/>
+          <w:i w:val="0"/>
+          <w:color w:val="0000FF"/>
+          <w:sz w:val="24"/>
+          <w:u w:val="single"/>
+        </w:rPr>
+        <w:t xml:space="preserve"> </w:t>
+      </w:r>
+      <w:r>
+        <w:rPr>
+          <w:rFonts w:ascii="Charis SIL Regular" w:hAnsi="Charis SIL Regular" w:eastAsia="Charis SIL Regular"/>
+          <w:b w:val="0"/>
+          <w:i w:val="0"/>
+          <w:color w:val="0000FF"/>
+          <w:sz w:val="24"/>
+          <w:u w:val="single"/>
+        </w:rPr>
+        <w:hyperlink r:id="rId14" w:history="1">
+          <w:r>
+            <w:rPr>
+              <w:rStyle w:val="Hyperlink"/>
+            </w:rPr>
+            <w:t>History</w:t>
+          </w:r>
+        </w:hyperlink>
+      </w:r>
+      <w:r>
+        <w:rPr>
+          <w:rFonts w:ascii="Charis SIL Regular" w:hAnsi="Charis SIL Regular" w:eastAsia="Charis SIL Regular"/>
+          <w:b w:val="0"/>
+          <w:i w:val="0"/>
+          <w:color w:val="0000FF"/>
+          <w:sz w:val="24"/>
+          <w:u w:val="single"/>
+        </w:rPr>
+        <w:t xml:space="preserve"> </w:t>
+      </w:r>
+      <w:r>
+        <w:rPr>
+          <w:rFonts w:ascii="Charis SIL Regular" w:hAnsi="Charis SIL Regular" w:eastAsia="Charis SIL Regular"/>
+          <w:b w:val="0"/>
+          <w:i w:val="0"/>
+          <w:color w:val="0000FF"/>
+          <w:sz w:val="24"/>
+          <w:u w:val="single"/>
+        </w:rPr>
+        <w:hyperlink r:id="rId14" w:history="1">
+          <w:r>
+            <w:rPr>
+              <w:rStyle w:val="Hyperlink"/>
+            </w:rPr>
+            <w:t>in</w:t>
+          </w:r>
+        </w:hyperlink>
+      </w:r>
+      <w:r>
+        <w:rPr>
+          <w:rFonts w:ascii="Charis SIL Regular" w:hAnsi="Charis SIL Regular" w:eastAsia="Charis SIL Regular"/>
+          <w:b w:val="0"/>
+          <w:i w:val="0"/>
+          <w:color w:val="0000FF"/>
+          <w:sz w:val="24"/>
+          <w:u w:val="single"/>
+        </w:rPr>
+        <w:t xml:space="preserve"> </w:t>
+      </w:r>
+      <w:r>
+        <w:rPr>
+          <w:rFonts w:ascii="Charis SIL Regular" w:hAnsi="Charis SIL Regular" w:eastAsia="Charis SIL Regular"/>
+          <w:b w:val="0"/>
+          <w:i w:val="0"/>
+          <w:color w:val="0000FF"/>
+          <w:sz w:val="24"/>
+          <w:u w:val="single"/>
+        </w:rPr>
         <w:hyperlink r:id="rId13" w:history="1">
           <w:r>
             <w:rPr>
               <w:rStyle w:val="Hyperlink"/>
             </w:rPr>
-            <w:t>tu</w:t>
+            <w:t>Leid</w:t>
+          </w:r>
+        </w:hyperlink>
+      </w:r>
+      <w:r>
+        <w:rPr>
+          <w:rFonts w:ascii="Charis SIL Regular" w:hAnsi="Charis SIL Regular" w:eastAsia="Charis SIL Regular"/>
+          <w:b w:val="0"/>
+          <w:i w:val="0"/>
+          <w:color w:val="0000FF"/>
+          <w:sz w:val="24"/>
+          <w:u w:val="single"/>
+        </w:rPr>
+        <w:hyperlink r:id="rId13" w:history="1">
+          <w:r>
+            <w:rPr>
+              <w:rStyle w:val="Hyperlink"/>
+            </w:rPr>
+            <w:t>e</w:t>
+          </w:r>
+        </w:hyperlink>
+      </w:r>
+      <w:r>
+        <w:rPr>
+          <w:rFonts w:ascii="Charis SIL Regular" w:hAnsi="Charis SIL Regular" w:eastAsia="Charis SIL Regular"/>
+          <w:b w:val="0"/>
+          <w:i w:val="0"/>
+          <w:color w:val="0000FF"/>
+          <w:sz w:val="24"/>
+          <w:u w:val="single"/>
+        </w:rPr>
+        <w:hyperlink r:id="rId13" w:history="1">
+          <w:r>
+            <w:rPr>
+              <w:rStyle w:val="Hyperlink"/>
+            </w:rPr>
+            <w:t>n</w:t>
+          </w:r>
+        </w:hyperlink>
+      </w:r>
+      <w:r>
+        <w:rPr>
+          <w:rFonts w:ascii="Charis SIL Regular" w:hAnsi="Charis SIL Regular" w:eastAsia="Charis SIL Regular"/>
+          <w:b w:val="0"/>
+          <w:i w:val="0"/>
+          <w:color w:val="0000FF"/>
+          <w:sz w:val="24"/>
+          <w:u w:val="single"/>
+        </w:rPr>
+        <w:t xml:space="preserve"> </w:t>
+      </w:r>
+      <w:r>
+        <w:rPr>
+          <w:rFonts w:ascii="Charis SIL Regular" w:hAnsi="Charis SIL Regular" w:eastAsia="Charis SIL Regular"/>
+          <w:b w:val="0"/>
+          <w:i w:val="0"/>
+          <w:color w:val="0000FF"/>
+          <w:sz w:val="24"/>
+          <w:u w:val="single"/>
+        </w:rPr>
+        <w:hyperlink r:id="rId13" w:history="1">
+          <w:r>
+            <w:rPr>
+              <w:rStyle w:val="Hyperlink"/>
+            </w:rPr>
+            <w:t>(now</w:t>
+          </w:r>
+        </w:hyperlink>
+      </w:r>
+      <w:r>
+        <w:rPr>
+          <w:rFonts w:ascii="Charis SIL Regular" w:hAnsi="Charis SIL Regular" w:eastAsia="Charis SIL Regular"/>
+          <w:b w:val="0"/>
+          <w:i w:val="0"/>
+          <w:color w:val="0000FF"/>
+          <w:sz w:val="24"/>
+          <w:u w:val="single"/>
+        </w:rPr>
+        <w:t xml:space="preserve"> </w:t>
+      </w:r>
+      <w:r>
+        <w:rPr>
+          <w:rFonts w:ascii="Charis SIL Regular" w:hAnsi="Charis SIL Regular" w:eastAsia="Charis SIL Regular"/>
+          <w:b w:val="0"/>
+          <w:i w:val="0"/>
+          <w:color w:val="0000FF"/>
+          <w:sz w:val="24"/>
+          <w:u w:val="single"/>
+        </w:rPr>
+        <w:hyperlink r:id="rId13" w:history="1">
+          <w:r>
+            <w:rPr>
+              <w:rStyle w:val="Hyperlink"/>
+            </w:rPr>
+            <w:t>Natu</w:t>
           </w:r>
         </w:hyperlink>
       </w:r>
@@ -1660,223 +1943,6 @@
             <w:rPr>
               <w:rStyle w:val="Hyperlink"/>
             </w:rPr>
-            <w:t>al</w:t>
-          </w:r>
-        </w:hyperlink>
-      </w:r>
-      <w:r>
-        <w:rPr>
-          <w:rFonts w:ascii="Charis SIL Regular" w:hAnsi="Charis SIL Regular" w:eastAsia="Charis SIL Regular"/>
-          <w:b w:val="0"/>
-          <w:i w:val="0"/>
-          <w:color w:val="0000FF"/>
-          <w:sz w:val="24"/>
-          <w:u w:val="single"/>
-        </w:rPr>
-        <w:t xml:space="preserve"> </w:t>
-      </w:r>
-      <w:r>
-        <w:rPr>
-          <w:rFonts w:ascii="Charis SIL Regular" w:hAnsi="Charis SIL Regular" w:eastAsia="Charis SIL Regular"/>
-          <w:b w:val="0"/>
-          <w:i w:val="0"/>
-          <w:color w:val="0000FF"/>
-          <w:sz w:val="24"/>
-          <w:u w:val="single"/>
-        </w:rPr>
-        <w:hyperlink r:id="rId13" w:history="1">
-          <w:r>
-            <w:rPr>
-              <w:rStyle w:val="Hyperlink"/>
-            </w:rPr>
-            <w:t>History</w:t>
-          </w:r>
-        </w:hyperlink>
-      </w:r>
-      <w:r>
-        <w:rPr>
-          <w:rFonts w:ascii="Charis SIL Regular" w:hAnsi="Charis SIL Regular" w:eastAsia="Charis SIL Regular"/>
-          <w:b w:val="0"/>
-          <w:i w:val="0"/>
-          <w:color w:val="0000FF"/>
-          <w:sz w:val="24"/>
-          <w:u w:val="single"/>
-        </w:rPr>
-        <w:t xml:space="preserve"> </w:t>
-      </w:r>
-      <w:r>
-        <w:rPr>
-          <w:rFonts w:ascii="Charis SIL Regular" w:hAnsi="Charis SIL Regular" w:eastAsia="Charis SIL Regular"/>
-          <w:b w:val="0"/>
-          <w:i w:val="0"/>
-          <w:color w:val="0000FF"/>
-          <w:sz w:val="24"/>
-          <w:u w:val="single"/>
-        </w:rPr>
-        <w:hyperlink r:id="rId13" w:history="1">
-          <w:r>
-            <w:rPr>
-              <w:rStyle w:val="Hyperlink"/>
-            </w:rPr>
-            <w:t>in</w:t>
-          </w:r>
-        </w:hyperlink>
-      </w:r>
-      <w:r>
-        <w:rPr>
-          <w:rFonts w:ascii="Charis SIL Regular" w:hAnsi="Charis SIL Regular" w:eastAsia="Charis SIL Regular"/>
-          <w:b w:val="0"/>
-          <w:i w:val="0"/>
-          <w:color w:val="0000FF"/>
-          <w:sz w:val="24"/>
-          <w:u w:val="single"/>
-        </w:rPr>
-        <w:t xml:space="preserve"> </w:t>
-      </w:r>
-      <w:r>
-        <w:rPr>
-          <w:rFonts w:ascii="Charis SIL Regular" w:hAnsi="Charis SIL Regular" w:eastAsia="Charis SIL Regular"/>
-          <w:b w:val="0"/>
-          <w:i w:val="0"/>
-          <w:color w:val="0000FF"/>
-          <w:sz w:val="24"/>
-          <w:u w:val="single"/>
-        </w:rPr>
-        <w:hyperlink r:id="rId13" w:history="1">
-          <w:r>
-            <w:rPr>
-              <w:rStyle w:val="Hyperlink"/>
-            </w:rPr>
-            <w:t>Leid</w:t>
-          </w:r>
-        </w:hyperlink>
-      </w:r>
-      <w:r>
-        <w:rPr>
-          <w:rFonts w:ascii="Charis SIL Regular" w:hAnsi="Charis SIL Regular" w:eastAsia="Charis SIL Regular"/>
-          <w:b w:val="0"/>
-          <w:i w:val="0"/>
-          <w:color w:val="0000FF"/>
-          <w:sz w:val="24"/>
-          <w:u w:val="single"/>
-        </w:rPr>
-        <w:hyperlink r:id="rId13" w:history="1">
-          <w:r>
-            <w:rPr>
-              <w:rStyle w:val="Hyperlink"/>
-            </w:rPr>
-            <w:t>e</w:t>
-          </w:r>
-        </w:hyperlink>
-      </w:r>
-      <w:r>
-        <w:rPr>
-          <w:rFonts w:ascii="Charis SIL Regular" w:hAnsi="Charis SIL Regular" w:eastAsia="Charis SIL Regular"/>
-          <w:b w:val="0"/>
-          <w:i w:val="0"/>
-          <w:color w:val="0000FF"/>
-          <w:sz w:val="24"/>
-          <w:u w:val="single"/>
-        </w:rPr>
-        <w:hyperlink r:id="rId13" w:history="1">
-          <w:r>
-            <w:rPr>
-              <w:rStyle w:val="Hyperlink"/>
-            </w:rPr>
-            <w:t>n</w:t>
-          </w:r>
-        </w:hyperlink>
-      </w:r>
-      <w:r>
-        <w:rPr>
-          <w:rFonts w:ascii="Charis SIL Regular" w:hAnsi="Charis SIL Regular" w:eastAsia="Charis SIL Regular"/>
-          <w:b w:val="0"/>
-          <w:i w:val="0"/>
-          <w:color w:val="0000FF"/>
-          <w:sz w:val="24"/>
-          <w:u w:val="single"/>
-        </w:rPr>
-        <w:t xml:space="preserve"> </w:t>
-      </w:r>
-      <w:r>
-        <w:rPr>
-          <w:rFonts w:ascii="Charis SIL Regular" w:hAnsi="Charis SIL Regular" w:eastAsia="Charis SIL Regular"/>
-          <w:b w:val="0"/>
-          <w:i w:val="0"/>
-          <w:color w:val="0000FF"/>
-          <w:sz w:val="24"/>
-          <w:u w:val="single"/>
-        </w:rPr>
-        <w:hyperlink r:id="rId14" w:history="1">
-          <w:r>
-            <w:rPr>
-              <w:rStyle w:val="Hyperlink"/>
-            </w:rPr>
-            <w:t>(now</w:t>
-          </w:r>
-        </w:hyperlink>
-      </w:r>
-      <w:r>
-        <w:rPr>
-          <w:rFonts w:ascii="Charis SIL Regular" w:hAnsi="Charis SIL Regular" w:eastAsia="Charis SIL Regular"/>
-          <w:b w:val="0"/>
-          <w:i w:val="0"/>
-          <w:color w:val="0000FF"/>
-          <w:sz w:val="24"/>
-          <w:u w:val="single"/>
-        </w:rPr>
-        <w:t xml:space="preserve"> </w:t>
-      </w:r>
-      <w:r>
-        <w:rPr>
-          <w:rFonts w:ascii="Charis SIL Regular" w:hAnsi="Charis SIL Regular" w:eastAsia="Charis SIL Regular"/>
-          <w:b w:val="0"/>
-          <w:i w:val="0"/>
-          <w:color w:val="0000FF"/>
-          <w:sz w:val="24"/>
-          <w:u w:val="single"/>
-        </w:rPr>
-        <w:hyperlink r:id="rId14" w:history="1">
-          <w:r>
-            <w:rPr>
-              <w:rStyle w:val="Hyperlink"/>
-            </w:rPr>
-            <w:t>Natu</w:t>
-          </w:r>
-        </w:hyperlink>
-      </w:r>
-      <w:r>
-        <w:rPr>
-          <w:rFonts w:ascii="Charis SIL Regular" w:hAnsi="Charis SIL Regular" w:eastAsia="Charis SIL Regular"/>
-          <w:b w:val="0"/>
-          <w:i w:val="0"/>
-          <w:color w:val="0000FF"/>
-          <w:sz w:val="24"/>
-          <w:u w:val="single"/>
-        </w:rPr>
-        <w:hyperlink r:id="rId14" w:history="1">
-          <w:r>
-            <w:rPr>
-              <w:rStyle w:val="Hyperlink"/>
-            </w:rPr>
-            <w:t>r</w:t>
-          </w:r>
-        </w:hyperlink>
-      </w:r>
-      <w:r>
-        <w:rPr>
-          <w:rFonts w:ascii="Charis SIL Regular" w:hAnsi="Charis SIL Regular" w:eastAsia="Charis SIL Regular"/>
-          <w:b w:val="0"/>
-          <w:i w:val="0"/>
-          <w:color w:val="0000FF"/>
-          <w:sz w:val="24"/>
-          <w:u w:val="single"/>
-        </w:rPr>
-        <w:hyperlink r:id="rId14" w:history="1">
-          <w:r>
-            <w:rPr>
-              <w:rStyle w:val="Hyperlink"/>
-            </w:rPr>
             <w:t>alis</w:t>
           </w:r>
         </w:hyperlink>
@@ -1901,7 +1967,7 @@
           <w:sz w:val="24"/>
           <w:u w:val="single"/>
         </w:rPr>
-        <w:hyperlink r:id="rId14" w:history="1">
+        <w:hyperlink r:id="rId13" w:history="1">
           <w:r>
             <w:rPr>
               <w:rStyle w:val="Hyperlink"/>
@@ -1919,7 +1985,7 @@
           <w:sz w:val="24"/>
           <w:u w:val="single"/>
         </w:rPr>
-        <w:hyperlink r:id="rId14" w:history="1">
+        <w:hyperlink r:id="rId13" w:history="1">
           <w:r>
             <w:rPr>
               <w:rStyle w:val="Hyperlink"/>
@@ -1937,7 +2003,7 @@
           <w:sz w:val="24"/>
           <w:u w:val="single"/>
         </w:rPr>
-        <w:hyperlink r:id="rId14" w:history="1">
+        <w:hyperlink r:id="rId13" w:history="1">
           <w:r>
             <w:rPr>
               <w:rStyle w:val="Hyperlink"/>

--- a/EXPORTS/DOCX/published/niveau3/English/WMAmsterdam.docx
+++ b/EXPORTS/DOCX/published/niveau3/English/WMAmsterdam.docx
@@ -681,7 +681,7 @@
           <w:sz w:val="24"/>
           <w:u w:val="single"/>
         </w:rPr>
-        <w:hyperlink r:id="rId10" w:history="1">
+        <w:hyperlink r:id="rId11" w:history="1">
           <w:r>
             <w:rPr>
               <w:rStyle w:val="Hyperlink"/>
@@ -726,61 +726,7 @@
           <w:color w:val="000000"/>
           <w:sz w:val="24"/>
         </w:rPr>
-        <w:t>Dutch Eas</w:t>
-      </w:r>
-      <w:r>
-        <w:rPr>
-          <w:u w:val="single" w:color="0000ff"/>
-          <w:rFonts w:ascii="Charis SIL Regular" w:hAnsi="Charis SIL Regular" w:eastAsia="Charis SIL Regular"/>
-          <w:b w:val="0"/>
-          <w:i w:val="0"/>
-          <w:color w:val="000000"/>
-          <w:sz w:val="24"/>
-        </w:rPr>
-        <w:hyperlink r:id="rId11" w:history="1">
-          <w:r>
-            <w:rPr>
-              <w:rStyle w:val="Hyperlink"/>
-            </w:rPr>
-            <w:t>t Indies</w:t>
-          </w:r>
-        </w:hyperlink>
-      </w:r>
-      <w:r>
-        <w:rPr>
-          <w:u w:val="single" w:color="0000ff"/>
-          <w:rFonts w:ascii="Charis SIL Regular" w:hAnsi="Charis SIL Regular" w:eastAsia="Charis SIL Regular"/>
-          <w:b w:val="0"/>
-          <w:i w:val="0"/>
-          <w:color w:val="000000"/>
-          <w:sz w:val="24"/>
-        </w:rPr>
-        <w:hyperlink r:id="rId11" w:history="1">
-          <w:r>
-            <w:rPr>
-              <w:rStyle w:val="Hyperlink"/>
-            </w:rPr>
-            <w:t>,</w:t>
-          </w:r>
-        </w:hyperlink>
-      </w:r>
-      <w:r>
-        <w:rPr>
-          <w:u w:val="single" w:color="0000ff"/>
-          <w:rFonts w:ascii="Charis SIL Regular" w:hAnsi="Charis SIL Regular" w:eastAsia="Charis SIL Regular"/>
-          <w:b w:val="0"/>
-          <w:i w:val="0"/>
-          <w:color w:val="000000"/>
-          <w:sz w:val="24"/>
-        </w:rPr>
-        <w:hyperlink r:id="rId11" w:history="1">
-          <w:r>
-            <w:rPr>
-              <w:rStyle w:val="Hyperlink"/>
-            </w:rPr>
-            <w:t xml:space="preserve"> 's Land</w:t>
-          </w:r>
-        </w:hyperlink>
+        <w:t>Dutch East Indies, 's Land</w:t>
       </w:r>
       <w:r>
         <w:rPr>
@@ -1703,7 +1649,7 @@
           <w:sz w:val="24"/>
           <w:u w:val="single"/>
         </w:rPr>
-        <w:hyperlink r:id="rId14" w:history="1">
+        <w:hyperlink r:id="rId13" w:history="1">
           <w:r>
             <w:rPr>
               <w:rStyle w:val="Hyperlink"/>
@@ -1808,7 +1754,7 @@
           <w:sz w:val="24"/>
           <w:u w:val="single"/>
         </w:rPr>
-        <w:hyperlink r:id="rId13" w:history="1">
+        <w:hyperlink r:id="rId14" w:history="1">
           <w:r>
             <w:rPr>
               <w:rStyle w:val="Hyperlink"/>
@@ -1985,7 +1931,7 @@
           <w:sz w:val="24"/>
           <w:u w:val="single"/>
         </w:rPr>
-        <w:hyperlink r:id="rId13" w:history="1">
+        <w:hyperlink r:id="rId14" w:history="1">
           <w:r>
             <w:rPr>
               <w:rStyle w:val="Hyperlink"/>
@@ -2003,7 +1949,7 @@
           <w:sz w:val="24"/>
           <w:u w:val="single"/>
         </w:rPr>
-        <w:hyperlink r:id="rId13" w:history="1">
+        <w:hyperlink r:id="rId14" w:history="1">
           <w:r>
             <w:rPr>
               <w:rStyle w:val="Hyperlink"/>
@@ -2490,25 +2436,7 @@
           <w:color w:val="000000"/>
           <w:sz w:val="24"/>
         </w:rPr>
-        <w:t>Tropical Institute). This includes the arc</w:t>
-      </w:r>
-      <w:r>
-        <w:rPr>
-          <w:u w:val="single" w:color="0000ff"/>
-          <w:rFonts w:ascii="Charis SIL Regular" w:hAnsi="Charis SIL Regular" w:eastAsia="Charis SIL Regular"/>
-          <w:b w:val="0"/>
-          <w:i w:val="0"/>
-          <w:color w:val="000000"/>
-          <w:sz w:val="24"/>
-        </w:rPr>
-        <w:hyperlink r:id="rId16" w:history="1">
-          <w:r>
-            <w:rPr>
-              <w:rStyle w:val="Hyperlink"/>
-            </w:rPr>
-            <w:t>hives of</w:t>
-          </w:r>
-        </w:hyperlink>
+        <w:t>Tropical Institute). This includes the archives of</w:t>
       </w:r>
       <w:r>
         <w:rPr>

--- a/EXPORTS/DOCX/published/niveau3/English/WMAmsterdam.docx
+++ b/EXPORTS/DOCX/published/niveau3/English/WMAmsterdam.docx
@@ -726,7 +726,61 @@
           <w:color w:val="000000"/>
           <w:sz w:val="24"/>
         </w:rPr>
-        <w:t>Dutch East Indies, 's Land</w:t>
+        <w:t>Dutch Eas</w:t>
+      </w:r>
+      <w:r>
+        <w:rPr>
+          <w:u w:val="single" w:color="0000ff"/>
+          <w:rFonts w:ascii="Charis SIL Regular" w:hAnsi="Charis SIL Regular" w:eastAsia="Charis SIL Regular"/>
+          <w:b w:val="0"/>
+          <w:i w:val="0"/>
+          <w:color w:val="000000"/>
+          <w:sz w:val="24"/>
+        </w:rPr>
+        <w:hyperlink r:id="rId11" w:history="1">
+          <w:r>
+            <w:rPr>
+              <w:rStyle w:val="Hyperlink"/>
+            </w:rPr>
+            <w:t>t Indies</w:t>
+          </w:r>
+        </w:hyperlink>
+      </w:r>
+      <w:r>
+        <w:rPr>
+          <w:u w:val="single" w:color="0000ff"/>
+          <w:rFonts w:ascii="Charis SIL Regular" w:hAnsi="Charis SIL Regular" w:eastAsia="Charis SIL Regular"/>
+          <w:b w:val="0"/>
+          <w:i w:val="0"/>
+          <w:color w:val="000000"/>
+          <w:sz w:val="24"/>
+        </w:rPr>
+        <w:hyperlink r:id="rId11" w:history="1">
+          <w:r>
+            <w:rPr>
+              <w:rStyle w:val="Hyperlink"/>
+            </w:rPr>
+            <w:t>,</w:t>
+          </w:r>
+        </w:hyperlink>
+      </w:r>
+      <w:r>
+        <w:rPr>
+          <w:u w:val="single" w:color="0000ff"/>
+          <w:rFonts w:ascii="Charis SIL Regular" w:hAnsi="Charis SIL Regular" w:eastAsia="Charis SIL Regular"/>
+          <w:b w:val="0"/>
+          <w:i w:val="0"/>
+          <w:color w:val="000000"/>
+          <w:sz w:val="24"/>
+        </w:rPr>
+        <w:hyperlink r:id="rId11" w:history="1">
+          <w:r>
+            <w:rPr>
+              <w:rStyle w:val="Hyperlink"/>
+            </w:rPr>
+            <w:t xml:space="preserve"> 's Land</w:t>
+          </w:r>
+        </w:hyperlink>
       </w:r>
       <w:r>
         <w:rPr>
@@ -1595,7 +1649,7 @@
           <w:sz w:val="24"/>
           <w:u w:val="single"/>
         </w:rPr>
-        <w:hyperlink r:id="rId14" w:history="1">
+        <w:hyperlink r:id="rId13" w:history="1">
           <w:r>
             <w:rPr>
               <w:rStyle w:val="Hyperlink"/>
@@ -1613,7 +1667,7 @@
           <w:sz w:val="24"/>
           <w:u w:val="single"/>
         </w:rPr>
-        <w:hyperlink r:id="rId14" w:history="1">
+        <w:hyperlink r:id="rId13" w:history="1">
           <w:r>
             <w:rPr>
               <w:rStyle w:val="Hyperlink"/>
@@ -1631,7 +1685,7 @@
           <w:sz w:val="24"/>
           <w:u w:val="single"/>
         </w:rPr>
-        <w:hyperlink r:id="rId14" w:history="1">
+        <w:hyperlink r:id="rId13" w:history="1">
           <w:r>
             <w:rPr>
               <w:rStyle w:val="Hyperlink"/>
@@ -1667,7 +1721,7 @@
           <w:sz w:val="24"/>
           <w:u w:val="single"/>
         </w:rPr>
-        <w:hyperlink r:id="rId14" w:history="1">
+        <w:hyperlink r:id="rId13" w:history="1">
           <w:r>
             <w:rPr>
               <w:rStyle w:val="Hyperlink"/>
@@ -1772,7 +1826,7 @@
           <w:sz w:val="24"/>
           <w:u w:val="single"/>
         </w:rPr>
-        <w:hyperlink r:id="rId13" w:history="1">
+        <w:hyperlink r:id="rId14" w:history="1">
           <w:r>
             <w:rPr>
               <w:rStyle w:val="Hyperlink"/>
@@ -1931,7 +1985,7 @@
           <w:sz w:val="24"/>
           <w:u w:val="single"/>
         </w:rPr>
-        <w:hyperlink r:id="rId14" w:history="1">
+        <w:hyperlink r:id="rId13" w:history="1">
           <w:r>
             <w:rPr>
               <w:rStyle w:val="Hyperlink"/>
@@ -1949,7 +2003,7 @@
           <w:sz w:val="24"/>
           <w:u w:val="single"/>
         </w:rPr>
-        <w:hyperlink r:id="rId14" w:history="1">
+        <w:hyperlink r:id="rId13" w:history="1">
           <w:r>
             <w:rPr>
               <w:rStyle w:val="Hyperlink"/>
@@ -1978,7 +2032,7 @@
           <w:sz w:val="24"/>
           <w:u w:val="single"/>
         </w:rPr>
-        <w:hyperlink r:id="rId14" w:history="1">
+        <w:hyperlink r:id="rId13" w:history="1">
           <w:r>
             <w:rPr>
               <w:rStyle w:val="Hyperlink"/>

--- a/EXPORTS/DOCX/published/niveau3/English/WMAmsterdam.docx
+++ b/EXPORTS/DOCX/published/niveau3/English/WMAmsterdam.docx
@@ -681,7 +681,7 @@
           <w:sz w:val="24"/>
           <w:u w:val="single"/>
         </w:rPr>
-        <w:hyperlink r:id="rId11" w:history="1">
+        <w:hyperlink r:id="rId10" w:history="1">
           <w:r>
             <w:rPr>
               <w:rStyle w:val="Hyperlink"/>
@@ -726,61 +726,7 @@
           <w:color w:val="000000"/>
           <w:sz w:val="24"/>
         </w:rPr>
-        <w:t>Dutch Eas</w:t>
-      </w:r>
-      <w:r>
-        <w:rPr>
-          <w:u w:val="single" w:color="0000ff"/>
-          <w:rFonts w:ascii="Charis SIL Regular" w:hAnsi="Charis SIL Regular" w:eastAsia="Charis SIL Regular"/>
-          <w:b w:val="0"/>
-          <w:i w:val="0"/>
-          <w:color w:val="000000"/>
-          <w:sz w:val="24"/>
-        </w:rPr>
-        <w:hyperlink r:id="rId11" w:history="1">
-          <w:r>
-            <w:rPr>
-              <w:rStyle w:val="Hyperlink"/>
-            </w:rPr>
-            <w:t>t Indies</w:t>
-          </w:r>
-        </w:hyperlink>
-      </w:r>
-      <w:r>
-        <w:rPr>
-          <w:u w:val="single" w:color="0000ff"/>
-          <w:rFonts w:ascii="Charis SIL Regular" w:hAnsi="Charis SIL Regular" w:eastAsia="Charis SIL Regular"/>
-          <w:b w:val="0"/>
-          <w:i w:val="0"/>
-          <w:color w:val="000000"/>
-          <w:sz w:val="24"/>
-        </w:rPr>
-        <w:hyperlink r:id="rId11" w:history="1">
-          <w:r>
-            <w:rPr>
-              <w:rStyle w:val="Hyperlink"/>
-            </w:rPr>
-            <w:t>,</w:t>
-          </w:r>
-        </w:hyperlink>
-      </w:r>
-      <w:r>
-        <w:rPr>
-          <w:u w:val="single" w:color="0000ff"/>
-          <w:rFonts w:ascii="Charis SIL Regular" w:hAnsi="Charis SIL Regular" w:eastAsia="Charis SIL Regular"/>
-          <w:b w:val="0"/>
-          <w:i w:val="0"/>
-          <w:color w:val="000000"/>
-          <w:sz w:val="24"/>
-        </w:rPr>
-        <w:hyperlink r:id="rId11" w:history="1">
-          <w:r>
-            <w:rPr>
-              <w:rStyle w:val="Hyperlink"/>
-            </w:rPr>
-            <w:t xml:space="preserve"> 's Land</w:t>
-          </w:r>
-        </w:hyperlink>
+        <w:t>Dutch East Indies, 's Land</w:t>
       </w:r>
       <w:r>
         <w:rPr>
@@ -2490,7 +2436,25 @@
           <w:color w:val="000000"/>
           <w:sz w:val="24"/>
         </w:rPr>
-        <w:t>Tropical Institute). This includes the archives of</w:t>
+        <w:t>Tropical Institute). This includes the arc</w:t>
+      </w:r>
+      <w:r>
+        <w:rPr>
+          <w:u w:val="single" w:color="0000ff"/>
+          <w:rFonts w:ascii="Charis SIL Regular" w:hAnsi="Charis SIL Regular" w:eastAsia="Charis SIL Regular"/>
+          <w:b w:val="0"/>
+          <w:i w:val="0"/>
+          <w:color w:val="000000"/>
+          <w:sz w:val="24"/>
+        </w:rPr>
+        <w:hyperlink r:id="rId16" w:history="1">
+          <w:r>
+            <w:rPr>
+              <w:rStyle w:val="Hyperlink"/>
+            </w:rPr>
+            <w:t>hives of</w:t>
+          </w:r>
+        </w:hyperlink>
       </w:r>
       <w:r>
         <w:rPr>

--- a/EXPORTS/DOCX/published/niveau3/English/WMAmsterdam.docx
+++ b/EXPORTS/DOCX/published/niveau3/English/WMAmsterdam.docx
@@ -195,25 +195,7 @@
           <w:color w:val="000000"/>
           <w:sz w:val="24"/>
         </w:rPr>
-        <w:t>Haarlem in 1871. The Colonial Museum, located in Paviljo</w:t>
-      </w:r>
-      <w:r>
-        <w:rPr>
-          <w:u w:val="single" w:color="0000ff"/>
-          <w:rFonts w:ascii="Charis SIL Regular" w:hAnsi="Charis SIL Regular" w:eastAsia="Charis SIL Regular"/>
-          <w:b w:val="0"/>
-          <w:i w:val="0"/>
-          <w:color w:val="000000"/>
-          <w:sz w:val="24"/>
-        </w:rPr>
-        <w:hyperlink r:id="rId9" w:history="1">
-          <w:r>
-            <w:rPr>
-              <w:rStyle w:val="Hyperlink"/>
-            </w:rPr>
-            <w:t>en Welg</w:t>
-          </w:r>
-        </w:hyperlink>
+        <w:t>Haarlem in 1871. The Colonial Museum, located in Paviljoen Welg</w:t>
       </w:r>
       <w:r>
         <w:rPr>
@@ -386,6 +368,74 @@
           <w:i w:val="0"/>
           <w:color w:val="0000FF"/>
           <w:sz w:val="24"/>
+        </w:rPr>
+        <w:t>Johann George Ott</w:t>
+      </w:r>
+      <w:r>
+        <w:rPr>
+          <w:rFonts w:ascii="Charis SIL Regular" w:hAnsi="Charis SIL Regular" w:eastAsia="Charis SIL Regular"/>
+          <w:b w:val="0"/>
+          <w:i w:val="0"/>
+          <w:color w:val="0000FF"/>
+          <w:sz w:val="24"/>
+          <w:u w:val="single"/>
+        </w:rPr>
+        <w:hyperlink r:id="rId10" w:history="1">
+          <w:r>
+            <w:rPr>
+              <w:rStyle w:val="Hyperlink"/>
+            </w:rPr>
+            <w:t>o</w:t>
+          </w:r>
+        </w:hyperlink>
+      </w:r>
+      <w:r>
+        <w:rPr>
+          <w:rFonts w:ascii="Charis SIL Regular" w:hAnsi="Charis SIL Regular" w:eastAsia="Charis SIL Regular"/>
+          <w:b w:val="0"/>
+          <w:i w:val="0"/>
+          <w:color w:val="0000FF"/>
+          <w:sz w:val="24"/>
+          <w:u w:val="single"/>
+        </w:rPr>
+        <w:t xml:space="preserve"> </w:t>
+      </w:r>
+      <w:r>
+        <w:rPr>
+          <w:rFonts w:ascii="Charis SIL Regular" w:hAnsi="Charis SIL Regular" w:eastAsia="Charis SIL Regular"/>
+          <w:b w:val="0"/>
+          <w:i w:val="0"/>
+          <w:color w:val="0000FF"/>
+          <w:sz w:val="24"/>
+          <w:u w:val="single"/>
+        </w:rPr>
+        <w:hyperlink r:id="rId10" w:history="1">
+          <w:r>
+            <w:rPr>
+              <w:rStyle w:val="Hyperlink"/>
+            </w:rPr>
+            <w:t>Stuart</w:t>
+          </w:r>
+        </w:hyperlink>
+      </w:r>
+      <w:r>
+        <w:rPr>
+          <w:rFonts w:ascii="Charis SIL Regular" w:hAnsi="Charis SIL Regular" w:eastAsia="Charis SIL Regular"/>
+          <w:b w:val="0"/>
+          <w:i w:val="0"/>
+          <w:color w:val="0000FF"/>
+          <w:sz w:val="24"/>
+          <w:u w:val="single"/>
+        </w:rPr>
+        <w:t xml:space="preserve"> </w:t>
+      </w:r>
+      <w:r>
+        <w:rPr>
+          <w:rFonts w:ascii="Charis SIL Regular" w:hAnsi="Charis SIL Regular" w:eastAsia="Charis SIL Regular"/>
+          <w:b w:val="0"/>
+          <w:i w:val="0"/>
+          <w:color w:val="0000FF"/>
+          <w:sz w:val="24"/>
           <w:u w:val="single"/>
         </w:rPr>
         <w:hyperlink r:id="rId11" w:history="1">
@@ -393,65 +443,7 @@
             <w:rPr>
               <w:rStyle w:val="Hyperlink"/>
             </w:rPr>
-            <w:t>Johann</w:t>
-          </w:r>
-        </w:hyperlink>
-      </w:r>
-      <w:r>
-        <w:rPr>
-          <w:rFonts w:ascii="Charis SIL Regular" w:hAnsi="Charis SIL Regular" w:eastAsia="Charis SIL Regular"/>
-          <w:b w:val="0"/>
-          <w:i w:val="0"/>
-          <w:color w:val="0000FF"/>
-          <w:sz w:val="24"/>
-          <w:u w:val="single"/>
-        </w:rPr>
-        <w:t xml:space="preserve"> </w:t>
-      </w:r>
-      <w:r>
-        <w:rPr>
-          <w:rFonts w:ascii="Charis SIL Regular" w:hAnsi="Charis SIL Regular" w:eastAsia="Charis SIL Regular"/>
-          <w:b w:val="0"/>
-          <w:i w:val="0"/>
-          <w:color w:val="0000FF"/>
-          <w:sz w:val="24"/>
-          <w:u w:val="single"/>
-        </w:rPr>
-        <w:hyperlink r:id="rId11" w:history="1">
-          <w:r>
-            <w:rPr>
-              <w:rStyle w:val="Hyperlink"/>
-            </w:rPr>
-            <w:t>George</w:t>
-          </w:r>
-        </w:hyperlink>
-      </w:r>
-      <w:r>
-        <w:rPr>
-          <w:rFonts w:ascii="Charis SIL Regular" w:hAnsi="Charis SIL Regular" w:eastAsia="Charis SIL Regular"/>
-          <w:b w:val="0"/>
-          <w:i w:val="0"/>
-          <w:color w:val="0000FF"/>
-          <w:sz w:val="24"/>
-          <w:u w:val="single"/>
-        </w:rPr>
-        <w:t xml:space="preserve"> </w:t>
-      </w:r>
-      <w:r>
-        <w:rPr>
-          <w:rFonts w:ascii="Charis SIL Regular" w:hAnsi="Charis SIL Regular" w:eastAsia="Charis SIL Regular"/>
-          <w:b w:val="0"/>
-          <w:i w:val="0"/>
-          <w:color w:val="0000FF"/>
-          <w:sz w:val="24"/>
-          <w:u w:val="single"/>
-        </w:rPr>
-        <w:hyperlink r:id="rId11" w:history="1">
-          <w:r>
-            <w:rPr>
-              <w:rStyle w:val="Hyperlink"/>
-            </w:rPr>
-            <w:t>Ott</w:t>
+            <w:t>v</w:t>
           </w:r>
         </w:hyperlink>
       </w:r>
@@ -482,82 +474,6 @@
           <w:sz w:val="24"/>
           <w:u w:val="single"/>
         </w:rPr>
-        <w:t xml:space="preserve"> </w:t>
-      </w:r>
-      <w:r>
-        <w:rPr>
-          <w:rFonts w:ascii="Charis SIL Regular" w:hAnsi="Charis SIL Regular" w:eastAsia="Charis SIL Regular"/>
-          <w:b w:val="0"/>
-          <w:i w:val="0"/>
-          <w:color w:val="0000FF"/>
-          <w:sz w:val="24"/>
-          <w:u w:val="single"/>
-        </w:rPr>
-        <w:hyperlink r:id="rId11" w:history="1">
-          <w:r>
-            <w:rPr>
-              <w:rStyle w:val="Hyperlink"/>
-            </w:rPr>
-            <w:t>Stuart</w:t>
-          </w:r>
-        </w:hyperlink>
-      </w:r>
-      <w:r>
-        <w:rPr>
-          <w:rFonts w:ascii="Charis SIL Regular" w:hAnsi="Charis SIL Regular" w:eastAsia="Charis SIL Regular"/>
-          <w:b w:val="0"/>
-          <w:i w:val="0"/>
-          <w:color w:val="0000FF"/>
-          <w:sz w:val="24"/>
-          <w:u w:val="single"/>
-        </w:rPr>
-        <w:t xml:space="preserve"> </w:t>
-      </w:r>
-      <w:r>
-        <w:rPr>
-          <w:rFonts w:ascii="Charis SIL Regular" w:hAnsi="Charis SIL Regular" w:eastAsia="Charis SIL Regular"/>
-          <w:b w:val="0"/>
-          <w:i w:val="0"/>
-          <w:color w:val="0000FF"/>
-          <w:sz w:val="24"/>
-          <w:u w:val="single"/>
-        </w:rPr>
-        <w:hyperlink r:id="rId11" w:history="1">
-          <w:r>
-            <w:rPr>
-              <w:rStyle w:val="Hyperlink"/>
-            </w:rPr>
-            <w:t>v</w:t>
-          </w:r>
-        </w:hyperlink>
-      </w:r>
-      <w:r>
-        <w:rPr>
-          <w:rFonts w:ascii="Charis SIL Regular" w:hAnsi="Charis SIL Regular" w:eastAsia="Charis SIL Regular"/>
-          <w:b w:val="0"/>
-          <w:i w:val="0"/>
-          <w:color w:val="0000FF"/>
-          <w:sz w:val="24"/>
-          <w:u w:val="single"/>
-        </w:rPr>
-        <w:hyperlink r:id="rId11" w:history="1">
-          <w:r>
-            <w:rPr>
-              <w:rStyle w:val="Hyperlink"/>
-            </w:rPr>
-            <w:t>o</w:t>
-          </w:r>
-        </w:hyperlink>
-      </w:r>
-      <w:r>
-        <w:rPr>
-          <w:rFonts w:ascii="Charis SIL Regular" w:hAnsi="Charis SIL Regular" w:eastAsia="Charis SIL Regular"/>
-          <w:b w:val="0"/>
-          <w:i w:val="0"/>
-          <w:color w:val="0000FF"/>
-          <w:sz w:val="24"/>
-          <w:u w:val="single"/>
-        </w:rPr>
         <w:hyperlink r:id="rId11" w:history="1">
           <w:r>
             <w:rPr>
@@ -726,7 +642,61 @@
           <w:color w:val="000000"/>
           <w:sz w:val="24"/>
         </w:rPr>
-        <w:t>Dutch East Indies, 's Land</w:t>
+        <w:t>Dutch Eas</w:t>
+      </w:r>
+      <w:r>
+        <w:rPr>
+          <w:u w:val="single" w:color="0000ff"/>
+          <w:rFonts w:ascii="Charis SIL Regular" w:hAnsi="Charis SIL Regular" w:eastAsia="Charis SIL Regular"/>
+          <w:b w:val="0"/>
+          <w:i w:val="0"/>
+          <w:color w:val="000000"/>
+          <w:sz w:val="24"/>
+        </w:rPr>
+        <w:hyperlink r:id="rId11" w:history="1">
+          <w:r>
+            <w:rPr>
+              <w:rStyle w:val="Hyperlink"/>
+            </w:rPr>
+            <w:t>t Indies</w:t>
+          </w:r>
+        </w:hyperlink>
+      </w:r>
+      <w:r>
+        <w:rPr>
+          <w:u w:val="single" w:color="0000ff"/>
+          <w:rFonts w:ascii="Charis SIL Regular" w:hAnsi="Charis SIL Regular" w:eastAsia="Charis SIL Regular"/>
+          <w:b w:val="0"/>
+          <w:i w:val="0"/>
+          <w:color w:val="000000"/>
+          <w:sz w:val="24"/>
+        </w:rPr>
+        <w:hyperlink r:id="rId11" w:history="1">
+          <w:r>
+            <w:rPr>
+              <w:rStyle w:val="Hyperlink"/>
+            </w:rPr>
+            <w:t>,</w:t>
+          </w:r>
+        </w:hyperlink>
+      </w:r>
+      <w:r>
+        <w:rPr>
+          <w:u w:val="single" w:color="0000ff"/>
+          <w:rFonts w:ascii="Charis SIL Regular" w:hAnsi="Charis SIL Regular" w:eastAsia="Charis SIL Regular"/>
+          <w:b w:val="0"/>
+          <w:i w:val="0"/>
+          <w:color w:val="000000"/>
+          <w:sz w:val="24"/>
+        </w:rPr>
+        <w:hyperlink r:id="rId11" w:history="1">
+          <w:r>
+            <w:rPr>
+              <w:rStyle w:val="Hyperlink"/>
+            </w:rPr>
+            <w:t xml:space="preserve"> 's Land</w:t>
+          </w:r>
+        </w:hyperlink>
       </w:r>
       <w:r>
         <w:rPr>
@@ -1488,457 +1458,8 @@
           <w:i w:val="0"/>
           <w:color w:val="0000FF"/>
           <w:sz w:val="24"/>
-          <w:u w:val="single"/>
-        </w:rPr>
-        <w:hyperlink r:id="rId13" w:history="1">
-          <w:r>
-            <w:rPr>
-              <w:rStyle w:val="Hyperlink"/>
-            </w:rPr>
-            <w:t>National</w:t>
-          </w:r>
-        </w:hyperlink>
-      </w:r>
-      <w:r>
-        <w:rPr>
-          <w:rFonts w:ascii="Charis SIL Regular" w:hAnsi="Charis SIL Regular" w:eastAsia="Charis SIL Regular"/>
-          <w:b w:val="0"/>
-          <w:i w:val="0"/>
-          <w:color w:val="0000FF"/>
-          <w:sz w:val="24"/>
-          <w:u w:val="single"/>
-        </w:rPr>
-        <w:t xml:space="preserve"> </w:t>
-      </w:r>
-      <w:r>
-        <w:rPr>
-          <w:rFonts w:ascii="Charis SIL Regular" w:hAnsi="Charis SIL Regular" w:eastAsia="Charis SIL Regular"/>
-          <w:b w:val="0"/>
-          <w:i w:val="0"/>
-          <w:color w:val="0000FF"/>
-          <w:sz w:val="24"/>
-          <w:u w:val="single"/>
-        </w:rPr>
-        <w:hyperlink r:id="rId13" w:history="1">
-          <w:r>
-            <w:rPr>
-              <w:rStyle w:val="Hyperlink"/>
-            </w:rPr>
-            <w:t>Mu</w:t>
-          </w:r>
-        </w:hyperlink>
-      </w:r>
-      <w:r>
-        <w:rPr>
-          <w:rFonts w:ascii="Charis SIL Regular" w:hAnsi="Charis SIL Regular" w:eastAsia="Charis SIL Regular"/>
-          <w:b w:val="0"/>
-          <w:i w:val="0"/>
-          <w:color w:val="0000FF"/>
-          <w:sz w:val="24"/>
-          <w:u w:val="single"/>
-        </w:rPr>
-        <w:hyperlink r:id="rId13" w:history="1">
-          <w:r>
-            <w:rPr>
-              <w:rStyle w:val="Hyperlink"/>
-            </w:rPr>
-            <w:t>seum</w:t>
-          </w:r>
-        </w:hyperlink>
-      </w:r>
-      <w:r>
-        <w:rPr>
-          <w:rFonts w:ascii="Charis SIL Regular" w:hAnsi="Charis SIL Regular" w:eastAsia="Charis SIL Regular"/>
-          <w:b w:val="0"/>
-          <w:i w:val="0"/>
-          <w:color w:val="0000FF"/>
-          <w:sz w:val="24"/>
-          <w:u w:val="single"/>
-        </w:rPr>
-        <w:t xml:space="preserve"> </w:t>
-      </w:r>
-      <w:r>
-        <w:rPr>
-          <w:rFonts w:ascii="Charis SIL Regular" w:hAnsi="Charis SIL Regular" w:eastAsia="Charis SIL Regular"/>
-          <w:b w:val="0"/>
-          <w:i w:val="0"/>
-          <w:color w:val="0000FF"/>
-          <w:sz w:val="24"/>
-          <w:u w:val="single"/>
-        </w:rPr>
-        <w:hyperlink r:id="rId13" w:history="1">
-          <w:r>
-            <w:rPr>
-              <w:rStyle w:val="Hyperlink"/>
-            </w:rPr>
-            <w:t>of</w:t>
-          </w:r>
-        </w:hyperlink>
-      </w:r>
-      <w:r>
-        <w:rPr>
-          <w:rFonts w:ascii="Charis SIL Regular" w:hAnsi="Charis SIL Regular" w:eastAsia="Charis SIL Regular"/>
-          <w:b w:val="0"/>
-          <w:i w:val="0"/>
-          <w:color w:val="0000FF"/>
-          <w:sz w:val="24"/>
-          <w:u w:val="single"/>
-        </w:rPr>
-        <w:t xml:space="preserve"> </w:t>
-      </w:r>
-      <w:r>
-        <w:rPr>
-          <w:rFonts w:ascii="Charis SIL Regular" w:hAnsi="Charis SIL Regular" w:eastAsia="Charis SIL Regular"/>
-          <w:b w:val="0"/>
-          <w:i w:val="0"/>
-          <w:color w:val="0000FF"/>
-          <w:sz w:val="24"/>
-          <w:u w:val="single"/>
-        </w:rPr>
-        <w:hyperlink r:id="rId13" w:history="1">
-          <w:r>
-            <w:rPr>
-              <w:rStyle w:val="Hyperlink"/>
-            </w:rPr>
-            <w:t>N</w:t>
-          </w:r>
-        </w:hyperlink>
-      </w:r>
-      <w:r>
-        <w:rPr>
-          <w:rFonts w:ascii="Charis SIL Regular" w:hAnsi="Charis SIL Regular" w:eastAsia="Charis SIL Regular"/>
-          <w:b w:val="0"/>
-          <w:i w:val="0"/>
-          <w:color w:val="0000FF"/>
-          <w:sz w:val="24"/>
-          <w:u w:val="single"/>
-        </w:rPr>
-        <w:hyperlink r:id="rId13" w:history="1">
-          <w:r>
-            <w:rPr>
-              <w:rStyle w:val="Hyperlink"/>
-            </w:rPr>
-            <w:t>a</w:t>
-          </w:r>
-        </w:hyperlink>
-      </w:r>
-      <w:r>
-        <w:rPr>
-          <w:rFonts w:ascii="Charis SIL Regular" w:hAnsi="Charis SIL Regular" w:eastAsia="Charis SIL Regular"/>
-          <w:b w:val="0"/>
-          <w:i w:val="0"/>
-          <w:color w:val="0000FF"/>
-          <w:sz w:val="24"/>
-          <w:u w:val="single"/>
-        </w:rPr>
-        <w:hyperlink r:id="rId13" w:history="1">
-          <w:r>
-            <w:rPr>
-              <w:rStyle w:val="Hyperlink"/>
-            </w:rPr>
-            <w:t>tu</w:t>
-          </w:r>
-        </w:hyperlink>
-      </w:r>
-      <w:r>
-        <w:rPr>
-          <w:rFonts w:ascii="Charis SIL Regular" w:hAnsi="Charis SIL Regular" w:eastAsia="Charis SIL Regular"/>
-          <w:b w:val="0"/>
-          <w:i w:val="0"/>
-          <w:color w:val="0000FF"/>
-          <w:sz w:val="24"/>
-          <w:u w:val="single"/>
-        </w:rPr>
-        <w:hyperlink r:id="rId13" w:history="1">
-          <w:r>
-            <w:rPr>
-              <w:rStyle w:val="Hyperlink"/>
-            </w:rPr>
-            <w:t>r</w:t>
-          </w:r>
-        </w:hyperlink>
-      </w:r>
-      <w:r>
-        <w:rPr>
-          <w:rFonts w:ascii="Charis SIL Regular" w:hAnsi="Charis SIL Regular" w:eastAsia="Charis SIL Regular"/>
-          <w:b w:val="0"/>
-          <w:i w:val="0"/>
-          <w:color w:val="0000FF"/>
-          <w:sz w:val="24"/>
-          <w:u w:val="single"/>
-        </w:rPr>
-        <w:hyperlink r:id="rId13" w:history="1">
-          <w:r>
-            <w:rPr>
-              <w:rStyle w:val="Hyperlink"/>
-            </w:rPr>
-            <w:t>al</w:t>
-          </w:r>
-        </w:hyperlink>
-      </w:r>
-      <w:r>
-        <w:rPr>
-          <w:rFonts w:ascii="Charis SIL Regular" w:hAnsi="Charis SIL Regular" w:eastAsia="Charis SIL Regular"/>
-          <w:b w:val="0"/>
-          <w:i w:val="0"/>
-          <w:color w:val="0000FF"/>
-          <w:sz w:val="24"/>
-          <w:u w:val="single"/>
-        </w:rPr>
-        <w:t xml:space="preserve"> </w:t>
-      </w:r>
-      <w:r>
-        <w:rPr>
-          <w:rFonts w:ascii="Charis SIL Regular" w:hAnsi="Charis SIL Regular" w:eastAsia="Charis SIL Regular"/>
-          <w:b w:val="0"/>
-          <w:i w:val="0"/>
-          <w:color w:val="0000FF"/>
-          <w:sz w:val="24"/>
-          <w:u w:val="single"/>
-        </w:rPr>
-        <w:hyperlink r:id="rId14" w:history="1">
-          <w:r>
-            <w:rPr>
-              <w:rStyle w:val="Hyperlink"/>
-            </w:rPr>
-            <w:t>History</w:t>
-          </w:r>
-        </w:hyperlink>
-      </w:r>
-      <w:r>
-        <w:rPr>
-          <w:rFonts w:ascii="Charis SIL Regular" w:hAnsi="Charis SIL Regular" w:eastAsia="Charis SIL Regular"/>
-          <w:b w:val="0"/>
-          <w:i w:val="0"/>
-          <w:color w:val="0000FF"/>
-          <w:sz w:val="24"/>
-          <w:u w:val="single"/>
-        </w:rPr>
-        <w:t xml:space="preserve"> </w:t>
-      </w:r>
-      <w:r>
-        <w:rPr>
-          <w:rFonts w:ascii="Charis SIL Regular" w:hAnsi="Charis SIL Regular" w:eastAsia="Charis SIL Regular"/>
-          <w:b w:val="0"/>
-          <w:i w:val="0"/>
-          <w:color w:val="0000FF"/>
-          <w:sz w:val="24"/>
-          <w:u w:val="single"/>
-        </w:rPr>
-        <w:hyperlink r:id="rId14" w:history="1">
-          <w:r>
-            <w:rPr>
-              <w:rStyle w:val="Hyperlink"/>
-            </w:rPr>
-            <w:t>in</w:t>
-          </w:r>
-        </w:hyperlink>
-      </w:r>
-      <w:r>
-        <w:rPr>
-          <w:rFonts w:ascii="Charis SIL Regular" w:hAnsi="Charis SIL Regular" w:eastAsia="Charis SIL Regular"/>
-          <w:b w:val="0"/>
-          <w:i w:val="0"/>
-          <w:color w:val="0000FF"/>
-          <w:sz w:val="24"/>
-          <w:u w:val="single"/>
-        </w:rPr>
-        <w:t xml:space="preserve"> </w:t>
-      </w:r>
-      <w:r>
-        <w:rPr>
-          <w:rFonts w:ascii="Charis SIL Regular" w:hAnsi="Charis SIL Regular" w:eastAsia="Charis SIL Regular"/>
-          <w:b w:val="0"/>
-          <w:i w:val="0"/>
-          <w:color w:val="0000FF"/>
-          <w:sz w:val="24"/>
-          <w:u w:val="single"/>
-        </w:rPr>
-        <w:hyperlink r:id="rId14" w:history="1">
-          <w:r>
-            <w:rPr>
-              <w:rStyle w:val="Hyperlink"/>
-            </w:rPr>
-            <w:t>Leid</w:t>
-          </w:r>
-        </w:hyperlink>
-      </w:r>
-      <w:r>
-        <w:rPr>
-          <w:rFonts w:ascii="Charis SIL Regular" w:hAnsi="Charis SIL Regular" w:eastAsia="Charis SIL Regular"/>
-          <w:b w:val="0"/>
-          <w:i w:val="0"/>
-          <w:color w:val="0000FF"/>
-          <w:sz w:val="24"/>
-          <w:u w:val="single"/>
-        </w:rPr>
-        <w:hyperlink r:id="rId14" w:history="1">
-          <w:r>
-            <w:rPr>
-              <w:rStyle w:val="Hyperlink"/>
-            </w:rPr>
-            <w:t>e</w:t>
-          </w:r>
-        </w:hyperlink>
-      </w:r>
-      <w:r>
-        <w:rPr>
-          <w:rFonts w:ascii="Charis SIL Regular" w:hAnsi="Charis SIL Regular" w:eastAsia="Charis SIL Regular"/>
-          <w:b w:val="0"/>
-          <w:i w:val="0"/>
-          <w:color w:val="0000FF"/>
-          <w:sz w:val="24"/>
-          <w:u w:val="single"/>
-        </w:rPr>
-        <w:hyperlink r:id="rId13" w:history="1">
-          <w:r>
-            <w:rPr>
-              <w:rStyle w:val="Hyperlink"/>
-            </w:rPr>
-            <w:t>n</w:t>
-          </w:r>
-        </w:hyperlink>
-      </w:r>
-      <w:r>
-        <w:rPr>
-          <w:rFonts w:ascii="Charis SIL Regular" w:hAnsi="Charis SIL Regular" w:eastAsia="Charis SIL Regular"/>
-          <w:b w:val="0"/>
-          <w:i w:val="0"/>
-          <w:color w:val="0000FF"/>
-          <w:sz w:val="24"/>
-          <w:u w:val="single"/>
-        </w:rPr>
-        <w:t xml:space="preserve"> </w:t>
-      </w:r>
-      <w:r>
-        <w:rPr>
-          <w:rFonts w:ascii="Charis SIL Regular" w:hAnsi="Charis SIL Regular" w:eastAsia="Charis SIL Regular"/>
-          <w:b w:val="0"/>
-          <w:i w:val="0"/>
-          <w:color w:val="0000FF"/>
-          <w:sz w:val="24"/>
-          <w:u w:val="single"/>
-        </w:rPr>
-        <w:hyperlink r:id="rId13" w:history="1">
-          <w:r>
-            <w:rPr>
-              <w:rStyle w:val="Hyperlink"/>
-            </w:rPr>
-            <w:t>(now</w:t>
-          </w:r>
-        </w:hyperlink>
-      </w:r>
-      <w:r>
-        <w:rPr>
-          <w:rFonts w:ascii="Charis SIL Regular" w:hAnsi="Charis SIL Regular" w:eastAsia="Charis SIL Regular"/>
-          <w:b w:val="0"/>
-          <w:i w:val="0"/>
-          <w:color w:val="0000FF"/>
-          <w:sz w:val="24"/>
-          <w:u w:val="single"/>
-        </w:rPr>
-        <w:t xml:space="preserve"> </w:t>
-      </w:r>
-      <w:r>
-        <w:rPr>
-          <w:rFonts w:ascii="Charis SIL Regular" w:hAnsi="Charis SIL Regular" w:eastAsia="Charis SIL Regular"/>
-          <w:b w:val="0"/>
-          <w:i w:val="0"/>
-          <w:color w:val="0000FF"/>
-          <w:sz w:val="24"/>
-          <w:u w:val="single"/>
-        </w:rPr>
-        <w:hyperlink r:id="rId13" w:history="1">
-          <w:r>
-            <w:rPr>
-              <w:rStyle w:val="Hyperlink"/>
-            </w:rPr>
-            <w:t>Natu</w:t>
-          </w:r>
-        </w:hyperlink>
-      </w:r>
-      <w:r>
-        <w:rPr>
-          <w:rFonts w:ascii="Charis SIL Regular" w:hAnsi="Charis SIL Regular" w:eastAsia="Charis SIL Regular"/>
-          <w:b w:val="0"/>
-          <w:i w:val="0"/>
-          <w:color w:val="0000FF"/>
-          <w:sz w:val="24"/>
-          <w:u w:val="single"/>
-        </w:rPr>
-        <w:hyperlink r:id="rId13" w:history="1">
-          <w:r>
-            <w:rPr>
-              <w:rStyle w:val="Hyperlink"/>
-            </w:rPr>
-            <w:t>r</w:t>
-          </w:r>
-        </w:hyperlink>
-      </w:r>
-      <w:r>
-        <w:rPr>
-          <w:rFonts w:ascii="Charis SIL Regular" w:hAnsi="Charis SIL Regular" w:eastAsia="Charis SIL Regular"/>
-          <w:b w:val="0"/>
-          <w:i w:val="0"/>
-          <w:color w:val="0000FF"/>
-          <w:sz w:val="24"/>
-          <w:u w:val="single"/>
-        </w:rPr>
-        <w:hyperlink r:id="rId13" w:history="1">
-          <w:r>
-            <w:rPr>
-              <w:rStyle w:val="Hyperlink"/>
-            </w:rPr>
-            <w:t>alis</w:t>
-          </w:r>
-        </w:hyperlink>
-      </w:r>
-      <w:r>
-        <w:rPr>
-          <w:rFonts w:ascii="Charis SIL Regular" w:hAnsi="Charis SIL Regular" w:eastAsia="Charis SIL Regular"/>
-          <w:b w:val="0"/>
-          <w:i w:val="0"/>
-          <w:color w:val="0000FF"/>
-          <w:sz w:val="24"/>
-          <w:u w:val="single"/>
-        </w:rPr>
-        <w:t xml:space="preserve"> </w:t>
-      </w:r>
-      <w:r>
-        <w:rPr>
-          <w:rFonts w:ascii="Charis SIL Regular" w:hAnsi="Charis SIL Regular" w:eastAsia="Charis SIL Regular"/>
-          <w:b w:val="0"/>
-          <w:i w:val="0"/>
-          <w:color w:val="0000FF"/>
-          <w:sz w:val="24"/>
-          <w:u w:val="single"/>
-        </w:rPr>
-        <w:hyperlink r:id="rId13" w:history="1">
-          <w:r>
-            <w:rPr>
-              <w:rStyle w:val="Hyperlink"/>
-            </w:rPr>
-            <w:t>Biodiv</w:t>
-          </w:r>
-        </w:hyperlink>
-      </w:r>
-      <w:r>
-        <w:rPr>
-          <w:rFonts w:ascii="Charis SIL Regular" w:hAnsi="Charis SIL Regular" w:eastAsia="Charis SIL Regular"/>
-          <w:b w:val="0"/>
-          <w:i w:val="0"/>
-          <w:color w:val="0000FF"/>
-          <w:sz w:val="24"/>
-          <w:u w:val="single"/>
-        </w:rPr>
-        <w:hyperlink r:id="rId13" w:history="1">
-          <w:r>
-            <w:rPr>
-              <w:rStyle w:val="Hyperlink"/>
-            </w:rPr>
-            <w:t>er</w:t>
-          </w:r>
-        </w:hyperlink>
+        </w:rPr>
+        <w:t>National Museum of Natural History in Leiden (now Naturalis Biodiver</w:t>
       </w:r>
       <w:r>
         <w:rPr>

--- a/EXPORTS/DOCX/published/niveau3/English/WMAmsterdam.docx
+++ b/EXPORTS/DOCX/published/niveau3/English/WMAmsterdam.docx
@@ -195,7 +195,25 @@
           <w:color w:val="000000"/>
           <w:sz w:val="24"/>
         </w:rPr>
-        <w:t>Haarlem in 1871. The Colonial Museum, located in Paviljoen Welg</w:t>
+        <w:t>Haarlem in 1871. The Colonial Museum, located in Paviljo</w:t>
+      </w:r>
+      <w:r>
+        <w:rPr>
+          <w:u w:val="single" w:color="0000ff"/>
+          <w:rFonts w:ascii="Charis SIL Regular" w:hAnsi="Charis SIL Regular" w:eastAsia="Charis SIL Regular"/>
+          <w:b w:val="0"/>
+          <w:i w:val="0"/>
+          <w:color w:val="000000"/>
+          <w:sz w:val="24"/>
+        </w:rPr>
+        <w:hyperlink r:id="rId9" w:history="1">
+          <w:r>
+            <w:rPr>
+              <w:rStyle w:val="Hyperlink"/>
+            </w:rPr>
+            <w:t>en Welg</w:t>
+          </w:r>
+        </w:hyperlink>
       </w:r>
       <w:r>
         <w:rPr>
@@ -368,8 +386,16 @@
           <w:i w:val="0"/>
           <w:color w:val="0000FF"/>
           <w:sz w:val="24"/>
-        </w:rPr>
-        <w:t>Johann George Ott</w:t>
+          <w:u w:val="single"/>
+        </w:rPr>
+        <w:hyperlink r:id="rId11" w:history="1">
+          <w:r>
+            <w:rPr>
+              <w:rStyle w:val="Hyperlink"/>
+            </w:rPr>
+            <w:t>Johann</w:t>
+          </w:r>
+        </w:hyperlink>
       </w:r>
       <w:r>
         <w:rPr>
@@ -380,7 +406,65 @@
           <w:sz w:val="24"/>
           <w:u w:val="single"/>
         </w:rPr>
-        <w:hyperlink r:id="rId10" w:history="1">
+        <w:t xml:space="preserve"> </w:t>
+      </w:r>
+      <w:r>
+        <w:rPr>
+          <w:rFonts w:ascii="Charis SIL Regular" w:hAnsi="Charis SIL Regular" w:eastAsia="Charis SIL Regular"/>
+          <w:b w:val="0"/>
+          <w:i w:val="0"/>
+          <w:color w:val="0000FF"/>
+          <w:sz w:val="24"/>
+          <w:u w:val="single"/>
+        </w:rPr>
+        <w:hyperlink r:id="rId11" w:history="1">
+          <w:r>
+            <w:rPr>
+              <w:rStyle w:val="Hyperlink"/>
+            </w:rPr>
+            <w:t>George</w:t>
+          </w:r>
+        </w:hyperlink>
+      </w:r>
+      <w:r>
+        <w:rPr>
+          <w:rFonts w:ascii="Charis SIL Regular" w:hAnsi="Charis SIL Regular" w:eastAsia="Charis SIL Regular"/>
+          <w:b w:val="0"/>
+          <w:i w:val="0"/>
+          <w:color w:val="0000FF"/>
+          <w:sz w:val="24"/>
+          <w:u w:val="single"/>
+        </w:rPr>
+        <w:t xml:space="preserve"> </w:t>
+      </w:r>
+      <w:r>
+        <w:rPr>
+          <w:rFonts w:ascii="Charis SIL Regular" w:hAnsi="Charis SIL Regular" w:eastAsia="Charis SIL Regular"/>
+          <w:b w:val="0"/>
+          <w:i w:val="0"/>
+          <w:color w:val="0000FF"/>
+          <w:sz w:val="24"/>
+          <w:u w:val="single"/>
+        </w:rPr>
+        <w:hyperlink r:id="rId11" w:history="1">
+          <w:r>
+            <w:rPr>
+              <w:rStyle w:val="Hyperlink"/>
+            </w:rPr>
+            <w:t>Ott</w:t>
+          </w:r>
+        </w:hyperlink>
+      </w:r>
+      <w:r>
+        <w:rPr>
+          <w:rFonts w:ascii="Charis SIL Regular" w:hAnsi="Charis SIL Regular" w:eastAsia="Charis SIL Regular"/>
+          <w:b w:val="0"/>
+          <w:i w:val="0"/>
+          <w:color w:val="0000FF"/>
+          <w:sz w:val="24"/>
+          <w:u w:val="single"/>
+        </w:rPr>
+        <w:hyperlink r:id="rId11" w:history="1">
           <w:r>
             <w:rPr>
               <w:rStyle w:val="Hyperlink"/>
@@ -409,7 +493,7 @@
           <w:sz w:val="24"/>
           <w:u w:val="single"/>
         </w:rPr>
-        <w:hyperlink r:id="rId10" w:history="1">
+        <w:hyperlink r:id="rId11" w:history="1">
           <w:r>
             <w:rPr>
               <w:rStyle w:val="Hyperlink"/>
@@ -1458,8 +1542,457 @@
           <w:i w:val="0"/>
           <w:color w:val="0000FF"/>
           <w:sz w:val="24"/>
-        </w:rPr>
-        <w:t>National Museum of Natural History in Leiden (now Naturalis Biodiver</w:t>
+          <w:u w:val="single"/>
+        </w:rPr>
+        <w:hyperlink r:id="rId13" w:history="1">
+          <w:r>
+            <w:rPr>
+              <w:rStyle w:val="Hyperlink"/>
+            </w:rPr>
+            <w:t>National</w:t>
+          </w:r>
+        </w:hyperlink>
+      </w:r>
+      <w:r>
+        <w:rPr>
+          <w:rFonts w:ascii="Charis SIL Regular" w:hAnsi="Charis SIL Regular" w:eastAsia="Charis SIL Regular"/>
+          <w:b w:val="0"/>
+          <w:i w:val="0"/>
+          <w:color w:val="0000FF"/>
+          <w:sz w:val="24"/>
+          <w:u w:val="single"/>
+        </w:rPr>
+        <w:t xml:space="preserve"> </w:t>
+      </w:r>
+      <w:r>
+        <w:rPr>
+          <w:rFonts w:ascii="Charis SIL Regular" w:hAnsi="Charis SIL Regular" w:eastAsia="Charis SIL Regular"/>
+          <w:b w:val="0"/>
+          <w:i w:val="0"/>
+          <w:color w:val="0000FF"/>
+          <w:sz w:val="24"/>
+          <w:u w:val="single"/>
+        </w:rPr>
+        <w:hyperlink r:id="rId13" w:history="1">
+          <w:r>
+            <w:rPr>
+              <w:rStyle w:val="Hyperlink"/>
+            </w:rPr>
+            <w:t>Mu</w:t>
+          </w:r>
+        </w:hyperlink>
+      </w:r>
+      <w:r>
+        <w:rPr>
+          <w:rFonts w:ascii="Charis SIL Regular" w:hAnsi="Charis SIL Regular" w:eastAsia="Charis SIL Regular"/>
+          <w:b w:val="0"/>
+          <w:i w:val="0"/>
+          <w:color w:val="0000FF"/>
+          <w:sz w:val="24"/>
+          <w:u w:val="single"/>
+        </w:rPr>
+        <w:hyperlink r:id="rId13" w:history="1">
+          <w:r>
+            <w:rPr>
+              <w:rStyle w:val="Hyperlink"/>
+            </w:rPr>
+            <w:t>seum</w:t>
+          </w:r>
+        </w:hyperlink>
+      </w:r>
+      <w:r>
+        <w:rPr>
+          <w:rFonts w:ascii="Charis SIL Regular" w:hAnsi="Charis SIL Regular" w:eastAsia="Charis SIL Regular"/>
+          <w:b w:val="0"/>
+          <w:i w:val="0"/>
+          <w:color w:val="0000FF"/>
+          <w:sz w:val="24"/>
+          <w:u w:val="single"/>
+        </w:rPr>
+        <w:t xml:space="preserve"> </w:t>
+      </w:r>
+      <w:r>
+        <w:rPr>
+          <w:rFonts w:ascii="Charis SIL Regular" w:hAnsi="Charis SIL Regular" w:eastAsia="Charis SIL Regular"/>
+          <w:b w:val="0"/>
+          <w:i w:val="0"/>
+          <w:color w:val="0000FF"/>
+          <w:sz w:val="24"/>
+          <w:u w:val="single"/>
+        </w:rPr>
+        <w:hyperlink r:id="rId13" w:history="1">
+          <w:r>
+            <w:rPr>
+              <w:rStyle w:val="Hyperlink"/>
+            </w:rPr>
+            <w:t>of</w:t>
+          </w:r>
+        </w:hyperlink>
+      </w:r>
+      <w:r>
+        <w:rPr>
+          <w:rFonts w:ascii="Charis SIL Regular" w:hAnsi="Charis SIL Regular" w:eastAsia="Charis SIL Regular"/>
+          <w:b w:val="0"/>
+          <w:i w:val="0"/>
+          <w:color w:val="0000FF"/>
+          <w:sz w:val="24"/>
+          <w:u w:val="single"/>
+        </w:rPr>
+        <w:t xml:space="preserve"> </w:t>
+      </w:r>
+      <w:r>
+        <w:rPr>
+          <w:rFonts w:ascii="Charis SIL Regular" w:hAnsi="Charis SIL Regular" w:eastAsia="Charis SIL Regular"/>
+          <w:b w:val="0"/>
+          <w:i w:val="0"/>
+          <w:color w:val="0000FF"/>
+          <w:sz w:val="24"/>
+          <w:u w:val="single"/>
+        </w:rPr>
+        <w:hyperlink r:id="rId13" w:history="1">
+          <w:r>
+            <w:rPr>
+              <w:rStyle w:val="Hyperlink"/>
+            </w:rPr>
+            <w:t>N</w:t>
+          </w:r>
+        </w:hyperlink>
+      </w:r>
+      <w:r>
+        <w:rPr>
+          <w:rFonts w:ascii="Charis SIL Regular" w:hAnsi="Charis SIL Regular" w:eastAsia="Charis SIL Regular"/>
+          <w:b w:val="0"/>
+          <w:i w:val="0"/>
+          <w:color w:val="0000FF"/>
+          <w:sz w:val="24"/>
+          <w:u w:val="single"/>
+        </w:rPr>
+        <w:hyperlink r:id="rId13" w:history="1">
+          <w:r>
+            <w:rPr>
+              <w:rStyle w:val="Hyperlink"/>
+            </w:rPr>
+            <w:t>a</w:t>
+          </w:r>
+        </w:hyperlink>
+      </w:r>
+      <w:r>
+        <w:rPr>
+          <w:rFonts w:ascii="Charis SIL Regular" w:hAnsi="Charis SIL Regular" w:eastAsia="Charis SIL Regular"/>
+          <w:b w:val="0"/>
+          <w:i w:val="0"/>
+          <w:color w:val="0000FF"/>
+          <w:sz w:val="24"/>
+          <w:u w:val="single"/>
+        </w:rPr>
+        <w:hyperlink r:id="rId13" w:history="1">
+          <w:r>
+            <w:rPr>
+              <w:rStyle w:val="Hyperlink"/>
+            </w:rPr>
+            <w:t>tu</w:t>
+          </w:r>
+        </w:hyperlink>
+      </w:r>
+      <w:r>
+        <w:rPr>
+          <w:rFonts w:ascii="Charis SIL Regular" w:hAnsi="Charis SIL Regular" w:eastAsia="Charis SIL Regular"/>
+          <w:b w:val="0"/>
+          <w:i w:val="0"/>
+          <w:color w:val="0000FF"/>
+          <w:sz w:val="24"/>
+          <w:u w:val="single"/>
+        </w:rPr>
+        <w:hyperlink r:id="rId13" w:history="1">
+          <w:r>
+            <w:rPr>
+              <w:rStyle w:val="Hyperlink"/>
+            </w:rPr>
+            <w:t>r</w:t>
+          </w:r>
+        </w:hyperlink>
+      </w:r>
+      <w:r>
+        <w:rPr>
+          <w:rFonts w:ascii="Charis SIL Regular" w:hAnsi="Charis SIL Regular" w:eastAsia="Charis SIL Regular"/>
+          <w:b w:val="0"/>
+          <w:i w:val="0"/>
+          <w:color w:val="0000FF"/>
+          <w:sz w:val="24"/>
+          <w:u w:val="single"/>
+        </w:rPr>
+        <w:hyperlink r:id="rId13" w:history="1">
+          <w:r>
+            <w:rPr>
+              <w:rStyle w:val="Hyperlink"/>
+            </w:rPr>
+            <w:t>al</w:t>
+          </w:r>
+        </w:hyperlink>
+      </w:r>
+      <w:r>
+        <w:rPr>
+          <w:rFonts w:ascii="Charis SIL Regular" w:hAnsi="Charis SIL Regular" w:eastAsia="Charis SIL Regular"/>
+          <w:b w:val="0"/>
+          <w:i w:val="0"/>
+          <w:color w:val="0000FF"/>
+          <w:sz w:val="24"/>
+          <w:u w:val="single"/>
+        </w:rPr>
+        <w:t xml:space="preserve"> </w:t>
+      </w:r>
+      <w:r>
+        <w:rPr>
+          <w:rFonts w:ascii="Charis SIL Regular" w:hAnsi="Charis SIL Regular" w:eastAsia="Charis SIL Regular"/>
+          <w:b w:val="0"/>
+          <w:i w:val="0"/>
+          <w:color w:val="0000FF"/>
+          <w:sz w:val="24"/>
+          <w:u w:val="single"/>
+        </w:rPr>
+        <w:hyperlink r:id="rId14" w:history="1">
+          <w:r>
+            <w:rPr>
+              <w:rStyle w:val="Hyperlink"/>
+            </w:rPr>
+            <w:t>History</w:t>
+          </w:r>
+        </w:hyperlink>
+      </w:r>
+      <w:r>
+        <w:rPr>
+          <w:rFonts w:ascii="Charis SIL Regular" w:hAnsi="Charis SIL Regular" w:eastAsia="Charis SIL Regular"/>
+          <w:b w:val="0"/>
+          <w:i w:val="0"/>
+          <w:color w:val="0000FF"/>
+          <w:sz w:val="24"/>
+          <w:u w:val="single"/>
+        </w:rPr>
+        <w:t xml:space="preserve"> </w:t>
+      </w:r>
+      <w:r>
+        <w:rPr>
+          <w:rFonts w:ascii="Charis SIL Regular" w:hAnsi="Charis SIL Regular" w:eastAsia="Charis SIL Regular"/>
+          <w:b w:val="0"/>
+          <w:i w:val="0"/>
+          <w:color w:val="0000FF"/>
+          <w:sz w:val="24"/>
+          <w:u w:val="single"/>
+        </w:rPr>
+        <w:hyperlink r:id="rId14" w:history="1">
+          <w:r>
+            <w:rPr>
+              <w:rStyle w:val="Hyperlink"/>
+            </w:rPr>
+            <w:t>in</w:t>
+          </w:r>
+        </w:hyperlink>
+      </w:r>
+      <w:r>
+        <w:rPr>
+          <w:rFonts w:ascii="Charis SIL Regular" w:hAnsi="Charis SIL Regular" w:eastAsia="Charis SIL Regular"/>
+          <w:b w:val="0"/>
+          <w:i w:val="0"/>
+          <w:color w:val="0000FF"/>
+          <w:sz w:val="24"/>
+          <w:u w:val="single"/>
+        </w:rPr>
+        <w:t xml:space="preserve"> </w:t>
+      </w:r>
+      <w:r>
+        <w:rPr>
+          <w:rFonts w:ascii="Charis SIL Regular" w:hAnsi="Charis SIL Regular" w:eastAsia="Charis SIL Regular"/>
+          <w:b w:val="0"/>
+          <w:i w:val="0"/>
+          <w:color w:val="0000FF"/>
+          <w:sz w:val="24"/>
+          <w:u w:val="single"/>
+        </w:rPr>
+        <w:hyperlink r:id="rId14" w:history="1">
+          <w:r>
+            <w:rPr>
+              <w:rStyle w:val="Hyperlink"/>
+            </w:rPr>
+            <w:t>Leid</w:t>
+          </w:r>
+        </w:hyperlink>
+      </w:r>
+      <w:r>
+        <w:rPr>
+          <w:rFonts w:ascii="Charis SIL Regular" w:hAnsi="Charis SIL Regular" w:eastAsia="Charis SIL Regular"/>
+          <w:b w:val="0"/>
+          <w:i w:val="0"/>
+          <w:color w:val="0000FF"/>
+          <w:sz w:val="24"/>
+          <w:u w:val="single"/>
+        </w:rPr>
+        <w:hyperlink r:id="rId14" w:history="1">
+          <w:r>
+            <w:rPr>
+              <w:rStyle w:val="Hyperlink"/>
+            </w:rPr>
+            <w:t>e</w:t>
+          </w:r>
+        </w:hyperlink>
+      </w:r>
+      <w:r>
+        <w:rPr>
+          <w:rFonts w:ascii="Charis SIL Regular" w:hAnsi="Charis SIL Regular" w:eastAsia="Charis SIL Regular"/>
+          <w:b w:val="0"/>
+          <w:i w:val="0"/>
+          <w:color w:val="0000FF"/>
+          <w:sz w:val="24"/>
+          <w:u w:val="single"/>
+        </w:rPr>
+        <w:hyperlink r:id="rId13" w:history="1">
+          <w:r>
+            <w:rPr>
+              <w:rStyle w:val="Hyperlink"/>
+            </w:rPr>
+            <w:t>n</w:t>
+          </w:r>
+        </w:hyperlink>
+      </w:r>
+      <w:r>
+        <w:rPr>
+          <w:rFonts w:ascii="Charis SIL Regular" w:hAnsi="Charis SIL Regular" w:eastAsia="Charis SIL Regular"/>
+          <w:b w:val="0"/>
+          <w:i w:val="0"/>
+          <w:color w:val="0000FF"/>
+          <w:sz w:val="24"/>
+          <w:u w:val="single"/>
+        </w:rPr>
+        <w:t xml:space="preserve"> </w:t>
+      </w:r>
+      <w:r>
+        <w:rPr>
+          <w:rFonts w:ascii="Charis SIL Regular" w:hAnsi="Charis SIL Regular" w:eastAsia="Charis SIL Regular"/>
+          <w:b w:val="0"/>
+          <w:i w:val="0"/>
+          <w:color w:val="0000FF"/>
+          <w:sz w:val="24"/>
+          <w:u w:val="single"/>
+        </w:rPr>
+        <w:hyperlink r:id="rId13" w:history="1">
+          <w:r>
+            <w:rPr>
+              <w:rStyle w:val="Hyperlink"/>
+            </w:rPr>
+            <w:t>(now</w:t>
+          </w:r>
+        </w:hyperlink>
+      </w:r>
+      <w:r>
+        <w:rPr>
+          <w:rFonts w:ascii="Charis SIL Regular" w:hAnsi="Charis SIL Regular" w:eastAsia="Charis SIL Regular"/>
+          <w:b w:val="0"/>
+          <w:i w:val="0"/>
+          <w:color w:val="0000FF"/>
+          <w:sz w:val="24"/>
+          <w:u w:val="single"/>
+        </w:rPr>
+        <w:t xml:space="preserve"> </w:t>
+      </w:r>
+      <w:r>
+        <w:rPr>
+          <w:rFonts w:ascii="Charis SIL Regular" w:hAnsi="Charis SIL Regular" w:eastAsia="Charis SIL Regular"/>
+          <w:b w:val="0"/>
+          <w:i w:val="0"/>
+          <w:color w:val="0000FF"/>
+          <w:sz w:val="24"/>
+          <w:u w:val="single"/>
+        </w:rPr>
+        <w:hyperlink r:id="rId13" w:history="1">
+          <w:r>
+            <w:rPr>
+              <w:rStyle w:val="Hyperlink"/>
+            </w:rPr>
+            <w:t>Natu</w:t>
+          </w:r>
+        </w:hyperlink>
+      </w:r>
+      <w:r>
+        <w:rPr>
+          <w:rFonts w:ascii="Charis SIL Regular" w:hAnsi="Charis SIL Regular" w:eastAsia="Charis SIL Regular"/>
+          <w:b w:val="0"/>
+          <w:i w:val="0"/>
+          <w:color w:val="0000FF"/>
+          <w:sz w:val="24"/>
+          <w:u w:val="single"/>
+        </w:rPr>
+        <w:hyperlink r:id="rId13" w:history="1">
+          <w:r>
+            <w:rPr>
+              <w:rStyle w:val="Hyperlink"/>
+            </w:rPr>
+            <w:t>r</w:t>
+          </w:r>
+        </w:hyperlink>
+      </w:r>
+      <w:r>
+        <w:rPr>
+          <w:rFonts w:ascii="Charis SIL Regular" w:hAnsi="Charis SIL Regular" w:eastAsia="Charis SIL Regular"/>
+          <w:b w:val="0"/>
+          <w:i w:val="0"/>
+          <w:color w:val="0000FF"/>
+          <w:sz w:val="24"/>
+          <w:u w:val="single"/>
+        </w:rPr>
+        <w:hyperlink r:id="rId13" w:history="1">
+          <w:r>
+            <w:rPr>
+              <w:rStyle w:val="Hyperlink"/>
+            </w:rPr>
+            <w:t>alis</w:t>
+          </w:r>
+        </w:hyperlink>
+      </w:r>
+      <w:r>
+        <w:rPr>
+          <w:rFonts w:ascii="Charis SIL Regular" w:hAnsi="Charis SIL Regular" w:eastAsia="Charis SIL Regular"/>
+          <w:b w:val="0"/>
+          <w:i w:val="0"/>
+          <w:color w:val="0000FF"/>
+          <w:sz w:val="24"/>
+          <w:u w:val="single"/>
+        </w:rPr>
+        <w:t xml:space="preserve"> </w:t>
+      </w:r>
+      <w:r>
+        <w:rPr>
+          <w:rFonts w:ascii="Charis SIL Regular" w:hAnsi="Charis SIL Regular" w:eastAsia="Charis SIL Regular"/>
+          <w:b w:val="0"/>
+          <w:i w:val="0"/>
+          <w:color w:val="0000FF"/>
+          <w:sz w:val="24"/>
+          <w:u w:val="single"/>
+        </w:rPr>
+        <w:hyperlink r:id="rId13" w:history="1">
+          <w:r>
+            <w:rPr>
+              <w:rStyle w:val="Hyperlink"/>
+            </w:rPr>
+            <w:t>Biodiv</w:t>
+          </w:r>
+        </w:hyperlink>
+      </w:r>
+      <w:r>
+        <w:rPr>
+          <w:rFonts w:ascii="Charis SIL Regular" w:hAnsi="Charis SIL Regular" w:eastAsia="Charis SIL Regular"/>
+          <w:b w:val="0"/>
+          <w:i w:val="0"/>
+          <w:color w:val="0000FF"/>
+          <w:sz w:val="24"/>
+          <w:u w:val="single"/>
+        </w:rPr>
+        <w:hyperlink r:id="rId13" w:history="1">
+          <w:r>
+            <w:rPr>
+              <w:rStyle w:val="Hyperlink"/>
+            </w:rPr>
+            <w:t>er</w:t>
+          </w:r>
+        </w:hyperlink>
       </w:r>
       <w:r>
         <w:rPr>
